--- a/data/outputs/v2/Core_Mathematics/SS2.8_Vectors/Core_Mathematics_Vectors_CBE_LessonSequence.docx
+++ b/data/outputs/v2/Core_Mathematics/SS2.8_Vectors/Core_Mathematics_Vectors_CBE_LessonSequence.docx
@@ -3259,7 +3259,7 @@
             <w:pPr>
               <w:spacing w:after="20" w:before="0"/>
             </w:pPr>
-            <w:hyperlink w:history="1" r:id="rIdgu6xfzc6ncfgt2kmel7zi">
+            <w:hyperlink w:history="1" r:id="rIdczdintgmimzby9usdlnn4">
               <w:r>
                 <w:rPr>
                   <w:rFonts w:ascii="Arial" w:cs="Arial" w:eastAsia="Arial" w:hAnsi="Arial"/>
@@ -3268,7 +3268,7 @@
                   <w:szCs w:val="16"/>
                   <w:u w:val="single" w:color="2E75B6"/>
                 </w:rPr>
-                <w:t xml:space="preserve">Multiplying Matrices and Scalars - Overview</w:t>
+                <w:t xml:space="preserve">Intro to vectors and scalars</w:t>
               </w:r>
             </w:hyperlink>
           </w:p>
@@ -3284,7 +3284,7 @@
                 <w:sz w:val="14"/>
                 <w:szCs w:val="14"/>
               </w:rPr>
-              <w:t xml:space="preserve">Source: CK-12</w:t>
+              <w:t xml:space="preserve">Source: Khan Academy (English - US curriculum)</w:t>
             </w:r>
           </w:p>
           <w:p>
@@ -3292,7 +3292,7 @@
               <w:spacing w:after="10" w:before="0"/>
               <w:ind w:left="120"/>
             </w:pPr>
-            <w:hyperlink w:history="1" r:id="rId7x2pvczrftkf8hvk7ofbw">
+            <w:hyperlink w:history="1" r:id="rIdvn80rxzvccuwuow8egik1">
               <w:r>
                 <w:rPr>
                   <w:rFonts w:ascii="Arial" w:cs="Arial" w:eastAsia="Arial" w:hAnsi="Arial"/>
@@ -3330,14 +3330,14 @@
                 <w:sz w:val="16"/>
                 <w:szCs w:val="16"/>
               </w:rPr>
-              <w:t xml:space="preserve">📖 HTML:</w:t>
+              <w:t xml:space="preserve">📖 EXERCISE:</w:t>
             </w:r>
           </w:p>
           <w:p>
             <w:pPr>
               <w:spacing w:after="20" w:before="0"/>
             </w:pPr>
-            <w:hyperlink w:history="1" r:id="rIdfktwvjtmlydnekrxcqkp2">
+            <w:hyperlink w:history="1" r:id="rId8r8hxoiobuaaptowq-dqo">
               <w:r>
                 <w:rPr>
                   <w:rFonts w:ascii="Arial" w:cs="Arial" w:eastAsia="Arial" w:hAnsi="Arial"/>
@@ -3346,7 +3346,7 @@
                   <w:szCs w:val="16"/>
                   <w:u w:val="single" w:color="2E75B6"/>
                 </w:rPr>
-                <w:t xml:space="preserve">Matrix Multiplication: Vectors (PLIX)</w:t>
+                <w:t xml:space="preserve">Add vectors: magnitude &amp; direction</w:t>
               </w:r>
             </w:hyperlink>
           </w:p>
@@ -3362,7 +3362,7 @@
                 <w:sz w:val="14"/>
                 <w:szCs w:val="14"/>
               </w:rPr>
-              <w:t xml:space="preserve">Source: CK-12</w:t>
+              <w:t xml:space="preserve">Source: Khan Academy (English - US curriculum)</w:t>
             </w:r>
           </w:p>
           <w:p>
@@ -3370,7 +3370,7 @@
               <w:spacing w:after="10" w:before="0"/>
               <w:ind w:left="120"/>
             </w:pPr>
-            <w:hyperlink w:history="1" r:id="rIdtpefake-bjp2swu6x_4zo">
+            <w:hyperlink w:history="1" r:id="rIdx_n6swfzapc4ymqqhkhmn">
               <w:r>
                 <w:rPr>
                   <w:rFonts w:ascii="Arial" w:cs="Arial" w:eastAsia="Arial" w:hAnsi="Arial"/>
@@ -3565,7 +3565,7 @@
             <w:pPr>
               <w:spacing w:after="20" w:before="0"/>
             </w:pPr>
-            <w:hyperlink w:history="1" r:id="rIdrlxnbcogalbbrj1ch7vzn">
+            <w:hyperlink w:history="1" r:id="rId3iledd4v0pjs2h2zrii8z">
               <w:r>
                 <w:rPr>
                   <w:rFonts w:ascii="Arial" w:cs="Arial" w:eastAsia="Arial" w:hAnsi="Arial"/>
@@ -3574,7 +3574,7 @@
                   <w:szCs w:val="16"/>
                   <w:u w:val="single" w:color="2E75B6"/>
                 </w:rPr>
-                <w:t xml:space="preserve">Multiplying Matrices and Scalars - Overview</w:t>
+                <w:t xml:space="preserve">Unit vector notation</w:t>
               </w:r>
             </w:hyperlink>
           </w:p>
@@ -3590,7 +3590,7 @@
                 <w:sz w:val="14"/>
                 <w:szCs w:val="14"/>
               </w:rPr>
-              <w:t xml:space="preserve">Source: CK-12</w:t>
+              <w:t xml:space="preserve">Source: Khan Academy (English - US curriculum)</w:t>
             </w:r>
           </w:p>
           <w:p>
@@ -3598,7 +3598,7 @@
               <w:spacing w:after="10" w:before="0"/>
               <w:ind w:left="120"/>
             </w:pPr>
-            <w:hyperlink w:history="1" r:id="rIdxvkze5q63zilthfs0l_zx">
+            <w:hyperlink w:history="1" r:id="rIde1pu_ofbaslkyerqqbjcn">
               <w:r>
                 <w:rPr>
                   <w:rFonts w:ascii="Arial" w:cs="Arial" w:eastAsia="Arial" w:hAnsi="Arial"/>
@@ -3636,14 +3636,14 @@
                 <w:sz w:val="16"/>
                 <w:szCs w:val="16"/>
               </w:rPr>
-              <w:t xml:space="preserve">📖 HTML:</w:t>
+              <w:t xml:space="preserve">📖 EXERCISE:</w:t>
             </w:r>
           </w:p>
           <w:p>
             <w:pPr>
               <w:spacing w:after="20" w:before="0"/>
             </w:pPr>
-            <w:hyperlink w:history="1" r:id="rIdngedc4hopqw_8wa7j2ek_">
+            <w:hyperlink w:history="1" r:id="rId54dau1v5vjnh5puss4at_">
               <w:r>
                 <w:rPr>
                   <w:rFonts w:ascii="Arial" w:cs="Arial" w:eastAsia="Arial" w:hAnsi="Arial"/>
@@ -3652,7 +3652,7 @@
                   <w:szCs w:val="16"/>
                   <w:u w:val="single" w:color="2E75B6"/>
                 </w:rPr>
-                <w:t xml:space="preserve">Matrix Multiplication: Vectors (PLIX)</w:t>
+                <w:t xml:space="preserve">Add vectors: magnitude &amp; direction to component</w:t>
               </w:r>
             </w:hyperlink>
           </w:p>
@@ -3668,7 +3668,7 @@
                 <w:sz w:val="14"/>
                 <w:szCs w:val="14"/>
               </w:rPr>
-              <w:t xml:space="preserve">Source: CK-12</w:t>
+              <w:t xml:space="preserve">Source: Khan Academy (English - US curriculum)</w:t>
             </w:r>
           </w:p>
           <w:p>
@@ -3676,7 +3676,7 @@
               <w:spacing w:after="10" w:before="0"/>
               <w:ind w:left="120"/>
             </w:pPr>
-            <w:hyperlink w:history="1" r:id="rIdrk8jb-bckbem7m67i75aa">
+            <w:hyperlink w:history="1" r:id="rIdq69imbdbwifvqefxbhsrl">
               <w:r>
                 <w:rPr>
                   <w:rFonts w:ascii="Arial" w:cs="Arial" w:eastAsia="Arial" w:hAnsi="Arial"/>
@@ -3871,7 +3871,7 @@
             <w:pPr>
               <w:spacing w:after="20" w:before="0"/>
             </w:pPr>
-            <w:hyperlink w:history="1" r:id="rIdd3hwrwwsgk308dgldsci2">
+            <w:hyperlink w:history="1" r:id="rId5b80rkauhubrl7bsxyara">
               <w:r>
                 <w:rPr>
                   <w:rFonts w:ascii="Arial" w:cs="Arial" w:eastAsia="Arial" w:hAnsi="Arial"/>
@@ -3880,7 +3880,7 @@
                   <w:szCs w:val="16"/>
                   <w:u w:val="single" w:color="2E75B6"/>
                 </w:rPr>
-                <w:t xml:space="preserve">Multiplying Matrices and Scalars - Overview</w:t>
+                <w:t xml:space="preserve">Vector components from magnitude &amp; direction: word problem</w:t>
               </w:r>
             </w:hyperlink>
           </w:p>
@@ -3896,7 +3896,7 @@
                 <w:sz w:val="14"/>
                 <w:szCs w:val="14"/>
               </w:rPr>
-              <w:t xml:space="preserve">Source: CK-12</w:t>
+              <w:t xml:space="preserve">Source: Khan Academy (English - US curriculum)</w:t>
             </w:r>
           </w:p>
           <w:p>
@@ -3904,7 +3904,7 @@
               <w:spacing w:after="10" w:before="0"/>
               <w:ind w:left="120"/>
             </w:pPr>
-            <w:hyperlink w:history="1" r:id="rId_ttqetcnghashpme8elpf">
+            <w:hyperlink w:history="1" r:id="rIdl_yfxbrhq49zshvf6g5wn">
               <w:r>
                 <w:rPr>
                   <w:rFonts w:ascii="Arial" w:cs="Arial" w:eastAsia="Arial" w:hAnsi="Arial"/>
@@ -3942,14 +3942,14 @@
                 <w:sz w:val="16"/>
                 <w:szCs w:val="16"/>
               </w:rPr>
-              <w:t xml:space="preserve">📖 HTML:</w:t>
+              <w:t xml:space="preserve">📖 EXERCISE:</w:t>
             </w:r>
           </w:p>
           <w:p>
             <w:pPr>
               <w:spacing w:after="20" w:before="0"/>
             </w:pPr>
-            <w:hyperlink w:history="1" r:id="rIdepkz8nks2hu6my821unk1">
+            <w:hyperlink w:history="1" r:id="rIdzm7oaqck_kgnwgocytlju">
               <w:r>
                 <w:rPr>
                   <w:rFonts w:ascii="Arial" w:cs="Arial" w:eastAsia="Arial" w:hAnsi="Arial"/>
@@ -3958,7 +3958,7 @@
                   <w:szCs w:val="16"/>
                   <w:u w:val="single" w:color="2E75B6"/>
                 </w:rPr>
-                <w:t xml:space="preserve">Matrix Multiplication: Vectors (PLIX)</w:t>
+                <w:t xml:space="preserve">Vector components from magnitude &amp; direction</w:t>
               </w:r>
             </w:hyperlink>
           </w:p>
@@ -3974,7 +3974,7 @@
                 <w:sz w:val="14"/>
                 <w:szCs w:val="14"/>
               </w:rPr>
-              <w:t xml:space="preserve">Source: CK-12</w:t>
+              <w:t xml:space="preserve">Source: Khan Academy (English - US curriculum)</w:t>
             </w:r>
           </w:p>
           <w:p>
@@ -3982,7 +3982,7 @@
               <w:spacing w:after="10" w:before="0"/>
               <w:ind w:left="120"/>
             </w:pPr>
-            <w:hyperlink w:history="1" r:id="rIdufwx9azmz8j2cmmpnw1pb">
+            <w:hyperlink w:history="1" r:id="rIduuf7pyr9j28bhc06qcrwy">
               <w:r>
                 <w:rPr>
                   <w:rFonts w:ascii="Arial" w:cs="Arial" w:eastAsia="Arial" w:hAnsi="Arial"/>
@@ -4177,7 +4177,7 @@
             <w:pPr>
               <w:spacing w:after="20" w:before="0"/>
             </w:pPr>
-            <w:hyperlink w:history="1" r:id="rId1y-6iblwo1oryou5o-ulf">
+            <w:hyperlink w:history="1" r:id="rIdust8tvl7husswbtor3vat">
               <w:r>
                 <w:rPr>
                   <w:rFonts w:ascii="Arial" w:cs="Arial" w:eastAsia="Arial" w:hAnsi="Arial"/>
@@ -4186,7 +4186,7 @@
                   <w:szCs w:val="16"/>
                   <w:u w:val="single" w:color="2E75B6"/>
                 </w:rPr>
-                <w:t xml:space="preserve">Multiplying Matrices and Scalars - Overview</w:t>
+                <w:t xml:space="preserve">Scalar multiplication: magnitude and direction</w:t>
               </w:r>
             </w:hyperlink>
           </w:p>
@@ -4202,7 +4202,7 @@
                 <w:sz w:val="14"/>
                 <w:szCs w:val="14"/>
               </w:rPr>
-              <w:t xml:space="preserve">Source: CK-12</w:t>
+              <w:t xml:space="preserve">Source: Khan Academy (English - US curriculum)</w:t>
             </w:r>
           </w:p>
           <w:p>
@@ -4210,7 +4210,7 @@
               <w:spacing w:after="10" w:before="0"/>
               <w:ind w:left="120"/>
             </w:pPr>
-            <w:hyperlink w:history="1" r:id="rId2oq-vm8ituxgxq6uuzpe1">
+            <w:hyperlink w:history="1" r:id="rIdzd1kiv78luye_xrrofshb">
               <w:r>
                 <w:rPr>
                   <w:rFonts w:ascii="Arial" w:cs="Arial" w:eastAsia="Arial" w:hAnsi="Arial"/>
@@ -4248,14 +4248,14 @@
                 <w:sz w:val="16"/>
                 <w:szCs w:val="16"/>
               </w:rPr>
-              <w:t xml:space="preserve">📖 HTML:</w:t>
+              <w:t xml:space="preserve">📖 EXERCISE:</w:t>
             </w:r>
           </w:p>
           <w:p>
             <w:pPr>
               <w:spacing w:after="20" w:before="0"/>
             </w:pPr>
-            <w:hyperlink w:history="1" r:id="rId0gw6coxsehwu-934qxgsd">
+            <w:hyperlink w:history="1" r:id="rIdouqthwzhgtvmxjhi8ahmz">
               <w:r>
                 <w:rPr>
                   <w:rFonts w:ascii="Arial" w:cs="Arial" w:eastAsia="Arial" w:hAnsi="Arial"/>
@@ -4264,7 +4264,7 @@
                   <w:szCs w:val="16"/>
                   <w:u w:val="single" w:color="2E75B6"/>
                 </w:rPr>
-                <w:t xml:space="preserve">Matrix Multiplication: Vectors (PLIX)</w:t>
+                <w:t xml:space="preserve">Direction of vectors</w:t>
               </w:r>
             </w:hyperlink>
           </w:p>
@@ -4280,7 +4280,7 @@
                 <w:sz w:val="14"/>
                 <w:szCs w:val="14"/>
               </w:rPr>
-              <w:t xml:space="preserve">Source: CK-12</w:t>
+              <w:t xml:space="preserve">Source: Khan Academy (English - US curriculum)</w:t>
             </w:r>
           </w:p>
           <w:p>
@@ -4288,7 +4288,7 @@
               <w:spacing w:after="10" w:before="0"/>
               <w:ind w:left="120"/>
             </w:pPr>
-            <w:hyperlink w:history="1" r:id="rIdskcx_1drlu0ywtwsyp4j_">
+            <w:hyperlink w:history="1" r:id="rIdszmwk_uuuh3jnwzanykuj">
               <w:r>
                 <w:rPr>
                   <w:rFonts w:ascii="Arial" w:cs="Arial" w:eastAsia="Arial" w:hAnsi="Arial"/>
@@ -4483,7 +4483,7 @@
             <w:pPr>
               <w:spacing w:after="20" w:before="0"/>
             </w:pPr>
-            <w:hyperlink w:history="1" r:id="rIdj0jgb5zt_-8uhtrn_wbbx">
+            <w:hyperlink w:history="1" r:id="rIdohryvita9xakgftxfdlhs">
               <w:r>
                 <w:rPr>
                   <w:rFonts w:ascii="Arial" w:cs="Arial" w:eastAsia="Arial" w:hAnsi="Arial"/>
@@ -4492,7 +4492,7 @@
                   <w:szCs w:val="16"/>
                   <w:u w:val="single" w:color="2E75B6"/>
                 </w:rPr>
-                <w:t xml:space="preserve">Multiplying Matrices and Scalars - Overview</w:t>
+                <w:t xml:space="preserve">Interpreting statements about vectors</w:t>
               </w:r>
             </w:hyperlink>
           </w:p>
@@ -4508,7 +4508,7 @@
                 <w:sz w:val="14"/>
                 <w:szCs w:val="14"/>
               </w:rPr>
-              <w:t xml:space="preserve">Source: CK-12</w:t>
+              <w:t xml:space="preserve">Source: Khan Academy (English - US curriculum)</w:t>
             </w:r>
           </w:p>
           <w:p>
@@ -4516,7 +4516,7 @@
               <w:spacing w:after="10" w:before="0"/>
               <w:ind w:left="120"/>
             </w:pPr>
-            <w:hyperlink w:history="1" r:id="rIdfxztwus33018ohlsxm4ra">
+            <w:hyperlink w:history="1" r:id="rIdv3dfxqcuycilu6idsuiym">
               <w:r>
                 <w:rPr>
                   <w:rFonts w:ascii="Arial" w:cs="Arial" w:eastAsia="Arial" w:hAnsi="Arial"/>
@@ -4554,14 +4554,14 @@
                 <w:sz w:val="16"/>
                 <w:szCs w:val="16"/>
               </w:rPr>
-              <w:t xml:space="preserve">📖 HTML:</w:t>
+              <w:t xml:space="preserve">📖 EXERCISE:</w:t>
             </w:r>
           </w:p>
           <w:p>
             <w:pPr>
               <w:spacing w:after="20" w:before="0"/>
             </w:pPr>
-            <w:hyperlink w:history="1" r:id="rIdco7stnsnvct5sbuxzgc1q">
+            <w:hyperlink w:history="1" r:id="rIdd1lmhqh3vncr30dwuohmt">
               <w:r>
                 <w:rPr>
                   <w:rFonts w:ascii="Arial" w:cs="Arial" w:eastAsia="Arial" w:hAnsi="Arial"/>
@@ -4570,7 +4570,7 @@
                   <w:szCs w:val="16"/>
                   <w:u w:val="single" w:color="2E75B6"/>
                 </w:rPr>
-                <w:t xml:space="preserve">Matrix Multiplication: Vectors (PLIX)</w:t>
+                <w:t xml:space="preserve">Combined vector operations</w:t>
               </w:r>
             </w:hyperlink>
           </w:p>
@@ -4586,7 +4586,7 @@
                 <w:sz w:val="14"/>
                 <w:szCs w:val="14"/>
               </w:rPr>
-              <w:t xml:space="preserve">Source: CK-12</w:t>
+              <w:t xml:space="preserve">Source: Khan Academy (English - US curriculum)</w:t>
             </w:r>
           </w:p>
           <w:p>
@@ -4594,7 +4594,7 @@
               <w:spacing w:after="10" w:before="0"/>
               <w:ind w:left="120"/>
             </w:pPr>
-            <w:hyperlink w:history="1" r:id="rIduglou1gyumjv-3qs0mbv1">
+            <w:hyperlink w:history="1" r:id="rIdjazy1gpcvra5wqvkzaht1">
               <w:r>
                 <w:rPr>
                   <w:rFonts w:ascii="Arial" w:cs="Arial" w:eastAsia="Arial" w:hAnsi="Arial"/>
@@ -6260,7 +6260,7 @@
             <w:pPr>
               <w:spacing w:after="20" w:before="0"/>
             </w:pPr>
-            <w:hyperlink w:history="1" r:id="rId6qkfrqoj5fh0tjmtzruzi">
+            <w:hyperlink w:history="1" r:id="rIdx7b_x-zbcykmoe9twkial">
               <w:r>
                 <w:rPr>
                   <w:rFonts w:ascii="Arial" w:cs="Arial" w:eastAsia="Arial" w:hAnsi="Arial"/>
@@ -6269,7 +6269,7 @@
                   <w:szCs w:val="16"/>
                   <w:u w:val="single" w:color="2E75B6"/>
                 </w:rPr>
-                <w:t xml:space="preserve">Reduction of alkynes</w:t>
+                <w:t xml:space="preserve">Unit vector notation (part 2)</w:t>
               </w:r>
             </w:hyperlink>
           </w:p>
@@ -6293,7 +6293,7 @@
               <w:spacing w:after="10" w:before="0"/>
               <w:ind w:left="120"/>
             </w:pPr>
-            <w:hyperlink w:history="1" r:id="rIdyfqt1doh28wpjebzy9o86">
+            <w:hyperlink w:history="1" r:id="rId8zrqalpvxpdx1dst6lkbj">
               <w:r>
                 <w:rPr>
                   <w:rFonts w:ascii="Arial" w:cs="Arial" w:eastAsia="Arial" w:hAnsi="Arial"/>
@@ -6331,14 +6331,14 @@
                 <w:sz w:val="16"/>
                 <w:szCs w:val="16"/>
               </w:rPr>
-              <w:t xml:space="preserve">📖 HTML:</w:t>
+              <w:t xml:space="preserve">📖 EXERCISE:</w:t>
             </w:r>
           </w:p>
           <w:p>
             <w:pPr>
               <w:spacing w:after="20" w:before="0"/>
             </w:pPr>
-            <w:hyperlink w:history="1" r:id="rIdjwsjtpz8e3-1x6cmfnfwr">
+            <w:hyperlink w:history="1" r:id="rIdlrr91xiv4inznvydmtkpd">
               <w:r>
                 <w:rPr>
                   <w:rFonts w:ascii="Arial" w:cs="Arial" w:eastAsia="Arial" w:hAnsi="Arial"/>
@@ -6347,7 +6347,7 @@
                   <w:szCs w:val="16"/>
                   <w:u w:val="single" w:color="2E75B6"/>
                 </w:rPr>
-                <w:t xml:space="preserve">Vector Addition (Flexbook)</w:t>
+                <w:t xml:space="preserve">Vectors intro</w:t>
               </w:r>
             </w:hyperlink>
           </w:p>
@@ -6363,7 +6363,7 @@
                 <w:sz w:val="14"/>
                 <w:szCs w:val="14"/>
               </w:rPr>
-              <w:t xml:space="preserve">Source: CK-12</w:t>
+              <w:t xml:space="preserve">Source: Khan Academy (English - US curriculum)</w:t>
             </w:r>
           </w:p>
           <w:p>
@@ -6371,7 +6371,7 @@
               <w:spacing w:after="10" w:before="0"/>
               <w:ind w:left="120"/>
             </w:pPr>
-            <w:hyperlink w:history="1" r:id="rId45ufwnmh77dlzrbr8s0ya">
+            <w:hyperlink w:history="1" r:id="rIdrlu2rdimdevkjbfth7ywt">
               <w:r>
                 <w:rPr>
                   <w:rFonts w:ascii="Arial" w:cs="Arial" w:eastAsia="Arial" w:hAnsi="Arial"/>
@@ -6566,7 +6566,7 @@
             <w:pPr>
               <w:spacing w:after="20" w:before="0"/>
             </w:pPr>
-            <w:hyperlink w:history="1" r:id="rIdnfsc75dsyy8dgnaa9tcch">
+            <w:hyperlink w:history="1" r:id="rIdwdxuy4eutxmqtq9og3d_p">
               <w:r>
                 <w:rPr>
                   <w:rFonts w:ascii="Arial" w:cs="Arial" w:eastAsia="Arial" w:hAnsi="Arial"/>
@@ -6575,7 +6575,7 @@
                   <w:szCs w:val="16"/>
                   <w:u w:val="single" w:color="2E75B6"/>
                 </w:rPr>
-                <w:t xml:space="preserve">Reduction of alkynes</w:t>
+                <w:t xml:space="preserve">Unit vector notation (part 2) -dubbed(KY)</w:t>
               </w:r>
             </w:hyperlink>
           </w:p>
@@ -6591,7 +6591,7 @@
                 <w:sz w:val="14"/>
                 <w:szCs w:val="14"/>
               </w:rPr>
-              <w:t xml:space="preserve">Source: Khan Academy (English - US curriculum)</w:t>
+              <w:t xml:space="preserve">Source: Khan Academy (Kiswahili)</w:t>
             </w:r>
           </w:p>
           <w:p>
@@ -6599,7 +6599,7 @@
               <w:spacing w:after="10" w:before="0"/>
               <w:ind w:left="120"/>
             </w:pPr>
-            <w:hyperlink w:history="1" r:id="rIdvhppr1m3khdg3wthsscv0">
+            <w:hyperlink w:history="1" r:id="rIdi6kcqx961ivxhmzkf_-ax">
               <w:r>
                 <w:rPr>
                   <w:rFonts w:ascii="Arial" w:cs="Arial" w:eastAsia="Arial" w:hAnsi="Arial"/>
@@ -6637,14 +6637,14 @@
                 <w:sz w:val="16"/>
                 <w:szCs w:val="16"/>
               </w:rPr>
-              <w:t xml:space="preserve">📖 HTML:</w:t>
+              <w:t xml:space="preserve">📖 EXERCISE:</w:t>
             </w:r>
           </w:p>
           <w:p>
             <w:pPr>
               <w:spacing w:after="20" w:before="0"/>
             </w:pPr>
-            <w:hyperlink w:history="1" r:id="rIdxmgrwr8seg86emvqdvmzc">
+            <w:hyperlink w:history="1" r:id="rIdmnhgt6a4xpz8bx1crtb2u">
               <w:r>
                 <w:rPr>
                   <w:rFonts w:ascii="Arial" w:cs="Arial" w:eastAsia="Arial" w:hAnsi="Arial"/>
@@ -6653,7 +6653,7 @@
                   <w:szCs w:val="16"/>
                   <w:u w:val="single" w:color="2E75B6"/>
                 </w:rPr>
-                <w:t xml:space="preserve">Vector Addition (Flexbook)</w:t>
+                <w:t xml:space="preserve">Vectors intro</w:t>
               </w:r>
             </w:hyperlink>
           </w:p>
@@ -6669,7 +6669,7 @@
                 <w:sz w:val="14"/>
                 <w:szCs w:val="14"/>
               </w:rPr>
-              <w:t xml:space="preserve">Source: CK-12</w:t>
+              <w:t xml:space="preserve">Source: Khan Academy (English - US curriculum)</w:t>
             </w:r>
           </w:p>
           <w:p>
@@ -6677,7 +6677,7 @@
               <w:spacing w:after="10" w:before="0"/>
               <w:ind w:left="120"/>
             </w:pPr>
-            <w:hyperlink w:history="1" r:id="rIds0768iifgo7ikk3xj_5ob">
+            <w:hyperlink w:history="1" r:id="rId75tw8fmlg3uunxhfmmu6h">
               <w:r>
                 <w:rPr>
                   <w:rFonts w:ascii="Arial" w:cs="Arial" w:eastAsia="Arial" w:hAnsi="Arial"/>
@@ -6872,7 +6872,7 @@
             <w:pPr>
               <w:spacing w:after="20" w:before="0"/>
             </w:pPr>
-            <w:hyperlink w:history="1" r:id="rIdcngu2h5xrqazkkmwy_je8">
+            <w:hyperlink w:history="1" r:id="rId6ncnb2cc9x7ihpk9vxjny">
               <w:r>
                 <w:rPr>
                   <w:rFonts w:ascii="Arial" w:cs="Arial" w:eastAsia="Arial" w:hAnsi="Arial"/>
@@ -6881,7 +6881,7 @@
                   <w:szCs w:val="16"/>
                   <w:u w:val="single" w:color="2E75B6"/>
                 </w:rPr>
-                <w:t xml:space="preserve">Reduction of alkynes</w:t>
+                <w:t xml:space="preserve">Unit vector notation</w:t>
               </w:r>
             </w:hyperlink>
           </w:p>
@@ -6905,7 +6905,7 @@
               <w:spacing w:after="10" w:before="0"/>
               <w:ind w:left="120"/>
             </w:pPr>
-            <w:hyperlink w:history="1" r:id="rIduxioink7_h7weddkuvzue">
+            <w:hyperlink w:history="1" r:id="rIdyxyeqwkalghwvhi_mfg3n">
               <w:r>
                 <w:rPr>
                   <w:rFonts w:ascii="Arial" w:cs="Arial" w:eastAsia="Arial" w:hAnsi="Arial"/>
@@ -6943,14 +6943,14 @@
                 <w:sz w:val="16"/>
                 <w:szCs w:val="16"/>
               </w:rPr>
-              <w:t xml:space="preserve">📖 HTML:</w:t>
+              <w:t xml:space="preserve">📖 EXERCISE:</w:t>
             </w:r>
           </w:p>
           <w:p>
             <w:pPr>
               <w:spacing w:after="20" w:before="0"/>
             </w:pPr>
-            <w:hyperlink w:history="1" r:id="rIdzudtvtoiy-ixtm_d-nrcu">
+            <w:hyperlink w:history="1" r:id="rIdekrggsvtn2wdrj4kjrlbt">
               <w:r>
                 <w:rPr>
                   <w:rFonts w:ascii="Arial" w:cs="Arial" w:eastAsia="Arial" w:hAnsi="Arial"/>
@@ -6959,7 +6959,7 @@
                   <w:szCs w:val="16"/>
                   <w:u w:val="single" w:color="2E75B6"/>
                 </w:rPr>
-                <w:t xml:space="preserve">Vector Addition (Flexbook)</w:t>
+                <w:t xml:space="preserve">Vectors intro</w:t>
               </w:r>
             </w:hyperlink>
           </w:p>
@@ -6975,7 +6975,7 @@
                 <w:sz w:val="14"/>
                 <w:szCs w:val="14"/>
               </w:rPr>
-              <w:t xml:space="preserve">Source: CK-12</w:t>
+              <w:t xml:space="preserve">Source: Khan Academy (English - US curriculum)</w:t>
             </w:r>
           </w:p>
           <w:p>
@@ -6983,7 +6983,7 @@
               <w:spacing w:after="10" w:before="0"/>
               <w:ind w:left="120"/>
             </w:pPr>
-            <w:hyperlink w:history="1" r:id="rIdwoi26as_swb-dm7d3wowm">
+            <w:hyperlink w:history="1" r:id="rIdgeaahns2p15twmfyyuere">
               <w:r>
                 <w:rPr>
                   <w:rFonts w:ascii="Arial" w:cs="Arial" w:eastAsia="Arial" w:hAnsi="Arial"/>
@@ -7178,7 +7178,7 @@
             <w:pPr>
               <w:spacing w:after="20" w:before="0"/>
             </w:pPr>
-            <w:hyperlink w:history="1" r:id="rIdchjavmtd9hwiidjdcurgb">
+            <w:hyperlink w:history="1" r:id="rId9x-o4llhtsltyhrndiois">
               <w:r>
                 <w:rPr>
                   <w:rFonts w:ascii="Arial" w:cs="Arial" w:eastAsia="Arial" w:hAnsi="Arial"/>
@@ -7187,7 +7187,7 @@
                   <w:szCs w:val="16"/>
                   <w:u w:val="single" w:color="2E75B6"/>
                 </w:rPr>
-                <w:t xml:space="preserve">Reduction of alkynes</w:t>
+                <w:t xml:space="preserve">Unit vector notation -dubbed(KY)</w:t>
               </w:r>
             </w:hyperlink>
           </w:p>
@@ -7203,7 +7203,7 @@
                 <w:sz w:val="14"/>
                 <w:szCs w:val="14"/>
               </w:rPr>
-              <w:t xml:space="preserve">Source: Khan Academy (English - US curriculum)</w:t>
+              <w:t xml:space="preserve">Source: Khan Academy (Kiswahili)</w:t>
             </w:r>
           </w:p>
           <w:p>
@@ -7211,7 +7211,7 @@
               <w:spacing w:after="10" w:before="0"/>
               <w:ind w:left="120"/>
             </w:pPr>
-            <w:hyperlink w:history="1" r:id="rId60c-1h3i1rbqykz8yfuv7">
+            <w:hyperlink w:history="1" r:id="rIdfxjpw4cdkt9tt9wcyqkjn">
               <w:r>
                 <w:rPr>
                   <w:rFonts w:ascii="Arial" w:cs="Arial" w:eastAsia="Arial" w:hAnsi="Arial"/>
@@ -7249,14 +7249,14 @@
                 <w:sz w:val="16"/>
                 <w:szCs w:val="16"/>
               </w:rPr>
-              <w:t xml:space="preserve">📖 HTML:</w:t>
+              <w:t xml:space="preserve">📖 EXERCISE:</w:t>
             </w:r>
           </w:p>
           <w:p>
             <w:pPr>
               <w:spacing w:after="20" w:before="0"/>
             </w:pPr>
-            <w:hyperlink w:history="1" r:id="rIdckkkbjs1bri08n68ijaki">
+            <w:hyperlink w:history="1" r:id="rId4kxrh2vgbigg_ktv1nkth">
               <w:r>
                 <w:rPr>
                   <w:rFonts w:ascii="Arial" w:cs="Arial" w:eastAsia="Arial" w:hAnsi="Arial"/>
@@ -7265,7 +7265,7 @@
                   <w:szCs w:val="16"/>
                   <w:u w:val="single" w:color="2E75B6"/>
                 </w:rPr>
-                <w:t xml:space="preserve">Vector Addition (Flexbook)</w:t>
+                <w:t xml:space="preserve">Vectors intro</w:t>
               </w:r>
             </w:hyperlink>
           </w:p>
@@ -7281,7 +7281,7 @@
                 <w:sz w:val="14"/>
                 <w:szCs w:val="14"/>
               </w:rPr>
-              <w:t xml:space="preserve">Source: CK-12</w:t>
+              <w:t xml:space="preserve">Source: Khan Academy (English - US curriculum)</w:t>
             </w:r>
           </w:p>
           <w:p>
@@ -7289,7 +7289,7 @@
               <w:spacing w:after="10" w:before="0"/>
               <w:ind w:left="120"/>
             </w:pPr>
-            <w:hyperlink w:history="1" r:id="rIdc4w_dgtgxpro9uln_kd8l">
+            <w:hyperlink w:history="1" r:id="rIdthzqjah-pqx-_tznvhya0">
               <w:r>
                 <w:rPr>
                   <w:rFonts w:ascii="Arial" w:cs="Arial" w:eastAsia="Arial" w:hAnsi="Arial"/>
@@ -7484,7 +7484,7 @@
             <w:pPr>
               <w:spacing w:after="20" w:before="0"/>
             </w:pPr>
-            <w:hyperlink w:history="1" r:id="rIdkl1wjfhagxhng0ubg2vry">
+            <w:hyperlink w:history="1" r:id="rIdzd0beulvfjld2f20icha9">
               <w:r>
                 <w:rPr>
                   <w:rFonts w:ascii="Arial" w:cs="Arial" w:eastAsia="Arial" w:hAnsi="Arial"/>
@@ -7493,7 +7493,7 @@
                   <w:szCs w:val="16"/>
                   <w:u w:val="single" w:color="2E75B6"/>
                 </w:rPr>
-                <w:t xml:space="preserve">Reduction of alkynes</w:t>
+                <w:t xml:space="preserve">Unit vectors and engineering notation</w:t>
               </w:r>
             </w:hyperlink>
           </w:p>
@@ -7517,7 +7517,7 @@
               <w:spacing w:after="10" w:before="0"/>
               <w:ind w:left="120"/>
             </w:pPr>
-            <w:hyperlink w:history="1" r:id="rIdzdtinopfe5r3wopxo6m-q">
+            <w:hyperlink w:history="1" r:id="rIdc_fyswum1h4uhygryfau8">
               <w:r>
                 <w:rPr>
                   <w:rFonts w:ascii="Arial" w:cs="Arial" w:eastAsia="Arial" w:hAnsi="Arial"/>
@@ -7555,14 +7555,14 @@
                 <w:sz w:val="16"/>
                 <w:szCs w:val="16"/>
               </w:rPr>
-              <w:t xml:space="preserve">📖 HTML:</w:t>
+              <w:t xml:space="preserve">📖 EXERCISE:</w:t>
             </w:r>
           </w:p>
           <w:p>
             <w:pPr>
               <w:spacing w:after="20" w:before="0"/>
             </w:pPr>
-            <w:hyperlink w:history="1" r:id="rIdgl268_jkjchq4sltvn3pz">
+            <w:hyperlink w:history="1" r:id="rIdcpgifkbn0knivz8yqaxsb">
               <w:r>
                 <w:rPr>
                   <w:rFonts w:ascii="Arial" w:cs="Arial" w:eastAsia="Arial" w:hAnsi="Arial"/>
@@ -7571,7 +7571,7 @@
                   <w:szCs w:val="16"/>
                   <w:u w:val="single" w:color="2E75B6"/>
                 </w:rPr>
-                <w:t xml:space="preserve">Vector Addition (Flexbook)</w:t>
+                <w:t xml:space="preserve">Vectors intro</w:t>
               </w:r>
             </w:hyperlink>
           </w:p>
@@ -7587,7 +7587,7 @@
                 <w:sz w:val="14"/>
                 <w:szCs w:val="14"/>
               </w:rPr>
-              <w:t xml:space="preserve">Source: CK-12</w:t>
+              <w:t xml:space="preserve">Source: Khan Academy (English - US curriculum)</w:t>
             </w:r>
           </w:p>
           <w:p>
@@ -7595,7 +7595,7 @@
               <w:spacing w:after="10" w:before="0"/>
               <w:ind w:left="120"/>
             </w:pPr>
-            <w:hyperlink w:history="1" r:id="rIdr_g9f7wly1hekwxfm5eq-">
+            <w:hyperlink w:history="1" r:id="rId7lnpetyqjyfixxemjkx4-">
               <w:r>
                 <w:rPr>
                   <w:rFonts w:ascii="Arial" w:cs="Arial" w:eastAsia="Arial" w:hAnsi="Arial"/>
@@ -9158,7 +9158,7 @@
             <w:pPr>
               <w:spacing w:after="20" w:before="0"/>
             </w:pPr>
-            <w:hyperlink w:history="1" r:id="rIdrkikcndbsqgcrxa8z5lov">
+            <w:hyperlink w:history="1" r:id="rIdfjyi5xcigtg2b-ldb-rft">
               <w:r>
                 <w:rPr>
                   <w:rFonts w:ascii="Arial" w:cs="Arial" w:eastAsia="Arial" w:hAnsi="Arial"/>
@@ -9167,7 +9167,7 @@
                   <w:szCs w:val="16"/>
                   <w:u w:val="single" w:color="2E75B6"/>
                 </w:rPr>
-                <w:t xml:space="preserve">Area of a parallelogram on the coordinate plane</w:t>
+                <w:t xml:space="preserve">Parallelogram rule for vector addition</w:t>
               </w:r>
             </w:hyperlink>
           </w:p>
@@ -9191,7 +9191,7 @@
               <w:spacing w:after="10" w:before="0"/>
               <w:ind w:left="120"/>
             </w:pPr>
-            <w:hyperlink w:history="1" r:id="rId_emqkbzhx-aiyxmzzyowb">
+            <w:hyperlink w:history="1" r:id="rIdujfqnfipcx5odshaob8vv">
               <w:r>
                 <w:rPr>
                   <w:rFonts w:ascii="Arial" w:cs="Arial" w:eastAsia="Arial" w:hAnsi="Arial"/>
@@ -9229,6 +9229,312 @@
                 <w:sz w:val="16"/>
                 <w:szCs w:val="16"/>
               </w:rPr>
+              <w:t xml:space="preserve">📖 EXERCISE:</w:t>
+            </w:r>
+          </w:p>
+          <w:p>
+            <w:pPr>
+              <w:spacing w:after="20" w:before="0"/>
+            </w:pPr>
+            <w:hyperlink w:history="1" r:id="rIdsosud8ihnky4uovwzwydb">
+              <w:r>
+                <w:rPr>
+                  <w:rFonts w:ascii="Arial" w:cs="Arial" w:eastAsia="Arial" w:hAnsi="Arial"/>
+                  <w:color w:val="2E75B6"/>
+                  <w:sz w:val="16"/>
+                  <w:szCs w:val="16"/>
+                  <w:u w:val="single" w:color="2E75B6"/>
+                </w:rPr>
+                <w:t xml:space="preserve">Combined vector operations</w:t>
+              </w:r>
+            </w:hyperlink>
+          </w:p>
+          <w:p>
+            <w:pPr>
+              <w:spacing w:after="10" w:before="0"/>
+              <w:ind w:left="120"/>
+            </w:pPr>
+            <w:r>
+              <w:rPr>
+                <w:rFonts w:ascii="Arial" w:cs="Arial" w:eastAsia="Arial" w:hAnsi="Arial"/>
+                <w:color w:val="595959"/>
+                <w:sz w:val="14"/>
+                <w:szCs w:val="14"/>
+              </w:rPr>
+              <w:t xml:space="preserve">Source: Khan Academy (English - US curriculum)</w:t>
+            </w:r>
+          </w:p>
+          <w:p>
+            <w:pPr>
+              <w:spacing w:after="10" w:before="0"/>
+              <w:ind w:left="120"/>
+            </w:pPr>
+            <w:hyperlink w:history="1" r:id="rIdzfbazlkhcfoejb2h25lc4">
+              <w:r>
+                <w:rPr>
+                  <w:rFonts w:ascii="Arial" w:cs="Arial" w:eastAsia="Arial" w:hAnsi="Arial"/>
+                  <w:color w:val="595959"/>
+                  <w:sz w:val="14"/>
+                  <w:szCs w:val="14"/>
+                  <w:u w:val="single" w:color="595959"/>
+                </w:rPr>
+                <w:t xml:space="preserve">🔍 Search ARES for similar readings</w:t>
+              </w:r>
+            </w:hyperlink>
+          </w:p>
+        </w:tc>
+        <w:tc>
+          <w:tcPr>
+            <w:tcW w:type="dxa" w:w="3040"/>
+            <w:shd w:fill="FFFFFF" w:color="auto" w:val="clear"/>
+            <w:tcMar>
+              <w:top w:type="dxa" w:w="60"/>
+              <w:left w:type="dxa" w:w="120"/>
+              <w:bottom w:type="dxa" w:w="60"/>
+              <w:right w:type="dxa" w:w="120"/>
+            </w:tcMar>
+            <w:vAlign w:val="top"/>
+          </w:tcPr>
+          <w:p>
+            <w:pPr>
+              <w:spacing w:after="40" w:before="0"/>
+              <w:jc w:val="left"/>
+            </w:pPr>
+            <w:r>
+              <w:rPr>
+                <w:rFonts w:ascii="Arial" w:cs="Arial" w:eastAsia="Arial" w:hAnsi="Arial"/>
+                <w:b w:val="false"/>
+                <w:bCs w:val="false"/>
+                <w:i w:val="false"/>
+                <w:iCs w:val="false"/>
+                <w:color w:val="000000"/>
+                <w:sz w:val="18"/>
+                <w:szCs w:val="18"/>
+              </w:rPr>
+              <w:t xml:space="preserve">Learners are shown a simplified Nairobi street grid (printed or projected) with two legs of a matatu journey marked as directed arrows: Leg 1 from Kencom Bus Stop to the University of Nairobi gate (labelled vector **a**) and Leg 2 from the University of Nairobi gate to GPO (labelled vector **b**). Both vectors are drawn on a square grid so their components are readable. Learners are individually asked to sketch, without any calculation, the single arrow they think would take a passenger DIRECTLY from Kencom to GPO in one straight trip — their predicted resultant. They annotate their sketch with a written sentence: 'I think the direct journey from Kencom to GPO goes ___ because ___.' Learners then share predictions with a partner (Think-Pair-Share, 3 minutes).</w:t>
+            </w:r>
+          </w:p>
+        </w:tc>
+        <w:tc>
+          <w:tcPr>
+            <w:tcW w:type="dxa" w:w="3040"/>
+            <w:shd w:fill="F2F2F2" w:color="auto" w:val="clear"/>
+            <w:tcMar>
+              <w:top w:type="dxa" w:w="60"/>
+              <w:left w:type="dxa" w:w="120"/>
+              <w:bottom w:type="dxa" w:w="60"/>
+              <w:right w:type="dxa" w:w="120"/>
+            </w:tcMar>
+            <w:vAlign w:val="top"/>
+          </w:tcPr>
+          <w:p>
+            <w:pPr>
+              <w:spacing w:after="40" w:before="0"/>
+              <w:jc w:val="left"/>
+            </w:pPr>
+            <w:r>
+              <w:rPr>
+                <w:rFonts w:ascii="Arial" w:cs="Arial" w:eastAsia="Arial" w:hAnsi="Arial"/>
+                <w:b w:val="false"/>
+                <w:bCs w:val="false"/>
+                <w:i w:val="false"/>
+                <w:iCs w:val="false"/>
+                <w:color w:val="000000"/>
+                <w:sz w:val="18"/>
+                <w:szCs w:val="18"/>
+              </w:rPr>
+              <w:t xml:space="preserve">Display the Nairobi grid map prominently. Say verbatim: 'We have been saying a vector needs magnitude AND direction. Here is a matatu that leaves Kencom, goes to the University of Nairobi, then turns and goes to GPO. Without any maths yet — just your instinct and what you know about Nairobi — draw the ONE arrow that would take someone straight from Kencom to GPO. You have 3 minutes, working alone.' Issue squared paper. After 3 minutes, cold-call 3 learners to describe their predicted arrow (direction and rough length) — choose one who predicted a short arrow, one who predicted a long arrow, and one who predicted an unexpected direction. Record all three predictions visibly on the board under the heading 'OUR PREDICTIONS'. Ask: 'What information did you use to make that prediction?' Wait 12 seconds before taking responses. Do NOT confirm or correct predictions yet — explicitly say: 'We are going to test all three of these ideas today.'</w:t>
+            </w:r>
+          </w:p>
+        </w:tc>
+        <w:tc>
+          <w:tcPr>
+            <w:tcW w:type="dxa" w:w="3040"/>
+            <w:shd w:fill="FFFFFF" w:color="auto" w:val="clear"/>
+            <w:tcMar>
+              <w:top w:type="dxa" w:w="60"/>
+              <w:left w:type="dxa" w:w="120"/>
+              <w:bottom w:type="dxa" w:w="60"/>
+              <w:right w:type="dxa" w:w="120"/>
+            </w:tcMar>
+            <w:vAlign w:val="top"/>
+          </w:tcPr>
+          <w:p>
+            <w:pPr>
+              <w:spacing w:after="40" w:before="0"/>
+              <w:jc w:val="left"/>
+            </w:pPr>
+            <w:r>
+              <w:rPr>
+                <w:rFonts w:ascii="Arial" w:cs="Arial" w:eastAsia="Arial" w:hAnsi="Arial"/>
+                <w:b w:val="false"/>
+                <w:bCs w:val="false"/>
+                <w:i w:val="false"/>
+                <w:iCs w:val="false"/>
+                <w:color w:val="000000"/>
+                <w:sz w:val="18"/>
+                <w:szCs w:val="18"/>
+              </w:rPr>
+              <w:t xml:space="preserve">Think-Pair-Share Prediction: By committing to a sketch before instruction, learners activate and expose their intuitive understanding of displacement. Displaying conflicting predictions creates productive cognitive dissonance — the class now has a concrete question to resolve through the geometric construction, directly motivating the triangle and parallelogram laws.</w:t>
+            </w:r>
+          </w:p>
+        </w:tc>
+        <w:tc>
+          <w:tcPr>
+            <w:tcW w:type="dxa" w:w="3040"/>
+            <w:shd w:fill="F2F2F2" w:color="auto" w:val="clear"/>
+            <w:tcMar>
+              <w:top w:type="dxa" w:w="60"/>
+              <w:left w:type="dxa" w:w="120"/>
+              <w:bottom w:type="dxa" w:w="60"/>
+              <w:right w:type="dxa" w:w="120"/>
+            </w:tcMar>
+            <w:vAlign w:val="top"/>
+          </w:tcPr>
+          <w:p>
+            <w:pPr>
+              <w:spacing w:after="40" w:before="0"/>
+              <w:jc w:val="left"/>
+            </w:pPr>
+            <w:r>
+              <w:rPr>
+                <w:rFonts w:ascii="Arial" w:cs="Arial" w:eastAsia="Arial" w:hAnsi="Arial"/>
+                <w:b w:val="false"/>
+                <w:bCs w:val="false"/>
+                <w:i w:val="false"/>
+                <w:iCs w:val="false"/>
+                <w:color w:val="000000"/>
+                <w:sz w:val="18"/>
+                <w:szCs w:val="18"/>
+              </w:rPr>
+              <w:t xml:space="preserve">Circulate during individual sketching. Observable indicator: learner draws a directed arrow (not just a line) from Kencom to GPO. Listen for reasoning that references direction, not only distance. Flag any learner who draws a resultant that simply continues in the direction of Leg 2 (common misconception) — note these learners for targeted support during Phase 3.</w:t>
+            </w:r>
+          </w:p>
+        </w:tc>
+      </w:tr>
+      <w:tr>
+        <w:tc>
+          <w:tcPr>
+            <w:tcW w:type="dxa" w:w="1520"/>
+            <w:shd w:fill="D9EEF1" w:color="auto" w:val="clear"/>
+            <w:tcMar>
+              <w:top w:type="dxa" w:w="60"/>
+              <w:left w:type="dxa" w:w="120"/>
+              <w:bottom w:type="dxa" w:w="60"/>
+              <w:right w:type="dxa" w:w="120"/>
+            </w:tcMar>
+            <w:vAlign w:val="top"/>
+          </w:tcPr>
+          <w:p>
+            <w:pPr>
+              <w:spacing w:after="40" w:before="0"/>
+              <w:jc w:val="left"/>
+            </w:pPr>
+            <w:r>
+              <w:rPr>
+                <w:rFonts w:ascii="Arial" w:cs="Arial" w:eastAsia="Arial" w:hAnsi="Arial"/>
+                <w:b/>
+                <w:bCs/>
+                <w:i w:val="false"/>
+                <w:iCs w:val="false"/>
+                <w:color w:val="000000"/>
+                <w:sz w:val="18"/>
+                <w:szCs w:val="18"/>
+              </w:rPr>
+              <w:t xml:space="preserve">Observe Phase</w:t>
+            </w:r>
+          </w:p>
+          <w:p>
+            <w:pPr>
+              <w:spacing w:after="20" w:before="0"/>
+            </w:pPr>
+            <w:r>
+              <w:rPr>
+                <w:rFonts w:ascii="Arial" w:cs="Arial" w:eastAsia="Arial" w:hAnsi="Arial"/>
+                <w:b/>
+                <w:bCs/>
+                <w:color w:val="1F3864"/>
+                <w:sz w:val="16"/>
+                <w:szCs w:val="16"/>
+              </w:rPr>
+              <w:t xml:space="preserve">📹 VIDEO:</w:t>
+            </w:r>
+          </w:p>
+          <w:p>
+            <w:pPr>
+              <w:spacing w:after="20" w:before="0"/>
+            </w:pPr>
+            <w:hyperlink w:history="1" r:id="rId1bbwpy0w6wlg49uhc0irx">
+              <w:r>
+                <w:rPr>
+                  <w:rFonts w:ascii="Arial" w:cs="Arial" w:eastAsia="Arial" w:hAnsi="Arial"/>
+                  <w:color w:val="2E75B6"/>
+                  <w:sz w:val="16"/>
+                  <w:szCs w:val="16"/>
+                  <w:u w:val="single" w:color="2E75B6"/>
+                </w:rPr>
+                <w:t xml:space="preserve">Vector word problem: resultant force</w:t>
+              </w:r>
+            </w:hyperlink>
+          </w:p>
+          <w:p>
+            <w:pPr>
+              <w:spacing w:after="10" w:before="0"/>
+              <w:ind w:left="120"/>
+            </w:pPr>
+            <w:r>
+              <w:rPr>
+                <w:rFonts w:ascii="Arial" w:cs="Arial" w:eastAsia="Arial" w:hAnsi="Arial"/>
+                <w:color w:val="595959"/>
+                <w:sz w:val="14"/>
+                <w:szCs w:val="14"/>
+              </w:rPr>
+              <w:t xml:space="preserve">Source: Khan Academy (English - US curriculum)</w:t>
+            </w:r>
+          </w:p>
+          <w:p>
+            <w:pPr>
+              <w:spacing w:after="10" w:before="0"/>
+              <w:ind w:left="120"/>
+            </w:pPr>
+            <w:hyperlink w:history="1" r:id="rIdfozjokhvkoh9biabh_kzm">
+              <w:r>
+                <w:rPr>
+                  <w:rFonts w:ascii="Arial" w:cs="Arial" w:eastAsia="Arial" w:hAnsi="Arial"/>
+                  <w:color w:val="595959"/>
+                  <w:sz w:val="14"/>
+                  <w:szCs w:val="14"/>
+                  <w:u w:val="single" w:color="595959"/>
+                </w:rPr>
+                <w:t xml:space="preserve">🔍 Search ARES for similar videos</w:t>
+              </w:r>
+            </w:hyperlink>
+          </w:p>
+          <w:p>
+            <w:pPr>
+              <w:spacing w:after="40" w:before="0"/>
+            </w:pPr>
+            <w:r>
+              <w:rPr>
+                <w:sz w:val="14"/>
+                <w:szCs w:val="14"/>
+              </w:rPr>
+              <w:t xml:space="preserve"/>
+            </w:r>
+          </w:p>
+          <w:p>
+            <w:pPr>
+              <w:spacing w:after="20" w:before="0"/>
+            </w:pPr>
+            <w:r>
+              <w:rPr>
+                <w:rFonts w:ascii="Arial" w:cs="Arial" w:eastAsia="Arial" w:hAnsi="Arial"/>
+                <w:b/>
+                <w:bCs/>
+                <w:color w:val="1F3864"/>
+                <w:sz w:val="16"/>
+                <w:szCs w:val="16"/>
+              </w:rPr>
               <w:t xml:space="preserve">📖 HTML:</w:t>
             </w:r>
           </w:p>
@@ -9236,7 +9542,7 @@
             <w:pPr>
               <w:spacing w:after="20" w:before="0"/>
             </w:pPr>
-            <w:hyperlink w:history="1" r:id="rIdnd6mkhj5whs8mxit4p90n">
+            <w:hyperlink w:history="1" r:id="rIdt4fanhpnoxzz98mk6fyuu">
               <w:r>
                 <w:rPr>
                   <w:rFonts w:ascii="Arial" w:cs="Arial" w:eastAsia="Arial" w:hAnsi="Arial"/>
@@ -9269,7 +9575,7 @@
               <w:spacing w:after="10" w:before="0"/>
               <w:ind w:left="120"/>
             </w:pPr>
-            <w:hyperlink w:history="1" r:id="rIdfb65y6dgl46_wju8pam9a">
+            <w:hyperlink w:history="1" r:id="rIdku3skzfqovri6ekjx4yno">
               <w:r>
                 <w:rPr>
                   <w:rFonts w:ascii="Arial" w:cs="Arial" w:eastAsia="Arial" w:hAnsi="Arial"/>
@@ -9311,7 +9617,7 @@
                 <w:sz w:val="18"/>
                 <w:szCs w:val="18"/>
               </w:rPr>
-              <w:t xml:space="preserve">Learners are shown a simplified Nairobi street grid (printed or projected) with two legs of a matatu journey marked as directed arrows: Leg 1 from Kencom Bus Stop to the University of Nairobi gate (labelled vector **a**) and Leg 2 from the University of Nairobi gate to GPO (labelled vector **b**). Both vectors are drawn on a square grid so their components are readable. Learners are individually asked to sketch, without any calculation, the single arrow they think would take a passenger DIRECTLY from Kencom to GPO in one straight trip — their predicted resultant. They annotate their sketch with a written sentence: 'I think the direct journey from Kencom to GPO goes ___ because ___.' Learners then share predictions with a partner (Think-Pair-Share, 3 minutes).</w:t>
+              <w:t xml:space="preserve">Learners work in pairs with a printed A4 squared-paper grid on which vector **a** (Kencom → University of Nairobi) and vector **b** (University of Nairobi → GPO) are already plotted as directed line segments. The grid has a scale: 1 square = 100 m. Activity has two parts completed sequentially. PART A — Triangle Law (tip-to-tail): Learners are instructed to (i) confirm that vector **b** already starts at the tip of vector **a** (tip-to-tail arrangement), (ii) draw the resultant vector **r = a + b** as the arrow from the tail of **a** to the tip of **b**, (iii) use a ruler to measure its length in grid squares and a protractor to measure its direction from the horizontal. PART B — Column Vector Addition: Learners read off the column vectors for **a** and **b** from the grid (counting squares right/up for positive, left/down for negative), then add them algebraically: if **a** = (3, 4) and **b** = (5, −2) then **a + b** = (8, 2). They verify that the column vector (8, 2) matches the drawn resultant arrow on the grid. A worked example of the parallelogram law is shown on a class poster/slide for reference, where both vectors are redrawn from the same starting point (tail-to-tail) and the resultant is the diagonal of the completed parallelogram.</w:t>
             </w:r>
           </w:p>
         </w:tc>
@@ -9343,7 +9649,7 @@
                 <w:sz w:val="18"/>
                 <w:szCs w:val="18"/>
               </w:rPr>
-              <w:t xml:space="preserve">Display the Nairobi grid map prominently. Say verbatim: 'We have been saying a vector needs magnitude AND direction. Here is a matatu that leaves Kencom, goes to the University of Nairobi, then turns and goes to GPO. Without any maths yet — just your instinct and what you know about Nairobi — draw the ONE arrow that would take someone straight from Kencom to GPO. You have 3 minutes, working alone.' Issue squared paper. After 3 minutes, cold-call 3 learners to describe their predicted arrow (direction and rough length) — choose one who predicted a short arrow, one who predicted a long arrow, and one who predicted an unexpected direction. Record all three predictions visibly on the board under the heading 'OUR PREDICTIONS'. Ask: 'What information did you use to make that prediction?' Wait 12 seconds before taking responses. Do NOT confirm or correct predictions yet — explicitly say: 'We are going to test all three of these ideas today.'</w:t>
+              <w:t xml:space="preserve">Distribute grids and say: 'You are now going to find the ACTUAL resultant — not just predict it. Follow the steps on your activity card.' Circulate continuously. After 5 minutes, pause the class and address the most common error you observe by saying: 'I notice some groups are drawing the resultant in the wrong direction — remember, the resultant arrow goes from where the FIRST vector STARTS to where the LAST vector ENDS.' After Part A is complete (approximately 12 minutes), cold-call one pair to read their measured length and direction aloud. Write the values on the board. Then say: 'Now let us check that with column vectors' and lead Part B. Ask: 'What does the top number in a column vector tell us? What does the bottom number tell us?' Wait 10 seconds. Cold-call 2 learners. After Part B, ask: 'Does your algebraic answer (8, 2) match your drawn arrow? If not, where is the discrepancy?' Give 3 minutes for pairs to reconcile. Then show the parallelogram law poster and say: 'This is an alternative method — both laws give the SAME resultant. Why do you think that is?' Wait 12 seconds. Do not answer — note responses for Phase 3 sensemaking.</w:t>
             </w:r>
           </w:p>
         </w:tc>
@@ -9375,7 +9681,7 @@
                 <w:sz w:val="18"/>
                 <w:szCs w:val="18"/>
               </w:rPr>
-              <w:t xml:space="preserve">Think-Pair-Share Prediction: By committing to a sketch before instruction, learners activate and expose their intuitive understanding of displacement. Displaying conflicting predictions creates productive cognitive dissonance — the class now has a concrete question to resolve through the geometric construction, directly motivating the triangle and parallelogram laws.</w:t>
+              <w:t xml:space="preserve">Dual Representation Bridging: Learners construct the same resultant TWICE — once geometrically (tip-to-tail on grid) and once algebraically (column vector addition). Comparing the two representations develops the understanding that the resultant is a mathematical object with both a geometric meaning (directed arrow on a map) and an algebraic structure (sum of components). This dual encoding is essential for later work on position vectors and translation vectors.</w:t>
             </w:r>
           </w:p>
         </w:tc>
@@ -9407,7 +9713,7 @@
                 <w:sz w:val="18"/>
                 <w:szCs w:val="18"/>
               </w:rPr>
-              <w:t xml:space="preserve">Circulate during individual sketching. Observable indicator: learner draws a directed arrow (not just a line) from Kencom to GPO. Listen for reasoning that references direction, not only distance. Flag any learner who draws a resultant that simply continues in the direction of Leg 2 (common misconception) — note these learners for targeted support during Phase 3.</w:t>
+              <w:t xml:space="preserve">Check: (1) Does the learner's drawn resultant arrow run from the tail of **a** to the tip of **b**? (2) Does the column vector addition show correct component-wise addition (not magnitudes added as scalars)? (3) Do the geometric and algebraic resultants agree? A learner who adds magnitudes only (e.g., writes |**r**| = |**a**| + |**b**|) is applying scalar thinking — intervene immediately by asking: 'If I walk 5 km north then 5 km south, what is my displacement? What is my distance? Are they the same?'</w:t>
             </w:r>
           </w:p>
         </w:tc>
@@ -9416,32 +9722,32 @@
         <w:tc>
           <w:tcPr>
             <w:tcW w:type="dxa" w:w="1520"/>
-            <w:shd w:fill="D9EEF1" w:color="auto" w:val="clear"/>
-            <w:tcMar>
-              <w:top w:type="dxa" w:w="60"/>
-              <w:left w:type="dxa" w:w="120"/>
-              <w:bottom w:type="dxa" w:w="60"/>
-              <w:right w:type="dxa" w:w="120"/>
-            </w:tcMar>
-            <w:vAlign w:val="top"/>
-          </w:tcPr>
-          <w:p>
-            <w:pPr>
-              <w:spacing w:after="40" w:before="0"/>
-              <w:jc w:val="left"/>
-            </w:pPr>
-            <w:r>
-              <w:rPr>
-                <w:rFonts w:ascii="Arial" w:cs="Arial" w:eastAsia="Arial" w:hAnsi="Arial"/>
-                <w:b/>
-                <w:bCs/>
-                <w:i w:val="false"/>
-                <w:iCs w:val="false"/>
-                <w:color w:val="000000"/>
-                <w:sz w:val="18"/>
-                <w:szCs w:val="18"/>
-              </w:rPr>
-              <w:t xml:space="preserve">Observe Phase</w:t>
+            <w:shd w:fill="E2EFDA" w:color="auto" w:val="clear"/>
+            <w:tcMar>
+              <w:top w:type="dxa" w:w="60"/>
+              <w:left w:type="dxa" w:w="120"/>
+              <w:bottom w:type="dxa" w:w="60"/>
+              <w:right w:type="dxa" w:w="120"/>
+            </w:tcMar>
+            <w:vAlign w:val="top"/>
+          </w:tcPr>
+          <w:p>
+            <w:pPr>
+              <w:spacing w:after="40" w:before="0"/>
+              <w:jc w:val="left"/>
+            </w:pPr>
+            <w:r>
+              <w:rPr>
+                <w:rFonts w:ascii="Arial" w:cs="Arial" w:eastAsia="Arial" w:hAnsi="Arial"/>
+                <w:b/>
+                <w:bCs/>
+                <w:i w:val="false"/>
+                <w:iCs w:val="false"/>
+                <w:color w:val="000000"/>
+                <w:sz w:val="18"/>
+                <w:szCs w:val="18"/>
+              </w:rPr>
+              <w:t xml:space="preserve">Explain Phase</w:t>
             </w:r>
           </w:p>
           <w:p>
@@ -9464,7 +9770,7 @@
             <w:pPr>
               <w:spacing w:after="20" w:before="0"/>
             </w:pPr>
-            <w:hyperlink w:history="1" r:id="rIdbkwvlmbkrpwd2lcceugje">
+            <w:hyperlink w:history="1" r:id="rIdzzfuu7vkonijxxuckrtwk">
               <w:r>
                 <w:rPr>
                   <w:rFonts w:ascii="Arial" w:cs="Arial" w:eastAsia="Arial" w:hAnsi="Arial"/>
@@ -9473,7 +9779,7 @@
                   <w:szCs w:val="16"/>
                   <w:u w:val="single" w:color="2E75B6"/>
                 </w:rPr>
-                <w:t xml:space="preserve">Area of a parallelogram on the coordinate plane</w:t>
+                <w:t xml:space="preserve">Vector word problem: resultant velocity</w:t>
               </w:r>
             </w:hyperlink>
           </w:p>
@@ -9497,7 +9803,7 @@
               <w:spacing w:after="10" w:before="0"/>
               <w:ind w:left="120"/>
             </w:pPr>
-            <w:hyperlink w:history="1" r:id="rIdbai4ik08h9jyuvty8rrei">
+            <w:hyperlink w:history="1" r:id="rIdv-duzibbdb4nqobltjdud">
               <w:r>
                 <w:rPr>
                   <w:rFonts w:ascii="Arial" w:cs="Arial" w:eastAsia="Arial" w:hAnsi="Arial"/>
@@ -9535,14 +9841,14 @@
                 <w:sz w:val="16"/>
                 <w:szCs w:val="16"/>
               </w:rPr>
-              <w:t xml:space="preserve">📖 HTML:</w:t>
+              <w:t xml:space="preserve">📖 EXERCISE:</w:t>
             </w:r>
           </w:p>
           <w:p>
             <w:pPr>
               <w:spacing w:after="20" w:before="0"/>
             </w:pPr>
-            <w:hyperlink w:history="1" r:id="rIdowpull8o3eqctxipawqei">
+            <w:hyperlink w:history="1" r:id="rId9xpxjpkzzkywv3tbkwcp1">
               <w:r>
                 <w:rPr>
                   <w:rFonts w:ascii="Arial" w:cs="Arial" w:eastAsia="Arial" w:hAnsi="Arial"/>
@@ -9551,7 +9857,7 @@
                   <w:szCs w:val="16"/>
                   <w:u w:val="single" w:color="2E75B6"/>
                 </w:rPr>
-                <w:t xml:space="preserve">Vector Addition (Flexbook)</w:t>
+                <w:t xml:space="preserve">Vector Addition Practice</w:t>
               </w:r>
             </w:hyperlink>
           </w:p>
@@ -9575,7 +9881,7 @@
               <w:spacing w:after="10" w:before="0"/>
               <w:ind w:left="120"/>
             </w:pPr>
-            <w:hyperlink w:history="1" r:id="rIdvrdw5z09d6p3w_cjg1qz3">
+            <w:hyperlink w:history="1" r:id="rIdnukqtmqdahtbiwqsybhwf">
               <w:r>
                 <w:rPr>
                   <w:rFonts w:ascii="Arial" w:cs="Arial" w:eastAsia="Arial" w:hAnsi="Arial"/>
@@ -9617,7 +9923,7 @@
                 <w:sz w:val="18"/>
                 <w:szCs w:val="18"/>
               </w:rPr>
-              <w:t xml:space="preserve">Learners work in pairs with a printed A4 squared-paper grid on which vector **a** (Kencom → University of Nairobi) and vector **b** (University of Nairobi → GPO) are already plotted as directed line segments. The grid has a scale: 1 square = 100 m. Activity has two parts completed sequentially. PART A — Triangle Law (tip-to-tail): Learners are instructed to (i) confirm that vector **b** already starts at the tip of vector **a** (tip-to-tail arrangement), (ii) draw the resultant vector **r = a + b** as the arrow from the tail of **a** to the tip of **b**, (iii) use a ruler to measure its length in grid squares and a protractor to measure its direction from the horizontal. PART B — Column Vector Addition: Learners read off the column vectors for **a** and **b** from the grid (counting squares right/up for positive, left/down for negative), then add them algebraically: if **a** = (3, 4) and **b** = (5, −2) then **a + b** = (8, 2). They verify that the column vector (8, 2) matches the drawn resultant arrow on the grid. A worked example of the parallelogram law is shown on a class poster/slide for reference, where both vectors are redrawn from the same starting point (tail-to-tail) and the resultant is the diagonal of the completed parallelogram.</w:t>
+              <w:t xml:space="preserve">Whole-class sensemaking discussion anchored to the phenomenon. The teacher posts the original Nairobi map (from Lesson 1) showing the two 8 km routes — Kencom to Westlands and Kencom to South B — alongside the new grid showing the Kencom → UoN → GPO resultant. Learners are guided through three connected explanation tasks. TASK 1 — Generalise the triangle law: Learners write a definition of vector addition using the triangle law in their own words, then compare with a partner and agree on a class definition. TASK 2 — Apply to the phenomenon: Learners answer in writing: 'Using what you now know about vector addition and resultant vectors, explain in two sentences why the driver going to Westlands and the driver going to South B both travel 8 km but end at different places.' TASK 3 — Practise column vector addition: Three rapid independent practice problems using column vectors drawn from Kenyan city routes (e.g., a courier bike in Kisumu: leg 1 = (6, 3), leg 2 = (−2, 5); find the resultant). Learners solve independently then peer-mark.</w:t>
             </w:r>
           </w:p>
         </w:tc>
@@ -9649,7 +9955,7 @@
                 <w:sz w:val="18"/>
                 <w:szCs w:val="18"/>
               </w:rPr>
-              <w:t xml:space="preserve">Distribute grids and say: 'You are now going to find the ACTUAL resultant — not just predict it. Follow the steps on your activity card.' Circulate continuously. After 5 minutes, pause the class and address the most common error you observe by saying: 'I notice some groups are drawing the resultant in the wrong direction — remember, the resultant arrow goes from where the FIRST vector STARTS to where the LAST vector ENDS.' After Part A is complete (approximately 12 minutes), cold-call one pair to read their measured length and direction aloud. Write the values on the board. Then say: 'Now let us check that with column vectors' and lead Part B. Ask: 'What does the top number in a column vector tell us? What does the bottom number tell us?' Wait 10 seconds. Cold-call 2 learners. After Part B, ask: 'Does your algebraic answer (8, 2) match your drawn arrow? If not, where is the discrepancy?' Give 3 minutes for pairs to reconcile. Then show the parallelogram law poster and say: 'This is an alternative method — both laws give the SAME resultant. Why do you think that is?' Wait 12 seconds. Do not answer — note responses for Phase 3 sensemaking.</w:t>
+              <w:t xml:space="preserve">Open the discussion by returning to the board predictions from Phase 1. Ask: 'Which prediction was closest to the actual resultant? Why?' Wait 12 seconds. Cold-call the learner whose prediction was closest and ask them to explain their reasoning. Then say: 'The key word we need today is RESULTANT. Who can tell me what the resultant vector represents in terms of the Kencom–GPO journey?' Wait 10 seconds. Cold-call 2 learners. Write the agreed definition on the board. For Task 2, say: 'Do not just say distance — use the words vector, direction, and resultant in your explanation.' After 5 minutes of writing, cold-call 3 learners to read their sentences. Facilitate peer critique: 'Does this explanation include direction? Does it use the word resultant correctly?' For the three practice problems, circulate and identify one learner who makes a sign error (negative component) — use this as a class teaching moment: 'What does a negative component mean on our Nairobi grid? Which direction is it?' Wait 10 seconds.</w:t>
             </w:r>
           </w:p>
         </w:tc>
@@ -9681,7 +9987,7 @@
                 <w:sz w:val="18"/>
                 <w:szCs w:val="18"/>
               </w:rPr>
-              <w:t xml:space="preserve">Dual Representation Bridging: Learners construct the same resultant TWICE — once geometrically (tip-to-tail on grid) and once algebraically (column vector addition). Comparing the two representations develops the understanding that the resultant is a mathematical object with both a geometric meaning (directed arrow on a map) and an algebraic structure (sum of components). This dual encoding is essential for later work on position vectors and translation vectors.</w:t>
+              <w:t xml:space="preserve">Anchored Explanation: By explicitly asking learners to use the resultant concept to re-explain the original phenomenon (two 8 km routes, different destinations), the teacher ensures that the new mathematical knowledge is not inert — it must do explanatory work on the problem that opened the unit. This is the EXPLAIN phase's core purpose: sensemaking is demonstrated when learners can apply the new construct to the anchoring context, not merely reproduce a procedure.</w:t>
             </w:r>
           </w:p>
         </w:tc>
@@ -9713,7 +10019,7 @@
                 <w:sz w:val="18"/>
                 <w:szCs w:val="18"/>
               </w:rPr>
-              <w:t xml:space="preserve">Check: (1) Does the learner's drawn resultant arrow run from the tail of **a** to the tip of **b**? (2) Does the column vector addition show correct component-wise addition (not magnitudes added as scalars)? (3) Do the geometric and algebraic resultants agree? A learner who adds magnitudes only (e.g., writes |**r**| = |**a**| + |**b**|) is applying scalar thinking — intervene immediately by asking: 'If I walk 5 km north then 5 km south, what is my displacement? What is my distance? Are they the same?'</w:t>
+              <w:t xml:space="preserve">Task 2 written responses are the primary formative indicator. A proficient response explicitly states that: (a) both journeys have the same scalar distance (8 km) but (b) the displacement vectors point in different directions, so (c) the resultant displacement from Kencom is different in direction, placing the passenger at a different destination. An incomplete response that only references distance should prompt the teacher to ask: 'What direction does each matatu travel? Does that matter?' Collect Task 3 practice papers to review after the lesson.</w:t>
             </w:r>
           </w:p>
         </w:tc>
@@ -9722,32 +10028,32 @@
         <w:tc>
           <w:tcPr>
             <w:tcW w:type="dxa" w:w="1520"/>
-            <w:shd w:fill="E2EFDA" w:color="auto" w:val="clear"/>
-            <w:tcMar>
-              <w:top w:type="dxa" w:w="60"/>
-              <w:left w:type="dxa" w:w="120"/>
-              <w:bottom w:type="dxa" w:w="60"/>
-              <w:right w:type="dxa" w:w="120"/>
-            </w:tcMar>
-            <w:vAlign w:val="top"/>
-          </w:tcPr>
-          <w:p>
-            <w:pPr>
-              <w:spacing w:after="40" w:before="0"/>
-              <w:jc w:val="left"/>
-            </w:pPr>
-            <w:r>
-              <w:rPr>
-                <w:rFonts w:ascii="Arial" w:cs="Arial" w:eastAsia="Arial" w:hAnsi="Arial"/>
-                <w:b/>
-                <w:bCs/>
-                <w:i w:val="false"/>
-                <w:iCs w:val="false"/>
-                <w:color w:val="000000"/>
-                <w:sz w:val="18"/>
-                <w:szCs w:val="18"/>
-              </w:rPr>
-              <w:t xml:space="preserve">Explain Phase</w:t>
+            <w:shd w:fill="FCE4D6" w:color="auto" w:val="clear"/>
+            <w:tcMar>
+              <w:top w:type="dxa" w:w="60"/>
+              <w:left w:type="dxa" w:w="120"/>
+              <w:bottom w:type="dxa" w:w="60"/>
+              <w:right w:type="dxa" w:w="120"/>
+            </w:tcMar>
+            <w:vAlign w:val="top"/>
+          </w:tcPr>
+          <w:p>
+            <w:pPr>
+              <w:spacing w:after="40" w:before="0"/>
+              <w:jc w:val="left"/>
+            </w:pPr>
+            <w:r>
+              <w:rPr>
+                <w:rFonts w:ascii="Arial" w:cs="Arial" w:eastAsia="Arial" w:hAnsi="Arial"/>
+                <w:b/>
+                <w:bCs/>
+                <w:i w:val="false"/>
+                <w:iCs w:val="false"/>
+                <w:color w:val="000000"/>
+                <w:sz w:val="18"/>
+                <w:szCs w:val="18"/>
+              </w:rPr>
+              <w:t xml:space="preserve">Driving Question Board (DQB) Creation</w:t>
             </w:r>
           </w:p>
           <w:p>
@@ -9770,7 +10076,7 @@
             <w:pPr>
               <w:spacing w:after="20" w:before="0"/>
             </w:pPr>
-            <w:hyperlink w:history="1" r:id="rIdsc77q3oncw0jhxfcbsqij">
+            <w:hyperlink w:history="1" r:id="rIdyzchy4ntrzkqjuh5gawqs">
               <w:r>
                 <w:rPr>
                   <w:rFonts w:ascii="Arial" w:cs="Arial" w:eastAsia="Arial" w:hAnsi="Arial"/>
@@ -9779,7 +10085,7 @@
                   <w:szCs w:val="16"/>
                   <w:u w:val="single" w:color="2E75B6"/>
                 </w:rPr>
-                <w:t xml:space="preserve">Area of a parallelogram on the coordinate plane</w:t>
+                <w:t xml:space="preserve">Unit vector notation (part 2)</w:t>
               </w:r>
             </w:hyperlink>
           </w:p>
@@ -9803,7 +10109,7 @@
               <w:spacing w:after="10" w:before="0"/>
               <w:ind w:left="120"/>
             </w:pPr>
-            <w:hyperlink w:history="1" r:id="rIdnifkjgs0reoj2sn2mpvdu">
+            <w:hyperlink w:history="1" r:id="rId3w_ytgefy9xtpbj_yb05t">
               <w:r>
                 <w:rPr>
                   <w:rFonts w:ascii="Arial" w:cs="Arial" w:eastAsia="Arial" w:hAnsi="Arial"/>
@@ -9848,7 +10154,7 @@
             <w:pPr>
               <w:spacing w:after="20" w:before="0"/>
             </w:pPr>
-            <w:hyperlink w:history="1" r:id="rIdpdppjpceu-8zvll3ba8nc">
+            <w:hyperlink w:history="1" r:id="rIdwrdpigdvorugduzjtriit">
               <w:r>
                 <w:rPr>
                   <w:rFonts w:ascii="Arial" w:cs="Arial" w:eastAsia="Arial" w:hAnsi="Arial"/>
@@ -9857,7 +10163,7 @@
                   <w:szCs w:val="16"/>
                   <w:u w:val="single" w:color="2E75B6"/>
                 </w:rPr>
-                <w:t xml:space="preserve">Vector Addition (Flexbook)</w:t>
+                <w:t xml:space="preserve">Vector Addition (PLIX)</w:t>
               </w:r>
             </w:hyperlink>
           </w:p>
@@ -9881,7 +10187,7 @@
               <w:spacing w:after="10" w:before="0"/>
               <w:ind w:left="120"/>
             </w:pPr>
-            <w:hyperlink w:history="1" r:id="rIduysbfhe49lwiwfrtclcy2">
+            <w:hyperlink w:history="1" r:id="rId2rclnweuy0kquwnpgn49y">
               <w:r>
                 <w:rPr>
                   <w:rFonts w:ascii="Arial" w:cs="Arial" w:eastAsia="Arial" w:hAnsi="Arial"/>
@@ -9923,7 +10229,7 @@
                 <w:sz w:val="18"/>
                 <w:szCs w:val="18"/>
               </w:rPr>
-              <w:t xml:space="preserve">Whole-class sensemaking discussion anchored to the phenomenon. The teacher posts the original Nairobi map (from Lesson 1) showing the two 8 km routes — Kencom to Westlands and Kencom to South B — alongside the new grid showing the Kencom → UoN → GPO resultant. Learners are guided through three connected explanation tasks. TASK 1 — Generalise the triangle law: Learners write a definition of vector addition using the triangle law in their own words, then compare with a partner and agree on a class definition. TASK 2 — Apply to the phenomenon: Learners answer in writing: 'Using what you now know about vector addition and resultant vectors, explain in two sentences why the driver going to Westlands and the driver going to South B both travel 8 km but end at different places.' TASK 3 — Practise column vector addition: Three rapid independent practice problems using column vectors drawn from Kenyan city routes (e.g., a courier bike in Kisumu: leg 1 = (6, 3), leg 2 = (−2, 5); find the resultant). Learners solve independently then peer-mark.</w:t>
+              <w:t xml:space="preserve">The class Driving Question Board is displayed at the front. The DQB has the anchoring phenomenon description at the top and the driving question: 'Why do two matatu journeys of exactly the same distance from Nairobi's CBD end up at completely different destinations — and what mathematical tool do we need to describe a journey completely?' Learners revisit sticky notes from Lessons 1 and 2 and do two actions: (1) UPDATE — move or annotate any prior sticky note that they can now answer more fully using today's language of 'resultant', 'triangle law', 'column vector addition'. (2) ADD NEW — add at least one new sticky note with either a new question that today's lesson has raised OR a new piece of evidence that helps answer the driving question. Examples of target new notes: 'The resultant tells you the straight-line journey from start to finish.' 'What if you add three vectors — can you still use triangle law?' 'Does the ORDER of addition matter — a + b vs b + a?'</w:t>
             </w:r>
           </w:p>
         </w:tc>
@@ -9955,7 +10261,7 @@
                 <w:sz w:val="18"/>
                 <w:szCs w:val="18"/>
               </w:rPr>
-              <w:t xml:space="preserve">Open the discussion by returning to the board predictions from Phase 1. Ask: 'Which prediction was closest to the actual resultant? Why?' Wait 12 seconds. Cold-call the learner whose prediction was closest and ask them to explain their reasoning. Then say: 'The key word we need today is RESULTANT. Who can tell me what the resultant vector represents in terms of the Kencom–GPO journey?' Wait 10 seconds. Cold-call 2 learners. Write the agreed definition on the board. For Task 2, say: 'Do not just say distance — use the words vector, direction, and resultant in your explanation.' After 5 minutes of writing, cold-call 3 learners to read their sentences. Facilitate peer critique: 'Does this explanation include direction? Does it use the word resultant correctly?' For the three practice problems, circulate and identify one learner who makes a sign error (negative component) — use this as a class teaching moment: 'What does a negative component mean on our Nairobi grid? Which direction is it?' Wait 10 seconds.</w:t>
+              <w:t xml:space="preserve">Say: 'Take 4 minutes. Look at the DQB. What can you now answer that you could not answer at the start of this lesson? What new questions does today's activity raise?' Distribute sticky notes. After 4 minutes, cold-call 3 learners to share their new notes aloud and physically place them on the board. For each note, ask the class: 'Is this EVIDENCE that helps answer our driving question, or is it a NEW QUESTION we still need to investigate?' Sort notes into two columns on the DQB: 'What We Now Know' and 'What We Still Need to Find Out.' Highlight the note(s) about the resultant explaining final destination and say: 'This is the heart of today's lesson. By the end of our 8 lessons, every question on this board should have an answer.'</w:t>
             </w:r>
           </w:p>
         </w:tc>
@@ -9987,7 +10293,7 @@
                 <w:sz w:val="18"/>
                 <w:szCs w:val="18"/>
               </w:rPr>
-              <w:t xml:space="preserve">Anchored Explanation: By explicitly asking learners to use the resultant concept to re-explain the original phenomenon (two 8 km routes, different destinations), the teacher ensures that the new mathematical knowledge is not inert — it must do explanatory work on the problem that opened the unit. This is the EXPLAIN phase's core purpose: sensemaking is demonstrated when learners can apply the new construct to the anchoring context, not merely reproduce a procedure.</w:t>
+              <w:t xml:space="preserve">Driving Question Board Curation: The DQB functions as a visible, cumulative knowledge artefact. Physically moving notes from 'unknown' to 'known' gives learners a concrete representation of their growing understanding. The act of generating new questions (e.g., commutativity of vector addition, three-vector chains) previews future lessons and keeps the unit storyline coherent across all 8 lessons.</w:t>
             </w:r>
           </w:p>
         </w:tc>
@@ -10019,7 +10325,7 @@
                 <w:sz w:val="18"/>
                 <w:szCs w:val="18"/>
               </w:rPr>
-              <w:t xml:space="preserve">Task 2 written responses are the primary formative indicator. A proficient response explicitly states that: (a) both journeys have the same scalar distance (8 km) but (b) the displacement vectors point in different directions, so (c) the resultant displacement from Kencom is different in direction, placing the passenger at a different destination. An incomplete response that only references distance should prompt the teacher to ask: 'What direction does each matatu travel? Does that matter?' Collect Task 3 practice papers to review after the lesson.</w:t>
+              <w:t xml:space="preserve">Read sticky notes for quality of mathematical language. A developing learner writes 'the arrow shows where you end up.' A proficient learner writes 'the resultant vector has the same starting point as the first vector and the same endpoint as the last vector, regardless of the path.' A learner who adds a question about commutativity (does **a + b = b + a**?) is demonstrating extended mathematical curiosity — note this for a stretch task in Lesson 4.</w:t>
             </w:r>
           </w:p>
         </w:tc>
@@ -10028,32 +10334,32 @@
         <w:tc>
           <w:tcPr>
             <w:tcW w:type="dxa" w:w="1520"/>
-            <w:shd w:fill="FCE4D6" w:color="auto" w:val="clear"/>
-            <w:tcMar>
-              <w:top w:type="dxa" w:w="60"/>
-              <w:left w:type="dxa" w:w="120"/>
-              <w:bottom w:type="dxa" w:w="60"/>
-              <w:right w:type="dxa" w:w="120"/>
-            </w:tcMar>
-            <w:vAlign w:val="top"/>
-          </w:tcPr>
-          <w:p>
-            <w:pPr>
-              <w:spacing w:after="40" w:before="0"/>
-              <w:jc w:val="left"/>
-            </w:pPr>
-            <w:r>
-              <w:rPr>
-                <w:rFonts w:ascii="Arial" w:cs="Arial" w:eastAsia="Arial" w:hAnsi="Arial"/>
-                <w:b/>
-                <w:bCs/>
-                <w:i w:val="false"/>
-                <w:iCs w:val="false"/>
-                <w:color w:val="000000"/>
-                <w:sz w:val="18"/>
-                <w:szCs w:val="18"/>
-              </w:rPr>
-              <w:t xml:space="preserve">Driving Question Board (DQB) Creation</w:t>
+            <w:shd w:fill="D5E8F0" w:color="auto" w:val="clear"/>
+            <w:tcMar>
+              <w:top w:type="dxa" w:w="60"/>
+              <w:left w:type="dxa" w:w="120"/>
+              <w:bottom w:type="dxa" w:w="60"/>
+              <w:right w:type="dxa" w:w="120"/>
+            </w:tcMar>
+            <w:vAlign w:val="top"/>
+          </w:tcPr>
+          <w:p>
+            <w:pPr>
+              <w:spacing w:after="40" w:before="0"/>
+              <w:jc w:val="left"/>
+            </w:pPr>
+            <w:r>
+              <w:rPr>
+                <w:rFonts w:ascii="Arial" w:cs="Arial" w:eastAsia="Arial" w:hAnsi="Arial"/>
+                <w:b/>
+                <w:bCs/>
+                <w:i w:val="false"/>
+                <w:iCs w:val="false"/>
+                <w:color w:val="000000"/>
+                <w:sz w:val="18"/>
+                <w:szCs w:val="18"/>
+              </w:rPr>
+              <w:t xml:space="preserve">Model Building Phase</w:t>
             </w:r>
           </w:p>
           <w:p>
@@ -10076,7 +10382,7 @@
             <w:pPr>
               <w:spacing w:after="20" w:before="0"/>
             </w:pPr>
-            <w:hyperlink w:history="1" r:id="rIdjmmqyhskowdnsrlc7yilf">
+            <w:hyperlink w:history="1" r:id="rIdf8ledxkozwyykbautamjv">
               <w:r>
                 <w:rPr>
                   <w:rFonts w:ascii="Arial" w:cs="Arial" w:eastAsia="Arial" w:hAnsi="Arial"/>
@@ -10085,7 +10391,7 @@
                   <w:szCs w:val="16"/>
                   <w:u w:val="single" w:color="2E75B6"/>
                 </w:rPr>
-                <w:t xml:space="preserve">Area of a parallelogram on the coordinate plane</w:t>
+                <w:t xml:space="preserve">Parallelogram rule for vector addition</w:t>
               </w:r>
             </w:hyperlink>
           </w:p>
@@ -10109,7 +10415,7 @@
               <w:spacing w:after="10" w:before="0"/>
               <w:ind w:left="120"/>
             </w:pPr>
-            <w:hyperlink w:history="1" r:id="rIdygqz4qiecbezq1oioodo1">
+            <w:hyperlink w:history="1" r:id="rIdiiqxeogybxr9zoumkvlrl">
               <w:r>
                 <w:rPr>
                   <w:rFonts w:ascii="Arial" w:cs="Arial" w:eastAsia="Arial" w:hAnsi="Arial"/>
@@ -10154,7 +10460,7 @@
             <w:pPr>
               <w:spacing w:after="20" w:before="0"/>
             </w:pPr>
-            <w:hyperlink w:history="1" r:id="rIdldcd2l3sv6g1c0epaso16">
+            <w:hyperlink w:history="1" r:id="rId0d37-hwel5vqxnmpblhcd">
               <w:r>
                 <w:rPr>
                   <w:rFonts w:ascii="Arial" w:cs="Arial" w:eastAsia="Arial" w:hAnsi="Arial"/>
@@ -10163,7 +10469,7 @@
                   <w:szCs w:val="16"/>
                   <w:u w:val="single" w:color="2E75B6"/>
                 </w:rPr>
-                <w:t xml:space="preserve">Vector Addition (Flexbook)</w:t>
+                <w:t xml:space="preserve">Visualizing Vector Addition (PLIX)</w:t>
               </w:r>
             </w:hyperlink>
           </w:p>
@@ -10187,313 +10493,7 @@
               <w:spacing w:after="10" w:before="0"/>
               <w:ind w:left="120"/>
             </w:pPr>
-            <w:hyperlink w:history="1" r:id="rIdnpbpb0rvseypcsjlngole">
-              <w:r>
-                <w:rPr>
-                  <w:rFonts w:ascii="Arial" w:cs="Arial" w:eastAsia="Arial" w:hAnsi="Arial"/>
-                  <w:color w:val="595959"/>
-                  <w:sz w:val="14"/>
-                  <w:szCs w:val="14"/>
-                  <w:u w:val="single" w:color="595959"/>
-                </w:rPr>
-                <w:t xml:space="preserve">🔍 Search ARES for similar readings</w:t>
-              </w:r>
-            </w:hyperlink>
-          </w:p>
-        </w:tc>
-        <w:tc>
-          <w:tcPr>
-            <w:tcW w:type="dxa" w:w="3040"/>
-            <w:shd w:fill="FFFFFF" w:color="auto" w:val="clear"/>
-            <w:tcMar>
-              <w:top w:type="dxa" w:w="60"/>
-              <w:left w:type="dxa" w:w="120"/>
-              <w:bottom w:type="dxa" w:w="60"/>
-              <w:right w:type="dxa" w:w="120"/>
-            </w:tcMar>
-            <w:vAlign w:val="top"/>
-          </w:tcPr>
-          <w:p>
-            <w:pPr>
-              <w:spacing w:after="40" w:before="0"/>
-              <w:jc w:val="left"/>
-            </w:pPr>
-            <w:r>
-              <w:rPr>
-                <w:rFonts w:ascii="Arial" w:cs="Arial" w:eastAsia="Arial" w:hAnsi="Arial"/>
-                <w:b w:val="false"/>
-                <w:bCs w:val="false"/>
-                <w:i w:val="false"/>
-                <w:iCs w:val="false"/>
-                <w:color w:val="000000"/>
-                <w:sz w:val="18"/>
-                <w:szCs w:val="18"/>
-              </w:rPr>
-              <w:t xml:space="preserve">The class Driving Question Board is displayed at the front. The DQB has the anchoring phenomenon description at the top and the driving question: 'Why do two matatu journeys of exactly the same distance from Nairobi's CBD end up at completely different destinations — and what mathematical tool do we need to describe a journey completely?' Learners revisit sticky notes from Lessons 1 and 2 and do two actions: (1) UPDATE — move or annotate any prior sticky note that they can now answer more fully using today's language of 'resultant', 'triangle law', 'column vector addition'. (2) ADD NEW — add at least one new sticky note with either a new question that today's lesson has raised OR a new piece of evidence that helps answer the driving question. Examples of target new notes: 'The resultant tells you the straight-line journey from start to finish.' 'What if you add three vectors — can you still use triangle law?' 'Does the ORDER of addition matter — a + b vs b + a?'</w:t>
-            </w:r>
-          </w:p>
-        </w:tc>
-        <w:tc>
-          <w:tcPr>
-            <w:tcW w:type="dxa" w:w="3040"/>
-            <w:shd w:fill="F2F2F2" w:color="auto" w:val="clear"/>
-            <w:tcMar>
-              <w:top w:type="dxa" w:w="60"/>
-              <w:left w:type="dxa" w:w="120"/>
-              <w:bottom w:type="dxa" w:w="60"/>
-              <w:right w:type="dxa" w:w="120"/>
-            </w:tcMar>
-            <w:vAlign w:val="top"/>
-          </w:tcPr>
-          <w:p>
-            <w:pPr>
-              <w:spacing w:after="40" w:before="0"/>
-              <w:jc w:val="left"/>
-            </w:pPr>
-            <w:r>
-              <w:rPr>
-                <w:rFonts w:ascii="Arial" w:cs="Arial" w:eastAsia="Arial" w:hAnsi="Arial"/>
-                <w:b w:val="false"/>
-                <w:bCs w:val="false"/>
-                <w:i w:val="false"/>
-                <w:iCs w:val="false"/>
-                <w:color w:val="000000"/>
-                <w:sz w:val="18"/>
-                <w:szCs w:val="18"/>
-              </w:rPr>
-              <w:t xml:space="preserve">Say: 'Take 4 minutes. Look at the DQB. What can you now answer that you could not answer at the start of this lesson? What new questions does today's activity raise?' Distribute sticky notes. After 4 minutes, cold-call 3 learners to share their new notes aloud and physically place them on the board. For each note, ask the class: 'Is this EVIDENCE that helps answer our driving question, or is it a NEW QUESTION we still need to investigate?' Sort notes into two columns on the DQB: 'What We Now Know' and 'What We Still Need to Find Out.' Highlight the note(s) about the resultant explaining final destination and say: 'This is the heart of today's lesson. By the end of our 8 lessons, every question on this board should have an answer.'</w:t>
-            </w:r>
-          </w:p>
-        </w:tc>
-        <w:tc>
-          <w:tcPr>
-            <w:tcW w:type="dxa" w:w="3040"/>
-            <w:shd w:fill="FFFFFF" w:color="auto" w:val="clear"/>
-            <w:tcMar>
-              <w:top w:type="dxa" w:w="60"/>
-              <w:left w:type="dxa" w:w="120"/>
-              <w:bottom w:type="dxa" w:w="60"/>
-              <w:right w:type="dxa" w:w="120"/>
-            </w:tcMar>
-            <w:vAlign w:val="top"/>
-          </w:tcPr>
-          <w:p>
-            <w:pPr>
-              <w:spacing w:after="40" w:before="0"/>
-              <w:jc w:val="left"/>
-            </w:pPr>
-            <w:r>
-              <w:rPr>
-                <w:rFonts w:ascii="Arial" w:cs="Arial" w:eastAsia="Arial" w:hAnsi="Arial"/>
-                <w:b w:val="false"/>
-                <w:bCs w:val="false"/>
-                <w:i w:val="false"/>
-                <w:iCs w:val="false"/>
-                <w:color w:val="000000"/>
-                <w:sz w:val="18"/>
-                <w:szCs w:val="18"/>
-              </w:rPr>
-              <w:t xml:space="preserve">Driving Question Board Curation: The DQB functions as a visible, cumulative knowledge artefact. Physically moving notes from 'unknown' to 'known' gives learners a concrete representation of their growing understanding. The act of generating new questions (e.g., commutativity of vector addition, three-vector chains) previews future lessons and keeps the unit storyline coherent across all 8 lessons.</w:t>
-            </w:r>
-          </w:p>
-        </w:tc>
-        <w:tc>
-          <w:tcPr>
-            <w:tcW w:type="dxa" w:w="3040"/>
-            <w:shd w:fill="F2F2F2" w:color="auto" w:val="clear"/>
-            <w:tcMar>
-              <w:top w:type="dxa" w:w="60"/>
-              <w:left w:type="dxa" w:w="120"/>
-              <w:bottom w:type="dxa" w:w="60"/>
-              <w:right w:type="dxa" w:w="120"/>
-            </w:tcMar>
-            <w:vAlign w:val="top"/>
-          </w:tcPr>
-          <w:p>
-            <w:pPr>
-              <w:spacing w:after="40" w:before="0"/>
-              <w:jc w:val="left"/>
-            </w:pPr>
-            <w:r>
-              <w:rPr>
-                <w:rFonts w:ascii="Arial" w:cs="Arial" w:eastAsia="Arial" w:hAnsi="Arial"/>
-                <w:b w:val="false"/>
-                <w:bCs w:val="false"/>
-                <w:i w:val="false"/>
-                <w:iCs w:val="false"/>
-                <w:color w:val="000000"/>
-                <w:sz w:val="18"/>
-                <w:szCs w:val="18"/>
-              </w:rPr>
-              <w:t xml:space="preserve">Read sticky notes for quality of mathematical language. A developing learner writes 'the arrow shows where you end up.' A proficient learner writes 'the resultant vector has the same starting point as the first vector and the same endpoint as the last vector, regardless of the path.' A learner who adds a question about commutativity (does **a + b = b + a**?) is demonstrating extended mathematical curiosity — note this for a stretch task in Lesson 4.</w:t>
-            </w:r>
-          </w:p>
-        </w:tc>
-      </w:tr>
-      <w:tr>
-        <w:tc>
-          <w:tcPr>
-            <w:tcW w:type="dxa" w:w="1520"/>
-            <w:shd w:fill="D5E8F0" w:color="auto" w:val="clear"/>
-            <w:tcMar>
-              <w:top w:type="dxa" w:w="60"/>
-              <w:left w:type="dxa" w:w="120"/>
-              <w:bottom w:type="dxa" w:w="60"/>
-              <w:right w:type="dxa" w:w="120"/>
-            </w:tcMar>
-            <w:vAlign w:val="top"/>
-          </w:tcPr>
-          <w:p>
-            <w:pPr>
-              <w:spacing w:after="40" w:before="0"/>
-              <w:jc w:val="left"/>
-            </w:pPr>
-            <w:r>
-              <w:rPr>
-                <w:rFonts w:ascii="Arial" w:cs="Arial" w:eastAsia="Arial" w:hAnsi="Arial"/>
-                <w:b/>
-                <w:bCs/>
-                <w:i w:val="false"/>
-                <w:iCs w:val="false"/>
-                <w:color w:val="000000"/>
-                <w:sz w:val="18"/>
-                <w:szCs w:val="18"/>
-              </w:rPr>
-              <w:t xml:space="preserve">Model Building Phase</w:t>
-            </w:r>
-          </w:p>
-          <w:p>
-            <w:pPr>
-              <w:spacing w:after="20" w:before="0"/>
-            </w:pPr>
-            <w:r>
-              <w:rPr>
-                <w:rFonts w:ascii="Arial" w:cs="Arial" w:eastAsia="Arial" w:hAnsi="Arial"/>
-                <w:b/>
-                <w:bCs/>
-                <w:color w:val="1F3864"/>
-                <w:sz w:val="16"/>
-                <w:szCs w:val="16"/>
-              </w:rPr>
-              <w:t xml:space="preserve">📹 VIDEO:</w:t>
-            </w:r>
-          </w:p>
-          <w:p>
-            <w:pPr>
-              <w:spacing w:after="20" w:before="0"/>
-            </w:pPr>
-            <w:hyperlink w:history="1" r:id="rIdrsbslojhpakj6by2ys0k0">
-              <w:r>
-                <w:rPr>
-                  <w:rFonts w:ascii="Arial" w:cs="Arial" w:eastAsia="Arial" w:hAnsi="Arial"/>
-                  <w:color w:val="2E75B6"/>
-                  <w:sz w:val="16"/>
-                  <w:szCs w:val="16"/>
-                  <w:u w:val="single" w:color="2E75B6"/>
-                </w:rPr>
-                <w:t xml:space="preserve">Area of a parallelogram on the coordinate plane</w:t>
-              </w:r>
-            </w:hyperlink>
-          </w:p>
-          <w:p>
-            <w:pPr>
-              <w:spacing w:after="10" w:before="0"/>
-              <w:ind w:left="120"/>
-            </w:pPr>
-            <w:r>
-              <w:rPr>
-                <w:rFonts w:ascii="Arial" w:cs="Arial" w:eastAsia="Arial" w:hAnsi="Arial"/>
-                <w:color w:val="595959"/>
-                <w:sz w:val="14"/>
-                <w:szCs w:val="14"/>
-              </w:rPr>
-              <w:t xml:space="preserve">Source: Khan Academy (English - US curriculum)</w:t>
-            </w:r>
-          </w:p>
-          <w:p>
-            <w:pPr>
-              <w:spacing w:after="10" w:before="0"/>
-              <w:ind w:left="120"/>
-            </w:pPr>
-            <w:hyperlink w:history="1" r:id="rIdnxq-bcpaxq9xku7pop0sy">
-              <w:r>
-                <w:rPr>
-                  <w:rFonts w:ascii="Arial" w:cs="Arial" w:eastAsia="Arial" w:hAnsi="Arial"/>
-                  <w:color w:val="595959"/>
-                  <w:sz w:val="14"/>
-                  <w:szCs w:val="14"/>
-                  <w:u w:val="single" w:color="595959"/>
-                </w:rPr>
-                <w:t xml:space="preserve">🔍 Search ARES for similar videos</w:t>
-              </w:r>
-            </w:hyperlink>
-          </w:p>
-          <w:p>
-            <w:pPr>
-              <w:spacing w:after="40" w:before="0"/>
-            </w:pPr>
-            <w:r>
-              <w:rPr>
-                <w:sz w:val="14"/>
-                <w:szCs w:val="14"/>
-              </w:rPr>
-              <w:t xml:space="preserve"/>
-            </w:r>
-          </w:p>
-          <w:p>
-            <w:pPr>
-              <w:spacing w:after="20" w:before="0"/>
-            </w:pPr>
-            <w:r>
-              <w:rPr>
-                <w:rFonts w:ascii="Arial" w:cs="Arial" w:eastAsia="Arial" w:hAnsi="Arial"/>
-                <w:b/>
-                <w:bCs/>
-                <w:color w:val="1F3864"/>
-                <w:sz w:val="16"/>
-                <w:szCs w:val="16"/>
-              </w:rPr>
-              <w:t xml:space="preserve">📖 HTML:</w:t>
-            </w:r>
-          </w:p>
-          <w:p>
-            <w:pPr>
-              <w:spacing w:after="20" w:before="0"/>
-            </w:pPr>
-            <w:hyperlink w:history="1" r:id="rIdvuzyqphmlooytahhfmqmo">
-              <w:r>
-                <w:rPr>
-                  <w:rFonts w:ascii="Arial" w:cs="Arial" w:eastAsia="Arial" w:hAnsi="Arial"/>
-                  <w:color w:val="2E75B6"/>
-                  <w:sz w:val="16"/>
-                  <w:szCs w:val="16"/>
-                  <w:u w:val="single" w:color="2E75B6"/>
-                </w:rPr>
-                <w:t xml:space="preserve">Vector Addition (Flexbook)</w:t>
-              </w:r>
-            </w:hyperlink>
-          </w:p>
-          <w:p>
-            <w:pPr>
-              <w:spacing w:after="10" w:before="0"/>
-              <w:ind w:left="120"/>
-            </w:pPr>
-            <w:r>
-              <w:rPr>
-                <w:rFonts w:ascii="Arial" w:cs="Arial" w:eastAsia="Arial" w:hAnsi="Arial"/>
-                <w:color w:val="595959"/>
-                <w:sz w:val="14"/>
-                <w:szCs w:val="14"/>
-              </w:rPr>
-              <w:t xml:space="preserve">Source: CK-12</w:t>
-            </w:r>
-          </w:p>
-          <w:p>
-            <w:pPr>
-              <w:spacing w:after="10" w:before="0"/>
-              <w:ind w:left="120"/>
-            </w:pPr>
-            <w:hyperlink w:history="1" r:id="rIduw0plwhfqtpvihottxqry">
+            <w:hyperlink w:history="1" r:id="rId2yatqbaufktnoo17f2r4z">
               <w:r>
                 <w:rPr>
                   <w:rFonts w:ascii="Arial" w:cs="Arial" w:eastAsia="Arial" w:hAnsi="Arial"/>
@@ -11980,7 +11980,7 @@
             <w:pPr>
               <w:spacing w:after="20" w:before="0"/>
             </w:pPr>
-            <w:hyperlink w:history="1" r:id="rIdnwlta0qqnswpddqvt6m1s">
+            <w:hyperlink w:history="1" r:id="rIdqyoasopujqapsrdubxax5">
               <w:r>
                 <w:rPr>
                   <w:rFonts w:ascii="Arial" w:cs="Arial" w:eastAsia="Arial" w:hAnsi="Arial"/>
@@ -11989,7 +11989,7 @@
                   <w:szCs w:val="16"/>
                   <w:u w:val="single" w:color="2E75B6"/>
                 </w:rPr>
-                <w:t xml:space="preserve">Video: Proportion Playground</w:t>
+                <w:t xml:space="preserve">Scalar multiplication: magnitude and direction</w:t>
               </w:r>
             </w:hyperlink>
           </w:p>
@@ -12005,7 +12005,7 @@
                 <w:sz w:val="14"/>
                 <w:szCs w:val="14"/>
               </w:rPr>
-              <w:t xml:space="preserve">Source: PhET Interactive Simulations (English)</w:t>
+              <w:t xml:space="preserve">Source: Khan Academy (English - US curriculum)</w:t>
             </w:r>
           </w:p>
           <w:p>
@@ -12013,7 +12013,7 @@
               <w:spacing w:after="10" w:before="0"/>
               <w:ind w:left="120"/>
             </w:pPr>
-            <w:hyperlink w:history="1" r:id="rIdx3i_gx1og-qab0jlwegru">
+            <w:hyperlink w:history="1" r:id="rIdtz26iazzuvpzmagwqvlj4">
               <w:r>
                 <w:rPr>
                   <w:rFonts w:ascii="Arial" w:cs="Arial" w:eastAsia="Arial" w:hAnsi="Arial"/>
@@ -12051,14 +12051,14 @@
                 <w:sz w:val="16"/>
                 <w:szCs w:val="16"/>
               </w:rPr>
-              <w:t xml:space="preserve">📖 HTML:</w:t>
+              <w:t xml:space="preserve">📖 EXERCISE:</w:t>
             </w:r>
           </w:p>
           <w:p>
             <w:pPr>
               <w:spacing w:after="20" w:before="0"/>
             </w:pPr>
-            <w:hyperlink w:history="1" r:id="rIden0mzmmx4lh4l7txlyrze">
+            <w:hyperlink w:history="1" r:id="rIde4jsgwxgwhcicvnkpvqwu">
               <w:r>
                 <w:rPr>
                   <w:rFonts w:ascii="Arial" w:cs="Arial" w:eastAsia="Arial" w:hAnsi="Arial"/>
@@ -12067,7 +12067,7 @@
                   <w:szCs w:val="16"/>
                   <w:u w:val="single" w:color="2E75B6"/>
                 </w:rPr>
-                <w:t xml:space="preserve">Multiplying Matrices by a Scalar (Flexbook)</w:t>
+                <w:t xml:space="preserve">Combined vector operations</w:t>
               </w:r>
             </w:hyperlink>
           </w:p>
@@ -12083,7 +12083,7 @@
                 <w:sz w:val="14"/>
                 <w:szCs w:val="14"/>
               </w:rPr>
-              <w:t xml:space="preserve">Source: CK-12</w:t>
+              <w:t xml:space="preserve">Source: Khan Academy (English - US curriculum)</w:t>
             </w:r>
           </w:p>
           <w:p>
@@ -12091,7 +12091,7 @@
               <w:spacing w:after="10" w:before="0"/>
               <w:ind w:left="120"/>
             </w:pPr>
-            <w:hyperlink w:history="1" r:id="rIdblyyvho4vssy4nntd0kyz">
+            <w:hyperlink w:history="1" r:id="rIdu80d8axst_jtnzwu6acm5">
               <w:r>
                 <w:rPr>
                   <w:rFonts w:ascii="Arial" w:cs="Arial" w:eastAsia="Arial" w:hAnsi="Arial"/>
@@ -12362,7 +12362,7 @@
             <w:pPr>
               <w:spacing w:after="20" w:before="0"/>
             </w:pPr>
-            <w:hyperlink w:history="1" r:id="rId6fh6w0marr_78msefoj6f">
+            <w:hyperlink w:history="1" r:id="rId-ljde4gdg7kieerg2-tda">
               <w:r>
                 <w:rPr>
                   <w:rFonts w:ascii="Arial" w:cs="Arial" w:eastAsia="Arial" w:hAnsi="Arial"/>
@@ -12371,7 +12371,7 @@
                   <w:szCs w:val="16"/>
                   <w:u w:val="single" w:color="2E75B6"/>
                 </w:rPr>
-                <w:t xml:space="preserve">Video: Proportion Playground</w:t>
+                <w:t xml:space="preserve">Intro to vectors and scalars</w:t>
               </w:r>
             </w:hyperlink>
           </w:p>
@@ -12387,7 +12387,7 @@
                 <w:sz w:val="14"/>
                 <w:szCs w:val="14"/>
               </w:rPr>
-              <w:t xml:space="preserve">Source: PhET Interactive Simulations (English)</w:t>
+              <w:t xml:space="preserve">Source: Khan Academy (English - US curriculum)</w:t>
             </w:r>
           </w:p>
           <w:p>
@@ -12395,7 +12395,7 @@
               <w:spacing w:after="10" w:before="0"/>
               <w:ind w:left="120"/>
             </w:pPr>
-            <w:hyperlink w:history="1" r:id="rIdxpafwbf9nva770ri__ufe">
+            <w:hyperlink w:history="1" r:id="rIdukk1tymds1xjzlem32nhl">
               <w:r>
                 <w:rPr>
                   <w:rFonts w:ascii="Arial" w:cs="Arial" w:eastAsia="Arial" w:hAnsi="Arial"/>
@@ -12433,14 +12433,14 @@
                 <w:sz w:val="16"/>
                 <w:szCs w:val="16"/>
               </w:rPr>
-              <w:t xml:space="preserve">📖 HTML:</w:t>
+              <w:t xml:space="preserve">📖 EXERCISE:</w:t>
             </w:r>
           </w:p>
           <w:p>
             <w:pPr>
               <w:spacing w:after="20" w:before="0"/>
             </w:pPr>
-            <w:hyperlink w:history="1" r:id="rIduz1a9cztshs-zf2eftvyl">
+            <w:hyperlink w:history="1" r:id="rId62xf_ox1jy_-2fwetee62">
               <w:r>
                 <w:rPr>
                   <w:rFonts w:ascii="Arial" w:cs="Arial" w:eastAsia="Arial" w:hAnsi="Arial"/>
@@ -12449,7 +12449,7 @@
                   <w:szCs w:val="16"/>
                   <w:u w:val="single" w:color="2E75B6"/>
                 </w:rPr>
-                <w:t xml:space="preserve">Multiplying Matrices by a Scalar (Flexbook)</w:t>
+                <w:t xml:space="preserve">Combined vector operations</w:t>
               </w:r>
             </w:hyperlink>
           </w:p>
@@ -12465,7 +12465,7 @@
                 <w:sz w:val="14"/>
                 <w:szCs w:val="14"/>
               </w:rPr>
-              <w:t xml:space="preserve">Source: CK-12</w:t>
+              <w:t xml:space="preserve">Source: Khan Academy (English - US curriculum)</w:t>
             </w:r>
           </w:p>
           <w:p>
@@ -12473,7 +12473,7 @@
               <w:spacing w:after="10" w:before="0"/>
               <w:ind w:left="120"/>
             </w:pPr>
-            <w:hyperlink w:history="1" r:id="rIdpilaac8gghdemidw8ppe5">
+            <w:hyperlink w:history="1" r:id="rIdzinvbuit-gdb3pob95jbr">
               <w:r>
                 <w:rPr>
                   <w:rFonts w:ascii="Arial" w:cs="Arial" w:eastAsia="Arial" w:hAnsi="Arial"/>
@@ -12744,7 +12744,7 @@
             <w:pPr>
               <w:spacing w:after="20" w:before="0"/>
             </w:pPr>
-            <w:hyperlink w:history="1" r:id="rIdxcyf2y5iigyawciepbgoa">
+            <w:hyperlink w:history="1" r:id="rIdbqyhss_5dksoxlnxdmih8">
               <w:r>
                 <w:rPr>
                   <w:rFonts w:ascii="Arial" w:cs="Arial" w:eastAsia="Arial" w:hAnsi="Arial"/>
@@ -12753,7 +12753,7 @@
                   <w:szCs w:val="16"/>
                   <w:u w:val="single" w:color="2E75B6"/>
                 </w:rPr>
-                <w:t xml:space="preserve">Video: Proportion Playground</w:t>
+                <w:t xml:space="preserve">Subtracting vectors end-to-end</w:t>
               </w:r>
             </w:hyperlink>
           </w:p>
@@ -12769,7 +12769,7 @@
                 <w:sz w:val="14"/>
                 <w:szCs w:val="14"/>
               </w:rPr>
-              <w:t xml:space="preserve">Source: PhET Interactive Simulations (English)</w:t>
+              <w:t xml:space="preserve">Source: Khan Academy (English - US curriculum)</w:t>
             </w:r>
           </w:p>
           <w:p>
@@ -12777,7 +12777,7 @@
               <w:spacing w:after="10" w:before="0"/>
               <w:ind w:left="120"/>
             </w:pPr>
-            <w:hyperlink w:history="1" r:id="rIddfkuifxoqvngvb_egxcv5">
+            <w:hyperlink w:history="1" r:id="rIdvkbfb8lzza8rmyi7030hq">
               <w:r>
                 <w:rPr>
                   <w:rFonts w:ascii="Arial" w:cs="Arial" w:eastAsia="Arial" w:hAnsi="Arial"/>
@@ -12815,14 +12815,14 @@
                 <w:sz w:val="16"/>
                 <w:szCs w:val="16"/>
               </w:rPr>
-              <w:t xml:space="preserve">📖 HTML:</w:t>
+              <w:t xml:space="preserve">📖 EXERCISE:</w:t>
             </w:r>
           </w:p>
           <w:p>
             <w:pPr>
               <w:spacing w:after="20" w:before="0"/>
             </w:pPr>
-            <w:hyperlink w:history="1" r:id="rId9hxkwanc3cwxojb0syjzo">
+            <w:hyperlink w:history="1" r:id="rIdtu4sdfpo62quqxpaa7gy8">
               <w:r>
                 <w:rPr>
                   <w:rFonts w:ascii="Arial" w:cs="Arial" w:eastAsia="Arial" w:hAnsi="Arial"/>
@@ -12831,7 +12831,7 @@
                   <w:szCs w:val="16"/>
                   <w:u w:val="single" w:color="2E75B6"/>
                 </w:rPr>
-                <w:t xml:space="preserve">Multiplying Matrices by a Scalar (Flexbook)</w:t>
+                <w:t xml:space="preserve">Combined vector operations</w:t>
               </w:r>
             </w:hyperlink>
           </w:p>
@@ -12847,7 +12847,7 @@
                 <w:sz w:val="14"/>
                 <w:szCs w:val="14"/>
               </w:rPr>
-              <w:t xml:space="preserve">Source: CK-12</w:t>
+              <w:t xml:space="preserve">Source: Khan Academy (English - US curriculum)</w:t>
             </w:r>
           </w:p>
           <w:p>
@@ -12855,7 +12855,7 @@
               <w:spacing w:after="10" w:before="0"/>
               <w:ind w:left="120"/>
             </w:pPr>
-            <w:hyperlink w:history="1" r:id="rIdksvyczaefoan2sxxpyuhc">
+            <w:hyperlink w:history="1" r:id="rId-jdkd45dqjsg8mdp30vkv">
               <w:r>
                 <w:rPr>
                   <w:rFonts w:ascii="Arial" w:cs="Arial" w:eastAsia="Arial" w:hAnsi="Arial"/>
@@ -13126,7 +13126,7 @@
             <w:pPr>
               <w:spacing w:after="20" w:before="0"/>
             </w:pPr>
-            <w:hyperlink w:history="1" r:id="rIdw6qx3svwjrzn30dkyh1-x">
+            <w:hyperlink w:history="1" r:id="rId23v0qs5gkwbr-eao_vgoj">
               <w:r>
                 <w:rPr>
                   <w:rFonts w:ascii="Arial" w:cs="Arial" w:eastAsia="Arial" w:hAnsi="Arial"/>
@@ -13135,7 +13135,7 @@
                   <w:szCs w:val="16"/>
                   <w:u w:val="single" w:color="2E75B6"/>
                 </w:rPr>
-                <w:t xml:space="preserve">Video: Proportion Playground</w:t>
+                <w:t xml:space="preserve">Scalar multiplication: magnitude and direction</w:t>
               </w:r>
             </w:hyperlink>
           </w:p>
@@ -13151,7 +13151,7 @@
                 <w:sz w:val="14"/>
                 <w:szCs w:val="14"/>
               </w:rPr>
-              <w:t xml:space="preserve">Source: PhET Interactive Simulations (English)</w:t>
+              <w:t xml:space="preserve">Source: Khan Academy (English - US curriculum)</w:t>
             </w:r>
           </w:p>
           <w:p>
@@ -13159,7 +13159,7 @@
               <w:spacing w:after="10" w:before="0"/>
               <w:ind w:left="120"/>
             </w:pPr>
-            <w:hyperlink w:history="1" r:id="rId0_vfmb9uto0ikizxs8pj5">
+            <w:hyperlink w:history="1" r:id="rIdwpz2vtm-fd5uhlpgmdygn">
               <w:r>
                 <w:rPr>
                   <w:rFonts w:ascii="Arial" w:cs="Arial" w:eastAsia="Arial" w:hAnsi="Arial"/>
@@ -13197,14 +13197,14 @@
                 <w:sz w:val="16"/>
                 <w:szCs w:val="16"/>
               </w:rPr>
-              <w:t xml:space="preserve">📖 HTML:</w:t>
+              <w:t xml:space="preserve">📖 EXERCISE:</w:t>
             </w:r>
           </w:p>
           <w:p>
             <w:pPr>
               <w:spacing w:after="20" w:before="0"/>
             </w:pPr>
-            <w:hyperlink w:history="1" r:id="rIdttltyi8yjzb8zpjjtakck">
+            <w:hyperlink w:history="1" r:id="rId5h8_4gmj18yxaqbnpmm8c">
               <w:r>
                 <w:rPr>
                   <w:rFonts w:ascii="Arial" w:cs="Arial" w:eastAsia="Arial" w:hAnsi="Arial"/>
@@ -13213,7 +13213,7 @@
                   <w:szCs w:val="16"/>
                   <w:u w:val="single" w:color="2E75B6"/>
                 </w:rPr>
-                <w:t xml:space="preserve">Multiplying Matrices by a Scalar (Flexbook)</w:t>
+                <w:t xml:space="preserve">Combined vector operations</w:t>
               </w:r>
             </w:hyperlink>
           </w:p>
@@ -13229,7 +13229,7 @@
                 <w:sz w:val="14"/>
                 <w:szCs w:val="14"/>
               </w:rPr>
-              <w:t xml:space="preserve">Source: CK-12</w:t>
+              <w:t xml:space="preserve">Source: Khan Academy (English - US curriculum)</w:t>
             </w:r>
           </w:p>
           <w:p>
@@ -13237,7 +13237,7 @@
               <w:spacing w:after="10" w:before="0"/>
               <w:ind w:left="120"/>
             </w:pPr>
-            <w:hyperlink w:history="1" r:id="rIdywnkpqqcxz52mkbeszwjx">
+            <w:hyperlink w:history="1" r:id="rIdi7l1lbuygmtmxoddbiskb">
               <w:r>
                 <w:rPr>
                   <w:rFonts w:ascii="Arial" w:cs="Arial" w:eastAsia="Arial" w:hAnsi="Arial"/>
@@ -13508,7 +13508,7 @@
             <w:pPr>
               <w:spacing w:after="20" w:before="0"/>
             </w:pPr>
-            <w:hyperlink w:history="1" r:id="rIdvbizvwtxr7ei65l1hjjxz">
+            <w:hyperlink w:history="1" r:id="rId96g1y0awenmloadk4sfwe">
               <w:r>
                 <w:rPr>
                   <w:rFonts w:ascii="Arial" w:cs="Arial" w:eastAsia="Arial" w:hAnsi="Arial"/>
@@ -13517,7 +13517,7 @@
                   <w:szCs w:val="16"/>
                   <w:u w:val="single" w:color="2E75B6"/>
                 </w:rPr>
-                <w:t xml:space="preserve">Video: Proportion Playground</w:t>
+                <w:t xml:space="preserve">Scalar multiplication: magnitude and direction</w:t>
               </w:r>
             </w:hyperlink>
           </w:p>
@@ -13533,7 +13533,7 @@
                 <w:sz w:val="14"/>
                 <w:szCs w:val="14"/>
               </w:rPr>
-              <w:t xml:space="preserve">Source: PhET Interactive Simulations (English)</w:t>
+              <w:t xml:space="preserve">Source: Khan Academy (English - US curriculum)</w:t>
             </w:r>
           </w:p>
           <w:p>
@@ -13541,7 +13541,7 @@
               <w:spacing w:after="10" w:before="0"/>
               <w:ind w:left="120"/>
             </w:pPr>
-            <w:hyperlink w:history="1" r:id="rIdqfsqw-ao--ig-jamyoff6">
+            <w:hyperlink w:history="1" r:id="rIdvsu4d5-lmtzbwe3xngcpy">
               <w:r>
                 <w:rPr>
                   <w:rFonts w:ascii="Arial" w:cs="Arial" w:eastAsia="Arial" w:hAnsi="Arial"/>
@@ -13579,14 +13579,14 @@
                 <w:sz w:val="16"/>
                 <w:szCs w:val="16"/>
               </w:rPr>
-              <w:t xml:space="preserve">📖 HTML:</w:t>
+              <w:t xml:space="preserve">📖 EXERCISE:</w:t>
             </w:r>
           </w:p>
           <w:p>
             <w:pPr>
               <w:spacing w:after="20" w:before="0"/>
             </w:pPr>
-            <w:hyperlink w:history="1" r:id="rIdsxeubal_vlhvfwue6l2ce">
+            <w:hyperlink w:history="1" r:id="rIddeuujdlt30sourip_istc">
               <w:r>
                 <w:rPr>
                   <w:rFonts w:ascii="Arial" w:cs="Arial" w:eastAsia="Arial" w:hAnsi="Arial"/>
@@ -13595,7 +13595,7 @@
                   <w:szCs w:val="16"/>
                   <w:u w:val="single" w:color="2E75B6"/>
                 </w:rPr>
-                <w:t xml:space="preserve">Multiplying Matrices by a Scalar (Flexbook)</w:t>
+                <w:t xml:space="preserve">Combined vector operations</w:t>
               </w:r>
             </w:hyperlink>
           </w:p>
@@ -13611,7 +13611,7 @@
                 <w:sz w:val="14"/>
                 <w:szCs w:val="14"/>
               </w:rPr>
-              <w:t xml:space="preserve">Source: CK-12</w:t>
+              <w:t xml:space="preserve">Source: Khan Academy (English - US curriculum)</w:t>
             </w:r>
           </w:p>
           <w:p>
@@ -13619,7 +13619,7 @@
               <w:spacing w:after="10" w:before="0"/>
               <w:ind w:left="120"/>
             </w:pPr>
-            <w:hyperlink w:history="1" r:id="rIdu2ex9nsliaopgvohy-gv1">
+            <w:hyperlink w:history="1" r:id="rIdsx8itpxlyfwe7lgessqjw">
               <w:r>
                 <w:rPr>
                   <w:rFonts w:ascii="Arial" w:cs="Arial" w:eastAsia="Arial" w:hAnsi="Arial"/>
@@ -15182,7 +15182,7 @@
             <w:pPr>
               <w:spacing w:after="20" w:before="0"/>
             </w:pPr>
-            <w:hyperlink w:history="1" r:id="rIdywsukd_qhjtnvpeq8c8n0">
+            <w:hyperlink w:history="1" r:id="rIdzhrvqikp0xsjf1pt5p68m">
               <w:r>
                 <w:rPr>
                   <w:rFonts w:ascii="Arial" w:cs="Arial" w:eastAsia="Arial" w:hAnsi="Arial"/>
@@ -15191,7 +15191,7 @@
                   <w:szCs w:val="16"/>
                   <w:u w:val="single" w:color="2E75B6"/>
                 </w:rPr>
-                <w:t xml:space="preserve">Intro to the coordinate plane</w:t>
+                <w:t xml:space="preserve">Unit vector notation (part 2)</w:t>
               </w:r>
             </w:hyperlink>
           </w:p>
@@ -15215,7 +15215,7 @@
               <w:spacing w:after="10" w:before="0"/>
               <w:ind w:left="120"/>
             </w:pPr>
-            <w:hyperlink w:history="1" r:id="rIddsuecpbqwwfgxvq4mmxit">
+            <w:hyperlink w:history="1" r:id="rIdemkuipha2kivduyioi93i">
               <w:r>
                 <w:rPr>
                   <w:rFonts w:ascii="Arial" w:cs="Arial" w:eastAsia="Arial" w:hAnsi="Arial"/>
@@ -15260,7 +15260,7 @@
             <w:pPr>
               <w:spacing w:after="20" w:before="0"/>
             </w:pPr>
-            <w:hyperlink w:history="1" r:id="rIdoatayuw27fagl5a4o7fwy">
+            <w:hyperlink w:history="1" r:id="rIdwmtji9pia2nh2o0qkjsdi">
               <w:r>
                 <w:rPr>
                   <w:rFonts w:ascii="Arial" w:cs="Arial" w:eastAsia="Arial" w:hAnsi="Arial"/>
@@ -15269,7 +15269,7 @@
                   <w:szCs w:val="16"/>
                   <w:u w:val="single" w:color="2E75B6"/>
                 </w:rPr>
-                <w:t xml:space="preserve">Two-Column Proofs (Flexbook)</w:t>
+                <w:t xml:space="preserve">Vector Subtraction (Flexbook)</w:t>
               </w:r>
             </w:hyperlink>
           </w:p>
@@ -15293,7 +15293,7 @@
               <w:spacing w:after="10" w:before="0"/>
               <w:ind w:left="120"/>
             </w:pPr>
-            <w:hyperlink w:history="1" r:id="rId51zuaytgro-a2dyuiddld">
+            <w:hyperlink w:history="1" r:id="rIdhdixprad9i6kj_p0q6vg9">
               <w:r>
                 <w:rPr>
                   <w:rFonts w:ascii="Arial" w:cs="Arial" w:eastAsia="Arial" w:hAnsi="Arial"/>
@@ -15488,7 +15488,7 @@
             <w:pPr>
               <w:spacing w:after="20" w:before="0"/>
             </w:pPr>
-            <w:hyperlink w:history="1" r:id="rIdactsxzfwd8olnuugsw1z5">
+            <w:hyperlink w:history="1" r:id="rId9uj9ykgc375oa3o42cdls">
               <w:r>
                 <w:rPr>
                   <w:rFonts w:ascii="Arial" w:cs="Arial" w:eastAsia="Arial" w:hAnsi="Arial"/>
@@ -15497,7 +15497,7 @@
                   <w:szCs w:val="16"/>
                   <w:u w:val="single" w:color="2E75B6"/>
                 </w:rPr>
-                <w:t xml:space="preserve">Intro to the coordinate plane</w:t>
+                <w:t xml:space="preserve">Calculating dot and cross products with unit vector notation</w:t>
               </w:r>
             </w:hyperlink>
           </w:p>
@@ -15521,7 +15521,7 @@
               <w:spacing w:after="10" w:before="0"/>
               <w:ind w:left="120"/>
             </w:pPr>
-            <w:hyperlink w:history="1" r:id="rId_mjldafab1h7ovcpzpmxy">
+            <w:hyperlink w:history="1" r:id="rId5i5ijv8smhljvtqpxwmk7">
               <w:r>
                 <w:rPr>
                   <w:rFonts w:ascii="Arial" w:cs="Arial" w:eastAsia="Arial" w:hAnsi="Arial"/>
@@ -15559,14 +15559,14 @@
                 <w:sz w:val="16"/>
                 <w:szCs w:val="16"/>
               </w:rPr>
-              <w:t xml:space="preserve">📖 HTML:</w:t>
+              <w:t xml:space="preserve">📖 EXERCISE:</w:t>
             </w:r>
           </w:p>
           <w:p>
             <w:pPr>
               <w:spacing w:after="20" w:before="0"/>
             </w:pPr>
-            <w:hyperlink w:history="1" r:id="rId2gwn_lkogda7adxt96fug">
+            <w:hyperlink w:history="1" r:id="rIdhxqeif2fn28vjpqtmnbhi">
               <w:r>
                 <w:rPr>
                   <w:rFonts w:ascii="Arial" w:cs="Arial" w:eastAsia="Arial" w:hAnsi="Arial"/>
@@ -15575,7 +15575,7 @@
                   <w:szCs w:val="16"/>
                   <w:u w:val="single" w:color="2E75B6"/>
                 </w:rPr>
-                <w:t xml:space="preserve">Two-Column Proofs (Flexbook)</w:t>
+                <w:t xml:space="preserve">Vector Subtraction Practice</w:t>
               </w:r>
             </w:hyperlink>
           </w:p>
@@ -15599,7 +15599,7 @@
               <w:spacing w:after="10" w:before="0"/>
               <w:ind w:left="120"/>
             </w:pPr>
-            <w:hyperlink w:history="1" r:id="rId2fgpf0wrgnvfnelqad0wm">
+            <w:hyperlink w:history="1" r:id="rId6c0toti5m4jcbwtr8okgr">
               <w:r>
                 <w:rPr>
                   <w:rFonts w:ascii="Arial" w:cs="Arial" w:eastAsia="Arial" w:hAnsi="Arial"/>
@@ -15794,7 +15794,7 @@
             <w:pPr>
               <w:spacing w:after="20" w:before="0"/>
             </w:pPr>
-            <w:hyperlink w:history="1" r:id="rId4xjvycg-sfi0focse47ks">
+            <w:hyperlink w:history="1" r:id="rIdo0vk-nm3z-tkzot985ry0">
               <w:r>
                 <w:rPr>
                   <w:rFonts w:ascii="Arial" w:cs="Arial" w:eastAsia="Arial" w:hAnsi="Arial"/>
@@ -15803,7 +15803,7 @@
                   <w:szCs w:val="16"/>
                   <w:u w:val="single" w:color="2E75B6"/>
                 </w:rPr>
-                <w:t xml:space="preserve">Intro to the coordinate plane</w:t>
+                <w:t xml:space="preserve">Transpose of a vector</w:t>
               </w:r>
             </w:hyperlink>
           </w:p>
@@ -15827,7 +15827,7 @@
               <w:spacing w:after="10" w:before="0"/>
               <w:ind w:left="120"/>
             </w:pPr>
-            <w:hyperlink w:history="1" r:id="rIdypgqdzr9in0_ztzjvofzh">
+            <w:hyperlink w:history="1" r:id="rId_fj2vbyjnn1ber4bhicn4">
               <w:r>
                 <w:rPr>
                   <w:rFonts w:ascii="Arial" w:cs="Arial" w:eastAsia="Arial" w:hAnsi="Arial"/>
@@ -15872,7 +15872,7 @@
             <w:pPr>
               <w:spacing w:after="20" w:before="0"/>
             </w:pPr>
-            <w:hyperlink w:history="1" r:id="rId5oevxu3y-ua7pax5dxtp_">
+            <w:hyperlink w:history="1" r:id="rIdwpyvpqe5mxdnkjuwttgdb">
               <w:r>
                 <w:rPr>
                   <w:rFonts w:ascii="Arial" w:cs="Arial" w:eastAsia="Arial" w:hAnsi="Arial"/>
@@ -15881,7 +15881,7 @@
                   <w:szCs w:val="16"/>
                   <w:u w:val="single" w:color="2E75B6"/>
                 </w:rPr>
-                <w:t xml:space="preserve">Two-Column Proofs (Flexbook)</w:t>
+                <w:t xml:space="preserve">Vector Subtraction (PLIX)</w:t>
               </w:r>
             </w:hyperlink>
           </w:p>
@@ -15905,7 +15905,7 @@
               <w:spacing w:after="10" w:before="0"/>
               <w:ind w:left="120"/>
             </w:pPr>
-            <w:hyperlink w:history="1" r:id="rIdhajl1wl70evr2xbcpon45">
+            <w:hyperlink w:history="1" r:id="rIdmvutmfcusxj8qushr3ozc">
               <w:r>
                 <w:rPr>
                   <w:rFonts w:ascii="Arial" w:cs="Arial" w:eastAsia="Arial" w:hAnsi="Arial"/>
@@ -16100,7 +16100,7 @@
             <w:pPr>
               <w:spacing w:after="20" w:before="0"/>
             </w:pPr>
-            <w:hyperlink w:history="1" r:id="rIdwetrf_mfyfcfbkqsmpm23">
+            <w:hyperlink w:history="1" r:id="rIdczriayzdzw52mzxkk72-f">
               <w:r>
                 <w:rPr>
                   <w:rFonts w:ascii="Arial" w:cs="Arial" w:eastAsia="Arial" w:hAnsi="Arial"/>
@@ -16109,7 +16109,7 @@
                   <w:szCs w:val="16"/>
                   <w:u w:val="single" w:color="2E75B6"/>
                 </w:rPr>
-                <w:t xml:space="preserve">Intro to the coordinate plane</w:t>
+                <w:t xml:space="preserve">Unit vector notation (part 2) -dubbed(KY)</w:t>
               </w:r>
             </w:hyperlink>
           </w:p>
@@ -16125,7 +16125,7 @@
                 <w:sz w:val="14"/>
                 <w:szCs w:val="14"/>
               </w:rPr>
-              <w:t xml:space="preserve">Source: Khan Academy (English - US curriculum)</w:t>
+              <w:t xml:space="preserve">Source: Khan Academy (Kiswahili)</w:t>
             </w:r>
           </w:p>
           <w:p>
@@ -16133,7 +16133,7 @@
               <w:spacing w:after="10" w:before="0"/>
               <w:ind w:left="120"/>
             </w:pPr>
-            <w:hyperlink w:history="1" r:id="rIdpwidqrc9hwug8p_cjc9ad">
+            <w:hyperlink w:history="1" r:id="rIdr-wqswchzb-o8go81k3e8">
               <w:r>
                 <w:rPr>
                   <w:rFonts w:ascii="Arial" w:cs="Arial" w:eastAsia="Arial" w:hAnsi="Arial"/>
@@ -16171,14 +16171,14 @@
                 <w:sz w:val="16"/>
                 <w:szCs w:val="16"/>
               </w:rPr>
-              <w:t xml:space="preserve">📖 HTML:</w:t>
+              <w:t xml:space="preserve">📖 EXERCISE:</w:t>
             </w:r>
           </w:p>
           <w:p>
             <w:pPr>
               <w:spacing w:after="20" w:before="0"/>
             </w:pPr>
-            <w:hyperlink w:history="1" r:id="rId-clmwvshlrxx_ut63bvdh">
+            <w:hyperlink w:history="1" r:id="rIdidzmqowqstc2yuv0h5a-w">
               <w:r>
                 <w:rPr>
                   <w:rFonts w:ascii="Arial" w:cs="Arial" w:eastAsia="Arial" w:hAnsi="Arial"/>
@@ -16187,7 +16187,7 @@
                   <w:szCs w:val="16"/>
                   <w:u w:val="single" w:color="2E75B6"/>
                 </w:rPr>
-                <w:t xml:space="preserve">Two-Column Proofs (Flexbook)</w:t>
+                <w:t xml:space="preserve">Combined vector operations</w:t>
               </w:r>
             </w:hyperlink>
           </w:p>
@@ -16203,7 +16203,7 @@
                 <w:sz w:val="14"/>
                 <w:szCs w:val="14"/>
               </w:rPr>
-              <w:t xml:space="preserve">Source: CK-12</w:t>
+              <w:t xml:space="preserve">Source: Khan Academy (English - US curriculum)</w:t>
             </w:r>
           </w:p>
           <w:p>
@@ -16211,7 +16211,7 @@
               <w:spacing w:after="10" w:before="0"/>
               <w:ind w:left="120"/>
             </w:pPr>
-            <w:hyperlink w:history="1" r:id="rIdopxdyv-pj2pd1xmj32sfy">
+            <w:hyperlink w:history="1" r:id="rId2lhtnrzdkxdhihsnfovdi">
               <w:r>
                 <w:rPr>
                   <w:rFonts w:ascii="Arial" w:cs="Arial" w:eastAsia="Arial" w:hAnsi="Arial"/>
@@ -16406,7 +16406,7 @@
             <w:pPr>
               <w:spacing w:after="20" w:before="0"/>
             </w:pPr>
-            <w:hyperlink w:history="1" r:id="rIdcvtiu2ydlbms8zoaf4nnt">
+            <w:hyperlink w:history="1" r:id="rIdcou8qq3z-ab5lax24nfek">
               <w:r>
                 <w:rPr>
                   <w:rFonts w:ascii="Arial" w:cs="Arial" w:eastAsia="Arial" w:hAnsi="Arial"/>
@@ -16415,7 +16415,7 @@
                   <w:szCs w:val="16"/>
                   <w:u w:val="single" w:color="2E75B6"/>
                 </w:rPr>
-                <w:t xml:space="preserve">Intro to the coordinate plane</w:t>
+                <w:t xml:space="preserve">Calculating dot and cross products with unit vector notation -dubbed(KY)</w:t>
               </w:r>
             </w:hyperlink>
           </w:p>
@@ -16431,7 +16431,7 @@
                 <w:sz w:val="14"/>
                 <w:szCs w:val="14"/>
               </w:rPr>
-              <w:t xml:space="preserve">Source: Khan Academy (English - US curriculum)</w:t>
+              <w:t xml:space="preserve">Source: Khan Academy (Kiswahili)</w:t>
             </w:r>
           </w:p>
           <w:p>
@@ -16439,7 +16439,7 @@
               <w:spacing w:after="10" w:before="0"/>
               <w:ind w:left="120"/>
             </w:pPr>
-            <w:hyperlink w:history="1" r:id="rIdganez4zid_sge2lat5xnh">
+            <w:hyperlink w:history="1" r:id="rIdx0lolovyiyakt940imupq">
               <w:r>
                 <w:rPr>
                   <w:rFonts w:ascii="Arial" w:cs="Arial" w:eastAsia="Arial" w:hAnsi="Arial"/>
@@ -16484,7 +16484,7 @@
             <w:pPr>
               <w:spacing w:after="20" w:before="0"/>
             </w:pPr>
-            <w:hyperlink w:history="1" r:id="rIdduf2olgq-_uvetxcgqpso">
+            <w:hyperlink w:history="1" r:id="rIdtcunlerk27gvroqzopx3r">
               <w:r>
                 <w:rPr>
                   <w:rFonts w:ascii="Arial" w:cs="Arial" w:eastAsia="Arial" w:hAnsi="Arial"/>
@@ -16493,7 +16493,7 @@
                   <w:szCs w:val="16"/>
                   <w:u w:val="single" w:color="2E75B6"/>
                 </w:rPr>
-                <w:t xml:space="preserve">Two-Column Proofs (Flexbook)</w:t>
+                <w:t xml:space="preserve">Vector Subtraction (Flexbook)</w:t>
               </w:r>
             </w:hyperlink>
           </w:p>
@@ -16517,7 +16517,7 @@
               <w:spacing w:after="10" w:before="0"/>
               <w:ind w:left="120"/>
             </w:pPr>
-            <w:hyperlink w:history="1" r:id="rIdpwcwe_zghmnxu1bgfizuj">
+            <w:hyperlink w:history="1" r:id="rIdj61zx7be4qxsvsaqt9upm">
               <w:r>
                 <w:rPr>
                   <w:rFonts w:ascii="Arial" w:cs="Arial" w:eastAsia="Arial" w:hAnsi="Arial"/>
@@ -18163,7 +18163,7 @@
             <w:pPr>
               <w:spacing w:after="20" w:before="0"/>
             </w:pPr>
-            <w:hyperlink w:history="1" r:id="rId5tgndljyupvnvho6ivkn4">
+            <w:hyperlink w:history="1" r:id="rIdo_66tvzb3ctn-lhymjj2w">
               <w:r>
                 <w:rPr>
                   <w:rFonts w:ascii="Arial" w:cs="Arial" w:eastAsia="Arial" w:hAnsi="Arial"/>
@@ -18172,7 +18172,7 @@
                   <w:szCs w:val="16"/>
                   <w:u w:val="single" w:color="2E75B6"/>
                 </w:rPr>
-                <w:t xml:space="preserve">Euclid as the father of geometry</w:t>
+                <w:t xml:space="preserve">Vector components from magnitude &amp; direction</w:t>
               </w:r>
             </w:hyperlink>
           </w:p>
@@ -18196,7 +18196,7 @@
               <w:spacing w:after="10" w:before="0"/>
               <w:ind w:left="120"/>
             </w:pPr>
-            <w:hyperlink w:history="1" r:id="rIdowoat9fa9wpxxsszqexub">
+            <w:hyperlink w:history="1" r:id="rId1vejsiogslyhufjidsmdx">
               <w:r>
                 <w:rPr>
                   <w:rFonts w:ascii="Arial" w:cs="Arial" w:eastAsia="Arial" w:hAnsi="Arial"/>
@@ -18234,14 +18234,14 @@
                 <w:sz w:val="16"/>
                 <w:szCs w:val="16"/>
               </w:rPr>
-              <w:t xml:space="preserve">📖 HTML:</w:t>
+              <w:t xml:space="preserve">📖 EXERCISE:</w:t>
             </w:r>
           </w:p>
           <w:p>
             <w:pPr>
               <w:spacing w:after="20" w:before="0"/>
             </w:pPr>
-            <w:hyperlink w:history="1" r:id="rId3vf3zeq0k8xlvg1vron41">
+            <w:hyperlink w:history="1" r:id="rIdrsovh_uszuwbtavdfb4te">
               <w:r>
                 <w:rPr>
                   <w:rFonts w:ascii="Arial" w:cs="Arial" w:eastAsia="Arial" w:hAnsi="Arial"/>
@@ -18250,7 +18250,7 @@
                   <w:szCs w:val="16"/>
                   <w:u w:val="single" w:color="2E75B6"/>
                 </w:rPr>
-                <w:t xml:space="preserve">Resultant as Magnitude and Direction (Flexbook)</w:t>
+                <w:t xml:space="preserve">Add vectors: magnitude &amp; direction</w:t>
               </w:r>
             </w:hyperlink>
           </w:p>
@@ -18266,7 +18266,7 @@
                 <w:sz w:val="14"/>
                 <w:szCs w:val="14"/>
               </w:rPr>
-              <w:t xml:space="preserve">Source: CK-12</w:t>
+              <w:t xml:space="preserve">Source: Khan Academy (English - US curriculum)</w:t>
             </w:r>
           </w:p>
           <w:p>
@@ -18274,7 +18274,7 @@
               <w:spacing w:after="10" w:before="0"/>
               <w:ind w:left="120"/>
             </w:pPr>
-            <w:hyperlink w:history="1" r:id="rId7mauw4ip82prorrvv_jnm">
+            <w:hyperlink w:history="1" r:id="rIdgv9ong4zo_drxta243btv">
               <w:r>
                 <w:rPr>
                   <w:rFonts w:ascii="Arial" w:cs="Arial" w:eastAsia="Arial" w:hAnsi="Arial"/>
@@ -18469,7 +18469,7 @@
             <w:pPr>
               <w:spacing w:after="20" w:before="0"/>
             </w:pPr>
-            <w:hyperlink w:history="1" r:id="rIdup1mff5lqljx_gxhmeedg">
+            <w:hyperlink w:history="1" r:id="rIdw7oubxztzjkfzcsae9l1n">
               <w:r>
                 <w:rPr>
                   <w:rFonts w:ascii="Arial" w:cs="Arial" w:eastAsia="Arial" w:hAnsi="Arial"/>
@@ -18478,7 +18478,7 @@
                   <w:szCs w:val="16"/>
                   <w:u w:val="single" w:color="2E75B6"/>
                 </w:rPr>
-                <w:t xml:space="preserve">Euclid as the father of geometry</w:t>
+                <w:t xml:space="preserve">Vectors word problem: tug of war</w:t>
               </w:r>
             </w:hyperlink>
           </w:p>
@@ -18502,7 +18502,7 @@
               <w:spacing w:after="10" w:before="0"/>
               <w:ind w:left="120"/>
             </w:pPr>
-            <w:hyperlink w:history="1" r:id="rIdioh1o-208j3wyy0k8e5zh">
+            <w:hyperlink w:history="1" r:id="rId4f0_tcs8ejldmoihtvaw5">
               <w:r>
                 <w:rPr>
                   <w:rFonts w:ascii="Arial" w:cs="Arial" w:eastAsia="Arial" w:hAnsi="Arial"/>
@@ -18540,14 +18540,14 @@
                 <w:sz w:val="16"/>
                 <w:szCs w:val="16"/>
               </w:rPr>
-              <w:t xml:space="preserve">📖 HTML:</w:t>
+              <w:t xml:space="preserve">📖 EXERCISE:</w:t>
             </w:r>
           </w:p>
           <w:p>
             <w:pPr>
               <w:spacing w:after="20" w:before="0"/>
             </w:pPr>
-            <w:hyperlink w:history="1" r:id="rId4vainh7-nn6uswzc5j_lq">
+            <w:hyperlink w:history="1" r:id="rIdfrhqhwkweu8h-h0gno2q5">
               <w:r>
                 <w:rPr>
                   <w:rFonts w:ascii="Arial" w:cs="Arial" w:eastAsia="Arial" w:hAnsi="Arial"/>
@@ -18556,7 +18556,7 @@
                   <w:szCs w:val="16"/>
                   <w:u w:val="single" w:color="2E75B6"/>
                 </w:rPr>
-                <w:t xml:space="preserve">Resultant as Magnitude and Direction (Flexbook)</w:t>
+                <w:t xml:space="preserve">Add vectors: magnitude &amp; direction to component</w:t>
               </w:r>
             </w:hyperlink>
           </w:p>
@@ -18572,7 +18572,7 @@
                 <w:sz w:val="14"/>
                 <w:szCs w:val="14"/>
               </w:rPr>
-              <w:t xml:space="preserve">Source: CK-12</w:t>
+              <w:t xml:space="preserve">Source: Khan Academy (English - US curriculum)</w:t>
             </w:r>
           </w:p>
           <w:p>
@@ -18580,7 +18580,7 @@
               <w:spacing w:after="10" w:before="0"/>
               <w:ind w:left="120"/>
             </w:pPr>
-            <w:hyperlink w:history="1" r:id="rId9_-g7tcsaxdqwj4dpe120">
+            <w:hyperlink w:history="1" r:id="rId9648nxgtkuas8w0ljpwef">
               <w:r>
                 <w:rPr>
                   <w:rFonts w:ascii="Arial" w:cs="Arial" w:eastAsia="Arial" w:hAnsi="Arial"/>
@@ -18775,7 +18775,7 @@
             <w:pPr>
               <w:spacing w:after="20" w:before="0"/>
             </w:pPr>
-            <w:hyperlink w:history="1" r:id="rIdvuv8owmmeyo49geqfdzj3">
+            <w:hyperlink w:history="1" r:id="rIdeesntbb25ray_urqwld7s">
               <w:r>
                 <w:rPr>
                   <w:rFonts w:ascii="Arial" w:cs="Arial" w:eastAsia="Arial" w:hAnsi="Arial"/>
@@ -18784,7 +18784,7 @@
                   <w:szCs w:val="16"/>
                   <w:u w:val="single" w:color="2E75B6"/>
                 </w:rPr>
-                <w:t xml:space="preserve">Euclid as the father of geometry</w:t>
+                <w:t xml:space="preserve">Transpose of a vector</w:t>
               </w:r>
             </w:hyperlink>
           </w:p>
@@ -18808,7 +18808,7 @@
               <w:spacing w:after="10" w:before="0"/>
               <w:ind w:left="120"/>
             </w:pPr>
-            <w:hyperlink w:history="1" r:id="rIdmkn6lyfjbiveawozatkhi">
+            <w:hyperlink w:history="1" r:id="rIdpd4-pqukvwsswp8ma68-d">
               <w:r>
                 <w:rPr>
                   <w:rFonts w:ascii="Arial" w:cs="Arial" w:eastAsia="Arial" w:hAnsi="Arial"/>
@@ -18846,14 +18846,14 @@
                 <w:sz w:val="16"/>
                 <w:szCs w:val="16"/>
               </w:rPr>
-              <w:t xml:space="preserve">📖 HTML:</w:t>
+              <w:t xml:space="preserve">📖 EXERCISE:</w:t>
             </w:r>
           </w:p>
           <w:p>
             <w:pPr>
               <w:spacing w:after="20" w:before="0"/>
             </w:pPr>
-            <w:hyperlink w:history="1" r:id="rId-un97stxp8zecpeu9vb47">
+            <w:hyperlink w:history="1" r:id="rIdn4t-vwdn-swcqf2te0dve">
               <w:r>
                 <w:rPr>
                   <w:rFonts w:ascii="Arial" w:cs="Arial" w:eastAsia="Arial" w:hAnsi="Arial"/>
@@ -18862,7 +18862,7 @@
                   <w:szCs w:val="16"/>
                   <w:u w:val="single" w:color="2E75B6"/>
                 </w:rPr>
-                <w:t xml:space="preserve">Resultant as Magnitude and Direction (Flexbook)</w:t>
+                <w:t xml:space="preserve">Magnitude of vectors</w:t>
               </w:r>
             </w:hyperlink>
           </w:p>
@@ -18878,7 +18878,7 @@
                 <w:sz w:val="14"/>
                 <w:szCs w:val="14"/>
               </w:rPr>
-              <w:t xml:space="preserve">Source: CK-12</w:t>
+              <w:t xml:space="preserve">Source: Khan Academy (English - US curriculum)</w:t>
             </w:r>
           </w:p>
           <w:p>
@@ -18886,7 +18886,7 @@
               <w:spacing w:after="10" w:before="0"/>
               <w:ind w:left="120"/>
             </w:pPr>
-            <w:hyperlink w:history="1" r:id="rIdsc3bvxttou6grk99jxnp6">
+            <w:hyperlink w:history="1" r:id="rId9scfwqd9p_dbxn9mawrot">
               <w:r>
                 <w:rPr>
                   <w:rFonts w:ascii="Arial" w:cs="Arial" w:eastAsia="Arial" w:hAnsi="Arial"/>
@@ -19081,7 +19081,7 @@
             <w:pPr>
               <w:spacing w:after="20" w:before="0"/>
             </w:pPr>
-            <w:hyperlink w:history="1" r:id="rId9oq-dqawd8zefnzzb6-cm">
+            <w:hyperlink w:history="1" r:id="rId0jqunklxzspskva--9dv_">
               <w:r>
                 <w:rPr>
                   <w:rFonts w:ascii="Arial" w:cs="Arial" w:eastAsia="Arial" w:hAnsi="Arial"/>
@@ -19090,7 +19090,7 @@
                   <w:szCs w:val="16"/>
                   <w:u w:val="single" w:color="2E75B6"/>
                 </w:rPr>
-                <w:t xml:space="preserve">Euclid as the father of geometry</w:t>
+                <w:t xml:space="preserve">Intro to vectors and scalars</w:t>
               </w:r>
             </w:hyperlink>
           </w:p>
@@ -19114,7 +19114,7 @@
               <w:spacing w:after="10" w:before="0"/>
               <w:ind w:left="120"/>
             </w:pPr>
-            <w:hyperlink w:history="1" r:id="rIdknkrlijiaqi0jzimsmcpl">
+            <w:hyperlink w:history="1" r:id="rIdfvxigfrcjl0a1qqgcifdq">
               <w:r>
                 <w:rPr>
                   <w:rFonts w:ascii="Arial" w:cs="Arial" w:eastAsia="Arial" w:hAnsi="Arial"/>
@@ -19152,14 +19152,14 @@
                 <w:sz w:val="16"/>
                 <w:szCs w:val="16"/>
               </w:rPr>
-              <w:t xml:space="preserve">📖 HTML:</w:t>
+              <w:t xml:space="preserve">📖 EXERCISE:</w:t>
             </w:r>
           </w:p>
           <w:p>
             <w:pPr>
               <w:spacing w:after="20" w:before="0"/>
             </w:pPr>
-            <w:hyperlink w:history="1" r:id="rIdfbn_s73ei9bmiprwqmfzb">
+            <w:hyperlink w:history="1" r:id="rIdapfwbdlkmjxvtohihtpfk">
               <w:r>
                 <w:rPr>
                   <w:rFonts w:ascii="Arial" w:cs="Arial" w:eastAsia="Arial" w:hAnsi="Arial"/>
@@ -19168,7 +19168,7 @@
                   <w:szCs w:val="16"/>
                   <w:u w:val="single" w:color="2E75B6"/>
                 </w:rPr>
-                <w:t xml:space="preserve">Resultant as Magnitude and Direction (Flexbook)</w:t>
+                <w:t xml:space="preserve">Vector components from magnitude &amp; direction</w:t>
               </w:r>
             </w:hyperlink>
           </w:p>
@@ -19184,7 +19184,7 @@
                 <w:sz w:val="14"/>
                 <w:szCs w:val="14"/>
               </w:rPr>
-              <w:t xml:space="preserve">Source: CK-12</w:t>
+              <w:t xml:space="preserve">Source: Khan Academy (English - US curriculum)</w:t>
             </w:r>
           </w:p>
           <w:p>
@@ -19192,7 +19192,7 @@
               <w:spacing w:after="10" w:before="0"/>
               <w:ind w:left="120"/>
             </w:pPr>
-            <w:hyperlink w:history="1" r:id="rIdwrc41dysim5gkkrgifo8x">
+            <w:hyperlink w:history="1" r:id="rIdwwargoypjccyn5a0wp2nx">
               <w:r>
                 <w:rPr>
                   <w:rFonts w:ascii="Arial" w:cs="Arial" w:eastAsia="Arial" w:hAnsi="Arial"/>
@@ -19387,7 +19387,7 @@
             <w:pPr>
               <w:spacing w:after="20" w:before="0"/>
             </w:pPr>
-            <w:hyperlink w:history="1" r:id="rId1yv_yak8pgsfccg4po7cx">
+            <w:hyperlink w:history="1" r:id="rIdtkiqscxij3ty_yo-ywts6">
               <w:r>
                 <w:rPr>
                   <w:rFonts w:ascii="Arial" w:cs="Arial" w:eastAsia="Arial" w:hAnsi="Arial"/>
@@ -19396,7 +19396,7 @@
                   <w:szCs w:val="16"/>
                   <w:u w:val="single" w:color="2E75B6"/>
                 </w:rPr>
-                <w:t xml:space="preserve">Euclid as the father of geometry</w:t>
+                <w:t xml:space="preserve">Recognizing vectors</w:t>
               </w:r>
             </w:hyperlink>
           </w:p>
@@ -19420,7 +19420,7 @@
               <w:spacing w:after="10" w:before="0"/>
               <w:ind w:left="120"/>
             </w:pPr>
-            <w:hyperlink w:history="1" r:id="rIdxvg6xjuharjwrpzi-fmxm">
+            <w:hyperlink w:history="1" r:id="rIdgs-ryfe0estkpkuaclez_">
               <w:r>
                 <w:rPr>
                   <w:rFonts w:ascii="Arial" w:cs="Arial" w:eastAsia="Arial" w:hAnsi="Arial"/>
@@ -19458,14 +19458,14 @@
                 <w:sz w:val="16"/>
                 <w:szCs w:val="16"/>
               </w:rPr>
-              <w:t xml:space="preserve">📖 HTML:</w:t>
+              <w:t xml:space="preserve">📖 EXERCISE:</w:t>
             </w:r>
           </w:p>
           <w:p>
             <w:pPr>
               <w:spacing w:after="20" w:before="0"/>
             </w:pPr>
-            <w:hyperlink w:history="1" r:id="rIdu2uhfiigi4omjz_7vvlom">
+            <w:hyperlink w:history="1" r:id="rIdea_wvbhwgxwiwa-s3wj4l">
               <w:r>
                 <w:rPr>
                   <w:rFonts w:ascii="Arial" w:cs="Arial" w:eastAsia="Arial" w:hAnsi="Arial"/>
@@ -19474,7 +19474,7 @@
                   <w:szCs w:val="16"/>
                   <w:u w:val="single" w:color="2E75B6"/>
                 </w:rPr>
-                <w:t xml:space="preserve">Resultant as Magnitude and Direction (Flexbook)</w:t>
+                <w:t xml:space="preserve">Add vectors: magnitude &amp; direction</w:t>
               </w:r>
             </w:hyperlink>
           </w:p>
@@ -19490,7 +19490,7 @@
                 <w:sz w:val="14"/>
                 <w:szCs w:val="14"/>
               </w:rPr>
-              <w:t xml:space="preserve">Source: CK-12</w:t>
+              <w:t xml:space="preserve">Source: Khan Academy (English - US curriculum)</w:t>
             </w:r>
           </w:p>
           <w:p>
@@ -19498,7 +19498,7 @@
               <w:spacing w:after="10" w:before="0"/>
               <w:ind w:left="120"/>
             </w:pPr>
-            <w:hyperlink w:history="1" r:id="rIdajruyxewtvir97l5olkkg">
+            <w:hyperlink w:history="1" r:id="rIdbszk8thfob353q0ntl68_">
               <w:r>
                 <w:rPr>
                   <w:rFonts w:ascii="Arial" w:cs="Arial" w:eastAsia="Arial" w:hAnsi="Arial"/>
@@ -21061,7 +21061,7 @@
             <w:pPr>
               <w:spacing w:after="20" w:before="0"/>
             </w:pPr>
-            <w:hyperlink w:history="1" r:id="rIdtnbqls8q3kirtnjaimiho">
+            <w:hyperlink w:history="1" r:id="rIdydporr3tchlsbmka1kc5z">
               <w:r>
                 <w:rPr>
                   <w:rFonts w:ascii="Arial" w:cs="Arial" w:eastAsia="Arial" w:hAnsi="Arial"/>
@@ -21070,7 +21070,7 @@
                   <w:szCs w:val="16"/>
                   <w:u w:val="single" w:color="2E75B6"/>
                 </w:rPr>
-                <w:t xml:space="preserve">Intro to the coordinate plane</w:t>
+                <w:t xml:space="preserve">Introduction to vector components</w:t>
               </w:r>
             </w:hyperlink>
           </w:p>
@@ -21094,7 +21094,7 @@
               <w:spacing w:after="10" w:before="0"/>
               <w:ind w:left="120"/>
             </w:pPr>
-            <w:hyperlink w:history="1" r:id="rId3cmso3erultigomqekpds">
+            <w:hyperlink w:history="1" r:id="rIdecmybp0sky8urzjxv7mmb">
               <w:r>
                 <w:rPr>
                   <w:rFonts w:ascii="Arial" w:cs="Arial" w:eastAsia="Arial" w:hAnsi="Arial"/>
@@ -21132,6 +21132,924 @@
                 <w:sz w:val="16"/>
                 <w:szCs w:val="16"/>
               </w:rPr>
+              <w:t xml:space="preserve">📖 EXERCISE:</w:t>
+            </w:r>
+          </w:p>
+          <w:p>
+            <w:pPr>
+              <w:spacing w:after="20" w:before="0"/>
+            </w:pPr>
+            <w:hyperlink w:history="1" r:id="rIdbys3n-xrmc9vule-0qyjt">
+              <w:r>
+                <w:rPr>
+                  <w:rFonts w:ascii="Arial" w:cs="Arial" w:eastAsia="Arial" w:hAnsi="Arial"/>
+                  <w:color w:val="2E75B6"/>
+                  <w:sz w:val="16"/>
+                  <w:szCs w:val="16"/>
+                  <w:u w:val="single" w:color="2E75B6"/>
+                </w:rPr>
+                <w:t xml:space="preserve">Add vectors: magnitude &amp; direction</w:t>
+              </w:r>
+            </w:hyperlink>
+          </w:p>
+          <w:p>
+            <w:pPr>
+              <w:spacing w:after="10" w:before="0"/>
+              <w:ind w:left="120"/>
+            </w:pPr>
+            <w:r>
+              <w:rPr>
+                <w:rFonts w:ascii="Arial" w:cs="Arial" w:eastAsia="Arial" w:hAnsi="Arial"/>
+                <w:color w:val="595959"/>
+                <w:sz w:val="14"/>
+                <w:szCs w:val="14"/>
+              </w:rPr>
+              <w:t xml:space="preserve">Source: Khan Academy (English - US curriculum)</w:t>
+            </w:r>
+          </w:p>
+          <w:p>
+            <w:pPr>
+              <w:spacing w:after="10" w:before="0"/>
+              <w:ind w:left="120"/>
+            </w:pPr>
+            <w:hyperlink w:history="1" r:id="rIdszjthiopmsj5bwc-84qs6">
+              <w:r>
+                <w:rPr>
+                  <w:rFonts w:ascii="Arial" w:cs="Arial" w:eastAsia="Arial" w:hAnsi="Arial"/>
+                  <w:color w:val="595959"/>
+                  <w:sz w:val="14"/>
+                  <w:szCs w:val="14"/>
+                  <w:u w:val="single" w:color="595959"/>
+                </w:rPr>
+                <w:t xml:space="preserve">🔍 Search ARES for similar readings</w:t>
+              </w:r>
+            </w:hyperlink>
+          </w:p>
+        </w:tc>
+        <w:tc>
+          <w:tcPr>
+            <w:tcW w:type="dxa" w:w="3040"/>
+            <w:shd w:fill="FFFFFF" w:color="auto" w:val="clear"/>
+            <w:tcMar>
+              <w:top w:type="dxa" w:w="60"/>
+              <w:left w:type="dxa" w:w="120"/>
+              <w:bottom w:type="dxa" w:w="60"/>
+              <w:right w:type="dxa" w:w="120"/>
+            </w:tcMar>
+            <w:vAlign w:val="top"/>
+          </w:tcPr>
+          <w:p>
+            <w:pPr>
+              <w:spacing w:after="40" w:before="0"/>
+              <w:jc w:val="left"/>
+            </w:pPr>
+            <w:r>
+              <w:rPr>
+                <w:rFonts w:ascii="Arial" w:cs="Arial" w:eastAsia="Arial" w:hAnsi="Arial"/>
+                <w:b w:val="false"/>
+                <w:bCs w:val="false"/>
+                <w:i w:val="false"/>
+                <w:iCs w:val="false"/>
+                <w:color w:val="000000"/>
+                <w:sz w:val="18"/>
+                <w:szCs w:val="18"/>
+              </w:rPr>
+              <w:t xml:space="preserve">Each learner receives a simplified Nairobi street-grid handout (same map introduced in the anchoring phenomenon, now annotated with one-way road arrows for Tom Mboya Street going north and Kenyatta Avenue going west). Learners work individually for 3 minutes, then discuss in pairs for 2 minutes to answer: 'If a matatu at Kencom Bus Stop follows the Tom Mboya Street arrow for 3 blocks right and 2 blocks up, and another follows the Kenyatta Avenue arrow for 3 blocks left and 2 blocks up — can you write each journey as a column vector? Will they end up at the same place? Why or why not?' Learners record predictions in their exercise books using column vector notation they learned in earlier lessons.</w:t>
+            </w:r>
+          </w:p>
+        </w:tc>
+        <w:tc>
+          <w:tcPr>
+            <w:tcW w:type="dxa" w:w="3040"/>
+            <w:shd w:fill="F2F2F2" w:color="auto" w:val="clear"/>
+            <w:tcMar>
+              <w:top w:type="dxa" w:w="60"/>
+              <w:left w:type="dxa" w:w="120"/>
+              <w:bottom w:type="dxa" w:w="60"/>
+              <w:right w:type="dxa" w:w="120"/>
+            </w:tcMar>
+            <w:vAlign w:val="top"/>
+          </w:tcPr>
+          <w:p>
+            <w:pPr>
+              <w:spacing w:after="40" w:before="0"/>
+              <w:jc w:val="left"/>
+            </w:pPr>
+            <w:r>
+              <w:rPr>
+                <w:rFonts w:ascii="Arial" w:cs="Arial" w:eastAsia="Arial" w:hAnsi="Arial"/>
+                <w:b w:val="false"/>
+                <w:bCs w:val="false"/>
+                <w:i w:val="false"/>
+                <w:iCs w:val="false"/>
+                <w:color w:val="000000"/>
+                <w:sz w:val="18"/>
+                <w:szCs w:val="18"/>
+              </w:rPr>
+              <w:t xml:space="preserve">Distribute the annotated Nairobi grid handout. Say: 'Look at the road arrows on your map. You already know vectors carry both size and direction. Today we ask: what happens when we apply a vector to an entire shape — every single point of it — all at once? Before I show you anything, predict.' Allow 3 minutes of individual silent thinking — WAIT TIME enforced, no prompting. Then say: 'Share your column vector with your partner. Convince each other.' After pair discussion, cold-call 3 pairs using a random name stick: ask each pair to read out their two column vectors and one-sentence prediction. Write all three pairs of vectors on the board without commenting on correctness. Say: 'Hold these predictions. We will come back to test them.'</w:t>
+            </w:r>
+          </w:p>
+        </w:tc>
+        <w:tc>
+          <w:tcPr>
+            <w:tcW w:type="dxa" w:w="3040"/>
+            <w:shd w:fill="FFFFFF" w:color="auto" w:val="clear"/>
+            <w:tcMar>
+              <w:top w:type="dxa" w:w="60"/>
+              <w:left w:type="dxa" w:w="120"/>
+              <w:bottom w:type="dxa" w:w="60"/>
+              <w:right w:type="dxa" w:w="120"/>
+            </w:tcMar>
+            <w:vAlign w:val="top"/>
+          </w:tcPr>
+          <w:p>
+            <w:pPr>
+              <w:spacing w:after="40" w:before="0"/>
+              <w:jc w:val="left"/>
+            </w:pPr>
+            <w:r>
+              <w:rPr>
+                <w:rFonts w:ascii="Arial" w:cs="Arial" w:eastAsia="Arial" w:hAnsi="Arial"/>
+                <w:b w:val="false"/>
+                <w:bCs w:val="false"/>
+                <w:i w:val="false"/>
+                <w:iCs w:val="false"/>
+                <w:color w:val="000000"/>
+                <w:sz w:val="18"/>
+                <w:szCs w:val="18"/>
+              </w:rPr>
+              <w:t xml:space="preserve">Prediction Journaling with Column Vector Encoding — learners activate prior knowledge of column vectors and direction by encoding a familiar map context into mathematical notation before instruction. This surfaces misconceptions (e.g., thinking the same x-component means the same destination) and creates cognitive readiness for the observation phase.</w:t>
+            </w:r>
+          </w:p>
+        </w:tc>
+        <w:tc>
+          <w:tcPr>
+            <w:tcW w:type="dxa" w:w="3040"/>
+            <w:shd w:fill="F2F2F2" w:color="auto" w:val="clear"/>
+            <w:tcMar>
+              <w:top w:type="dxa" w:w="60"/>
+              <w:left w:type="dxa" w:w="120"/>
+              <w:bottom w:type="dxa" w:w="60"/>
+              <w:right w:type="dxa" w:w="120"/>
+            </w:tcMar>
+            <w:vAlign w:val="top"/>
+          </w:tcPr>
+          <w:p>
+            <w:pPr>
+              <w:spacing w:after="40" w:before="0"/>
+              <w:jc w:val="left"/>
+            </w:pPr>
+            <w:r>
+              <w:rPr>
+                <w:rFonts w:ascii="Arial" w:cs="Arial" w:eastAsia="Arial" w:hAnsi="Arial"/>
+                <w:b w:val="false"/>
+                <w:bCs w:val="false"/>
+                <w:i w:val="false"/>
+                <w:iCs w:val="false"/>
+                <w:color w:val="000000"/>
+                <w:sz w:val="18"/>
+                <w:szCs w:val="18"/>
+              </w:rPr>
+              <w:t xml:space="preserve">Observable indicator: Can each learner independently write a column vector for a described journey? Teacher scans exercise books during the 3-minute individual phase, noting: (1) correct use of column vector brackets, (2) correct sign convention for direction. Flag any learner writing a scalar distance only — this indicates a persistent scalar-vs-vector misconception from earlier lessons that must be addressed before Phase 2.</w:t>
+            </w:r>
+          </w:p>
+        </w:tc>
+      </w:tr>
+      <w:tr>
+        <w:tc>
+          <w:tcPr>
+            <w:tcW w:type="dxa" w:w="1520"/>
+            <w:shd w:fill="D9EEF1" w:color="auto" w:val="clear"/>
+            <w:tcMar>
+              <w:top w:type="dxa" w:w="60"/>
+              <w:left w:type="dxa" w:w="120"/>
+              <w:bottom w:type="dxa" w:w="60"/>
+              <w:right w:type="dxa" w:w="120"/>
+            </w:tcMar>
+            <w:vAlign w:val="top"/>
+          </w:tcPr>
+          <w:p>
+            <w:pPr>
+              <w:spacing w:after="40" w:before="0"/>
+              <w:jc w:val="left"/>
+            </w:pPr>
+            <w:r>
+              <w:rPr>
+                <w:rFonts w:ascii="Arial" w:cs="Arial" w:eastAsia="Arial" w:hAnsi="Arial"/>
+                <w:b/>
+                <w:bCs/>
+                <w:i w:val="false"/>
+                <w:iCs w:val="false"/>
+                <w:color w:val="000000"/>
+                <w:sz w:val="18"/>
+                <w:szCs w:val="18"/>
+              </w:rPr>
+              <w:t xml:space="preserve">Observe Phase</w:t>
+            </w:r>
+          </w:p>
+          <w:p>
+            <w:pPr>
+              <w:spacing w:after="20" w:before="0"/>
+            </w:pPr>
+            <w:r>
+              <w:rPr>
+                <w:rFonts w:ascii="Arial" w:cs="Arial" w:eastAsia="Arial" w:hAnsi="Arial"/>
+                <w:b/>
+                <w:bCs/>
+                <w:color w:val="1F3864"/>
+                <w:sz w:val="16"/>
+                <w:szCs w:val="16"/>
+              </w:rPr>
+              <w:t xml:space="preserve">📹 VIDEO:</w:t>
+            </w:r>
+          </w:p>
+          <w:p>
+            <w:pPr>
+              <w:spacing w:after="20" w:before="0"/>
+            </w:pPr>
+            <w:hyperlink w:history="1" r:id="rIdqk0xonyee0sgafn62dgnu">
+              <w:r>
+                <w:rPr>
+                  <w:rFonts w:ascii="Arial" w:cs="Arial" w:eastAsia="Arial" w:hAnsi="Arial"/>
+                  <w:color w:val="2E75B6"/>
+                  <w:sz w:val="16"/>
+                  <w:szCs w:val="16"/>
+                  <w:u w:val="single" w:color="2E75B6"/>
+                </w:rPr>
+                <w:t xml:space="preserve">Vector intro for linear algebra</w:t>
+              </w:r>
+            </w:hyperlink>
+          </w:p>
+          <w:p>
+            <w:pPr>
+              <w:spacing w:after="10" w:before="0"/>
+              <w:ind w:left="120"/>
+            </w:pPr>
+            <w:r>
+              <w:rPr>
+                <w:rFonts w:ascii="Arial" w:cs="Arial" w:eastAsia="Arial" w:hAnsi="Arial"/>
+                <w:color w:val="595959"/>
+                <w:sz w:val="14"/>
+                <w:szCs w:val="14"/>
+              </w:rPr>
+              <w:t xml:space="preserve">Source: Khan Academy (English - US curriculum)</w:t>
+            </w:r>
+          </w:p>
+          <w:p>
+            <w:pPr>
+              <w:spacing w:after="10" w:before="0"/>
+              <w:ind w:left="120"/>
+            </w:pPr>
+            <w:hyperlink w:history="1" r:id="rIdhlsuzr4iaseg5ndhbhrrt">
+              <w:r>
+                <w:rPr>
+                  <w:rFonts w:ascii="Arial" w:cs="Arial" w:eastAsia="Arial" w:hAnsi="Arial"/>
+                  <w:color w:val="595959"/>
+                  <w:sz w:val="14"/>
+                  <w:szCs w:val="14"/>
+                  <w:u w:val="single" w:color="595959"/>
+                </w:rPr>
+                <w:t xml:space="preserve">🔍 Search ARES for similar videos</w:t>
+              </w:r>
+            </w:hyperlink>
+          </w:p>
+          <w:p>
+            <w:pPr>
+              <w:spacing w:after="40" w:before="0"/>
+            </w:pPr>
+            <w:r>
+              <w:rPr>
+                <w:sz w:val="14"/>
+                <w:szCs w:val="14"/>
+              </w:rPr>
+              <w:t xml:space="preserve"/>
+            </w:r>
+          </w:p>
+          <w:p>
+            <w:pPr>
+              <w:spacing w:after="20" w:before="0"/>
+            </w:pPr>
+            <w:r>
+              <w:rPr>
+                <w:rFonts w:ascii="Arial" w:cs="Arial" w:eastAsia="Arial" w:hAnsi="Arial"/>
+                <w:b/>
+                <w:bCs/>
+                <w:color w:val="1F3864"/>
+                <w:sz w:val="16"/>
+                <w:szCs w:val="16"/>
+              </w:rPr>
+              <w:t xml:space="preserve">📖 EXERCISE:</w:t>
+            </w:r>
+          </w:p>
+          <w:p>
+            <w:pPr>
+              <w:spacing w:after="20" w:before="0"/>
+            </w:pPr>
+            <w:hyperlink w:history="1" r:id="rIdxv9vqfdabbyipnwl8s7id">
+              <w:r>
+                <w:rPr>
+                  <w:rFonts w:ascii="Arial" w:cs="Arial" w:eastAsia="Arial" w:hAnsi="Arial"/>
+                  <w:color w:val="2E75B6"/>
+                  <w:sz w:val="16"/>
+                  <w:szCs w:val="16"/>
+                  <w:u w:val="single" w:color="2E75B6"/>
+                </w:rPr>
+                <w:t xml:space="preserve">Add vectors: magnitude &amp; direction to component</w:t>
+              </w:r>
+            </w:hyperlink>
+          </w:p>
+          <w:p>
+            <w:pPr>
+              <w:spacing w:after="10" w:before="0"/>
+              <w:ind w:left="120"/>
+            </w:pPr>
+            <w:r>
+              <w:rPr>
+                <w:rFonts w:ascii="Arial" w:cs="Arial" w:eastAsia="Arial" w:hAnsi="Arial"/>
+                <w:color w:val="595959"/>
+                <w:sz w:val="14"/>
+                <w:szCs w:val="14"/>
+              </w:rPr>
+              <w:t xml:space="preserve">Source: Khan Academy (English - US curriculum)</w:t>
+            </w:r>
+          </w:p>
+          <w:p>
+            <w:pPr>
+              <w:spacing w:after="10" w:before="0"/>
+              <w:ind w:left="120"/>
+            </w:pPr>
+            <w:hyperlink w:history="1" r:id="rIdod9-adrja09zlwvf_qalk">
+              <w:r>
+                <w:rPr>
+                  <w:rFonts w:ascii="Arial" w:cs="Arial" w:eastAsia="Arial" w:hAnsi="Arial"/>
+                  <w:color w:val="595959"/>
+                  <w:sz w:val="14"/>
+                  <w:szCs w:val="14"/>
+                  <w:u w:val="single" w:color="595959"/>
+                </w:rPr>
+                <w:t xml:space="preserve">🔍 Search ARES for similar readings</w:t>
+              </w:r>
+            </w:hyperlink>
+          </w:p>
+        </w:tc>
+        <w:tc>
+          <w:tcPr>
+            <w:tcW w:type="dxa" w:w="3040"/>
+            <w:shd w:fill="FFFFFF" w:color="auto" w:val="clear"/>
+            <w:tcMar>
+              <w:top w:type="dxa" w:w="60"/>
+              <w:left w:type="dxa" w:w="120"/>
+              <w:bottom w:type="dxa" w:w="60"/>
+              <w:right w:type="dxa" w:w="120"/>
+            </w:tcMar>
+            <w:vAlign w:val="top"/>
+          </w:tcPr>
+          <w:p>
+            <w:pPr>
+              <w:spacing w:after="40" w:before="0"/>
+              <w:jc w:val="left"/>
+            </w:pPr>
+            <w:r>
+              <w:rPr>
+                <w:rFonts w:ascii="Arial" w:cs="Arial" w:eastAsia="Arial" w:hAnsi="Arial"/>
+                <w:b w:val="false"/>
+                <w:bCs w:val="false"/>
+                <w:i w:val="false"/>
+                <w:iCs w:val="false"/>
+                <w:color w:val="000000"/>
+                <w:sz w:val="18"/>
+                <w:szCs w:val="18"/>
+              </w:rPr>
+              <w:t xml:space="preserve">The teacher projects (or draws on the board) a large Cartesian plane showing triangle KNB with vertices K(1,1), N(3,1), B(2,3) — named after Kencom, Nairobi, and Bustani to keep the Nairobi context alive. The teacher performs a live, step-by-step translation of every vertex by the translation vector t = (4 over 2), plotting K'(5,3), N'(7,3), B'(6,5) and drawing the image triangle K'N'B'. The teacher narrates each step aloud. Learners copy the diagram into their squared-paper books in real time, drawing arrows from each original vertex to its image. Learners then observe a second demonstration: a quadrilateral MJUA (Mombasa Junction Urban Arrow) is shown with its image M'J'U'A' already plotted. Learners are challenged to measure the shift at each vertex and record the four column vectors they observe. They write what they notice about the four vectors.</w:t>
+            </w:r>
+          </w:p>
+        </w:tc>
+        <w:tc>
+          <w:tcPr>
+            <w:tcW w:type="dxa" w:w="3040"/>
+            <w:shd w:fill="F2F2F2" w:color="auto" w:val="clear"/>
+            <w:tcMar>
+              <w:top w:type="dxa" w:w="60"/>
+              <w:left w:type="dxa" w:w="120"/>
+              <w:bottom w:type="dxa" w:w="60"/>
+              <w:right w:type="dxa" w:w="120"/>
+            </w:tcMar>
+            <w:vAlign w:val="top"/>
+          </w:tcPr>
+          <w:p>
+            <w:pPr>
+              <w:spacing w:after="40" w:before="0"/>
+              <w:jc w:val="left"/>
+            </w:pPr>
+            <w:r>
+              <w:rPr>
+                <w:rFonts w:ascii="Arial" w:cs="Arial" w:eastAsia="Arial" w:hAnsi="Arial"/>
+                <w:b w:val="false"/>
+                <w:bCs w:val="false"/>
+                <w:i w:val="false"/>
+                <w:iCs w:val="false"/>
+                <w:color w:val="000000"/>
+                <w:sz w:val="18"/>
+                <w:szCs w:val="18"/>
+              </w:rPr>
+              <w:t xml:space="preserve">At the board, say: 'I am going to move triangle KNB. Every single vertex — K, N, and B — will be shifted by the same translation vector t equals, column vector, 4 on top, 2 on the bottom. Watch what happens to K first.' Plot K(1,1), draw the vector arrow 4 right and 2 up, mark K'(5,3). Say: 'K moved 4 right and 2 up. Now N.' Repeat for N and B. Draw the full image triangle with a dashed outline. Say: 'What do you notice about the three arrows I drew?' WAIT 12 seconds. Cold-call 2 learners. Expect: 'They are all the same.' Confirm: 'Exactly — every point moved by the identical vector. That is the definition of a translation.' Then reveal the quadrilateral MJUA with its pre-drawn image. Say: 'Work out the translation vector from each vertex to its image. Write all four column vectors. What pattern do you see?' Allow 4 minutes. Cold-call 3 learners to read their vectors aloud. If a learner reads a wrong sign (e.g., negative instead of positive), say: 'Check your direction — which way did the x-component move? Left means negative.' Do not move on until consensus is reached that all four vectors are identical.</w:t>
+            </w:r>
+          </w:p>
+        </w:tc>
+        <w:tc>
+          <w:tcPr>
+            <w:tcW w:type="dxa" w:w="3040"/>
+            <w:shd w:fill="FFFFFF" w:color="auto" w:val="clear"/>
+            <w:tcMar>
+              <w:top w:type="dxa" w:w="60"/>
+              <w:left w:type="dxa" w:w="120"/>
+              <w:bottom w:type="dxa" w:w="60"/>
+              <w:right w:type="dxa" w:w="120"/>
+            </w:tcMar>
+            <w:vAlign w:val="top"/>
+          </w:tcPr>
+          <w:p>
+            <w:pPr>
+              <w:spacing w:after="40" w:before="0"/>
+              <w:jc w:val="left"/>
+            </w:pPr>
+            <w:r>
+              <w:rPr>
+                <w:rFonts w:ascii="Arial" w:cs="Arial" w:eastAsia="Arial" w:hAnsi="Arial"/>
+                <w:b w:val="false"/>
+                <w:bCs w:val="false"/>
+                <w:i w:val="false"/>
+                <w:iCs w:val="false"/>
+                <w:color w:val="000000"/>
+                <w:sz w:val="18"/>
+                <w:szCs w:val="18"/>
+              </w:rPr>
+              <w:t xml:space="preserve">Parallel Deconstruction — learners first watch the teacher build a translation vertex-by-vertex (forward direction) then independently reverse-engineer the vector from a completed object–image pair (backward direction). Experiencing both directions of the same process deepens relational understanding: translation vector = image position vector minus object position vector.</w:t>
+            </w:r>
+          </w:p>
+        </w:tc>
+        <w:tc>
+          <w:tcPr>
+            <w:tcW w:type="dxa" w:w="3040"/>
+            <w:shd w:fill="F2F2F2" w:color="auto" w:val="clear"/>
+            <w:tcMar>
+              <w:top w:type="dxa" w:w="60"/>
+              <w:left w:type="dxa" w:w="120"/>
+              <w:bottom w:type="dxa" w:w="60"/>
+              <w:right w:type="dxa" w:w="120"/>
+            </w:tcMar>
+            <w:vAlign w:val="top"/>
+          </w:tcPr>
+          <w:p>
+            <w:pPr>
+              <w:spacing w:after="40" w:before="0"/>
+              <w:jc w:val="left"/>
+            </w:pPr>
+            <w:r>
+              <w:rPr>
+                <w:rFonts w:ascii="Arial" w:cs="Arial" w:eastAsia="Arial" w:hAnsi="Arial"/>
+                <w:b w:val="false"/>
+                <w:bCs w:val="false"/>
+                <w:i w:val="false"/>
+                <w:iCs w:val="false"/>
+                <w:color w:val="000000"/>
+                <w:sz w:val="18"/>
+                <w:szCs w:val="18"/>
+              </w:rPr>
+              <w:t xml:space="preserve">Observable indicator: Do learners correctly compute the same column vector from all four vertices of MJUA? Teacher circulates and checks: (1) all four vectors are identical, (2) signs are correct, (3) brackets and notation are correct. A learner who gets different vectors for different vertices has not yet grasped the uniformity property — intervene immediately with: 'Pick vertex M only. How far right? How far up? Write that. Now check M only for J. Same?'</w:t>
+            </w:r>
+          </w:p>
+        </w:tc>
+      </w:tr>
+      <w:tr>
+        <w:tc>
+          <w:tcPr>
+            <w:tcW w:type="dxa" w:w="1520"/>
+            <w:shd w:fill="E2EFDA" w:color="auto" w:val="clear"/>
+            <w:tcMar>
+              <w:top w:type="dxa" w:w="60"/>
+              <w:left w:type="dxa" w:w="120"/>
+              <w:bottom w:type="dxa" w:w="60"/>
+              <w:right w:type="dxa" w:w="120"/>
+            </w:tcMar>
+            <w:vAlign w:val="top"/>
+          </w:tcPr>
+          <w:p>
+            <w:pPr>
+              <w:spacing w:after="40" w:before="0"/>
+              <w:jc w:val="left"/>
+            </w:pPr>
+            <w:r>
+              <w:rPr>
+                <w:rFonts w:ascii="Arial" w:cs="Arial" w:eastAsia="Arial" w:hAnsi="Arial"/>
+                <w:b/>
+                <w:bCs/>
+                <w:i w:val="false"/>
+                <w:iCs w:val="false"/>
+                <w:color w:val="000000"/>
+                <w:sz w:val="18"/>
+                <w:szCs w:val="18"/>
+              </w:rPr>
+              <w:t xml:space="preserve">Explain Phase</w:t>
+            </w:r>
+          </w:p>
+          <w:p>
+            <w:pPr>
+              <w:spacing w:after="20" w:before="0"/>
+            </w:pPr>
+            <w:r>
+              <w:rPr>
+                <w:rFonts w:ascii="Arial" w:cs="Arial" w:eastAsia="Arial" w:hAnsi="Arial"/>
+                <w:b/>
+                <w:bCs/>
+                <w:color w:val="1F3864"/>
+                <w:sz w:val="16"/>
+                <w:szCs w:val="16"/>
+              </w:rPr>
+              <w:t xml:space="preserve">📹 VIDEO:</w:t>
+            </w:r>
+          </w:p>
+          <w:p>
+            <w:pPr>
+              <w:spacing w:after="20" w:before="0"/>
+            </w:pPr>
+            <w:hyperlink w:history="1" r:id="rId8x4lk_8rnz4s0rva4o_di">
+              <w:r>
+                <w:rPr>
+                  <w:rFonts w:ascii="Arial" w:cs="Arial" w:eastAsia="Arial" w:hAnsi="Arial"/>
+                  <w:color w:val="2E75B6"/>
+                  <w:sz w:val="16"/>
+                  <w:szCs w:val="16"/>
+                  <w:u w:val="single" w:color="2E75B6"/>
+                </w:rPr>
+                <w:t xml:space="preserve">Transpose of a vector</w:t>
+              </w:r>
+            </w:hyperlink>
+          </w:p>
+          <w:p>
+            <w:pPr>
+              <w:spacing w:after="10" w:before="0"/>
+              <w:ind w:left="120"/>
+            </w:pPr>
+            <w:r>
+              <w:rPr>
+                <w:rFonts w:ascii="Arial" w:cs="Arial" w:eastAsia="Arial" w:hAnsi="Arial"/>
+                <w:color w:val="595959"/>
+                <w:sz w:val="14"/>
+                <w:szCs w:val="14"/>
+              </w:rPr>
+              <w:t xml:space="preserve">Source: Khan Academy (English - US curriculum)</w:t>
+            </w:r>
+          </w:p>
+          <w:p>
+            <w:pPr>
+              <w:spacing w:after="10" w:before="0"/>
+              <w:ind w:left="120"/>
+            </w:pPr>
+            <w:hyperlink w:history="1" r:id="rId4_dpet7hpls_vj94rkchk">
+              <w:r>
+                <w:rPr>
+                  <w:rFonts w:ascii="Arial" w:cs="Arial" w:eastAsia="Arial" w:hAnsi="Arial"/>
+                  <w:color w:val="595959"/>
+                  <w:sz w:val="14"/>
+                  <w:szCs w:val="14"/>
+                  <w:u w:val="single" w:color="595959"/>
+                </w:rPr>
+                <w:t xml:space="preserve">🔍 Search ARES for similar videos</w:t>
+              </w:r>
+            </w:hyperlink>
+          </w:p>
+          <w:p>
+            <w:pPr>
+              <w:spacing w:after="40" w:before="0"/>
+            </w:pPr>
+            <w:r>
+              <w:rPr>
+                <w:sz w:val="14"/>
+                <w:szCs w:val="14"/>
+              </w:rPr>
+              <w:t xml:space="preserve"/>
+            </w:r>
+          </w:p>
+          <w:p>
+            <w:pPr>
+              <w:spacing w:after="20" w:before="0"/>
+            </w:pPr>
+            <w:r>
+              <w:rPr>
+                <w:rFonts w:ascii="Arial" w:cs="Arial" w:eastAsia="Arial" w:hAnsi="Arial"/>
+                <w:b/>
+                <w:bCs/>
+                <w:color w:val="1F3864"/>
+                <w:sz w:val="16"/>
+                <w:szCs w:val="16"/>
+              </w:rPr>
+              <w:t xml:space="preserve">📖 EXERCISE:</w:t>
+            </w:r>
+          </w:p>
+          <w:p>
+            <w:pPr>
+              <w:spacing w:after="20" w:before="0"/>
+            </w:pPr>
+            <w:hyperlink w:history="1" r:id="rIdogpmfnmwveziusosywrxk">
+              <w:r>
+                <w:rPr>
+                  <w:rFonts w:ascii="Arial" w:cs="Arial" w:eastAsia="Arial" w:hAnsi="Arial"/>
+                  <w:color w:val="2E75B6"/>
+                  <w:sz w:val="16"/>
+                  <w:szCs w:val="16"/>
+                  <w:u w:val="single" w:color="2E75B6"/>
+                </w:rPr>
+                <w:t xml:space="preserve">Translations and Vectors Practice</w:t>
+              </w:r>
+            </w:hyperlink>
+          </w:p>
+          <w:p>
+            <w:pPr>
+              <w:spacing w:after="10" w:before="0"/>
+              <w:ind w:left="120"/>
+            </w:pPr>
+            <w:r>
+              <w:rPr>
+                <w:rFonts w:ascii="Arial" w:cs="Arial" w:eastAsia="Arial" w:hAnsi="Arial"/>
+                <w:color w:val="595959"/>
+                <w:sz w:val="14"/>
+                <w:szCs w:val="14"/>
+              </w:rPr>
+              <w:t xml:space="preserve">Source: CK-12</w:t>
+            </w:r>
+          </w:p>
+          <w:p>
+            <w:pPr>
+              <w:spacing w:after="10" w:before="0"/>
+              <w:ind w:left="120"/>
+            </w:pPr>
+            <w:hyperlink w:history="1" r:id="rIdeavqfxqf1k3q6mv3qvq8h">
+              <w:r>
+                <w:rPr>
+                  <w:rFonts w:ascii="Arial" w:cs="Arial" w:eastAsia="Arial" w:hAnsi="Arial"/>
+                  <w:color w:val="595959"/>
+                  <w:sz w:val="14"/>
+                  <w:szCs w:val="14"/>
+                  <w:u w:val="single" w:color="595959"/>
+                </w:rPr>
+                <w:t xml:space="preserve">🔍 Search ARES for similar readings</w:t>
+              </w:r>
+            </w:hyperlink>
+          </w:p>
+        </w:tc>
+        <w:tc>
+          <w:tcPr>
+            <w:tcW w:type="dxa" w:w="3040"/>
+            <w:shd w:fill="FFFFFF" w:color="auto" w:val="clear"/>
+            <w:tcMar>
+              <w:top w:type="dxa" w:w="60"/>
+              <w:left w:type="dxa" w:w="120"/>
+              <w:bottom w:type="dxa" w:w="60"/>
+              <w:right w:type="dxa" w:w="120"/>
+            </w:tcMar>
+            <w:vAlign w:val="top"/>
+          </w:tcPr>
+          <w:p>
+            <w:pPr>
+              <w:spacing w:after="40" w:before="0"/>
+              <w:jc w:val="left"/>
+            </w:pPr>
+            <w:r>
+              <w:rPr>
+                <w:rFonts w:ascii="Arial" w:cs="Arial" w:eastAsia="Arial" w:hAnsi="Arial"/>
+                <w:b w:val="false"/>
+                <w:bCs w:val="false"/>
+                <w:i w:val="false"/>
+                <w:iCs w:val="false"/>
+                <w:color w:val="000000"/>
+                <w:sz w:val="18"/>
+                <w:szCs w:val="18"/>
+              </w:rPr>
+              <w:t xml:space="preserve">Learners work in pairs on a structured task sheet with three parts. PART A (Forward Translation): Translate quadrilateral GITI (representing a githeri-shaped irregular quad — a playful Kenya food reference) with vertices G(0,0), I(2,0), T(2,3), I₂(0,3) by translation vector p = (−3 over 4). Plot object and image on a Cartesian plane, label all vertices, and draw translation arrows. PART B (Reverse-Engineering): An object triangle SUK (Sukuma Wiki triangle) with vertices S(−4,1), U(−2,1), K(−3,4) and its image S'(1,3), U'(3,3), K'(2,6) is given. Learners must determine the translation vector. PART C (Road-Arrow Context): A section of Ngong Road is shown as a grid. Three road arrows are drawn at different points, all pointing in the same direction. Learners express each arrow as a translation vector in column form and explain in one sentence why all three arrows being equal vectors means any matatu following Ngong Road undergoes the same translation regardless of its starting position on that road.</w:t>
+            </w:r>
+          </w:p>
+        </w:tc>
+        <w:tc>
+          <w:tcPr>
+            <w:tcW w:type="dxa" w:w="3040"/>
+            <w:shd w:fill="F2F2F2" w:color="auto" w:val="clear"/>
+            <w:tcMar>
+              <w:top w:type="dxa" w:w="60"/>
+              <w:left w:type="dxa" w:w="120"/>
+              <w:bottom w:type="dxa" w:w="60"/>
+              <w:right w:type="dxa" w:w="120"/>
+            </w:tcMar>
+            <w:vAlign w:val="top"/>
+          </w:tcPr>
+          <w:p>
+            <w:pPr>
+              <w:spacing w:after="40" w:before="0"/>
+              <w:jc w:val="left"/>
+            </w:pPr>
+            <w:r>
+              <w:rPr>
+                <w:rFonts w:ascii="Arial" w:cs="Arial" w:eastAsia="Arial" w:hAnsi="Arial"/>
+                <w:b w:val="false"/>
+                <w:bCs w:val="false"/>
+                <w:i w:val="false"/>
+                <w:iCs w:val="false"/>
+                <w:color w:val="000000"/>
+                <w:sz w:val="18"/>
+                <w:szCs w:val="18"/>
+              </w:rPr>
+              <w:t xml:space="preserve">Distribute task sheets and squared-paper books. Say: 'You have 18 minutes. Part A is forward — you apply the vector. Part B is backward — you find the vector. Part C connects it back to our matatu phenomenon. Work in your pairs.' During work time: (1) circulate to all pairs, spending no more than 90 seconds with any single pair; (2) if a pair is stuck on Part A negative x-component, prompt: 'Negative 3 in the x-component — which direction does that move you on the x-axis?'; (3) for Part B, if a learner subtracts in the wrong order, ask: 'You are trying to get FROM the object TO the image. So which point do you start with in your subtraction?'; (4) use a mini-whiteboard to record 2–3 interesting Part C responses anonymously for whole-class share. After 18 minutes, facilitate a 7-minute whole-class debrief. Ask: 'For Part B, what operation gave you the translation vector?' WAIT 10 seconds. Cold-call 3 pairs. Expect: 'Image minus object' or 'image position vector minus object position vector.' Write the formula on the board: t = position vector of image point − position vector of object point. Then show one anonymous Part C response and ask: 'How does this pair's answer help us explain why the two matatu drivers ended at different places even though they both drove 8 km?' WAIT 15 seconds. Cold-call 2 learners.</w:t>
+            </w:r>
+          </w:p>
+        </w:tc>
+        <w:tc>
+          <w:tcPr>
+            <w:tcW w:type="dxa" w:w="3040"/>
+            <w:shd w:fill="FFFFFF" w:color="auto" w:val="clear"/>
+            <w:tcMar>
+              <w:top w:type="dxa" w:w="60"/>
+              <w:left w:type="dxa" w:w="120"/>
+              <w:bottom w:type="dxa" w:w="60"/>
+              <w:right w:type="dxa" w:w="120"/>
+            </w:tcMar>
+            <w:vAlign w:val="top"/>
+          </w:tcPr>
+          <w:p>
+            <w:pPr>
+              <w:spacing w:after="40" w:before="0"/>
+              <w:jc w:val="left"/>
+            </w:pPr>
+            <w:r>
+              <w:rPr>
+                <w:rFonts w:ascii="Arial" w:cs="Arial" w:eastAsia="Arial" w:hAnsi="Arial"/>
+                <w:b w:val="false"/>
+                <w:bCs w:val="false"/>
+                <w:i w:val="false"/>
+                <w:iCs w:val="false"/>
+                <w:color w:val="000000"/>
+                <w:sz w:val="18"/>
+                <w:szCs w:val="18"/>
+              </w:rPr>
+              <w:t xml:space="preserve">Bidirectional Problem Solving with Phenomenon Anchoring — by tackling both forward (apply vector) and reverse (find vector) problems and then explicitly mapping the result onto the Nairobi road context, learners consolidate the translation vector concept from multiple cognitive angles. Part C forces a return to the anchoring phenomenon, ensuring the mathematics is not disconnected from its explanatory purpose.</w:t>
+            </w:r>
+          </w:p>
+        </w:tc>
+        <w:tc>
+          <w:tcPr>
+            <w:tcW w:type="dxa" w:w="3040"/>
+            <w:shd w:fill="F2F2F2" w:color="auto" w:val="clear"/>
+            <w:tcMar>
+              <w:top w:type="dxa" w:w="60"/>
+              <w:left w:type="dxa" w:w="120"/>
+              <w:bottom w:type="dxa" w:w="60"/>
+              <w:right w:type="dxa" w:w="120"/>
+            </w:tcMar>
+            <w:vAlign w:val="top"/>
+          </w:tcPr>
+          <w:p>
+            <w:pPr>
+              <w:spacing w:after="40" w:before="0"/>
+              <w:jc w:val="left"/>
+            </w:pPr>
+            <w:r>
+              <w:rPr>
+                <w:rFonts w:ascii="Arial" w:cs="Arial" w:eastAsia="Arial" w:hAnsi="Arial"/>
+                <w:b w:val="false"/>
+                <w:bCs w:val="false"/>
+                <w:i w:val="false"/>
+                <w:iCs w:val="false"/>
+                <w:color w:val="000000"/>
+                <w:sz w:val="18"/>
+                <w:szCs w:val="18"/>
+              </w:rPr>
+              <w:t xml:space="preserve">Observable indicators: (1) Part A — image vertices correctly plotted with all arrows identical in direction and length; (2) Part B — translation vector correctly computed as (5 over 2) using subtraction of position vectors; (3) Part C — learner's written sentence explicitly uses the word 'vector' and references both direction and magnitude. Collect task sheets at the end of the lesson for written feedback. Any learner who cannot complete Part B independently needs targeted support in Lesson 8 on position vectors and subtraction.</w:t>
+            </w:r>
+          </w:p>
+        </w:tc>
+      </w:tr>
+      <w:tr>
+        <w:tc>
+          <w:tcPr>
+            <w:tcW w:type="dxa" w:w="1520"/>
+            <w:shd w:fill="FCE4D6" w:color="auto" w:val="clear"/>
+            <w:tcMar>
+              <w:top w:type="dxa" w:w="60"/>
+              <w:left w:type="dxa" w:w="120"/>
+              <w:bottom w:type="dxa" w:w="60"/>
+              <w:right w:type="dxa" w:w="120"/>
+            </w:tcMar>
+            <w:vAlign w:val="top"/>
+          </w:tcPr>
+          <w:p>
+            <w:pPr>
+              <w:spacing w:after="40" w:before="0"/>
+              <w:jc w:val="left"/>
+            </w:pPr>
+            <w:r>
+              <w:rPr>
+                <w:rFonts w:ascii="Arial" w:cs="Arial" w:eastAsia="Arial" w:hAnsi="Arial"/>
+                <w:b/>
+                <w:bCs/>
+                <w:i w:val="false"/>
+                <w:iCs w:val="false"/>
+                <w:color w:val="000000"/>
+                <w:sz w:val="18"/>
+                <w:szCs w:val="18"/>
+              </w:rPr>
+              <w:t xml:space="preserve">Driving Question Board (DQB) Creation</w:t>
+            </w:r>
+          </w:p>
+          <w:p>
+            <w:pPr>
+              <w:spacing w:after="20" w:before="0"/>
+            </w:pPr>
+            <w:r>
+              <w:rPr>
+                <w:rFonts w:ascii="Arial" w:cs="Arial" w:eastAsia="Arial" w:hAnsi="Arial"/>
+                <w:b/>
+                <w:bCs/>
+                <w:color w:val="1F3864"/>
+                <w:sz w:val="16"/>
+                <w:szCs w:val="16"/>
+              </w:rPr>
+              <w:t xml:space="preserve">📹 VIDEO:</w:t>
+            </w:r>
+          </w:p>
+          <w:p>
+            <w:pPr>
+              <w:spacing w:after="20" w:before="0"/>
+            </w:pPr>
+            <w:hyperlink w:history="1" r:id="rId2_usc87x09rs8wllcyzhq">
+              <w:r>
+                <w:rPr>
+                  <w:rFonts w:ascii="Arial" w:cs="Arial" w:eastAsia="Arial" w:hAnsi="Arial"/>
+                  <w:color w:val="2E75B6"/>
+                  <w:sz w:val="16"/>
+                  <w:szCs w:val="16"/>
+                  <w:u w:val="single" w:color="2E75B6"/>
+                </w:rPr>
+                <w:t xml:space="preserve">Vector components from magnitude &amp; direction: word problem</w:t>
+              </w:r>
+            </w:hyperlink>
+          </w:p>
+          <w:p>
+            <w:pPr>
+              <w:spacing w:after="10" w:before="0"/>
+              <w:ind w:left="120"/>
+            </w:pPr>
+            <w:r>
+              <w:rPr>
+                <w:rFonts w:ascii="Arial" w:cs="Arial" w:eastAsia="Arial" w:hAnsi="Arial"/>
+                <w:color w:val="595959"/>
+                <w:sz w:val="14"/>
+                <w:szCs w:val="14"/>
+              </w:rPr>
+              <w:t xml:space="preserve">Source: Khan Academy (English - US curriculum)</w:t>
+            </w:r>
+          </w:p>
+          <w:p>
+            <w:pPr>
+              <w:spacing w:after="10" w:before="0"/>
+              <w:ind w:left="120"/>
+            </w:pPr>
+            <w:hyperlink w:history="1" r:id="rIdpkuq9bjwc59lxatbx0gxj">
+              <w:r>
+                <w:rPr>
+                  <w:rFonts w:ascii="Arial" w:cs="Arial" w:eastAsia="Arial" w:hAnsi="Arial"/>
+                  <w:color w:val="595959"/>
+                  <w:sz w:val="14"/>
+                  <w:szCs w:val="14"/>
+                  <w:u w:val="single" w:color="595959"/>
+                </w:rPr>
+                <w:t xml:space="preserve">🔍 Search ARES for similar videos</w:t>
+              </w:r>
+            </w:hyperlink>
+          </w:p>
+          <w:p>
+            <w:pPr>
+              <w:spacing w:after="40" w:before="0"/>
+            </w:pPr>
+            <w:r>
+              <w:rPr>
+                <w:sz w:val="14"/>
+                <w:szCs w:val="14"/>
+              </w:rPr>
+              <w:t xml:space="preserve"/>
+            </w:r>
+          </w:p>
+          <w:p>
+            <w:pPr>
+              <w:spacing w:after="20" w:before="0"/>
+            </w:pPr>
+            <w:r>
+              <w:rPr>
+                <w:rFonts w:ascii="Arial" w:cs="Arial" w:eastAsia="Arial" w:hAnsi="Arial"/>
+                <w:b/>
+                <w:bCs/>
+                <w:color w:val="1F3864"/>
+                <w:sz w:val="16"/>
+                <w:szCs w:val="16"/>
+              </w:rPr>
               <w:t xml:space="preserve">📖 HTML:</w:t>
             </w:r>
           </w:p>
@@ -21139,7 +22057,7 @@
             <w:pPr>
               <w:spacing w:after="20" w:before="0"/>
             </w:pPr>
-            <w:hyperlink w:history="1" r:id="rIdakqqbkoo2vf0uahmc5vth">
+            <w:hyperlink w:history="1" r:id="rIdpcorxavhjddfrsy2tgcox">
               <w:r>
                 <w:rPr>
                   <w:rFonts w:ascii="Arial" w:cs="Arial" w:eastAsia="Arial" w:hAnsi="Arial"/>
@@ -21172,7 +22090,7 @@
               <w:spacing w:after="10" w:before="0"/>
               <w:ind w:left="120"/>
             </w:pPr>
-            <w:hyperlink w:history="1" r:id="rIdlf0-nhxw2gtjpdtjh4sfj">
+            <w:hyperlink w:history="1" r:id="rIdjvppmef-ctoj_p4syzr_q">
               <w:r>
                 <w:rPr>
                   <w:rFonts w:ascii="Arial" w:cs="Arial" w:eastAsia="Arial" w:hAnsi="Arial"/>
@@ -21214,7 +22132,7 @@
                 <w:sz w:val="18"/>
                 <w:szCs w:val="18"/>
               </w:rPr>
-              <w:t xml:space="preserve">Each learner receives a simplified Nairobi street-grid handout (same map introduced in the anchoring phenomenon, now annotated with one-way road arrows for Tom Mboya Street going north and Kenyatta Avenue going west). Learners work individually for 3 minutes, then discuss in pairs for 2 minutes to answer: 'If a matatu at Kencom Bus Stop follows the Tom Mboya Street arrow for 3 blocks right and 2 blocks up, and another follows the Kenyatta Avenue arrow for 3 blocks left and 2 blocks up — can you write each journey as a column vector? Will they end up at the same place? Why or why not?' Learners record predictions in their exercise books using column vector notation they learned in earlier lessons.</w:t>
+              <w:t xml:space="preserve">The class returns to the Driving Question Board (DQB) displayed at the front. The teacher reads aloud the driving question: 'Why do two matatu journeys of exactly the same distance from Nairobi's CBD end up at completely different destinations — and what mathematical tool do we need to describe a journey completely?' Learners individually write two sticky-note responses on different coloured notes: (1) GREEN — a new 'We now know…' statement using today's learning about translation vectors; (2) ORANGE — a remaining or new question that today's lesson raised for them. Learners post their notes on the DQB under the appropriate columns. The teacher reads three green and two orange notes aloud and facilitates a 3-minute class consensus discussion to agree on one new consensus statement to add permanently to the DQB.</w:t>
             </w:r>
           </w:p>
         </w:tc>
@@ -21246,7 +22164,7 @@
                 <w:sz w:val="18"/>
                 <w:szCs w:val="18"/>
               </w:rPr>
-              <w:t xml:space="preserve">Distribute the annotated Nairobi grid handout. Say: 'Look at the road arrows on your map. You already know vectors carry both size and direction. Today we ask: what happens when we apply a vector to an entire shape — every single point of it — all at once? Before I show you anything, predict.' Allow 3 minutes of individual silent thinking — WAIT TIME enforced, no prompting. Then say: 'Share your column vector with your partner. Convince each other.' After pair discussion, cold-call 3 pairs using a random name stick: ask each pair to read out their two column vectors and one-sentence prediction. Write all three pairs of vectors on the board without commenting on correctness. Say: 'Hold these predictions. We will come back to test them.'</w:t>
+              <w:t xml:space="preserve">Point to the DQB and say: 'Look at what we have built since Lesson 1. Today we have added something powerful. Take 3 minutes — write your green note first: what do you now know that you did not know at the start of today? Connect it explicitly to the matatu phenomenon. Then write your orange note: what are you still wondering?' Allow 3 minutes silent writing — WAIT TIME enforced. Collect notes as learners post them, reading silently as they come in. Select three green notes that best capture today's SLO and one orange note that previews Lesson 8 content (e.g., about how vectors describe more complex journeys). Read each note aloud and say: 'Class, is this a fair statement of what we now know?' Build consensus. Write the agreed statement on the DQB anchor card: 'A translation vector moves every point of a shape by the same direction and magnitude — this is why the two matatu drivers ended at different places: they followed different translation vectors, not just different distances.'</w:t>
             </w:r>
           </w:p>
         </w:tc>
@@ -21278,7 +22196,7 @@
                 <w:sz w:val="18"/>
                 <w:szCs w:val="18"/>
               </w:rPr>
-              <w:t xml:space="preserve">Prediction Journaling with Column Vector Encoding — learners activate prior knowledge of column vectors and direction by encoding a familiar map context into mathematical notation before instruction. This surfaces misconceptions (e.g., thinking the same x-component means the same destination) and creates cognitive readiness for the observation phase.</w:t>
+              <w:t xml:space="preserve">Driving Question Board Consensus Protocol — structured sticky-note contributions followed by teacher-facilitated class consensus build both individual metacognitive reflection and collective knowledge documentation. The DQB serves as a running public record of how the class's understanding is growing across all eight lessons, making learning progress visible.</w:t>
             </w:r>
           </w:p>
         </w:tc>
@@ -21310,7 +22228,7 @@
                 <w:sz w:val="18"/>
                 <w:szCs w:val="18"/>
               </w:rPr>
-              <w:t xml:space="preserve">Observable indicator: Can each learner independently write a column vector for a described journey? Teacher scans exercise books during the 3-minute individual phase, noting: (1) correct use of column vector brackets, (2) correct sign convention for direction. Flag any learner writing a scalar distance only — this indicates a persistent scalar-vs-vector misconception from earlier lessons that must be addressed before Phase 2.</w:t>
+              <w:t xml:space="preserve">Observable indicator: Does each learner's green sticky note include (1) the phrase 'translation vector' or 'same vector', and (2) an explicit link to the matatu phenomenon or road arrows? A green note that only says 'translations move shapes' without referencing the phenomenon indicates surface-level engagement — note that learner for a follow-up question at the start of Lesson 8.</w:t>
             </w:r>
           </w:p>
         </w:tc>
@@ -21319,32 +22237,32 @@
         <w:tc>
           <w:tcPr>
             <w:tcW w:type="dxa" w:w="1520"/>
-            <w:shd w:fill="D9EEF1" w:color="auto" w:val="clear"/>
-            <w:tcMar>
-              <w:top w:type="dxa" w:w="60"/>
-              <w:left w:type="dxa" w:w="120"/>
-              <w:bottom w:type="dxa" w:w="60"/>
-              <w:right w:type="dxa" w:w="120"/>
-            </w:tcMar>
-            <w:vAlign w:val="top"/>
-          </w:tcPr>
-          <w:p>
-            <w:pPr>
-              <w:spacing w:after="40" w:before="0"/>
-              <w:jc w:val="left"/>
-            </w:pPr>
-            <w:r>
-              <w:rPr>
-                <w:rFonts w:ascii="Arial" w:cs="Arial" w:eastAsia="Arial" w:hAnsi="Arial"/>
-                <w:b/>
-                <w:bCs/>
-                <w:i w:val="false"/>
-                <w:iCs w:val="false"/>
-                <w:color w:val="000000"/>
-                <w:sz w:val="18"/>
-                <w:szCs w:val="18"/>
-              </w:rPr>
-              <w:t xml:space="preserve">Observe Phase</w:t>
+            <w:shd w:fill="D5E8F0" w:color="auto" w:val="clear"/>
+            <w:tcMar>
+              <w:top w:type="dxa" w:w="60"/>
+              <w:left w:type="dxa" w:w="120"/>
+              <w:bottom w:type="dxa" w:w="60"/>
+              <w:right w:type="dxa" w:w="120"/>
+            </w:tcMar>
+            <w:vAlign w:val="top"/>
+          </w:tcPr>
+          <w:p>
+            <w:pPr>
+              <w:spacing w:after="40" w:before="0"/>
+              <w:jc w:val="left"/>
+            </w:pPr>
+            <w:r>
+              <w:rPr>
+                <w:rFonts w:ascii="Arial" w:cs="Arial" w:eastAsia="Arial" w:hAnsi="Arial"/>
+                <w:b/>
+                <w:bCs/>
+                <w:i w:val="false"/>
+                <w:iCs w:val="false"/>
+                <w:color w:val="000000"/>
+                <w:sz w:val="18"/>
+                <w:szCs w:val="18"/>
+              </w:rPr>
+              <w:t xml:space="preserve">Model Building Phase</w:t>
             </w:r>
           </w:p>
           <w:p>
@@ -21367,7 +22285,7 @@
             <w:pPr>
               <w:spacing w:after="20" w:before="0"/>
             </w:pPr>
-            <w:hyperlink w:history="1" r:id="rIdzyd8y9oyjgaqlqcnk5wgd">
+            <w:hyperlink w:history="1" r:id="rIdycr_d8--jtloohh_rqvob">
               <w:r>
                 <w:rPr>
                   <w:rFonts w:ascii="Arial" w:cs="Arial" w:eastAsia="Arial" w:hAnsi="Arial"/>
@@ -21376,7 +22294,7 @@
                   <w:szCs w:val="16"/>
                   <w:u w:val="single" w:color="2E75B6"/>
                 </w:rPr>
-                <w:t xml:space="preserve">Intro to the coordinate plane</w:t>
+                <w:t xml:space="preserve">Planar motion example: acceleration vector</w:t>
               </w:r>
             </w:hyperlink>
           </w:p>
@@ -21400,7 +22318,7 @@
               <w:spacing w:after="10" w:before="0"/>
               <w:ind w:left="120"/>
             </w:pPr>
-            <w:hyperlink w:history="1" r:id="rIdvjdrqjfkim_ilsct00jyx">
+            <w:hyperlink w:history="1" r:id="rIdswrm6hmfifx-iii4az6r5">
               <w:r>
                 <w:rPr>
                   <w:rFonts w:ascii="Arial" w:cs="Arial" w:eastAsia="Arial" w:hAnsi="Arial"/>
@@ -21438,14 +22356,14 @@
                 <w:sz w:val="16"/>
                 <w:szCs w:val="16"/>
               </w:rPr>
-              <w:t xml:space="preserve">📖 HTML:</w:t>
+              <w:t xml:space="preserve">📖 EXERCISE:</w:t>
             </w:r>
           </w:p>
           <w:p>
             <w:pPr>
               <w:spacing w:after="20" w:before="0"/>
             </w:pPr>
-            <w:hyperlink w:history="1" r:id="rId7faffqywuja-nrjadqeod">
+            <w:hyperlink w:history="1" r:id="rIdxvlvirlvgjgfyqff09iss">
               <w:r>
                 <w:rPr>
                   <w:rFonts w:ascii="Arial" w:cs="Arial" w:eastAsia="Arial" w:hAnsi="Arial"/>
@@ -21454,7 +22372,7 @@
                   <w:szCs w:val="16"/>
                   <w:u w:val="single" w:color="2E75B6"/>
                 </w:rPr>
-                <w:t xml:space="preserve">Translation of Vectors and Slope (Flexbook)</w:t>
+                <w:t xml:space="preserve">Translation of Vectors and Slope Practice</w:t>
               </w:r>
             </w:hyperlink>
           </w:p>
@@ -21478,925 +22396,7 @@
               <w:spacing w:after="10" w:before="0"/>
               <w:ind w:left="120"/>
             </w:pPr>
-            <w:hyperlink w:history="1" r:id="rIdc9mkcacgel0imy1xc6pic">
-              <w:r>
-                <w:rPr>
-                  <w:rFonts w:ascii="Arial" w:cs="Arial" w:eastAsia="Arial" w:hAnsi="Arial"/>
-                  <w:color w:val="595959"/>
-                  <w:sz w:val="14"/>
-                  <w:szCs w:val="14"/>
-                  <w:u w:val="single" w:color="595959"/>
-                </w:rPr>
-                <w:t xml:space="preserve">🔍 Search ARES for similar readings</w:t>
-              </w:r>
-            </w:hyperlink>
-          </w:p>
-        </w:tc>
-        <w:tc>
-          <w:tcPr>
-            <w:tcW w:type="dxa" w:w="3040"/>
-            <w:shd w:fill="FFFFFF" w:color="auto" w:val="clear"/>
-            <w:tcMar>
-              <w:top w:type="dxa" w:w="60"/>
-              <w:left w:type="dxa" w:w="120"/>
-              <w:bottom w:type="dxa" w:w="60"/>
-              <w:right w:type="dxa" w:w="120"/>
-            </w:tcMar>
-            <w:vAlign w:val="top"/>
-          </w:tcPr>
-          <w:p>
-            <w:pPr>
-              <w:spacing w:after="40" w:before="0"/>
-              <w:jc w:val="left"/>
-            </w:pPr>
-            <w:r>
-              <w:rPr>
-                <w:rFonts w:ascii="Arial" w:cs="Arial" w:eastAsia="Arial" w:hAnsi="Arial"/>
-                <w:b w:val="false"/>
-                <w:bCs w:val="false"/>
-                <w:i w:val="false"/>
-                <w:iCs w:val="false"/>
-                <w:color w:val="000000"/>
-                <w:sz w:val="18"/>
-                <w:szCs w:val="18"/>
-              </w:rPr>
-              <w:t xml:space="preserve">The teacher projects (or draws on the board) a large Cartesian plane showing triangle KNB with vertices K(1,1), N(3,1), B(2,3) — named after Kencom, Nairobi, and Bustani to keep the Nairobi context alive. The teacher performs a live, step-by-step translation of every vertex by the translation vector t = (4 over 2), plotting K'(5,3), N'(7,3), B'(6,5) and drawing the image triangle K'N'B'. The teacher narrates each step aloud. Learners copy the diagram into their squared-paper books in real time, drawing arrows from each original vertex to its image. Learners then observe a second demonstration: a quadrilateral MJUA (Mombasa Junction Urban Arrow) is shown with its image M'J'U'A' already plotted. Learners are challenged to measure the shift at each vertex and record the four column vectors they observe. They write what they notice about the four vectors.</w:t>
-            </w:r>
-          </w:p>
-        </w:tc>
-        <w:tc>
-          <w:tcPr>
-            <w:tcW w:type="dxa" w:w="3040"/>
-            <w:shd w:fill="F2F2F2" w:color="auto" w:val="clear"/>
-            <w:tcMar>
-              <w:top w:type="dxa" w:w="60"/>
-              <w:left w:type="dxa" w:w="120"/>
-              <w:bottom w:type="dxa" w:w="60"/>
-              <w:right w:type="dxa" w:w="120"/>
-            </w:tcMar>
-            <w:vAlign w:val="top"/>
-          </w:tcPr>
-          <w:p>
-            <w:pPr>
-              <w:spacing w:after="40" w:before="0"/>
-              <w:jc w:val="left"/>
-            </w:pPr>
-            <w:r>
-              <w:rPr>
-                <w:rFonts w:ascii="Arial" w:cs="Arial" w:eastAsia="Arial" w:hAnsi="Arial"/>
-                <w:b w:val="false"/>
-                <w:bCs w:val="false"/>
-                <w:i w:val="false"/>
-                <w:iCs w:val="false"/>
-                <w:color w:val="000000"/>
-                <w:sz w:val="18"/>
-                <w:szCs w:val="18"/>
-              </w:rPr>
-              <w:t xml:space="preserve">At the board, say: 'I am going to move triangle KNB. Every single vertex — K, N, and B — will be shifted by the same translation vector t equals, column vector, 4 on top, 2 on the bottom. Watch what happens to K first.' Plot K(1,1), draw the vector arrow 4 right and 2 up, mark K'(5,3). Say: 'K moved 4 right and 2 up. Now N.' Repeat for N and B. Draw the full image triangle with a dashed outline. Say: 'What do you notice about the three arrows I drew?' WAIT 12 seconds. Cold-call 2 learners. Expect: 'They are all the same.' Confirm: 'Exactly — every point moved by the identical vector. That is the definition of a translation.' Then reveal the quadrilateral MJUA with its pre-drawn image. Say: 'Work out the translation vector from each vertex to its image. Write all four column vectors. What pattern do you see?' Allow 4 minutes. Cold-call 3 learners to read their vectors aloud. If a learner reads a wrong sign (e.g., negative instead of positive), say: 'Check your direction — which way did the x-component move? Left means negative.' Do not move on until consensus is reached that all four vectors are identical.</w:t>
-            </w:r>
-          </w:p>
-        </w:tc>
-        <w:tc>
-          <w:tcPr>
-            <w:tcW w:type="dxa" w:w="3040"/>
-            <w:shd w:fill="FFFFFF" w:color="auto" w:val="clear"/>
-            <w:tcMar>
-              <w:top w:type="dxa" w:w="60"/>
-              <w:left w:type="dxa" w:w="120"/>
-              <w:bottom w:type="dxa" w:w="60"/>
-              <w:right w:type="dxa" w:w="120"/>
-            </w:tcMar>
-            <w:vAlign w:val="top"/>
-          </w:tcPr>
-          <w:p>
-            <w:pPr>
-              <w:spacing w:after="40" w:before="0"/>
-              <w:jc w:val="left"/>
-            </w:pPr>
-            <w:r>
-              <w:rPr>
-                <w:rFonts w:ascii="Arial" w:cs="Arial" w:eastAsia="Arial" w:hAnsi="Arial"/>
-                <w:b w:val="false"/>
-                <w:bCs w:val="false"/>
-                <w:i w:val="false"/>
-                <w:iCs w:val="false"/>
-                <w:color w:val="000000"/>
-                <w:sz w:val="18"/>
-                <w:szCs w:val="18"/>
-              </w:rPr>
-              <w:t xml:space="preserve">Parallel Deconstruction — learners first watch the teacher build a translation vertex-by-vertex (forward direction) then independently reverse-engineer the vector from a completed object–image pair (backward direction). Experiencing both directions of the same process deepens relational understanding: translation vector = image position vector minus object position vector.</w:t>
-            </w:r>
-          </w:p>
-        </w:tc>
-        <w:tc>
-          <w:tcPr>
-            <w:tcW w:type="dxa" w:w="3040"/>
-            <w:shd w:fill="F2F2F2" w:color="auto" w:val="clear"/>
-            <w:tcMar>
-              <w:top w:type="dxa" w:w="60"/>
-              <w:left w:type="dxa" w:w="120"/>
-              <w:bottom w:type="dxa" w:w="60"/>
-              <w:right w:type="dxa" w:w="120"/>
-            </w:tcMar>
-            <w:vAlign w:val="top"/>
-          </w:tcPr>
-          <w:p>
-            <w:pPr>
-              <w:spacing w:after="40" w:before="0"/>
-              <w:jc w:val="left"/>
-            </w:pPr>
-            <w:r>
-              <w:rPr>
-                <w:rFonts w:ascii="Arial" w:cs="Arial" w:eastAsia="Arial" w:hAnsi="Arial"/>
-                <w:b w:val="false"/>
-                <w:bCs w:val="false"/>
-                <w:i w:val="false"/>
-                <w:iCs w:val="false"/>
-                <w:color w:val="000000"/>
-                <w:sz w:val="18"/>
-                <w:szCs w:val="18"/>
-              </w:rPr>
-              <w:t xml:space="preserve">Observable indicator: Do learners correctly compute the same column vector from all four vertices of MJUA? Teacher circulates and checks: (1) all four vectors are identical, (2) signs are correct, (3) brackets and notation are correct. A learner who gets different vectors for different vertices has not yet grasped the uniformity property — intervene immediately with: 'Pick vertex M only. How far right? How far up? Write that. Now check M only for J. Same?'</w:t>
-            </w:r>
-          </w:p>
-        </w:tc>
-      </w:tr>
-      <w:tr>
-        <w:tc>
-          <w:tcPr>
-            <w:tcW w:type="dxa" w:w="1520"/>
-            <w:shd w:fill="E2EFDA" w:color="auto" w:val="clear"/>
-            <w:tcMar>
-              <w:top w:type="dxa" w:w="60"/>
-              <w:left w:type="dxa" w:w="120"/>
-              <w:bottom w:type="dxa" w:w="60"/>
-              <w:right w:type="dxa" w:w="120"/>
-            </w:tcMar>
-            <w:vAlign w:val="top"/>
-          </w:tcPr>
-          <w:p>
-            <w:pPr>
-              <w:spacing w:after="40" w:before="0"/>
-              <w:jc w:val="left"/>
-            </w:pPr>
-            <w:r>
-              <w:rPr>
-                <w:rFonts w:ascii="Arial" w:cs="Arial" w:eastAsia="Arial" w:hAnsi="Arial"/>
-                <w:b/>
-                <w:bCs/>
-                <w:i w:val="false"/>
-                <w:iCs w:val="false"/>
-                <w:color w:val="000000"/>
-                <w:sz w:val="18"/>
-                <w:szCs w:val="18"/>
-              </w:rPr>
-              <w:t xml:space="preserve">Explain Phase</w:t>
-            </w:r>
-          </w:p>
-          <w:p>
-            <w:pPr>
-              <w:spacing w:after="20" w:before="0"/>
-            </w:pPr>
-            <w:r>
-              <w:rPr>
-                <w:rFonts w:ascii="Arial" w:cs="Arial" w:eastAsia="Arial" w:hAnsi="Arial"/>
-                <w:b/>
-                <w:bCs/>
-                <w:color w:val="1F3864"/>
-                <w:sz w:val="16"/>
-                <w:szCs w:val="16"/>
-              </w:rPr>
-              <w:t xml:space="preserve">📹 VIDEO:</w:t>
-            </w:r>
-          </w:p>
-          <w:p>
-            <w:pPr>
-              <w:spacing w:after="20" w:before="0"/>
-            </w:pPr>
-            <w:hyperlink w:history="1" r:id="rIddaqwxtao80gi7eutbpoxe">
-              <w:r>
-                <w:rPr>
-                  <w:rFonts w:ascii="Arial" w:cs="Arial" w:eastAsia="Arial" w:hAnsi="Arial"/>
-                  <w:color w:val="2E75B6"/>
-                  <w:sz w:val="16"/>
-                  <w:szCs w:val="16"/>
-                  <w:u w:val="single" w:color="2E75B6"/>
-                </w:rPr>
-                <w:t xml:space="preserve">Intro to the coordinate plane</w:t>
-              </w:r>
-            </w:hyperlink>
-          </w:p>
-          <w:p>
-            <w:pPr>
-              <w:spacing w:after="10" w:before="0"/>
-              <w:ind w:left="120"/>
-            </w:pPr>
-            <w:r>
-              <w:rPr>
-                <w:rFonts w:ascii="Arial" w:cs="Arial" w:eastAsia="Arial" w:hAnsi="Arial"/>
-                <w:color w:val="595959"/>
-                <w:sz w:val="14"/>
-                <w:szCs w:val="14"/>
-              </w:rPr>
-              <w:t xml:space="preserve">Source: Khan Academy (English - US curriculum)</w:t>
-            </w:r>
-          </w:p>
-          <w:p>
-            <w:pPr>
-              <w:spacing w:after="10" w:before="0"/>
-              <w:ind w:left="120"/>
-            </w:pPr>
-            <w:hyperlink w:history="1" r:id="rIdu9z77yexde-qs0g-uled8">
-              <w:r>
-                <w:rPr>
-                  <w:rFonts w:ascii="Arial" w:cs="Arial" w:eastAsia="Arial" w:hAnsi="Arial"/>
-                  <w:color w:val="595959"/>
-                  <w:sz w:val="14"/>
-                  <w:szCs w:val="14"/>
-                  <w:u w:val="single" w:color="595959"/>
-                </w:rPr>
-                <w:t xml:space="preserve">🔍 Search ARES for similar videos</w:t>
-              </w:r>
-            </w:hyperlink>
-          </w:p>
-          <w:p>
-            <w:pPr>
-              <w:spacing w:after="40" w:before="0"/>
-            </w:pPr>
-            <w:r>
-              <w:rPr>
-                <w:sz w:val="14"/>
-                <w:szCs w:val="14"/>
-              </w:rPr>
-              <w:t xml:space="preserve"/>
-            </w:r>
-          </w:p>
-          <w:p>
-            <w:pPr>
-              <w:spacing w:after="20" w:before="0"/>
-            </w:pPr>
-            <w:r>
-              <w:rPr>
-                <w:rFonts w:ascii="Arial" w:cs="Arial" w:eastAsia="Arial" w:hAnsi="Arial"/>
-                <w:b/>
-                <w:bCs/>
-                <w:color w:val="1F3864"/>
-                <w:sz w:val="16"/>
-                <w:szCs w:val="16"/>
-              </w:rPr>
-              <w:t xml:space="preserve">📖 HTML:</w:t>
-            </w:r>
-          </w:p>
-          <w:p>
-            <w:pPr>
-              <w:spacing w:after="20" w:before="0"/>
-            </w:pPr>
-            <w:hyperlink w:history="1" r:id="rId08vfxxu72u4e8cvezfwoz">
-              <w:r>
-                <w:rPr>
-                  <w:rFonts w:ascii="Arial" w:cs="Arial" w:eastAsia="Arial" w:hAnsi="Arial"/>
-                  <w:color w:val="2E75B6"/>
-                  <w:sz w:val="16"/>
-                  <w:szCs w:val="16"/>
-                  <w:u w:val="single" w:color="2E75B6"/>
-                </w:rPr>
-                <w:t xml:space="preserve">Translation of Vectors and Slope (Flexbook)</w:t>
-              </w:r>
-            </w:hyperlink>
-          </w:p>
-          <w:p>
-            <w:pPr>
-              <w:spacing w:after="10" w:before="0"/>
-              <w:ind w:left="120"/>
-            </w:pPr>
-            <w:r>
-              <w:rPr>
-                <w:rFonts w:ascii="Arial" w:cs="Arial" w:eastAsia="Arial" w:hAnsi="Arial"/>
-                <w:color w:val="595959"/>
-                <w:sz w:val="14"/>
-                <w:szCs w:val="14"/>
-              </w:rPr>
-              <w:t xml:space="preserve">Source: CK-12</w:t>
-            </w:r>
-          </w:p>
-          <w:p>
-            <w:pPr>
-              <w:spacing w:after="10" w:before="0"/>
-              <w:ind w:left="120"/>
-            </w:pPr>
-            <w:hyperlink w:history="1" r:id="rIdaltebseuibtchf48cqkz4">
-              <w:r>
-                <w:rPr>
-                  <w:rFonts w:ascii="Arial" w:cs="Arial" w:eastAsia="Arial" w:hAnsi="Arial"/>
-                  <w:color w:val="595959"/>
-                  <w:sz w:val="14"/>
-                  <w:szCs w:val="14"/>
-                  <w:u w:val="single" w:color="595959"/>
-                </w:rPr>
-                <w:t xml:space="preserve">🔍 Search ARES for similar readings</w:t>
-              </w:r>
-            </w:hyperlink>
-          </w:p>
-        </w:tc>
-        <w:tc>
-          <w:tcPr>
-            <w:tcW w:type="dxa" w:w="3040"/>
-            <w:shd w:fill="FFFFFF" w:color="auto" w:val="clear"/>
-            <w:tcMar>
-              <w:top w:type="dxa" w:w="60"/>
-              <w:left w:type="dxa" w:w="120"/>
-              <w:bottom w:type="dxa" w:w="60"/>
-              <w:right w:type="dxa" w:w="120"/>
-            </w:tcMar>
-            <w:vAlign w:val="top"/>
-          </w:tcPr>
-          <w:p>
-            <w:pPr>
-              <w:spacing w:after="40" w:before="0"/>
-              <w:jc w:val="left"/>
-            </w:pPr>
-            <w:r>
-              <w:rPr>
-                <w:rFonts w:ascii="Arial" w:cs="Arial" w:eastAsia="Arial" w:hAnsi="Arial"/>
-                <w:b w:val="false"/>
-                <w:bCs w:val="false"/>
-                <w:i w:val="false"/>
-                <w:iCs w:val="false"/>
-                <w:color w:val="000000"/>
-                <w:sz w:val="18"/>
-                <w:szCs w:val="18"/>
-              </w:rPr>
-              <w:t xml:space="preserve">Learners work in pairs on a structured task sheet with three parts. PART A (Forward Translation): Translate quadrilateral GITI (representing a githeri-shaped irregular quad — a playful Kenya food reference) with vertices G(0,0), I(2,0), T(2,3), I₂(0,3) by translation vector p = (−3 over 4). Plot object and image on a Cartesian plane, label all vertices, and draw translation arrows. PART B (Reverse-Engineering): An object triangle SUK (Sukuma Wiki triangle) with vertices S(−4,1), U(−2,1), K(−3,4) and its image S'(1,3), U'(3,3), K'(2,6) is given. Learners must determine the translation vector. PART C (Road-Arrow Context): A section of Ngong Road is shown as a grid. Three road arrows are drawn at different points, all pointing in the same direction. Learners express each arrow as a translation vector in column form and explain in one sentence why all three arrows being equal vectors means any matatu following Ngong Road undergoes the same translation regardless of its starting position on that road.</w:t>
-            </w:r>
-          </w:p>
-        </w:tc>
-        <w:tc>
-          <w:tcPr>
-            <w:tcW w:type="dxa" w:w="3040"/>
-            <w:shd w:fill="F2F2F2" w:color="auto" w:val="clear"/>
-            <w:tcMar>
-              <w:top w:type="dxa" w:w="60"/>
-              <w:left w:type="dxa" w:w="120"/>
-              <w:bottom w:type="dxa" w:w="60"/>
-              <w:right w:type="dxa" w:w="120"/>
-            </w:tcMar>
-            <w:vAlign w:val="top"/>
-          </w:tcPr>
-          <w:p>
-            <w:pPr>
-              <w:spacing w:after="40" w:before="0"/>
-              <w:jc w:val="left"/>
-            </w:pPr>
-            <w:r>
-              <w:rPr>
-                <w:rFonts w:ascii="Arial" w:cs="Arial" w:eastAsia="Arial" w:hAnsi="Arial"/>
-                <w:b w:val="false"/>
-                <w:bCs w:val="false"/>
-                <w:i w:val="false"/>
-                <w:iCs w:val="false"/>
-                <w:color w:val="000000"/>
-                <w:sz w:val="18"/>
-                <w:szCs w:val="18"/>
-              </w:rPr>
-              <w:t xml:space="preserve">Distribute task sheets and squared-paper books. Say: 'You have 18 minutes. Part A is forward — you apply the vector. Part B is backward — you find the vector. Part C connects it back to our matatu phenomenon. Work in your pairs.' During work time: (1) circulate to all pairs, spending no more than 90 seconds with any single pair; (2) if a pair is stuck on Part A negative x-component, prompt: 'Negative 3 in the x-component — which direction does that move you on the x-axis?'; (3) for Part B, if a learner subtracts in the wrong order, ask: 'You are trying to get FROM the object TO the image. So which point do you start with in your subtraction?'; (4) use a mini-whiteboard to record 2–3 interesting Part C responses anonymously for whole-class share. After 18 minutes, facilitate a 7-minute whole-class debrief. Ask: 'For Part B, what operation gave you the translation vector?' WAIT 10 seconds. Cold-call 3 pairs. Expect: 'Image minus object' or 'image position vector minus object position vector.' Write the formula on the board: t = position vector of image point − position vector of object point. Then show one anonymous Part C response and ask: 'How does this pair's answer help us explain why the two matatu drivers ended at different places even though they both drove 8 km?' WAIT 15 seconds. Cold-call 2 learners.</w:t>
-            </w:r>
-          </w:p>
-        </w:tc>
-        <w:tc>
-          <w:tcPr>
-            <w:tcW w:type="dxa" w:w="3040"/>
-            <w:shd w:fill="FFFFFF" w:color="auto" w:val="clear"/>
-            <w:tcMar>
-              <w:top w:type="dxa" w:w="60"/>
-              <w:left w:type="dxa" w:w="120"/>
-              <w:bottom w:type="dxa" w:w="60"/>
-              <w:right w:type="dxa" w:w="120"/>
-            </w:tcMar>
-            <w:vAlign w:val="top"/>
-          </w:tcPr>
-          <w:p>
-            <w:pPr>
-              <w:spacing w:after="40" w:before="0"/>
-              <w:jc w:val="left"/>
-            </w:pPr>
-            <w:r>
-              <w:rPr>
-                <w:rFonts w:ascii="Arial" w:cs="Arial" w:eastAsia="Arial" w:hAnsi="Arial"/>
-                <w:b w:val="false"/>
-                <w:bCs w:val="false"/>
-                <w:i w:val="false"/>
-                <w:iCs w:val="false"/>
-                <w:color w:val="000000"/>
-                <w:sz w:val="18"/>
-                <w:szCs w:val="18"/>
-              </w:rPr>
-              <w:t xml:space="preserve">Bidirectional Problem Solving with Phenomenon Anchoring — by tackling both forward (apply vector) and reverse (find vector) problems and then explicitly mapping the result onto the Nairobi road context, learners consolidate the translation vector concept from multiple cognitive angles. Part C forces a return to the anchoring phenomenon, ensuring the mathematics is not disconnected from its explanatory purpose.</w:t>
-            </w:r>
-          </w:p>
-        </w:tc>
-        <w:tc>
-          <w:tcPr>
-            <w:tcW w:type="dxa" w:w="3040"/>
-            <w:shd w:fill="F2F2F2" w:color="auto" w:val="clear"/>
-            <w:tcMar>
-              <w:top w:type="dxa" w:w="60"/>
-              <w:left w:type="dxa" w:w="120"/>
-              <w:bottom w:type="dxa" w:w="60"/>
-              <w:right w:type="dxa" w:w="120"/>
-            </w:tcMar>
-            <w:vAlign w:val="top"/>
-          </w:tcPr>
-          <w:p>
-            <w:pPr>
-              <w:spacing w:after="40" w:before="0"/>
-              <w:jc w:val="left"/>
-            </w:pPr>
-            <w:r>
-              <w:rPr>
-                <w:rFonts w:ascii="Arial" w:cs="Arial" w:eastAsia="Arial" w:hAnsi="Arial"/>
-                <w:b w:val="false"/>
-                <w:bCs w:val="false"/>
-                <w:i w:val="false"/>
-                <w:iCs w:val="false"/>
-                <w:color w:val="000000"/>
-                <w:sz w:val="18"/>
-                <w:szCs w:val="18"/>
-              </w:rPr>
-              <w:t xml:space="preserve">Observable indicators: (1) Part A — image vertices correctly plotted with all arrows identical in direction and length; (2) Part B — translation vector correctly computed as (5 over 2) using subtraction of position vectors; (3) Part C — learner's written sentence explicitly uses the word 'vector' and references both direction and magnitude. Collect task sheets at the end of the lesson for written feedback. Any learner who cannot complete Part B independently needs targeted support in Lesson 8 on position vectors and subtraction.</w:t>
-            </w:r>
-          </w:p>
-        </w:tc>
-      </w:tr>
-      <w:tr>
-        <w:tc>
-          <w:tcPr>
-            <w:tcW w:type="dxa" w:w="1520"/>
-            <w:shd w:fill="FCE4D6" w:color="auto" w:val="clear"/>
-            <w:tcMar>
-              <w:top w:type="dxa" w:w="60"/>
-              <w:left w:type="dxa" w:w="120"/>
-              <w:bottom w:type="dxa" w:w="60"/>
-              <w:right w:type="dxa" w:w="120"/>
-            </w:tcMar>
-            <w:vAlign w:val="top"/>
-          </w:tcPr>
-          <w:p>
-            <w:pPr>
-              <w:spacing w:after="40" w:before="0"/>
-              <w:jc w:val="left"/>
-            </w:pPr>
-            <w:r>
-              <w:rPr>
-                <w:rFonts w:ascii="Arial" w:cs="Arial" w:eastAsia="Arial" w:hAnsi="Arial"/>
-                <w:b/>
-                <w:bCs/>
-                <w:i w:val="false"/>
-                <w:iCs w:val="false"/>
-                <w:color w:val="000000"/>
-                <w:sz w:val="18"/>
-                <w:szCs w:val="18"/>
-              </w:rPr>
-              <w:t xml:space="preserve">Driving Question Board (DQB) Creation</w:t>
-            </w:r>
-          </w:p>
-          <w:p>
-            <w:pPr>
-              <w:spacing w:after="20" w:before="0"/>
-            </w:pPr>
-            <w:r>
-              <w:rPr>
-                <w:rFonts w:ascii="Arial" w:cs="Arial" w:eastAsia="Arial" w:hAnsi="Arial"/>
-                <w:b/>
-                <w:bCs/>
-                <w:color w:val="1F3864"/>
-                <w:sz w:val="16"/>
-                <w:szCs w:val="16"/>
-              </w:rPr>
-              <w:t xml:space="preserve">📹 VIDEO:</w:t>
-            </w:r>
-          </w:p>
-          <w:p>
-            <w:pPr>
-              <w:spacing w:after="20" w:before="0"/>
-            </w:pPr>
-            <w:hyperlink w:history="1" r:id="rId_gwhuj6vawgg7gungq4bp">
-              <w:r>
-                <w:rPr>
-                  <w:rFonts w:ascii="Arial" w:cs="Arial" w:eastAsia="Arial" w:hAnsi="Arial"/>
-                  <w:color w:val="2E75B6"/>
-                  <w:sz w:val="16"/>
-                  <w:szCs w:val="16"/>
-                  <w:u w:val="single" w:color="2E75B6"/>
-                </w:rPr>
-                <w:t xml:space="preserve">Intro to the coordinate plane</w:t>
-              </w:r>
-            </w:hyperlink>
-          </w:p>
-          <w:p>
-            <w:pPr>
-              <w:spacing w:after="10" w:before="0"/>
-              <w:ind w:left="120"/>
-            </w:pPr>
-            <w:r>
-              <w:rPr>
-                <w:rFonts w:ascii="Arial" w:cs="Arial" w:eastAsia="Arial" w:hAnsi="Arial"/>
-                <w:color w:val="595959"/>
-                <w:sz w:val="14"/>
-                <w:szCs w:val="14"/>
-              </w:rPr>
-              <w:t xml:space="preserve">Source: Khan Academy (English - US curriculum)</w:t>
-            </w:r>
-          </w:p>
-          <w:p>
-            <w:pPr>
-              <w:spacing w:after="10" w:before="0"/>
-              <w:ind w:left="120"/>
-            </w:pPr>
-            <w:hyperlink w:history="1" r:id="rIdh6lpdznf_q3cqsudtglhm">
-              <w:r>
-                <w:rPr>
-                  <w:rFonts w:ascii="Arial" w:cs="Arial" w:eastAsia="Arial" w:hAnsi="Arial"/>
-                  <w:color w:val="595959"/>
-                  <w:sz w:val="14"/>
-                  <w:szCs w:val="14"/>
-                  <w:u w:val="single" w:color="595959"/>
-                </w:rPr>
-                <w:t xml:space="preserve">🔍 Search ARES for similar videos</w:t>
-              </w:r>
-            </w:hyperlink>
-          </w:p>
-          <w:p>
-            <w:pPr>
-              <w:spacing w:after="40" w:before="0"/>
-            </w:pPr>
-            <w:r>
-              <w:rPr>
-                <w:sz w:val="14"/>
-                <w:szCs w:val="14"/>
-              </w:rPr>
-              <w:t xml:space="preserve"/>
-            </w:r>
-          </w:p>
-          <w:p>
-            <w:pPr>
-              <w:spacing w:after="20" w:before="0"/>
-            </w:pPr>
-            <w:r>
-              <w:rPr>
-                <w:rFonts w:ascii="Arial" w:cs="Arial" w:eastAsia="Arial" w:hAnsi="Arial"/>
-                <w:b/>
-                <w:bCs/>
-                <w:color w:val="1F3864"/>
-                <w:sz w:val="16"/>
-                <w:szCs w:val="16"/>
-              </w:rPr>
-              <w:t xml:space="preserve">📖 HTML:</w:t>
-            </w:r>
-          </w:p>
-          <w:p>
-            <w:pPr>
-              <w:spacing w:after="20" w:before="0"/>
-            </w:pPr>
-            <w:hyperlink w:history="1" r:id="rIdtsex4xdp7xszortp5s23g">
-              <w:r>
-                <w:rPr>
-                  <w:rFonts w:ascii="Arial" w:cs="Arial" w:eastAsia="Arial" w:hAnsi="Arial"/>
-                  <w:color w:val="2E75B6"/>
-                  <w:sz w:val="16"/>
-                  <w:szCs w:val="16"/>
-                  <w:u w:val="single" w:color="2E75B6"/>
-                </w:rPr>
-                <w:t xml:space="preserve">Translation of Vectors and Slope (Flexbook)</w:t>
-              </w:r>
-            </w:hyperlink>
-          </w:p>
-          <w:p>
-            <w:pPr>
-              <w:spacing w:after="10" w:before="0"/>
-              <w:ind w:left="120"/>
-            </w:pPr>
-            <w:r>
-              <w:rPr>
-                <w:rFonts w:ascii="Arial" w:cs="Arial" w:eastAsia="Arial" w:hAnsi="Arial"/>
-                <w:color w:val="595959"/>
-                <w:sz w:val="14"/>
-                <w:szCs w:val="14"/>
-              </w:rPr>
-              <w:t xml:space="preserve">Source: CK-12</w:t>
-            </w:r>
-          </w:p>
-          <w:p>
-            <w:pPr>
-              <w:spacing w:after="10" w:before="0"/>
-              <w:ind w:left="120"/>
-            </w:pPr>
-            <w:hyperlink w:history="1" r:id="rIdr9hzihvg6avcbowybk-bk">
-              <w:r>
-                <w:rPr>
-                  <w:rFonts w:ascii="Arial" w:cs="Arial" w:eastAsia="Arial" w:hAnsi="Arial"/>
-                  <w:color w:val="595959"/>
-                  <w:sz w:val="14"/>
-                  <w:szCs w:val="14"/>
-                  <w:u w:val="single" w:color="595959"/>
-                </w:rPr>
-                <w:t xml:space="preserve">🔍 Search ARES for similar readings</w:t>
-              </w:r>
-            </w:hyperlink>
-          </w:p>
-        </w:tc>
-        <w:tc>
-          <w:tcPr>
-            <w:tcW w:type="dxa" w:w="3040"/>
-            <w:shd w:fill="FFFFFF" w:color="auto" w:val="clear"/>
-            <w:tcMar>
-              <w:top w:type="dxa" w:w="60"/>
-              <w:left w:type="dxa" w:w="120"/>
-              <w:bottom w:type="dxa" w:w="60"/>
-              <w:right w:type="dxa" w:w="120"/>
-            </w:tcMar>
-            <w:vAlign w:val="top"/>
-          </w:tcPr>
-          <w:p>
-            <w:pPr>
-              <w:spacing w:after="40" w:before="0"/>
-              <w:jc w:val="left"/>
-            </w:pPr>
-            <w:r>
-              <w:rPr>
-                <w:rFonts w:ascii="Arial" w:cs="Arial" w:eastAsia="Arial" w:hAnsi="Arial"/>
-                <w:b w:val="false"/>
-                <w:bCs w:val="false"/>
-                <w:i w:val="false"/>
-                <w:iCs w:val="false"/>
-                <w:color w:val="000000"/>
-                <w:sz w:val="18"/>
-                <w:szCs w:val="18"/>
-              </w:rPr>
-              <w:t xml:space="preserve">The class returns to the Driving Question Board (DQB) displayed at the front. The teacher reads aloud the driving question: 'Why do two matatu journeys of exactly the same distance from Nairobi's CBD end up at completely different destinations — and what mathematical tool do we need to describe a journey completely?' Learners individually write two sticky-note responses on different coloured notes: (1) GREEN — a new 'We now know…' statement using today's learning about translation vectors; (2) ORANGE — a remaining or new question that today's lesson raised for them. Learners post their notes on the DQB under the appropriate columns. The teacher reads three green and two orange notes aloud and facilitates a 3-minute class consensus discussion to agree on one new consensus statement to add permanently to the DQB.</w:t>
-            </w:r>
-          </w:p>
-        </w:tc>
-        <w:tc>
-          <w:tcPr>
-            <w:tcW w:type="dxa" w:w="3040"/>
-            <w:shd w:fill="F2F2F2" w:color="auto" w:val="clear"/>
-            <w:tcMar>
-              <w:top w:type="dxa" w:w="60"/>
-              <w:left w:type="dxa" w:w="120"/>
-              <w:bottom w:type="dxa" w:w="60"/>
-              <w:right w:type="dxa" w:w="120"/>
-            </w:tcMar>
-            <w:vAlign w:val="top"/>
-          </w:tcPr>
-          <w:p>
-            <w:pPr>
-              <w:spacing w:after="40" w:before="0"/>
-              <w:jc w:val="left"/>
-            </w:pPr>
-            <w:r>
-              <w:rPr>
-                <w:rFonts w:ascii="Arial" w:cs="Arial" w:eastAsia="Arial" w:hAnsi="Arial"/>
-                <w:b w:val="false"/>
-                <w:bCs w:val="false"/>
-                <w:i w:val="false"/>
-                <w:iCs w:val="false"/>
-                <w:color w:val="000000"/>
-                <w:sz w:val="18"/>
-                <w:szCs w:val="18"/>
-              </w:rPr>
-              <w:t xml:space="preserve">Point to the DQB and say: 'Look at what we have built since Lesson 1. Today we have added something powerful. Take 3 minutes — write your green note first: what do you now know that you did not know at the start of today? Connect it explicitly to the matatu phenomenon. Then write your orange note: what are you still wondering?' Allow 3 minutes silent writing — WAIT TIME enforced. Collect notes as learners post them, reading silently as they come in. Select three green notes that best capture today's SLO and one orange note that previews Lesson 8 content (e.g., about how vectors describe more complex journeys). Read each note aloud and say: 'Class, is this a fair statement of what we now know?' Build consensus. Write the agreed statement on the DQB anchor card: 'A translation vector moves every point of a shape by the same direction and magnitude — this is why the two matatu drivers ended at different places: they followed different translation vectors, not just different distances.'</w:t>
-            </w:r>
-          </w:p>
-        </w:tc>
-        <w:tc>
-          <w:tcPr>
-            <w:tcW w:type="dxa" w:w="3040"/>
-            <w:shd w:fill="FFFFFF" w:color="auto" w:val="clear"/>
-            <w:tcMar>
-              <w:top w:type="dxa" w:w="60"/>
-              <w:left w:type="dxa" w:w="120"/>
-              <w:bottom w:type="dxa" w:w="60"/>
-              <w:right w:type="dxa" w:w="120"/>
-            </w:tcMar>
-            <w:vAlign w:val="top"/>
-          </w:tcPr>
-          <w:p>
-            <w:pPr>
-              <w:spacing w:after="40" w:before="0"/>
-              <w:jc w:val="left"/>
-            </w:pPr>
-            <w:r>
-              <w:rPr>
-                <w:rFonts w:ascii="Arial" w:cs="Arial" w:eastAsia="Arial" w:hAnsi="Arial"/>
-                <w:b w:val="false"/>
-                <w:bCs w:val="false"/>
-                <w:i w:val="false"/>
-                <w:iCs w:val="false"/>
-                <w:color w:val="000000"/>
-                <w:sz w:val="18"/>
-                <w:szCs w:val="18"/>
-              </w:rPr>
-              <w:t xml:space="preserve">Driving Question Board Consensus Protocol — structured sticky-note contributions followed by teacher-facilitated class consensus build both individual metacognitive reflection and collective knowledge documentation. The DQB serves as a running public record of how the class's understanding is growing across all eight lessons, making learning progress visible.</w:t>
-            </w:r>
-          </w:p>
-        </w:tc>
-        <w:tc>
-          <w:tcPr>
-            <w:tcW w:type="dxa" w:w="3040"/>
-            <w:shd w:fill="F2F2F2" w:color="auto" w:val="clear"/>
-            <w:tcMar>
-              <w:top w:type="dxa" w:w="60"/>
-              <w:left w:type="dxa" w:w="120"/>
-              <w:bottom w:type="dxa" w:w="60"/>
-              <w:right w:type="dxa" w:w="120"/>
-            </w:tcMar>
-            <w:vAlign w:val="top"/>
-          </w:tcPr>
-          <w:p>
-            <w:pPr>
-              <w:spacing w:after="40" w:before="0"/>
-              <w:jc w:val="left"/>
-            </w:pPr>
-            <w:r>
-              <w:rPr>
-                <w:rFonts w:ascii="Arial" w:cs="Arial" w:eastAsia="Arial" w:hAnsi="Arial"/>
-                <w:b w:val="false"/>
-                <w:bCs w:val="false"/>
-                <w:i w:val="false"/>
-                <w:iCs w:val="false"/>
-                <w:color w:val="000000"/>
-                <w:sz w:val="18"/>
-                <w:szCs w:val="18"/>
-              </w:rPr>
-              <w:t xml:space="preserve">Observable indicator: Does each learner's green sticky note include (1) the phrase 'translation vector' or 'same vector', and (2) an explicit link to the matatu phenomenon or road arrows? A green note that only says 'translations move shapes' without referencing the phenomenon indicates surface-level engagement — note that learner for a follow-up question at the start of Lesson 8.</w:t>
-            </w:r>
-          </w:p>
-        </w:tc>
-      </w:tr>
-      <w:tr>
-        <w:tc>
-          <w:tcPr>
-            <w:tcW w:type="dxa" w:w="1520"/>
-            <w:shd w:fill="D5E8F0" w:color="auto" w:val="clear"/>
-            <w:tcMar>
-              <w:top w:type="dxa" w:w="60"/>
-              <w:left w:type="dxa" w:w="120"/>
-              <w:bottom w:type="dxa" w:w="60"/>
-              <w:right w:type="dxa" w:w="120"/>
-            </w:tcMar>
-            <w:vAlign w:val="top"/>
-          </w:tcPr>
-          <w:p>
-            <w:pPr>
-              <w:spacing w:after="40" w:before="0"/>
-              <w:jc w:val="left"/>
-            </w:pPr>
-            <w:r>
-              <w:rPr>
-                <w:rFonts w:ascii="Arial" w:cs="Arial" w:eastAsia="Arial" w:hAnsi="Arial"/>
-                <w:b/>
-                <w:bCs/>
-                <w:i w:val="false"/>
-                <w:iCs w:val="false"/>
-                <w:color w:val="000000"/>
-                <w:sz w:val="18"/>
-                <w:szCs w:val="18"/>
-              </w:rPr>
-              <w:t xml:space="preserve">Model Building Phase</w:t>
-            </w:r>
-          </w:p>
-          <w:p>
-            <w:pPr>
-              <w:spacing w:after="20" w:before="0"/>
-            </w:pPr>
-            <w:r>
-              <w:rPr>
-                <w:rFonts w:ascii="Arial" w:cs="Arial" w:eastAsia="Arial" w:hAnsi="Arial"/>
-                <w:b/>
-                <w:bCs/>
-                <w:color w:val="1F3864"/>
-                <w:sz w:val="16"/>
-                <w:szCs w:val="16"/>
-              </w:rPr>
-              <w:t xml:space="preserve">📹 VIDEO:</w:t>
-            </w:r>
-          </w:p>
-          <w:p>
-            <w:pPr>
-              <w:spacing w:after="20" w:before="0"/>
-            </w:pPr>
-            <w:hyperlink w:history="1" r:id="rIdjlhbz-wzdx9nflct0ncbw">
-              <w:r>
-                <w:rPr>
-                  <w:rFonts w:ascii="Arial" w:cs="Arial" w:eastAsia="Arial" w:hAnsi="Arial"/>
-                  <w:color w:val="2E75B6"/>
-                  <w:sz w:val="16"/>
-                  <w:szCs w:val="16"/>
-                  <w:u w:val="single" w:color="2E75B6"/>
-                </w:rPr>
-                <w:t xml:space="preserve">Intro to the coordinate plane</w:t>
-              </w:r>
-            </w:hyperlink>
-          </w:p>
-          <w:p>
-            <w:pPr>
-              <w:spacing w:after="10" w:before="0"/>
-              <w:ind w:left="120"/>
-            </w:pPr>
-            <w:r>
-              <w:rPr>
-                <w:rFonts w:ascii="Arial" w:cs="Arial" w:eastAsia="Arial" w:hAnsi="Arial"/>
-                <w:color w:val="595959"/>
-                <w:sz w:val="14"/>
-                <w:szCs w:val="14"/>
-              </w:rPr>
-              <w:t xml:space="preserve">Source: Khan Academy (English - US curriculum)</w:t>
-            </w:r>
-          </w:p>
-          <w:p>
-            <w:pPr>
-              <w:spacing w:after="10" w:before="0"/>
-              <w:ind w:left="120"/>
-            </w:pPr>
-            <w:hyperlink w:history="1" r:id="rIdjrzwdvbde8hpl5rg8jybd">
-              <w:r>
-                <w:rPr>
-                  <w:rFonts w:ascii="Arial" w:cs="Arial" w:eastAsia="Arial" w:hAnsi="Arial"/>
-                  <w:color w:val="595959"/>
-                  <w:sz w:val="14"/>
-                  <w:szCs w:val="14"/>
-                  <w:u w:val="single" w:color="595959"/>
-                </w:rPr>
-                <w:t xml:space="preserve">🔍 Search ARES for similar videos</w:t>
-              </w:r>
-            </w:hyperlink>
-          </w:p>
-          <w:p>
-            <w:pPr>
-              <w:spacing w:after="40" w:before="0"/>
-            </w:pPr>
-            <w:r>
-              <w:rPr>
-                <w:sz w:val="14"/>
-                <w:szCs w:val="14"/>
-              </w:rPr>
-              <w:t xml:space="preserve"/>
-            </w:r>
-          </w:p>
-          <w:p>
-            <w:pPr>
-              <w:spacing w:after="20" w:before="0"/>
-            </w:pPr>
-            <w:r>
-              <w:rPr>
-                <w:rFonts w:ascii="Arial" w:cs="Arial" w:eastAsia="Arial" w:hAnsi="Arial"/>
-                <w:b/>
-                <w:bCs/>
-                <w:color w:val="1F3864"/>
-                <w:sz w:val="16"/>
-                <w:szCs w:val="16"/>
-              </w:rPr>
-              <w:t xml:space="preserve">📖 HTML:</w:t>
-            </w:r>
-          </w:p>
-          <w:p>
-            <w:pPr>
-              <w:spacing w:after="20" w:before="0"/>
-            </w:pPr>
-            <w:hyperlink w:history="1" r:id="rIddgbbsjm8qxteuioqyhovk">
-              <w:r>
-                <w:rPr>
-                  <w:rFonts w:ascii="Arial" w:cs="Arial" w:eastAsia="Arial" w:hAnsi="Arial"/>
-                  <w:color w:val="2E75B6"/>
-                  <w:sz w:val="16"/>
-                  <w:szCs w:val="16"/>
-                  <w:u w:val="single" w:color="2E75B6"/>
-                </w:rPr>
-                <w:t xml:space="preserve">Translation of Vectors and Slope (Flexbook)</w:t>
-              </w:r>
-            </w:hyperlink>
-          </w:p>
-          <w:p>
-            <w:pPr>
-              <w:spacing w:after="10" w:before="0"/>
-              <w:ind w:left="120"/>
-            </w:pPr>
-            <w:r>
-              <w:rPr>
-                <w:rFonts w:ascii="Arial" w:cs="Arial" w:eastAsia="Arial" w:hAnsi="Arial"/>
-                <w:color w:val="595959"/>
-                <w:sz w:val="14"/>
-                <w:szCs w:val="14"/>
-              </w:rPr>
-              <w:t xml:space="preserve">Source: CK-12</w:t>
-            </w:r>
-          </w:p>
-          <w:p>
-            <w:pPr>
-              <w:spacing w:after="10" w:before="0"/>
-              <w:ind w:left="120"/>
-            </w:pPr>
-            <w:hyperlink w:history="1" r:id="rIdansakqntkm_sjgf0qoufc">
+            <w:hyperlink w:history="1" r:id="rIdepnw_wcjv53la9lpbzkqw">
               <w:r>
                 <w:rPr>
                   <w:rFonts w:ascii="Arial" w:cs="Arial" w:eastAsia="Arial" w:hAnsi="Arial"/>
@@ -23883,7 +23883,7 @@
             <w:pPr>
               <w:spacing w:after="20" w:before="0"/>
             </w:pPr>
-            <w:hyperlink w:history="1" r:id="rIdfra9tf90ovlx2zvgiiofo">
+            <w:hyperlink w:history="1" r:id="rIdpyysq8x7xsfmoqtvxrpxp">
               <w:r>
                 <w:rPr>
                   <w:rFonts w:ascii="Arial" w:cs="Arial" w:eastAsia="Arial" w:hAnsi="Arial"/>
@@ -23892,7 +23892,7 @@
                   <w:szCs w:val="16"/>
                   <w:u w:val="single" w:color="2E75B6"/>
                 </w:rPr>
-                <w:t xml:space="preserve">Vector word problem: resultant velocity</w:t>
+                <w:t xml:space="preserve">Intro to vectors and scalars</w:t>
               </w:r>
             </w:hyperlink>
           </w:p>
@@ -23916,7 +23916,7 @@
               <w:spacing w:after="10" w:before="0"/>
               <w:ind w:left="120"/>
             </w:pPr>
-            <w:hyperlink w:history="1" r:id="rId1yvhatv4-i-bbr2q4qufs">
+            <w:hyperlink w:history="1" r:id="rIduey9xcjcmqv5yhg8t-6ed">
               <w:r>
                 <w:rPr>
                   <w:rFonts w:ascii="Arial" w:cs="Arial" w:eastAsia="Arial" w:hAnsi="Arial"/>
@@ -23954,14 +23954,14 @@
                 <w:sz w:val="16"/>
                 <w:szCs w:val="16"/>
               </w:rPr>
-              <w:t xml:space="preserve">📖 HTML:</w:t>
+              <w:t xml:space="preserve">📖 EXERCISE:</w:t>
             </w:r>
           </w:p>
           <w:p>
             <w:pPr>
               <w:spacing w:after="20" w:before="0"/>
             </w:pPr>
-            <w:hyperlink w:history="1" r:id="rIdno5zydf4y7jzax-mwdd5x">
+            <w:hyperlink w:history="1" r:id="rIdpc1oy6k4o6dvhgyiwmpbh">
               <w:r>
                 <w:rPr>
                   <w:rFonts w:ascii="Arial" w:cs="Arial" w:eastAsia="Arial" w:hAnsi="Arial"/>
@@ -23970,7 +23970,7 @@
                   <w:szCs w:val="16"/>
                   <w:u w:val="single" w:color="2E75B6"/>
                 </w:rPr>
-                <w:t xml:space="preserve">Matrix Multiplication: Vectors (PLIX)</w:t>
+                <w:t xml:space="preserve">Combined vector operations</w:t>
               </w:r>
             </w:hyperlink>
           </w:p>
@@ -23986,7 +23986,7 @@
                 <w:sz w:val="14"/>
                 <w:szCs w:val="14"/>
               </w:rPr>
-              <w:t xml:space="preserve">Source: CK-12</w:t>
+              <w:t xml:space="preserve">Source: Khan Academy (English - US curriculum)</w:t>
             </w:r>
           </w:p>
           <w:p>
@@ -23994,7 +23994,7 @@
               <w:spacing w:after="10" w:before="0"/>
               <w:ind w:left="120"/>
             </w:pPr>
-            <w:hyperlink w:history="1" r:id="rIdyeewspajmqwgn4zbr3-he">
+            <w:hyperlink w:history="1" r:id="rId_cvgw0guvaxljlqg6pvr5">
               <w:r>
                 <w:rPr>
                   <w:rFonts w:ascii="Arial" w:cs="Arial" w:eastAsia="Arial" w:hAnsi="Arial"/>
@@ -24189,7 +24189,7 @@
             <w:pPr>
               <w:spacing w:after="20" w:before="0"/>
             </w:pPr>
-            <w:hyperlink w:history="1" r:id="rId37wpk7zzqb6csf9vr3qsw">
+            <w:hyperlink w:history="1" r:id="rIdswppkou7laup6bo2fmbua">
               <w:r>
                 <w:rPr>
                   <w:rFonts w:ascii="Arial" w:cs="Arial" w:eastAsia="Arial" w:hAnsi="Arial"/>
@@ -24198,7 +24198,7 @@
                   <w:szCs w:val="16"/>
                   <w:u w:val="single" w:color="2E75B6"/>
                 </w:rPr>
-                <w:t xml:space="preserve">Vector word problem: resultant velocity</w:t>
+                <w:t xml:space="preserve">Vector addition &amp; magnitude</w:t>
               </w:r>
             </w:hyperlink>
           </w:p>
@@ -24222,7 +24222,7 @@
               <w:spacing w:after="10" w:before="0"/>
               <w:ind w:left="120"/>
             </w:pPr>
-            <w:hyperlink w:history="1" r:id="rIdk8jbhlcg2pco5pcekua2j">
+            <w:hyperlink w:history="1" r:id="rId26pj2rqscbqjdemwkogwi">
               <w:r>
                 <w:rPr>
                   <w:rFonts w:ascii="Arial" w:cs="Arial" w:eastAsia="Arial" w:hAnsi="Arial"/>
@@ -24267,7 +24267,7 @@
             <w:pPr>
               <w:spacing w:after="20" w:before="0"/>
             </w:pPr>
-            <w:hyperlink w:history="1" r:id="rIdcigeryfpx664qz9rwp_hp">
+            <w:hyperlink w:history="1" r:id="rIdkwpyrhik48bxlgdowgmqh">
               <w:r>
                 <w:rPr>
                   <w:rFonts w:ascii="Arial" w:cs="Arial" w:eastAsia="Arial" w:hAnsi="Arial"/>
@@ -24276,7 +24276,7 @@
                   <w:szCs w:val="16"/>
                   <w:u w:val="single" w:color="2E75B6"/>
                 </w:rPr>
-                <w:t xml:space="preserve">Matrix Multiplication: Vectors (PLIX)</w:t>
+                <w:t xml:space="preserve">Vector Addition (Flexbook)</w:t>
               </w:r>
             </w:hyperlink>
           </w:p>
@@ -24300,7 +24300,7 @@
               <w:spacing w:after="10" w:before="0"/>
               <w:ind w:left="120"/>
             </w:pPr>
-            <w:hyperlink w:history="1" r:id="rIdlmg2flrrdh-_i2swtr-q_">
+            <w:hyperlink w:history="1" r:id="rIdra3wvcgg0zsjeuwzkdmlg">
               <w:r>
                 <w:rPr>
                   <w:rFonts w:ascii="Arial" w:cs="Arial" w:eastAsia="Arial" w:hAnsi="Arial"/>
@@ -24495,7 +24495,7 @@
             <w:pPr>
               <w:spacing w:after="20" w:before="0"/>
             </w:pPr>
-            <w:hyperlink w:history="1" r:id="rId0shhezgjbabpiemotqijj">
+            <w:hyperlink w:history="1" r:id="rIdd7lzlpqhduu5cdhtzb9l3">
               <w:r>
                 <w:rPr>
                   <w:rFonts w:ascii="Arial" w:cs="Arial" w:eastAsia="Arial" w:hAnsi="Arial"/>
@@ -24504,7 +24504,7 @@
                   <w:szCs w:val="16"/>
                   <w:u w:val="single" w:color="2E75B6"/>
                 </w:rPr>
-                <w:t xml:space="preserve">Vector word problem: resultant velocity</w:t>
+                <w:t xml:space="preserve">Parallelogram rule for vector addition</w:t>
               </w:r>
             </w:hyperlink>
           </w:p>
@@ -24528,7 +24528,7 @@
               <w:spacing w:after="10" w:before="0"/>
               <w:ind w:left="120"/>
             </w:pPr>
-            <w:hyperlink w:history="1" r:id="rIdah3pw7boqnbdbg20hlv0y">
+            <w:hyperlink w:history="1" r:id="rIdkevchu9zvdzmhsqt02w8-">
               <w:r>
                 <w:rPr>
                   <w:rFonts w:ascii="Arial" w:cs="Arial" w:eastAsia="Arial" w:hAnsi="Arial"/>
@@ -24566,14 +24566,14 @@
                 <w:sz w:val="16"/>
                 <w:szCs w:val="16"/>
               </w:rPr>
-              <w:t xml:space="preserve">📖 HTML:</w:t>
+              <w:t xml:space="preserve">📖 EXERCISE:</w:t>
             </w:r>
           </w:p>
           <w:p>
             <w:pPr>
               <w:spacing w:after="20" w:before="0"/>
             </w:pPr>
-            <w:hyperlink w:history="1" r:id="rIdqdklghf0mshd3ioiiqzld">
+            <w:hyperlink w:history="1" r:id="rIdlef3teflodlxds0kqajpl">
               <w:r>
                 <w:rPr>
                   <w:rFonts w:ascii="Arial" w:cs="Arial" w:eastAsia="Arial" w:hAnsi="Arial"/>
@@ -24582,7 +24582,7 @@
                   <w:szCs w:val="16"/>
                   <w:u w:val="single" w:color="2E75B6"/>
                 </w:rPr>
-                <w:t xml:space="preserve">Matrix Multiplication: Vectors (PLIX)</w:t>
+                <w:t xml:space="preserve">Vector Addition Practice</w:t>
               </w:r>
             </w:hyperlink>
           </w:p>
@@ -24606,7 +24606,7 @@
               <w:spacing w:after="10" w:before="0"/>
               <w:ind w:left="120"/>
             </w:pPr>
-            <w:hyperlink w:history="1" r:id="rIdwbjzjxqkbw5a0chcfeybq">
+            <w:hyperlink w:history="1" r:id="rIdfcjwbxt0takf3rbv1_1eo">
               <w:r>
                 <w:rPr>
                   <w:rFonts w:ascii="Arial" w:cs="Arial" w:eastAsia="Arial" w:hAnsi="Arial"/>
@@ -24801,7 +24801,7 @@
             <w:pPr>
               <w:spacing w:after="20" w:before="0"/>
             </w:pPr>
-            <w:hyperlink w:history="1" r:id="rIdbovz3b9ap7jpxti1sbtbz">
+            <w:hyperlink w:history="1" r:id="rId7abqhj03u-6ueeg6nqj2w">
               <w:r>
                 <w:rPr>
                   <w:rFonts w:ascii="Arial" w:cs="Arial" w:eastAsia="Arial" w:hAnsi="Arial"/>
@@ -24810,7 +24810,7 @@
                   <w:szCs w:val="16"/>
                   <w:u w:val="single" w:color="2E75B6"/>
                 </w:rPr>
-                <w:t xml:space="preserve">Vector word problem: resultant velocity</w:t>
+                <w:t xml:space="preserve">Dot vs. cross product</w:t>
               </w:r>
             </w:hyperlink>
           </w:p>
@@ -24834,7 +24834,7 @@
               <w:spacing w:after="10" w:before="0"/>
               <w:ind w:left="120"/>
             </w:pPr>
-            <w:hyperlink w:history="1" r:id="rIdkp9na2qxbsrhjmmkkbvhn">
+            <w:hyperlink w:history="1" r:id="rIdkgi2lijmgrswxhahz97ug">
               <w:r>
                 <w:rPr>
                   <w:rFonts w:ascii="Arial" w:cs="Arial" w:eastAsia="Arial" w:hAnsi="Arial"/>
@@ -24879,7 +24879,7 @@
             <w:pPr>
               <w:spacing w:after="20" w:before="0"/>
             </w:pPr>
-            <w:hyperlink w:history="1" r:id="rIdgybjf-csjsvajmvco0hcd">
+            <w:hyperlink w:history="1" r:id="rIdl7yso4nr7idveibn5-gda">
               <w:r>
                 <w:rPr>
                   <w:rFonts w:ascii="Arial" w:cs="Arial" w:eastAsia="Arial" w:hAnsi="Arial"/>
@@ -24888,7 +24888,7 @@
                   <w:szCs w:val="16"/>
                   <w:u w:val="single" w:color="2E75B6"/>
                 </w:rPr>
-                <w:t xml:space="preserve">Matrix Multiplication: Vectors (PLIX)</w:t>
+                <w:t xml:space="preserve">Vector Addition (PLIX)</w:t>
               </w:r>
             </w:hyperlink>
           </w:p>
@@ -24912,7 +24912,7 @@
               <w:spacing w:after="10" w:before="0"/>
               <w:ind w:left="120"/>
             </w:pPr>
-            <w:hyperlink w:history="1" r:id="rIdvpl2oopa6g7inkcjg9xqy">
+            <w:hyperlink w:history="1" r:id="rIdqakwwpj1lcllqof7snjdv">
               <w:r>
                 <w:rPr>
                   <w:rFonts w:ascii="Arial" w:cs="Arial" w:eastAsia="Arial" w:hAnsi="Arial"/>
@@ -25107,7 +25107,7 @@
             <w:pPr>
               <w:spacing w:after="20" w:before="0"/>
             </w:pPr>
-            <w:hyperlink w:history="1" r:id="rIdcgx7piyysowkmtbovkwt_">
+            <w:hyperlink w:history="1" r:id="rIdqvgbbaksnn5n9rjk-doxo">
               <w:r>
                 <w:rPr>
                   <w:rFonts w:ascii="Arial" w:cs="Arial" w:eastAsia="Arial" w:hAnsi="Arial"/>
@@ -25116,7 +25116,7 @@
                   <w:szCs w:val="16"/>
                   <w:u w:val="single" w:color="2E75B6"/>
                 </w:rPr>
-                <w:t xml:space="preserve">Vector word problem: resultant velocity</w:t>
+                <w:t xml:space="preserve">Intro to vectors and scalars</w:t>
               </w:r>
             </w:hyperlink>
           </w:p>
@@ -25140,7 +25140,7 @@
               <w:spacing w:after="10" w:before="0"/>
               <w:ind w:left="120"/>
             </w:pPr>
-            <w:hyperlink w:history="1" r:id="rId3g0tjvic3q-se9692klpn">
+            <w:hyperlink w:history="1" r:id="rIdyvcpnhh7khjd-hxqwli40">
               <w:r>
                 <w:rPr>
                   <w:rFonts w:ascii="Arial" w:cs="Arial" w:eastAsia="Arial" w:hAnsi="Arial"/>
@@ -25185,7 +25185,7 @@
             <w:pPr>
               <w:spacing w:after="20" w:before="0"/>
             </w:pPr>
-            <w:hyperlink w:history="1" r:id="rIdue6erkqdram0opok7ulni">
+            <w:hyperlink w:history="1" r:id="rId-qs0-eywlbupbhiob83jo">
               <w:r>
                 <w:rPr>
                   <w:rFonts w:ascii="Arial" w:cs="Arial" w:eastAsia="Arial" w:hAnsi="Arial"/>
@@ -25194,7 +25194,7 @@
                   <w:szCs w:val="16"/>
                   <w:u w:val="single" w:color="2E75B6"/>
                 </w:rPr>
-                <w:t xml:space="preserve">Matrix Multiplication: Vectors (PLIX)</w:t>
+                <w:t xml:space="preserve">Visualizing Vector Addition (PLIX)</w:t>
               </w:r>
             </w:hyperlink>
           </w:p>
@@ -25218,7 +25218,7 @@
               <w:spacing w:after="10" w:before="0"/>
               <w:ind w:left="120"/>
             </w:pPr>
-            <w:hyperlink w:history="1" r:id="rIda_zqu-qrl8frb8eajmxpl">
+            <w:hyperlink w:history="1" r:id="rId99qh_6swespctcpjefggk">
               <w:r>
                 <w:rPr>
                   <w:rFonts w:ascii="Arial" w:cs="Arial" w:eastAsia="Arial" w:hAnsi="Arial"/>

--- a/data/outputs/v2/Core_Mathematics/SS2.8_Vectors/Core_Mathematics_Vectors_CBE_LessonSequence.docx
+++ b/data/outputs/v2/Core_Mathematics/SS2.8_Vectors/Core_Mathematics_Vectors_CBE_LessonSequence.docx
@@ -3259,7 +3259,7 @@
             <w:pPr>
               <w:spacing w:after="20" w:before="0"/>
             </w:pPr>
-            <w:hyperlink w:history="1" r:id="rIdczdintgmimzby9usdlnn4">
+            <w:hyperlink w:history="1" r:id="rIdu7v6m4uta1dsy6mhm8tbs">
               <w:r>
                 <w:rPr>
                   <w:rFonts w:ascii="Arial" w:cs="Arial" w:eastAsia="Arial" w:hAnsi="Arial"/>
@@ -3292,7 +3292,7 @@
               <w:spacing w:after="10" w:before="0"/>
               <w:ind w:left="120"/>
             </w:pPr>
-            <w:hyperlink w:history="1" r:id="rIdvn80rxzvccuwuow8egik1">
+            <w:hyperlink w:history="1" r:id="rIdyymqyql9xos36e_tutru6">
               <w:r>
                 <w:rPr>
                   <w:rFonts w:ascii="Arial" w:cs="Arial" w:eastAsia="Arial" w:hAnsi="Arial"/>
@@ -3337,7 +3337,7 @@
             <w:pPr>
               <w:spacing w:after="20" w:before="0"/>
             </w:pPr>
-            <w:hyperlink w:history="1" r:id="rId8r8hxoiobuaaptowq-dqo">
+            <w:hyperlink w:history="1" r:id="rIdfppjlueuy8c9nzleacyoh">
               <w:r>
                 <w:rPr>
                   <w:rFonts w:ascii="Arial" w:cs="Arial" w:eastAsia="Arial" w:hAnsi="Arial"/>
@@ -3370,7 +3370,7 @@
               <w:spacing w:after="10" w:before="0"/>
               <w:ind w:left="120"/>
             </w:pPr>
-            <w:hyperlink w:history="1" r:id="rIdx_n6swfzapc4ymqqhkhmn">
+            <w:hyperlink w:history="1" r:id="rIdreacofso3o00ddtq-9hti">
               <w:r>
                 <w:rPr>
                   <w:rFonts w:ascii="Arial" w:cs="Arial" w:eastAsia="Arial" w:hAnsi="Arial"/>
@@ -3565,7 +3565,7 @@
             <w:pPr>
               <w:spacing w:after="20" w:before="0"/>
             </w:pPr>
-            <w:hyperlink w:history="1" r:id="rId3iledd4v0pjs2h2zrii8z">
+            <w:hyperlink w:history="1" r:id="rIdwdeh1m7qwa4dcfepraygi">
               <w:r>
                 <w:rPr>
                   <w:rFonts w:ascii="Arial" w:cs="Arial" w:eastAsia="Arial" w:hAnsi="Arial"/>
@@ -3598,7 +3598,7 @@
               <w:spacing w:after="10" w:before="0"/>
               <w:ind w:left="120"/>
             </w:pPr>
-            <w:hyperlink w:history="1" r:id="rIde1pu_ofbaslkyerqqbjcn">
+            <w:hyperlink w:history="1" r:id="rIdtybuorju0u3yvi9vcr_49">
               <w:r>
                 <w:rPr>
                   <w:rFonts w:ascii="Arial" w:cs="Arial" w:eastAsia="Arial" w:hAnsi="Arial"/>
@@ -3643,7 +3643,7 @@
             <w:pPr>
               <w:spacing w:after="20" w:before="0"/>
             </w:pPr>
-            <w:hyperlink w:history="1" r:id="rId54dau1v5vjnh5puss4at_">
+            <w:hyperlink w:history="1" r:id="rIdqunmi_tvrr9osawgipnar">
               <w:r>
                 <w:rPr>
                   <w:rFonts w:ascii="Arial" w:cs="Arial" w:eastAsia="Arial" w:hAnsi="Arial"/>
@@ -3676,7 +3676,7 @@
               <w:spacing w:after="10" w:before="0"/>
               <w:ind w:left="120"/>
             </w:pPr>
-            <w:hyperlink w:history="1" r:id="rIdq69imbdbwifvqefxbhsrl">
+            <w:hyperlink w:history="1" r:id="rIdkszy0stvlrr8z_xc69h_9">
               <w:r>
                 <w:rPr>
                   <w:rFonts w:ascii="Arial" w:cs="Arial" w:eastAsia="Arial" w:hAnsi="Arial"/>
@@ -3871,7 +3871,7 @@
             <w:pPr>
               <w:spacing w:after="20" w:before="0"/>
             </w:pPr>
-            <w:hyperlink w:history="1" r:id="rId5b80rkauhubrl7bsxyara">
+            <w:hyperlink w:history="1" r:id="rIdz7mh53bu-ajkjjoff-9fv">
               <w:r>
                 <w:rPr>
                   <w:rFonts w:ascii="Arial" w:cs="Arial" w:eastAsia="Arial" w:hAnsi="Arial"/>
@@ -3904,7 +3904,7 @@
               <w:spacing w:after="10" w:before="0"/>
               <w:ind w:left="120"/>
             </w:pPr>
-            <w:hyperlink w:history="1" r:id="rIdl_yfxbrhq49zshvf6g5wn">
+            <w:hyperlink w:history="1" r:id="rIdp089_33ybksoecfq7-wld">
               <w:r>
                 <w:rPr>
                   <w:rFonts w:ascii="Arial" w:cs="Arial" w:eastAsia="Arial" w:hAnsi="Arial"/>
@@ -3949,7 +3949,7 @@
             <w:pPr>
               <w:spacing w:after="20" w:before="0"/>
             </w:pPr>
-            <w:hyperlink w:history="1" r:id="rIdzm7oaqck_kgnwgocytlju">
+            <w:hyperlink w:history="1" r:id="rIds-ym9lkbzv9iwd0hiomdx">
               <w:r>
                 <w:rPr>
                   <w:rFonts w:ascii="Arial" w:cs="Arial" w:eastAsia="Arial" w:hAnsi="Arial"/>
@@ -3982,7 +3982,7 @@
               <w:spacing w:after="10" w:before="0"/>
               <w:ind w:left="120"/>
             </w:pPr>
-            <w:hyperlink w:history="1" r:id="rIduuf7pyr9j28bhc06qcrwy">
+            <w:hyperlink w:history="1" r:id="rIdzo1accwhvcs9mdblnz-gn">
               <w:r>
                 <w:rPr>
                   <w:rFonts w:ascii="Arial" w:cs="Arial" w:eastAsia="Arial" w:hAnsi="Arial"/>
@@ -4177,7 +4177,7 @@
             <w:pPr>
               <w:spacing w:after="20" w:before="0"/>
             </w:pPr>
-            <w:hyperlink w:history="1" r:id="rIdust8tvl7husswbtor3vat">
+            <w:hyperlink w:history="1" r:id="rId_ed1d3jz1mp7ujm5tfmo4">
               <w:r>
                 <w:rPr>
                   <w:rFonts w:ascii="Arial" w:cs="Arial" w:eastAsia="Arial" w:hAnsi="Arial"/>
@@ -4186,7 +4186,7 @@
                   <w:szCs w:val="16"/>
                   <w:u w:val="single" w:color="2E75B6"/>
                 </w:rPr>
-                <w:t xml:space="preserve">Scalar multiplication: magnitude and direction</w:t>
+                <w:t xml:space="preserve">Intro to vectors and scalars</w:t>
               </w:r>
             </w:hyperlink>
           </w:p>
@@ -4210,7 +4210,7 @@
               <w:spacing w:after="10" w:before="0"/>
               <w:ind w:left="120"/>
             </w:pPr>
-            <w:hyperlink w:history="1" r:id="rIdzd1kiv78luye_xrrofshb">
+            <w:hyperlink w:history="1" r:id="rIdml9tn268c2l3dynpep8js">
               <w:r>
                 <w:rPr>
                   <w:rFonts w:ascii="Arial" w:cs="Arial" w:eastAsia="Arial" w:hAnsi="Arial"/>
@@ -4255,7 +4255,7 @@
             <w:pPr>
               <w:spacing w:after="20" w:before="0"/>
             </w:pPr>
-            <w:hyperlink w:history="1" r:id="rIdouqthwzhgtvmxjhi8ahmz">
+            <w:hyperlink w:history="1" r:id="rIdwirlaqn16u08w7vahemci">
               <w:r>
                 <w:rPr>
                   <w:rFonts w:ascii="Arial" w:cs="Arial" w:eastAsia="Arial" w:hAnsi="Arial"/>
@@ -4288,7 +4288,7 @@
               <w:spacing w:after="10" w:before="0"/>
               <w:ind w:left="120"/>
             </w:pPr>
-            <w:hyperlink w:history="1" r:id="rIdszmwk_uuuh3jnwzanykuj">
+            <w:hyperlink w:history="1" r:id="rIdlvkl50getgbw9mznhuhfv">
               <w:r>
                 <w:rPr>
                   <w:rFonts w:ascii="Arial" w:cs="Arial" w:eastAsia="Arial" w:hAnsi="Arial"/>
@@ -4483,7 +4483,7 @@
             <w:pPr>
               <w:spacing w:after="20" w:before="0"/>
             </w:pPr>
-            <w:hyperlink w:history="1" r:id="rIdohryvita9xakgftxfdlhs">
+            <w:hyperlink w:history="1" r:id="rIdxg__akxzebc0cn1esymj3">
               <w:r>
                 <w:rPr>
                   <w:rFonts w:ascii="Arial" w:cs="Arial" w:eastAsia="Arial" w:hAnsi="Arial"/>
@@ -4492,7 +4492,7 @@
                   <w:szCs w:val="16"/>
                   <w:u w:val="single" w:color="2E75B6"/>
                 </w:rPr>
-                <w:t xml:space="preserve">Interpreting statements about vectors</w:t>
+                <w:t xml:space="preserve">Intro to vectors and scalars</w:t>
               </w:r>
             </w:hyperlink>
           </w:p>
@@ -4516,7 +4516,7 @@
               <w:spacing w:after="10" w:before="0"/>
               <w:ind w:left="120"/>
             </w:pPr>
-            <w:hyperlink w:history="1" r:id="rIdv3dfxqcuycilu6idsuiym">
+            <w:hyperlink w:history="1" r:id="rId_vxnmqa3icn9apqd0ijzj">
               <w:r>
                 <w:rPr>
                   <w:rFonts w:ascii="Arial" w:cs="Arial" w:eastAsia="Arial" w:hAnsi="Arial"/>
@@ -4561,7 +4561,7 @@
             <w:pPr>
               <w:spacing w:after="20" w:before="0"/>
             </w:pPr>
-            <w:hyperlink w:history="1" r:id="rIdd1lmhqh3vncr30dwuohmt">
+            <w:hyperlink w:history="1" r:id="rIdzfyyut_ccjagn5tnk-q8n">
               <w:r>
                 <w:rPr>
                   <w:rFonts w:ascii="Arial" w:cs="Arial" w:eastAsia="Arial" w:hAnsi="Arial"/>
@@ -4594,7 +4594,7 @@
               <w:spacing w:after="10" w:before="0"/>
               <w:ind w:left="120"/>
             </w:pPr>
-            <w:hyperlink w:history="1" r:id="rIdjazy1gpcvra5wqvkzaht1">
+            <w:hyperlink w:history="1" r:id="rIdhm6qfbfmxxi6kzsrikssd">
               <w:r>
                 <w:rPr>
                   <w:rFonts w:ascii="Arial" w:cs="Arial" w:eastAsia="Arial" w:hAnsi="Arial"/>
@@ -6260,7 +6260,7 @@
             <w:pPr>
               <w:spacing w:after="20" w:before="0"/>
             </w:pPr>
-            <w:hyperlink w:history="1" r:id="rIdx7b_x-zbcykmoe9twkial">
+            <w:hyperlink w:history="1" r:id="rId7v_pvwvq63qm4dz6sk8qx">
               <w:r>
                 <w:rPr>
                   <w:rFonts w:ascii="Arial" w:cs="Arial" w:eastAsia="Arial" w:hAnsi="Arial"/>
@@ -6293,7 +6293,7 @@
               <w:spacing w:after="10" w:before="0"/>
               <w:ind w:left="120"/>
             </w:pPr>
-            <w:hyperlink w:history="1" r:id="rId8zrqalpvxpdx1dst6lkbj">
+            <w:hyperlink w:history="1" r:id="rIdbpl23yq9fga2l5rmub2gi">
               <w:r>
                 <w:rPr>
                   <w:rFonts w:ascii="Arial" w:cs="Arial" w:eastAsia="Arial" w:hAnsi="Arial"/>
@@ -6338,7 +6338,7 @@
             <w:pPr>
               <w:spacing w:after="20" w:before="0"/>
             </w:pPr>
-            <w:hyperlink w:history="1" r:id="rIdlrr91xiv4inznvydmtkpd">
+            <w:hyperlink w:history="1" r:id="rId8cyvehrlmfagyknjekjqa">
               <w:r>
                 <w:rPr>
                   <w:rFonts w:ascii="Arial" w:cs="Arial" w:eastAsia="Arial" w:hAnsi="Arial"/>
@@ -6371,7 +6371,7 @@
               <w:spacing w:after="10" w:before="0"/>
               <w:ind w:left="120"/>
             </w:pPr>
-            <w:hyperlink w:history="1" r:id="rIdrlu2rdimdevkjbfth7ywt">
+            <w:hyperlink w:history="1" r:id="rIdc353t1q6df0q16hbnk720">
               <w:r>
                 <w:rPr>
                   <w:rFonts w:ascii="Arial" w:cs="Arial" w:eastAsia="Arial" w:hAnsi="Arial"/>
@@ -6566,7 +6566,7 @@
             <w:pPr>
               <w:spacing w:after="20" w:before="0"/>
             </w:pPr>
-            <w:hyperlink w:history="1" r:id="rIdwdxuy4eutxmqtq9og3d_p">
+            <w:hyperlink w:history="1" r:id="rIdvminars0ipb8i-n7gheuf">
               <w:r>
                 <w:rPr>
                   <w:rFonts w:ascii="Arial" w:cs="Arial" w:eastAsia="Arial" w:hAnsi="Arial"/>
@@ -6599,7 +6599,7 @@
               <w:spacing w:after="10" w:before="0"/>
               <w:ind w:left="120"/>
             </w:pPr>
-            <w:hyperlink w:history="1" r:id="rIdi6kcqx961ivxhmzkf_-ax">
+            <w:hyperlink w:history="1" r:id="rIdwuxoa-byfkxpci9c2gugw">
               <w:r>
                 <w:rPr>
                   <w:rFonts w:ascii="Arial" w:cs="Arial" w:eastAsia="Arial" w:hAnsi="Arial"/>
@@ -6644,7 +6644,7 @@
             <w:pPr>
               <w:spacing w:after="20" w:before="0"/>
             </w:pPr>
-            <w:hyperlink w:history="1" r:id="rIdmnhgt6a4xpz8bx1crtb2u">
+            <w:hyperlink w:history="1" r:id="rId6t1mnhrmhjofeodogda9e">
               <w:r>
                 <w:rPr>
                   <w:rFonts w:ascii="Arial" w:cs="Arial" w:eastAsia="Arial" w:hAnsi="Arial"/>
@@ -6677,7 +6677,7 @@
               <w:spacing w:after="10" w:before="0"/>
               <w:ind w:left="120"/>
             </w:pPr>
-            <w:hyperlink w:history="1" r:id="rId75tw8fmlg3uunxhfmmu6h">
+            <w:hyperlink w:history="1" r:id="rId3ssb4sdpvjci0bqb28zcg">
               <w:r>
                 <w:rPr>
                   <w:rFonts w:ascii="Arial" w:cs="Arial" w:eastAsia="Arial" w:hAnsi="Arial"/>
@@ -6872,7 +6872,7 @@
             <w:pPr>
               <w:spacing w:after="20" w:before="0"/>
             </w:pPr>
-            <w:hyperlink w:history="1" r:id="rId6ncnb2cc9x7ihpk9vxjny">
+            <w:hyperlink w:history="1" r:id="rIdrojc8cma4hkukkrjrqhhq">
               <w:r>
                 <w:rPr>
                   <w:rFonts w:ascii="Arial" w:cs="Arial" w:eastAsia="Arial" w:hAnsi="Arial"/>
@@ -6905,7 +6905,7 @@
               <w:spacing w:after="10" w:before="0"/>
               <w:ind w:left="120"/>
             </w:pPr>
-            <w:hyperlink w:history="1" r:id="rIdyxyeqwkalghwvhi_mfg3n">
+            <w:hyperlink w:history="1" r:id="rIdfcenvvo3g7sfiy7781hhu">
               <w:r>
                 <w:rPr>
                   <w:rFonts w:ascii="Arial" w:cs="Arial" w:eastAsia="Arial" w:hAnsi="Arial"/>
@@ -6950,7 +6950,7 @@
             <w:pPr>
               <w:spacing w:after="20" w:before="0"/>
             </w:pPr>
-            <w:hyperlink w:history="1" r:id="rIdekrggsvtn2wdrj4kjrlbt">
+            <w:hyperlink w:history="1" r:id="rIdfpknks0dr4iuh6g8-pxwq">
               <w:r>
                 <w:rPr>
                   <w:rFonts w:ascii="Arial" w:cs="Arial" w:eastAsia="Arial" w:hAnsi="Arial"/>
@@ -6983,7 +6983,7 @@
               <w:spacing w:after="10" w:before="0"/>
               <w:ind w:left="120"/>
             </w:pPr>
-            <w:hyperlink w:history="1" r:id="rIdgeaahns2p15twmfyyuere">
+            <w:hyperlink w:history="1" r:id="rIdfw23ue9fycebw8ggydzdf">
               <w:r>
                 <w:rPr>
                   <w:rFonts w:ascii="Arial" w:cs="Arial" w:eastAsia="Arial" w:hAnsi="Arial"/>
@@ -7178,7 +7178,7 @@
             <w:pPr>
               <w:spacing w:after="20" w:before="0"/>
             </w:pPr>
-            <w:hyperlink w:history="1" r:id="rId9x-o4llhtsltyhrndiois">
+            <w:hyperlink w:history="1" r:id="rId4lskioxvys4eiwot_4njz">
               <w:r>
                 <w:rPr>
                   <w:rFonts w:ascii="Arial" w:cs="Arial" w:eastAsia="Arial" w:hAnsi="Arial"/>
@@ -7211,7 +7211,7 @@
               <w:spacing w:after="10" w:before="0"/>
               <w:ind w:left="120"/>
             </w:pPr>
-            <w:hyperlink w:history="1" r:id="rIdfxjpw4cdkt9tt9wcyqkjn">
+            <w:hyperlink w:history="1" r:id="rId3uf_tsmenwcsum2jcty9z">
               <w:r>
                 <w:rPr>
                   <w:rFonts w:ascii="Arial" w:cs="Arial" w:eastAsia="Arial" w:hAnsi="Arial"/>
@@ -7256,7 +7256,7 @@
             <w:pPr>
               <w:spacing w:after="20" w:before="0"/>
             </w:pPr>
-            <w:hyperlink w:history="1" r:id="rId4kxrh2vgbigg_ktv1nkth">
+            <w:hyperlink w:history="1" r:id="rIddijc4-vrxgc12cyyiscya">
               <w:r>
                 <w:rPr>
                   <w:rFonts w:ascii="Arial" w:cs="Arial" w:eastAsia="Arial" w:hAnsi="Arial"/>
@@ -7289,7 +7289,7 @@
               <w:spacing w:after="10" w:before="0"/>
               <w:ind w:left="120"/>
             </w:pPr>
-            <w:hyperlink w:history="1" r:id="rIdthzqjah-pqx-_tznvhya0">
+            <w:hyperlink w:history="1" r:id="rIdesygtvc2ygmelzc2ab92r">
               <w:r>
                 <w:rPr>
                   <w:rFonts w:ascii="Arial" w:cs="Arial" w:eastAsia="Arial" w:hAnsi="Arial"/>
@@ -7484,7 +7484,7 @@
             <w:pPr>
               <w:spacing w:after="20" w:before="0"/>
             </w:pPr>
-            <w:hyperlink w:history="1" r:id="rIdzd0beulvfjld2f20icha9">
+            <w:hyperlink w:history="1" r:id="rIdjrb210we-ajdq6yj-cs3m">
               <w:r>
                 <w:rPr>
                   <w:rFonts w:ascii="Arial" w:cs="Arial" w:eastAsia="Arial" w:hAnsi="Arial"/>
@@ -7493,7 +7493,7 @@
                   <w:szCs w:val="16"/>
                   <w:u w:val="single" w:color="2E75B6"/>
                 </w:rPr>
-                <w:t xml:space="preserve">Unit vectors and engineering notation</w:t>
+                <w:t xml:space="preserve">Calculating dot and cross products with unit vector notation</w:t>
               </w:r>
             </w:hyperlink>
           </w:p>
@@ -7517,7 +7517,7 @@
               <w:spacing w:after="10" w:before="0"/>
               <w:ind w:left="120"/>
             </w:pPr>
-            <w:hyperlink w:history="1" r:id="rIdc_fyswum1h4uhygryfau8">
+            <w:hyperlink w:history="1" r:id="rId2nnoaywl1_xb3j0ppw5k2">
               <w:r>
                 <w:rPr>
                   <w:rFonts w:ascii="Arial" w:cs="Arial" w:eastAsia="Arial" w:hAnsi="Arial"/>
@@ -7562,7 +7562,7 @@
             <w:pPr>
               <w:spacing w:after="20" w:before="0"/>
             </w:pPr>
-            <w:hyperlink w:history="1" r:id="rIdcpgifkbn0knivz8yqaxsb">
+            <w:hyperlink w:history="1" r:id="rIdsrblmm4ejmzdspj-az6ke">
               <w:r>
                 <w:rPr>
                   <w:rFonts w:ascii="Arial" w:cs="Arial" w:eastAsia="Arial" w:hAnsi="Arial"/>
@@ -7595,7 +7595,7 @@
               <w:spacing w:after="10" w:before="0"/>
               <w:ind w:left="120"/>
             </w:pPr>
-            <w:hyperlink w:history="1" r:id="rId7lnpetyqjyfixxemjkx4-">
+            <w:hyperlink w:history="1" r:id="rIdf9lmcj5jdwpn9hht0985w">
               <w:r>
                 <w:rPr>
                   <w:rFonts w:ascii="Arial" w:cs="Arial" w:eastAsia="Arial" w:hAnsi="Arial"/>
@@ -9158,7 +9158,7 @@
             <w:pPr>
               <w:spacing w:after="20" w:before="0"/>
             </w:pPr>
-            <w:hyperlink w:history="1" r:id="rIdfjyi5xcigtg2b-ldb-rft">
+            <w:hyperlink w:history="1" r:id="rIdvmjk8hikdkdh3ems4qbha">
               <w:r>
                 <w:rPr>
                   <w:rFonts w:ascii="Arial" w:cs="Arial" w:eastAsia="Arial" w:hAnsi="Arial"/>
@@ -9191,7 +9191,7 @@
               <w:spacing w:after="10" w:before="0"/>
               <w:ind w:left="120"/>
             </w:pPr>
-            <w:hyperlink w:history="1" r:id="rIdujfqnfipcx5odshaob8vv">
+            <w:hyperlink w:history="1" r:id="rIdwpwpp-zm9kb6ejeswckss">
               <w:r>
                 <w:rPr>
                   <w:rFonts w:ascii="Arial" w:cs="Arial" w:eastAsia="Arial" w:hAnsi="Arial"/>
@@ -9236,7 +9236,7 @@
             <w:pPr>
               <w:spacing w:after="20" w:before="0"/>
             </w:pPr>
-            <w:hyperlink w:history="1" r:id="rIdsosud8ihnky4uovwzwydb">
+            <w:hyperlink w:history="1" r:id="rId0c8isbj6yi297yznz3ec9">
               <w:r>
                 <w:rPr>
                   <w:rFonts w:ascii="Arial" w:cs="Arial" w:eastAsia="Arial" w:hAnsi="Arial"/>
@@ -9269,7 +9269,7 @@
               <w:spacing w:after="10" w:before="0"/>
               <w:ind w:left="120"/>
             </w:pPr>
-            <w:hyperlink w:history="1" r:id="rIdzfbazlkhcfoejb2h25lc4">
+            <w:hyperlink w:history="1" r:id="rIdxnzhppwnwihvtlsym_r-s">
               <w:r>
                 <w:rPr>
                   <w:rFonts w:ascii="Arial" w:cs="Arial" w:eastAsia="Arial" w:hAnsi="Arial"/>
@@ -9464,7 +9464,313 @@
             <w:pPr>
               <w:spacing w:after="20" w:before="0"/>
             </w:pPr>
-            <w:hyperlink w:history="1" r:id="rId1bbwpy0w6wlg49uhc0irx">
+            <w:hyperlink w:history="1" r:id="rId21dzpqjqgcyydqczld4wh">
+              <w:r>
+                <w:rPr>
+                  <w:rFonts w:ascii="Arial" w:cs="Arial" w:eastAsia="Arial" w:hAnsi="Arial"/>
+                  <w:color w:val="2E75B6"/>
+                  <w:sz w:val="16"/>
+                  <w:szCs w:val="16"/>
+                  <w:u w:val="single" w:color="2E75B6"/>
+                </w:rPr>
+                <w:t xml:space="preserve">Unit vector notation (part 2)</w:t>
+              </w:r>
+            </w:hyperlink>
+          </w:p>
+          <w:p>
+            <w:pPr>
+              <w:spacing w:after="10" w:before="0"/>
+              <w:ind w:left="120"/>
+            </w:pPr>
+            <w:r>
+              <w:rPr>
+                <w:rFonts w:ascii="Arial" w:cs="Arial" w:eastAsia="Arial" w:hAnsi="Arial"/>
+                <w:color w:val="595959"/>
+                <w:sz w:val="14"/>
+                <w:szCs w:val="14"/>
+              </w:rPr>
+              <w:t xml:space="preserve">Source: Khan Academy (English - US curriculum)</w:t>
+            </w:r>
+          </w:p>
+          <w:p>
+            <w:pPr>
+              <w:spacing w:after="10" w:before="0"/>
+              <w:ind w:left="120"/>
+            </w:pPr>
+            <w:hyperlink w:history="1" r:id="rIdfqn9x7cktia_3y-ys__eh">
+              <w:r>
+                <w:rPr>
+                  <w:rFonts w:ascii="Arial" w:cs="Arial" w:eastAsia="Arial" w:hAnsi="Arial"/>
+                  <w:color w:val="595959"/>
+                  <w:sz w:val="14"/>
+                  <w:szCs w:val="14"/>
+                  <w:u w:val="single" w:color="595959"/>
+                </w:rPr>
+                <w:t xml:space="preserve">🔍 Search ARES for similar videos</w:t>
+              </w:r>
+            </w:hyperlink>
+          </w:p>
+          <w:p>
+            <w:pPr>
+              <w:spacing w:after="40" w:before="0"/>
+            </w:pPr>
+            <w:r>
+              <w:rPr>
+                <w:sz w:val="14"/>
+                <w:szCs w:val="14"/>
+              </w:rPr>
+              <w:t xml:space="preserve"/>
+            </w:r>
+          </w:p>
+          <w:p>
+            <w:pPr>
+              <w:spacing w:after="20" w:before="0"/>
+            </w:pPr>
+            <w:r>
+              <w:rPr>
+                <w:rFonts w:ascii="Arial" w:cs="Arial" w:eastAsia="Arial" w:hAnsi="Arial"/>
+                <w:b/>
+                <w:bCs/>
+                <w:color w:val="1F3864"/>
+                <w:sz w:val="16"/>
+                <w:szCs w:val="16"/>
+              </w:rPr>
+              <w:t xml:space="preserve">📖 HTML:</w:t>
+            </w:r>
+          </w:p>
+          <w:p>
+            <w:pPr>
+              <w:spacing w:after="20" w:before="0"/>
+            </w:pPr>
+            <w:hyperlink w:history="1" r:id="rIdhi_8vjhbrwua54gbvbtka">
+              <w:r>
+                <w:rPr>
+                  <w:rFonts w:ascii="Arial" w:cs="Arial" w:eastAsia="Arial" w:hAnsi="Arial"/>
+                  <w:color w:val="2E75B6"/>
+                  <w:sz w:val="16"/>
+                  <w:szCs w:val="16"/>
+                  <w:u w:val="single" w:color="2E75B6"/>
+                </w:rPr>
+                <w:t xml:space="preserve">Vector Addition (Flexbook)</w:t>
+              </w:r>
+            </w:hyperlink>
+          </w:p>
+          <w:p>
+            <w:pPr>
+              <w:spacing w:after="10" w:before="0"/>
+              <w:ind w:left="120"/>
+            </w:pPr>
+            <w:r>
+              <w:rPr>
+                <w:rFonts w:ascii="Arial" w:cs="Arial" w:eastAsia="Arial" w:hAnsi="Arial"/>
+                <w:color w:val="595959"/>
+                <w:sz w:val="14"/>
+                <w:szCs w:val="14"/>
+              </w:rPr>
+              <w:t xml:space="preserve">Source: CK-12</w:t>
+            </w:r>
+          </w:p>
+          <w:p>
+            <w:pPr>
+              <w:spacing w:after="10" w:before="0"/>
+              <w:ind w:left="120"/>
+            </w:pPr>
+            <w:hyperlink w:history="1" r:id="rIdqj8cbrk3zg5xnpadk6vi6">
+              <w:r>
+                <w:rPr>
+                  <w:rFonts w:ascii="Arial" w:cs="Arial" w:eastAsia="Arial" w:hAnsi="Arial"/>
+                  <w:color w:val="595959"/>
+                  <w:sz w:val="14"/>
+                  <w:szCs w:val="14"/>
+                  <w:u w:val="single" w:color="595959"/>
+                </w:rPr>
+                <w:t xml:space="preserve">🔍 Search ARES for similar readings</w:t>
+              </w:r>
+            </w:hyperlink>
+          </w:p>
+        </w:tc>
+        <w:tc>
+          <w:tcPr>
+            <w:tcW w:type="dxa" w:w="3040"/>
+            <w:shd w:fill="FFFFFF" w:color="auto" w:val="clear"/>
+            <w:tcMar>
+              <w:top w:type="dxa" w:w="60"/>
+              <w:left w:type="dxa" w:w="120"/>
+              <w:bottom w:type="dxa" w:w="60"/>
+              <w:right w:type="dxa" w:w="120"/>
+            </w:tcMar>
+            <w:vAlign w:val="top"/>
+          </w:tcPr>
+          <w:p>
+            <w:pPr>
+              <w:spacing w:after="40" w:before="0"/>
+              <w:jc w:val="left"/>
+            </w:pPr>
+            <w:r>
+              <w:rPr>
+                <w:rFonts w:ascii="Arial" w:cs="Arial" w:eastAsia="Arial" w:hAnsi="Arial"/>
+                <w:b w:val="false"/>
+                <w:bCs w:val="false"/>
+                <w:i w:val="false"/>
+                <w:iCs w:val="false"/>
+                <w:color w:val="000000"/>
+                <w:sz w:val="18"/>
+                <w:szCs w:val="18"/>
+              </w:rPr>
+              <w:t xml:space="preserve">Learners work in pairs with a printed A4 squared-paper grid on which vector **a** (Kencom → University of Nairobi) and vector **b** (University of Nairobi → GPO) are already plotted as directed line segments. The grid has a scale: 1 square = 100 m. Activity has two parts completed sequentially. PART A — Triangle Law (tip-to-tail): Learners are instructed to (i) confirm that vector **b** already starts at the tip of vector **a** (tip-to-tail arrangement), (ii) draw the resultant vector **r = a + b** as the arrow from the tail of **a** to the tip of **b**, (iii) use a ruler to measure its length in grid squares and a protractor to measure its direction from the horizontal. PART B — Column Vector Addition: Learners read off the column vectors for **a** and **b** from the grid (counting squares right/up for positive, left/down for negative), then add them algebraically: if **a** = (3, 4) and **b** = (5, −2) then **a + b** = (8, 2). They verify that the column vector (8, 2) matches the drawn resultant arrow on the grid. A worked example of the parallelogram law is shown on a class poster/slide for reference, where both vectors are redrawn from the same starting point (tail-to-tail) and the resultant is the diagonal of the completed parallelogram.</w:t>
+            </w:r>
+          </w:p>
+        </w:tc>
+        <w:tc>
+          <w:tcPr>
+            <w:tcW w:type="dxa" w:w="3040"/>
+            <w:shd w:fill="F2F2F2" w:color="auto" w:val="clear"/>
+            <w:tcMar>
+              <w:top w:type="dxa" w:w="60"/>
+              <w:left w:type="dxa" w:w="120"/>
+              <w:bottom w:type="dxa" w:w="60"/>
+              <w:right w:type="dxa" w:w="120"/>
+            </w:tcMar>
+            <w:vAlign w:val="top"/>
+          </w:tcPr>
+          <w:p>
+            <w:pPr>
+              <w:spacing w:after="40" w:before="0"/>
+              <w:jc w:val="left"/>
+            </w:pPr>
+            <w:r>
+              <w:rPr>
+                <w:rFonts w:ascii="Arial" w:cs="Arial" w:eastAsia="Arial" w:hAnsi="Arial"/>
+                <w:b w:val="false"/>
+                <w:bCs w:val="false"/>
+                <w:i w:val="false"/>
+                <w:iCs w:val="false"/>
+                <w:color w:val="000000"/>
+                <w:sz w:val="18"/>
+                <w:szCs w:val="18"/>
+              </w:rPr>
+              <w:t xml:space="preserve">Distribute grids and say: 'You are now going to find the ACTUAL resultant — not just predict it. Follow the steps on your activity card.' Circulate continuously. After 5 minutes, pause the class and address the most common error you observe by saying: 'I notice some groups are drawing the resultant in the wrong direction — remember, the resultant arrow goes from where the FIRST vector STARTS to where the LAST vector ENDS.' After Part A is complete (approximately 12 minutes), cold-call one pair to read their measured length and direction aloud. Write the values on the board. Then say: 'Now let us check that with column vectors' and lead Part B. Ask: 'What does the top number in a column vector tell us? What does the bottom number tell us?' Wait 10 seconds. Cold-call 2 learners. After Part B, ask: 'Does your algebraic answer (8, 2) match your drawn arrow? If not, where is the discrepancy?' Give 3 minutes for pairs to reconcile. Then show the parallelogram law poster and say: 'This is an alternative method — both laws give the SAME resultant. Why do you think that is?' Wait 12 seconds. Do not answer — note responses for Phase 3 sensemaking.</w:t>
+            </w:r>
+          </w:p>
+        </w:tc>
+        <w:tc>
+          <w:tcPr>
+            <w:tcW w:type="dxa" w:w="3040"/>
+            <w:shd w:fill="FFFFFF" w:color="auto" w:val="clear"/>
+            <w:tcMar>
+              <w:top w:type="dxa" w:w="60"/>
+              <w:left w:type="dxa" w:w="120"/>
+              <w:bottom w:type="dxa" w:w="60"/>
+              <w:right w:type="dxa" w:w="120"/>
+            </w:tcMar>
+            <w:vAlign w:val="top"/>
+          </w:tcPr>
+          <w:p>
+            <w:pPr>
+              <w:spacing w:after="40" w:before="0"/>
+              <w:jc w:val="left"/>
+            </w:pPr>
+            <w:r>
+              <w:rPr>
+                <w:rFonts w:ascii="Arial" w:cs="Arial" w:eastAsia="Arial" w:hAnsi="Arial"/>
+                <w:b w:val="false"/>
+                <w:bCs w:val="false"/>
+                <w:i w:val="false"/>
+                <w:iCs w:val="false"/>
+                <w:color w:val="000000"/>
+                <w:sz w:val="18"/>
+                <w:szCs w:val="18"/>
+              </w:rPr>
+              <w:t xml:space="preserve">Dual Representation Bridging: Learners construct the same resultant TWICE — once geometrically (tip-to-tail on grid) and once algebraically (column vector addition). Comparing the two representations develops the understanding that the resultant is a mathematical object with both a geometric meaning (directed arrow on a map) and an algebraic structure (sum of components). This dual encoding is essential for later work on position vectors and translation vectors.</w:t>
+            </w:r>
+          </w:p>
+        </w:tc>
+        <w:tc>
+          <w:tcPr>
+            <w:tcW w:type="dxa" w:w="3040"/>
+            <w:shd w:fill="F2F2F2" w:color="auto" w:val="clear"/>
+            <w:tcMar>
+              <w:top w:type="dxa" w:w="60"/>
+              <w:left w:type="dxa" w:w="120"/>
+              <w:bottom w:type="dxa" w:w="60"/>
+              <w:right w:type="dxa" w:w="120"/>
+            </w:tcMar>
+            <w:vAlign w:val="top"/>
+          </w:tcPr>
+          <w:p>
+            <w:pPr>
+              <w:spacing w:after="40" w:before="0"/>
+              <w:jc w:val="left"/>
+            </w:pPr>
+            <w:r>
+              <w:rPr>
+                <w:rFonts w:ascii="Arial" w:cs="Arial" w:eastAsia="Arial" w:hAnsi="Arial"/>
+                <w:b w:val="false"/>
+                <w:bCs w:val="false"/>
+                <w:i w:val="false"/>
+                <w:iCs w:val="false"/>
+                <w:color w:val="000000"/>
+                <w:sz w:val="18"/>
+                <w:szCs w:val="18"/>
+              </w:rPr>
+              <w:t xml:space="preserve">Check: (1) Does the learner's drawn resultant arrow run from the tail of **a** to the tip of **b**? (2) Does the column vector addition show correct component-wise addition (not magnitudes added as scalars)? (3) Do the geometric and algebraic resultants agree? A learner who adds magnitudes only (e.g., writes |**r**| = |**a**| + |**b**|) is applying scalar thinking — intervene immediately by asking: 'If I walk 5 km north then 5 km south, what is my displacement? What is my distance? Are they the same?'</w:t>
+            </w:r>
+          </w:p>
+        </w:tc>
+      </w:tr>
+      <w:tr>
+        <w:tc>
+          <w:tcPr>
+            <w:tcW w:type="dxa" w:w="1520"/>
+            <w:shd w:fill="E2EFDA" w:color="auto" w:val="clear"/>
+            <w:tcMar>
+              <w:top w:type="dxa" w:w="60"/>
+              <w:left w:type="dxa" w:w="120"/>
+              <w:bottom w:type="dxa" w:w="60"/>
+              <w:right w:type="dxa" w:w="120"/>
+            </w:tcMar>
+            <w:vAlign w:val="top"/>
+          </w:tcPr>
+          <w:p>
+            <w:pPr>
+              <w:spacing w:after="40" w:before="0"/>
+              <w:jc w:val="left"/>
+            </w:pPr>
+            <w:r>
+              <w:rPr>
+                <w:rFonts w:ascii="Arial" w:cs="Arial" w:eastAsia="Arial" w:hAnsi="Arial"/>
+                <w:b/>
+                <w:bCs/>
+                <w:i w:val="false"/>
+                <w:iCs w:val="false"/>
+                <w:color w:val="000000"/>
+                <w:sz w:val="18"/>
+                <w:szCs w:val="18"/>
+              </w:rPr>
+              <w:t xml:space="preserve">Explain Phase</w:t>
+            </w:r>
+          </w:p>
+          <w:p>
+            <w:pPr>
+              <w:spacing w:after="20" w:before="0"/>
+            </w:pPr>
+            <w:r>
+              <w:rPr>
+                <w:rFonts w:ascii="Arial" w:cs="Arial" w:eastAsia="Arial" w:hAnsi="Arial"/>
+                <w:b/>
+                <w:bCs/>
+                <w:color w:val="1F3864"/>
+                <w:sz w:val="16"/>
+                <w:szCs w:val="16"/>
+              </w:rPr>
+              <w:t xml:space="preserve">📹 VIDEO:</w:t>
+            </w:r>
+          </w:p>
+          <w:p>
+            <w:pPr>
+              <w:spacing w:after="20" w:before="0"/>
+            </w:pPr>
+            <w:hyperlink w:history="1" r:id="rIdovz8zzqbx8nbbedmnj5wn">
               <w:r>
                 <w:rPr>
                   <w:rFonts w:ascii="Arial" w:cs="Arial" w:eastAsia="Arial" w:hAnsi="Arial"/>
@@ -9497,7 +9803,7 @@
               <w:spacing w:after="10" w:before="0"/>
               <w:ind w:left="120"/>
             </w:pPr>
-            <w:hyperlink w:history="1" r:id="rIdfozjokhvkoh9biabh_kzm">
+            <w:hyperlink w:history="1" r:id="rIdwxpx8lbd4_aa-ivyzbbpl">
               <w:r>
                 <w:rPr>
                   <w:rFonts w:ascii="Arial" w:cs="Arial" w:eastAsia="Arial" w:hAnsi="Arial"/>
@@ -9535,14 +9841,14 @@
                 <w:sz w:val="16"/>
                 <w:szCs w:val="16"/>
               </w:rPr>
-              <w:t xml:space="preserve">📖 HTML:</w:t>
+              <w:t xml:space="preserve">📖 EXERCISE:</w:t>
             </w:r>
           </w:p>
           <w:p>
             <w:pPr>
               <w:spacing w:after="20" w:before="0"/>
             </w:pPr>
-            <w:hyperlink w:history="1" r:id="rIdt4fanhpnoxzz98mk6fyuu">
+            <w:hyperlink w:history="1" r:id="rIdhyq522lmgvuomlbgt3yye">
               <w:r>
                 <w:rPr>
                   <w:rFonts w:ascii="Arial" w:cs="Arial" w:eastAsia="Arial" w:hAnsi="Arial"/>
@@ -9551,7 +9857,7 @@
                   <w:szCs w:val="16"/>
                   <w:u w:val="single" w:color="2E75B6"/>
                 </w:rPr>
-                <w:t xml:space="preserve">Vector Addition (Flexbook)</w:t>
+                <w:t xml:space="preserve">Vector Addition Practice</w:t>
               </w:r>
             </w:hyperlink>
           </w:p>
@@ -9575,7 +9881,7 @@
               <w:spacing w:after="10" w:before="0"/>
               <w:ind w:left="120"/>
             </w:pPr>
-            <w:hyperlink w:history="1" r:id="rIdku3skzfqovri6ekjx4yno">
+            <w:hyperlink w:history="1" r:id="rIdrzfofqjyqtp79ld8duv2o">
               <w:r>
                 <w:rPr>
                   <w:rFonts w:ascii="Arial" w:cs="Arial" w:eastAsia="Arial" w:hAnsi="Arial"/>
@@ -9617,7 +9923,7 @@
                 <w:sz w:val="18"/>
                 <w:szCs w:val="18"/>
               </w:rPr>
-              <w:t xml:space="preserve">Learners work in pairs with a printed A4 squared-paper grid on which vector **a** (Kencom → University of Nairobi) and vector **b** (University of Nairobi → GPO) are already plotted as directed line segments. The grid has a scale: 1 square = 100 m. Activity has two parts completed sequentially. PART A — Triangle Law (tip-to-tail): Learners are instructed to (i) confirm that vector **b** already starts at the tip of vector **a** (tip-to-tail arrangement), (ii) draw the resultant vector **r = a + b** as the arrow from the tail of **a** to the tip of **b**, (iii) use a ruler to measure its length in grid squares and a protractor to measure its direction from the horizontal. PART B — Column Vector Addition: Learners read off the column vectors for **a** and **b** from the grid (counting squares right/up for positive, left/down for negative), then add them algebraically: if **a** = (3, 4) and **b** = (5, −2) then **a + b** = (8, 2). They verify that the column vector (8, 2) matches the drawn resultant arrow on the grid. A worked example of the parallelogram law is shown on a class poster/slide for reference, where both vectors are redrawn from the same starting point (tail-to-tail) and the resultant is the diagonal of the completed parallelogram.</w:t>
+              <w:t xml:space="preserve">Whole-class sensemaking discussion anchored to the phenomenon. The teacher posts the original Nairobi map (from Lesson 1) showing the two 8 km routes — Kencom to Westlands and Kencom to South B — alongside the new grid showing the Kencom → UoN → GPO resultant. Learners are guided through three connected explanation tasks. TASK 1 — Generalise the triangle law: Learners write a definition of vector addition using the triangle law in their own words, then compare with a partner and agree on a class definition. TASK 2 — Apply to the phenomenon: Learners answer in writing: 'Using what you now know about vector addition and resultant vectors, explain in two sentences why the driver going to Westlands and the driver going to South B both travel 8 km but end at different places.' TASK 3 — Practise column vector addition: Three rapid independent practice problems using column vectors drawn from Kenyan city routes (e.g., a courier bike in Kisumu: leg 1 = (6, 3), leg 2 = (−2, 5); find the resultant). Learners solve independently then peer-mark.</w:t>
             </w:r>
           </w:p>
         </w:tc>
@@ -9649,7 +9955,7 @@
                 <w:sz w:val="18"/>
                 <w:szCs w:val="18"/>
               </w:rPr>
-              <w:t xml:space="preserve">Distribute grids and say: 'You are now going to find the ACTUAL resultant — not just predict it. Follow the steps on your activity card.' Circulate continuously. After 5 minutes, pause the class and address the most common error you observe by saying: 'I notice some groups are drawing the resultant in the wrong direction — remember, the resultant arrow goes from where the FIRST vector STARTS to where the LAST vector ENDS.' After Part A is complete (approximately 12 minutes), cold-call one pair to read their measured length and direction aloud. Write the values on the board. Then say: 'Now let us check that with column vectors' and lead Part B. Ask: 'What does the top number in a column vector tell us? What does the bottom number tell us?' Wait 10 seconds. Cold-call 2 learners. After Part B, ask: 'Does your algebraic answer (8, 2) match your drawn arrow? If not, where is the discrepancy?' Give 3 minutes for pairs to reconcile. Then show the parallelogram law poster and say: 'This is an alternative method — both laws give the SAME resultant. Why do you think that is?' Wait 12 seconds. Do not answer — note responses for Phase 3 sensemaking.</w:t>
+              <w:t xml:space="preserve">Open the discussion by returning to the board predictions from Phase 1. Ask: 'Which prediction was closest to the actual resultant? Why?' Wait 12 seconds. Cold-call the learner whose prediction was closest and ask them to explain their reasoning. Then say: 'The key word we need today is RESULTANT. Who can tell me what the resultant vector represents in terms of the Kencom–GPO journey?' Wait 10 seconds. Cold-call 2 learners. Write the agreed definition on the board. For Task 2, say: 'Do not just say distance — use the words vector, direction, and resultant in your explanation.' After 5 minutes of writing, cold-call 3 learners to read their sentences. Facilitate peer critique: 'Does this explanation include direction? Does it use the word resultant correctly?' For the three practice problems, circulate and identify one learner who makes a sign error (negative component) — use this as a class teaching moment: 'What does a negative component mean on our Nairobi grid? Which direction is it?' Wait 10 seconds.</w:t>
             </w:r>
           </w:p>
         </w:tc>
@@ -9681,7 +9987,7 @@
                 <w:sz w:val="18"/>
                 <w:szCs w:val="18"/>
               </w:rPr>
-              <w:t xml:space="preserve">Dual Representation Bridging: Learners construct the same resultant TWICE — once geometrically (tip-to-tail on grid) and once algebraically (column vector addition). Comparing the two representations develops the understanding that the resultant is a mathematical object with both a geometric meaning (directed arrow on a map) and an algebraic structure (sum of components). This dual encoding is essential for later work on position vectors and translation vectors.</w:t>
+              <w:t xml:space="preserve">Anchored Explanation: By explicitly asking learners to use the resultant concept to re-explain the original phenomenon (two 8 km routes, different destinations), the teacher ensures that the new mathematical knowledge is not inert — it must do explanatory work on the problem that opened the unit. This is the EXPLAIN phase's core purpose: sensemaking is demonstrated when learners can apply the new construct to the anchoring context, not merely reproduce a procedure.</w:t>
             </w:r>
           </w:p>
         </w:tc>
@@ -9713,7 +10019,7 @@
                 <w:sz w:val="18"/>
                 <w:szCs w:val="18"/>
               </w:rPr>
-              <w:t xml:space="preserve">Check: (1) Does the learner's drawn resultant arrow run from the tail of **a** to the tip of **b**? (2) Does the column vector addition show correct component-wise addition (not magnitudes added as scalars)? (3) Do the geometric and algebraic resultants agree? A learner who adds magnitudes only (e.g., writes |**r**| = |**a**| + |**b**|) is applying scalar thinking — intervene immediately by asking: 'If I walk 5 km north then 5 km south, what is my displacement? What is my distance? Are they the same?'</w:t>
+              <w:t xml:space="preserve">Task 2 written responses are the primary formative indicator. A proficient response explicitly states that: (a) both journeys have the same scalar distance (8 km) but (b) the displacement vectors point in different directions, so (c) the resultant displacement from Kencom is different in direction, placing the passenger at a different destination. An incomplete response that only references distance should prompt the teacher to ask: 'What direction does each matatu travel? Does that matter?' Collect Task 3 practice papers to review after the lesson.</w:t>
             </w:r>
           </w:p>
         </w:tc>
@@ -9722,32 +10028,32 @@
         <w:tc>
           <w:tcPr>
             <w:tcW w:type="dxa" w:w="1520"/>
-            <w:shd w:fill="E2EFDA" w:color="auto" w:val="clear"/>
-            <w:tcMar>
-              <w:top w:type="dxa" w:w="60"/>
-              <w:left w:type="dxa" w:w="120"/>
-              <w:bottom w:type="dxa" w:w="60"/>
-              <w:right w:type="dxa" w:w="120"/>
-            </w:tcMar>
-            <w:vAlign w:val="top"/>
-          </w:tcPr>
-          <w:p>
-            <w:pPr>
-              <w:spacing w:after="40" w:before="0"/>
-              <w:jc w:val="left"/>
-            </w:pPr>
-            <w:r>
-              <w:rPr>
-                <w:rFonts w:ascii="Arial" w:cs="Arial" w:eastAsia="Arial" w:hAnsi="Arial"/>
-                <w:b/>
-                <w:bCs/>
-                <w:i w:val="false"/>
-                <w:iCs w:val="false"/>
-                <w:color w:val="000000"/>
-                <w:sz w:val="18"/>
-                <w:szCs w:val="18"/>
-              </w:rPr>
-              <w:t xml:space="preserve">Explain Phase</w:t>
+            <w:shd w:fill="FCE4D6" w:color="auto" w:val="clear"/>
+            <w:tcMar>
+              <w:top w:type="dxa" w:w="60"/>
+              <w:left w:type="dxa" w:w="120"/>
+              <w:bottom w:type="dxa" w:w="60"/>
+              <w:right w:type="dxa" w:w="120"/>
+            </w:tcMar>
+            <w:vAlign w:val="top"/>
+          </w:tcPr>
+          <w:p>
+            <w:pPr>
+              <w:spacing w:after="40" w:before="0"/>
+              <w:jc w:val="left"/>
+            </w:pPr>
+            <w:r>
+              <w:rPr>
+                <w:rFonts w:ascii="Arial" w:cs="Arial" w:eastAsia="Arial" w:hAnsi="Arial"/>
+                <w:b/>
+                <w:bCs/>
+                <w:i w:val="false"/>
+                <w:iCs w:val="false"/>
+                <w:color w:val="000000"/>
+                <w:sz w:val="18"/>
+                <w:szCs w:val="18"/>
+              </w:rPr>
+              <w:t xml:space="preserve">Driving Question Board (DQB) Creation</w:t>
             </w:r>
           </w:p>
           <w:p>
@@ -9770,7 +10076,7 @@
             <w:pPr>
               <w:spacing w:after="20" w:before="0"/>
             </w:pPr>
-            <w:hyperlink w:history="1" r:id="rIdzzfuu7vkonijxxuckrtwk">
+            <w:hyperlink w:history="1" r:id="rIdjeodeivadzl_jehscd_ox">
               <w:r>
                 <w:rPr>
                   <w:rFonts w:ascii="Arial" w:cs="Arial" w:eastAsia="Arial" w:hAnsi="Arial"/>
@@ -9803,7 +10109,7 @@
               <w:spacing w:after="10" w:before="0"/>
               <w:ind w:left="120"/>
             </w:pPr>
-            <w:hyperlink w:history="1" r:id="rIdv-duzibbdb4nqobltjdud">
+            <w:hyperlink w:history="1" r:id="rIdt-qefptcz2r6oknlj4rsm">
               <w:r>
                 <w:rPr>
                   <w:rFonts w:ascii="Arial" w:cs="Arial" w:eastAsia="Arial" w:hAnsi="Arial"/>
@@ -9841,14 +10147,14 @@
                 <w:sz w:val="16"/>
                 <w:szCs w:val="16"/>
               </w:rPr>
-              <w:t xml:space="preserve">📖 EXERCISE:</w:t>
+              <w:t xml:space="preserve">📖 HTML:</w:t>
             </w:r>
           </w:p>
           <w:p>
             <w:pPr>
               <w:spacing w:after="20" w:before="0"/>
             </w:pPr>
-            <w:hyperlink w:history="1" r:id="rId9xpxjpkzzkywv3tbkwcp1">
+            <w:hyperlink w:history="1" r:id="rIdnvutxupe1quq5mdomj31g">
               <w:r>
                 <w:rPr>
                   <w:rFonts w:ascii="Arial" w:cs="Arial" w:eastAsia="Arial" w:hAnsi="Arial"/>
@@ -9857,7 +10163,7 @@
                   <w:szCs w:val="16"/>
                   <w:u w:val="single" w:color="2E75B6"/>
                 </w:rPr>
-                <w:t xml:space="preserve">Vector Addition Practice</w:t>
+                <w:t xml:space="preserve">Vector Addition (PLIX)</w:t>
               </w:r>
             </w:hyperlink>
           </w:p>
@@ -9881,7 +10187,7 @@
               <w:spacing w:after="10" w:before="0"/>
               <w:ind w:left="120"/>
             </w:pPr>
-            <w:hyperlink w:history="1" r:id="rIdnukqtmqdahtbiwqsybhwf">
+            <w:hyperlink w:history="1" r:id="rIduowrztjs0jwnxxuzcvluj">
               <w:r>
                 <w:rPr>
                   <w:rFonts w:ascii="Arial" w:cs="Arial" w:eastAsia="Arial" w:hAnsi="Arial"/>
@@ -9923,7 +10229,7 @@
                 <w:sz w:val="18"/>
                 <w:szCs w:val="18"/>
               </w:rPr>
-              <w:t xml:space="preserve">Whole-class sensemaking discussion anchored to the phenomenon. The teacher posts the original Nairobi map (from Lesson 1) showing the two 8 km routes — Kencom to Westlands and Kencom to South B — alongside the new grid showing the Kencom → UoN → GPO resultant. Learners are guided through three connected explanation tasks. TASK 1 — Generalise the triangle law: Learners write a definition of vector addition using the triangle law in their own words, then compare with a partner and agree on a class definition. TASK 2 — Apply to the phenomenon: Learners answer in writing: 'Using what you now know about vector addition and resultant vectors, explain in two sentences why the driver going to Westlands and the driver going to South B both travel 8 km but end at different places.' TASK 3 — Practise column vector addition: Three rapid independent practice problems using column vectors drawn from Kenyan city routes (e.g., a courier bike in Kisumu: leg 1 = (6, 3), leg 2 = (−2, 5); find the resultant). Learners solve independently then peer-mark.</w:t>
+              <w:t xml:space="preserve">The class Driving Question Board is displayed at the front. The DQB has the anchoring phenomenon description at the top and the driving question: 'Why do two matatu journeys of exactly the same distance from Nairobi's CBD end up at completely different destinations — and what mathematical tool do we need to describe a journey completely?' Learners revisit sticky notes from Lessons 1 and 2 and do two actions: (1) UPDATE — move or annotate any prior sticky note that they can now answer more fully using today's language of 'resultant', 'triangle law', 'column vector addition'. (2) ADD NEW — add at least one new sticky note with either a new question that today's lesson has raised OR a new piece of evidence that helps answer the driving question. Examples of target new notes: 'The resultant tells you the straight-line journey from start to finish.' 'What if you add three vectors — can you still use triangle law?' 'Does the ORDER of addition matter — a + b vs b + a?'</w:t>
             </w:r>
           </w:p>
         </w:tc>
@@ -9955,7 +10261,7 @@
                 <w:sz w:val="18"/>
                 <w:szCs w:val="18"/>
               </w:rPr>
-              <w:t xml:space="preserve">Open the discussion by returning to the board predictions from Phase 1. Ask: 'Which prediction was closest to the actual resultant? Why?' Wait 12 seconds. Cold-call the learner whose prediction was closest and ask them to explain their reasoning. Then say: 'The key word we need today is RESULTANT. Who can tell me what the resultant vector represents in terms of the Kencom–GPO journey?' Wait 10 seconds. Cold-call 2 learners. Write the agreed definition on the board. For Task 2, say: 'Do not just say distance — use the words vector, direction, and resultant in your explanation.' After 5 minutes of writing, cold-call 3 learners to read their sentences. Facilitate peer critique: 'Does this explanation include direction? Does it use the word resultant correctly?' For the three practice problems, circulate and identify one learner who makes a sign error (negative component) — use this as a class teaching moment: 'What does a negative component mean on our Nairobi grid? Which direction is it?' Wait 10 seconds.</w:t>
+              <w:t xml:space="preserve">Say: 'Take 4 minutes. Look at the DQB. What can you now answer that you could not answer at the start of this lesson? What new questions does today's activity raise?' Distribute sticky notes. After 4 minutes, cold-call 3 learners to share their new notes aloud and physically place them on the board. For each note, ask the class: 'Is this EVIDENCE that helps answer our driving question, or is it a NEW QUESTION we still need to investigate?' Sort notes into two columns on the DQB: 'What We Now Know' and 'What We Still Need to Find Out.' Highlight the note(s) about the resultant explaining final destination and say: 'This is the heart of today's lesson. By the end of our 8 lessons, every question on this board should have an answer.'</w:t>
             </w:r>
           </w:p>
         </w:tc>
@@ -9987,7 +10293,7 @@
                 <w:sz w:val="18"/>
                 <w:szCs w:val="18"/>
               </w:rPr>
-              <w:t xml:space="preserve">Anchored Explanation: By explicitly asking learners to use the resultant concept to re-explain the original phenomenon (two 8 km routes, different destinations), the teacher ensures that the new mathematical knowledge is not inert — it must do explanatory work on the problem that opened the unit. This is the EXPLAIN phase's core purpose: sensemaking is demonstrated when learners can apply the new construct to the anchoring context, not merely reproduce a procedure.</w:t>
+              <w:t xml:space="preserve">Driving Question Board Curation: The DQB functions as a visible, cumulative knowledge artefact. Physically moving notes from 'unknown' to 'known' gives learners a concrete representation of their growing understanding. The act of generating new questions (e.g., commutativity of vector addition, three-vector chains) previews future lessons and keeps the unit storyline coherent across all 8 lessons.</w:t>
             </w:r>
           </w:p>
         </w:tc>
@@ -10019,7 +10325,7 @@
                 <w:sz w:val="18"/>
                 <w:szCs w:val="18"/>
               </w:rPr>
-              <w:t xml:space="preserve">Task 2 written responses are the primary formative indicator. A proficient response explicitly states that: (a) both journeys have the same scalar distance (8 km) but (b) the displacement vectors point in different directions, so (c) the resultant displacement from Kencom is different in direction, placing the passenger at a different destination. An incomplete response that only references distance should prompt the teacher to ask: 'What direction does each matatu travel? Does that matter?' Collect Task 3 practice papers to review after the lesson.</w:t>
+              <w:t xml:space="preserve">Read sticky notes for quality of mathematical language. A developing learner writes 'the arrow shows where you end up.' A proficient learner writes 'the resultant vector has the same starting point as the first vector and the same endpoint as the last vector, regardless of the path.' A learner who adds a question about commutativity (does **a + b = b + a**?) is demonstrating extended mathematical curiosity — note this for a stretch task in Lesson 4.</w:t>
             </w:r>
           </w:p>
         </w:tc>
@@ -10028,32 +10334,32 @@
         <w:tc>
           <w:tcPr>
             <w:tcW w:type="dxa" w:w="1520"/>
-            <w:shd w:fill="FCE4D6" w:color="auto" w:val="clear"/>
-            <w:tcMar>
-              <w:top w:type="dxa" w:w="60"/>
-              <w:left w:type="dxa" w:w="120"/>
-              <w:bottom w:type="dxa" w:w="60"/>
-              <w:right w:type="dxa" w:w="120"/>
-            </w:tcMar>
-            <w:vAlign w:val="top"/>
-          </w:tcPr>
-          <w:p>
-            <w:pPr>
-              <w:spacing w:after="40" w:before="0"/>
-              <w:jc w:val="left"/>
-            </w:pPr>
-            <w:r>
-              <w:rPr>
-                <w:rFonts w:ascii="Arial" w:cs="Arial" w:eastAsia="Arial" w:hAnsi="Arial"/>
-                <w:b/>
-                <w:bCs/>
-                <w:i w:val="false"/>
-                <w:iCs w:val="false"/>
-                <w:color w:val="000000"/>
-                <w:sz w:val="18"/>
-                <w:szCs w:val="18"/>
-              </w:rPr>
-              <w:t xml:space="preserve">Driving Question Board (DQB) Creation</w:t>
+            <w:shd w:fill="D5E8F0" w:color="auto" w:val="clear"/>
+            <w:tcMar>
+              <w:top w:type="dxa" w:w="60"/>
+              <w:left w:type="dxa" w:w="120"/>
+              <w:bottom w:type="dxa" w:w="60"/>
+              <w:right w:type="dxa" w:w="120"/>
+            </w:tcMar>
+            <w:vAlign w:val="top"/>
+          </w:tcPr>
+          <w:p>
+            <w:pPr>
+              <w:spacing w:after="40" w:before="0"/>
+              <w:jc w:val="left"/>
+            </w:pPr>
+            <w:r>
+              <w:rPr>
+                <w:rFonts w:ascii="Arial" w:cs="Arial" w:eastAsia="Arial" w:hAnsi="Arial"/>
+                <w:b/>
+                <w:bCs/>
+                <w:i w:val="false"/>
+                <w:iCs w:val="false"/>
+                <w:color w:val="000000"/>
+                <w:sz w:val="18"/>
+                <w:szCs w:val="18"/>
+              </w:rPr>
+              <w:t xml:space="preserve">Model Building Phase</w:t>
             </w:r>
           </w:p>
           <w:p>
@@ -10076,7 +10382,7 @@
             <w:pPr>
               <w:spacing w:after="20" w:before="0"/>
             </w:pPr>
-            <w:hyperlink w:history="1" r:id="rIdyzchy4ntrzkqjuh5gawqs">
+            <w:hyperlink w:history="1" r:id="rId6tujwuhqou23-_7cmetqf">
               <w:r>
                 <w:rPr>
                   <w:rFonts w:ascii="Arial" w:cs="Arial" w:eastAsia="Arial" w:hAnsi="Arial"/>
@@ -10085,7 +10391,7 @@
                   <w:szCs w:val="16"/>
                   <w:u w:val="single" w:color="2E75B6"/>
                 </w:rPr>
-                <w:t xml:space="preserve">Unit vector notation (part 2)</w:t>
+                <w:t xml:space="preserve">Intro to vectors and scalars</w:t>
               </w:r>
             </w:hyperlink>
           </w:p>
@@ -10109,7 +10415,7 @@
               <w:spacing w:after="10" w:before="0"/>
               <w:ind w:left="120"/>
             </w:pPr>
-            <w:hyperlink w:history="1" r:id="rId3w_ytgefy9xtpbj_yb05t">
+            <w:hyperlink w:history="1" r:id="rId5gwqb-fncyzvkwfqc4kex">
               <w:r>
                 <w:rPr>
                   <w:rFonts w:ascii="Arial" w:cs="Arial" w:eastAsia="Arial" w:hAnsi="Arial"/>
@@ -10154,313 +10460,7 @@
             <w:pPr>
               <w:spacing w:after="20" w:before="0"/>
             </w:pPr>
-            <w:hyperlink w:history="1" r:id="rIdwrdpigdvorugduzjtriit">
-              <w:r>
-                <w:rPr>
-                  <w:rFonts w:ascii="Arial" w:cs="Arial" w:eastAsia="Arial" w:hAnsi="Arial"/>
-                  <w:color w:val="2E75B6"/>
-                  <w:sz w:val="16"/>
-                  <w:szCs w:val="16"/>
-                  <w:u w:val="single" w:color="2E75B6"/>
-                </w:rPr>
-                <w:t xml:space="preserve">Vector Addition (PLIX)</w:t>
-              </w:r>
-            </w:hyperlink>
-          </w:p>
-          <w:p>
-            <w:pPr>
-              <w:spacing w:after="10" w:before="0"/>
-              <w:ind w:left="120"/>
-            </w:pPr>
-            <w:r>
-              <w:rPr>
-                <w:rFonts w:ascii="Arial" w:cs="Arial" w:eastAsia="Arial" w:hAnsi="Arial"/>
-                <w:color w:val="595959"/>
-                <w:sz w:val="14"/>
-                <w:szCs w:val="14"/>
-              </w:rPr>
-              <w:t xml:space="preserve">Source: CK-12</w:t>
-            </w:r>
-          </w:p>
-          <w:p>
-            <w:pPr>
-              <w:spacing w:after="10" w:before="0"/>
-              <w:ind w:left="120"/>
-            </w:pPr>
-            <w:hyperlink w:history="1" r:id="rId2rclnweuy0kquwnpgn49y">
-              <w:r>
-                <w:rPr>
-                  <w:rFonts w:ascii="Arial" w:cs="Arial" w:eastAsia="Arial" w:hAnsi="Arial"/>
-                  <w:color w:val="595959"/>
-                  <w:sz w:val="14"/>
-                  <w:szCs w:val="14"/>
-                  <w:u w:val="single" w:color="595959"/>
-                </w:rPr>
-                <w:t xml:space="preserve">🔍 Search ARES for similar readings</w:t>
-              </w:r>
-            </w:hyperlink>
-          </w:p>
-        </w:tc>
-        <w:tc>
-          <w:tcPr>
-            <w:tcW w:type="dxa" w:w="3040"/>
-            <w:shd w:fill="FFFFFF" w:color="auto" w:val="clear"/>
-            <w:tcMar>
-              <w:top w:type="dxa" w:w="60"/>
-              <w:left w:type="dxa" w:w="120"/>
-              <w:bottom w:type="dxa" w:w="60"/>
-              <w:right w:type="dxa" w:w="120"/>
-            </w:tcMar>
-            <w:vAlign w:val="top"/>
-          </w:tcPr>
-          <w:p>
-            <w:pPr>
-              <w:spacing w:after="40" w:before="0"/>
-              <w:jc w:val="left"/>
-            </w:pPr>
-            <w:r>
-              <w:rPr>
-                <w:rFonts w:ascii="Arial" w:cs="Arial" w:eastAsia="Arial" w:hAnsi="Arial"/>
-                <w:b w:val="false"/>
-                <w:bCs w:val="false"/>
-                <w:i w:val="false"/>
-                <w:iCs w:val="false"/>
-                <w:color w:val="000000"/>
-                <w:sz w:val="18"/>
-                <w:szCs w:val="18"/>
-              </w:rPr>
-              <w:t xml:space="preserve">The class Driving Question Board is displayed at the front. The DQB has the anchoring phenomenon description at the top and the driving question: 'Why do two matatu journeys of exactly the same distance from Nairobi's CBD end up at completely different destinations — and what mathematical tool do we need to describe a journey completely?' Learners revisit sticky notes from Lessons 1 and 2 and do two actions: (1) UPDATE — move or annotate any prior sticky note that they can now answer more fully using today's language of 'resultant', 'triangle law', 'column vector addition'. (2) ADD NEW — add at least one new sticky note with either a new question that today's lesson has raised OR a new piece of evidence that helps answer the driving question. Examples of target new notes: 'The resultant tells you the straight-line journey from start to finish.' 'What if you add three vectors — can you still use triangle law?' 'Does the ORDER of addition matter — a + b vs b + a?'</w:t>
-            </w:r>
-          </w:p>
-        </w:tc>
-        <w:tc>
-          <w:tcPr>
-            <w:tcW w:type="dxa" w:w="3040"/>
-            <w:shd w:fill="F2F2F2" w:color="auto" w:val="clear"/>
-            <w:tcMar>
-              <w:top w:type="dxa" w:w="60"/>
-              <w:left w:type="dxa" w:w="120"/>
-              <w:bottom w:type="dxa" w:w="60"/>
-              <w:right w:type="dxa" w:w="120"/>
-            </w:tcMar>
-            <w:vAlign w:val="top"/>
-          </w:tcPr>
-          <w:p>
-            <w:pPr>
-              <w:spacing w:after="40" w:before="0"/>
-              <w:jc w:val="left"/>
-            </w:pPr>
-            <w:r>
-              <w:rPr>
-                <w:rFonts w:ascii="Arial" w:cs="Arial" w:eastAsia="Arial" w:hAnsi="Arial"/>
-                <w:b w:val="false"/>
-                <w:bCs w:val="false"/>
-                <w:i w:val="false"/>
-                <w:iCs w:val="false"/>
-                <w:color w:val="000000"/>
-                <w:sz w:val="18"/>
-                <w:szCs w:val="18"/>
-              </w:rPr>
-              <w:t xml:space="preserve">Say: 'Take 4 minutes. Look at the DQB. What can you now answer that you could not answer at the start of this lesson? What new questions does today's activity raise?' Distribute sticky notes. After 4 minutes, cold-call 3 learners to share their new notes aloud and physically place them on the board. For each note, ask the class: 'Is this EVIDENCE that helps answer our driving question, or is it a NEW QUESTION we still need to investigate?' Sort notes into two columns on the DQB: 'What We Now Know' and 'What We Still Need to Find Out.' Highlight the note(s) about the resultant explaining final destination and say: 'This is the heart of today's lesson. By the end of our 8 lessons, every question on this board should have an answer.'</w:t>
-            </w:r>
-          </w:p>
-        </w:tc>
-        <w:tc>
-          <w:tcPr>
-            <w:tcW w:type="dxa" w:w="3040"/>
-            <w:shd w:fill="FFFFFF" w:color="auto" w:val="clear"/>
-            <w:tcMar>
-              <w:top w:type="dxa" w:w="60"/>
-              <w:left w:type="dxa" w:w="120"/>
-              <w:bottom w:type="dxa" w:w="60"/>
-              <w:right w:type="dxa" w:w="120"/>
-            </w:tcMar>
-            <w:vAlign w:val="top"/>
-          </w:tcPr>
-          <w:p>
-            <w:pPr>
-              <w:spacing w:after="40" w:before="0"/>
-              <w:jc w:val="left"/>
-            </w:pPr>
-            <w:r>
-              <w:rPr>
-                <w:rFonts w:ascii="Arial" w:cs="Arial" w:eastAsia="Arial" w:hAnsi="Arial"/>
-                <w:b w:val="false"/>
-                <w:bCs w:val="false"/>
-                <w:i w:val="false"/>
-                <w:iCs w:val="false"/>
-                <w:color w:val="000000"/>
-                <w:sz w:val="18"/>
-                <w:szCs w:val="18"/>
-              </w:rPr>
-              <w:t xml:space="preserve">Driving Question Board Curation: The DQB functions as a visible, cumulative knowledge artefact. Physically moving notes from 'unknown' to 'known' gives learners a concrete representation of their growing understanding. The act of generating new questions (e.g., commutativity of vector addition, three-vector chains) previews future lessons and keeps the unit storyline coherent across all 8 lessons.</w:t>
-            </w:r>
-          </w:p>
-        </w:tc>
-        <w:tc>
-          <w:tcPr>
-            <w:tcW w:type="dxa" w:w="3040"/>
-            <w:shd w:fill="F2F2F2" w:color="auto" w:val="clear"/>
-            <w:tcMar>
-              <w:top w:type="dxa" w:w="60"/>
-              <w:left w:type="dxa" w:w="120"/>
-              <w:bottom w:type="dxa" w:w="60"/>
-              <w:right w:type="dxa" w:w="120"/>
-            </w:tcMar>
-            <w:vAlign w:val="top"/>
-          </w:tcPr>
-          <w:p>
-            <w:pPr>
-              <w:spacing w:after="40" w:before="0"/>
-              <w:jc w:val="left"/>
-            </w:pPr>
-            <w:r>
-              <w:rPr>
-                <w:rFonts w:ascii="Arial" w:cs="Arial" w:eastAsia="Arial" w:hAnsi="Arial"/>
-                <w:b w:val="false"/>
-                <w:bCs w:val="false"/>
-                <w:i w:val="false"/>
-                <w:iCs w:val="false"/>
-                <w:color w:val="000000"/>
-                <w:sz w:val="18"/>
-                <w:szCs w:val="18"/>
-              </w:rPr>
-              <w:t xml:space="preserve">Read sticky notes for quality of mathematical language. A developing learner writes 'the arrow shows where you end up.' A proficient learner writes 'the resultant vector has the same starting point as the first vector and the same endpoint as the last vector, regardless of the path.' A learner who adds a question about commutativity (does **a + b = b + a**?) is demonstrating extended mathematical curiosity — note this for a stretch task in Lesson 4.</w:t>
-            </w:r>
-          </w:p>
-        </w:tc>
-      </w:tr>
-      <w:tr>
-        <w:tc>
-          <w:tcPr>
-            <w:tcW w:type="dxa" w:w="1520"/>
-            <w:shd w:fill="D5E8F0" w:color="auto" w:val="clear"/>
-            <w:tcMar>
-              <w:top w:type="dxa" w:w="60"/>
-              <w:left w:type="dxa" w:w="120"/>
-              <w:bottom w:type="dxa" w:w="60"/>
-              <w:right w:type="dxa" w:w="120"/>
-            </w:tcMar>
-            <w:vAlign w:val="top"/>
-          </w:tcPr>
-          <w:p>
-            <w:pPr>
-              <w:spacing w:after="40" w:before="0"/>
-              <w:jc w:val="left"/>
-            </w:pPr>
-            <w:r>
-              <w:rPr>
-                <w:rFonts w:ascii="Arial" w:cs="Arial" w:eastAsia="Arial" w:hAnsi="Arial"/>
-                <w:b/>
-                <w:bCs/>
-                <w:i w:val="false"/>
-                <w:iCs w:val="false"/>
-                <w:color w:val="000000"/>
-                <w:sz w:val="18"/>
-                <w:szCs w:val="18"/>
-              </w:rPr>
-              <w:t xml:space="preserve">Model Building Phase</w:t>
-            </w:r>
-          </w:p>
-          <w:p>
-            <w:pPr>
-              <w:spacing w:after="20" w:before="0"/>
-            </w:pPr>
-            <w:r>
-              <w:rPr>
-                <w:rFonts w:ascii="Arial" w:cs="Arial" w:eastAsia="Arial" w:hAnsi="Arial"/>
-                <w:b/>
-                <w:bCs/>
-                <w:color w:val="1F3864"/>
-                <w:sz w:val="16"/>
-                <w:szCs w:val="16"/>
-              </w:rPr>
-              <w:t xml:space="preserve">📹 VIDEO:</w:t>
-            </w:r>
-          </w:p>
-          <w:p>
-            <w:pPr>
-              <w:spacing w:after="20" w:before="0"/>
-            </w:pPr>
-            <w:hyperlink w:history="1" r:id="rIdf8ledxkozwyykbautamjv">
-              <w:r>
-                <w:rPr>
-                  <w:rFonts w:ascii="Arial" w:cs="Arial" w:eastAsia="Arial" w:hAnsi="Arial"/>
-                  <w:color w:val="2E75B6"/>
-                  <w:sz w:val="16"/>
-                  <w:szCs w:val="16"/>
-                  <w:u w:val="single" w:color="2E75B6"/>
-                </w:rPr>
-                <w:t xml:space="preserve">Parallelogram rule for vector addition</w:t>
-              </w:r>
-            </w:hyperlink>
-          </w:p>
-          <w:p>
-            <w:pPr>
-              <w:spacing w:after="10" w:before="0"/>
-              <w:ind w:left="120"/>
-            </w:pPr>
-            <w:r>
-              <w:rPr>
-                <w:rFonts w:ascii="Arial" w:cs="Arial" w:eastAsia="Arial" w:hAnsi="Arial"/>
-                <w:color w:val="595959"/>
-                <w:sz w:val="14"/>
-                <w:szCs w:val="14"/>
-              </w:rPr>
-              <w:t xml:space="preserve">Source: Khan Academy (English - US curriculum)</w:t>
-            </w:r>
-          </w:p>
-          <w:p>
-            <w:pPr>
-              <w:spacing w:after="10" w:before="0"/>
-              <w:ind w:left="120"/>
-            </w:pPr>
-            <w:hyperlink w:history="1" r:id="rIdiiqxeogybxr9zoumkvlrl">
-              <w:r>
-                <w:rPr>
-                  <w:rFonts w:ascii="Arial" w:cs="Arial" w:eastAsia="Arial" w:hAnsi="Arial"/>
-                  <w:color w:val="595959"/>
-                  <w:sz w:val="14"/>
-                  <w:szCs w:val="14"/>
-                  <w:u w:val="single" w:color="595959"/>
-                </w:rPr>
-                <w:t xml:space="preserve">🔍 Search ARES for similar videos</w:t>
-              </w:r>
-            </w:hyperlink>
-          </w:p>
-          <w:p>
-            <w:pPr>
-              <w:spacing w:after="40" w:before="0"/>
-            </w:pPr>
-            <w:r>
-              <w:rPr>
-                <w:sz w:val="14"/>
-                <w:szCs w:val="14"/>
-              </w:rPr>
-              <w:t xml:space="preserve"/>
-            </w:r>
-          </w:p>
-          <w:p>
-            <w:pPr>
-              <w:spacing w:after="20" w:before="0"/>
-            </w:pPr>
-            <w:r>
-              <w:rPr>
-                <w:rFonts w:ascii="Arial" w:cs="Arial" w:eastAsia="Arial" w:hAnsi="Arial"/>
-                <w:b/>
-                <w:bCs/>
-                <w:color w:val="1F3864"/>
-                <w:sz w:val="16"/>
-                <w:szCs w:val="16"/>
-              </w:rPr>
-              <w:t xml:space="preserve">📖 HTML:</w:t>
-            </w:r>
-          </w:p>
-          <w:p>
-            <w:pPr>
-              <w:spacing w:after="20" w:before="0"/>
-            </w:pPr>
-            <w:hyperlink w:history="1" r:id="rId0d37-hwel5vqxnmpblhcd">
+            <w:hyperlink w:history="1" r:id="rIdacjnoayc7yuxnupilex-w">
               <w:r>
                 <w:rPr>
                   <w:rFonts w:ascii="Arial" w:cs="Arial" w:eastAsia="Arial" w:hAnsi="Arial"/>
@@ -10493,7 +10493,7 @@
               <w:spacing w:after="10" w:before="0"/>
               <w:ind w:left="120"/>
             </w:pPr>
-            <w:hyperlink w:history="1" r:id="rId2yatqbaufktnoo17f2r4z">
+            <w:hyperlink w:history="1" r:id="rId3oz-vh7u74xjpn9bzlubr">
               <w:r>
                 <w:rPr>
                   <w:rFonts w:ascii="Arial" w:cs="Arial" w:eastAsia="Arial" w:hAnsi="Arial"/>
@@ -11980,7 +11980,7 @@
             <w:pPr>
               <w:spacing w:after="20" w:before="0"/>
             </w:pPr>
-            <w:hyperlink w:history="1" r:id="rIdqyoasopujqapsrdubxax5">
+            <w:hyperlink w:history="1" r:id="rId89djlen_tfcxegqv8s1al">
               <w:r>
                 <w:rPr>
                   <w:rFonts w:ascii="Arial" w:cs="Arial" w:eastAsia="Arial" w:hAnsi="Arial"/>
@@ -12013,7 +12013,7 @@
               <w:spacing w:after="10" w:before="0"/>
               <w:ind w:left="120"/>
             </w:pPr>
-            <w:hyperlink w:history="1" r:id="rIdtz26iazzuvpzmagwqvlj4">
+            <w:hyperlink w:history="1" r:id="rIdflxkmk3ve1tvfzhiddzgo">
               <w:r>
                 <w:rPr>
                   <w:rFonts w:ascii="Arial" w:cs="Arial" w:eastAsia="Arial" w:hAnsi="Arial"/>
@@ -12058,7 +12058,7 @@
             <w:pPr>
               <w:spacing w:after="20" w:before="0"/>
             </w:pPr>
-            <w:hyperlink w:history="1" r:id="rIde4jsgwxgwhcicvnkpvqwu">
+            <w:hyperlink w:history="1" r:id="rId3y1jqpg6z-jwchz9ydoby">
               <w:r>
                 <w:rPr>
                   <w:rFonts w:ascii="Arial" w:cs="Arial" w:eastAsia="Arial" w:hAnsi="Arial"/>
@@ -12091,7 +12091,7 @@
               <w:spacing w:after="10" w:before="0"/>
               <w:ind w:left="120"/>
             </w:pPr>
-            <w:hyperlink w:history="1" r:id="rIdu80d8axst_jtnzwu6acm5">
+            <w:hyperlink w:history="1" r:id="rIdxip3temyyqduptxggiqhk">
               <w:r>
                 <w:rPr>
                   <w:rFonts w:ascii="Arial" w:cs="Arial" w:eastAsia="Arial" w:hAnsi="Arial"/>
@@ -12362,7 +12362,7 @@
             <w:pPr>
               <w:spacing w:after="20" w:before="0"/>
             </w:pPr>
-            <w:hyperlink w:history="1" r:id="rId-ljde4gdg7kieerg2-tda">
+            <w:hyperlink w:history="1" r:id="rIdnnecfhz32cyk2tcn0njrw">
               <w:r>
                 <w:rPr>
                   <w:rFonts w:ascii="Arial" w:cs="Arial" w:eastAsia="Arial" w:hAnsi="Arial"/>
@@ -12395,7 +12395,7 @@
               <w:spacing w:after="10" w:before="0"/>
               <w:ind w:left="120"/>
             </w:pPr>
-            <w:hyperlink w:history="1" r:id="rIdukk1tymds1xjzlem32nhl">
+            <w:hyperlink w:history="1" r:id="rIdpgbrtqo1rdeexoyfjyfdw">
               <w:r>
                 <w:rPr>
                   <w:rFonts w:ascii="Arial" w:cs="Arial" w:eastAsia="Arial" w:hAnsi="Arial"/>
@@ -12440,7 +12440,7 @@
             <w:pPr>
               <w:spacing w:after="20" w:before="0"/>
             </w:pPr>
-            <w:hyperlink w:history="1" r:id="rId62xf_ox1jy_-2fwetee62">
+            <w:hyperlink w:history="1" r:id="rIdxuoum6dhl8chu-_-w-uoh">
               <w:r>
                 <w:rPr>
                   <w:rFonts w:ascii="Arial" w:cs="Arial" w:eastAsia="Arial" w:hAnsi="Arial"/>
@@ -12473,7 +12473,7 @@
               <w:spacing w:after="10" w:before="0"/>
               <w:ind w:left="120"/>
             </w:pPr>
-            <w:hyperlink w:history="1" r:id="rIdzinvbuit-gdb3pob95jbr">
+            <w:hyperlink w:history="1" r:id="rIdchbt3nyjyfpwrnfine24v">
               <w:r>
                 <w:rPr>
                   <w:rFonts w:ascii="Arial" w:cs="Arial" w:eastAsia="Arial" w:hAnsi="Arial"/>
@@ -12744,7 +12744,7 @@
             <w:pPr>
               <w:spacing w:after="20" w:before="0"/>
             </w:pPr>
-            <w:hyperlink w:history="1" r:id="rIdbqyhss_5dksoxlnxdmih8">
+            <w:hyperlink w:history="1" r:id="rIdjdq9uhrydisgekszqgmo5">
               <w:r>
                 <w:rPr>
                   <w:rFonts w:ascii="Arial" w:cs="Arial" w:eastAsia="Arial" w:hAnsi="Arial"/>
@@ -12777,7 +12777,7 @@
               <w:spacing w:after="10" w:before="0"/>
               <w:ind w:left="120"/>
             </w:pPr>
-            <w:hyperlink w:history="1" r:id="rIdvkbfb8lzza8rmyi7030hq">
+            <w:hyperlink w:history="1" r:id="rId3e29-me9o7sj2u6tqiz-f">
               <w:r>
                 <w:rPr>
                   <w:rFonts w:ascii="Arial" w:cs="Arial" w:eastAsia="Arial" w:hAnsi="Arial"/>
@@ -12822,7 +12822,7 @@
             <w:pPr>
               <w:spacing w:after="20" w:before="0"/>
             </w:pPr>
-            <w:hyperlink w:history="1" r:id="rIdtu4sdfpo62quqxpaa7gy8">
+            <w:hyperlink w:history="1" r:id="rIdhclidoqmvw1azmg39z2o8">
               <w:r>
                 <w:rPr>
                   <w:rFonts w:ascii="Arial" w:cs="Arial" w:eastAsia="Arial" w:hAnsi="Arial"/>
@@ -12855,7 +12855,7 @@
               <w:spacing w:after="10" w:before="0"/>
               <w:ind w:left="120"/>
             </w:pPr>
-            <w:hyperlink w:history="1" r:id="rId-jdkd45dqjsg8mdp30vkv">
+            <w:hyperlink w:history="1" r:id="rIdp3lbftccuuyst_wd3a5pl">
               <w:r>
                 <w:rPr>
                   <w:rFonts w:ascii="Arial" w:cs="Arial" w:eastAsia="Arial" w:hAnsi="Arial"/>
@@ -13126,7 +13126,7 @@
             <w:pPr>
               <w:spacing w:after="20" w:before="0"/>
             </w:pPr>
-            <w:hyperlink w:history="1" r:id="rId23v0qs5gkwbr-eao_vgoj">
+            <w:hyperlink w:history="1" r:id="rIdc3rasjzg9ase2pvthzlml">
               <w:r>
                 <w:rPr>
                   <w:rFonts w:ascii="Arial" w:cs="Arial" w:eastAsia="Arial" w:hAnsi="Arial"/>
@@ -13135,7 +13135,7 @@
                   <w:szCs w:val="16"/>
                   <w:u w:val="single" w:color="2E75B6"/>
                 </w:rPr>
-                <w:t xml:space="preserve">Scalar multiplication: magnitude and direction</w:t>
+                <w:t xml:space="preserve">Vector components from magnitude &amp; direction: word problem</w:t>
               </w:r>
             </w:hyperlink>
           </w:p>
@@ -13159,7 +13159,7 @@
               <w:spacing w:after="10" w:before="0"/>
               <w:ind w:left="120"/>
             </w:pPr>
-            <w:hyperlink w:history="1" r:id="rIdwpz2vtm-fd5uhlpgmdygn">
+            <w:hyperlink w:history="1" r:id="rIdlquyvohmd-qyqwe4nwxcp">
               <w:r>
                 <w:rPr>
                   <w:rFonts w:ascii="Arial" w:cs="Arial" w:eastAsia="Arial" w:hAnsi="Arial"/>
@@ -13204,7 +13204,7 @@
             <w:pPr>
               <w:spacing w:after="20" w:before="0"/>
             </w:pPr>
-            <w:hyperlink w:history="1" r:id="rId5h8_4gmj18yxaqbnpmm8c">
+            <w:hyperlink w:history="1" r:id="rIdgig_uo5ntwfppkupqnonr">
               <w:r>
                 <w:rPr>
                   <w:rFonts w:ascii="Arial" w:cs="Arial" w:eastAsia="Arial" w:hAnsi="Arial"/>
@@ -13237,7 +13237,7 @@
               <w:spacing w:after="10" w:before="0"/>
               <w:ind w:left="120"/>
             </w:pPr>
-            <w:hyperlink w:history="1" r:id="rIdi7l1lbuygmtmxoddbiskb">
+            <w:hyperlink w:history="1" r:id="rIdcp6myf4oqos4ohj_hbc1v">
               <w:r>
                 <w:rPr>
                   <w:rFonts w:ascii="Arial" w:cs="Arial" w:eastAsia="Arial" w:hAnsi="Arial"/>
@@ -13508,7 +13508,7 @@
             <w:pPr>
               <w:spacing w:after="20" w:before="0"/>
             </w:pPr>
-            <w:hyperlink w:history="1" r:id="rId96g1y0awenmloadk4sfwe">
+            <w:hyperlink w:history="1" r:id="rIdezfw6fim3x4wd4h2mr3fm">
               <w:r>
                 <w:rPr>
                   <w:rFonts w:ascii="Arial" w:cs="Arial" w:eastAsia="Arial" w:hAnsi="Arial"/>
@@ -13517,7 +13517,7 @@
                   <w:szCs w:val="16"/>
                   <w:u w:val="single" w:color="2E75B6"/>
                 </w:rPr>
-                <w:t xml:space="preserve">Scalar multiplication: magnitude and direction</w:t>
+                <w:t xml:space="preserve">Vector Subtraction</w:t>
               </w:r>
             </w:hyperlink>
           </w:p>
@@ -13533,7 +13533,7 @@
                 <w:sz w:val="14"/>
                 <w:szCs w:val="14"/>
               </w:rPr>
-              <w:t xml:space="preserve">Source: Khan Academy (English - US curriculum)</w:t>
+              <w:t xml:space="preserve">Source: CK-12</w:t>
             </w:r>
           </w:p>
           <w:p>
@@ -13541,7 +13541,7 @@
               <w:spacing w:after="10" w:before="0"/>
               <w:ind w:left="120"/>
             </w:pPr>
-            <w:hyperlink w:history="1" r:id="rIdvsu4d5-lmtzbwe3xngcpy">
+            <w:hyperlink w:history="1" r:id="rIdffimfk2d1zaedivdztkne">
               <w:r>
                 <w:rPr>
                   <w:rFonts w:ascii="Arial" w:cs="Arial" w:eastAsia="Arial" w:hAnsi="Arial"/>
@@ -13586,7 +13586,7 @@
             <w:pPr>
               <w:spacing w:after="20" w:before="0"/>
             </w:pPr>
-            <w:hyperlink w:history="1" r:id="rIddeuujdlt30sourip_istc">
+            <w:hyperlink w:history="1" r:id="rIdj8-7weigb_z7-xqrs-ehl">
               <w:r>
                 <w:rPr>
                   <w:rFonts w:ascii="Arial" w:cs="Arial" w:eastAsia="Arial" w:hAnsi="Arial"/>
@@ -13619,7 +13619,7 @@
               <w:spacing w:after="10" w:before="0"/>
               <w:ind w:left="120"/>
             </w:pPr>
-            <w:hyperlink w:history="1" r:id="rIdsx8itpxlyfwe7lgessqjw">
+            <w:hyperlink w:history="1" r:id="rId8jrcvzowea6b37kxhu6tb">
               <w:r>
                 <w:rPr>
                   <w:rFonts w:ascii="Arial" w:cs="Arial" w:eastAsia="Arial" w:hAnsi="Arial"/>
@@ -15182,7 +15182,7 @@
             <w:pPr>
               <w:spacing w:after="20" w:before="0"/>
             </w:pPr>
-            <w:hyperlink w:history="1" r:id="rIdzhrvqikp0xsjf1pt5p68m">
+            <w:hyperlink w:history="1" r:id="rIdyyqemtledt2fn27msagmz">
               <w:r>
                 <w:rPr>
                   <w:rFonts w:ascii="Arial" w:cs="Arial" w:eastAsia="Arial" w:hAnsi="Arial"/>
@@ -15215,7 +15215,7 @@
               <w:spacing w:after="10" w:before="0"/>
               <w:ind w:left="120"/>
             </w:pPr>
-            <w:hyperlink w:history="1" r:id="rIdemkuipha2kivduyioi93i">
+            <w:hyperlink w:history="1" r:id="rIdhqiq_p_a4_gyzz-3um1at">
               <w:r>
                 <w:rPr>
                   <w:rFonts w:ascii="Arial" w:cs="Arial" w:eastAsia="Arial" w:hAnsi="Arial"/>
@@ -15260,7 +15260,7 @@
             <w:pPr>
               <w:spacing w:after="20" w:before="0"/>
             </w:pPr>
-            <w:hyperlink w:history="1" r:id="rIdwmtji9pia2nh2o0qkjsdi">
+            <w:hyperlink w:history="1" r:id="rIdgi0iidtxei3z0v5gbuqib">
               <w:r>
                 <w:rPr>
                   <w:rFonts w:ascii="Arial" w:cs="Arial" w:eastAsia="Arial" w:hAnsi="Arial"/>
@@ -15293,7 +15293,7 @@
               <w:spacing w:after="10" w:before="0"/>
               <w:ind w:left="120"/>
             </w:pPr>
-            <w:hyperlink w:history="1" r:id="rIdhdixprad9i6kj_p0q6vg9">
+            <w:hyperlink w:history="1" r:id="rIdgy6henroww7v1kk5vcnqc">
               <w:r>
                 <w:rPr>
                   <w:rFonts w:ascii="Arial" w:cs="Arial" w:eastAsia="Arial" w:hAnsi="Arial"/>
@@ -15488,7 +15488,7 @@
             <w:pPr>
               <w:spacing w:after="20" w:before="0"/>
             </w:pPr>
-            <w:hyperlink w:history="1" r:id="rId9uj9ykgc375oa3o42cdls">
+            <w:hyperlink w:history="1" r:id="rIdoiy1j-j-eqjqhh9xacrtu">
               <w:r>
                 <w:rPr>
                   <w:rFonts w:ascii="Arial" w:cs="Arial" w:eastAsia="Arial" w:hAnsi="Arial"/>
@@ -15521,7 +15521,7 @@
               <w:spacing w:after="10" w:before="0"/>
               <w:ind w:left="120"/>
             </w:pPr>
-            <w:hyperlink w:history="1" r:id="rId5i5ijv8smhljvtqpxwmk7">
+            <w:hyperlink w:history="1" r:id="rIdhc4rfq-bclbouls4zzn--">
               <w:r>
                 <w:rPr>
                   <w:rFonts w:ascii="Arial" w:cs="Arial" w:eastAsia="Arial" w:hAnsi="Arial"/>
@@ -15566,7 +15566,7 @@
             <w:pPr>
               <w:spacing w:after="20" w:before="0"/>
             </w:pPr>
-            <w:hyperlink w:history="1" r:id="rIdhxqeif2fn28vjpqtmnbhi">
+            <w:hyperlink w:history="1" r:id="rIdzf80vepmcifk9qphnujde">
               <w:r>
                 <w:rPr>
                   <w:rFonts w:ascii="Arial" w:cs="Arial" w:eastAsia="Arial" w:hAnsi="Arial"/>
@@ -15599,7 +15599,7 @@
               <w:spacing w:after="10" w:before="0"/>
               <w:ind w:left="120"/>
             </w:pPr>
-            <w:hyperlink w:history="1" r:id="rId6c0toti5m4jcbwtr8okgr">
+            <w:hyperlink w:history="1" r:id="rIddznxn0hygyydpvuzf77qa">
               <w:r>
                 <w:rPr>
                   <w:rFonts w:ascii="Arial" w:cs="Arial" w:eastAsia="Arial" w:hAnsi="Arial"/>
@@ -15794,7 +15794,7 @@
             <w:pPr>
               <w:spacing w:after="20" w:before="0"/>
             </w:pPr>
-            <w:hyperlink w:history="1" r:id="rIdo0vk-nm3z-tkzot985ry0">
+            <w:hyperlink w:history="1" r:id="rIdzuyvsdpy31xe31tkb33b1">
               <w:r>
                 <w:rPr>
                   <w:rFonts w:ascii="Arial" w:cs="Arial" w:eastAsia="Arial" w:hAnsi="Arial"/>
@@ -15827,7 +15827,7 @@
               <w:spacing w:after="10" w:before="0"/>
               <w:ind w:left="120"/>
             </w:pPr>
-            <w:hyperlink w:history="1" r:id="rId_fj2vbyjnn1ber4bhicn4">
+            <w:hyperlink w:history="1" r:id="rIde9c3stuysr3d6ie6mcnj2">
               <w:r>
                 <w:rPr>
                   <w:rFonts w:ascii="Arial" w:cs="Arial" w:eastAsia="Arial" w:hAnsi="Arial"/>
@@ -15872,7 +15872,7 @@
             <w:pPr>
               <w:spacing w:after="20" w:before="0"/>
             </w:pPr>
-            <w:hyperlink w:history="1" r:id="rIdwpyvpqe5mxdnkjuwttgdb">
+            <w:hyperlink w:history="1" r:id="rIdpyihxjslwtn_oiqplkv7k">
               <w:r>
                 <w:rPr>
                   <w:rFonts w:ascii="Arial" w:cs="Arial" w:eastAsia="Arial" w:hAnsi="Arial"/>
@@ -15905,7 +15905,7 @@
               <w:spacing w:after="10" w:before="0"/>
               <w:ind w:left="120"/>
             </w:pPr>
-            <w:hyperlink w:history="1" r:id="rIdmvutmfcusxj8qushr3ozc">
+            <w:hyperlink w:history="1" r:id="rIdc5r0yzykweyv2mghttu8e">
               <w:r>
                 <w:rPr>
                   <w:rFonts w:ascii="Arial" w:cs="Arial" w:eastAsia="Arial" w:hAnsi="Arial"/>
@@ -16100,7 +16100,7 @@
             <w:pPr>
               <w:spacing w:after="20" w:before="0"/>
             </w:pPr>
-            <w:hyperlink w:history="1" r:id="rIdczriayzdzw52mzxkk72-f">
+            <w:hyperlink w:history="1" r:id="rIdqms-7_9ekol-f6ejy79ot">
               <w:r>
                 <w:rPr>
                   <w:rFonts w:ascii="Arial" w:cs="Arial" w:eastAsia="Arial" w:hAnsi="Arial"/>
@@ -16133,7 +16133,7 @@
               <w:spacing w:after="10" w:before="0"/>
               <w:ind w:left="120"/>
             </w:pPr>
-            <w:hyperlink w:history="1" r:id="rIdr-wqswchzb-o8go81k3e8">
+            <w:hyperlink w:history="1" r:id="rIdnultivbpsel80l_tzjiaa">
               <w:r>
                 <w:rPr>
                   <w:rFonts w:ascii="Arial" w:cs="Arial" w:eastAsia="Arial" w:hAnsi="Arial"/>
@@ -16178,7 +16178,7 @@
             <w:pPr>
               <w:spacing w:after="20" w:before="0"/>
             </w:pPr>
-            <w:hyperlink w:history="1" r:id="rIdidzmqowqstc2yuv0h5a-w">
+            <w:hyperlink w:history="1" r:id="rIdk61l8bs3hqsmybgtt6klu">
               <w:r>
                 <w:rPr>
                   <w:rFonts w:ascii="Arial" w:cs="Arial" w:eastAsia="Arial" w:hAnsi="Arial"/>
@@ -16211,7 +16211,7 @@
               <w:spacing w:after="10" w:before="0"/>
               <w:ind w:left="120"/>
             </w:pPr>
-            <w:hyperlink w:history="1" r:id="rId2lhtnrzdkxdhihsnfovdi">
+            <w:hyperlink w:history="1" r:id="rIdz4mzgk-vv93xnrnqrodre">
               <w:r>
                 <w:rPr>
                   <w:rFonts w:ascii="Arial" w:cs="Arial" w:eastAsia="Arial" w:hAnsi="Arial"/>
@@ -16406,7 +16406,7 @@
             <w:pPr>
               <w:spacing w:after="20" w:before="0"/>
             </w:pPr>
-            <w:hyperlink w:history="1" r:id="rIdcou8qq3z-ab5lax24nfek">
+            <w:hyperlink w:history="1" r:id="rIdnbsw8-awu9m7ayracfq4v">
               <w:r>
                 <w:rPr>
                   <w:rFonts w:ascii="Arial" w:cs="Arial" w:eastAsia="Arial" w:hAnsi="Arial"/>
@@ -16439,7 +16439,7 @@
               <w:spacing w:after="10" w:before="0"/>
               <w:ind w:left="120"/>
             </w:pPr>
-            <w:hyperlink w:history="1" r:id="rIdx0lolovyiyakt940imupq">
+            <w:hyperlink w:history="1" r:id="rIdjhitzatc6vcwhgaphfiz4">
               <w:r>
                 <w:rPr>
                   <w:rFonts w:ascii="Arial" w:cs="Arial" w:eastAsia="Arial" w:hAnsi="Arial"/>
@@ -16484,7 +16484,7 @@
             <w:pPr>
               <w:spacing w:after="20" w:before="0"/>
             </w:pPr>
-            <w:hyperlink w:history="1" r:id="rIdtcunlerk27gvroqzopx3r">
+            <w:hyperlink w:history="1" r:id="rIdahr_mqn-2lupscgsbj9ak">
               <w:r>
                 <w:rPr>
                   <w:rFonts w:ascii="Arial" w:cs="Arial" w:eastAsia="Arial" w:hAnsi="Arial"/>
@@ -16517,7 +16517,7 @@
               <w:spacing w:after="10" w:before="0"/>
               <w:ind w:left="120"/>
             </w:pPr>
-            <w:hyperlink w:history="1" r:id="rIdj61zx7be4qxsvsaqt9upm">
+            <w:hyperlink w:history="1" r:id="rIdr8mtxbwicj1slq2y7rjor">
               <w:r>
                 <w:rPr>
                   <w:rFonts w:ascii="Arial" w:cs="Arial" w:eastAsia="Arial" w:hAnsi="Arial"/>
@@ -18163,7 +18163,7 @@
             <w:pPr>
               <w:spacing w:after="20" w:before="0"/>
             </w:pPr>
-            <w:hyperlink w:history="1" r:id="rIdo_66tvzb3ctn-lhymjj2w">
+            <w:hyperlink w:history="1" r:id="rId20xatvqjvnzrpsdypmpze">
               <w:r>
                 <w:rPr>
                   <w:rFonts w:ascii="Arial" w:cs="Arial" w:eastAsia="Arial" w:hAnsi="Arial"/>
@@ -18196,7 +18196,7 @@
               <w:spacing w:after="10" w:before="0"/>
               <w:ind w:left="120"/>
             </w:pPr>
-            <w:hyperlink w:history="1" r:id="rId1vejsiogslyhufjidsmdx">
+            <w:hyperlink w:history="1" r:id="rIdpbo9prvxceiwjngzjdydu">
               <w:r>
                 <w:rPr>
                   <w:rFonts w:ascii="Arial" w:cs="Arial" w:eastAsia="Arial" w:hAnsi="Arial"/>
@@ -18241,7 +18241,7 @@
             <w:pPr>
               <w:spacing w:after="20" w:before="0"/>
             </w:pPr>
-            <w:hyperlink w:history="1" r:id="rIdrsovh_uszuwbtavdfb4te">
+            <w:hyperlink w:history="1" r:id="rIdjmrjzlbqqo88gyzwz79ps">
               <w:r>
                 <w:rPr>
                   <w:rFonts w:ascii="Arial" w:cs="Arial" w:eastAsia="Arial" w:hAnsi="Arial"/>
@@ -18274,7 +18274,7 @@
               <w:spacing w:after="10" w:before="0"/>
               <w:ind w:left="120"/>
             </w:pPr>
-            <w:hyperlink w:history="1" r:id="rIdgv9ong4zo_drxta243btv">
+            <w:hyperlink w:history="1" r:id="rIdwfkyxumsanvt-z95y4tgo">
               <w:r>
                 <w:rPr>
                   <w:rFonts w:ascii="Arial" w:cs="Arial" w:eastAsia="Arial" w:hAnsi="Arial"/>
@@ -18469,7 +18469,7 @@
             <w:pPr>
               <w:spacing w:after="20" w:before="0"/>
             </w:pPr>
-            <w:hyperlink w:history="1" r:id="rIdw7oubxztzjkfzcsae9l1n">
+            <w:hyperlink w:history="1" r:id="rIduteiqumqp1obhg9g0_kwg">
               <w:r>
                 <w:rPr>
                   <w:rFonts w:ascii="Arial" w:cs="Arial" w:eastAsia="Arial" w:hAnsi="Arial"/>
@@ -18502,7 +18502,7 @@
               <w:spacing w:after="10" w:before="0"/>
               <w:ind w:left="120"/>
             </w:pPr>
-            <w:hyperlink w:history="1" r:id="rId4f0_tcs8ejldmoihtvaw5">
+            <w:hyperlink w:history="1" r:id="rIdrebrz1-h7xl7t3h1eqxmi">
               <w:r>
                 <w:rPr>
                   <w:rFonts w:ascii="Arial" w:cs="Arial" w:eastAsia="Arial" w:hAnsi="Arial"/>
@@ -18547,7 +18547,7 @@
             <w:pPr>
               <w:spacing w:after="20" w:before="0"/>
             </w:pPr>
-            <w:hyperlink w:history="1" r:id="rIdfrhqhwkweu8h-h0gno2q5">
+            <w:hyperlink w:history="1" r:id="rIdv5jqgwc9kpevn5ylrn5km">
               <w:r>
                 <w:rPr>
                   <w:rFonts w:ascii="Arial" w:cs="Arial" w:eastAsia="Arial" w:hAnsi="Arial"/>
@@ -18580,7 +18580,7 @@
               <w:spacing w:after="10" w:before="0"/>
               <w:ind w:left="120"/>
             </w:pPr>
-            <w:hyperlink w:history="1" r:id="rId9648nxgtkuas8w0ljpwef">
+            <w:hyperlink w:history="1" r:id="rIdemczoq151-ts4junbvvuc">
               <w:r>
                 <w:rPr>
                   <w:rFonts w:ascii="Arial" w:cs="Arial" w:eastAsia="Arial" w:hAnsi="Arial"/>
@@ -18775,7 +18775,7 @@
             <w:pPr>
               <w:spacing w:after="20" w:before="0"/>
             </w:pPr>
-            <w:hyperlink w:history="1" r:id="rIdeesntbb25ray_urqwld7s">
+            <w:hyperlink w:history="1" r:id="rId68ahbmpagh68t0g70g6oe">
               <w:r>
                 <w:rPr>
                   <w:rFonts w:ascii="Arial" w:cs="Arial" w:eastAsia="Arial" w:hAnsi="Arial"/>
@@ -18808,7 +18808,7 @@
               <w:spacing w:after="10" w:before="0"/>
               <w:ind w:left="120"/>
             </w:pPr>
-            <w:hyperlink w:history="1" r:id="rIdpd4-pqukvwsswp8ma68-d">
+            <w:hyperlink w:history="1" r:id="rIdqllvqrzgmwso99fdv1cfw">
               <w:r>
                 <w:rPr>
                   <w:rFonts w:ascii="Arial" w:cs="Arial" w:eastAsia="Arial" w:hAnsi="Arial"/>
@@ -18853,7 +18853,7 @@
             <w:pPr>
               <w:spacing w:after="20" w:before="0"/>
             </w:pPr>
-            <w:hyperlink w:history="1" r:id="rIdn4t-vwdn-swcqf2te0dve">
+            <w:hyperlink w:history="1" r:id="rIdnq4x4htwi838y06vjwl_o">
               <w:r>
                 <w:rPr>
                   <w:rFonts w:ascii="Arial" w:cs="Arial" w:eastAsia="Arial" w:hAnsi="Arial"/>
@@ -18886,7 +18886,7 @@
               <w:spacing w:after="10" w:before="0"/>
               <w:ind w:left="120"/>
             </w:pPr>
-            <w:hyperlink w:history="1" r:id="rId9scfwqd9p_dbxn9mawrot">
+            <w:hyperlink w:history="1" r:id="rId6t11obzffjt3cicuuajwd">
               <w:r>
                 <w:rPr>
                   <w:rFonts w:ascii="Arial" w:cs="Arial" w:eastAsia="Arial" w:hAnsi="Arial"/>
@@ -19081,7 +19081,7 @@
             <w:pPr>
               <w:spacing w:after="20" w:before="0"/>
             </w:pPr>
-            <w:hyperlink w:history="1" r:id="rId0jqunklxzspskva--9dv_">
+            <w:hyperlink w:history="1" r:id="rIdqbzizcwgpjkw5ql_eq7ch">
               <w:r>
                 <w:rPr>
                   <w:rFonts w:ascii="Arial" w:cs="Arial" w:eastAsia="Arial" w:hAnsi="Arial"/>
@@ -19114,7 +19114,7 @@
               <w:spacing w:after="10" w:before="0"/>
               <w:ind w:left="120"/>
             </w:pPr>
-            <w:hyperlink w:history="1" r:id="rIdfvxigfrcjl0a1qqgcifdq">
+            <w:hyperlink w:history="1" r:id="rIdoywvrilhqkwiwywdrrdqc">
               <w:r>
                 <w:rPr>
                   <w:rFonts w:ascii="Arial" w:cs="Arial" w:eastAsia="Arial" w:hAnsi="Arial"/>
@@ -19159,7 +19159,7 @@
             <w:pPr>
               <w:spacing w:after="20" w:before="0"/>
             </w:pPr>
-            <w:hyperlink w:history="1" r:id="rIdapfwbdlkmjxvtohihtpfk">
+            <w:hyperlink w:history="1" r:id="rId8thfppnkng9a9ygn78uxr">
               <w:r>
                 <w:rPr>
                   <w:rFonts w:ascii="Arial" w:cs="Arial" w:eastAsia="Arial" w:hAnsi="Arial"/>
@@ -19192,7 +19192,7 @@
               <w:spacing w:after="10" w:before="0"/>
               <w:ind w:left="120"/>
             </w:pPr>
-            <w:hyperlink w:history="1" r:id="rIdwwargoypjccyn5a0wp2nx">
+            <w:hyperlink w:history="1" r:id="rIdb8tchircywpcan0k1o7vx">
               <w:r>
                 <w:rPr>
                   <w:rFonts w:ascii="Arial" w:cs="Arial" w:eastAsia="Arial" w:hAnsi="Arial"/>
@@ -19387,7 +19387,7 @@
             <w:pPr>
               <w:spacing w:after="20" w:before="0"/>
             </w:pPr>
-            <w:hyperlink w:history="1" r:id="rIdtkiqscxij3ty_yo-ywts6">
+            <w:hyperlink w:history="1" r:id="rId1ibhiyifefdy5u4w6fpg-">
               <w:r>
                 <w:rPr>
                   <w:rFonts w:ascii="Arial" w:cs="Arial" w:eastAsia="Arial" w:hAnsi="Arial"/>
@@ -19420,7 +19420,7 @@
               <w:spacing w:after="10" w:before="0"/>
               <w:ind w:left="120"/>
             </w:pPr>
-            <w:hyperlink w:history="1" r:id="rIdgs-ryfe0estkpkuaclez_">
+            <w:hyperlink w:history="1" r:id="rIdgn0hmaiopqp3kmjwraxhq">
               <w:r>
                 <w:rPr>
                   <w:rFonts w:ascii="Arial" w:cs="Arial" w:eastAsia="Arial" w:hAnsi="Arial"/>
@@ -19465,7 +19465,7 @@
             <w:pPr>
               <w:spacing w:after="20" w:before="0"/>
             </w:pPr>
-            <w:hyperlink w:history="1" r:id="rIdea_wvbhwgxwiwa-s3wj4l">
+            <w:hyperlink w:history="1" r:id="rIdscrl2fwhsaahuc61lfv3s">
               <w:r>
                 <w:rPr>
                   <w:rFonts w:ascii="Arial" w:cs="Arial" w:eastAsia="Arial" w:hAnsi="Arial"/>
@@ -19498,7 +19498,7 @@
               <w:spacing w:after="10" w:before="0"/>
               <w:ind w:left="120"/>
             </w:pPr>
-            <w:hyperlink w:history="1" r:id="rIdbszk8thfob353q0ntl68_">
+            <w:hyperlink w:history="1" r:id="rIdu9mwyi8uwsywhktjuakjk">
               <w:r>
                 <w:rPr>
                   <w:rFonts w:ascii="Arial" w:cs="Arial" w:eastAsia="Arial" w:hAnsi="Arial"/>
@@ -21061,7 +21061,7 @@
             <w:pPr>
               <w:spacing w:after="20" w:before="0"/>
             </w:pPr>
-            <w:hyperlink w:history="1" r:id="rIdydporr3tchlsbmka1kc5z">
+            <w:hyperlink w:history="1" r:id="rIdg54wd8hmouto2t9iwrqbd">
               <w:r>
                 <w:rPr>
                   <w:rFonts w:ascii="Arial" w:cs="Arial" w:eastAsia="Arial" w:hAnsi="Arial"/>
@@ -21094,7 +21094,7 @@
               <w:spacing w:after="10" w:before="0"/>
               <w:ind w:left="120"/>
             </w:pPr>
-            <w:hyperlink w:history="1" r:id="rIdecmybp0sky8urzjxv7mmb">
+            <w:hyperlink w:history="1" r:id="rId94armqugvggtc2ei35n8z">
               <w:r>
                 <w:rPr>
                   <w:rFonts w:ascii="Arial" w:cs="Arial" w:eastAsia="Arial" w:hAnsi="Arial"/>
@@ -21139,7 +21139,7 @@
             <w:pPr>
               <w:spacing w:after="20" w:before="0"/>
             </w:pPr>
-            <w:hyperlink w:history="1" r:id="rIdbys3n-xrmc9vule-0qyjt">
+            <w:hyperlink w:history="1" r:id="rIdupf8sxyukvo63yt1i7cv8">
               <w:r>
                 <w:rPr>
                   <w:rFonts w:ascii="Arial" w:cs="Arial" w:eastAsia="Arial" w:hAnsi="Arial"/>
@@ -21172,7 +21172,7 @@
               <w:spacing w:after="10" w:before="0"/>
               <w:ind w:left="120"/>
             </w:pPr>
-            <w:hyperlink w:history="1" r:id="rIdszjthiopmsj5bwc-84qs6">
+            <w:hyperlink w:history="1" r:id="rIdvdxg07vzz7bngwkvnlgdb">
               <w:r>
                 <w:rPr>
                   <w:rFonts w:ascii="Arial" w:cs="Arial" w:eastAsia="Arial" w:hAnsi="Arial"/>
@@ -21367,7 +21367,7 @@
             <w:pPr>
               <w:spacing w:after="20" w:before="0"/>
             </w:pPr>
-            <w:hyperlink w:history="1" r:id="rIdqk0xonyee0sgafn62dgnu">
+            <w:hyperlink w:history="1" r:id="rIdwo-zxjiabezvowrzqujxi">
               <w:r>
                 <w:rPr>
                   <w:rFonts w:ascii="Arial" w:cs="Arial" w:eastAsia="Arial" w:hAnsi="Arial"/>
@@ -21400,7 +21400,7 @@
               <w:spacing w:after="10" w:before="0"/>
               <w:ind w:left="120"/>
             </w:pPr>
-            <w:hyperlink w:history="1" r:id="rIdhlsuzr4iaseg5ndhbhrrt">
+            <w:hyperlink w:history="1" r:id="rIdytaytvalkbfulqz-t0cot">
               <w:r>
                 <w:rPr>
                   <w:rFonts w:ascii="Arial" w:cs="Arial" w:eastAsia="Arial" w:hAnsi="Arial"/>
@@ -21445,7 +21445,7 @@
             <w:pPr>
               <w:spacing w:after="20" w:before="0"/>
             </w:pPr>
-            <w:hyperlink w:history="1" r:id="rIdxv9vqfdabbyipnwl8s7id">
+            <w:hyperlink w:history="1" r:id="rIdsdae3vxsbjcvn5qq2i-gz">
               <w:r>
                 <w:rPr>
                   <w:rFonts w:ascii="Arial" w:cs="Arial" w:eastAsia="Arial" w:hAnsi="Arial"/>
@@ -21478,7 +21478,7 @@
               <w:spacing w:after="10" w:before="0"/>
               <w:ind w:left="120"/>
             </w:pPr>
-            <w:hyperlink w:history="1" r:id="rIdod9-adrja09zlwvf_qalk">
+            <w:hyperlink w:history="1" r:id="rIdmjj7yd2epel5lxf_l-grn">
               <w:r>
                 <w:rPr>
                   <w:rFonts w:ascii="Arial" w:cs="Arial" w:eastAsia="Arial" w:hAnsi="Arial"/>
@@ -21673,7 +21673,7 @@
             <w:pPr>
               <w:spacing w:after="20" w:before="0"/>
             </w:pPr>
-            <w:hyperlink w:history="1" r:id="rId8x4lk_8rnz4s0rva4o_di">
+            <w:hyperlink w:history="1" r:id="rId5cddpsgp7eanjdi26bd0r">
               <w:r>
                 <w:rPr>
                   <w:rFonts w:ascii="Arial" w:cs="Arial" w:eastAsia="Arial" w:hAnsi="Arial"/>
@@ -21706,7 +21706,7 @@
               <w:spacing w:after="10" w:before="0"/>
               <w:ind w:left="120"/>
             </w:pPr>
-            <w:hyperlink w:history="1" r:id="rId4_dpet7hpls_vj94rkchk">
+            <w:hyperlink w:history="1" r:id="rIdkjwrbw62migmxqhvwywzv">
               <w:r>
                 <w:rPr>
                   <w:rFonts w:ascii="Arial" w:cs="Arial" w:eastAsia="Arial" w:hAnsi="Arial"/>
@@ -21751,7 +21751,7 @@
             <w:pPr>
               <w:spacing w:after="20" w:before="0"/>
             </w:pPr>
-            <w:hyperlink w:history="1" r:id="rIdogpmfnmwveziusosywrxk">
+            <w:hyperlink w:history="1" r:id="rIdcwizabpgxictaxm4jii0m">
               <w:r>
                 <w:rPr>
                   <w:rFonts w:ascii="Arial" w:cs="Arial" w:eastAsia="Arial" w:hAnsi="Arial"/>
@@ -21784,7 +21784,7 @@
               <w:spacing w:after="10" w:before="0"/>
               <w:ind w:left="120"/>
             </w:pPr>
-            <w:hyperlink w:history="1" r:id="rIdeavqfxqf1k3q6mv3qvq8h">
+            <w:hyperlink w:history="1" r:id="rIdhhmlttrmju7v9m4ry5k0c">
               <w:r>
                 <w:rPr>
                   <w:rFonts w:ascii="Arial" w:cs="Arial" w:eastAsia="Arial" w:hAnsi="Arial"/>
@@ -21979,7 +21979,7 @@
             <w:pPr>
               <w:spacing w:after="20" w:before="0"/>
             </w:pPr>
-            <w:hyperlink w:history="1" r:id="rId2_usc87x09rs8wllcyzhq">
+            <w:hyperlink w:history="1" r:id="rIdsz_glgt7rd87pgjt-q8aw">
               <w:r>
                 <w:rPr>
                   <w:rFonts w:ascii="Arial" w:cs="Arial" w:eastAsia="Arial" w:hAnsi="Arial"/>
@@ -22012,7 +22012,7 @@
               <w:spacing w:after="10" w:before="0"/>
               <w:ind w:left="120"/>
             </w:pPr>
-            <w:hyperlink w:history="1" r:id="rIdpkuq9bjwc59lxatbx0gxj">
+            <w:hyperlink w:history="1" r:id="rIdlrhonnljinnwdxroktnlb">
               <w:r>
                 <w:rPr>
                   <w:rFonts w:ascii="Arial" w:cs="Arial" w:eastAsia="Arial" w:hAnsi="Arial"/>
@@ -22057,7 +22057,7 @@
             <w:pPr>
               <w:spacing w:after="20" w:before="0"/>
             </w:pPr>
-            <w:hyperlink w:history="1" r:id="rIdpcorxavhjddfrsy2tgcox">
+            <w:hyperlink w:history="1" r:id="rIdn7tbcvy1n5-v7r0xtxe3d">
               <w:r>
                 <w:rPr>
                   <w:rFonts w:ascii="Arial" w:cs="Arial" w:eastAsia="Arial" w:hAnsi="Arial"/>
@@ -22090,7 +22090,7 @@
               <w:spacing w:after="10" w:before="0"/>
               <w:ind w:left="120"/>
             </w:pPr>
-            <w:hyperlink w:history="1" r:id="rIdjvppmef-ctoj_p4syzr_q">
+            <w:hyperlink w:history="1" r:id="rIdishoclsq98h0a_p8vfhwp">
               <w:r>
                 <w:rPr>
                   <w:rFonts w:ascii="Arial" w:cs="Arial" w:eastAsia="Arial" w:hAnsi="Arial"/>
@@ -22285,7 +22285,7 @@
             <w:pPr>
               <w:spacing w:after="20" w:before="0"/>
             </w:pPr>
-            <w:hyperlink w:history="1" r:id="rIdycr_d8--jtloohh_rqvob">
+            <w:hyperlink w:history="1" r:id="rIdchpqil5f2cdwtpvcq1t0q">
               <w:r>
                 <w:rPr>
                   <w:rFonts w:ascii="Arial" w:cs="Arial" w:eastAsia="Arial" w:hAnsi="Arial"/>
@@ -22318,7 +22318,7 @@
               <w:spacing w:after="10" w:before="0"/>
               <w:ind w:left="120"/>
             </w:pPr>
-            <w:hyperlink w:history="1" r:id="rIdswrm6hmfifx-iii4az6r5">
+            <w:hyperlink w:history="1" r:id="rIdj0s1ck4miujngkosrcw-j">
               <w:r>
                 <w:rPr>
                   <w:rFonts w:ascii="Arial" w:cs="Arial" w:eastAsia="Arial" w:hAnsi="Arial"/>
@@ -22363,7 +22363,7 @@
             <w:pPr>
               <w:spacing w:after="20" w:before="0"/>
             </w:pPr>
-            <w:hyperlink w:history="1" r:id="rIdxvlvirlvgjgfyqff09iss">
+            <w:hyperlink w:history="1" r:id="rId2i8qeolgdo30aw8ryadl_">
               <w:r>
                 <w:rPr>
                   <w:rFonts w:ascii="Arial" w:cs="Arial" w:eastAsia="Arial" w:hAnsi="Arial"/>
@@ -22396,7 +22396,7 @@
               <w:spacing w:after="10" w:before="0"/>
               <w:ind w:left="120"/>
             </w:pPr>
-            <w:hyperlink w:history="1" r:id="rIdepnw_wcjv53la9lpbzkqw">
+            <w:hyperlink w:history="1" r:id="rIdjq76mi6_fcc7eubn85ymw">
               <w:r>
                 <w:rPr>
                   <w:rFonts w:ascii="Arial" w:cs="Arial" w:eastAsia="Arial" w:hAnsi="Arial"/>
@@ -23883,7 +23883,7 @@
             <w:pPr>
               <w:spacing w:after="20" w:before="0"/>
             </w:pPr>
-            <w:hyperlink w:history="1" r:id="rIdpyysq8x7xsfmoqtvxrpxp">
+            <w:hyperlink w:history="1" r:id="rIdtzeesbg0xlixltn02mky9">
               <w:r>
                 <w:rPr>
                   <w:rFonts w:ascii="Arial" w:cs="Arial" w:eastAsia="Arial" w:hAnsi="Arial"/>
@@ -23916,7 +23916,7 @@
               <w:spacing w:after="10" w:before="0"/>
               <w:ind w:left="120"/>
             </w:pPr>
-            <w:hyperlink w:history="1" r:id="rIduey9xcjcmqv5yhg8t-6ed">
+            <w:hyperlink w:history="1" r:id="rIdjqsd5t0y9j3ykhxob-up0">
               <w:r>
                 <w:rPr>
                   <w:rFonts w:ascii="Arial" w:cs="Arial" w:eastAsia="Arial" w:hAnsi="Arial"/>
@@ -23961,7 +23961,7 @@
             <w:pPr>
               <w:spacing w:after="20" w:before="0"/>
             </w:pPr>
-            <w:hyperlink w:history="1" r:id="rIdpc1oy6k4o6dvhgyiwmpbh">
+            <w:hyperlink w:history="1" r:id="rIderijie7otyxthmg_qondc">
               <w:r>
                 <w:rPr>
                   <w:rFonts w:ascii="Arial" w:cs="Arial" w:eastAsia="Arial" w:hAnsi="Arial"/>
@@ -23994,7 +23994,7 @@
               <w:spacing w:after="10" w:before="0"/>
               <w:ind w:left="120"/>
             </w:pPr>
-            <w:hyperlink w:history="1" r:id="rId_cvgw0guvaxljlqg6pvr5">
+            <w:hyperlink w:history="1" r:id="rIdqysqsmopd3zqnpq4fgid6">
               <w:r>
                 <w:rPr>
                   <w:rFonts w:ascii="Arial" w:cs="Arial" w:eastAsia="Arial" w:hAnsi="Arial"/>
@@ -24189,7 +24189,7 @@
             <w:pPr>
               <w:spacing w:after="20" w:before="0"/>
             </w:pPr>
-            <w:hyperlink w:history="1" r:id="rIdswppkou7laup6bo2fmbua">
+            <w:hyperlink w:history="1" r:id="rId9gt-igh0rcqkea1vfqbd8">
               <w:r>
                 <w:rPr>
                   <w:rFonts w:ascii="Arial" w:cs="Arial" w:eastAsia="Arial" w:hAnsi="Arial"/>
@@ -24222,7 +24222,7 @@
               <w:spacing w:after="10" w:before="0"/>
               <w:ind w:left="120"/>
             </w:pPr>
-            <w:hyperlink w:history="1" r:id="rId26pj2rqscbqjdemwkogwi">
+            <w:hyperlink w:history="1" r:id="rIdlctqcs1qtnpdxyydiydpy">
               <w:r>
                 <w:rPr>
                   <w:rFonts w:ascii="Arial" w:cs="Arial" w:eastAsia="Arial" w:hAnsi="Arial"/>
@@ -24267,7 +24267,7 @@
             <w:pPr>
               <w:spacing w:after="20" w:before="0"/>
             </w:pPr>
-            <w:hyperlink w:history="1" r:id="rIdkwpyrhik48bxlgdowgmqh">
+            <w:hyperlink w:history="1" r:id="rIdgtx1fn3q9rh4crdx_hifh">
               <w:r>
                 <w:rPr>
                   <w:rFonts w:ascii="Arial" w:cs="Arial" w:eastAsia="Arial" w:hAnsi="Arial"/>
@@ -24300,7 +24300,7 @@
               <w:spacing w:after="10" w:before="0"/>
               <w:ind w:left="120"/>
             </w:pPr>
-            <w:hyperlink w:history="1" r:id="rIdra3wvcgg0zsjeuwzkdmlg">
+            <w:hyperlink w:history="1" r:id="rIdwpebpsbgorswbxzouguoo">
               <w:r>
                 <w:rPr>
                   <w:rFonts w:ascii="Arial" w:cs="Arial" w:eastAsia="Arial" w:hAnsi="Arial"/>
@@ -24495,7 +24495,7 @@
             <w:pPr>
               <w:spacing w:after="20" w:before="0"/>
             </w:pPr>
-            <w:hyperlink w:history="1" r:id="rIdd7lzlpqhduu5cdhtzb9l3">
+            <w:hyperlink w:history="1" r:id="rIdihzerb9q9ejkvpvbwia45">
               <w:r>
                 <w:rPr>
                   <w:rFonts w:ascii="Arial" w:cs="Arial" w:eastAsia="Arial" w:hAnsi="Arial"/>
@@ -24528,7 +24528,7 @@
               <w:spacing w:after="10" w:before="0"/>
               <w:ind w:left="120"/>
             </w:pPr>
-            <w:hyperlink w:history="1" r:id="rIdkevchu9zvdzmhsqt02w8-">
+            <w:hyperlink w:history="1" r:id="rId2vtby2uy1ud72vc0newt7">
               <w:r>
                 <w:rPr>
                   <w:rFonts w:ascii="Arial" w:cs="Arial" w:eastAsia="Arial" w:hAnsi="Arial"/>
@@ -24573,7 +24573,7 @@
             <w:pPr>
               <w:spacing w:after="20" w:before="0"/>
             </w:pPr>
-            <w:hyperlink w:history="1" r:id="rIdlef3teflodlxds0kqajpl">
+            <w:hyperlink w:history="1" r:id="rId4xegxlefi0ngplrj7w_bm">
               <w:r>
                 <w:rPr>
                   <w:rFonts w:ascii="Arial" w:cs="Arial" w:eastAsia="Arial" w:hAnsi="Arial"/>
@@ -24606,7 +24606,7 @@
               <w:spacing w:after="10" w:before="0"/>
               <w:ind w:left="120"/>
             </w:pPr>
-            <w:hyperlink w:history="1" r:id="rIdfcjwbxt0takf3rbv1_1eo">
+            <w:hyperlink w:history="1" r:id="rIdmmizif0gj6toqgz3vqfau">
               <w:r>
                 <w:rPr>
                   <w:rFonts w:ascii="Arial" w:cs="Arial" w:eastAsia="Arial" w:hAnsi="Arial"/>
@@ -24801,7 +24801,7 @@
             <w:pPr>
               <w:spacing w:after="20" w:before="0"/>
             </w:pPr>
-            <w:hyperlink w:history="1" r:id="rId7abqhj03u-6ueeg6nqj2w">
+            <w:hyperlink w:history="1" r:id="rIdmjovga_el_u8mktiacavu">
               <w:r>
                 <w:rPr>
                   <w:rFonts w:ascii="Arial" w:cs="Arial" w:eastAsia="Arial" w:hAnsi="Arial"/>
@@ -24810,7 +24810,7 @@
                   <w:szCs w:val="16"/>
                   <w:u w:val="single" w:color="2E75B6"/>
                 </w:rPr>
-                <w:t xml:space="preserve">Dot vs. cross product</w:t>
+                <w:t xml:space="preserve">Intro to vectors and scalars</w:t>
               </w:r>
             </w:hyperlink>
           </w:p>
@@ -24834,7 +24834,7 @@
               <w:spacing w:after="10" w:before="0"/>
               <w:ind w:left="120"/>
             </w:pPr>
-            <w:hyperlink w:history="1" r:id="rIdkgi2lijmgrswxhahz97ug">
+            <w:hyperlink w:history="1" r:id="rIdexrqalin-k7lry3h0a4ex">
               <w:r>
                 <w:rPr>
                   <w:rFonts w:ascii="Arial" w:cs="Arial" w:eastAsia="Arial" w:hAnsi="Arial"/>
@@ -24879,7 +24879,7 @@
             <w:pPr>
               <w:spacing w:after="20" w:before="0"/>
             </w:pPr>
-            <w:hyperlink w:history="1" r:id="rIdl7yso4nr7idveibn5-gda">
+            <w:hyperlink w:history="1" r:id="rIdmzxoyrzlophwq_glrz3jb">
               <w:r>
                 <w:rPr>
                   <w:rFonts w:ascii="Arial" w:cs="Arial" w:eastAsia="Arial" w:hAnsi="Arial"/>
@@ -24912,7 +24912,7 @@
               <w:spacing w:after="10" w:before="0"/>
               <w:ind w:left="120"/>
             </w:pPr>
-            <w:hyperlink w:history="1" r:id="rIdqakwwpj1lcllqof7snjdv">
+            <w:hyperlink w:history="1" r:id="rIdxcajb91ylhbd2vfsagtoe">
               <w:r>
                 <w:rPr>
                   <w:rFonts w:ascii="Arial" w:cs="Arial" w:eastAsia="Arial" w:hAnsi="Arial"/>
@@ -25107,7 +25107,7 @@
             <w:pPr>
               <w:spacing w:after="20" w:before="0"/>
             </w:pPr>
-            <w:hyperlink w:history="1" r:id="rIdqvgbbaksnn5n9rjk-doxo">
+            <w:hyperlink w:history="1" r:id="rIdos2yjrdy43pczgrcwppz4">
               <w:r>
                 <w:rPr>
                   <w:rFonts w:ascii="Arial" w:cs="Arial" w:eastAsia="Arial" w:hAnsi="Arial"/>
@@ -25140,7 +25140,7 @@
               <w:spacing w:after="10" w:before="0"/>
               <w:ind w:left="120"/>
             </w:pPr>
-            <w:hyperlink w:history="1" r:id="rIdyvcpnhh7khjd-hxqwli40">
+            <w:hyperlink w:history="1" r:id="rIdimmevfkqqgxriwpeupy7l">
               <w:r>
                 <w:rPr>
                   <w:rFonts w:ascii="Arial" w:cs="Arial" w:eastAsia="Arial" w:hAnsi="Arial"/>
@@ -25185,7 +25185,7 @@
             <w:pPr>
               <w:spacing w:after="20" w:before="0"/>
             </w:pPr>
-            <w:hyperlink w:history="1" r:id="rId-qs0-eywlbupbhiob83jo">
+            <w:hyperlink w:history="1" r:id="rIdce86vfbcvy9er3caykndi">
               <w:r>
                 <w:rPr>
                   <w:rFonts w:ascii="Arial" w:cs="Arial" w:eastAsia="Arial" w:hAnsi="Arial"/>
@@ -25218,7 +25218,7 @@
               <w:spacing w:after="10" w:before="0"/>
               <w:ind w:left="120"/>
             </w:pPr>
-            <w:hyperlink w:history="1" r:id="rId99qh_6swespctcpjefggk">
+            <w:hyperlink w:history="1" r:id="rId-togavivv_mlb5gxt8krl">
               <w:r>
                 <w:rPr>
                   <w:rFonts w:ascii="Arial" w:cs="Arial" w:eastAsia="Arial" w:hAnsi="Arial"/>

--- a/data/outputs/v2/Core_Mathematics/SS2.8_Vectors/Core_Mathematics_Vectors_CBE_LessonSequence.docx
+++ b/data/outputs/v2/Core_Mathematics/SS2.8_Vectors/Core_Mathematics_Vectors_CBE_LessonSequence.docx
@@ -42,6 +42,177 @@
     </w:p>
     <w:p>
       <w:pPr>
+        <w:spacing w:after="80" w:before="120"/>
+      </w:pPr>
+      <w:r>
+        <w:rPr>
+          <w:rFonts w:ascii="Arial" w:cs="Arial" w:eastAsia="Arial" w:hAnsi="Arial"/>
+          <w:b/>
+          <w:bCs/>
+          <w:color w:val="1F3864"/>
+          <w:sz w:val="20"/>
+          <w:szCs w:val="20"/>
+        </w:rPr>
+        <w:t xml:space="preserve">ATTRIBUTION AND LICENSING</w:t>
+      </w:r>
+    </w:p>
+    <w:p>
+      <w:pPr>
+        <w:spacing w:after="60" w:before="0"/>
+      </w:pPr>
+      <w:r>
+        <w:rPr>
+          <w:rFonts w:ascii="Arial" w:cs="Arial" w:eastAsia="Arial" w:hAnsi="Arial"/>
+          <w:b/>
+          <w:bCs/>
+          <w:sz w:val="17"/>
+          <w:szCs w:val="17"/>
+        </w:rPr>
+        <w:t xml:space="preserve">Curriculum Alignment: </w:t>
+      </w:r>
+      <w:r>
+        <w:rPr>
+          <w:rFonts w:ascii="Arial" w:cs="Arial" w:eastAsia="Arial" w:hAnsi="Arial"/>
+          <w:sz w:val="17"/>
+          <w:szCs w:val="17"/>
+        </w:rPr>
+        <w:t xml:space="preserve">Structured in pedagogical alignment with the competence-based curriculum format and learning outcomes established by the Kenya Institute of Curriculum Development (KICD). This material is independently developed and is not officially endorsed or published by KICD.</w:t>
+      </w:r>
+    </w:p>
+    <w:p>
+      <w:pPr>
+        <w:spacing w:after="60" w:before="0"/>
+      </w:pPr>
+      <w:r>
+        <w:rPr>
+          <w:rFonts w:ascii="Arial" w:cs="Arial" w:eastAsia="Arial" w:hAnsi="Arial"/>
+          <w:b/>
+          <w:bCs/>
+          <w:sz w:val="17"/>
+          <w:szCs w:val="17"/>
+        </w:rPr>
+        <w:t xml:space="preserve">Content &amp; Pedagogy: </w:t>
+      </w:r>
+      <w:r>
+        <w:rPr>
+          <w:rFonts w:ascii="Arial" w:cs="Arial" w:eastAsia="Arial" w:hAnsi="Arial"/>
+          <w:sz w:val="17"/>
+          <w:szCs w:val="17"/>
+        </w:rPr>
+        <w:t xml:space="preserve">Developed and adapted by the educator team at SeaVuria (registered 501(c)(3) in the United States and registered NGO in Kenya, No. 872-850A-BF11), who designed the pedagogical framework, lesson templates and exemplar lessons on which this material is based.</w:t>
+      </w:r>
+    </w:p>
+    <w:p>
+      <w:pPr>
+        <w:spacing w:after="60" w:before="0"/>
+      </w:pPr>
+      <w:r>
+        <w:rPr>
+          <w:rFonts w:ascii="Arial" w:cs="Arial" w:eastAsia="Arial" w:hAnsi="Arial"/>
+          <w:b/>
+          <w:bCs/>
+          <w:sz w:val="17"/>
+          <w:szCs w:val="17"/>
+        </w:rPr>
+        <w:t xml:space="preserve">Production &amp; Layout: </w:t>
+      </w:r>
+      <w:r>
+        <w:rPr>
+          <w:rFonts w:ascii="Arial" w:cs="Arial" w:eastAsia="Arial" w:hAnsi="Arial"/>
+          <w:sz w:val="17"/>
+          <w:szCs w:val="17"/>
+        </w:rPr>
+        <w:t xml:space="preserve">Educational design and curriculum sequencing by SeaVuria. Technical layout, structural formatting, and digital optimization/implementation executed in partnership with ARES Education (registered 501(c)(3) in the United States and Canada (as Afretech Aid) and registered NGO in Kenya), with lesson drafting and compilation assisted by AI (Claude, Anthropic).</w:t>
+      </w:r>
+    </w:p>
+    <w:p>
+      <w:pPr>
+        <w:pBdr>
+          <w:bottom w:val="single" w:color="1F3864" w:sz="6" w:space="6"/>
+        </w:pBdr>
+        <w:spacing w:after="60" w:before="0"/>
+      </w:pPr>
+      <w:r>
+        <w:rPr>
+          <w:rFonts w:ascii="Arial" w:cs="Arial" w:eastAsia="Arial" w:hAnsi="Arial"/>
+          <w:b/>
+          <w:bCs/>
+          <w:sz w:val="17"/>
+          <w:szCs w:val="17"/>
+        </w:rPr>
+        <w:t xml:space="preserve">Licensing &amp; Copyright: </w:t>
+      </w:r>
+      <w:r>
+        <w:rPr>
+          <w:rFonts w:ascii="Arial" w:cs="Arial" w:eastAsia="Arial" w:hAnsi="Arial"/>
+          <w:sz w:val="17"/>
+          <w:szCs w:val="17"/>
+        </w:rPr>
+        <w:t xml:space="preserve">© 2026 SeaVuria and ARES. This work is licensed under a </w:t>
+      </w:r>
+      <w:hyperlink w:history="1" r:id="rIdufxlrlvudvllqpu4nyg1d">
+        <w:r>
+          <w:rPr>
+            <w:rFonts w:ascii="Arial" w:cs="Arial" w:eastAsia="Arial" w:hAnsi="Arial"/>
+            <w:color w:val="1F6B75"/>
+            <w:sz w:val="17"/>
+            <w:szCs w:val="17"/>
+            <w:u w:val="single" w:color="1F6B75"/>
+          </w:rPr>
+          <w:t xml:space="preserve">Creative Commons Attribution-NonCommercial 4.0 International License</w:t>
+        </w:r>
+      </w:hyperlink>
+      <w:r>
+        <w:rPr>
+          <w:rFonts w:ascii="Arial" w:cs="Arial" w:eastAsia="Arial" w:hAnsi="Arial"/>
+          <w:sz w:val="17"/>
+          <w:szCs w:val="17"/>
+        </w:rPr>
+        <w:t xml:space="preserve"> (</w:t>
+      </w:r>
+      <w:hyperlink w:history="1" r:id="rIdz4kx7wawlgml1wya6ywch">
+        <w:r>
+          <w:rPr>
+            <w:rFonts w:ascii="Arial" w:cs="Arial" w:eastAsia="Arial" w:hAnsi="Arial"/>
+            <w:color w:val="1F6B75"/>
+            <w:sz w:val="17"/>
+            <w:szCs w:val="17"/>
+            <w:u w:val="single" w:color="1F6B75"/>
+          </w:rPr>
+          <w:t xml:space="preserve">CC BY-NC 4.0</w:t>
+        </w:r>
+      </w:hyperlink>
+      <w:r>
+        <w:rPr>
+          <w:rFonts w:ascii="Arial" w:cs="Arial" w:eastAsia="Arial" w:hAnsi="Arial"/>
+          <w:sz w:val="17"/>
+          <w:szCs w:val="17"/>
+        </w:rPr>
+        <w:t xml:space="preserve">). To view a copy of this license, visit </w:t>
+      </w:r>
+      <w:hyperlink w:history="1" r:id="rIdzb9jplqou2o50athtwwjq">
+        <w:r>
+          <w:rPr>
+            <w:rFonts w:ascii="Arial" w:cs="Arial" w:eastAsia="Arial" w:hAnsi="Arial"/>
+            <w:color w:val="1F6B75"/>
+            <w:sz w:val="17"/>
+            <w:szCs w:val="17"/>
+            <w:u w:val="single" w:color="1F6B75"/>
+          </w:rPr>
+          <w:t xml:space="preserve">https://creativecommons.org/licenses/by-nc/4.0/</w:t>
+        </w:r>
+      </w:hyperlink>
+      <w:r>
+        <w:rPr>
+          <w:rFonts w:ascii="Arial" w:cs="Arial" w:eastAsia="Arial" w:hAnsi="Arial"/>
+          <w:sz w:val="17"/>
+          <w:szCs w:val="17"/>
+        </w:rPr>
+        <w:t xml:space="preserve">. You are free to copy, redistribute, and adapt this material in any medium or format, provided appropriate credit is given and the material is not used for commercial purposes. KICD learning outcomes and curriculum designations reproduced here for alignment purposes remain the property of KICD and are not covered by this license. Linked external resources (e.g. CK-12, Khan Academy, PhET) are subject to their own licenses.</w:t>
+      </w:r>
+    </w:p>
+    <w:p>
+      <w:pPr>
         <w:spacing w:after="120"/>
       </w:pPr>
       <w:r>
@@ -3259,7 +3430,7 @@
             <w:pPr>
               <w:spacing w:after="20" w:before="0"/>
             </w:pPr>
-            <w:hyperlink w:history="1" r:id="rIdu7v6m4uta1dsy6mhm8tbs">
+            <w:hyperlink w:history="1" r:id="rIdaebnb6mtjzkorapxzcpsk">
               <w:r>
                 <w:rPr>
                   <w:rFonts w:ascii="Arial" w:cs="Arial" w:eastAsia="Arial" w:hAnsi="Arial"/>
@@ -3292,7 +3463,7 @@
               <w:spacing w:after="10" w:before="0"/>
               <w:ind w:left="120"/>
             </w:pPr>
-            <w:hyperlink w:history="1" r:id="rIdyymqyql9xos36e_tutru6">
+            <w:hyperlink w:history="1" r:id="rIdtzhcmj_mtfxxkxgfrvao4">
               <w:r>
                 <w:rPr>
                   <w:rFonts w:ascii="Arial" w:cs="Arial" w:eastAsia="Arial" w:hAnsi="Arial"/>
@@ -3337,7 +3508,7 @@
             <w:pPr>
               <w:spacing w:after="20" w:before="0"/>
             </w:pPr>
-            <w:hyperlink w:history="1" r:id="rIdfppjlueuy8c9nzleacyoh">
+            <w:hyperlink w:history="1" r:id="rIdavvd27xo2lum21n-t-ebs">
               <w:r>
                 <w:rPr>
                   <w:rFonts w:ascii="Arial" w:cs="Arial" w:eastAsia="Arial" w:hAnsi="Arial"/>
@@ -3370,7 +3541,7 @@
               <w:spacing w:after="10" w:before="0"/>
               <w:ind w:left="120"/>
             </w:pPr>
-            <w:hyperlink w:history="1" r:id="rIdreacofso3o00ddtq-9hti">
+            <w:hyperlink w:history="1" r:id="rIdibvca4rxtv8pnhagybbjd">
               <w:r>
                 <w:rPr>
                   <w:rFonts w:ascii="Arial" w:cs="Arial" w:eastAsia="Arial" w:hAnsi="Arial"/>
@@ -3565,7 +3736,7 @@
             <w:pPr>
               <w:spacing w:after="20" w:before="0"/>
             </w:pPr>
-            <w:hyperlink w:history="1" r:id="rIdwdeh1m7qwa4dcfepraygi">
+            <w:hyperlink w:history="1" r:id="rIdp6px6uui6sbibxwdrqwfb">
               <w:r>
                 <w:rPr>
                   <w:rFonts w:ascii="Arial" w:cs="Arial" w:eastAsia="Arial" w:hAnsi="Arial"/>
@@ -3598,7 +3769,7 @@
               <w:spacing w:after="10" w:before="0"/>
               <w:ind w:left="120"/>
             </w:pPr>
-            <w:hyperlink w:history="1" r:id="rIdtybuorju0u3yvi9vcr_49">
+            <w:hyperlink w:history="1" r:id="rIdgtsqfeqr-r3osj1xd4gq4">
               <w:r>
                 <w:rPr>
                   <w:rFonts w:ascii="Arial" w:cs="Arial" w:eastAsia="Arial" w:hAnsi="Arial"/>
@@ -3643,7 +3814,7 @@
             <w:pPr>
               <w:spacing w:after="20" w:before="0"/>
             </w:pPr>
-            <w:hyperlink w:history="1" r:id="rIdqunmi_tvrr9osawgipnar">
+            <w:hyperlink w:history="1" r:id="rIdewa_winvkve2wc9ropk5i">
               <w:r>
                 <w:rPr>
                   <w:rFonts w:ascii="Arial" w:cs="Arial" w:eastAsia="Arial" w:hAnsi="Arial"/>
@@ -3676,7 +3847,7 @@
               <w:spacing w:after="10" w:before="0"/>
               <w:ind w:left="120"/>
             </w:pPr>
-            <w:hyperlink w:history="1" r:id="rIdkszy0stvlrr8z_xc69h_9">
+            <w:hyperlink w:history="1" r:id="rId32vc7thq46wd85edgwzwc">
               <w:r>
                 <w:rPr>
                   <w:rFonts w:ascii="Arial" w:cs="Arial" w:eastAsia="Arial" w:hAnsi="Arial"/>
@@ -3871,7 +4042,7 @@
             <w:pPr>
               <w:spacing w:after="20" w:before="0"/>
             </w:pPr>
-            <w:hyperlink w:history="1" r:id="rIdz7mh53bu-ajkjjoff-9fv">
+            <w:hyperlink w:history="1" r:id="rId-kulg07kgf7dglnbbgybr">
               <w:r>
                 <w:rPr>
                   <w:rFonts w:ascii="Arial" w:cs="Arial" w:eastAsia="Arial" w:hAnsi="Arial"/>
@@ -3904,7 +4075,7 @@
               <w:spacing w:after="10" w:before="0"/>
               <w:ind w:left="120"/>
             </w:pPr>
-            <w:hyperlink w:history="1" r:id="rIdp089_33ybksoecfq7-wld">
+            <w:hyperlink w:history="1" r:id="rIdzpabmebgdluz1mh-1cxya">
               <w:r>
                 <w:rPr>
                   <w:rFonts w:ascii="Arial" w:cs="Arial" w:eastAsia="Arial" w:hAnsi="Arial"/>
@@ -3949,7 +4120,7 @@
             <w:pPr>
               <w:spacing w:after="20" w:before="0"/>
             </w:pPr>
-            <w:hyperlink w:history="1" r:id="rIds-ym9lkbzv9iwd0hiomdx">
+            <w:hyperlink w:history="1" r:id="rId5rppiswmheqhpf30xjlc7">
               <w:r>
                 <w:rPr>
                   <w:rFonts w:ascii="Arial" w:cs="Arial" w:eastAsia="Arial" w:hAnsi="Arial"/>
@@ -3982,7 +4153,7 @@
               <w:spacing w:after="10" w:before="0"/>
               <w:ind w:left="120"/>
             </w:pPr>
-            <w:hyperlink w:history="1" r:id="rIdzo1accwhvcs9mdblnz-gn">
+            <w:hyperlink w:history="1" r:id="rIdvdekzh5aalcm0_grh5_bx">
               <w:r>
                 <w:rPr>
                   <w:rFonts w:ascii="Arial" w:cs="Arial" w:eastAsia="Arial" w:hAnsi="Arial"/>
@@ -4177,7 +4348,7 @@
             <w:pPr>
               <w:spacing w:after="20" w:before="0"/>
             </w:pPr>
-            <w:hyperlink w:history="1" r:id="rId_ed1d3jz1mp7ujm5tfmo4">
+            <w:hyperlink w:history="1" r:id="rId7qsjqz-r-c7jtxhmunukt">
               <w:r>
                 <w:rPr>
                   <w:rFonts w:ascii="Arial" w:cs="Arial" w:eastAsia="Arial" w:hAnsi="Arial"/>
@@ -4210,7 +4381,7 @@
               <w:spacing w:after="10" w:before="0"/>
               <w:ind w:left="120"/>
             </w:pPr>
-            <w:hyperlink w:history="1" r:id="rIdml9tn268c2l3dynpep8js">
+            <w:hyperlink w:history="1" r:id="rId04o-qwb5cspxn754q1rhz">
               <w:r>
                 <w:rPr>
                   <w:rFonts w:ascii="Arial" w:cs="Arial" w:eastAsia="Arial" w:hAnsi="Arial"/>
@@ -4255,7 +4426,7 @@
             <w:pPr>
               <w:spacing w:after="20" w:before="0"/>
             </w:pPr>
-            <w:hyperlink w:history="1" r:id="rIdwirlaqn16u08w7vahemci">
+            <w:hyperlink w:history="1" r:id="rIdm0l26rqj1crb_iinfyame">
               <w:r>
                 <w:rPr>
                   <w:rFonts w:ascii="Arial" w:cs="Arial" w:eastAsia="Arial" w:hAnsi="Arial"/>
@@ -4288,7 +4459,7 @@
               <w:spacing w:after="10" w:before="0"/>
               <w:ind w:left="120"/>
             </w:pPr>
-            <w:hyperlink w:history="1" r:id="rIdlvkl50getgbw9mznhuhfv">
+            <w:hyperlink w:history="1" r:id="rIduplwtr_-d0gx9ac1exnuz">
               <w:r>
                 <w:rPr>
                   <w:rFonts w:ascii="Arial" w:cs="Arial" w:eastAsia="Arial" w:hAnsi="Arial"/>
@@ -4483,7 +4654,7 @@
             <w:pPr>
               <w:spacing w:after="20" w:before="0"/>
             </w:pPr>
-            <w:hyperlink w:history="1" r:id="rIdxg__akxzebc0cn1esymj3">
+            <w:hyperlink w:history="1" r:id="rIdqrn40qxdrkynkigb-uxmf">
               <w:r>
                 <w:rPr>
                   <w:rFonts w:ascii="Arial" w:cs="Arial" w:eastAsia="Arial" w:hAnsi="Arial"/>
@@ -4516,7 +4687,7 @@
               <w:spacing w:after="10" w:before="0"/>
               <w:ind w:left="120"/>
             </w:pPr>
-            <w:hyperlink w:history="1" r:id="rId_vxnmqa3icn9apqd0ijzj">
+            <w:hyperlink w:history="1" r:id="rId-2skwuc4eztp-yqxikmas">
               <w:r>
                 <w:rPr>
                   <w:rFonts w:ascii="Arial" w:cs="Arial" w:eastAsia="Arial" w:hAnsi="Arial"/>
@@ -4561,7 +4732,7 @@
             <w:pPr>
               <w:spacing w:after="20" w:before="0"/>
             </w:pPr>
-            <w:hyperlink w:history="1" r:id="rIdzfyyut_ccjagn5tnk-q8n">
+            <w:hyperlink w:history="1" r:id="rIduayf-xu7lj_5amq805wl3">
               <w:r>
                 <w:rPr>
                   <w:rFonts w:ascii="Arial" w:cs="Arial" w:eastAsia="Arial" w:hAnsi="Arial"/>
@@ -4594,7 +4765,7 @@
               <w:spacing w:after="10" w:before="0"/>
               <w:ind w:left="120"/>
             </w:pPr>
-            <w:hyperlink w:history="1" r:id="rIdhm6qfbfmxxi6kzsrikssd">
+            <w:hyperlink w:history="1" r:id="rIdvmnixdz_ivwj-2fubsb3v">
               <w:r>
                 <w:rPr>
                   <w:rFonts w:ascii="Arial" w:cs="Arial" w:eastAsia="Arial" w:hAnsi="Arial"/>
@@ -5090,6 +5261,65 @@
         </w:tc>
       </w:tr>
     </w:tbl>
+    <w:p>
+      <w:pPr>
+        <w:pBdr>
+          <w:top w:val="single" w:color="BBBBBB" w:sz="4" w:space="4"/>
+        </w:pBdr>
+        <w:spacing w:after="0" w:before="160"/>
+      </w:pPr>
+      <w:r>
+        <w:rPr>
+          <w:rFonts w:ascii="Arial" w:cs="Arial" w:eastAsia="Arial" w:hAnsi="Arial"/>
+          <w:color w:val="666666"/>
+          <w:sz w:val="14"/>
+          <w:szCs w:val="14"/>
+        </w:rPr>
+        <w:t xml:space="preserve">© 2026 SeaVuria and ARES. Aligned with KICD objectives. Developed by SeaVuria; technical implementation by ARES (with AI assistance from Claude). Licensed under </w:t>
+      </w:r>
+      <w:hyperlink w:history="1" r:id="rIds4vxa9_kzfwaoi-1bnzqn">
+        <w:r>
+          <w:rPr>
+            <w:rFonts w:ascii="Arial" w:cs="Arial" w:eastAsia="Arial" w:hAnsi="Arial"/>
+            <w:color w:val="1F6B75"/>
+            <w:sz w:val="14"/>
+            <w:szCs w:val="14"/>
+            <w:u w:val="single" w:color="1F6B75"/>
+          </w:rPr>
+          <w:t xml:space="preserve">CC BY-NC 4.0</w:t>
+        </w:r>
+      </w:hyperlink>
+      <w:r>
+        <w:rPr>
+          <w:rFonts w:ascii="Arial" w:cs="Arial" w:eastAsia="Arial" w:hAnsi="Arial"/>
+          <w:color w:val="666666"/>
+          <w:sz w:val="14"/>
+          <w:szCs w:val="14"/>
+        </w:rPr>
+        <w:t xml:space="preserve"> (</w:t>
+      </w:r>
+      <w:hyperlink w:history="1" r:id="rIdfqt_wx6y0yt3ls2flrmkt">
+        <w:r>
+          <w:rPr>
+            <w:rFonts w:ascii="Arial" w:cs="Arial" w:eastAsia="Arial" w:hAnsi="Arial"/>
+            <w:color w:val="1F6B75"/>
+            <w:sz w:val="14"/>
+            <w:szCs w:val="14"/>
+            <w:u w:val="single" w:color="1F6B75"/>
+          </w:rPr>
+          <w:t xml:space="preserve">https://creativecommons.org/licenses/by-nc/4.0/</w:t>
+        </w:r>
+      </w:hyperlink>
+      <w:r>
+        <w:rPr>
+          <w:rFonts w:ascii="Arial" w:cs="Arial" w:eastAsia="Arial" w:hAnsi="Arial"/>
+          <w:color w:val="666666"/>
+          <w:sz w:val="14"/>
+          <w:szCs w:val="14"/>
+        </w:rPr>
+        <w:t xml:space="preserve">).</w:t>
+      </w:r>
+    </w:p>
     <w:p>
       <w:r>
         <w:br w:type="page"/>
@@ -6260,7 +6490,7 @@
             <w:pPr>
               <w:spacing w:after="20" w:before="0"/>
             </w:pPr>
-            <w:hyperlink w:history="1" r:id="rId7v_pvwvq63qm4dz6sk8qx">
+            <w:hyperlink w:history="1" r:id="rIdyorvi2jw7fomtxsh7i0w5">
               <w:r>
                 <w:rPr>
                   <w:rFonts w:ascii="Arial" w:cs="Arial" w:eastAsia="Arial" w:hAnsi="Arial"/>
@@ -6293,7 +6523,7 @@
               <w:spacing w:after="10" w:before="0"/>
               <w:ind w:left="120"/>
             </w:pPr>
-            <w:hyperlink w:history="1" r:id="rIdbpl23yq9fga2l5rmub2gi">
+            <w:hyperlink w:history="1" r:id="rIdwwo7yqsvjcxp2fx2wjpzm">
               <w:r>
                 <w:rPr>
                   <w:rFonts w:ascii="Arial" w:cs="Arial" w:eastAsia="Arial" w:hAnsi="Arial"/>
@@ -6338,7 +6568,7 @@
             <w:pPr>
               <w:spacing w:after="20" w:before="0"/>
             </w:pPr>
-            <w:hyperlink w:history="1" r:id="rId8cyvehrlmfagyknjekjqa">
+            <w:hyperlink w:history="1" r:id="rId-fdirgnjydihvy5xghetl">
               <w:r>
                 <w:rPr>
                   <w:rFonts w:ascii="Arial" w:cs="Arial" w:eastAsia="Arial" w:hAnsi="Arial"/>
@@ -6371,7 +6601,7 @@
               <w:spacing w:after="10" w:before="0"/>
               <w:ind w:left="120"/>
             </w:pPr>
-            <w:hyperlink w:history="1" r:id="rIdc353t1q6df0q16hbnk720">
+            <w:hyperlink w:history="1" r:id="rIdvb2bmee2w4-ejib644s9s">
               <w:r>
                 <w:rPr>
                   <w:rFonts w:ascii="Arial" w:cs="Arial" w:eastAsia="Arial" w:hAnsi="Arial"/>
@@ -6566,7 +6796,7 @@
             <w:pPr>
               <w:spacing w:after="20" w:before="0"/>
             </w:pPr>
-            <w:hyperlink w:history="1" r:id="rIdvminars0ipb8i-n7gheuf">
+            <w:hyperlink w:history="1" r:id="rIdojjpin41cyagq-qn08qy8">
               <w:r>
                 <w:rPr>
                   <w:rFonts w:ascii="Arial" w:cs="Arial" w:eastAsia="Arial" w:hAnsi="Arial"/>
@@ -6599,7 +6829,7 @@
               <w:spacing w:after="10" w:before="0"/>
               <w:ind w:left="120"/>
             </w:pPr>
-            <w:hyperlink w:history="1" r:id="rIdwuxoa-byfkxpci9c2gugw">
+            <w:hyperlink w:history="1" r:id="rIdacabxrefpcqbz_l86g1av">
               <w:r>
                 <w:rPr>
                   <w:rFonts w:ascii="Arial" w:cs="Arial" w:eastAsia="Arial" w:hAnsi="Arial"/>
@@ -6644,7 +6874,7 @@
             <w:pPr>
               <w:spacing w:after="20" w:before="0"/>
             </w:pPr>
-            <w:hyperlink w:history="1" r:id="rId6t1mnhrmhjofeodogda9e">
+            <w:hyperlink w:history="1" r:id="rId0zed3yhvpshjn27ut9a7t">
               <w:r>
                 <w:rPr>
                   <w:rFonts w:ascii="Arial" w:cs="Arial" w:eastAsia="Arial" w:hAnsi="Arial"/>
@@ -6677,7 +6907,7 @@
               <w:spacing w:after="10" w:before="0"/>
               <w:ind w:left="120"/>
             </w:pPr>
-            <w:hyperlink w:history="1" r:id="rId3ssb4sdpvjci0bqb28zcg">
+            <w:hyperlink w:history="1" r:id="rIdsuvtz1er_qbldnuhix7au">
               <w:r>
                 <w:rPr>
                   <w:rFonts w:ascii="Arial" w:cs="Arial" w:eastAsia="Arial" w:hAnsi="Arial"/>
@@ -6872,7 +7102,7 @@
             <w:pPr>
               <w:spacing w:after="20" w:before="0"/>
             </w:pPr>
-            <w:hyperlink w:history="1" r:id="rIdrojc8cma4hkukkrjrqhhq">
+            <w:hyperlink w:history="1" r:id="rIdechotrkd4im0naujjjl-c">
               <w:r>
                 <w:rPr>
                   <w:rFonts w:ascii="Arial" w:cs="Arial" w:eastAsia="Arial" w:hAnsi="Arial"/>
@@ -6905,7 +7135,7 @@
               <w:spacing w:after="10" w:before="0"/>
               <w:ind w:left="120"/>
             </w:pPr>
-            <w:hyperlink w:history="1" r:id="rIdfcenvvo3g7sfiy7781hhu">
+            <w:hyperlink w:history="1" r:id="rIdvqgfphham526wwicr7uns">
               <w:r>
                 <w:rPr>
                   <w:rFonts w:ascii="Arial" w:cs="Arial" w:eastAsia="Arial" w:hAnsi="Arial"/>
@@ -6950,7 +7180,7 @@
             <w:pPr>
               <w:spacing w:after="20" w:before="0"/>
             </w:pPr>
-            <w:hyperlink w:history="1" r:id="rIdfpknks0dr4iuh6g8-pxwq">
+            <w:hyperlink w:history="1" r:id="rIdwg6dkhfz4h2kqqmfblujh">
               <w:r>
                 <w:rPr>
                   <w:rFonts w:ascii="Arial" w:cs="Arial" w:eastAsia="Arial" w:hAnsi="Arial"/>
@@ -6983,7 +7213,7 @@
               <w:spacing w:after="10" w:before="0"/>
               <w:ind w:left="120"/>
             </w:pPr>
-            <w:hyperlink w:history="1" r:id="rIdfw23ue9fycebw8ggydzdf">
+            <w:hyperlink w:history="1" r:id="rIdwdkwhszcsago96kiwhmez">
               <w:r>
                 <w:rPr>
                   <w:rFonts w:ascii="Arial" w:cs="Arial" w:eastAsia="Arial" w:hAnsi="Arial"/>
@@ -7178,7 +7408,7 @@
             <w:pPr>
               <w:spacing w:after="20" w:before="0"/>
             </w:pPr>
-            <w:hyperlink w:history="1" r:id="rId4lskioxvys4eiwot_4njz">
+            <w:hyperlink w:history="1" r:id="rIdgbbyr1zwmrhucmhpkireq">
               <w:r>
                 <w:rPr>
                   <w:rFonts w:ascii="Arial" w:cs="Arial" w:eastAsia="Arial" w:hAnsi="Arial"/>
@@ -7211,7 +7441,7 @@
               <w:spacing w:after="10" w:before="0"/>
               <w:ind w:left="120"/>
             </w:pPr>
-            <w:hyperlink w:history="1" r:id="rId3uf_tsmenwcsum2jcty9z">
+            <w:hyperlink w:history="1" r:id="rId4qrtowsfqyapnkhpjphkx">
               <w:r>
                 <w:rPr>
                   <w:rFonts w:ascii="Arial" w:cs="Arial" w:eastAsia="Arial" w:hAnsi="Arial"/>
@@ -7256,7 +7486,7 @@
             <w:pPr>
               <w:spacing w:after="20" w:before="0"/>
             </w:pPr>
-            <w:hyperlink w:history="1" r:id="rIddijc4-vrxgc12cyyiscya">
+            <w:hyperlink w:history="1" r:id="rIdjtqwlzpoubswr9hvxt5ip">
               <w:r>
                 <w:rPr>
                   <w:rFonts w:ascii="Arial" w:cs="Arial" w:eastAsia="Arial" w:hAnsi="Arial"/>
@@ -7289,7 +7519,7 @@
               <w:spacing w:after="10" w:before="0"/>
               <w:ind w:left="120"/>
             </w:pPr>
-            <w:hyperlink w:history="1" r:id="rIdesygtvc2ygmelzc2ab92r">
+            <w:hyperlink w:history="1" r:id="rIdkb3ggr5q-rsryfuoxgwkg">
               <w:r>
                 <w:rPr>
                   <w:rFonts w:ascii="Arial" w:cs="Arial" w:eastAsia="Arial" w:hAnsi="Arial"/>
@@ -7484,7 +7714,7 @@
             <w:pPr>
               <w:spacing w:after="20" w:before="0"/>
             </w:pPr>
-            <w:hyperlink w:history="1" r:id="rIdjrb210we-ajdq6yj-cs3m">
+            <w:hyperlink w:history="1" r:id="rId9ax2iknslq56ytbuwrqzi">
               <w:r>
                 <w:rPr>
                   <w:rFonts w:ascii="Arial" w:cs="Arial" w:eastAsia="Arial" w:hAnsi="Arial"/>
@@ -7517,7 +7747,7 @@
               <w:spacing w:after="10" w:before="0"/>
               <w:ind w:left="120"/>
             </w:pPr>
-            <w:hyperlink w:history="1" r:id="rId2nnoaywl1_xb3j0ppw5k2">
+            <w:hyperlink w:history="1" r:id="rIdxorizrwppqymu9lve19yj">
               <w:r>
                 <w:rPr>
                   <w:rFonts w:ascii="Arial" w:cs="Arial" w:eastAsia="Arial" w:hAnsi="Arial"/>
@@ -7562,7 +7792,7 @@
             <w:pPr>
               <w:spacing w:after="20" w:before="0"/>
             </w:pPr>
-            <w:hyperlink w:history="1" r:id="rIdsrblmm4ejmzdspj-az6ke">
+            <w:hyperlink w:history="1" r:id="rIdnnkiveld4fiamvsiiovhu">
               <w:r>
                 <w:rPr>
                   <w:rFonts w:ascii="Arial" w:cs="Arial" w:eastAsia="Arial" w:hAnsi="Arial"/>
@@ -7595,7 +7825,7 @@
               <w:spacing w:after="10" w:before="0"/>
               <w:ind w:left="120"/>
             </w:pPr>
-            <w:hyperlink w:history="1" r:id="rIdf9lmcj5jdwpn9hht0985w">
+            <w:hyperlink w:history="1" r:id="rIddhvz2dgho6inakvel9pin">
               <w:r>
                 <w:rPr>
                   <w:rFonts w:ascii="Arial" w:cs="Arial" w:eastAsia="Arial" w:hAnsi="Arial"/>
@@ -8167,6 +8397,65 @@
         </w:tc>
       </w:tr>
     </w:tbl>
+    <w:p>
+      <w:pPr>
+        <w:pBdr>
+          <w:top w:val="single" w:color="BBBBBB" w:sz="4" w:space="4"/>
+        </w:pBdr>
+        <w:spacing w:after="0" w:before="160"/>
+      </w:pPr>
+      <w:r>
+        <w:rPr>
+          <w:rFonts w:ascii="Arial" w:cs="Arial" w:eastAsia="Arial" w:hAnsi="Arial"/>
+          <w:color w:val="666666"/>
+          <w:sz w:val="14"/>
+          <w:szCs w:val="14"/>
+        </w:rPr>
+        <w:t xml:space="preserve">© 2026 SeaVuria and ARES. Aligned with KICD objectives. Developed by SeaVuria; technical implementation by ARES (with AI assistance from Claude). Licensed under </w:t>
+      </w:r>
+      <w:hyperlink w:history="1" r:id="rIdhbk3nxcpnh3ov5iezxtkm">
+        <w:r>
+          <w:rPr>
+            <w:rFonts w:ascii="Arial" w:cs="Arial" w:eastAsia="Arial" w:hAnsi="Arial"/>
+            <w:color w:val="1F6B75"/>
+            <w:sz w:val="14"/>
+            <w:szCs w:val="14"/>
+            <w:u w:val="single" w:color="1F6B75"/>
+          </w:rPr>
+          <w:t xml:space="preserve">CC BY-NC 4.0</w:t>
+        </w:r>
+      </w:hyperlink>
+      <w:r>
+        <w:rPr>
+          <w:rFonts w:ascii="Arial" w:cs="Arial" w:eastAsia="Arial" w:hAnsi="Arial"/>
+          <w:color w:val="666666"/>
+          <w:sz w:val="14"/>
+          <w:szCs w:val="14"/>
+        </w:rPr>
+        <w:t xml:space="preserve"> (</w:t>
+      </w:r>
+      <w:hyperlink w:history="1" r:id="rIdt5l24zcxxjda1yyufo3kn">
+        <w:r>
+          <w:rPr>
+            <w:rFonts w:ascii="Arial" w:cs="Arial" w:eastAsia="Arial" w:hAnsi="Arial"/>
+            <w:color w:val="1F6B75"/>
+            <w:sz w:val="14"/>
+            <w:szCs w:val="14"/>
+            <w:u w:val="single" w:color="1F6B75"/>
+          </w:rPr>
+          <w:t xml:space="preserve">https://creativecommons.org/licenses/by-nc/4.0/</w:t>
+        </w:r>
+      </w:hyperlink>
+      <w:r>
+        <w:rPr>
+          <w:rFonts w:ascii="Arial" w:cs="Arial" w:eastAsia="Arial" w:hAnsi="Arial"/>
+          <w:color w:val="666666"/>
+          <w:sz w:val="14"/>
+          <w:szCs w:val="14"/>
+        </w:rPr>
+        <w:t xml:space="preserve">).</w:t>
+      </w:r>
+    </w:p>
     <w:p>
       <w:r>
         <w:br w:type="page"/>
@@ -9158,7 +9447,7 @@
             <w:pPr>
               <w:spacing w:after="20" w:before="0"/>
             </w:pPr>
-            <w:hyperlink w:history="1" r:id="rIdvmjk8hikdkdh3ems4qbha">
+            <w:hyperlink w:history="1" r:id="rIdnbkr8wplrdrj5jtgjwk-u">
               <w:r>
                 <w:rPr>
                   <w:rFonts w:ascii="Arial" w:cs="Arial" w:eastAsia="Arial" w:hAnsi="Arial"/>
@@ -9191,7 +9480,7 @@
               <w:spacing w:after="10" w:before="0"/>
               <w:ind w:left="120"/>
             </w:pPr>
-            <w:hyperlink w:history="1" r:id="rIdwpwpp-zm9kb6ejeswckss">
+            <w:hyperlink w:history="1" r:id="rIdtffepde_prbgcwb7egduv">
               <w:r>
                 <w:rPr>
                   <w:rFonts w:ascii="Arial" w:cs="Arial" w:eastAsia="Arial" w:hAnsi="Arial"/>
@@ -9236,7 +9525,7 @@
             <w:pPr>
               <w:spacing w:after="20" w:before="0"/>
             </w:pPr>
-            <w:hyperlink w:history="1" r:id="rId0c8isbj6yi297yznz3ec9">
+            <w:hyperlink w:history="1" r:id="rId1ypgowzdpzyacukcqf8r0">
               <w:r>
                 <w:rPr>
                   <w:rFonts w:ascii="Arial" w:cs="Arial" w:eastAsia="Arial" w:hAnsi="Arial"/>
@@ -9269,7 +9558,7 @@
               <w:spacing w:after="10" w:before="0"/>
               <w:ind w:left="120"/>
             </w:pPr>
-            <w:hyperlink w:history="1" r:id="rIdxnzhppwnwihvtlsym_r-s">
+            <w:hyperlink w:history="1" r:id="rIdzinxtfkjqcoex0nibdirp">
               <w:r>
                 <w:rPr>
                   <w:rFonts w:ascii="Arial" w:cs="Arial" w:eastAsia="Arial" w:hAnsi="Arial"/>
@@ -9464,7 +9753,7 @@
             <w:pPr>
               <w:spacing w:after="20" w:before="0"/>
             </w:pPr>
-            <w:hyperlink w:history="1" r:id="rId21dzpqjqgcyydqczld4wh">
+            <w:hyperlink w:history="1" r:id="rIdunoiojjhwyhxzizjea-dm">
               <w:r>
                 <w:rPr>
                   <w:rFonts w:ascii="Arial" w:cs="Arial" w:eastAsia="Arial" w:hAnsi="Arial"/>
@@ -9497,7 +9786,7 @@
               <w:spacing w:after="10" w:before="0"/>
               <w:ind w:left="120"/>
             </w:pPr>
-            <w:hyperlink w:history="1" r:id="rIdfqn9x7cktia_3y-ys__eh">
+            <w:hyperlink w:history="1" r:id="rIdgm51tyjhlalyk6-j0zwye">
               <w:r>
                 <w:rPr>
                   <w:rFonts w:ascii="Arial" w:cs="Arial" w:eastAsia="Arial" w:hAnsi="Arial"/>
@@ -9542,7 +9831,7 @@
             <w:pPr>
               <w:spacing w:after="20" w:before="0"/>
             </w:pPr>
-            <w:hyperlink w:history="1" r:id="rIdhi_8vjhbrwua54gbvbtka">
+            <w:hyperlink w:history="1" r:id="rIduhzrwgf2kge6qmpaq0ig3">
               <w:r>
                 <w:rPr>
                   <w:rFonts w:ascii="Arial" w:cs="Arial" w:eastAsia="Arial" w:hAnsi="Arial"/>
@@ -9575,7 +9864,7 @@
               <w:spacing w:after="10" w:before="0"/>
               <w:ind w:left="120"/>
             </w:pPr>
-            <w:hyperlink w:history="1" r:id="rIdqj8cbrk3zg5xnpadk6vi6">
+            <w:hyperlink w:history="1" r:id="rIdifnwirxn-qberioln8o1b">
               <w:r>
                 <w:rPr>
                   <w:rFonts w:ascii="Arial" w:cs="Arial" w:eastAsia="Arial" w:hAnsi="Arial"/>
@@ -9770,7 +10059,7 @@
             <w:pPr>
               <w:spacing w:after="20" w:before="0"/>
             </w:pPr>
-            <w:hyperlink w:history="1" r:id="rIdovz8zzqbx8nbbedmnj5wn">
+            <w:hyperlink w:history="1" r:id="rIdfl0nkiqiir2jvjrcbw4h8">
               <w:r>
                 <w:rPr>
                   <w:rFonts w:ascii="Arial" w:cs="Arial" w:eastAsia="Arial" w:hAnsi="Arial"/>
@@ -9803,7 +10092,7 @@
               <w:spacing w:after="10" w:before="0"/>
               <w:ind w:left="120"/>
             </w:pPr>
-            <w:hyperlink w:history="1" r:id="rIdwxpx8lbd4_aa-ivyzbbpl">
+            <w:hyperlink w:history="1" r:id="rIdcb1x8dfrjf3xathfs1ixw">
               <w:r>
                 <w:rPr>
                   <w:rFonts w:ascii="Arial" w:cs="Arial" w:eastAsia="Arial" w:hAnsi="Arial"/>
@@ -9848,7 +10137,7 @@
             <w:pPr>
               <w:spacing w:after="20" w:before="0"/>
             </w:pPr>
-            <w:hyperlink w:history="1" r:id="rIdhyq522lmgvuomlbgt3yye">
+            <w:hyperlink w:history="1" r:id="rId3mzauw8p_mcsz68t7cdwt">
               <w:r>
                 <w:rPr>
                   <w:rFonts w:ascii="Arial" w:cs="Arial" w:eastAsia="Arial" w:hAnsi="Arial"/>
@@ -9881,7 +10170,7 @@
               <w:spacing w:after="10" w:before="0"/>
               <w:ind w:left="120"/>
             </w:pPr>
-            <w:hyperlink w:history="1" r:id="rIdrzfofqjyqtp79ld8duv2o">
+            <w:hyperlink w:history="1" r:id="rIdvi3fnmc_51f8hlkgu66fr">
               <w:r>
                 <w:rPr>
                   <w:rFonts w:ascii="Arial" w:cs="Arial" w:eastAsia="Arial" w:hAnsi="Arial"/>
@@ -10076,7 +10365,7 @@
             <w:pPr>
               <w:spacing w:after="20" w:before="0"/>
             </w:pPr>
-            <w:hyperlink w:history="1" r:id="rIdjeodeivadzl_jehscd_ox">
+            <w:hyperlink w:history="1" r:id="rIdpn2pekt3slbn47ilp6eop">
               <w:r>
                 <w:rPr>
                   <w:rFonts w:ascii="Arial" w:cs="Arial" w:eastAsia="Arial" w:hAnsi="Arial"/>
@@ -10109,7 +10398,7 @@
               <w:spacing w:after="10" w:before="0"/>
               <w:ind w:left="120"/>
             </w:pPr>
-            <w:hyperlink w:history="1" r:id="rIdt-qefptcz2r6oknlj4rsm">
+            <w:hyperlink w:history="1" r:id="rIdzhcasaiug-ftll_r3tuyj">
               <w:r>
                 <w:rPr>
                   <w:rFonts w:ascii="Arial" w:cs="Arial" w:eastAsia="Arial" w:hAnsi="Arial"/>
@@ -10154,7 +10443,7 @@
             <w:pPr>
               <w:spacing w:after="20" w:before="0"/>
             </w:pPr>
-            <w:hyperlink w:history="1" r:id="rIdnvutxupe1quq5mdomj31g">
+            <w:hyperlink w:history="1" r:id="rId92qli-tt6t6vljrzsbb0o">
               <w:r>
                 <w:rPr>
                   <w:rFonts w:ascii="Arial" w:cs="Arial" w:eastAsia="Arial" w:hAnsi="Arial"/>
@@ -10187,7 +10476,7 @@
               <w:spacing w:after="10" w:before="0"/>
               <w:ind w:left="120"/>
             </w:pPr>
-            <w:hyperlink w:history="1" r:id="rIduowrztjs0jwnxxuzcvluj">
+            <w:hyperlink w:history="1" r:id="rIdfwtayi7xxhqyclcgyyyh_">
               <w:r>
                 <w:rPr>
                   <w:rFonts w:ascii="Arial" w:cs="Arial" w:eastAsia="Arial" w:hAnsi="Arial"/>
@@ -10382,7 +10671,7 @@
             <w:pPr>
               <w:spacing w:after="20" w:before="0"/>
             </w:pPr>
-            <w:hyperlink w:history="1" r:id="rId6tujwuhqou23-_7cmetqf">
+            <w:hyperlink w:history="1" r:id="rIdungsl9p_42z2ugwd3j1rh">
               <w:r>
                 <w:rPr>
                   <w:rFonts w:ascii="Arial" w:cs="Arial" w:eastAsia="Arial" w:hAnsi="Arial"/>
@@ -10415,7 +10704,7 @@
               <w:spacing w:after="10" w:before="0"/>
               <w:ind w:left="120"/>
             </w:pPr>
-            <w:hyperlink w:history="1" r:id="rId5gwqb-fncyzvkwfqc4kex">
+            <w:hyperlink w:history="1" r:id="rIdky0v5pal1dde0duyjwuhv">
               <w:r>
                 <w:rPr>
                   <w:rFonts w:ascii="Arial" w:cs="Arial" w:eastAsia="Arial" w:hAnsi="Arial"/>
@@ -10460,7 +10749,7 @@
             <w:pPr>
               <w:spacing w:after="20" w:before="0"/>
             </w:pPr>
-            <w:hyperlink w:history="1" r:id="rIdacjnoayc7yuxnupilex-w">
+            <w:hyperlink w:history="1" r:id="rIdyfrn1aydldlv76ggxnmth">
               <w:r>
                 <w:rPr>
                   <w:rFonts w:ascii="Arial" w:cs="Arial" w:eastAsia="Arial" w:hAnsi="Arial"/>
@@ -10493,7 +10782,7 @@
               <w:spacing w:after="10" w:before="0"/>
               <w:ind w:left="120"/>
             </w:pPr>
-            <w:hyperlink w:history="1" r:id="rId3oz-vh7u74xjpn9bzlubr">
+            <w:hyperlink w:history="1" r:id="rId3gvf7c-hmzu7gr9glrv7v">
               <w:r>
                 <w:rPr>
                   <w:rFonts w:ascii="Arial" w:cs="Arial" w:eastAsia="Arial" w:hAnsi="Arial"/>
@@ -10989,6 +11278,65 @@
         </w:tc>
       </w:tr>
     </w:tbl>
+    <w:p>
+      <w:pPr>
+        <w:pBdr>
+          <w:top w:val="single" w:color="BBBBBB" w:sz="4" w:space="4"/>
+        </w:pBdr>
+        <w:spacing w:after="0" w:before="160"/>
+      </w:pPr>
+      <w:r>
+        <w:rPr>
+          <w:rFonts w:ascii="Arial" w:cs="Arial" w:eastAsia="Arial" w:hAnsi="Arial"/>
+          <w:color w:val="666666"/>
+          <w:sz w:val="14"/>
+          <w:szCs w:val="14"/>
+        </w:rPr>
+        <w:t xml:space="preserve">© 2026 SeaVuria and ARES. Aligned with KICD objectives. Developed by SeaVuria; technical implementation by ARES (with AI assistance from Claude). Licensed under </w:t>
+      </w:r>
+      <w:hyperlink w:history="1" r:id="rIdlgc2gmcw8_ohsti8_bbdn">
+        <w:r>
+          <w:rPr>
+            <w:rFonts w:ascii="Arial" w:cs="Arial" w:eastAsia="Arial" w:hAnsi="Arial"/>
+            <w:color w:val="1F6B75"/>
+            <w:sz w:val="14"/>
+            <w:szCs w:val="14"/>
+            <w:u w:val="single" w:color="1F6B75"/>
+          </w:rPr>
+          <w:t xml:space="preserve">CC BY-NC 4.0</w:t>
+        </w:r>
+      </w:hyperlink>
+      <w:r>
+        <w:rPr>
+          <w:rFonts w:ascii="Arial" w:cs="Arial" w:eastAsia="Arial" w:hAnsi="Arial"/>
+          <w:color w:val="666666"/>
+          <w:sz w:val="14"/>
+          <w:szCs w:val="14"/>
+        </w:rPr>
+        <w:t xml:space="preserve"> (</w:t>
+      </w:r>
+      <w:hyperlink w:history="1" r:id="rIdn6g413b-uw1ic8qzbdbsu">
+        <w:r>
+          <w:rPr>
+            <w:rFonts w:ascii="Arial" w:cs="Arial" w:eastAsia="Arial" w:hAnsi="Arial"/>
+            <w:color w:val="1F6B75"/>
+            <w:sz w:val="14"/>
+            <w:szCs w:val="14"/>
+            <w:u w:val="single" w:color="1F6B75"/>
+          </w:rPr>
+          <w:t xml:space="preserve">https://creativecommons.org/licenses/by-nc/4.0/</w:t>
+        </w:r>
+      </w:hyperlink>
+      <w:r>
+        <w:rPr>
+          <w:rFonts w:ascii="Arial" w:cs="Arial" w:eastAsia="Arial" w:hAnsi="Arial"/>
+          <w:color w:val="666666"/>
+          <w:sz w:val="14"/>
+          <w:szCs w:val="14"/>
+        </w:rPr>
+        <w:t xml:space="preserve">).</w:t>
+      </w:r>
+    </w:p>
     <w:p>
       <w:r>
         <w:br w:type="page"/>
@@ -11980,7 +12328,7 @@
             <w:pPr>
               <w:spacing w:after="20" w:before="0"/>
             </w:pPr>
-            <w:hyperlink w:history="1" r:id="rId89djlen_tfcxegqv8s1al">
+            <w:hyperlink w:history="1" r:id="rIddeltb1m-5edcv2srviqda">
               <w:r>
                 <w:rPr>
                   <w:rFonts w:ascii="Arial" w:cs="Arial" w:eastAsia="Arial" w:hAnsi="Arial"/>
@@ -12013,7 +12361,7 @@
               <w:spacing w:after="10" w:before="0"/>
               <w:ind w:left="120"/>
             </w:pPr>
-            <w:hyperlink w:history="1" r:id="rIdflxkmk3ve1tvfzhiddzgo">
+            <w:hyperlink w:history="1" r:id="rId6eloc-fjdtkpwy7yxdsni">
               <w:r>
                 <w:rPr>
                   <w:rFonts w:ascii="Arial" w:cs="Arial" w:eastAsia="Arial" w:hAnsi="Arial"/>
@@ -12058,7 +12406,7 @@
             <w:pPr>
               <w:spacing w:after="20" w:before="0"/>
             </w:pPr>
-            <w:hyperlink w:history="1" r:id="rId3y1jqpg6z-jwchz9ydoby">
+            <w:hyperlink w:history="1" r:id="rId_-1ylmxfuvw7y7h4ybtsb">
               <w:r>
                 <w:rPr>
                   <w:rFonts w:ascii="Arial" w:cs="Arial" w:eastAsia="Arial" w:hAnsi="Arial"/>
@@ -12091,7 +12439,7 @@
               <w:spacing w:after="10" w:before="0"/>
               <w:ind w:left="120"/>
             </w:pPr>
-            <w:hyperlink w:history="1" r:id="rIdxip3temyyqduptxggiqhk">
+            <w:hyperlink w:history="1" r:id="rIdyk0vd9iaakqxykzyk9kzk">
               <w:r>
                 <w:rPr>
                   <w:rFonts w:ascii="Arial" w:cs="Arial" w:eastAsia="Arial" w:hAnsi="Arial"/>
@@ -12362,7 +12710,7 @@
             <w:pPr>
               <w:spacing w:after="20" w:before="0"/>
             </w:pPr>
-            <w:hyperlink w:history="1" r:id="rIdnnecfhz32cyk2tcn0njrw">
+            <w:hyperlink w:history="1" r:id="rId93sppcshzxf998dk64qfp">
               <w:r>
                 <w:rPr>
                   <w:rFonts w:ascii="Arial" w:cs="Arial" w:eastAsia="Arial" w:hAnsi="Arial"/>
@@ -12395,7 +12743,7 @@
               <w:spacing w:after="10" w:before="0"/>
               <w:ind w:left="120"/>
             </w:pPr>
-            <w:hyperlink w:history="1" r:id="rIdpgbrtqo1rdeexoyfjyfdw">
+            <w:hyperlink w:history="1" r:id="rIdeiw9qquuueg2e-sdykr48">
               <w:r>
                 <w:rPr>
                   <w:rFonts w:ascii="Arial" w:cs="Arial" w:eastAsia="Arial" w:hAnsi="Arial"/>
@@ -12440,7 +12788,7 @@
             <w:pPr>
               <w:spacing w:after="20" w:before="0"/>
             </w:pPr>
-            <w:hyperlink w:history="1" r:id="rIdxuoum6dhl8chu-_-w-uoh">
+            <w:hyperlink w:history="1" r:id="rIdqw_m28lrj9zevzrze8sic">
               <w:r>
                 <w:rPr>
                   <w:rFonts w:ascii="Arial" w:cs="Arial" w:eastAsia="Arial" w:hAnsi="Arial"/>
@@ -12473,7 +12821,7 @@
               <w:spacing w:after="10" w:before="0"/>
               <w:ind w:left="120"/>
             </w:pPr>
-            <w:hyperlink w:history="1" r:id="rIdchbt3nyjyfpwrnfine24v">
+            <w:hyperlink w:history="1" r:id="rIdyd1hap738xbuyrvs7xbwt">
               <w:r>
                 <w:rPr>
                   <w:rFonts w:ascii="Arial" w:cs="Arial" w:eastAsia="Arial" w:hAnsi="Arial"/>
@@ -12744,7 +13092,7 @@
             <w:pPr>
               <w:spacing w:after="20" w:before="0"/>
             </w:pPr>
-            <w:hyperlink w:history="1" r:id="rIdjdq9uhrydisgekszqgmo5">
+            <w:hyperlink w:history="1" r:id="rIdleeacdgg6vx9oagizcxa-">
               <w:r>
                 <w:rPr>
                   <w:rFonts w:ascii="Arial" w:cs="Arial" w:eastAsia="Arial" w:hAnsi="Arial"/>
@@ -12777,7 +13125,7 @@
               <w:spacing w:after="10" w:before="0"/>
               <w:ind w:left="120"/>
             </w:pPr>
-            <w:hyperlink w:history="1" r:id="rId3e29-me9o7sj2u6tqiz-f">
+            <w:hyperlink w:history="1" r:id="rIde2ltmbzeeyd5plicp8qds">
               <w:r>
                 <w:rPr>
                   <w:rFonts w:ascii="Arial" w:cs="Arial" w:eastAsia="Arial" w:hAnsi="Arial"/>
@@ -12822,7 +13170,7 @@
             <w:pPr>
               <w:spacing w:after="20" w:before="0"/>
             </w:pPr>
-            <w:hyperlink w:history="1" r:id="rIdhclidoqmvw1azmg39z2o8">
+            <w:hyperlink w:history="1" r:id="rIdhmpxoioautuvwbb-l5on-">
               <w:r>
                 <w:rPr>
                   <w:rFonts w:ascii="Arial" w:cs="Arial" w:eastAsia="Arial" w:hAnsi="Arial"/>
@@ -12855,7 +13203,7 @@
               <w:spacing w:after="10" w:before="0"/>
               <w:ind w:left="120"/>
             </w:pPr>
-            <w:hyperlink w:history="1" r:id="rIdp3lbftccuuyst_wd3a5pl">
+            <w:hyperlink w:history="1" r:id="rIdsouhewbzkwjm55kpagcij">
               <w:r>
                 <w:rPr>
                   <w:rFonts w:ascii="Arial" w:cs="Arial" w:eastAsia="Arial" w:hAnsi="Arial"/>
@@ -13126,7 +13474,7 @@
             <w:pPr>
               <w:spacing w:after="20" w:before="0"/>
             </w:pPr>
-            <w:hyperlink w:history="1" r:id="rIdc3rasjzg9ase2pvthzlml">
+            <w:hyperlink w:history="1" r:id="rIdwkrkvpbzff8kdyeyzrwhz">
               <w:r>
                 <w:rPr>
                   <w:rFonts w:ascii="Arial" w:cs="Arial" w:eastAsia="Arial" w:hAnsi="Arial"/>
@@ -13159,7 +13507,7 @@
               <w:spacing w:after="10" w:before="0"/>
               <w:ind w:left="120"/>
             </w:pPr>
-            <w:hyperlink w:history="1" r:id="rIdlquyvohmd-qyqwe4nwxcp">
+            <w:hyperlink w:history="1" r:id="rId2qzqxsh9qsez6kagqupvu">
               <w:r>
                 <w:rPr>
                   <w:rFonts w:ascii="Arial" w:cs="Arial" w:eastAsia="Arial" w:hAnsi="Arial"/>
@@ -13204,7 +13552,7 @@
             <w:pPr>
               <w:spacing w:after="20" w:before="0"/>
             </w:pPr>
-            <w:hyperlink w:history="1" r:id="rIdgig_uo5ntwfppkupqnonr">
+            <w:hyperlink w:history="1" r:id="rIdcad8pwx1fmpccf2b6uhoe">
               <w:r>
                 <w:rPr>
                   <w:rFonts w:ascii="Arial" w:cs="Arial" w:eastAsia="Arial" w:hAnsi="Arial"/>
@@ -13237,7 +13585,7 @@
               <w:spacing w:after="10" w:before="0"/>
               <w:ind w:left="120"/>
             </w:pPr>
-            <w:hyperlink w:history="1" r:id="rIdcp6myf4oqos4ohj_hbc1v">
+            <w:hyperlink w:history="1" r:id="rIdjvwj-iimq0fkcdpg7lpda">
               <w:r>
                 <w:rPr>
                   <w:rFonts w:ascii="Arial" w:cs="Arial" w:eastAsia="Arial" w:hAnsi="Arial"/>
@@ -13508,7 +13856,7 @@
             <w:pPr>
               <w:spacing w:after="20" w:before="0"/>
             </w:pPr>
-            <w:hyperlink w:history="1" r:id="rIdezfw6fim3x4wd4h2mr3fm">
+            <w:hyperlink w:history="1" r:id="rIdqjdqyat9asue7yqzkytiv">
               <w:r>
                 <w:rPr>
                   <w:rFonts w:ascii="Arial" w:cs="Arial" w:eastAsia="Arial" w:hAnsi="Arial"/>
@@ -13541,7 +13889,7 @@
               <w:spacing w:after="10" w:before="0"/>
               <w:ind w:left="120"/>
             </w:pPr>
-            <w:hyperlink w:history="1" r:id="rIdffimfk2d1zaedivdztkne">
+            <w:hyperlink w:history="1" r:id="rIdfpqp6axdvnbgojeuf529f">
               <w:r>
                 <w:rPr>
                   <w:rFonts w:ascii="Arial" w:cs="Arial" w:eastAsia="Arial" w:hAnsi="Arial"/>
@@ -13586,7 +13934,7 @@
             <w:pPr>
               <w:spacing w:after="20" w:before="0"/>
             </w:pPr>
-            <w:hyperlink w:history="1" r:id="rIdj8-7weigb_z7-xqrs-ehl">
+            <w:hyperlink w:history="1" r:id="rIdcbfywubhoxromdh3iqjas">
               <w:r>
                 <w:rPr>
                   <w:rFonts w:ascii="Arial" w:cs="Arial" w:eastAsia="Arial" w:hAnsi="Arial"/>
@@ -13619,7 +13967,7 @@
               <w:spacing w:after="10" w:before="0"/>
               <w:ind w:left="120"/>
             </w:pPr>
-            <w:hyperlink w:history="1" r:id="rId8jrcvzowea6b37kxhu6tb">
+            <w:hyperlink w:history="1" r:id="rId5qtisi2j5kaosgotmnlnn">
               <w:r>
                 <w:rPr>
                   <w:rFonts w:ascii="Arial" w:cs="Arial" w:eastAsia="Arial" w:hAnsi="Arial"/>
@@ -14191,6 +14539,65 @@
         </w:tc>
       </w:tr>
     </w:tbl>
+    <w:p>
+      <w:pPr>
+        <w:pBdr>
+          <w:top w:val="single" w:color="BBBBBB" w:sz="4" w:space="4"/>
+        </w:pBdr>
+        <w:spacing w:after="0" w:before="160"/>
+      </w:pPr>
+      <w:r>
+        <w:rPr>
+          <w:rFonts w:ascii="Arial" w:cs="Arial" w:eastAsia="Arial" w:hAnsi="Arial"/>
+          <w:color w:val="666666"/>
+          <w:sz w:val="14"/>
+          <w:szCs w:val="14"/>
+        </w:rPr>
+        <w:t xml:space="preserve">© 2026 SeaVuria and ARES. Aligned with KICD objectives. Developed by SeaVuria; technical implementation by ARES (with AI assistance from Claude). Licensed under </w:t>
+      </w:r>
+      <w:hyperlink w:history="1" r:id="rIdspqr-moezyoccerklel1f">
+        <w:r>
+          <w:rPr>
+            <w:rFonts w:ascii="Arial" w:cs="Arial" w:eastAsia="Arial" w:hAnsi="Arial"/>
+            <w:color w:val="1F6B75"/>
+            <w:sz w:val="14"/>
+            <w:szCs w:val="14"/>
+            <w:u w:val="single" w:color="1F6B75"/>
+          </w:rPr>
+          <w:t xml:space="preserve">CC BY-NC 4.0</w:t>
+        </w:r>
+      </w:hyperlink>
+      <w:r>
+        <w:rPr>
+          <w:rFonts w:ascii="Arial" w:cs="Arial" w:eastAsia="Arial" w:hAnsi="Arial"/>
+          <w:color w:val="666666"/>
+          <w:sz w:val="14"/>
+          <w:szCs w:val="14"/>
+        </w:rPr>
+        <w:t xml:space="preserve"> (</w:t>
+      </w:r>
+      <w:hyperlink w:history="1" r:id="rId92f4blerh64x3fjarqocm">
+        <w:r>
+          <w:rPr>
+            <w:rFonts w:ascii="Arial" w:cs="Arial" w:eastAsia="Arial" w:hAnsi="Arial"/>
+            <w:color w:val="1F6B75"/>
+            <w:sz w:val="14"/>
+            <w:szCs w:val="14"/>
+            <w:u w:val="single" w:color="1F6B75"/>
+          </w:rPr>
+          <w:t xml:space="preserve">https://creativecommons.org/licenses/by-nc/4.0/</w:t>
+        </w:r>
+      </w:hyperlink>
+      <w:r>
+        <w:rPr>
+          <w:rFonts w:ascii="Arial" w:cs="Arial" w:eastAsia="Arial" w:hAnsi="Arial"/>
+          <w:color w:val="666666"/>
+          <w:sz w:val="14"/>
+          <w:szCs w:val="14"/>
+        </w:rPr>
+        <w:t xml:space="preserve">).</w:t>
+      </w:r>
+    </w:p>
     <w:p>
       <w:r>
         <w:br w:type="page"/>
@@ -15182,7 +15589,7 @@
             <w:pPr>
               <w:spacing w:after="20" w:before="0"/>
             </w:pPr>
-            <w:hyperlink w:history="1" r:id="rIdyyqemtledt2fn27msagmz">
+            <w:hyperlink w:history="1" r:id="rIdqlamr-ydkfpa2sviny_hp">
               <w:r>
                 <w:rPr>
                   <w:rFonts w:ascii="Arial" w:cs="Arial" w:eastAsia="Arial" w:hAnsi="Arial"/>
@@ -15215,7 +15622,7 @@
               <w:spacing w:after="10" w:before="0"/>
               <w:ind w:left="120"/>
             </w:pPr>
-            <w:hyperlink w:history="1" r:id="rIdhqiq_p_a4_gyzz-3um1at">
+            <w:hyperlink w:history="1" r:id="rIdy5jwugthmk5xxx0s0crns">
               <w:r>
                 <w:rPr>
                   <w:rFonts w:ascii="Arial" w:cs="Arial" w:eastAsia="Arial" w:hAnsi="Arial"/>
@@ -15260,7 +15667,7 @@
             <w:pPr>
               <w:spacing w:after="20" w:before="0"/>
             </w:pPr>
-            <w:hyperlink w:history="1" r:id="rIdgi0iidtxei3z0v5gbuqib">
+            <w:hyperlink w:history="1" r:id="rIddtj-u8e4sjc9sx95psw-u">
               <w:r>
                 <w:rPr>
                   <w:rFonts w:ascii="Arial" w:cs="Arial" w:eastAsia="Arial" w:hAnsi="Arial"/>
@@ -15293,7 +15700,7 @@
               <w:spacing w:after="10" w:before="0"/>
               <w:ind w:left="120"/>
             </w:pPr>
-            <w:hyperlink w:history="1" r:id="rIdgy6henroww7v1kk5vcnqc">
+            <w:hyperlink w:history="1" r:id="rIdyo14idgsuwcgotsn_6x_u">
               <w:r>
                 <w:rPr>
                   <w:rFonts w:ascii="Arial" w:cs="Arial" w:eastAsia="Arial" w:hAnsi="Arial"/>
@@ -15488,7 +15895,7 @@
             <w:pPr>
               <w:spacing w:after="20" w:before="0"/>
             </w:pPr>
-            <w:hyperlink w:history="1" r:id="rIdoiy1j-j-eqjqhh9xacrtu">
+            <w:hyperlink w:history="1" r:id="rIddnhralm1ctdabicw0gpli">
               <w:r>
                 <w:rPr>
                   <w:rFonts w:ascii="Arial" w:cs="Arial" w:eastAsia="Arial" w:hAnsi="Arial"/>
@@ -15521,7 +15928,7 @@
               <w:spacing w:after="10" w:before="0"/>
               <w:ind w:left="120"/>
             </w:pPr>
-            <w:hyperlink w:history="1" r:id="rIdhc4rfq-bclbouls4zzn--">
+            <w:hyperlink w:history="1" r:id="rIdkgsxi65yssmvisep5wwoq">
               <w:r>
                 <w:rPr>
                   <w:rFonts w:ascii="Arial" w:cs="Arial" w:eastAsia="Arial" w:hAnsi="Arial"/>
@@ -15566,7 +15973,7 @@
             <w:pPr>
               <w:spacing w:after="20" w:before="0"/>
             </w:pPr>
-            <w:hyperlink w:history="1" r:id="rIdzf80vepmcifk9qphnujde">
+            <w:hyperlink w:history="1" r:id="rId554c1yeg80rp6bh-f_dek">
               <w:r>
                 <w:rPr>
                   <w:rFonts w:ascii="Arial" w:cs="Arial" w:eastAsia="Arial" w:hAnsi="Arial"/>
@@ -15599,7 +16006,7 @@
               <w:spacing w:after="10" w:before="0"/>
               <w:ind w:left="120"/>
             </w:pPr>
-            <w:hyperlink w:history="1" r:id="rIddznxn0hygyydpvuzf77qa">
+            <w:hyperlink w:history="1" r:id="rIdlv3og933caty04fverarr">
               <w:r>
                 <w:rPr>
                   <w:rFonts w:ascii="Arial" w:cs="Arial" w:eastAsia="Arial" w:hAnsi="Arial"/>
@@ -15794,7 +16201,7 @@
             <w:pPr>
               <w:spacing w:after="20" w:before="0"/>
             </w:pPr>
-            <w:hyperlink w:history="1" r:id="rIdzuyvsdpy31xe31tkb33b1">
+            <w:hyperlink w:history="1" r:id="rIdghxca6pixdqzjzsffd81r">
               <w:r>
                 <w:rPr>
                   <w:rFonts w:ascii="Arial" w:cs="Arial" w:eastAsia="Arial" w:hAnsi="Arial"/>
@@ -15827,7 +16234,7 @@
               <w:spacing w:after="10" w:before="0"/>
               <w:ind w:left="120"/>
             </w:pPr>
-            <w:hyperlink w:history="1" r:id="rIde9c3stuysr3d6ie6mcnj2">
+            <w:hyperlink w:history="1" r:id="rIdacj9_fp5hmriz16fx-klh">
               <w:r>
                 <w:rPr>
                   <w:rFonts w:ascii="Arial" w:cs="Arial" w:eastAsia="Arial" w:hAnsi="Arial"/>
@@ -15872,7 +16279,7 @@
             <w:pPr>
               <w:spacing w:after="20" w:before="0"/>
             </w:pPr>
-            <w:hyperlink w:history="1" r:id="rIdpyihxjslwtn_oiqplkv7k">
+            <w:hyperlink w:history="1" r:id="rIdramklc4gjeb8sq05flmjj">
               <w:r>
                 <w:rPr>
                   <w:rFonts w:ascii="Arial" w:cs="Arial" w:eastAsia="Arial" w:hAnsi="Arial"/>
@@ -15905,7 +16312,7 @@
               <w:spacing w:after="10" w:before="0"/>
               <w:ind w:left="120"/>
             </w:pPr>
-            <w:hyperlink w:history="1" r:id="rIdc5r0yzykweyv2mghttu8e">
+            <w:hyperlink w:history="1" r:id="rIdgzp4betpuko-rd1madauh">
               <w:r>
                 <w:rPr>
                   <w:rFonts w:ascii="Arial" w:cs="Arial" w:eastAsia="Arial" w:hAnsi="Arial"/>
@@ -16100,7 +16507,7 @@
             <w:pPr>
               <w:spacing w:after="20" w:before="0"/>
             </w:pPr>
-            <w:hyperlink w:history="1" r:id="rIdqms-7_9ekol-f6ejy79ot">
+            <w:hyperlink w:history="1" r:id="rIdzzl7fjhe1868b1j3flcwv">
               <w:r>
                 <w:rPr>
                   <w:rFonts w:ascii="Arial" w:cs="Arial" w:eastAsia="Arial" w:hAnsi="Arial"/>
@@ -16133,7 +16540,7 @@
               <w:spacing w:after="10" w:before="0"/>
               <w:ind w:left="120"/>
             </w:pPr>
-            <w:hyperlink w:history="1" r:id="rIdnultivbpsel80l_tzjiaa">
+            <w:hyperlink w:history="1" r:id="rIdzdjj6dfjzrgu5gyt35ffj">
               <w:r>
                 <w:rPr>
                   <w:rFonts w:ascii="Arial" w:cs="Arial" w:eastAsia="Arial" w:hAnsi="Arial"/>
@@ -16178,7 +16585,7 @@
             <w:pPr>
               <w:spacing w:after="20" w:before="0"/>
             </w:pPr>
-            <w:hyperlink w:history="1" r:id="rIdk61l8bs3hqsmybgtt6klu">
+            <w:hyperlink w:history="1" r:id="rIdgog9vyx23w5x6tlyq-yws">
               <w:r>
                 <w:rPr>
                   <w:rFonts w:ascii="Arial" w:cs="Arial" w:eastAsia="Arial" w:hAnsi="Arial"/>
@@ -16211,7 +16618,7 @@
               <w:spacing w:after="10" w:before="0"/>
               <w:ind w:left="120"/>
             </w:pPr>
-            <w:hyperlink w:history="1" r:id="rIdz4mzgk-vv93xnrnqrodre">
+            <w:hyperlink w:history="1" r:id="rIdb8-hjtzby2cfg7zl0hmvp">
               <w:r>
                 <w:rPr>
                   <w:rFonts w:ascii="Arial" w:cs="Arial" w:eastAsia="Arial" w:hAnsi="Arial"/>
@@ -16406,7 +16813,7 @@
             <w:pPr>
               <w:spacing w:after="20" w:before="0"/>
             </w:pPr>
-            <w:hyperlink w:history="1" r:id="rIdnbsw8-awu9m7ayracfq4v">
+            <w:hyperlink w:history="1" r:id="rIdcoew-yf6rxrgfv11lrxsb">
               <w:r>
                 <w:rPr>
                   <w:rFonts w:ascii="Arial" w:cs="Arial" w:eastAsia="Arial" w:hAnsi="Arial"/>
@@ -16439,7 +16846,7 @@
               <w:spacing w:after="10" w:before="0"/>
               <w:ind w:left="120"/>
             </w:pPr>
-            <w:hyperlink w:history="1" r:id="rIdjhitzatc6vcwhgaphfiz4">
+            <w:hyperlink w:history="1" r:id="rIdockkjhdwnmjxvepixln3x">
               <w:r>
                 <w:rPr>
                   <w:rFonts w:ascii="Arial" w:cs="Arial" w:eastAsia="Arial" w:hAnsi="Arial"/>
@@ -16484,7 +16891,7 @@
             <w:pPr>
               <w:spacing w:after="20" w:before="0"/>
             </w:pPr>
-            <w:hyperlink w:history="1" r:id="rIdahr_mqn-2lupscgsbj9ak">
+            <w:hyperlink w:history="1" r:id="rIdo2pztrdryhgvvqqbtrpx_">
               <w:r>
                 <w:rPr>
                   <w:rFonts w:ascii="Arial" w:cs="Arial" w:eastAsia="Arial" w:hAnsi="Arial"/>
@@ -16517,7 +16924,7 @@
               <w:spacing w:after="10" w:before="0"/>
               <w:ind w:left="120"/>
             </w:pPr>
-            <w:hyperlink w:history="1" r:id="rIdr8mtxbwicj1slq2y7rjor">
+            <w:hyperlink w:history="1" r:id="rIdyyztufyedhxm92iiot0o_">
               <w:r>
                 <w:rPr>
                   <w:rFonts w:ascii="Arial" w:cs="Arial" w:eastAsia="Arial" w:hAnsi="Arial"/>
@@ -17013,6 +17420,65 @@
         </w:tc>
       </w:tr>
     </w:tbl>
+    <w:p>
+      <w:pPr>
+        <w:pBdr>
+          <w:top w:val="single" w:color="BBBBBB" w:sz="4" w:space="4"/>
+        </w:pBdr>
+        <w:spacing w:after="0" w:before="160"/>
+      </w:pPr>
+      <w:r>
+        <w:rPr>
+          <w:rFonts w:ascii="Arial" w:cs="Arial" w:eastAsia="Arial" w:hAnsi="Arial"/>
+          <w:color w:val="666666"/>
+          <w:sz w:val="14"/>
+          <w:szCs w:val="14"/>
+        </w:rPr>
+        <w:t xml:space="preserve">© 2026 SeaVuria and ARES. Aligned with KICD objectives. Developed by SeaVuria; technical implementation by ARES (with AI assistance from Claude). Licensed under </w:t>
+      </w:r>
+      <w:hyperlink w:history="1" r:id="rIds6hmz6rxcsscodckumpbn">
+        <w:r>
+          <w:rPr>
+            <w:rFonts w:ascii="Arial" w:cs="Arial" w:eastAsia="Arial" w:hAnsi="Arial"/>
+            <w:color w:val="1F6B75"/>
+            <w:sz w:val="14"/>
+            <w:szCs w:val="14"/>
+            <w:u w:val="single" w:color="1F6B75"/>
+          </w:rPr>
+          <w:t xml:space="preserve">CC BY-NC 4.0</w:t>
+        </w:r>
+      </w:hyperlink>
+      <w:r>
+        <w:rPr>
+          <w:rFonts w:ascii="Arial" w:cs="Arial" w:eastAsia="Arial" w:hAnsi="Arial"/>
+          <w:color w:val="666666"/>
+          <w:sz w:val="14"/>
+          <w:szCs w:val="14"/>
+        </w:rPr>
+        <w:t xml:space="preserve"> (</w:t>
+      </w:r>
+      <w:hyperlink w:history="1" r:id="rIdote3w5fbukglz-y3zxdfa">
+        <w:r>
+          <w:rPr>
+            <w:rFonts w:ascii="Arial" w:cs="Arial" w:eastAsia="Arial" w:hAnsi="Arial"/>
+            <w:color w:val="1F6B75"/>
+            <w:sz w:val="14"/>
+            <w:szCs w:val="14"/>
+            <w:u w:val="single" w:color="1F6B75"/>
+          </w:rPr>
+          <w:t xml:space="preserve">https://creativecommons.org/licenses/by-nc/4.0/</w:t>
+        </w:r>
+      </w:hyperlink>
+      <w:r>
+        <w:rPr>
+          <w:rFonts w:ascii="Arial" w:cs="Arial" w:eastAsia="Arial" w:hAnsi="Arial"/>
+          <w:color w:val="666666"/>
+          <w:sz w:val="14"/>
+          <w:szCs w:val="14"/>
+        </w:rPr>
+        <w:t xml:space="preserve">).</w:t>
+      </w:r>
+    </w:p>
     <w:p>
       <w:r>
         <w:br w:type="page"/>
@@ -18163,7 +18629,7 @@
             <w:pPr>
               <w:spacing w:after="20" w:before="0"/>
             </w:pPr>
-            <w:hyperlink w:history="1" r:id="rId20xatvqjvnzrpsdypmpze">
+            <w:hyperlink w:history="1" r:id="rIdwe9fb0fyedaaldgymnn2c">
               <w:r>
                 <w:rPr>
                   <w:rFonts w:ascii="Arial" w:cs="Arial" w:eastAsia="Arial" w:hAnsi="Arial"/>
@@ -18196,7 +18662,7 @@
               <w:spacing w:after="10" w:before="0"/>
               <w:ind w:left="120"/>
             </w:pPr>
-            <w:hyperlink w:history="1" r:id="rIdpbo9prvxceiwjngzjdydu">
+            <w:hyperlink w:history="1" r:id="rId-hss-uai9ycumjn5ufzso">
               <w:r>
                 <w:rPr>
                   <w:rFonts w:ascii="Arial" w:cs="Arial" w:eastAsia="Arial" w:hAnsi="Arial"/>
@@ -18241,7 +18707,7 @@
             <w:pPr>
               <w:spacing w:after="20" w:before="0"/>
             </w:pPr>
-            <w:hyperlink w:history="1" r:id="rIdjmrjzlbqqo88gyzwz79ps">
+            <w:hyperlink w:history="1" r:id="rIdxnosx2ykkbo5qot6yvrpa">
               <w:r>
                 <w:rPr>
                   <w:rFonts w:ascii="Arial" w:cs="Arial" w:eastAsia="Arial" w:hAnsi="Arial"/>
@@ -18274,7 +18740,7 @@
               <w:spacing w:after="10" w:before="0"/>
               <w:ind w:left="120"/>
             </w:pPr>
-            <w:hyperlink w:history="1" r:id="rIdwfkyxumsanvt-z95y4tgo">
+            <w:hyperlink w:history="1" r:id="rIdgazbmj48a3ubyw9z_2ihz">
               <w:r>
                 <w:rPr>
                   <w:rFonts w:ascii="Arial" w:cs="Arial" w:eastAsia="Arial" w:hAnsi="Arial"/>
@@ -18469,7 +18935,7 @@
             <w:pPr>
               <w:spacing w:after="20" w:before="0"/>
             </w:pPr>
-            <w:hyperlink w:history="1" r:id="rIduteiqumqp1obhg9g0_kwg">
+            <w:hyperlink w:history="1" r:id="rIdaoxhunhy5dustakxegxfv">
               <w:r>
                 <w:rPr>
                   <w:rFonts w:ascii="Arial" w:cs="Arial" w:eastAsia="Arial" w:hAnsi="Arial"/>
@@ -18502,7 +18968,7 @@
               <w:spacing w:after="10" w:before="0"/>
               <w:ind w:left="120"/>
             </w:pPr>
-            <w:hyperlink w:history="1" r:id="rIdrebrz1-h7xl7t3h1eqxmi">
+            <w:hyperlink w:history="1" r:id="rIde-rbdbd2qi3jeqmsqi0tx">
               <w:r>
                 <w:rPr>
                   <w:rFonts w:ascii="Arial" w:cs="Arial" w:eastAsia="Arial" w:hAnsi="Arial"/>
@@ -18547,7 +19013,7 @@
             <w:pPr>
               <w:spacing w:after="20" w:before="0"/>
             </w:pPr>
-            <w:hyperlink w:history="1" r:id="rIdv5jqgwc9kpevn5ylrn5km">
+            <w:hyperlink w:history="1" r:id="rIdysfg5unwhqbc7kwmrvue2">
               <w:r>
                 <w:rPr>
                   <w:rFonts w:ascii="Arial" w:cs="Arial" w:eastAsia="Arial" w:hAnsi="Arial"/>
@@ -18580,7 +19046,7 @@
               <w:spacing w:after="10" w:before="0"/>
               <w:ind w:left="120"/>
             </w:pPr>
-            <w:hyperlink w:history="1" r:id="rIdemczoq151-ts4junbvvuc">
+            <w:hyperlink w:history="1" r:id="rId5-luudfwnfemgdkhxvz9r">
               <w:r>
                 <w:rPr>
                   <w:rFonts w:ascii="Arial" w:cs="Arial" w:eastAsia="Arial" w:hAnsi="Arial"/>
@@ -18775,7 +19241,7 @@
             <w:pPr>
               <w:spacing w:after="20" w:before="0"/>
             </w:pPr>
-            <w:hyperlink w:history="1" r:id="rId68ahbmpagh68t0g70g6oe">
+            <w:hyperlink w:history="1" r:id="rIdda_r5i91g86nwvhj61zdj">
               <w:r>
                 <w:rPr>
                   <w:rFonts w:ascii="Arial" w:cs="Arial" w:eastAsia="Arial" w:hAnsi="Arial"/>
@@ -18808,7 +19274,7 @@
               <w:spacing w:after="10" w:before="0"/>
               <w:ind w:left="120"/>
             </w:pPr>
-            <w:hyperlink w:history="1" r:id="rIdqllvqrzgmwso99fdv1cfw">
+            <w:hyperlink w:history="1" r:id="rId4yw_eafxxk1jj_uykq7gr">
               <w:r>
                 <w:rPr>
                   <w:rFonts w:ascii="Arial" w:cs="Arial" w:eastAsia="Arial" w:hAnsi="Arial"/>
@@ -18853,7 +19319,7 @@
             <w:pPr>
               <w:spacing w:after="20" w:before="0"/>
             </w:pPr>
-            <w:hyperlink w:history="1" r:id="rIdnq4x4htwi838y06vjwl_o">
+            <w:hyperlink w:history="1" r:id="rIdg9vxtrjtuxzz2r-9e13iu">
               <w:r>
                 <w:rPr>
                   <w:rFonts w:ascii="Arial" w:cs="Arial" w:eastAsia="Arial" w:hAnsi="Arial"/>
@@ -18886,7 +19352,7 @@
               <w:spacing w:after="10" w:before="0"/>
               <w:ind w:left="120"/>
             </w:pPr>
-            <w:hyperlink w:history="1" r:id="rId6t11obzffjt3cicuuajwd">
+            <w:hyperlink w:history="1" r:id="rId9tz0h9hix8z7nb5n249g1">
               <w:r>
                 <w:rPr>
                   <w:rFonts w:ascii="Arial" w:cs="Arial" w:eastAsia="Arial" w:hAnsi="Arial"/>
@@ -19081,7 +19547,7 @@
             <w:pPr>
               <w:spacing w:after="20" w:before="0"/>
             </w:pPr>
-            <w:hyperlink w:history="1" r:id="rIdqbzizcwgpjkw5ql_eq7ch">
+            <w:hyperlink w:history="1" r:id="rIdarfmo3--ent-pyiijhdsa">
               <w:r>
                 <w:rPr>
                   <w:rFonts w:ascii="Arial" w:cs="Arial" w:eastAsia="Arial" w:hAnsi="Arial"/>
@@ -19114,7 +19580,7 @@
               <w:spacing w:after="10" w:before="0"/>
               <w:ind w:left="120"/>
             </w:pPr>
-            <w:hyperlink w:history="1" r:id="rIdoywvrilhqkwiwywdrrdqc">
+            <w:hyperlink w:history="1" r:id="rIdrj5xwyzboszbjuahm4pzh">
               <w:r>
                 <w:rPr>
                   <w:rFonts w:ascii="Arial" w:cs="Arial" w:eastAsia="Arial" w:hAnsi="Arial"/>
@@ -19159,7 +19625,7 @@
             <w:pPr>
               <w:spacing w:after="20" w:before="0"/>
             </w:pPr>
-            <w:hyperlink w:history="1" r:id="rId8thfppnkng9a9ygn78uxr">
+            <w:hyperlink w:history="1" r:id="rId3svdch3cgatr55aarooeo">
               <w:r>
                 <w:rPr>
                   <w:rFonts w:ascii="Arial" w:cs="Arial" w:eastAsia="Arial" w:hAnsi="Arial"/>
@@ -19192,7 +19658,7 @@
               <w:spacing w:after="10" w:before="0"/>
               <w:ind w:left="120"/>
             </w:pPr>
-            <w:hyperlink w:history="1" r:id="rIdb8tchircywpcan0k1o7vx">
+            <w:hyperlink w:history="1" r:id="rIddsalm29udovjkvwtmcjfz">
               <w:r>
                 <w:rPr>
                   <w:rFonts w:ascii="Arial" w:cs="Arial" w:eastAsia="Arial" w:hAnsi="Arial"/>
@@ -19387,7 +19853,7 @@
             <w:pPr>
               <w:spacing w:after="20" w:before="0"/>
             </w:pPr>
-            <w:hyperlink w:history="1" r:id="rId1ibhiyifefdy5u4w6fpg-">
+            <w:hyperlink w:history="1" r:id="rIdgtzr9lr3fy5h2b1tp2qvw">
               <w:r>
                 <w:rPr>
                   <w:rFonts w:ascii="Arial" w:cs="Arial" w:eastAsia="Arial" w:hAnsi="Arial"/>
@@ -19420,7 +19886,7 @@
               <w:spacing w:after="10" w:before="0"/>
               <w:ind w:left="120"/>
             </w:pPr>
-            <w:hyperlink w:history="1" r:id="rIdgn0hmaiopqp3kmjwraxhq">
+            <w:hyperlink w:history="1" r:id="rIdaf1rwibds_y9sp0eey9pf">
               <w:r>
                 <w:rPr>
                   <w:rFonts w:ascii="Arial" w:cs="Arial" w:eastAsia="Arial" w:hAnsi="Arial"/>
@@ -19465,7 +19931,7 @@
             <w:pPr>
               <w:spacing w:after="20" w:before="0"/>
             </w:pPr>
-            <w:hyperlink w:history="1" r:id="rIdscrl2fwhsaahuc61lfv3s">
+            <w:hyperlink w:history="1" r:id="rIdbb0woe4pt2gwhtnpbf1n9">
               <w:r>
                 <w:rPr>
                   <w:rFonts w:ascii="Arial" w:cs="Arial" w:eastAsia="Arial" w:hAnsi="Arial"/>
@@ -19498,7 +19964,7 @@
               <w:spacing w:after="10" w:before="0"/>
               <w:ind w:left="120"/>
             </w:pPr>
-            <w:hyperlink w:history="1" r:id="rIdu9mwyi8uwsywhktjuakjk">
+            <w:hyperlink w:history="1" r:id="rIdsuxslha7egnjytddcgn-t">
               <w:r>
                 <w:rPr>
                   <w:rFonts w:ascii="Arial" w:cs="Arial" w:eastAsia="Arial" w:hAnsi="Arial"/>
@@ -20070,6 +20536,65 @@
         </w:tc>
       </w:tr>
     </w:tbl>
+    <w:p>
+      <w:pPr>
+        <w:pBdr>
+          <w:top w:val="single" w:color="BBBBBB" w:sz="4" w:space="4"/>
+        </w:pBdr>
+        <w:spacing w:after="0" w:before="160"/>
+      </w:pPr>
+      <w:r>
+        <w:rPr>
+          <w:rFonts w:ascii="Arial" w:cs="Arial" w:eastAsia="Arial" w:hAnsi="Arial"/>
+          <w:color w:val="666666"/>
+          <w:sz w:val="14"/>
+          <w:szCs w:val="14"/>
+        </w:rPr>
+        <w:t xml:space="preserve">© 2026 SeaVuria and ARES. Aligned with KICD objectives. Developed by SeaVuria; technical implementation by ARES (with AI assistance from Claude). Licensed under </w:t>
+      </w:r>
+      <w:hyperlink w:history="1" r:id="rIdlzlatbgjyxky8zxpr4mo6">
+        <w:r>
+          <w:rPr>
+            <w:rFonts w:ascii="Arial" w:cs="Arial" w:eastAsia="Arial" w:hAnsi="Arial"/>
+            <w:color w:val="1F6B75"/>
+            <w:sz w:val="14"/>
+            <w:szCs w:val="14"/>
+            <w:u w:val="single" w:color="1F6B75"/>
+          </w:rPr>
+          <w:t xml:space="preserve">CC BY-NC 4.0</w:t>
+        </w:r>
+      </w:hyperlink>
+      <w:r>
+        <w:rPr>
+          <w:rFonts w:ascii="Arial" w:cs="Arial" w:eastAsia="Arial" w:hAnsi="Arial"/>
+          <w:color w:val="666666"/>
+          <w:sz w:val="14"/>
+          <w:szCs w:val="14"/>
+        </w:rPr>
+        <w:t xml:space="preserve"> (</w:t>
+      </w:r>
+      <w:hyperlink w:history="1" r:id="rIdxnkiylin_el1rei-b1ujc">
+        <w:r>
+          <w:rPr>
+            <w:rFonts w:ascii="Arial" w:cs="Arial" w:eastAsia="Arial" w:hAnsi="Arial"/>
+            <w:color w:val="1F6B75"/>
+            <w:sz w:val="14"/>
+            <w:szCs w:val="14"/>
+            <w:u w:val="single" w:color="1F6B75"/>
+          </w:rPr>
+          <w:t xml:space="preserve">https://creativecommons.org/licenses/by-nc/4.0/</w:t>
+        </w:r>
+      </w:hyperlink>
+      <w:r>
+        <w:rPr>
+          <w:rFonts w:ascii="Arial" w:cs="Arial" w:eastAsia="Arial" w:hAnsi="Arial"/>
+          <w:color w:val="666666"/>
+          <w:sz w:val="14"/>
+          <w:szCs w:val="14"/>
+        </w:rPr>
+        <w:t xml:space="preserve">).</w:t>
+      </w:r>
+    </w:p>
     <w:p>
       <w:r>
         <w:br w:type="page"/>
@@ -21061,7 +21586,7 @@
             <w:pPr>
               <w:spacing w:after="20" w:before="0"/>
             </w:pPr>
-            <w:hyperlink w:history="1" r:id="rIdg54wd8hmouto2t9iwrqbd">
+            <w:hyperlink w:history="1" r:id="rIdzulqr-0ttz_pl4fd3hic5">
               <w:r>
                 <w:rPr>
                   <w:rFonts w:ascii="Arial" w:cs="Arial" w:eastAsia="Arial" w:hAnsi="Arial"/>
@@ -21094,7 +21619,7 @@
               <w:spacing w:after="10" w:before="0"/>
               <w:ind w:left="120"/>
             </w:pPr>
-            <w:hyperlink w:history="1" r:id="rId94armqugvggtc2ei35n8z">
+            <w:hyperlink w:history="1" r:id="rIdiz_qgyqtm7z2rehvyg76_">
               <w:r>
                 <w:rPr>
                   <w:rFonts w:ascii="Arial" w:cs="Arial" w:eastAsia="Arial" w:hAnsi="Arial"/>
@@ -21139,7 +21664,7 @@
             <w:pPr>
               <w:spacing w:after="20" w:before="0"/>
             </w:pPr>
-            <w:hyperlink w:history="1" r:id="rIdupf8sxyukvo63yt1i7cv8">
+            <w:hyperlink w:history="1" r:id="rIdxrjhsr-eelhsrdyz3fdqj">
               <w:r>
                 <w:rPr>
                   <w:rFonts w:ascii="Arial" w:cs="Arial" w:eastAsia="Arial" w:hAnsi="Arial"/>
@@ -21172,7 +21697,7 @@
               <w:spacing w:after="10" w:before="0"/>
               <w:ind w:left="120"/>
             </w:pPr>
-            <w:hyperlink w:history="1" r:id="rIdvdxg07vzz7bngwkvnlgdb">
+            <w:hyperlink w:history="1" r:id="rIdj2i7ldrpclna1shcoo-32">
               <w:r>
                 <w:rPr>
                   <w:rFonts w:ascii="Arial" w:cs="Arial" w:eastAsia="Arial" w:hAnsi="Arial"/>
@@ -21367,7 +21892,7 @@
             <w:pPr>
               <w:spacing w:after="20" w:before="0"/>
             </w:pPr>
-            <w:hyperlink w:history="1" r:id="rIdwo-zxjiabezvowrzqujxi">
+            <w:hyperlink w:history="1" r:id="rId4wdivk6f4fnefqjwt79rx">
               <w:r>
                 <w:rPr>
                   <w:rFonts w:ascii="Arial" w:cs="Arial" w:eastAsia="Arial" w:hAnsi="Arial"/>
@@ -21400,7 +21925,7 @@
               <w:spacing w:after="10" w:before="0"/>
               <w:ind w:left="120"/>
             </w:pPr>
-            <w:hyperlink w:history="1" r:id="rIdytaytvalkbfulqz-t0cot">
+            <w:hyperlink w:history="1" r:id="rIdhtrpovrkvuzcjdyueaqa_">
               <w:r>
                 <w:rPr>
                   <w:rFonts w:ascii="Arial" w:cs="Arial" w:eastAsia="Arial" w:hAnsi="Arial"/>
@@ -21445,7 +21970,7 @@
             <w:pPr>
               <w:spacing w:after="20" w:before="0"/>
             </w:pPr>
-            <w:hyperlink w:history="1" r:id="rIdsdae3vxsbjcvn5qq2i-gz">
+            <w:hyperlink w:history="1" r:id="rIdxnyz_oo9bx9roaue5bj2c">
               <w:r>
                 <w:rPr>
                   <w:rFonts w:ascii="Arial" w:cs="Arial" w:eastAsia="Arial" w:hAnsi="Arial"/>
@@ -21478,7 +22003,7 @@
               <w:spacing w:after="10" w:before="0"/>
               <w:ind w:left="120"/>
             </w:pPr>
-            <w:hyperlink w:history="1" r:id="rIdmjj7yd2epel5lxf_l-grn">
+            <w:hyperlink w:history="1" r:id="rId5wacuekz7wtfoed1z_bnw">
               <w:r>
                 <w:rPr>
                   <w:rFonts w:ascii="Arial" w:cs="Arial" w:eastAsia="Arial" w:hAnsi="Arial"/>
@@ -21673,7 +22198,7 @@
             <w:pPr>
               <w:spacing w:after="20" w:before="0"/>
             </w:pPr>
-            <w:hyperlink w:history="1" r:id="rId5cddpsgp7eanjdi26bd0r">
+            <w:hyperlink w:history="1" r:id="rIdhmf_0985-ksyj0te9g1d9">
               <w:r>
                 <w:rPr>
                   <w:rFonts w:ascii="Arial" w:cs="Arial" w:eastAsia="Arial" w:hAnsi="Arial"/>
@@ -21706,7 +22231,7 @@
               <w:spacing w:after="10" w:before="0"/>
               <w:ind w:left="120"/>
             </w:pPr>
-            <w:hyperlink w:history="1" r:id="rIdkjwrbw62migmxqhvwywzv">
+            <w:hyperlink w:history="1" r:id="rIdpowblmoirvf6rzas8nweu">
               <w:r>
                 <w:rPr>
                   <w:rFonts w:ascii="Arial" w:cs="Arial" w:eastAsia="Arial" w:hAnsi="Arial"/>
@@ -21751,7 +22276,7 @@
             <w:pPr>
               <w:spacing w:after="20" w:before="0"/>
             </w:pPr>
-            <w:hyperlink w:history="1" r:id="rIdcwizabpgxictaxm4jii0m">
+            <w:hyperlink w:history="1" r:id="rIdi9_nzorwteit3bhfcqovg">
               <w:r>
                 <w:rPr>
                   <w:rFonts w:ascii="Arial" w:cs="Arial" w:eastAsia="Arial" w:hAnsi="Arial"/>
@@ -21784,7 +22309,7 @@
               <w:spacing w:after="10" w:before="0"/>
               <w:ind w:left="120"/>
             </w:pPr>
-            <w:hyperlink w:history="1" r:id="rIdhhmlttrmju7v9m4ry5k0c">
+            <w:hyperlink w:history="1" r:id="rIdom6wtei_hvdx4gr8j3ohx">
               <w:r>
                 <w:rPr>
                   <w:rFonts w:ascii="Arial" w:cs="Arial" w:eastAsia="Arial" w:hAnsi="Arial"/>
@@ -21979,7 +22504,7 @@
             <w:pPr>
               <w:spacing w:after="20" w:before="0"/>
             </w:pPr>
-            <w:hyperlink w:history="1" r:id="rIdsz_glgt7rd87pgjt-q8aw">
+            <w:hyperlink w:history="1" r:id="rIdwky_5crwf8wcc0wwik43z">
               <w:r>
                 <w:rPr>
                   <w:rFonts w:ascii="Arial" w:cs="Arial" w:eastAsia="Arial" w:hAnsi="Arial"/>
@@ -22012,7 +22537,7 @@
               <w:spacing w:after="10" w:before="0"/>
               <w:ind w:left="120"/>
             </w:pPr>
-            <w:hyperlink w:history="1" r:id="rIdlrhonnljinnwdxroktnlb">
+            <w:hyperlink w:history="1" r:id="rIdwas4_zq5qgvgumssajjuj">
               <w:r>
                 <w:rPr>
                   <w:rFonts w:ascii="Arial" w:cs="Arial" w:eastAsia="Arial" w:hAnsi="Arial"/>
@@ -22057,7 +22582,7 @@
             <w:pPr>
               <w:spacing w:after="20" w:before="0"/>
             </w:pPr>
-            <w:hyperlink w:history="1" r:id="rIdn7tbcvy1n5-v7r0xtxe3d">
+            <w:hyperlink w:history="1" r:id="rIdktix04sxb8vc7ljhkzznq">
               <w:r>
                 <w:rPr>
                   <w:rFonts w:ascii="Arial" w:cs="Arial" w:eastAsia="Arial" w:hAnsi="Arial"/>
@@ -22090,7 +22615,7 @@
               <w:spacing w:after="10" w:before="0"/>
               <w:ind w:left="120"/>
             </w:pPr>
-            <w:hyperlink w:history="1" r:id="rIdishoclsq98h0a_p8vfhwp">
+            <w:hyperlink w:history="1" r:id="rId9nvddbyjhtzi_av6liqzu">
               <w:r>
                 <w:rPr>
                   <w:rFonts w:ascii="Arial" w:cs="Arial" w:eastAsia="Arial" w:hAnsi="Arial"/>
@@ -22285,7 +22810,7 @@
             <w:pPr>
               <w:spacing w:after="20" w:before="0"/>
             </w:pPr>
-            <w:hyperlink w:history="1" r:id="rIdchpqil5f2cdwtpvcq1t0q">
+            <w:hyperlink w:history="1" r:id="rId7hysdftibpgtmf_p5hvpz">
               <w:r>
                 <w:rPr>
                   <w:rFonts w:ascii="Arial" w:cs="Arial" w:eastAsia="Arial" w:hAnsi="Arial"/>
@@ -22318,7 +22843,7 @@
               <w:spacing w:after="10" w:before="0"/>
               <w:ind w:left="120"/>
             </w:pPr>
-            <w:hyperlink w:history="1" r:id="rIdj0s1ck4miujngkosrcw-j">
+            <w:hyperlink w:history="1" r:id="rIdqebwpd7yvqe5ehvpkqokq">
               <w:r>
                 <w:rPr>
                   <w:rFonts w:ascii="Arial" w:cs="Arial" w:eastAsia="Arial" w:hAnsi="Arial"/>
@@ -22363,7 +22888,7 @@
             <w:pPr>
               <w:spacing w:after="20" w:before="0"/>
             </w:pPr>
-            <w:hyperlink w:history="1" r:id="rId2i8qeolgdo30aw8ryadl_">
+            <w:hyperlink w:history="1" r:id="rIdggp11ofxlsc1zqgn2x-rl">
               <w:r>
                 <w:rPr>
                   <w:rFonts w:ascii="Arial" w:cs="Arial" w:eastAsia="Arial" w:hAnsi="Arial"/>
@@ -22396,7 +22921,7 @@
               <w:spacing w:after="10" w:before="0"/>
               <w:ind w:left="120"/>
             </w:pPr>
-            <w:hyperlink w:history="1" r:id="rIdjq76mi6_fcc7eubn85ymw">
+            <w:hyperlink w:history="1" r:id="rId1oepez0ktmqcif5lvcgnm">
               <w:r>
                 <w:rPr>
                   <w:rFonts w:ascii="Arial" w:cs="Arial" w:eastAsia="Arial" w:hAnsi="Arial"/>
@@ -22892,6 +23417,65 @@
         </w:tc>
       </w:tr>
     </w:tbl>
+    <w:p>
+      <w:pPr>
+        <w:pBdr>
+          <w:top w:val="single" w:color="BBBBBB" w:sz="4" w:space="4"/>
+        </w:pBdr>
+        <w:spacing w:after="0" w:before="160"/>
+      </w:pPr>
+      <w:r>
+        <w:rPr>
+          <w:rFonts w:ascii="Arial" w:cs="Arial" w:eastAsia="Arial" w:hAnsi="Arial"/>
+          <w:color w:val="666666"/>
+          <w:sz w:val="14"/>
+          <w:szCs w:val="14"/>
+        </w:rPr>
+        <w:t xml:space="preserve">© 2026 SeaVuria and ARES. Aligned with KICD objectives. Developed by SeaVuria; technical implementation by ARES (with AI assistance from Claude). Licensed under </w:t>
+      </w:r>
+      <w:hyperlink w:history="1" r:id="rIdm1_x3j-xwlfi4-bosmov5">
+        <w:r>
+          <w:rPr>
+            <w:rFonts w:ascii="Arial" w:cs="Arial" w:eastAsia="Arial" w:hAnsi="Arial"/>
+            <w:color w:val="1F6B75"/>
+            <w:sz w:val="14"/>
+            <w:szCs w:val="14"/>
+            <w:u w:val="single" w:color="1F6B75"/>
+          </w:rPr>
+          <w:t xml:space="preserve">CC BY-NC 4.0</w:t>
+        </w:r>
+      </w:hyperlink>
+      <w:r>
+        <w:rPr>
+          <w:rFonts w:ascii="Arial" w:cs="Arial" w:eastAsia="Arial" w:hAnsi="Arial"/>
+          <w:color w:val="666666"/>
+          <w:sz w:val="14"/>
+          <w:szCs w:val="14"/>
+        </w:rPr>
+        <w:t xml:space="preserve"> (</w:t>
+      </w:r>
+      <w:hyperlink w:history="1" r:id="rId9e8rk4i2nk1sso4szr_t9">
+        <w:r>
+          <w:rPr>
+            <w:rFonts w:ascii="Arial" w:cs="Arial" w:eastAsia="Arial" w:hAnsi="Arial"/>
+            <w:color w:val="1F6B75"/>
+            <w:sz w:val="14"/>
+            <w:szCs w:val="14"/>
+            <w:u w:val="single" w:color="1F6B75"/>
+          </w:rPr>
+          <w:t xml:space="preserve">https://creativecommons.org/licenses/by-nc/4.0/</w:t>
+        </w:r>
+      </w:hyperlink>
+      <w:r>
+        <w:rPr>
+          <w:rFonts w:ascii="Arial" w:cs="Arial" w:eastAsia="Arial" w:hAnsi="Arial"/>
+          <w:color w:val="666666"/>
+          <w:sz w:val="14"/>
+          <w:szCs w:val="14"/>
+        </w:rPr>
+        <w:t xml:space="preserve">).</w:t>
+      </w:r>
+    </w:p>
     <w:p>
       <w:r>
         <w:br w:type="page"/>
@@ -23883,7 +24467,7 @@
             <w:pPr>
               <w:spacing w:after="20" w:before="0"/>
             </w:pPr>
-            <w:hyperlink w:history="1" r:id="rIdtzeesbg0xlixltn02mky9">
+            <w:hyperlink w:history="1" r:id="rIdw0u68jiysnn523ezfpycr">
               <w:r>
                 <w:rPr>
                   <w:rFonts w:ascii="Arial" w:cs="Arial" w:eastAsia="Arial" w:hAnsi="Arial"/>
@@ -23916,7 +24500,7 @@
               <w:spacing w:after="10" w:before="0"/>
               <w:ind w:left="120"/>
             </w:pPr>
-            <w:hyperlink w:history="1" r:id="rIdjqsd5t0y9j3ykhxob-up0">
+            <w:hyperlink w:history="1" r:id="rId1ya9wmrzzyzzvvc4yn6zg">
               <w:r>
                 <w:rPr>
                   <w:rFonts w:ascii="Arial" w:cs="Arial" w:eastAsia="Arial" w:hAnsi="Arial"/>
@@ -23961,7 +24545,7 @@
             <w:pPr>
               <w:spacing w:after="20" w:before="0"/>
             </w:pPr>
-            <w:hyperlink w:history="1" r:id="rIderijie7otyxthmg_qondc">
+            <w:hyperlink w:history="1" r:id="rId6dpvgfnqdxvlkbejhtvcd">
               <w:r>
                 <w:rPr>
                   <w:rFonts w:ascii="Arial" w:cs="Arial" w:eastAsia="Arial" w:hAnsi="Arial"/>
@@ -23994,7 +24578,7 @@
               <w:spacing w:after="10" w:before="0"/>
               <w:ind w:left="120"/>
             </w:pPr>
-            <w:hyperlink w:history="1" r:id="rIdqysqsmopd3zqnpq4fgid6">
+            <w:hyperlink w:history="1" r:id="rIdgcj5i1mggkz7h-kt279dg">
               <w:r>
                 <w:rPr>
                   <w:rFonts w:ascii="Arial" w:cs="Arial" w:eastAsia="Arial" w:hAnsi="Arial"/>
@@ -24189,7 +24773,7 @@
             <w:pPr>
               <w:spacing w:after="20" w:before="0"/>
             </w:pPr>
-            <w:hyperlink w:history="1" r:id="rId9gt-igh0rcqkea1vfqbd8">
+            <w:hyperlink w:history="1" r:id="rIdncmizuagsfcwlrtlubl1o">
               <w:r>
                 <w:rPr>
                   <w:rFonts w:ascii="Arial" w:cs="Arial" w:eastAsia="Arial" w:hAnsi="Arial"/>
@@ -24222,7 +24806,7 @@
               <w:spacing w:after="10" w:before="0"/>
               <w:ind w:left="120"/>
             </w:pPr>
-            <w:hyperlink w:history="1" r:id="rIdlctqcs1qtnpdxyydiydpy">
+            <w:hyperlink w:history="1" r:id="rIdfnncjuih43wfxzwcisbrg">
               <w:r>
                 <w:rPr>
                   <w:rFonts w:ascii="Arial" w:cs="Arial" w:eastAsia="Arial" w:hAnsi="Arial"/>
@@ -24267,7 +24851,7 @@
             <w:pPr>
               <w:spacing w:after="20" w:before="0"/>
             </w:pPr>
-            <w:hyperlink w:history="1" r:id="rIdgtx1fn3q9rh4crdx_hifh">
+            <w:hyperlink w:history="1" r:id="rIdsm0cqtavmuii_pupusp77">
               <w:r>
                 <w:rPr>
                   <w:rFonts w:ascii="Arial" w:cs="Arial" w:eastAsia="Arial" w:hAnsi="Arial"/>
@@ -24300,7 +24884,7 @@
               <w:spacing w:after="10" w:before="0"/>
               <w:ind w:left="120"/>
             </w:pPr>
-            <w:hyperlink w:history="1" r:id="rIdwpebpsbgorswbxzouguoo">
+            <w:hyperlink w:history="1" r:id="rIdsqrnasccb3wmrxb7ztfgf">
               <w:r>
                 <w:rPr>
                   <w:rFonts w:ascii="Arial" w:cs="Arial" w:eastAsia="Arial" w:hAnsi="Arial"/>
@@ -24495,7 +25079,7 @@
             <w:pPr>
               <w:spacing w:after="20" w:before="0"/>
             </w:pPr>
-            <w:hyperlink w:history="1" r:id="rIdihzerb9q9ejkvpvbwia45">
+            <w:hyperlink w:history="1" r:id="rIdv3kgpz2ixzk5cl7tweutl">
               <w:r>
                 <w:rPr>
                   <w:rFonts w:ascii="Arial" w:cs="Arial" w:eastAsia="Arial" w:hAnsi="Arial"/>
@@ -24528,7 +25112,7 @@
               <w:spacing w:after="10" w:before="0"/>
               <w:ind w:left="120"/>
             </w:pPr>
-            <w:hyperlink w:history="1" r:id="rId2vtby2uy1ud72vc0newt7">
+            <w:hyperlink w:history="1" r:id="rIdjuv0oedf__45uigcn-fpb">
               <w:r>
                 <w:rPr>
                   <w:rFonts w:ascii="Arial" w:cs="Arial" w:eastAsia="Arial" w:hAnsi="Arial"/>
@@ -24573,7 +25157,7 @@
             <w:pPr>
               <w:spacing w:after="20" w:before="0"/>
             </w:pPr>
-            <w:hyperlink w:history="1" r:id="rId4xegxlefi0ngplrj7w_bm">
+            <w:hyperlink w:history="1" r:id="rIducv8loqacvwzwwvnw1bub">
               <w:r>
                 <w:rPr>
                   <w:rFonts w:ascii="Arial" w:cs="Arial" w:eastAsia="Arial" w:hAnsi="Arial"/>
@@ -24606,7 +25190,7 @@
               <w:spacing w:after="10" w:before="0"/>
               <w:ind w:left="120"/>
             </w:pPr>
-            <w:hyperlink w:history="1" r:id="rIdmmizif0gj6toqgz3vqfau">
+            <w:hyperlink w:history="1" r:id="rIdshcdpfqhf_nyeuzpblblc">
               <w:r>
                 <w:rPr>
                   <w:rFonts w:ascii="Arial" w:cs="Arial" w:eastAsia="Arial" w:hAnsi="Arial"/>
@@ -24801,7 +25385,7 @@
             <w:pPr>
               <w:spacing w:after="20" w:before="0"/>
             </w:pPr>
-            <w:hyperlink w:history="1" r:id="rIdmjovga_el_u8mktiacavu">
+            <w:hyperlink w:history="1" r:id="rId6czejijxft9xnias0he6a">
               <w:r>
                 <w:rPr>
                   <w:rFonts w:ascii="Arial" w:cs="Arial" w:eastAsia="Arial" w:hAnsi="Arial"/>
@@ -24834,7 +25418,7 @@
               <w:spacing w:after="10" w:before="0"/>
               <w:ind w:left="120"/>
             </w:pPr>
-            <w:hyperlink w:history="1" r:id="rIdexrqalin-k7lry3h0a4ex">
+            <w:hyperlink w:history="1" r:id="rId3nr_2wnfj_rzcaksuldeo">
               <w:r>
                 <w:rPr>
                   <w:rFonts w:ascii="Arial" w:cs="Arial" w:eastAsia="Arial" w:hAnsi="Arial"/>
@@ -24879,7 +25463,7 @@
             <w:pPr>
               <w:spacing w:after="20" w:before="0"/>
             </w:pPr>
-            <w:hyperlink w:history="1" r:id="rIdmzxoyrzlophwq_glrz3jb">
+            <w:hyperlink w:history="1" r:id="rId_fxazu4d-6vvfrekmccwz">
               <w:r>
                 <w:rPr>
                   <w:rFonts w:ascii="Arial" w:cs="Arial" w:eastAsia="Arial" w:hAnsi="Arial"/>
@@ -24912,7 +25496,7 @@
               <w:spacing w:after="10" w:before="0"/>
               <w:ind w:left="120"/>
             </w:pPr>
-            <w:hyperlink w:history="1" r:id="rIdxcajb91ylhbd2vfsagtoe">
+            <w:hyperlink w:history="1" r:id="rId8kw5gbw0edneyi-smcyv7">
               <w:r>
                 <w:rPr>
                   <w:rFonts w:ascii="Arial" w:cs="Arial" w:eastAsia="Arial" w:hAnsi="Arial"/>
@@ -25107,7 +25691,7 @@
             <w:pPr>
               <w:spacing w:after="20" w:before="0"/>
             </w:pPr>
-            <w:hyperlink w:history="1" r:id="rIdos2yjrdy43pczgrcwppz4">
+            <w:hyperlink w:history="1" r:id="rIdnjvjty-zaqgwp0qkjljnf">
               <w:r>
                 <w:rPr>
                   <w:rFonts w:ascii="Arial" w:cs="Arial" w:eastAsia="Arial" w:hAnsi="Arial"/>
@@ -25140,7 +25724,7 @@
               <w:spacing w:after="10" w:before="0"/>
               <w:ind w:left="120"/>
             </w:pPr>
-            <w:hyperlink w:history="1" r:id="rIdimmevfkqqgxriwpeupy7l">
+            <w:hyperlink w:history="1" r:id="rId-c6kzdl7wv6rtueh7ixka">
               <w:r>
                 <w:rPr>
                   <w:rFonts w:ascii="Arial" w:cs="Arial" w:eastAsia="Arial" w:hAnsi="Arial"/>
@@ -25185,7 +25769,7 @@
             <w:pPr>
               <w:spacing w:after="20" w:before="0"/>
             </w:pPr>
-            <w:hyperlink w:history="1" r:id="rIdce86vfbcvy9er3caykndi">
+            <w:hyperlink w:history="1" r:id="rIdcuniqwf6tdhuazwprp-ni">
               <w:r>
                 <w:rPr>
                   <w:rFonts w:ascii="Arial" w:cs="Arial" w:eastAsia="Arial" w:hAnsi="Arial"/>
@@ -25218,7 +25802,7 @@
               <w:spacing w:after="10" w:before="0"/>
               <w:ind w:left="120"/>
             </w:pPr>
-            <w:hyperlink w:history="1" r:id="rId-togavivv_mlb5gxt8krl">
+            <w:hyperlink w:history="1" r:id="rIdklvzldnboogbjkswp7l0r">
               <w:r>
                 <w:rPr>
                   <w:rFonts w:ascii="Arial" w:cs="Arial" w:eastAsia="Arial" w:hAnsi="Arial"/>
@@ -25714,6 +26298,65 @@
         </w:tc>
       </w:tr>
     </w:tbl>
+    <w:p>
+      <w:pPr>
+        <w:pBdr>
+          <w:top w:val="single" w:color="BBBBBB" w:sz="4" w:space="4"/>
+        </w:pBdr>
+        <w:spacing w:after="0" w:before="160"/>
+      </w:pPr>
+      <w:r>
+        <w:rPr>
+          <w:rFonts w:ascii="Arial" w:cs="Arial" w:eastAsia="Arial" w:hAnsi="Arial"/>
+          <w:color w:val="666666"/>
+          <w:sz w:val="14"/>
+          <w:szCs w:val="14"/>
+        </w:rPr>
+        <w:t xml:space="preserve">© 2026 SeaVuria and ARES. Aligned with KICD objectives. Developed by SeaVuria; technical implementation by ARES (with AI assistance from Claude). Licensed under </w:t>
+      </w:r>
+      <w:hyperlink w:history="1" r:id="rIdjrib2k5wykc7gk9jyz1wk">
+        <w:r>
+          <w:rPr>
+            <w:rFonts w:ascii="Arial" w:cs="Arial" w:eastAsia="Arial" w:hAnsi="Arial"/>
+            <w:color w:val="1F6B75"/>
+            <w:sz w:val="14"/>
+            <w:szCs w:val="14"/>
+            <w:u w:val="single" w:color="1F6B75"/>
+          </w:rPr>
+          <w:t xml:space="preserve">CC BY-NC 4.0</w:t>
+        </w:r>
+      </w:hyperlink>
+      <w:r>
+        <w:rPr>
+          <w:rFonts w:ascii="Arial" w:cs="Arial" w:eastAsia="Arial" w:hAnsi="Arial"/>
+          <w:color w:val="666666"/>
+          <w:sz w:val="14"/>
+          <w:szCs w:val="14"/>
+        </w:rPr>
+        <w:t xml:space="preserve"> (</w:t>
+      </w:r>
+      <w:hyperlink w:history="1" r:id="rIdyj3dnawffq4cc97bswrvc">
+        <w:r>
+          <w:rPr>
+            <w:rFonts w:ascii="Arial" w:cs="Arial" w:eastAsia="Arial" w:hAnsi="Arial"/>
+            <w:color w:val="1F6B75"/>
+            <w:sz w:val="14"/>
+            <w:szCs w:val="14"/>
+            <w:u w:val="single" w:color="1F6B75"/>
+          </w:rPr>
+          <w:t xml:space="preserve">https://creativecommons.org/licenses/by-nc/4.0/</w:t>
+        </w:r>
+      </w:hyperlink>
+      <w:r>
+        <w:rPr>
+          <w:rFonts w:ascii="Arial" w:cs="Arial" w:eastAsia="Arial" w:hAnsi="Arial"/>
+          <w:color w:val="666666"/>
+          <w:sz w:val="14"/>
+          <w:szCs w:val="14"/>
+        </w:rPr>
+        <w:t xml:space="preserve">).</w:t>
+      </w:r>
+    </w:p>
     <w:p>
       <w:r>
         <w:br w:type="page"/>

--- a/data/outputs/v2/Core_Mathematics/SS2.8_Vectors/Core_Mathematics_Vectors_CBE_LessonSequence.docx
+++ b/data/outputs/v2/Core_Mathematics/SS2.8_Vectors/Core_Mathematics_Vectors_CBE_LessonSequence.docx
@@ -38,6 +38,2234 @@
           <w:szCs w:val="22"/>
         </w:rPr>
         <w:t xml:space="preserve">CBE Phenomenon-Driven Lesson Sequence — Sub-Strand 2.8 (8 Lessons)</w:t>
+      </w:r>
+    </w:p>
+    <w:p>
+      <w:pPr>
+        <w:spacing w:after="120"/>
+      </w:pPr>
+      <w:r>
+        <w:t xml:space="preserve"/>
+      </w:r>
+    </w:p>
+    <w:tbl>
+      <w:tblPr>
+        <w:tblW w:type="dxa" w:w="13680"/>
+        <w:tblBorders>
+          <w:top w:val="single" w:color="AAAAAA" w:sz="4"/>
+          <w:left w:val="single" w:color="AAAAAA" w:sz="4"/>
+          <w:bottom w:val="single" w:color="AAAAAA" w:sz="4"/>
+          <w:right w:val="single" w:color="AAAAAA" w:sz="4"/>
+          <w:insideH w:val="single" w:color="auto" w:sz="4"/>
+          <w:insideV w:val="single" w:color="auto" w:sz="4"/>
+        </w:tblBorders>
+        <w:tblLayout w:type="fixed"/>
+      </w:tblPr>
+      <w:tblGrid>
+        <w:gridCol w:w="3000"/>
+        <w:gridCol w:w="10680"/>
+      </w:tblGrid>
+      <w:tr>
+        <w:tc>
+          <w:tcPr>
+            <w:tcW w:type="dxa" w:w="13680"/>
+            <w:gridSpan w:val="2"/>
+            <w:shd w:fill="1F3864" w:color="auto" w:val="clear"/>
+            <w:tcMar>
+              <w:top w:type="dxa" w:w="60"/>
+              <w:left w:type="dxa" w:w="120"/>
+              <w:bottom w:type="dxa" w:w="60"/>
+              <w:right w:type="dxa" w:w="120"/>
+            </w:tcMar>
+            <w:vAlign w:val="top"/>
+          </w:tcPr>
+          <w:p>
+            <w:pPr>
+              <w:spacing w:after="40" w:before="0"/>
+              <w:jc w:val="center"/>
+            </w:pPr>
+            <w:r>
+              <w:rPr>
+                <w:rFonts w:ascii="Arial" w:cs="Arial" w:eastAsia="Arial" w:hAnsi="Arial"/>
+                <w:b/>
+                <w:bCs/>
+                <w:i w:val="false"/>
+                <w:iCs w:val="false"/>
+                <w:color w:val="FFFFFF"/>
+                <w:sz w:val="22"/>
+                <w:szCs w:val="22"/>
+              </w:rPr>
+              <w:t xml:space="preserve">SUB-STRAND OVERVIEW</w:t>
+            </w:r>
+          </w:p>
+        </w:tc>
+      </w:tr>
+      <w:tr>
+        <w:tc>
+          <w:tcPr>
+            <w:tcW w:type="dxa" w:w="3000"/>
+            <w:shd w:fill="D5E8F0" w:color="auto" w:val="clear"/>
+            <w:tcMar>
+              <w:top w:type="dxa" w:w="60"/>
+              <w:left w:type="dxa" w:w="120"/>
+              <w:bottom w:type="dxa" w:w="60"/>
+              <w:right w:type="dxa" w:w="120"/>
+            </w:tcMar>
+            <w:vAlign w:val="top"/>
+          </w:tcPr>
+          <w:p>
+            <w:pPr>
+              <w:spacing w:after="40" w:before="0"/>
+              <w:jc w:val="left"/>
+            </w:pPr>
+            <w:r>
+              <w:rPr>
+                <w:rFonts w:ascii="Arial" w:cs="Arial" w:eastAsia="Arial" w:hAnsi="Arial"/>
+                <w:b/>
+                <w:bCs/>
+                <w:i w:val="false"/>
+                <w:iCs w:val="false"/>
+                <w:color w:val="000000"/>
+                <w:sz w:val="18"/>
+                <w:szCs w:val="18"/>
+              </w:rPr>
+              <w:t xml:space="preserve">Grade Level</w:t>
+            </w:r>
+          </w:p>
+        </w:tc>
+        <w:tc>
+          <w:tcPr>
+            <w:tcW w:type="dxa" w:w="10680"/>
+            <w:shd w:fill="FFFFFF" w:color="auto" w:val="clear"/>
+            <w:tcMar>
+              <w:top w:type="dxa" w:w="60"/>
+              <w:left w:type="dxa" w:w="120"/>
+              <w:bottom w:type="dxa" w:w="60"/>
+              <w:right w:type="dxa" w:w="120"/>
+            </w:tcMar>
+            <w:vAlign w:val="top"/>
+          </w:tcPr>
+          <w:p>
+            <w:pPr>
+              <w:spacing w:after="40" w:before="0"/>
+              <w:jc w:val="left"/>
+            </w:pPr>
+            <w:r>
+              <w:rPr>
+                <w:rFonts w:ascii="Arial" w:cs="Arial" w:eastAsia="Arial" w:hAnsi="Arial"/>
+                <w:b w:val="false"/>
+                <w:bCs w:val="false"/>
+                <w:i w:val="false"/>
+                <w:iCs w:val="false"/>
+                <w:color w:val="000000"/>
+                <w:sz w:val="18"/>
+                <w:szCs w:val="18"/>
+              </w:rPr>
+              <w:t xml:space="preserve">10</w:t>
+            </w:r>
+          </w:p>
+        </w:tc>
+      </w:tr>
+      <w:tr>
+        <w:tc>
+          <w:tcPr>
+            <w:tcW w:type="dxa" w:w="3000"/>
+            <w:shd w:fill="D5E8F0" w:color="auto" w:val="clear"/>
+            <w:tcMar>
+              <w:top w:type="dxa" w:w="60"/>
+              <w:left w:type="dxa" w:w="120"/>
+              <w:bottom w:type="dxa" w:w="60"/>
+              <w:right w:type="dxa" w:w="120"/>
+            </w:tcMar>
+            <w:vAlign w:val="top"/>
+          </w:tcPr>
+          <w:p>
+            <w:pPr>
+              <w:spacing w:after="40" w:before="0"/>
+              <w:jc w:val="left"/>
+            </w:pPr>
+            <w:r>
+              <w:rPr>
+                <w:rFonts w:ascii="Arial" w:cs="Arial" w:eastAsia="Arial" w:hAnsi="Arial"/>
+                <w:b/>
+                <w:bCs/>
+                <w:i w:val="false"/>
+                <w:iCs w:val="false"/>
+                <w:color w:val="000000"/>
+                <w:sz w:val="18"/>
+                <w:szCs w:val="18"/>
+              </w:rPr>
+              <w:t xml:space="preserve">Subject</w:t>
+            </w:r>
+          </w:p>
+        </w:tc>
+        <w:tc>
+          <w:tcPr>
+            <w:tcW w:type="dxa" w:w="10680"/>
+            <w:shd w:fill="FFFFFF" w:color="auto" w:val="clear"/>
+            <w:tcMar>
+              <w:top w:type="dxa" w:w="60"/>
+              <w:left w:type="dxa" w:w="120"/>
+              <w:bottom w:type="dxa" w:w="60"/>
+              <w:right w:type="dxa" w:w="120"/>
+            </w:tcMar>
+            <w:vAlign w:val="top"/>
+          </w:tcPr>
+          <w:p>
+            <w:pPr>
+              <w:spacing w:after="40" w:before="0"/>
+              <w:jc w:val="left"/>
+            </w:pPr>
+            <w:r>
+              <w:rPr>
+                <w:rFonts w:ascii="Arial" w:cs="Arial" w:eastAsia="Arial" w:hAnsi="Arial"/>
+                <w:b w:val="false"/>
+                <w:bCs w:val="false"/>
+                <w:i w:val="false"/>
+                <w:iCs w:val="false"/>
+                <w:color w:val="000000"/>
+                <w:sz w:val="18"/>
+                <w:szCs w:val="18"/>
+              </w:rPr>
+              <w:t xml:space="preserve">Core Mathematics</w:t>
+            </w:r>
+          </w:p>
+        </w:tc>
+      </w:tr>
+      <w:tr>
+        <w:tc>
+          <w:tcPr>
+            <w:tcW w:type="dxa" w:w="3000"/>
+            <w:shd w:fill="D5E8F0" w:color="auto" w:val="clear"/>
+            <w:tcMar>
+              <w:top w:type="dxa" w:w="60"/>
+              <w:left w:type="dxa" w:w="120"/>
+              <w:bottom w:type="dxa" w:w="60"/>
+              <w:right w:type="dxa" w:w="120"/>
+            </w:tcMar>
+            <w:vAlign w:val="top"/>
+          </w:tcPr>
+          <w:p>
+            <w:pPr>
+              <w:spacing w:after="40" w:before="0"/>
+              <w:jc w:val="left"/>
+            </w:pPr>
+            <w:r>
+              <w:rPr>
+                <w:rFonts w:ascii="Arial" w:cs="Arial" w:eastAsia="Arial" w:hAnsi="Arial"/>
+                <w:b/>
+                <w:bCs/>
+                <w:i w:val="false"/>
+                <w:iCs w:val="false"/>
+                <w:color w:val="000000"/>
+                <w:sz w:val="18"/>
+                <w:szCs w:val="18"/>
+              </w:rPr>
+              <w:t xml:space="preserve">Strand</w:t>
+            </w:r>
+          </w:p>
+        </w:tc>
+        <w:tc>
+          <w:tcPr>
+            <w:tcW w:type="dxa" w:w="10680"/>
+            <w:shd w:fill="FFFFFF" w:color="auto" w:val="clear"/>
+            <w:tcMar>
+              <w:top w:type="dxa" w:w="60"/>
+              <w:left w:type="dxa" w:w="120"/>
+              <w:bottom w:type="dxa" w:w="60"/>
+              <w:right w:type="dxa" w:w="120"/>
+            </w:tcMar>
+            <w:vAlign w:val="top"/>
+          </w:tcPr>
+          <w:p>
+            <w:pPr>
+              <w:spacing w:after="40" w:before="0"/>
+              <w:jc w:val="left"/>
+            </w:pPr>
+            <w:r>
+              <w:rPr>
+                <w:rFonts w:ascii="Arial" w:cs="Arial" w:eastAsia="Arial" w:hAnsi="Arial"/>
+                <w:b w:val="false"/>
+                <w:bCs w:val="false"/>
+                <w:i w:val="false"/>
+                <w:iCs w:val="false"/>
+                <w:color w:val="000000"/>
+                <w:sz w:val="18"/>
+                <w:szCs w:val="18"/>
+              </w:rPr>
+              <w:t xml:space="preserve">Strand 2.0: Measurements and Geometry</w:t>
+            </w:r>
+          </w:p>
+        </w:tc>
+      </w:tr>
+      <w:tr>
+        <w:tc>
+          <w:tcPr>
+            <w:tcW w:type="dxa" w:w="3000"/>
+            <w:shd w:fill="D5E8F0" w:color="auto" w:val="clear"/>
+            <w:tcMar>
+              <w:top w:type="dxa" w:w="60"/>
+              <w:left w:type="dxa" w:w="120"/>
+              <w:bottom w:type="dxa" w:w="60"/>
+              <w:right w:type="dxa" w:w="120"/>
+            </w:tcMar>
+            <w:vAlign w:val="top"/>
+          </w:tcPr>
+          <w:p>
+            <w:pPr>
+              <w:spacing w:after="40" w:before="0"/>
+              <w:jc w:val="left"/>
+            </w:pPr>
+            <w:r>
+              <w:rPr>
+                <w:rFonts w:ascii="Arial" w:cs="Arial" w:eastAsia="Arial" w:hAnsi="Arial"/>
+                <w:b/>
+                <w:bCs/>
+                <w:i w:val="false"/>
+                <w:iCs w:val="false"/>
+                <w:color w:val="000000"/>
+                <w:sz w:val="18"/>
+                <w:szCs w:val="18"/>
+              </w:rPr>
+              <w:t xml:space="preserve">Sub-Strand</w:t>
+            </w:r>
+          </w:p>
+        </w:tc>
+        <w:tc>
+          <w:tcPr>
+            <w:tcW w:type="dxa" w:w="10680"/>
+            <w:shd w:fill="FFFFFF" w:color="auto" w:val="clear"/>
+            <w:tcMar>
+              <w:top w:type="dxa" w:w="60"/>
+              <w:left w:type="dxa" w:w="120"/>
+              <w:bottom w:type="dxa" w:w="60"/>
+              <w:right w:type="dxa" w:w="120"/>
+            </w:tcMar>
+            <w:vAlign w:val="top"/>
+          </w:tcPr>
+          <w:p>
+            <w:pPr>
+              <w:spacing w:after="40" w:before="0"/>
+              <w:jc w:val="left"/>
+            </w:pPr>
+            <w:r>
+              <w:rPr>
+                <w:rFonts w:ascii="Arial" w:cs="Arial" w:eastAsia="Arial" w:hAnsi="Arial"/>
+                <w:b w:val="false"/>
+                <w:bCs w:val="false"/>
+                <w:i w:val="false"/>
+                <w:iCs w:val="false"/>
+                <w:color w:val="000000"/>
+                <w:sz w:val="18"/>
+                <w:szCs w:val="18"/>
+              </w:rPr>
+              <w:t xml:space="preserve">Sub-Strand 2.8: Vectors</w:t>
+            </w:r>
+          </w:p>
+        </w:tc>
+      </w:tr>
+      <w:tr>
+        <w:tc>
+          <w:tcPr>
+            <w:tcW w:type="dxa" w:w="3000"/>
+            <w:shd w:fill="D5E8F0" w:color="auto" w:val="clear"/>
+            <w:tcMar>
+              <w:top w:type="dxa" w:w="60"/>
+              <w:left w:type="dxa" w:w="120"/>
+              <w:bottom w:type="dxa" w:w="60"/>
+              <w:right w:type="dxa" w:w="120"/>
+            </w:tcMar>
+            <w:vAlign w:val="top"/>
+          </w:tcPr>
+          <w:p>
+            <w:pPr>
+              <w:spacing w:after="40" w:before="0"/>
+              <w:jc w:val="left"/>
+            </w:pPr>
+            <w:r>
+              <w:rPr>
+                <w:rFonts w:ascii="Arial" w:cs="Arial" w:eastAsia="Arial" w:hAnsi="Arial"/>
+                <w:b/>
+                <w:bCs/>
+                <w:i w:val="false"/>
+                <w:iCs w:val="false"/>
+                <w:color w:val="000000"/>
+                <w:sz w:val="18"/>
+                <w:szCs w:val="18"/>
+              </w:rPr>
+              <w:t xml:space="preserve">Total Duration</w:t>
+            </w:r>
+          </w:p>
+        </w:tc>
+        <w:tc>
+          <w:tcPr>
+            <w:tcW w:type="dxa" w:w="10680"/>
+            <w:shd w:fill="FFFFFF" w:color="auto" w:val="clear"/>
+            <w:tcMar>
+              <w:top w:type="dxa" w:w="60"/>
+              <w:left w:type="dxa" w:w="120"/>
+              <w:bottom w:type="dxa" w:w="60"/>
+              <w:right w:type="dxa" w:w="120"/>
+            </w:tcMar>
+            <w:vAlign w:val="top"/>
+          </w:tcPr>
+          <w:p>
+            <w:pPr>
+              <w:spacing w:after="40" w:before="0"/>
+              <w:jc w:val="left"/>
+            </w:pPr>
+            <w:r>
+              <w:rPr>
+                <w:rFonts w:ascii="Arial" w:cs="Arial" w:eastAsia="Arial" w:hAnsi="Arial"/>
+                <w:b w:val="false"/>
+                <w:bCs w:val="false"/>
+                <w:i w:val="false"/>
+                <w:iCs w:val="false"/>
+                <w:color w:val="000000"/>
+                <w:sz w:val="18"/>
+                <w:szCs w:val="18"/>
+              </w:rPr>
+              <w:t xml:space="preserve">8 lessons × 40 minutes = 320 minutes total</w:t>
+            </w:r>
+          </w:p>
+        </w:tc>
+      </w:tr>
+      <w:tr>
+        <w:tc>
+          <w:tcPr>
+            <w:tcW w:type="dxa" w:w="3000"/>
+            <w:shd w:fill="D5E8F0" w:color="auto" w:val="clear"/>
+            <w:tcMar>
+              <w:top w:type="dxa" w:w="60"/>
+              <w:left w:type="dxa" w:w="120"/>
+              <w:bottom w:type="dxa" w:w="60"/>
+              <w:right w:type="dxa" w:w="120"/>
+            </w:tcMar>
+            <w:vAlign w:val="top"/>
+          </w:tcPr>
+          <w:p>
+            <w:pPr>
+              <w:spacing w:after="40" w:before="0"/>
+              <w:jc w:val="left"/>
+            </w:pPr>
+            <w:r>
+              <w:rPr>
+                <w:rFonts w:ascii="Arial" w:cs="Arial" w:eastAsia="Arial" w:hAnsi="Arial"/>
+                <w:b/>
+                <w:bCs/>
+                <w:i w:val="false"/>
+                <w:iCs w:val="false"/>
+                <w:color w:val="000000"/>
+                <w:sz w:val="18"/>
+                <w:szCs w:val="18"/>
+              </w:rPr>
+              <w:t xml:space="preserve">Sub-Strand Content</w:t>
+            </w:r>
+          </w:p>
+        </w:tc>
+        <w:tc>
+          <w:tcPr>
+            <w:tcW w:type="dxa" w:w="10680"/>
+            <w:shd w:fill="FFFFFF" w:color="auto" w:val="clear"/>
+            <w:tcMar>
+              <w:top w:type="dxa" w:w="60"/>
+              <w:left w:type="dxa" w:w="120"/>
+              <w:bottom w:type="dxa" w:w="60"/>
+              <w:right w:type="dxa" w:w="120"/>
+            </w:tcMar>
+            <w:vAlign w:val="top"/>
+          </w:tcPr>
+          <w:p>
+            <w:pPr>
+              <w:spacing w:after="30" w:before="0"/>
+              <w:ind w:left="360" w:hanging="180"/>
+              <w:jc w:val="left"/>
+            </w:pPr>
+            <w:r>
+              <w:rPr>
+                <w:rFonts w:ascii="Arial" w:cs="Arial" w:eastAsia="Arial" w:hAnsi="Arial"/>
+                <w:b w:val="false"/>
+                <w:bCs w:val="false"/>
+                <w:i w:val="false"/>
+                <w:iCs w:val="false"/>
+                <w:color w:val="000000"/>
+                <w:sz w:val="18"/>
+                <w:szCs w:val="18"/>
+              </w:rPr>
+              <w:t xml:space="preserve">–  Vector and scalar quantities</w:t>
+            </w:r>
+          </w:p>
+          <w:p>
+            <w:pPr>
+              <w:spacing w:after="30" w:before="0"/>
+              <w:ind w:left="360" w:hanging="180"/>
+              <w:jc w:val="left"/>
+            </w:pPr>
+            <w:r>
+              <w:rPr>
+                <w:rFonts w:ascii="Arial" w:cs="Arial" w:eastAsia="Arial" w:hAnsi="Arial"/>
+                <w:b w:val="false"/>
+                <w:bCs w:val="false"/>
+                <w:i w:val="false"/>
+                <w:iCs w:val="false"/>
+                <w:color w:val="000000"/>
+                <w:sz w:val="18"/>
+                <w:szCs w:val="18"/>
+              </w:rPr>
+              <w:t xml:space="preserve">–  Vector notation</w:t>
+            </w:r>
+          </w:p>
+          <w:p>
+            <w:pPr>
+              <w:spacing w:after="30" w:before="0"/>
+              <w:ind w:left="360" w:hanging="180"/>
+              <w:jc w:val="left"/>
+            </w:pPr>
+            <w:r>
+              <w:rPr>
+                <w:rFonts w:ascii="Arial" w:cs="Arial" w:eastAsia="Arial" w:hAnsi="Arial"/>
+                <w:b w:val="false"/>
+                <w:bCs w:val="false"/>
+                <w:i w:val="false"/>
+                <w:iCs w:val="false"/>
+                <w:color w:val="000000"/>
+                <w:sz w:val="18"/>
+                <w:szCs w:val="18"/>
+              </w:rPr>
+              <w:t xml:space="preserve">–  Representation of vectors</w:t>
+            </w:r>
+          </w:p>
+          <w:p>
+            <w:pPr>
+              <w:spacing w:after="30" w:before="0"/>
+              <w:ind w:left="360" w:hanging="180"/>
+              <w:jc w:val="left"/>
+            </w:pPr>
+            <w:r>
+              <w:rPr>
+                <w:rFonts w:ascii="Arial" w:cs="Arial" w:eastAsia="Arial" w:hAnsi="Arial"/>
+                <w:b w:val="false"/>
+                <w:bCs w:val="false"/>
+                <w:i w:val="false"/>
+                <w:iCs w:val="false"/>
+                <w:color w:val="000000"/>
+                <w:sz w:val="18"/>
+                <w:szCs w:val="18"/>
+              </w:rPr>
+              <w:t xml:space="preserve">–  Equivalent vectors</w:t>
+            </w:r>
+          </w:p>
+          <w:p>
+            <w:pPr>
+              <w:spacing w:after="30" w:before="0"/>
+              <w:ind w:left="360" w:hanging="180"/>
+              <w:jc w:val="left"/>
+            </w:pPr>
+            <w:r>
+              <w:rPr>
+                <w:rFonts w:ascii="Arial" w:cs="Arial" w:eastAsia="Arial" w:hAnsi="Arial"/>
+                <w:b w:val="false"/>
+                <w:bCs w:val="false"/>
+                <w:i w:val="false"/>
+                <w:iCs w:val="false"/>
+                <w:color w:val="000000"/>
+                <w:sz w:val="18"/>
+                <w:szCs w:val="18"/>
+              </w:rPr>
+              <w:t xml:space="preserve">–  Addition of vectors</w:t>
+            </w:r>
+          </w:p>
+          <w:p>
+            <w:pPr>
+              <w:spacing w:after="30" w:before="0"/>
+              <w:ind w:left="360" w:hanging="180"/>
+              <w:jc w:val="left"/>
+            </w:pPr>
+            <w:r>
+              <w:rPr>
+                <w:rFonts w:ascii="Arial" w:cs="Arial" w:eastAsia="Arial" w:hAnsi="Arial"/>
+                <w:b w:val="false"/>
+                <w:bCs w:val="false"/>
+                <w:i w:val="false"/>
+                <w:iCs w:val="false"/>
+                <w:color w:val="000000"/>
+                <w:sz w:val="18"/>
+                <w:szCs w:val="18"/>
+              </w:rPr>
+              <w:t xml:space="preserve">–  Multiplication of vectors by a scalar</w:t>
+            </w:r>
+          </w:p>
+          <w:p>
+            <w:pPr>
+              <w:spacing w:after="30" w:before="0"/>
+              <w:ind w:left="360" w:hanging="180"/>
+              <w:jc w:val="left"/>
+            </w:pPr>
+            <w:r>
+              <w:rPr>
+                <w:rFonts w:ascii="Arial" w:cs="Arial" w:eastAsia="Arial" w:hAnsi="Arial"/>
+                <w:b w:val="false"/>
+                <w:bCs w:val="false"/>
+                <w:i w:val="false"/>
+                <w:iCs w:val="false"/>
+                <w:color w:val="000000"/>
+                <w:sz w:val="18"/>
+                <w:szCs w:val="18"/>
+              </w:rPr>
+              <w:t xml:space="preserve">–  Column vectors</w:t>
+            </w:r>
+          </w:p>
+          <w:p>
+            <w:pPr>
+              <w:spacing w:after="30" w:before="0"/>
+              <w:ind w:left="360" w:hanging="180"/>
+              <w:jc w:val="left"/>
+            </w:pPr>
+            <w:r>
+              <w:rPr>
+                <w:rFonts w:ascii="Arial" w:cs="Arial" w:eastAsia="Arial" w:hAnsi="Arial"/>
+                <w:b w:val="false"/>
+                <w:bCs w:val="false"/>
+                <w:i w:val="false"/>
+                <w:iCs w:val="false"/>
+                <w:color w:val="000000"/>
+                <w:sz w:val="18"/>
+                <w:szCs w:val="18"/>
+              </w:rPr>
+              <w:t xml:space="preserve">–  Position vectors</w:t>
+            </w:r>
+          </w:p>
+          <w:p>
+            <w:pPr>
+              <w:spacing w:after="30" w:before="0"/>
+              <w:ind w:left="360" w:hanging="180"/>
+              <w:jc w:val="left"/>
+            </w:pPr>
+            <w:r>
+              <w:rPr>
+                <w:rFonts w:ascii="Arial" w:cs="Arial" w:eastAsia="Arial" w:hAnsi="Arial"/>
+                <w:b w:val="false"/>
+                <w:bCs w:val="false"/>
+                <w:i w:val="false"/>
+                <w:iCs w:val="false"/>
+                <w:color w:val="000000"/>
+                <w:sz w:val="18"/>
+                <w:szCs w:val="18"/>
+              </w:rPr>
+              <w:t xml:space="preserve">–  Magnitude of a vector</w:t>
+            </w:r>
+          </w:p>
+          <w:p>
+            <w:pPr>
+              <w:spacing w:after="30" w:before="0"/>
+              <w:ind w:left="360" w:hanging="180"/>
+              <w:jc w:val="left"/>
+            </w:pPr>
+            <w:r>
+              <w:rPr>
+                <w:rFonts w:ascii="Arial" w:cs="Arial" w:eastAsia="Arial" w:hAnsi="Arial"/>
+                <w:b w:val="false"/>
+                <w:bCs w:val="false"/>
+                <w:i w:val="false"/>
+                <w:iCs w:val="false"/>
+                <w:color w:val="000000"/>
+                <w:sz w:val="18"/>
+                <w:szCs w:val="18"/>
+              </w:rPr>
+              <w:t xml:space="preserve">–  Midpoint of a vector</w:t>
+            </w:r>
+          </w:p>
+          <w:p>
+            <w:pPr>
+              <w:spacing w:after="30" w:before="0"/>
+              <w:ind w:left="360" w:hanging="180"/>
+              <w:jc w:val="left"/>
+            </w:pPr>
+            <w:r>
+              <w:rPr>
+                <w:rFonts w:ascii="Arial" w:cs="Arial" w:eastAsia="Arial" w:hAnsi="Arial"/>
+                <w:b w:val="false"/>
+                <w:bCs w:val="false"/>
+                <w:i w:val="false"/>
+                <w:iCs w:val="false"/>
+                <w:color w:val="000000"/>
+                <w:sz w:val="18"/>
+                <w:szCs w:val="18"/>
+              </w:rPr>
+              <w:t xml:space="preserve">–  Translation vector</w:t>
+            </w:r>
+          </w:p>
+        </w:tc>
+      </w:tr>
+      <w:tr>
+        <w:tc>
+          <w:tcPr>
+            <w:tcW w:type="dxa" w:w="3000"/>
+            <w:shd w:fill="D5E8F0" w:color="auto" w:val="clear"/>
+            <w:tcMar>
+              <w:top w:type="dxa" w:w="60"/>
+              <w:left w:type="dxa" w:w="120"/>
+              <w:bottom w:type="dxa" w:w="60"/>
+              <w:right w:type="dxa" w:w="120"/>
+            </w:tcMar>
+            <w:vAlign w:val="top"/>
+          </w:tcPr>
+          <w:p>
+            <w:pPr>
+              <w:spacing w:after="40" w:before="0"/>
+              <w:jc w:val="left"/>
+            </w:pPr>
+            <w:r>
+              <w:rPr>
+                <w:rFonts w:ascii="Arial" w:cs="Arial" w:eastAsia="Arial" w:hAnsi="Arial"/>
+                <w:b/>
+                <w:bCs/>
+                <w:i w:val="false"/>
+                <w:iCs w:val="false"/>
+                <w:color w:val="000000"/>
+                <w:sz w:val="18"/>
+                <w:szCs w:val="18"/>
+              </w:rPr>
+              <w:t xml:space="preserve">Learning Outcomes</w:t>
+            </w:r>
+          </w:p>
+        </w:tc>
+        <w:tc>
+          <w:tcPr>
+            <w:tcW w:type="dxa" w:w="10680"/>
+            <w:shd w:fill="FFFFFF" w:color="auto" w:val="clear"/>
+            <w:tcMar>
+              <w:top w:type="dxa" w:w="60"/>
+              <w:left w:type="dxa" w:w="120"/>
+              <w:bottom w:type="dxa" w:w="60"/>
+              <w:right w:type="dxa" w:w="120"/>
+            </w:tcMar>
+            <w:vAlign w:val="top"/>
+          </w:tcPr>
+          <w:p>
+            <w:pPr>
+              <w:spacing w:after="40" w:before="0"/>
+              <w:jc w:val="left"/>
+            </w:pPr>
+            <w:r>
+              <w:rPr>
+                <w:rFonts w:ascii="Arial" w:cs="Arial" w:eastAsia="Arial" w:hAnsi="Arial"/>
+                <w:b w:val="false"/>
+                <w:bCs w:val="false"/>
+                <w:i w:val="false"/>
+                <w:iCs w:val="false"/>
+                <w:color w:val="000000"/>
+                <w:sz w:val="18"/>
+                <w:szCs w:val="18"/>
+              </w:rPr>
+              <w:t xml:space="preserve">By the end of the sub-strand, the learner should be able to:</w:t>
+            </w:r>
+          </w:p>
+          <w:p>
+            <w:pPr>
+              <w:spacing w:after="40" w:before="0"/>
+              <w:jc w:val="left"/>
+            </w:pPr>
+            <w:r>
+              <w:rPr>
+                <w:rFonts w:ascii="Arial" w:cs="Arial" w:eastAsia="Arial" w:hAnsi="Arial"/>
+                <w:b w:val="false"/>
+                <w:bCs w:val="false"/>
+                <w:i w:val="false"/>
+                <w:iCs w:val="false"/>
+                <w:color w:val="000000"/>
+                <w:sz w:val="18"/>
+                <w:szCs w:val="18"/>
+              </w:rPr>
+              <w:t xml:space="preserve">a) explain vector and scalar quantities with illustrations,</w:t>
+            </w:r>
+          </w:p>
+          <w:p>
+            <w:pPr>
+              <w:spacing w:after="40" w:before="0"/>
+              <w:jc w:val="left"/>
+            </w:pPr>
+            <w:r>
+              <w:rPr>
+                <w:rFonts w:ascii="Arial" w:cs="Arial" w:eastAsia="Arial" w:hAnsi="Arial"/>
+                <w:b w:val="false"/>
+                <w:bCs w:val="false"/>
+                <w:i w:val="false"/>
+                <w:iCs w:val="false"/>
+                <w:color w:val="000000"/>
+                <w:sz w:val="18"/>
+                <w:szCs w:val="18"/>
+              </w:rPr>
+              <w:t xml:space="preserve">b) use vector notations in different ways,</w:t>
+            </w:r>
+          </w:p>
+          <w:p>
+            <w:pPr>
+              <w:spacing w:after="40" w:before="0"/>
+              <w:jc w:val="left"/>
+            </w:pPr>
+            <w:r>
+              <w:rPr>
+                <w:rFonts w:ascii="Arial" w:cs="Arial" w:eastAsia="Arial" w:hAnsi="Arial"/>
+                <w:b w:val="false"/>
+                <w:bCs w:val="false"/>
+                <w:i w:val="false"/>
+                <w:iCs w:val="false"/>
+                <w:color w:val="000000"/>
+                <w:sz w:val="18"/>
+                <w:szCs w:val="18"/>
+              </w:rPr>
+              <w:t xml:space="preserve">c) represent vectors geometrically in different situations,</w:t>
+            </w:r>
+          </w:p>
+          <w:p>
+            <w:pPr>
+              <w:spacing w:after="40" w:before="0"/>
+              <w:jc w:val="left"/>
+            </w:pPr>
+            <w:r>
+              <w:rPr>
+                <w:rFonts w:ascii="Arial" w:cs="Arial" w:eastAsia="Arial" w:hAnsi="Arial"/>
+                <w:b w:val="false"/>
+                <w:bCs w:val="false"/>
+                <w:i w:val="false"/>
+                <w:iCs w:val="false"/>
+                <w:color w:val="000000"/>
+                <w:sz w:val="18"/>
+                <w:szCs w:val="18"/>
+              </w:rPr>
+              <w:t xml:space="preserve">d) identify equivalent vectors in different situations,</w:t>
+            </w:r>
+          </w:p>
+          <w:p>
+            <w:pPr>
+              <w:spacing w:after="40" w:before="0"/>
+              <w:jc w:val="left"/>
+            </w:pPr>
+            <w:r>
+              <w:rPr>
+                <w:rFonts w:ascii="Arial" w:cs="Arial" w:eastAsia="Arial" w:hAnsi="Arial"/>
+                <w:b w:val="false"/>
+                <w:bCs w:val="false"/>
+                <w:i w:val="false"/>
+                <w:iCs w:val="false"/>
+                <w:color w:val="000000"/>
+                <w:sz w:val="18"/>
+                <w:szCs w:val="18"/>
+              </w:rPr>
+              <w:t xml:space="preserve">e) add vectors in different situations,</w:t>
+            </w:r>
+          </w:p>
+          <w:p>
+            <w:pPr>
+              <w:spacing w:after="40" w:before="0"/>
+              <w:jc w:val="left"/>
+            </w:pPr>
+            <w:r>
+              <w:rPr>
+                <w:rFonts w:ascii="Arial" w:cs="Arial" w:eastAsia="Arial" w:hAnsi="Arial"/>
+                <w:b w:val="false"/>
+                <w:bCs w:val="false"/>
+                <w:i w:val="false"/>
+                <w:iCs w:val="false"/>
+                <w:color w:val="000000"/>
+                <w:sz w:val="18"/>
+                <w:szCs w:val="18"/>
+              </w:rPr>
+              <w:t xml:space="preserve">f) multiply vectors by scalars,</w:t>
+            </w:r>
+          </w:p>
+          <w:p>
+            <w:pPr>
+              <w:spacing w:after="40" w:before="0"/>
+              <w:jc w:val="left"/>
+            </w:pPr>
+            <w:r>
+              <w:rPr>
+                <w:rFonts w:ascii="Arial" w:cs="Arial" w:eastAsia="Arial" w:hAnsi="Arial"/>
+                <w:b w:val="false"/>
+                <w:bCs w:val="false"/>
+                <w:i w:val="false"/>
+                <w:iCs w:val="false"/>
+                <w:color w:val="000000"/>
+                <w:sz w:val="18"/>
+                <w:szCs w:val="18"/>
+              </w:rPr>
+              <w:t xml:space="preserve">g) determine column vectors in different situations,</w:t>
+            </w:r>
+          </w:p>
+          <w:p>
+            <w:pPr>
+              <w:spacing w:after="40" w:before="0"/>
+              <w:jc w:val="left"/>
+            </w:pPr>
+            <w:r>
+              <w:rPr>
+                <w:rFonts w:ascii="Arial" w:cs="Arial" w:eastAsia="Arial" w:hAnsi="Arial"/>
+                <w:b w:val="false"/>
+                <w:bCs w:val="false"/>
+                <w:i w:val="false"/>
+                <w:iCs w:val="false"/>
+                <w:color w:val="000000"/>
+                <w:sz w:val="18"/>
+                <w:szCs w:val="18"/>
+              </w:rPr>
+              <w:t xml:space="preserve">h) determine position vectors in different situations,</w:t>
+            </w:r>
+          </w:p>
+          <w:p>
+            <w:pPr>
+              <w:spacing w:after="40" w:before="0"/>
+              <w:jc w:val="left"/>
+            </w:pPr>
+            <w:r>
+              <w:rPr>
+                <w:rFonts w:ascii="Arial" w:cs="Arial" w:eastAsia="Arial" w:hAnsi="Arial"/>
+                <w:b w:val="false"/>
+                <w:bCs w:val="false"/>
+                <w:i w:val="false"/>
+                <w:iCs w:val="false"/>
+                <w:color w:val="000000"/>
+                <w:sz w:val="18"/>
+                <w:szCs w:val="18"/>
+              </w:rPr>
+              <w:t xml:space="preserve">i) work out magnitude of a vector in different situations,</w:t>
+            </w:r>
+          </w:p>
+          <w:p>
+            <w:pPr>
+              <w:spacing w:after="40" w:before="0"/>
+              <w:jc w:val="left"/>
+            </w:pPr>
+            <w:r>
+              <w:rPr>
+                <w:rFonts w:ascii="Arial" w:cs="Arial" w:eastAsia="Arial" w:hAnsi="Arial"/>
+                <w:b w:val="false"/>
+                <w:bCs w:val="false"/>
+                <w:i w:val="false"/>
+                <w:iCs w:val="false"/>
+                <w:color w:val="000000"/>
+                <w:sz w:val="18"/>
+                <w:szCs w:val="18"/>
+              </w:rPr>
+              <w:t xml:space="preserve">j) determine the midpoint of a vector in different situations,</w:t>
+            </w:r>
+          </w:p>
+          <w:p>
+            <w:pPr>
+              <w:spacing w:after="40" w:before="0"/>
+              <w:jc w:val="left"/>
+            </w:pPr>
+            <w:r>
+              <w:rPr>
+                <w:rFonts w:ascii="Arial" w:cs="Arial" w:eastAsia="Arial" w:hAnsi="Arial"/>
+                <w:b w:val="false"/>
+                <w:bCs w:val="false"/>
+                <w:i w:val="false"/>
+                <w:iCs w:val="false"/>
+                <w:color w:val="000000"/>
+                <w:sz w:val="18"/>
+                <w:szCs w:val="18"/>
+              </w:rPr>
+              <w:t xml:space="preserve">k) determine translation vector as a transformation,</w:t>
+            </w:r>
+          </w:p>
+          <w:p>
+            <w:pPr>
+              <w:spacing w:after="40" w:before="0"/>
+              <w:jc w:val="left"/>
+            </w:pPr>
+            <w:r>
+              <w:rPr>
+                <w:rFonts w:ascii="Arial" w:cs="Arial" w:eastAsia="Arial" w:hAnsi="Arial"/>
+                <w:b w:val="false"/>
+                <w:bCs w:val="false"/>
+                <w:i w:val="false"/>
+                <w:iCs w:val="false"/>
+                <w:color w:val="000000"/>
+                <w:sz w:val="18"/>
+                <w:szCs w:val="18"/>
+              </w:rPr>
+              <w:t xml:space="preserve">l) appreciate the use of vectors in real-life situations.</w:t>
+            </w:r>
+          </w:p>
+        </w:tc>
+      </w:tr>
+      <w:tr>
+        <w:tc>
+          <w:tcPr>
+            <w:tcW w:type="dxa" w:w="3000"/>
+            <w:shd w:fill="D5E8F0" w:color="auto" w:val="clear"/>
+            <w:tcMar>
+              <w:top w:type="dxa" w:w="60"/>
+              <w:left w:type="dxa" w:w="120"/>
+              <w:bottom w:type="dxa" w:w="60"/>
+              <w:right w:type="dxa" w:w="120"/>
+            </w:tcMar>
+            <w:vAlign w:val="top"/>
+          </w:tcPr>
+          <w:p>
+            <w:pPr>
+              <w:spacing w:after="40" w:before="0"/>
+              <w:jc w:val="left"/>
+            </w:pPr>
+            <w:r>
+              <w:rPr>
+                <w:rFonts w:ascii="Arial" w:cs="Arial" w:eastAsia="Arial" w:hAnsi="Arial"/>
+                <w:b/>
+                <w:bCs/>
+                <w:i w:val="false"/>
+                <w:iCs w:val="false"/>
+                <w:color w:val="000000"/>
+                <w:sz w:val="18"/>
+                <w:szCs w:val="18"/>
+              </w:rPr>
+              <w:t xml:space="preserve">Core Competencies</w:t>
+            </w:r>
+          </w:p>
+        </w:tc>
+        <w:tc>
+          <w:tcPr>
+            <w:tcW w:type="dxa" w:w="10680"/>
+            <w:shd w:fill="FFFFFF" w:color="auto" w:val="clear"/>
+            <w:tcMar>
+              <w:top w:type="dxa" w:w="60"/>
+              <w:left w:type="dxa" w:w="120"/>
+              <w:bottom w:type="dxa" w:w="60"/>
+              <w:right w:type="dxa" w:w="120"/>
+            </w:tcMar>
+            <w:vAlign w:val="top"/>
+          </w:tcPr>
+          <w:p>
+            <w:pPr>
+              <w:spacing w:after="30" w:before="0"/>
+              <w:ind w:left="360" w:hanging="180"/>
+              <w:jc w:val="left"/>
+            </w:pPr>
+            <w:r>
+              <w:rPr>
+                <w:rFonts w:ascii="Arial" w:cs="Arial" w:eastAsia="Arial" w:hAnsi="Arial"/>
+                <w:b w:val="false"/>
+                <w:bCs w:val="false"/>
+                <w:i w:val="false"/>
+                <w:iCs w:val="false"/>
+                <w:color w:val="000000"/>
+                <w:sz w:val="18"/>
+                <w:szCs w:val="18"/>
+              </w:rPr>
+              <w:t xml:space="preserve">–  Learning to Learn: As the learner uses charts and grids to practise addition of vectors, building independent mathematical reasoning and persistence in problem solving.</w:t>
+            </w:r>
+          </w:p>
+          <w:p>
+            <w:pPr>
+              <w:spacing w:after="30" w:before="0"/>
+              <w:ind w:left="360" w:hanging="180"/>
+              <w:jc w:val="left"/>
+            </w:pPr>
+            <w:r>
+              <w:rPr>
+                <w:rFonts w:ascii="Arial" w:cs="Arial" w:eastAsia="Arial" w:hAnsi="Arial"/>
+                <w:b w:val="false"/>
+                <w:bCs w:val="false"/>
+                <w:i w:val="false"/>
+                <w:iCs w:val="false"/>
+                <w:color w:val="000000"/>
+                <w:sz w:val="18"/>
+                <w:szCs w:val="18"/>
+              </w:rPr>
+              <w:t xml:space="preserve">–  Self-Efficacy: As the learner shares and uses resources from the immediate environment such as plane figures or flip charts to demonstrate equivalent vectors, developing confidence in applying vector concepts to real contexts.</w:t>
+            </w:r>
+          </w:p>
+        </w:tc>
+      </w:tr>
+      <w:tr>
+        <w:tc>
+          <w:tcPr>
+            <w:tcW w:type="dxa" w:w="3000"/>
+            <w:shd w:fill="E2EFDA" w:color="auto" w:val="clear"/>
+            <w:tcMar>
+              <w:top w:type="dxa" w:w="60"/>
+              <w:left w:type="dxa" w:w="120"/>
+              <w:bottom w:type="dxa" w:w="60"/>
+              <w:right w:type="dxa" w:w="120"/>
+            </w:tcMar>
+            <w:vAlign w:val="top"/>
+          </w:tcPr>
+          <w:p>
+            <w:pPr>
+              <w:spacing w:after="40" w:before="0"/>
+              <w:jc w:val="left"/>
+            </w:pPr>
+            <w:r>
+              <w:rPr>
+                <w:rFonts w:ascii="Arial" w:cs="Arial" w:eastAsia="Arial" w:hAnsi="Arial"/>
+                <w:b/>
+                <w:bCs/>
+                <w:i w:val="false"/>
+                <w:iCs w:val="false"/>
+                <w:color w:val="000000"/>
+                <w:sz w:val="18"/>
+                <w:szCs w:val="18"/>
+              </w:rPr>
+              <w:t xml:space="preserve">Core Values</w:t>
+            </w:r>
+          </w:p>
+        </w:tc>
+        <w:tc>
+          <w:tcPr>
+            <w:tcW w:type="dxa" w:w="10680"/>
+            <w:shd w:fill="FFFFFF" w:color="auto" w:val="clear"/>
+            <w:tcMar>
+              <w:top w:type="dxa" w:w="60"/>
+              <w:left w:type="dxa" w:w="120"/>
+              <w:bottom w:type="dxa" w:w="60"/>
+              <w:right w:type="dxa" w:w="120"/>
+            </w:tcMar>
+            <w:vAlign w:val="top"/>
+          </w:tcPr>
+          <w:p>
+            <w:pPr>
+              <w:spacing w:after="30" w:before="0"/>
+              <w:ind w:left="360" w:hanging="180"/>
+              <w:jc w:val="left"/>
+            </w:pPr>
+            <w:r>
+              <w:rPr>
+                <w:rFonts w:ascii="Arial" w:cs="Arial" w:eastAsia="Arial" w:hAnsi="Arial"/>
+                <w:b w:val="false"/>
+                <w:bCs w:val="false"/>
+                <w:i w:val="false"/>
+                <w:iCs w:val="false"/>
+                <w:color w:val="000000"/>
+                <w:sz w:val="18"/>
+                <w:szCs w:val="18"/>
+              </w:rPr>
+              <w:t xml:space="preserve">–  Responsibility: As the learner uses resources from the immediate environment such as plane figures, flip charts and relates equivalent vectors, taking care of shared learning materials and representing data accurately.</w:t>
+            </w:r>
+          </w:p>
+          <w:p>
+            <w:pPr>
+              <w:spacing w:after="30" w:before="0"/>
+              <w:ind w:left="360" w:hanging="180"/>
+              <w:jc w:val="left"/>
+            </w:pPr>
+            <w:r>
+              <w:rPr>
+                <w:rFonts w:ascii="Arial" w:cs="Arial" w:eastAsia="Arial" w:hAnsi="Arial"/>
+                <w:b w:val="false"/>
+                <w:bCs w:val="false"/>
+                <w:i w:val="false"/>
+                <w:iCs w:val="false"/>
+                <w:color w:val="000000"/>
+                <w:sz w:val="18"/>
+                <w:szCs w:val="18"/>
+              </w:rPr>
+              <w:t xml:space="preserve">–  Unity: As the learner searches and brainstorms on the meaning of the terms vector and scalar quantities and illustrates giving examples, working collaboratively and valuing each member's contribution to the group.</w:t>
+            </w:r>
+          </w:p>
+        </w:tc>
+      </w:tr>
+      <w:tr>
+        <w:tc>
+          <w:tcPr>
+            <w:tcW w:type="dxa" w:w="3000"/>
+            <w:shd w:fill="D5E8F0" w:color="auto" w:val="clear"/>
+            <w:tcMar>
+              <w:top w:type="dxa" w:w="60"/>
+              <w:left w:type="dxa" w:w="120"/>
+              <w:bottom w:type="dxa" w:w="60"/>
+              <w:right w:type="dxa" w:w="120"/>
+            </w:tcMar>
+            <w:vAlign w:val="top"/>
+          </w:tcPr>
+          <w:p>
+            <w:pPr>
+              <w:spacing w:after="40" w:before="0"/>
+              <w:jc w:val="left"/>
+            </w:pPr>
+            <w:r>
+              <w:rPr>
+                <w:rFonts w:ascii="Arial" w:cs="Arial" w:eastAsia="Arial" w:hAnsi="Arial"/>
+                <w:b/>
+                <w:bCs/>
+                <w:i w:val="false"/>
+                <w:iCs w:val="false"/>
+                <w:color w:val="000000"/>
+                <w:sz w:val="18"/>
+                <w:szCs w:val="18"/>
+              </w:rPr>
+              <w:t xml:space="preserve">Science &amp; Engineering Practices</w:t>
+            </w:r>
+          </w:p>
+        </w:tc>
+        <w:tc>
+          <w:tcPr>
+            <w:tcW w:type="dxa" w:w="10680"/>
+            <w:shd w:fill="FFFFFF" w:color="auto" w:val="clear"/>
+            <w:tcMar>
+              <w:top w:type="dxa" w:w="60"/>
+              <w:left w:type="dxa" w:w="120"/>
+              <w:bottom w:type="dxa" w:w="60"/>
+              <w:right w:type="dxa" w:w="120"/>
+            </w:tcMar>
+            <w:vAlign w:val="top"/>
+          </w:tcPr>
+          <w:p>
+            <w:pPr>
+              <w:spacing w:after="30" w:before="0"/>
+              <w:ind w:left="360" w:hanging="180"/>
+              <w:jc w:val="left"/>
+            </w:pPr>
+            <w:r>
+              <w:rPr>
+                <w:rFonts w:ascii="Arial" w:cs="Arial" w:eastAsia="Arial" w:hAnsi="Arial"/>
+                <w:b w:val="false"/>
+                <w:bCs w:val="false"/>
+                <w:i w:val="false"/>
+                <w:iCs w:val="false"/>
+                <w:color w:val="000000"/>
+                <w:sz w:val="18"/>
+                <w:szCs w:val="18"/>
+              </w:rPr>
+              <w:t xml:space="preserve">–  Developing and Using Models: Learners construct and revise geometric vector diagrams on grids and Cartesian planes to model real-world displacements (e.g., a matatu route from Nairobi's CBD to Westlands), building cumulative representational models across lessons.</w:t>
+            </w:r>
+          </w:p>
+          <w:p>
+            <w:pPr>
+              <w:spacing w:after="30" w:before="0"/>
+              <w:ind w:left="360" w:hanging="180"/>
+              <w:jc w:val="left"/>
+            </w:pPr>
+            <w:r>
+              <w:rPr>
+                <w:rFonts w:ascii="Arial" w:cs="Arial" w:eastAsia="Arial" w:hAnsi="Arial"/>
+                <w:b w:val="false"/>
+                <w:bCs w:val="false"/>
+                <w:i w:val="false"/>
+                <w:iCs w:val="false"/>
+                <w:color w:val="000000"/>
+                <w:sz w:val="18"/>
+                <w:szCs w:val="18"/>
+              </w:rPr>
+              <w:t xml:space="preserve">–  Analysing and Interpreting Data: Learners analyse column vector data and position vectors plotted on Cartesian coordinates, interpreting magnitudes and directions to draw conclusions about resultant motion.</w:t>
+            </w:r>
+          </w:p>
+          <w:p>
+            <w:pPr>
+              <w:spacing w:after="30" w:before="0"/>
+              <w:ind w:left="360" w:hanging="180"/>
+              <w:jc w:val="left"/>
+            </w:pPr>
+            <w:r>
+              <w:rPr>
+                <w:rFonts w:ascii="Arial" w:cs="Arial" w:eastAsia="Arial" w:hAnsi="Arial"/>
+                <w:b w:val="false"/>
+                <w:bCs w:val="false"/>
+                <w:i w:val="false"/>
+                <w:iCs w:val="false"/>
+                <w:color w:val="000000"/>
+                <w:sz w:val="18"/>
+                <w:szCs w:val="18"/>
+              </w:rPr>
+              <w:t xml:space="preserve">–  Constructing Explanations: Learners use vector addition diagrams and algebraic notation to construct evidence-based explanations for why road sign arrows and displacement cues indicate direction and magnitude simultaneously.</w:t>
+            </w:r>
+          </w:p>
+          <w:p>
+            <w:pPr>
+              <w:spacing w:after="30" w:before="0"/>
+              <w:ind w:left="360" w:hanging="180"/>
+              <w:jc w:val="left"/>
+            </w:pPr>
+            <w:r>
+              <w:rPr>
+                <w:rFonts w:ascii="Arial" w:cs="Arial" w:eastAsia="Arial" w:hAnsi="Arial"/>
+                <w:b w:val="false"/>
+                <w:bCs w:val="false"/>
+                <w:i w:val="false"/>
+                <w:iCs w:val="false"/>
+                <w:color w:val="000000"/>
+                <w:sz w:val="18"/>
+                <w:szCs w:val="18"/>
+              </w:rPr>
+              <w:t xml:space="preserve">–  Engaging in Argument from Evidence: Learners compare scalar versus vector descriptions of journeys (e.g., "5 km" vs. "5 km due north from Kisumu pier") and argue from evidence why direction matters in real navigation.</w:t>
+            </w:r>
+          </w:p>
+        </w:tc>
+      </w:tr>
+      <w:tr>
+        <w:tc>
+          <w:tcPr>
+            <w:tcW w:type="dxa" w:w="3000"/>
+            <w:shd w:fill="FCE4D6" w:color="auto" w:val="clear"/>
+            <w:tcMar>
+              <w:top w:type="dxa" w:w="60"/>
+              <w:left w:type="dxa" w:w="120"/>
+              <w:bottom w:type="dxa" w:w="60"/>
+              <w:right w:type="dxa" w:w="120"/>
+            </w:tcMar>
+            <w:vAlign w:val="top"/>
+          </w:tcPr>
+          <w:p>
+            <w:pPr>
+              <w:spacing w:after="40" w:before="0"/>
+              <w:jc w:val="left"/>
+            </w:pPr>
+            <w:r>
+              <w:rPr>
+                <w:rFonts w:ascii="Arial" w:cs="Arial" w:eastAsia="Arial" w:hAnsi="Arial"/>
+                <w:b/>
+                <w:bCs/>
+                <w:i w:val="false"/>
+                <w:iCs w:val="false"/>
+                <w:color w:val="000000"/>
+                <w:sz w:val="18"/>
+                <w:szCs w:val="18"/>
+              </w:rPr>
+              <w:t xml:space="preserve">Pertinent &amp; Contemporary Issues (PCIs)</w:t>
+            </w:r>
+          </w:p>
+        </w:tc>
+        <w:tc>
+          <w:tcPr>
+            <w:tcW w:type="dxa" w:w="10680"/>
+            <w:shd w:fill="FFFFFF" w:color="auto" w:val="clear"/>
+            <w:tcMar>
+              <w:top w:type="dxa" w:w="60"/>
+              <w:left w:type="dxa" w:w="120"/>
+              <w:bottom w:type="dxa" w:w="60"/>
+              <w:right w:type="dxa" w:w="120"/>
+            </w:tcMar>
+            <w:vAlign w:val="top"/>
+          </w:tcPr>
+          <w:p>
+            <w:pPr>
+              <w:spacing w:after="30" w:before="0"/>
+              <w:ind w:left="360" w:hanging="180"/>
+              <w:jc w:val="left"/>
+            </w:pPr>
+            <w:r>
+              <w:rPr>
+                <w:rFonts w:ascii="Arial" w:cs="Arial" w:eastAsia="Arial" w:hAnsi="Arial"/>
+                <w:b w:val="false"/>
+                <w:bCs w:val="false"/>
+                <w:i w:val="false"/>
+                <w:iCs w:val="false"/>
+                <w:color w:val="000000"/>
+                <w:sz w:val="18"/>
+                <w:szCs w:val="18"/>
+              </w:rPr>
+              <w:t xml:space="preserve">–  Education for Sustainable Development – Environmental Education: As learners practise addition of vectors using charts and grids made from resources in the immediate environment, promoting resourcefulness and environmental consciousness.</w:t>
+            </w:r>
+          </w:p>
+          <w:p>
+            <w:pPr>
+              <w:spacing w:after="30" w:before="0"/>
+              <w:ind w:left="360" w:hanging="180"/>
+              <w:jc w:val="left"/>
+            </w:pPr>
+            <w:r>
+              <w:rPr>
+                <w:rFonts w:ascii="Arial" w:cs="Arial" w:eastAsia="Arial" w:hAnsi="Arial"/>
+                <w:b w:val="false"/>
+                <w:bCs w:val="false"/>
+                <w:i w:val="false"/>
+                <w:iCs w:val="false"/>
+                <w:color w:val="000000"/>
+                <w:sz w:val="18"/>
+                <w:szCs w:val="18"/>
+              </w:rPr>
+              <w:t xml:space="preserve">–  Road Safety: As the learner discusses the meaning of arrows and lines on roads and road signs in relation to movement on the roads, reinforcing the importance of directional awareness and safe behaviour for pedestrians and drivers.</w:t>
+            </w:r>
+          </w:p>
+        </w:tc>
+      </w:tr>
+      <w:tr>
+        <w:tc>
+          <w:tcPr>
+            <w:tcW w:type="dxa" w:w="3000"/>
+            <w:shd w:fill="D9EEF1" w:color="auto" w:val="clear"/>
+            <w:tcMar>
+              <w:top w:type="dxa" w:w="60"/>
+              <w:left w:type="dxa" w:w="120"/>
+              <w:bottom w:type="dxa" w:w="60"/>
+              <w:right w:type="dxa" w:w="120"/>
+            </w:tcMar>
+            <w:vAlign w:val="top"/>
+          </w:tcPr>
+          <w:p>
+            <w:pPr>
+              <w:spacing w:after="40" w:before="0"/>
+              <w:jc w:val="left"/>
+            </w:pPr>
+            <w:r>
+              <w:rPr>
+                <w:rFonts w:ascii="Arial" w:cs="Arial" w:eastAsia="Arial" w:hAnsi="Arial"/>
+                <w:b/>
+                <w:bCs/>
+                <w:i w:val="false"/>
+                <w:iCs w:val="false"/>
+                <w:color w:val="000000"/>
+                <w:sz w:val="18"/>
+                <w:szCs w:val="18"/>
+              </w:rPr>
+              <w:t xml:space="preserve">Career Connections</w:t>
+            </w:r>
+          </w:p>
+        </w:tc>
+        <w:tc>
+          <w:tcPr>
+            <w:tcW w:type="dxa" w:w="10680"/>
+            <w:shd w:fill="FFFFFF" w:color="auto" w:val="clear"/>
+            <w:tcMar>
+              <w:top w:type="dxa" w:w="60"/>
+              <w:left w:type="dxa" w:w="120"/>
+              <w:bottom w:type="dxa" w:w="60"/>
+              <w:right w:type="dxa" w:w="120"/>
+            </w:tcMar>
+            <w:vAlign w:val="top"/>
+          </w:tcPr>
+          <w:p>
+            <w:pPr>
+              <w:spacing w:after="30" w:before="0"/>
+              <w:ind w:left="360" w:hanging="180"/>
+              <w:jc w:val="left"/>
+            </w:pPr>
+            <w:r>
+              <w:rPr>
+                <w:rFonts w:ascii="Arial" w:cs="Arial" w:eastAsia="Arial" w:hAnsi="Arial"/>
+                <w:b w:val="false"/>
+                <w:bCs w:val="false"/>
+                <w:i w:val="false"/>
+                <w:iCs w:val="false"/>
+                <w:color w:val="000000"/>
+                <w:sz w:val="18"/>
+                <w:szCs w:val="18"/>
+              </w:rPr>
+              <w:t xml:space="preserve">–  Engineering (Civil, Structural, Mechanical): Vectors are fundamental to force analysis, structural load calculations, and motion planning — directly relevant to Kenya's infrastructure development (e.g., SGR railway, LAPSSET corridor).</w:t>
+            </w:r>
+          </w:p>
+          <w:p>
+            <w:pPr>
+              <w:spacing w:after="30" w:before="0"/>
+              <w:ind w:left="360" w:hanging="180"/>
+              <w:jc w:val="left"/>
+            </w:pPr>
+            <w:r>
+              <w:rPr>
+                <w:rFonts w:ascii="Arial" w:cs="Arial" w:eastAsia="Arial" w:hAnsi="Arial"/>
+                <w:b w:val="false"/>
+                <w:bCs w:val="false"/>
+                <w:i w:val="false"/>
+                <w:iCs w:val="false"/>
+                <w:color w:val="000000"/>
+                <w:sz w:val="18"/>
+                <w:szCs w:val="18"/>
+              </w:rPr>
+              <w:t xml:space="preserve">–  Navigation and Aviation: Pilots and maritime navigators at Jomo Kenyatta International Airport and Mombasa Port use vector principles to compute resultant displacement accounting for wind and currents.</w:t>
+            </w:r>
+          </w:p>
+          <w:p>
+            <w:pPr>
+              <w:spacing w:after="30" w:before="0"/>
+              <w:ind w:left="360" w:hanging="180"/>
+              <w:jc w:val="left"/>
+            </w:pPr>
+            <w:r>
+              <w:rPr>
+                <w:rFonts w:ascii="Arial" w:cs="Arial" w:eastAsia="Arial" w:hAnsi="Arial"/>
+                <w:b w:val="false"/>
+                <w:bCs w:val="false"/>
+                <w:i w:val="false"/>
+                <w:iCs w:val="false"/>
+                <w:color w:val="000000"/>
+                <w:sz w:val="18"/>
+                <w:szCs w:val="18"/>
+              </w:rPr>
+              <w:t xml:space="preserve">–  Physics and Applied Sciences: University-level kinematics, electromagnetism, and fluid mechanics all build directly on vector algebra introduced here.</w:t>
+            </w:r>
+          </w:p>
+          <w:p>
+            <w:pPr>
+              <w:spacing w:after="30" w:before="0"/>
+              <w:ind w:left="360" w:hanging="180"/>
+              <w:jc w:val="left"/>
+            </w:pPr>
+            <w:r>
+              <w:rPr>
+                <w:rFonts w:ascii="Arial" w:cs="Arial" w:eastAsia="Arial" w:hAnsi="Arial"/>
+                <w:b w:val="false"/>
+                <w:bCs w:val="false"/>
+                <w:i w:val="false"/>
+                <w:iCs w:val="false"/>
+                <w:color w:val="000000"/>
+                <w:sz w:val="18"/>
+                <w:szCs w:val="18"/>
+              </w:rPr>
+              <w:t xml:space="preserve">–  Computer Graphics and Game Development: Kenyan tech hubs like Nairobi's Silicon Savannah (iHub) use vectors extensively in 2D/3D rendering, animation, and game physics engines.</w:t>
+            </w:r>
+          </w:p>
+          <w:p>
+            <w:pPr>
+              <w:spacing w:after="30" w:before="0"/>
+              <w:ind w:left="360" w:hanging="180"/>
+              <w:jc w:val="left"/>
+            </w:pPr>
+            <w:r>
+              <w:rPr>
+                <w:rFonts w:ascii="Arial" w:cs="Arial" w:eastAsia="Arial" w:hAnsi="Arial"/>
+                <w:b w:val="false"/>
+                <w:bCs w:val="false"/>
+                <w:i w:val="false"/>
+                <w:iCs w:val="false"/>
+                <w:color w:val="000000"/>
+                <w:sz w:val="18"/>
+                <w:szCs w:val="18"/>
+              </w:rPr>
+              <w:t xml:space="preserve">–  Surveying and Cartography: Land surveyors working across the Rift Valley and coastal regions apply position vectors and translation vectors to map terrain and demarcate boundaries accurately.</w:t>
+            </w:r>
+          </w:p>
+        </w:tc>
+      </w:tr>
+      <w:tr>
+        <w:tc>
+          <w:tcPr>
+            <w:tcW w:type="dxa" w:w="3000"/>
+            <w:shd w:fill="D5E8F0" w:color="auto" w:val="clear"/>
+            <w:tcMar>
+              <w:top w:type="dxa" w:w="60"/>
+              <w:left w:type="dxa" w:w="120"/>
+              <w:bottom w:type="dxa" w:w="60"/>
+              <w:right w:type="dxa" w:w="120"/>
+            </w:tcMar>
+            <w:vAlign w:val="top"/>
+          </w:tcPr>
+          <w:p>
+            <w:pPr>
+              <w:spacing w:after="40" w:before="0"/>
+              <w:jc w:val="left"/>
+            </w:pPr>
+            <w:r>
+              <w:rPr>
+                <w:rFonts w:ascii="Arial" w:cs="Arial" w:eastAsia="Arial" w:hAnsi="Arial"/>
+                <w:b/>
+                <w:bCs/>
+                <w:i w:val="false"/>
+                <w:iCs w:val="false"/>
+                <w:color w:val="000000"/>
+                <w:sz w:val="18"/>
+                <w:szCs w:val="18"/>
+              </w:rPr>
+              <w:t xml:space="preserve">Focus for Lessons</w:t>
+            </w:r>
+          </w:p>
+        </w:tc>
+        <w:tc>
+          <w:tcPr>
+            <w:tcW w:type="dxa" w:w="10680"/>
+            <w:shd w:fill="FFFFFF" w:color="auto" w:val="clear"/>
+            <w:tcMar>
+              <w:top w:type="dxa" w:w="60"/>
+              <w:left w:type="dxa" w:w="120"/>
+              <w:bottom w:type="dxa" w:w="60"/>
+              <w:right w:type="dxa" w:w="120"/>
+            </w:tcMar>
+            <w:vAlign w:val="top"/>
+          </w:tcPr>
+          <w:p>
+            <w:pPr>
+              <w:spacing w:after="40" w:before="0"/>
+              <w:jc w:val="left"/>
+            </w:pPr>
+            <w:r>
+              <w:rPr>
+                <w:rFonts w:ascii="Arial" w:cs="Arial" w:eastAsia="Arial" w:hAnsi="Arial"/>
+                <w:b w:val="false"/>
+                <w:bCs w:val="false"/>
+                <w:i w:val="false"/>
+                <w:iCs w:val="false"/>
+                <w:color w:val="000000"/>
+                <w:sz w:val="18"/>
+                <w:szCs w:val="18"/>
+              </w:rPr>
+              <w:t xml:space="preserve">This unit introduces learners to the concept of vectors as mathematical objects that carry both magnitude and direction, contrasting them with scalar quantities encountered in everyday Kenyan contexts such as distances on matatu routes and wind direction across Lake Victoria. Using grids, Cartesian planes, and locally available materials, learners progress from geometric representation through to algebraic operations — addition, scalar multiplication, column vectors, position vectors, magnitude, midpoints, and translation — building a coherent, cumulative understanding. The unit anchors all learning in a real-world phenomenon of directional navigation so that learners appreciate why direction, not just distance, is essential in real-life situations.</w:t>
+            </w:r>
+          </w:p>
+        </w:tc>
+      </w:tr>
+      <w:tr>
+        <w:tc>
+          <w:tcPr>
+            <w:tcW w:type="dxa" w:w="3000"/>
+            <w:shd w:fill="EAD1F5" w:color="auto" w:val="clear"/>
+            <w:tcMar>
+              <w:top w:type="dxa" w:w="60"/>
+              <w:left w:type="dxa" w:w="120"/>
+              <w:bottom w:type="dxa" w:w="60"/>
+              <w:right w:type="dxa" w:w="120"/>
+            </w:tcMar>
+            <w:vAlign w:val="top"/>
+          </w:tcPr>
+          <w:p>
+            <w:pPr>
+              <w:spacing w:after="40" w:before="0"/>
+              <w:jc w:val="left"/>
+            </w:pPr>
+            <w:r>
+              <w:rPr>
+                <w:rFonts w:ascii="Arial" w:cs="Arial" w:eastAsia="Arial" w:hAnsi="Arial"/>
+                <w:b/>
+                <w:bCs/>
+                <w:i w:val="false"/>
+                <w:iCs w:val="false"/>
+                <w:color w:val="000000"/>
+                <w:sz w:val="18"/>
+                <w:szCs w:val="18"/>
+              </w:rPr>
+              <w:t xml:space="preserve">Driving Question / Key Inquiry Questions</w:t>
+            </w:r>
+          </w:p>
+        </w:tc>
+        <w:tc>
+          <w:tcPr>
+            <w:tcW w:type="dxa" w:w="10680"/>
+            <w:shd w:fill="FFFFFF" w:color="auto" w:val="clear"/>
+            <w:tcMar>
+              <w:top w:type="dxa" w:w="60"/>
+              <w:left w:type="dxa" w:w="120"/>
+              <w:bottom w:type="dxa" w:w="60"/>
+              <w:right w:type="dxa" w:w="120"/>
+            </w:tcMar>
+            <w:vAlign w:val="top"/>
+          </w:tcPr>
+          <w:p>
+            <w:pPr>
+              <w:spacing w:after="40" w:before="0"/>
+              <w:jc w:val="left"/>
+            </w:pPr>
+            <w:r>
+              <w:rPr>
+                <w:rFonts w:ascii="Arial" w:cs="Arial" w:eastAsia="Arial" w:hAnsi="Arial"/>
+                <w:b w:val="false"/>
+                <w:bCs w:val="false"/>
+                <w:i w:val="false"/>
+                <w:iCs w:val="false"/>
+                <w:color w:val="000000"/>
+                <w:sz w:val="18"/>
+                <w:szCs w:val="18"/>
+              </w:rPr>
+              <w:t xml:space="preserve">DRIVING QUESTION: Why do two matatu journeys of exactly the same distance from Nairobi's CBD end up at completely different destinations — and what mathematical tool do we need to describe a journey completely?</w:t>
+            </w:r>
+          </w:p>
+          <w:p>
+            <w:pPr>
+              <w:spacing w:after="40" w:before="0"/>
+              <w:jc w:val="left"/>
+            </w:pPr>
+            <w:r>
+              <w:rPr>
+                <w:rFonts w:ascii="Arial" w:cs="Arial" w:eastAsia="Arial" w:hAnsi="Arial"/>
+                <w:b w:val="false"/>
+                <w:bCs w:val="false"/>
+                <w:i w:val="false"/>
+                <w:iCs w:val="false"/>
+                <w:color w:val="000000"/>
+                <w:sz w:val="18"/>
+                <w:szCs w:val="18"/>
+              </w:rPr>
+              <w:t xml:space="preserve"/>
+            </w:r>
+          </w:p>
+          <w:p>
+            <w:pPr>
+              <w:spacing w:after="40" w:before="0"/>
+              <w:jc w:val="left"/>
+            </w:pPr>
+            <w:r>
+              <w:rPr>
+                <w:rFonts w:ascii="Arial" w:cs="Arial" w:eastAsia="Arial" w:hAnsi="Arial"/>
+                <w:b w:val="false"/>
+                <w:bCs w:val="false"/>
+                <w:i w:val="false"/>
+                <w:iCs w:val="false"/>
+                <w:color w:val="000000"/>
+                <w:sz w:val="18"/>
+                <w:szCs w:val="18"/>
+              </w:rPr>
+              <w:t xml:space="preserve">KICD KEY INQUIRY QUESTIONS:</w:t>
+            </w:r>
+          </w:p>
+          <w:p>
+            <w:pPr>
+              <w:spacing w:after="40" w:before="0"/>
+              <w:jc w:val="left"/>
+            </w:pPr>
+            <w:r>
+              <w:rPr>
+                <w:rFonts w:ascii="Arial" w:cs="Arial" w:eastAsia="Arial" w:hAnsi="Arial"/>
+                <w:b w:val="false"/>
+                <w:bCs w:val="false"/>
+                <w:i w:val="false"/>
+                <w:iCs w:val="false"/>
+                <w:color w:val="000000"/>
+                <w:sz w:val="18"/>
+                <w:szCs w:val="18"/>
+              </w:rPr>
+              <w:t xml:space="preserve">1. What is the meaning of the terms vector and scalar quantities?</w:t>
+            </w:r>
+          </w:p>
+          <w:p>
+            <w:pPr>
+              <w:spacing w:after="40" w:before="0"/>
+              <w:jc w:val="left"/>
+            </w:pPr>
+            <w:r>
+              <w:rPr>
+                <w:rFonts w:ascii="Arial" w:cs="Arial" w:eastAsia="Arial" w:hAnsi="Arial"/>
+                <w:b w:val="false"/>
+                <w:bCs w:val="false"/>
+                <w:i w:val="false"/>
+                <w:iCs w:val="false"/>
+                <w:color w:val="000000"/>
+                <w:sz w:val="18"/>
+                <w:szCs w:val="18"/>
+              </w:rPr>
+              <w:t xml:space="preserve">2. Where are vectors used in real-life situations?</w:t>
+            </w:r>
+          </w:p>
+        </w:tc>
+      </w:tr>
+      <w:tr>
+        <w:tc>
+          <w:tcPr>
+            <w:tcW w:type="dxa" w:w="3000"/>
+            <w:shd w:fill="EAD1F5" w:color="auto" w:val="clear"/>
+            <w:tcMar>
+              <w:top w:type="dxa" w:w="60"/>
+              <w:left w:type="dxa" w:w="120"/>
+              <w:bottom w:type="dxa" w:w="60"/>
+              <w:right w:type="dxa" w:w="120"/>
+            </w:tcMar>
+            <w:vAlign w:val="top"/>
+          </w:tcPr>
+          <w:p>
+            <w:pPr>
+              <w:spacing w:after="40" w:before="0"/>
+              <w:jc w:val="left"/>
+            </w:pPr>
+            <w:r>
+              <w:rPr>
+                <w:rFonts w:ascii="Arial" w:cs="Arial" w:eastAsia="Arial" w:hAnsi="Arial"/>
+                <w:b/>
+                <w:bCs/>
+                <w:i w:val="false"/>
+                <w:iCs w:val="false"/>
+                <w:color w:val="000000"/>
+                <w:sz w:val="18"/>
+                <w:szCs w:val="18"/>
+              </w:rPr>
+              <w:t xml:space="preserve">Anchoring Phenomenon</w:t>
+            </w:r>
+          </w:p>
+        </w:tc>
+        <w:tc>
+          <w:tcPr>
+            <w:tcW w:type="dxa" w:w="10680"/>
+            <w:shd w:fill="FFFFFF" w:color="auto" w:val="clear"/>
+            <w:tcMar>
+              <w:top w:type="dxa" w:w="60"/>
+              <w:left w:type="dxa" w:w="120"/>
+              <w:bottom w:type="dxa" w:w="60"/>
+              <w:right w:type="dxa" w:w="120"/>
+            </w:tcMar>
+            <w:vAlign w:val="top"/>
+          </w:tcPr>
+          <w:p>
+            <w:pPr>
+              <w:spacing w:after="40" w:before="0"/>
+              <w:jc w:val="left"/>
+            </w:pPr>
+            <w:r>
+              <w:rPr>
+                <w:rFonts w:ascii="Arial" w:cs="Arial" w:eastAsia="Arial" w:hAnsi="Arial"/>
+                <w:b w:val="false"/>
+                <w:bCs w:val="false"/>
+                <w:i w:val="false"/>
+                <w:iCs w:val="false"/>
+                <w:color w:val="000000"/>
+                <w:sz w:val="18"/>
+                <w:szCs w:val="18"/>
+              </w:rPr>
+              <w:t xml:space="preserve">ANCHORING PHENOMENON: Two matatu drivers both travel exactly 8 km from Kencom Bus Stop in Nairobi's CBD, yet one arrives at Westlands and the other arrives at South B — completely different destinations. Students are shown a simplified Nairobi street grid map with both routes marked. Both routes are labelled "8 km" in distance, yet the endpoints are far apart. This is puzzling because learners' prior understanding of distance (a scalar) suggests that travelling the same distance should bring you to equivalent places. The phenomenon exposes the insufficiency of magnitude alone and creates the need for a new mathematical object — one that captures both how far and in which direction — which is the vector. The map also shows road directional arrows and one-way signs, prompting learners to notice that direction is already encoded in everyday road infrastructure, setting up the driving question for the entire unit.</w:t>
+            </w:r>
+          </w:p>
+        </w:tc>
+      </w:tr>
+      <w:tr>
+        <w:tc>
+          <w:tcPr>
+            <w:tcW w:type="dxa" w:w="3000"/>
+            <w:shd w:fill="D9EEF1" w:color="auto" w:val="clear"/>
+            <w:tcMar>
+              <w:top w:type="dxa" w:w="60"/>
+              <w:left w:type="dxa" w:w="120"/>
+              <w:bottom w:type="dxa" w:w="60"/>
+              <w:right w:type="dxa" w:w="120"/>
+            </w:tcMar>
+            <w:vAlign w:val="top"/>
+          </w:tcPr>
+          <w:p>
+            <w:pPr>
+              <w:spacing w:after="40" w:before="0"/>
+              <w:jc w:val="left"/>
+            </w:pPr>
+            <w:r>
+              <w:rPr>
+                <w:rFonts w:ascii="Arial" w:cs="Arial" w:eastAsia="Arial" w:hAnsi="Arial"/>
+                <w:b/>
+                <w:bCs/>
+                <w:i w:val="false"/>
+                <w:iCs w:val="false"/>
+                <w:color w:val="000000"/>
+                <w:sz w:val="18"/>
+                <w:szCs w:val="18"/>
+              </w:rPr>
+              <w:t xml:space="preserve">Storyline Thread</w:t>
+            </w:r>
+          </w:p>
+        </w:tc>
+        <w:tc>
+          <w:tcPr>
+            <w:tcW w:type="dxa" w:w="10680"/>
+            <w:shd w:fill="FFFFFF" w:color="auto" w:val="clear"/>
+            <w:tcMar>
+              <w:top w:type="dxa" w:w="60"/>
+              <w:left w:type="dxa" w:w="120"/>
+              <w:bottom w:type="dxa" w:w="60"/>
+              <w:right w:type="dxa" w:w="120"/>
+            </w:tcMar>
+            <w:vAlign w:val="top"/>
+          </w:tcPr>
+          <w:p>
+            <w:pPr>
+              <w:spacing w:after="40" w:before="0"/>
+              <w:jc w:val="left"/>
+            </w:pPr>
+            <w:r>
+              <w:rPr>
+                <w:rFonts w:ascii="Arial" w:cs="Arial" w:eastAsia="Arial" w:hAnsi="Arial"/>
+                <w:b w:val="false"/>
+                <w:bCs w:val="false"/>
+                <w:i w:val="false"/>
+                <w:iCs w:val="false"/>
+                <w:color w:val="000000"/>
+                <w:sz w:val="18"/>
+                <w:szCs w:val="18"/>
+              </w:rPr>
+              <w:t xml:space="preserve">Lesson 1: ANCHOR + PREDICT — Launch the anchoring phenomenon (two 8 km matatu routes, different destinations). Learners predict in writing why the same distance produces different endpoints. Introduce the terms vector and scalar; learners classify everyday quantities (temperature in Nairobi, wind speed at Kisumu airport, weight of a bag of maize, displacement of a ferry). Begin the Driving Question Board (DQB).</w:t>
+            </w:r>
+          </w:p>
+          <w:p>
+            <w:pPr>
+              <w:spacing w:after="40" w:before="0"/>
+              <w:jc w:val="left"/>
+            </w:pPr>
+            <w:r>
+              <w:rPr>
+                <w:rFonts w:ascii="Arial" w:cs="Arial" w:eastAsia="Arial" w:hAnsi="Arial"/>
+                <w:b w:val="false"/>
+                <w:bCs w:val="false"/>
+                <w:i w:val="false"/>
+                <w:iCs w:val="false"/>
+                <w:color w:val="000000"/>
+                <w:sz w:val="18"/>
+                <w:szCs w:val="18"/>
+              </w:rPr>
+              <w:t xml:space="preserve"/>
+            </w:r>
+          </w:p>
+          <w:p>
+            <w:pPr>
+              <w:spacing w:after="40" w:before="0"/>
+              <w:jc w:val="left"/>
+            </w:pPr>
+            <w:r>
+              <w:rPr>
+                <w:rFonts w:ascii="Arial" w:cs="Arial" w:eastAsia="Arial" w:hAnsi="Arial"/>
+                <w:b w:val="false"/>
+                <w:bCs w:val="false"/>
+                <w:i w:val="false"/>
+                <w:iCs w:val="false"/>
+                <w:color w:val="000000"/>
+                <w:sz w:val="18"/>
+                <w:szCs w:val="18"/>
+              </w:rPr>
+              <w:t xml:space="preserve">Lesson 2: OBSERVE + REPRESENT — Learners use road-map grids and arrow-headed line segments to represent vectors geometrically. Introduce vector notation (bold, underline, or component form). Learners draw vectors on plain paper and squared grids, labelling magnitude and direction. Identify equivalent vectors (same magnitude and direction regardless of position) using cut-outs on a Cartesian grid.</w:t>
+            </w:r>
+          </w:p>
+          <w:p>
+            <w:pPr>
+              <w:spacing w:after="40" w:before="0"/>
+              <w:jc w:val="left"/>
+            </w:pPr>
+            <w:r>
+              <w:rPr>
+                <w:rFonts w:ascii="Arial" w:cs="Arial" w:eastAsia="Arial" w:hAnsi="Arial"/>
+                <w:b w:val="false"/>
+                <w:bCs w:val="false"/>
+                <w:i w:val="false"/>
+                <w:iCs w:val="false"/>
+                <w:color w:val="000000"/>
+                <w:sz w:val="18"/>
+                <w:szCs w:val="18"/>
+              </w:rPr>
+              <w:t xml:space="preserve"/>
+            </w:r>
+          </w:p>
+          <w:p>
+            <w:pPr>
+              <w:spacing w:after="40" w:before="0"/>
+              <w:jc w:val="left"/>
+            </w:pPr>
+            <w:r>
+              <w:rPr>
+                <w:rFonts w:ascii="Arial" w:cs="Arial" w:eastAsia="Arial" w:hAnsi="Arial"/>
+                <w:b w:val="false"/>
+                <w:bCs w:val="false"/>
+                <w:i w:val="false"/>
+                <w:iCs w:val="false"/>
+                <w:color w:val="000000"/>
+                <w:sz w:val="18"/>
+                <w:szCs w:val="18"/>
+              </w:rPr>
+              <w:t xml:space="preserve">Lesson 3: EXPLAIN + ADD VECTORS — Learners investigate vector addition using the triangle law and parallelogram law on grids. Guided activity: map out a two-leg matatu journey (Kencom → University of Nairobi → GPO) as two vectors and find the resultant (single displacement vector). Practise addition of column vectors algebraically. Connect back to phenomenon: the resultant explains the final destination.</w:t>
+            </w:r>
+          </w:p>
+          <w:p>
+            <w:pPr>
+              <w:spacing w:after="40" w:before="0"/>
+              <w:jc w:val="left"/>
+            </w:pPr>
+            <w:r>
+              <w:rPr>
+                <w:rFonts w:ascii="Arial" w:cs="Arial" w:eastAsia="Arial" w:hAnsi="Arial"/>
+                <w:b w:val="false"/>
+                <w:bCs w:val="false"/>
+                <w:i w:val="false"/>
+                <w:iCs w:val="false"/>
+                <w:color w:val="000000"/>
+                <w:sz w:val="18"/>
+                <w:szCs w:val="18"/>
+              </w:rPr>
+              <w:t xml:space="preserve"/>
+            </w:r>
+          </w:p>
+          <w:p>
+            <w:pPr>
+              <w:spacing w:after="40" w:before="0"/>
+              <w:jc w:val="left"/>
+            </w:pPr>
+            <w:r>
+              <w:rPr>
+                <w:rFonts w:ascii="Arial" w:cs="Arial" w:eastAsia="Arial" w:hAnsi="Arial"/>
+                <w:b w:val="false"/>
+                <w:bCs w:val="false"/>
+                <w:i w:val="false"/>
+                <w:iCs w:val="false"/>
+                <w:color w:val="000000"/>
+                <w:sz w:val="18"/>
+                <w:szCs w:val="18"/>
+              </w:rPr>
+              <w:t xml:space="preserve">Lesson 4: OBSERVE + SCALAR MULTIPLICATION — Learners explore what happens when a vector is multiplied by a positive scalar, a negative scalar, and a fraction using grid diagrams. Context: if a boda-boda rider covers vector **d** in one trip, what does 3**d** represent? Learners draw scaled vectors and identify that scalar multiplication changes magnitude (and reverses direction for negatives) but not the line of action. Subtraction of vectors introduced as adding the negative.</w:t>
+            </w:r>
+          </w:p>
+          <w:p>
+            <w:pPr>
+              <w:spacing w:after="40" w:before="0"/>
+              <w:jc w:val="left"/>
+            </w:pPr>
+            <w:r>
+              <w:rPr>
+                <w:rFonts w:ascii="Arial" w:cs="Arial" w:eastAsia="Arial" w:hAnsi="Arial"/>
+                <w:b w:val="false"/>
+                <w:bCs w:val="false"/>
+                <w:i w:val="false"/>
+                <w:iCs w:val="false"/>
+                <w:color w:val="000000"/>
+                <w:sz w:val="18"/>
+                <w:szCs w:val="18"/>
+              </w:rPr>
+              <w:t xml:space="preserve"/>
+            </w:r>
+          </w:p>
+          <w:p>
+            <w:pPr>
+              <w:spacing w:after="40" w:before="0"/>
+              <w:jc w:val="left"/>
+            </w:pPr>
+            <w:r>
+              <w:rPr>
+                <w:rFonts w:ascii="Arial" w:cs="Arial" w:eastAsia="Arial" w:hAnsi="Arial"/>
+                <w:b w:val="false"/>
+                <w:bCs w:val="false"/>
+                <w:i w:val="false"/>
+                <w:iCs w:val="false"/>
+                <w:color w:val="000000"/>
+                <w:sz w:val="18"/>
+                <w:szCs w:val="18"/>
+              </w:rPr>
+              <w:t xml:space="preserve">Lesson 5: EXPLAIN + COLUMN VECTORS &amp; POSITION VECTORS — Learners express vectors in column form on a Cartesian plane, linking geometric arrows to algebraic notation. Introduce position vectors relative to the origin O; learners plot landmarks on a Nairobi coordinate grid (e.g., O = Kencom, A = Kenyatta International Conference Centre, B = Uhuru Park) and express OA⃗ and OB⃗ as column vectors. Derive AB⃗ = OB⃗ − OA⃗. Update DQB with new understanding.</w:t>
+            </w:r>
+          </w:p>
+          <w:p>
+            <w:pPr>
+              <w:spacing w:after="40" w:before="0"/>
+              <w:jc w:val="left"/>
+            </w:pPr>
+            <w:r>
+              <w:rPr>
+                <w:rFonts w:ascii="Arial" w:cs="Arial" w:eastAsia="Arial" w:hAnsi="Arial"/>
+                <w:b w:val="false"/>
+                <w:bCs w:val="false"/>
+                <w:i w:val="false"/>
+                <w:iCs w:val="false"/>
+                <w:color w:val="000000"/>
+                <w:sz w:val="18"/>
+                <w:szCs w:val="18"/>
+              </w:rPr>
+              <w:t xml:space="preserve"/>
+            </w:r>
+          </w:p>
+          <w:p>
+            <w:pPr>
+              <w:spacing w:after="40" w:before="0"/>
+              <w:jc w:val="left"/>
+            </w:pPr>
+            <w:r>
+              <w:rPr>
+                <w:rFonts w:ascii="Arial" w:cs="Arial" w:eastAsia="Arial" w:hAnsi="Arial"/>
+                <w:b w:val="false"/>
+                <w:bCs w:val="false"/>
+                <w:i w:val="false"/>
+                <w:iCs w:val="false"/>
+                <w:color w:val="000000"/>
+                <w:sz w:val="18"/>
+                <w:szCs w:val="18"/>
+              </w:rPr>
+              <w:t xml:space="preserve">Lesson 6: OBSERVE + MAGNITUDE &amp; MIDPOINT — Learners apply Pythagoras' theorem to derive the magnitude formula |**v**| = √(x² + y²). Contextualised problems: find the straight-line distance (magnitude) of a displacement from Kisumu pier to a fishing ground given a column vector. Introduce midpoint of a vector: if a relay runner runs from point A to point B along a vector, where is the halfway mark? Practise with Kenyan athletics track scenarios.</w:t>
+            </w:r>
+          </w:p>
+          <w:p>
+            <w:pPr>
+              <w:spacing w:after="40" w:before="0"/>
+              <w:jc w:val="left"/>
+            </w:pPr>
+            <w:r>
+              <w:rPr>
+                <w:rFonts w:ascii="Arial" w:cs="Arial" w:eastAsia="Arial" w:hAnsi="Arial"/>
+                <w:b w:val="false"/>
+                <w:bCs w:val="false"/>
+                <w:i w:val="false"/>
+                <w:iCs w:val="false"/>
+                <w:color w:val="000000"/>
+                <w:sz w:val="18"/>
+                <w:szCs w:val="18"/>
+              </w:rPr>
+              <w:t xml:space="preserve"/>
+            </w:r>
+          </w:p>
+          <w:p>
+            <w:pPr>
+              <w:spacing w:after="40" w:before="0"/>
+              <w:jc w:val="left"/>
+            </w:pPr>
+            <w:r>
+              <w:rPr>
+                <w:rFonts w:ascii="Arial" w:cs="Arial" w:eastAsia="Arial" w:hAnsi="Arial"/>
+                <w:b w:val="false"/>
+                <w:bCs w:val="false"/>
+                <w:i w:val="false"/>
+                <w:iCs w:val="false"/>
+                <w:color w:val="000000"/>
+                <w:sz w:val="18"/>
+                <w:szCs w:val="18"/>
+              </w:rPr>
+              <w:t xml:space="preserve">Lesson 7: EXPLAIN + TRANSLATION VECTOR AS TRANSFORMATION — Learners connect vectors to transformation geometry: a translation moves every point of an object by the same vector. Learners perform translations of simple shapes on a Cartesian plane using a given translation vector, and reverse-engineer the translation vector from an object and its image. Link to road safety context: road arrows as translation instructions. Learners revise and extend their cumulative geometric model on the DQB.</w:t>
+            </w:r>
+          </w:p>
+          <w:p>
+            <w:pPr>
+              <w:spacing w:after="40" w:before="0"/>
+              <w:jc w:val="left"/>
+            </w:pPr>
+            <w:r>
+              <w:rPr>
+                <w:rFonts w:ascii="Arial" w:cs="Arial" w:eastAsia="Arial" w:hAnsi="Arial"/>
+                <w:b w:val="false"/>
+                <w:bCs w:val="false"/>
+                <w:i w:val="false"/>
+                <w:iCs w:val="false"/>
+                <w:color w:val="000000"/>
+                <w:sz w:val="18"/>
+                <w:szCs w:val="18"/>
+              </w:rPr>
+              <w:t xml:space="preserve"/>
+            </w:r>
+          </w:p>
+          <w:p>
+            <w:pPr>
+              <w:spacing w:after="40" w:before="0"/>
+              <w:jc w:val="left"/>
+            </w:pPr>
+            <w:r>
+              <w:rPr>
+                <w:rFonts w:ascii="Arial" w:cs="Arial" w:eastAsia="Arial" w:hAnsi="Arial"/>
+                <w:b w:val="false"/>
+                <w:bCs w:val="false"/>
+                <w:i w:val="false"/>
+                <w:iCs w:val="false"/>
+                <w:color w:val="000000"/>
+                <w:sz w:val="18"/>
+                <w:szCs w:val="18"/>
+              </w:rPr>
+              <w:t xml:space="preserve">Lesson 8: MODEL BUILD + CONSOLIDATION &amp; APPLICATION — Learners synthesise all concepts in a group problem-solving task: given a sketch map of a Kenyan town (e.g., Nakuru), describe a multi-leg journey using vectors, compute the resultant displacement, find its magnitude, identify the midpoint of the journey, and represent the translation that maps the start point to the endpoint. Groups present their vector models. Final DQB review: learners answer the driving question in writing, explaining why two equal-distance journeys produce different destinations and how vectors resolve this puzzle. Formative assessment via class activity.</w:t>
+            </w:r>
+          </w:p>
+        </w:tc>
+      </w:tr>
+      <w:tr>
+        <w:tc>
+          <w:tcPr>
+            <w:tcW w:type="dxa" w:w="3000"/>
+            <w:shd w:fill="EAD1F5" w:color="auto" w:val="clear"/>
+            <w:tcMar>
+              <w:top w:type="dxa" w:w="60"/>
+              <w:left w:type="dxa" w:w="120"/>
+              <w:bottom w:type="dxa" w:w="60"/>
+              <w:right w:type="dxa" w:w="120"/>
+            </w:tcMar>
+            <w:vAlign w:val="top"/>
+          </w:tcPr>
+          <w:p>
+            <w:pPr>
+              <w:spacing w:after="40" w:before="0"/>
+              <w:jc w:val="left"/>
+            </w:pPr>
+            <w:r>
+              <w:rPr>
+                <w:rFonts w:ascii="Arial" w:cs="Arial" w:eastAsia="Arial" w:hAnsi="Arial"/>
+                <w:b/>
+                <w:bCs/>
+                <w:i w:val="false"/>
+                <w:iCs w:val="false"/>
+                <w:color w:val="000000"/>
+                <w:sz w:val="18"/>
+                <w:szCs w:val="18"/>
+              </w:rPr>
+              <w:t xml:space="preserve">Supporting Phenomena</w:t>
+            </w:r>
+          </w:p>
+        </w:tc>
+        <w:tc>
+          <w:tcPr>
+            <w:tcW w:type="dxa" w:w="10680"/>
+            <w:shd w:fill="FFFFFF" w:color="auto" w:val="clear"/>
+            <w:tcMar>
+              <w:top w:type="dxa" w:w="60"/>
+              <w:left w:type="dxa" w:w="120"/>
+              <w:bottom w:type="dxa" w:w="60"/>
+              <w:right w:type="dxa" w:w="120"/>
+            </w:tcMar>
+            <w:vAlign w:val="top"/>
+          </w:tcPr>
+          <w:p>
+            <w:pPr>
+              <w:spacing w:after="30" w:before="0"/>
+              <w:ind w:left="360" w:hanging="180"/>
+              <w:jc w:val="left"/>
+            </w:pPr>
+            <w:r>
+              <w:rPr>
+                <w:rFonts w:ascii="Arial" w:cs="Arial" w:eastAsia="Arial" w:hAnsi="Arial"/>
+                <w:b w:val="false"/>
+                <w:bCs w:val="false"/>
+                <w:i w:val="false"/>
+                <w:iCs w:val="false"/>
+                <w:color w:val="000000"/>
+                <w:sz w:val="18"/>
+                <w:szCs w:val="18"/>
+              </w:rPr>
+              <w:t xml:space="preserve">–  A football kicked with the same force (same magnitude) in two different directions during a match at Nyayo National Stadium travels to completely different positions on the pitch — illustrating that magnitude alone does not determine outcome; direction is equally critical.</w:t>
+            </w:r>
+          </w:p>
+          <w:p>
+            <w:pPr>
+              <w:spacing w:after="30" w:before="0"/>
+              <w:ind w:left="360" w:hanging="180"/>
+              <w:jc w:val="left"/>
+            </w:pPr>
+            <w:r>
+              <w:rPr>
+                <w:rFonts w:ascii="Arial" w:cs="Arial" w:eastAsia="Arial" w:hAnsi="Arial"/>
+                <w:b w:val="false"/>
+                <w:bCs w:val="false"/>
+                <w:i w:val="false"/>
+                <w:iCs w:val="false"/>
+                <w:color w:val="000000"/>
+                <w:sz w:val="18"/>
+                <w:szCs w:val="18"/>
+              </w:rPr>
+              <w:t xml:space="preserve">–  A fishing boat leaving Kisumu pier on Lake Victoria travels for 2 hours at the same speed on two separate days, but ends up at different landing sites because the wind direction changed — showing how vector quantities (velocity with direction) govern real displacement.</w:t>
+            </w:r>
+          </w:p>
+          <w:p>
+            <w:pPr>
+              <w:spacing w:after="30" w:before="0"/>
+              <w:ind w:left="360" w:hanging="180"/>
+              <w:jc w:val="left"/>
+            </w:pPr>
+            <w:r>
+              <w:rPr>
+                <w:rFonts w:ascii="Arial" w:cs="Arial" w:eastAsia="Arial" w:hAnsi="Arial"/>
+                <w:b w:val="false"/>
+                <w:bCs w:val="false"/>
+                <w:i w:val="false"/>
+                <w:iCs w:val="false"/>
+                <w:color w:val="000000"/>
+                <w:sz w:val="18"/>
+                <w:szCs w:val="18"/>
+              </w:rPr>
+              <w:t xml:space="preserve">–  A porter carrying luggage at Mombasa's Likoni Ferry crossing walks the same number of steps each day yet boards different ferries depending on which direction they walk along the jetty — a relatable local context for displacement vs. distance.</w:t>
+            </w:r>
+          </w:p>
+          <w:p>
+            <w:pPr>
+              <w:spacing w:after="30" w:before="0"/>
+              <w:ind w:left="360" w:hanging="180"/>
+              <w:jc w:val="left"/>
+            </w:pPr>
+            <w:r>
+              <w:rPr>
+                <w:rFonts w:ascii="Arial" w:cs="Arial" w:eastAsia="Arial" w:hAnsi="Arial"/>
+                <w:b w:val="false"/>
+                <w:bCs w:val="false"/>
+                <w:i w:val="false"/>
+                <w:iCs w:val="false"/>
+                <w:color w:val="000000"/>
+                <w:sz w:val="18"/>
+                <w:szCs w:val="18"/>
+              </w:rPr>
+              <w:t xml:space="preserve">–  Arrows and lane markings painted on Kenyan roads (e.g., the Thika Superhighway) encode direction explicitly; removing the arrowhead leaves only a line segment (scalar length) and makes the sign ambiguous — visually demonstrating the difference between a scalar segment and a vector.</w:t>
+            </w:r>
+          </w:p>
+        </w:tc>
+      </w:tr>
+    </w:tbl>
+    <w:p>
+      <w:pPr>
+        <w:spacing w:after="120"/>
+      </w:pPr>
+      <w:r>
+        <w:t xml:space="preserve"/>
       </w:r>
     </w:p>
     <w:p>
@@ -150,7 +2378,7 @@
         </w:rPr>
         <w:t xml:space="preserve">© 2026 SeaVuria and ARES. This work is licensed under a </w:t>
       </w:r>
-      <w:hyperlink w:history="1" r:id="rIdufxlrlvudvllqpu4nyg1d">
+      <w:hyperlink w:history="1" r:id="rIdjndtxpomym20tw_mdkzkv">
         <w:r>
           <w:rPr>
             <w:rFonts w:ascii="Arial" w:cs="Arial" w:eastAsia="Arial" w:hAnsi="Arial"/>
@@ -170,7 +2398,7 @@
         </w:rPr>
         <w:t xml:space="preserve"> (</w:t>
       </w:r>
-      <w:hyperlink w:history="1" r:id="rIdz4kx7wawlgml1wya6ywch">
+      <w:hyperlink w:history="1" r:id="rIdiuxl5qlwjv_gqndd1lfz7">
         <w:r>
           <w:rPr>
             <w:rFonts w:ascii="Arial" w:cs="Arial" w:eastAsia="Arial" w:hAnsi="Arial"/>
@@ -190,7 +2418,7 @@
         </w:rPr>
         <w:t xml:space="preserve">). To view a copy of this license, visit </w:t>
       </w:r>
-      <w:hyperlink w:history="1" r:id="rIdzb9jplqou2o50athtwwjq">
+      <w:hyperlink w:history="1" r:id="rIdbbyifprogacnba_lvstnk">
         <w:r>
           <w:rPr>
             <w:rFonts w:ascii="Arial" w:cs="Arial" w:eastAsia="Arial" w:hAnsi="Arial"/>
@@ -209,2234 +2437,6 @@
           <w:szCs w:val="17"/>
         </w:rPr>
         <w:t xml:space="preserve">. You are free to copy, redistribute, and adapt this material in any medium or format, provided appropriate credit is given and the material is not used for commercial purposes. KICD learning outcomes and curriculum designations reproduced here for alignment purposes remain the property of KICD and are not covered by this license. Linked external resources (e.g. CK-12, Khan Academy, PhET) are subject to their own licenses.</w:t>
-      </w:r>
-    </w:p>
-    <w:p>
-      <w:pPr>
-        <w:spacing w:after="120"/>
-      </w:pPr>
-      <w:r>
-        <w:t xml:space="preserve"/>
-      </w:r>
-    </w:p>
-    <w:tbl>
-      <w:tblPr>
-        <w:tblW w:type="dxa" w:w="13680"/>
-        <w:tblBorders>
-          <w:top w:val="single" w:color="AAAAAA" w:sz="4"/>
-          <w:left w:val="single" w:color="AAAAAA" w:sz="4"/>
-          <w:bottom w:val="single" w:color="AAAAAA" w:sz="4"/>
-          <w:right w:val="single" w:color="AAAAAA" w:sz="4"/>
-          <w:insideH w:val="single" w:color="auto" w:sz="4"/>
-          <w:insideV w:val="single" w:color="auto" w:sz="4"/>
-        </w:tblBorders>
-        <w:tblLayout w:type="fixed"/>
-      </w:tblPr>
-      <w:tblGrid>
-        <w:gridCol w:w="3000"/>
-        <w:gridCol w:w="10680"/>
-      </w:tblGrid>
-      <w:tr>
-        <w:tc>
-          <w:tcPr>
-            <w:tcW w:type="dxa" w:w="13680"/>
-            <w:gridSpan w:val="2"/>
-            <w:shd w:fill="1F3864" w:color="auto" w:val="clear"/>
-            <w:tcMar>
-              <w:top w:type="dxa" w:w="60"/>
-              <w:left w:type="dxa" w:w="120"/>
-              <w:bottom w:type="dxa" w:w="60"/>
-              <w:right w:type="dxa" w:w="120"/>
-            </w:tcMar>
-            <w:vAlign w:val="top"/>
-          </w:tcPr>
-          <w:p>
-            <w:pPr>
-              <w:spacing w:after="40" w:before="0"/>
-              <w:jc w:val="center"/>
-            </w:pPr>
-            <w:r>
-              <w:rPr>
-                <w:rFonts w:ascii="Arial" w:cs="Arial" w:eastAsia="Arial" w:hAnsi="Arial"/>
-                <w:b/>
-                <w:bCs/>
-                <w:i w:val="false"/>
-                <w:iCs w:val="false"/>
-                <w:color w:val="FFFFFF"/>
-                <w:sz w:val="22"/>
-                <w:szCs w:val="22"/>
-              </w:rPr>
-              <w:t xml:space="preserve">SUB-STRAND OVERVIEW</w:t>
-            </w:r>
-          </w:p>
-        </w:tc>
-      </w:tr>
-      <w:tr>
-        <w:tc>
-          <w:tcPr>
-            <w:tcW w:type="dxa" w:w="3000"/>
-            <w:shd w:fill="D5E8F0" w:color="auto" w:val="clear"/>
-            <w:tcMar>
-              <w:top w:type="dxa" w:w="60"/>
-              <w:left w:type="dxa" w:w="120"/>
-              <w:bottom w:type="dxa" w:w="60"/>
-              <w:right w:type="dxa" w:w="120"/>
-            </w:tcMar>
-            <w:vAlign w:val="top"/>
-          </w:tcPr>
-          <w:p>
-            <w:pPr>
-              <w:spacing w:after="40" w:before="0"/>
-              <w:jc w:val="left"/>
-            </w:pPr>
-            <w:r>
-              <w:rPr>
-                <w:rFonts w:ascii="Arial" w:cs="Arial" w:eastAsia="Arial" w:hAnsi="Arial"/>
-                <w:b/>
-                <w:bCs/>
-                <w:i w:val="false"/>
-                <w:iCs w:val="false"/>
-                <w:color w:val="000000"/>
-                <w:sz w:val="18"/>
-                <w:szCs w:val="18"/>
-              </w:rPr>
-              <w:t xml:space="preserve">Grade Level</w:t>
-            </w:r>
-          </w:p>
-        </w:tc>
-        <w:tc>
-          <w:tcPr>
-            <w:tcW w:type="dxa" w:w="10680"/>
-            <w:shd w:fill="FFFFFF" w:color="auto" w:val="clear"/>
-            <w:tcMar>
-              <w:top w:type="dxa" w:w="60"/>
-              <w:left w:type="dxa" w:w="120"/>
-              <w:bottom w:type="dxa" w:w="60"/>
-              <w:right w:type="dxa" w:w="120"/>
-            </w:tcMar>
-            <w:vAlign w:val="top"/>
-          </w:tcPr>
-          <w:p>
-            <w:pPr>
-              <w:spacing w:after="40" w:before="0"/>
-              <w:jc w:val="left"/>
-            </w:pPr>
-            <w:r>
-              <w:rPr>
-                <w:rFonts w:ascii="Arial" w:cs="Arial" w:eastAsia="Arial" w:hAnsi="Arial"/>
-                <w:b w:val="false"/>
-                <w:bCs w:val="false"/>
-                <w:i w:val="false"/>
-                <w:iCs w:val="false"/>
-                <w:color w:val="000000"/>
-                <w:sz w:val="18"/>
-                <w:szCs w:val="18"/>
-              </w:rPr>
-              <w:t xml:space="preserve">10</w:t>
-            </w:r>
-          </w:p>
-        </w:tc>
-      </w:tr>
-      <w:tr>
-        <w:tc>
-          <w:tcPr>
-            <w:tcW w:type="dxa" w:w="3000"/>
-            <w:shd w:fill="D5E8F0" w:color="auto" w:val="clear"/>
-            <w:tcMar>
-              <w:top w:type="dxa" w:w="60"/>
-              <w:left w:type="dxa" w:w="120"/>
-              <w:bottom w:type="dxa" w:w="60"/>
-              <w:right w:type="dxa" w:w="120"/>
-            </w:tcMar>
-            <w:vAlign w:val="top"/>
-          </w:tcPr>
-          <w:p>
-            <w:pPr>
-              <w:spacing w:after="40" w:before="0"/>
-              <w:jc w:val="left"/>
-            </w:pPr>
-            <w:r>
-              <w:rPr>
-                <w:rFonts w:ascii="Arial" w:cs="Arial" w:eastAsia="Arial" w:hAnsi="Arial"/>
-                <w:b/>
-                <w:bCs/>
-                <w:i w:val="false"/>
-                <w:iCs w:val="false"/>
-                <w:color w:val="000000"/>
-                <w:sz w:val="18"/>
-                <w:szCs w:val="18"/>
-              </w:rPr>
-              <w:t xml:space="preserve">Subject</w:t>
-            </w:r>
-          </w:p>
-        </w:tc>
-        <w:tc>
-          <w:tcPr>
-            <w:tcW w:type="dxa" w:w="10680"/>
-            <w:shd w:fill="FFFFFF" w:color="auto" w:val="clear"/>
-            <w:tcMar>
-              <w:top w:type="dxa" w:w="60"/>
-              <w:left w:type="dxa" w:w="120"/>
-              <w:bottom w:type="dxa" w:w="60"/>
-              <w:right w:type="dxa" w:w="120"/>
-            </w:tcMar>
-            <w:vAlign w:val="top"/>
-          </w:tcPr>
-          <w:p>
-            <w:pPr>
-              <w:spacing w:after="40" w:before="0"/>
-              <w:jc w:val="left"/>
-            </w:pPr>
-            <w:r>
-              <w:rPr>
-                <w:rFonts w:ascii="Arial" w:cs="Arial" w:eastAsia="Arial" w:hAnsi="Arial"/>
-                <w:b w:val="false"/>
-                <w:bCs w:val="false"/>
-                <w:i w:val="false"/>
-                <w:iCs w:val="false"/>
-                <w:color w:val="000000"/>
-                <w:sz w:val="18"/>
-                <w:szCs w:val="18"/>
-              </w:rPr>
-              <w:t xml:space="preserve">Core Mathematics</w:t>
-            </w:r>
-          </w:p>
-        </w:tc>
-      </w:tr>
-      <w:tr>
-        <w:tc>
-          <w:tcPr>
-            <w:tcW w:type="dxa" w:w="3000"/>
-            <w:shd w:fill="D5E8F0" w:color="auto" w:val="clear"/>
-            <w:tcMar>
-              <w:top w:type="dxa" w:w="60"/>
-              <w:left w:type="dxa" w:w="120"/>
-              <w:bottom w:type="dxa" w:w="60"/>
-              <w:right w:type="dxa" w:w="120"/>
-            </w:tcMar>
-            <w:vAlign w:val="top"/>
-          </w:tcPr>
-          <w:p>
-            <w:pPr>
-              <w:spacing w:after="40" w:before="0"/>
-              <w:jc w:val="left"/>
-            </w:pPr>
-            <w:r>
-              <w:rPr>
-                <w:rFonts w:ascii="Arial" w:cs="Arial" w:eastAsia="Arial" w:hAnsi="Arial"/>
-                <w:b/>
-                <w:bCs/>
-                <w:i w:val="false"/>
-                <w:iCs w:val="false"/>
-                <w:color w:val="000000"/>
-                <w:sz w:val="18"/>
-                <w:szCs w:val="18"/>
-              </w:rPr>
-              <w:t xml:space="preserve">Strand</w:t>
-            </w:r>
-          </w:p>
-        </w:tc>
-        <w:tc>
-          <w:tcPr>
-            <w:tcW w:type="dxa" w:w="10680"/>
-            <w:shd w:fill="FFFFFF" w:color="auto" w:val="clear"/>
-            <w:tcMar>
-              <w:top w:type="dxa" w:w="60"/>
-              <w:left w:type="dxa" w:w="120"/>
-              <w:bottom w:type="dxa" w:w="60"/>
-              <w:right w:type="dxa" w:w="120"/>
-            </w:tcMar>
-            <w:vAlign w:val="top"/>
-          </w:tcPr>
-          <w:p>
-            <w:pPr>
-              <w:spacing w:after="40" w:before="0"/>
-              <w:jc w:val="left"/>
-            </w:pPr>
-            <w:r>
-              <w:rPr>
-                <w:rFonts w:ascii="Arial" w:cs="Arial" w:eastAsia="Arial" w:hAnsi="Arial"/>
-                <w:b w:val="false"/>
-                <w:bCs w:val="false"/>
-                <w:i w:val="false"/>
-                <w:iCs w:val="false"/>
-                <w:color w:val="000000"/>
-                <w:sz w:val="18"/>
-                <w:szCs w:val="18"/>
-              </w:rPr>
-              <w:t xml:space="preserve">Strand 2.0: Measurements and Geometry</w:t>
-            </w:r>
-          </w:p>
-        </w:tc>
-      </w:tr>
-      <w:tr>
-        <w:tc>
-          <w:tcPr>
-            <w:tcW w:type="dxa" w:w="3000"/>
-            <w:shd w:fill="D5E8F0" w:color="auto" w:val="clear"/>
-            <w:tcMar>
-              <w:top w:type="dxa" w:w="60"/>
-              <w:left w:type="dxa" w:w="120"/>
-              <w:bottom w:type="dxa" w:w="60"/>
-              <w:right w:type="dxa" w:w="120"/>
-            </w:tcMar>
-            <w:vAlign w:val="top"/>
-          </w:tcPr>
-          <w:p>
-            <w:pPr>
-              <w:spacing w:after="40" w:before="0"/>
-              <w:jc w:val="left"/>
-            </w:pPr>
-            <w:r>
-              <w:rPr>
-                <w:rFonts w:ascii="Arial" w:cs="Arial" w:eastAsia="Arial" w:hAnsi="Arial"/>
-                <w:b/>
-                <w:bCs/>
-                <w:i w:val="false"/>
-                <w:iCs w:val="false"/>
-                <w:color w:val="000000"/>
-                <w:sz w:val="18"/>
-                <w:szCs w:val="18"/>
-              </w:rPr>
-              <w:t xml:space="preserve">Sub-Strand</w:t>
-            </w:r>
-          </w:p>
-        </w:tc>
-        <w:tc>
-          <w:tcPr>
-            <w:tcW w:type="dxa" w:w="10680"/>
-            <w:shd w:fill="FFFFFF" w:color="auto" w:val="clear"/>
-            <w:tcMar>
-              <w:top w:type="dxa" w:w="60"/>
-              <w:left w:type="dxa" w:w="120"/>
-              <w:bottom w:type="dxa" w:w="60"/>
-              <w:right w:type="dxa" w:w="120"/>
-            </w:tcMar>
-            <w:vAlign w:val="top"/>
-          </w:tcPr>
-          <w:p>
-            <w:pPr>
-              <w:spacing w:after="40" w:before="0"/>
-              <w:jc w:val="left"/>
-            </w:pPr>
-            <w:r>
-              <w:rPr>
-                <w:rFonts w:ascii="Arial" w:cs="Arial" w:eastAsia="Arial" w:hAnsi="Arial"/>
-                <w:b w:val="false"/>
-                <w:bCs w:val="false"/>
-                <w:i w:val="false"/>
-                <w:iCs w:val="false"/>
-                <w:color w:val="000000"/>
-                <w:sz w:val="18"/>
-                <w:szCs w:val="18"/>
-              </w:rPr>
-              <w:t xml:space="preserve">Sub-Strand 2.8: Vectors</w:t>
-            </w:r>
-          </w:p>
-        </w:tc>
-      </w:tr>
-      <w:tr>
-        <w:tc>
-          <w:tcPr>
-            <w:tcW w:type="dxa" w:w="3000"/>
-            <w:shd w:fill="D5E8F0" w:color="auto" w:val="clear"/>
-            <w:tcMar>
-              <w:top w:type="dxa" w:w="60"/>
-              <w:left w:type="dxa" w:w="120"/>
-              <w:bottom w:type="dxa" w:w="60"/>
-              <w:right w:type="dxa" w:w="120"/>
-            </w:tcMar>
-            <w:vAlign w:val="top"/>
-          </w:tcPr>
-          <w:p>
-            <w:pPr>
-              <w:spacing w:after="40" w:before="0"/>
-              <w:jc w:val="left"/>
-            </w:pPr>
-            <w:r>
-              <w:rPr>
-                <w:rFonts w:ascii="Arial" w:cs="Arial" w:eastAsia="Arial" w:hAnsi="Arial"/>
-                <w:b/>
-                <w:bCs/>
-                <w:i w:val="false"/>
-                <w:iCs w:val="false"/>
-                <w:color w:val="000000"/>
-                <w:sz w:val="18"/>
-                <w:szCs w:val="18"/>
-              </w:rPr>
-              <w:t xml:space="preserve">Total Duration</w:t>
-            </w:r>
-          </w:p>
-        </w:tc>
-        <w:tc>
-          <w:tcPr>
-            <w:tcW w:type="dxa" w:w="10680"/>
-            <w:shd w:fill="FFFFFF" w:color="auto" w:val="clear"/>
-            <w:tcMar>
-              <w:top w:type="dxa" w:w="60"/>
-              <w:left w:type="dxa" w:w="120"/>
-              <w:bottom w:type="dxa" w:w="60"/>
-              <w:right w:type="dxa" w:w="120"/>
-            </w:tcMar>
-            <w:vAlign w:val="top"/>
-          </w:tcPr>
-          <w:p>
-            <w:pPr>
-              <w:spacing w:after="40" w:before="0"/>
-              <w:jc w:val="left"/>
-            </w:pPr>
-            <w:r>
-              <w:rPr>
-                <w:rFonts w:ascii="Arial" w:cs="Arial" w:eastAsia="Arial" w:hAnsi="Arial"/>
-                <w:b w:val="false"/>
-                <w:bCs w:val="false"/>
-                <w:i w:val="false"/>
-                <w:iCs w:val="false"/>
-                <w:color w:val="000000"/>
-                <w:sz w:val="18"/>
-                <w:szCs w:val="18"/>
-              </w:rPr>
-              <w:t xml:space="preserve">8 lessons × 40 minutes = 320 minutes total</w:t>
-            </w:r>
-          </w:p>
-        </w:tc>
-      </w:tr>
-      <w:tr>
-        <w:tc>
-          <w:tcPr>
-            <w:tcW w:type="dxa" w:w="3000"/>
-            <w:shd w:fill="D5E8F0" w:color="auto" w:val="clear"/>
-            <w:tcMar>
-              <w:top w:type="dxa" w:w="60"/>
-              <w:left w:type="dxa" w:w="120"/>
-              <w:bottom w:type="dxa" w:w="60"/>
-              <w:right w:type="dxa" w:w="120"/>
-            </w:tcMar>
-            <w:vAlign w:val="top"/>
-          </w:tcPr>
-          <w:p>
-            <w:pPr>
-              <w:spacing w:after="40" w:before="0"/>
-              <w:jc w:val="left"/>
-            </w:pPr>
-            <w:r>
-              <w:rPr>
-                <w:rFonts w:ascii="Arial" w:cs="Arial" w:eastAsia="Arial" w:hAnsi="Arial"/>
-                <w:b/>
-                <w:bCs/>
-                <w:i w:val="false"/>
-                <w:iCs w:val="false"/>
-                <w:color w:val="000000"/>
-                <w:sz w:val="18"/>
-                <w:szCs w:val="18"/>
-              </w:rPr>
-              <w:t xml:space="preserve">Sub-Strand Content</w:t>
-            </w:r>
-          </w:p>
-        </w:tc>
-        <w:tc>
-          <w:tcPr>
-            <w:tcW w:type="dxa" w:w="10680"/>
-            <w:shd w:fill="FFFFFF" w:color="auto" w:val="clear"/>
-            <w:tcMar>
-              <w:top w:type="dxa" w:w="60"/>
-              <w:left w:type="dxa" w:w="120"/>
-              <w:bottom w:type="dxa" w:w="60"/>
-              <w:right w:type="dxa" w:w="120"/>
-            </w:tcMar>
-            <w:vAlign w:val="top"/>
-          </w:tcPr>
-          <w:p>
-            <w:pPr>
-              <w:spacing w:after="30" w:before="0"/>
-              <w:ind w:left="360" w:hanging="180"/>
-              <w:jc w:val="left"/>
-            </w:pPr>
-            <w:r>
-              <w:rPr>
-                <w:rFonts w:ascii="Arial" w:cs="Arial" w:eastAsia="Arial" w:hAnsi="Arial"/>
-                <w:b w:val="false"/>
-                <w:bCs w:val="false"/>
-                <w:i w:val="false"/>
-                <w:iCs w:val="false"/>
-                <w:color w:val="000000"/>
-                <w:sz w:val="18"/>
-                <w:szCs w:val="18"/>
-              </w:rPr>
-              <w:t xml:space="preserve">–  Vector and scalar quantities</w:t>
-            </w:r>
-          </w:p>
-          <w:p>
-            <w:pPr>
-              <w:spacing w:after="30" w:before="0"/>
-              <w:ind w:left="360" w:hanging="180"/>
-              <w:jc w:val="left"/>
-            </w:pPr>
-            <w:r>
-              <w:rPr>
-                <w:rFonts w:ascii="Arial" w:cs="Arial" w:eastAsia="Arial" w:hAnsi="Arial"/>
-                <w:b w:val="false"/>
-                <w:bCs w:val="false"/>
-                <w:i w:val="false"/>
-                <w:iCs w:val="false"/>
-                <w:color w:val="000000"/>
-                <w:sz w:val="18"/>
-                <w:szCs w:val="18"/>
-              </w:rPr>
-              <w:t xml:space="preserve">–  Vector notation</w:t>
-            </w:r>
-          </w:p>
-          <w:p>
-            <w:pPr>
-              <w:spacing w:after="30" w:before="0"/>
-              <w:ind w:left="360" w:hanging="180"/>
-              <w:jc w:val="left"/>
-            </w:pPr>
-            <w:r>
-              <w:rPr>
-                <w:rFonts w:ascii="Arial" w:cs="Arial" w:eastAsia="Arial" w:hAnsi="Arial"/>
-                <w:b w:val="false"/>
-                <w:bCs w:val="false"/>
-                <w:i w:val="false"/>
-                <w:iCs w:val="false"/>
-                <w:color w:val="000000"/>
-                <w:sz w:val="18"/>
-                <w:szCs w:val="18"/>
-              </w:rPr>
-              <w:t xml:space="preserve">–  Representation of vectors</w:t>
-            </w:r>
-          </w:p>
-          <w:p>
-            <w:pPr>
-              <w:spacing w:after="30" w:before="0"/>
-              <w:ind w:left="360" w:hanging="180"/>
-              <w:jc w:val="left"/>
-            </w:pPr>
-            <w:r>
-              <w:rPr>
-                <w:rFonts w:ascii="Arial" w:cs="Arial" w:eastAsia="Arial" w:hAnsi="Arial"/>
-                <w:b w:val="false"/>
-                <w:bCs w:val="false"/>
-                <w:i w:val="false"/>
-                <w:iCs w:val="false"/>
-                <w:color w:val="000000"/>
-                <w:sz w:val="18"/>
-                <w:szCs w:val="18"/>
-              </w:rPr>
-              <w:t xml:space="preserve">–  Equivalent vectors</w:t>
-            </w:r>
-          </w:p>
-          <w:p>
-            <w:pPr>
-              <w:spacing w:after="30" w:before="0"/>
-              <w:ind w:left="360" w:hanging="180"/>
-              <w:jc w:val="left"/>
-            </w:pPr>
-            <w:r>
-              <w:rPr>
-                <w:rFonts w:ascii="Arial" w:cs="Arial" w:eastAsia="Arial" w:hAnsi="Arial"/>
-                <w:b w:val="false"/>
-                <w:bCs w:val="false"/>
-                <w:i w:val="false"/>
-                <w:iCs w:val="false"/>
-                <w:color w:val="000000"/>
-                <w:sz w:val="18"/>
-                <w:szCs w:val="18"/>
-              </w:rPr>
-              <w:t xml:space="preserve">–  Addition of vectors</w:t>
-            </w:r>
-          </w:p>
-          <w:p>
-            <w:pPr>
-              <w:spacing w:after="30" w:before="0"/>
-              <w:ind w:left="360" w:hanging="180"/>
-              <w:jc w:val="left"/>
-            </w:pPr>
-            <w:r>
-              <w:rPr>
-                <w:rFonts w:ascii="Arial" w:cs="Arial" w:eastAsia="Arial" w:hAnsi="Arial"/>
-                <w:b w:val="false"/>
-                <w:bCs w:val="false"/>
-                <w:i w:val="false"/>
-                <w:iCs w:val="false"/>
-                <w:color w:val="000000"/>
-                <w:sz w:val="18"/>
-                <w:szCs w:val="18"/>
-              </w:rPr>
-              <w:t xml:space="preserve">–  Multiplication of vectors by a scalar</w:t>
-            </w:r>
-          </w:p>
-          <w:p>
-            <w:pPr>
-              <w:spacing w:after="30" w:before="0"/>
-              <w:ind w:left="360" w:hanging="180"/>
-              <w:jc w:val="left"/>
-            </w:pPr>
-            <w:r>
-              <w:rPr>
-                <w:rFonts w:ascii="Arial" w:cs="Arial" w:eastAsia="Arial" w:hAnsi="Arial"/>
-                <w:b w:val="false"/>
-                <w:bCs w:val="false"/>
-                <w:i w:val="false"/>
-                <w:iCs w:val="false"/>
-                <w:color w:val="000000"/>
-                <w:sz w:val="18"/>
-                <w:szCs w:val="18"/>
-              </w:rPr>
-              <w:t xml:space="preserve">–  Column vectors</w:t>
-            </w:r>
-          </w:p>
-          <w:p>
-            <w:pPr>
-              <w:spacing w:after="30" w:before="0"/>
-              <w:ind w:left="360" w:hanging="180"/>
-              <w:jc w:val="left"/>
-            </w:pPr>
-            <w:r>
-              <w:rPr>
-                <w:rFonts w:ascii="Arial" w:cs="Arial" w:eastAsia="Arial" w:hAnsi="Arial"/>
-                <w:b w:val="false"/>
-                <w:bCs w:val="false"/>
-                <w:i w:val="false"/>
-                <w:iCs w:val="false"/>
-                <w:color w:val="000000"/>
-                <w:sz w:val="18"/>
-                <w:szCs w:val="18"/>
-              </w:rPr>
-              <w:t xml:space="preserve">–  Position vectors</w:t>
-            </w:r>
-          </w:p>
-          <w:p>
-            <w:pPr>
-              <w:spacing w:after="30" w:before="0"/>
-              <w:ind w:left="360" w:hanging="180"/>
-              <w:jc w:val="left"/>
-            </w:pPr>
-            <w:r>
-              <w:rPr>
-                <w:rFonts w:ascii="Arial" w:cs="Arial" w:eastAsia="Arial" w:hAnsi="Arial"/>
-                <w:b w:val="false"/>
-                <w:bCs w:val="false"/>
-                <w:i w:val="false"/>
-                <w:iCs w:val="false"/>
-                <w:color w:val="000000"/>
-                <w:sz w:val="18"/>
-                <w:szCs w:val="18"/>
-              </w:rPr>
-              <w:t xml:space="preserve">–  Magnitude of a vector</w:t>
-            </w:r>
-          </w:p>
-          <w:p>
-            <w:pPr>
-              <w:spacing w:after="30" w:before="0"/>
-              <w:ind w:left="360" w:hanging="180"/>
-              <w:jc w:val="left"/>
-            </w:pPr>
-            <w:r>
-              <w:rPr>
-                <w:rFonts w:ascii="Arial" w:cs="Arial" w:eastAsia="Arial" w:hAnsi="Arial"/>
-                <w:b w:val="false"/>
-                <w:bCs w:val="false"/>
-                <w:i w:val="false"/>
-                <w:iCs w:val="false"/>
-                <w:color w:val="000000"/>
-                <w:sz w:val="18"/>
-                <w:szCs w:val="18"/>
-              </w:rPr>
-              <w:t xml:space="preserve">–  Midpoint of a vector</w:t>
-            </w:r>
-          </w:p>
-          <w:p>
-            <w:pPr>
-              <w:spacing w:after="30" w:before="0"/>
-              <w:ind w:left="360" w:hanging="180"/>
-              <w:jc w:val="left"/>
-            </w:pPr>
-            <w:r>
-              <w:rPr>
-                <w:rFonts w:ascii="Arial" w:cs="Arial" w:eastAsia="Arial" w:hAnsi="Arial"/>
-                <w:b w:val="false"/>
-                <w:bCs w:val="false"/>
-                <w:i w:val="false"/>
-                <w:iCs w:val="false"/>
-                <w:color w:val="000000"/>
-                <w:sz w:val="18"/>
-                <w:szCs w:val="18"/>
-              </w:rPr>
-              <w:t xml:space="preserve">–  Translation vector</w:t>
-            </w:r>
-          </w:p>
-        </w:tc>
-      </w:tr>
-      <w:tr>
-        <w:tc>
-          <w:tcPr>
-            <w:tcW w:type="dxa" w:w="3000"/>
-            <w:shd w:fill="D5E8F0" w:color="auto" w:val="clear"/>
-            <w:tcMar>
-              <w:top w:type="dxa" w:w="60"/>
-              <w:left w:type="dxa" w:w="120"/>
-              <w:bottom w:type="dxa" w:w="60"/>
-              <w:right w:type="dxa" w:w="120"/>
-            </w:tcMar>
-            <w:vAlign w:val="top"/>
-          </w:tcPr>
-          <w:p>
-            <w:pPr>
-              <w:spacing w:after="40" w:before="0"/>
-              <w:jc w:val="left"/>
-            </w:pPr>
-            <w:r>
-              <w:rPr>
-                <w:rFonts w:ascii="Arial" w:cs="Arial" w:eastAsia="Arial" w:hAnsi="Arial"/>
-                <w:b/>
-                <w:bCs/>
-                <w:i w:val="false"/>
-                <w:iCs w:val="false"/>
-                <w:color w:val="000000"/>
-                <w:sz w:val="18"/>
-                <w:szCs w:val="18"/>
-              </w:rPr>
-              <w:t xml:space="preserve">Learning Outcomes</w:t>
-            </w:r>
-          </w:p>
-        </w:tc>
-        <w:tc>
-          <w:tcPr>
-            <w:tcW w:type="dxa" w:w="10680"/>
-            <w:shd w:fill="FFFFFF" w:color="auto" w:val="clear"/>
-            <w:tcMar>
-              <w:top w:type="dxa" w:w="60"/>
-              <w:left w:type="dxa" w:w="120"/>
-              <w:bottom w:type="dxa" w:w="60"/>
-              <w:right w:type="dxa" w:w="120"/>
-            </w:tcMar>
-            <w:vAlign w:val="top"/>
-          </w:tcPr>
-          <w:p>
-            <w:pPr>
-              <w:spacing w:after="40" w:before="0"/>
-              <w:jc w:val="left"/>
-            </w:pPr>
-            <w:r>
-              <w:rPr>
-                <w:rFonts w:ascii="Arial" w:cs="Arial" w:eastAsia="Arial" w:hAnsi="Arial"/>
-                <w:b w:val="false"/>
-                <w:bCs w:val="false"/>
-                <w:i w:val="false"/>
-                <w:iCs w:val="false"/>
-                <w:color w:val="000000"/>
-                <w:sz w:val="18"/>
-                <w:szCs w:val="18"/>
-              </w:rPr>
-              <w:t xml:space="preserve">By the end of the sub-strand, the learner should be able to:</w:t>
-            </w:r>
-          </w:p>
-          <w:p>
-            <w:pPr>
-              <w:spacing w:after="40" w:before="0"/>
-              <w:jc w:val="left"/>
-            </w:pPr>
-            <w:r>
-              <w:rPr>
-                <w:rFonts w:ascii="Arial" w:cs="Arial" w:eastAsia="Arial" w:hAnsi="Arial"/>
-                <w:b w:val="false"/>
-                <w:bCs w:val="false"/>
-                <w:i w:val="false"/>
-                <w:iCs w:val="false"/>
-                <w:color w:val="000000"/>
-                <w:sz w:val="18"/>
-                <w:szCs w:val="18"/>
-              </w:rPr>
-              <w:t xml:space="preserve">a) explain vector and scalar quantities with illustrations,</w:t>
-            </w:r>
-          </w:p>
-          <w:p>
-            <w:pPr>
-              <w:spacing w:after="40" w:before="0"/>
-              <w:jc w:val="left"/>
-            </w:pPr>
-            <w:r>
-              <w:rPr>
-                <w:rFonts w:ascii="Arial" w:cs="Arial" w:eastAsia="Arial" w:hAnsi="Arial"/>
-                <w:b w:val="false"/>
-                <w:bCs w:val="false"/>
-                <w:i w:val="false"/>
-                <w:iCs w:val="false"/>
-                <w:color w:val="000000"/>
-                <w:sz w:val="18"/>
-                <w:szCs w:val="18"/>
-              </w:rPr>
-              <w:t xml:space="preserve">b) use vector notations in different ways,</w:t>
-            </w:r>
-          </w:p>
-          <w:p>
-            <w:pPr>
-              <w:spacing w:after="40" w:before="0"/>
-              <w:jc w:val="left"/>
-            </w:pPr>
-            <w:r>
-              <w:rPr>
-                <w:rFonts w:ascii="Arial" w:cs="Arial" w:eastAsia="Arial" w:hAnsi="Arial"/>
-                <w:b w:val="false"/>
-                <w:bCs w:val="false"/>
-                <w:i w:val="false"/>
-                <w:iCs w:val="false"/>
-                <w:color w:val="000000"/>
-                <w:sz w:val="18"/>
-                <w:szCs w:val="18"/>
-              </w:rPr>
-              <w:t xml:space="preserve">c) represent vectors geometrically in different situations,</w:t>
-            </w:r>
-          </w:p>
-          <w:p>
-            <w:pPr>
-              <w:spacing w:after="40" w:before="0"/>
-              <w:jc w:val="left"/>
-            </w:pPr>
-            <w:r>
-              <w:rPr>
-                <w:rFonts w:ascii="Arial" w:cs="Arial" w:eastAsia="Arial" w:hAnsi="Arial"/>
-                <w:b w:val="false"/>
-                <w:bCs w:val="false"/>
-                <w:i w:val="false"/>
-                <w:iCs w:val="false"/>
-                <w:color w:val="000000"/>
-                <w:sz w:val="18"/>
-                <w:szCs w:val="18"/>
-              </w:rPr>
-              <w:t xml:space="preserve">d) identify equivalent vectors in different situations,</w:t>
-            </w:r>
-          </w:p>
-          <w:p>
-            <w:pPr>
-              <w:spacing w:after="40" w:before="0"/>
-              <w:jc w:val="left"/>
-            </w:pPr>
-            <w:r>
-              <w:rPr>
-                <w:rFonts w:ascii="Arial" w:cs="Arial" w:eastAsia="Arial" w:hAnsi="Arial"/>
-                <w:b w:val="false"/>
-                <w:bCs w:val="false"/>
-                <w:i w:val="false"/>
-                <w:iCs w:val="false"/>
-                <w:color w:val="000000"/>
-                <w:sz w:val="18"/>
-                <w:szCs w:val="18"/>
-              </w:rPr>
-              <w:t xml:space="preserve">e) add vectors in different situations,</w:t>
-            </w:r>
-          </w:p>
-          <w:p>
-            <w:pPr>
-              <w:spacing w:after="40" w:before="0"/>
-              <w:jc w:val="left"/>
-            </w:pPr>
-            <w:r>
-              <w:rPr>
-                <w:rFonts w:ascii="Arial" w:cs="Arial" w:eastAsia="Arial" w:hAnsi="Arial"/>
-                <w:b w:val="false"/>
-                <w:bCs w:val="false"/>
-                <w:i w:val="false"/>
-                <w:iCs w:val="false"/>
-                <w:color w:val="000000"/>
-                <w:sz w:val="18"/>
-                <w:szCs w:val="18"/>
-              </w:rPr>
-              <w:t xml:space="preserve">f) multiply vectors by scalars,</w:t>
-            </w:r>
-          </w:p>
-          <w:p>
-            <w:pPr>
-              <w:spacing w:after="40" w:before="0"/>
-              <w:jc w:val="left"/>
-            </w:pPr>
-            <w:r>
-              <w:rPr>
-                <w:rFonts w:ascii="Arial" w:cs="Arial" w:eastAsia="Arial" w:hAnsi="Arial"/>
-                <w:b w:val="false"/>
-                <w:bCs w:val="false"/>
-                <w:i w:val="false"/>
-                <w:iCs w:val="false"/>
-                <w:color w:val="000000"/>
-                <w:sz w:val="18"/>
-                <w:szCs w:val="18"/>
-              </w:rPr>
-              <w:t xml:space="preserve">g) determine column vectors in different situations,</w:t>
-            </w:r>
-          </w:p>
-          <w:p>
-            <w:pPr>
-              <w:spacing w:after="40" w:before="0"/>
-              <w:jc w:val="left"/>
-            </w:pPr>
-            <w:r>
-              <w:rPr>
-                <w:rFonts w:ascii="Arial" w:cs="Arial" w:eastAsia="Arial" w:hAnsi="Arial"/>
-                <w:b w:val="false"/>
-                <w:bCs w:val="false"/>
-                <w:i w:val="false"/>
-                <w:iCs w:val="false"/>
-                <w:color w:val="000000"/>
-                <w:sz w:val="18"/>
-                <w:szCs w:val="18"/>
-              </w:rPr>
-              <w:t xml:space="preserve">h) determine position vectors in different situations,</w:t>
-            </w:r>
-          </w:p>
-          <w:p>
-            <w:pPr>
-              <w:spacing w:after="40" w:before="0"/>
-              <w:jc w:val="left"/>
-            </w:pPr>
-            <w:r>
-              <w:rPr>
-                <w:rFonts w:ascii="Arial" w:cs="Arial" w:eastAsia="Arial" w:hAnsi="Arial"/>
-                <w:b w:val="false"/>
-                <w:bCs w:val="false"/>
-                <w:i w:val="false"/>
-                <w:iCs w:val="false"/>
-                <w:color w:val="000000"/>
-                <w:sz w:val="18"/>
-                <w:szCs w:val="18"/>
-              </w:rPr>
-              <w:t xml:space="preserve">i) work out magnitude of a vector in different situations,</w:t>
-            </w:r>
-          </w:p>
-          <w:p>
-            <w:pPr>
-              <w:spacing w:after="40" w:before="0"/>
-              <w:jc w:val="left"/>
-            </w:pPr>
-            <w:r>
-              <w:rPr>
-                <w:rFonts w:ascii="Arial" w:cs="Arial" w:eastAsia="Arial" w:hAnsi="Arial"/>
-                <w:b w:val="false"/>
-                <w:bCs w:val="false"/>
-                <w:i w:val="false"/>
-                <w:iCs w:val="false"/>
-                <w:color w:val="000000"/>
-                <w:sz w:val="18"/>
-                <w:szCs w:val="18"/>
-              </w:rPr>
-              <w:t xml:space="preserve">j) determine the midpoint of a vector in different situations,</w:t>
-            </w:r>
-          </w:p>
-          <w:p>
-            <w:pPr>
-              <w:spacing w:after="40" w:before="0"/>
-              <w:jc w:val="left"/>
-            </w:pPr>
-            <w:r>
-              <w:rPr>
-                <w:rFonts w:ascii="Arial" w:cs="Arial" w:eastAsia="Arial" w:hAnsi="Arial"/>
-                <w:b w:val="false"/>
-                <w:bCs w:val="false"/>
-                <w:i w:val="false"/>
-                <w:iCs w:val="false"/>
-                <w:color w:val="000000"/>
-                <w:sz w:val="18"/>
-                <w:szCs w:val="18"/>
-              </w:rPr>
-              <w:t xml:space="preserve">k) determine translation vector as a transformation,</w:t>
-            </w:r>
-          </w:p>
-          <w:p>
-            <w:pPr>
-              <w:spacing w:after="40" w:before="0"/>
-              <w:jc w:val="left"/>
-            </w:pPr>
-            <w:r>
-              <w:rPr>
-                <w:rFonts w:ascii="Arial" w:cs="Arial" w:eastAsia="Arial" w:hAnsi="Arial"/>
-                <w:b w:val="false"/>
-                <w:bCs w:val="false"/>
-                <w:i w:val="false"/>
-                <w:iCs w:val="false"/>
-                <w:color w:val="000000"/>
-                <w:sz w:val="18"/>
-                <w:szCs w:val="18"/>
-              </w:rPr>
-              <w:t xml:space="preserve">l) appreciate the use of vectors in real-life situations.</w:t>
-            </w:r>
-          </w:p>
-        </w:tc>
-      </w:tr>
-      <w:tr>
-        <w:tc>
-          <w:tcPr>
-            <w:tcW w:type="dxa" w:w="3000"/>
-            <w:shd w:fill="D5E8F0" w:color="auto" w:val="clear"/>
-            <w:tcMar>
-              <w:top w:type="dxa" w:w="60"/>
-              <w:left w:type="dxa" w:w="120"/>
-              <w:bottom w:type="dxa" w:w="60"/>
-              <w:right w:type="dxa" w:w="120"/>
-            </w:tcMar>
-            <w:vAlign w:val="top"/>
-          </w:tcPr>
-          <w:p>
-            <w:pPr>
-              <w:spacing w:after="40" w:before="0"/>
-              <w:jc w:val="left"/>
-            </w:pPr>
-            <w:r>
-              <w:rPr>
-                <w:rFonts w:ascii="Arial" w:cs="Arial" w:eastAsia="Arial" w:hAnsi="Arial"/>
-                <w:b/>
-                <w:bCs/>
-                <w:i w:val="false"/>
-                <w:iCs w:val="false"/>
-                <w:color w:val="000000"/>
-                <w:sz w:val="18"/>
-                <w:szCs w:val="18"/>
-              </w:rPr>
-              <w:t xml:space="preserve">Core Competencies</w:t>
-            </w:r>
-          </w:p>
-        </w:tc>
-        <w:tc>
-          <w:tcPr>
-            <w:tcW w:type="dxa" w:w="10680"/>
-            <w:shd w:fill="FFFFFF" w:color="auto" w:val="clear"/>
-            <w:tcMar>
-              <w:top w:type="dxa" w:w="60"/>
-              <w:left w:type="dxa" w:w="120"/>
-              <w:bottom w:type="dxa" w:w="60"/>
-              <w:right w:type="dxa" w:w="120"/>
-            </w:tcMar>
-            <w:vAlign w:val="top"/>
-          </w:tcPr>
-          <w:p>
-            <w:pPr>
-              <w:spacing w:after="30" w:before="0"/>
-              <w:ind w:left="360" w:hanging="180"/>
-              <w:jc w:val="left"/>
-            </w:pPr>
-            <w:r>
-              <w:rPr>
-                <w:rFonts w:ascii="Arial" w:cs="Arial" w:eastAsia="Arial" w:hAnsi="Arial"/>
-                <w:b w:val="false"/>
-                <w:bCs w:val="false"/>
-                <w:i w:val="false"/>
-                <w:iCs w:val="false"/>
-                <w:color w:val="000000"/>
-                <w:sz w:val="18"/>
-                <w:szCs w:val="18"/>
-              </w:rPr>
-              <w:t xml:space="preserve">–  Learning to Learn: As the learner uses charts and grids to practise addition of vectors, building independent mathematical reasoning and persistence in problem solving.</w:t>
-            </w:r>
-          </w:p>
-          <w:p>
-            <w:pPr>
-              <w:spacing w:after="30" w:before="0"/>
-              <w:ind w:left="360" w:hanging="180"/>
-              <w:jc w:val="left"/>
-            </w:pPr>
-            <w:r>
-              <w:rPr>
-                <w:rFonts w:ascii="Arial" w:cs="Arial" w:eastAsia="Arial" w:hAnsi="Arial"/>
-                <w:b w:val="false"/>
-                <w:bCs w:val="false"/>
-                <w:i w:val="false"/>
-                <w:iCs w:val="false"/>
-                <w:color w:val="000000"/>
-                <w:sz w:val="18"/>
-                <w:szCs w:val="18"/>
-              </w:rPr>
-              <w:t xml:space="preserve">–  Self-Efficacy: As the learner shares and uses resources from the immediate environment such as plane figures or flip charts to demonstrate equivalent vectors, developing confidence in applying vector concepts to real contexts.</w:t>
-            </w:r>
-          </w:p>
-        </w:tc>
-      </w:tr>
-      <w:tr>
-        <w:tc>
-          <w:tcPr>
-            <w:tcW w:type="dxa" w:w="3000"/>
-            <w:shd w:fill="E2EFDA" w:color="auto" w:val="clear"/>
-            <w:tcMar>
-              <w:top w:type="dxa" w:w="60"/>
-              <w:left w:type="dxa" w:w="120"/>
-              <w:bottom w:type="dxa" w:w="60"/>
-              <w:right w:type="dxa" w:w="120"/>
-            </w:tcMar>
-            <w:vAlign w:val="top"/>
-          </w:tcPr>
-          <w:p>
-            <w:pPr>
-              <w:spacing w:after="40" w:before="0"/>
-              <w:jc w:val="left"/>
-            </w:pPr>
-            <w:r>
-              <w:rPr>
-                <w:rFonts w:ascii="Arial" w:cs="Arial" w:eastAsia="Arial" w:hAnsi="Arial"/>
-                <w:b/>
-                <w:bCs/>
-                <w:i w:val="false"/>
-                <w:iCs w:val="false"/>
-                <w:color w:val="000000"/>
-                <w:sz w:val="18"/>
-                <w:szCs w:val="18"/>
-              </w:rPr>
-              <w:t xml:space="preserve">Core Values</w:t>
-            </w:r>
-          </w:p>
-        </w:tc>
-        <w:tc>
-          <w:tcPr>
-            <w:tcW w:type="dxa" w:w="10680"/>
-            <w:shd w:fill="FFFFFF" w:color="auto" w:val="clear"/>
-            <w:tcMar>
-              <w:top w:type="dxa" w:w="60"/>
-              <w:left w:type="dxa" w:w="120"/>
-              <w:bottom w:type="dxa" w:w="60"/>
-              <w:right w:type="dxa" w:w="120"/>
-            </w:tcMar>
-            <w:vAlign w:val="top"/>
-          </w:tcPr>
-          <w:p>
-            <w:pPr>
-              <w:spacing w:after="30" w:before="0"/>
-              <w:ind w:left="360" w:hanging="180"/>
-              <w:jc w:val="left"/>
-            </w:pPr>
-            <w:r>
-              <w:rPr>
-                <w:rFonts w:ascii="Arial" w:cs="Arial" w:eastAsia="Arial" w:hAnsi="Arial"/>
-                <w:b w:val="false"/>
-                <w:bCs w:val="false"/>
-                <w:i w:val="false"/>
-                <w:iCs w:val="false"/>
-                <w:color w:val="000000"/>
-                <w:sz w:val="18"/>
-                <w:szCs w:val="18"/>
-              </w:rPr>
-              <w:t xml:space="preserve">–  Responsibility: As the learner uses resources from the immediate environment such as plane figures, flip charts and relates equivalent vectors, taking care of shared learning materials and representing data accurately.</w:t>
-            </w:r>
-          </w:p>
-          <w:p>
-            <w:pPr>
-              <w:spacing w:after="30" w:before="0"/>
-              <w:ind w:left="360" w:hanging="180"/>
-              <w:jc w:val="left"/>
-            </w:pPr>
-            <w:r>
-              <w:rPr>
-                <w:rFonts w:ascii="Arial" w:cs="Arial" w:eastAsia="Arial" w:hAnsi="Arial"/>
-                <w:b w:val="false"/>
-                <w:bCs w:val="false"/>
-                <w:i w:val="false"/>
-                <w:iCs w:val="false"/>
-                <w:color w:val="000000"/>
-                <w:sz w:val="18"/>
-                <w:szCs w:val="18"/>
-              </w:rPr>
-              <w:t xml:space="preserve">–  Unity: As the learner searches and brainstorms on the meaning of the terms vector and scalar quantities and illustrates giving examples, working collaboratively and valuing each member's contribution to the group.</w:t>
-            </w:r>
-          </w:p>
-        </w:tc>
-      </w:tr>
-      <w:tr>
-        <w:tc>
-          <w:tcPr>
-            <w:tcW w:type="dxa" w:w="3000"/>
-            <w:shd w:fill="D5E8F0" w:color="auto" w:val="clear"/>
-            <w:tcMar>
-              <w:top w:type="dxa" w:w="60"/>
-              <w:left w:type="dxa" w:w="120"/>
-              <w:bottom w:type="dxa" w:w="60"/>
-              <w:right w:type="dxa" w:w="120"/>
-            </w:tcMar>
-            <w:vAlign w:val="top"/>
-          </w:tcPr>
-          <w:p>
-            <w:pPr>
-              <w:spacing w:after="40" w:before="0"/>
-              <w:jc w:val="left"/>
-            </w:pPr>
-            <w:r>
-              <w:rPr>
-                <w:rFonts w:ascii="Arial" w:cs="Arial" w:eastAsia="Arial" w:hAnsi="Arial"/>
-                <w:b/>
-                <w:bCs/>
-                <w:i w:val="false"/>
-                <w:iCs w:val="false"/>
-                <w:color w:val="000000"/>
-                <w:sz w:val="18"/>
-                <w:szCs w:val="18"/>
-              </w:rPr>
-              <w:t xml:space="preserve">Science &amp; Engineering Practices</w:t>
-            </w:r>
-          </w:p>
-        </w:tc>
-        <w:tc>
-          <w:tcPr>
-            <w:tcW w:type="dxa" w:w="10680"/>
-            <w:shd w:fill="FFFFFF" w:color="auto" w:val="clear"/>
-            <w:tcMar>
-              <w:top w:type="dxa" w:w="60"/>
-              <w:left w:type="dxa" w:w="120"/>
-              <w:bottom w:type="dxa" w:w="60"/>
-              <w:right w:type="dxa" w:w="120"/>
-            </w:tcMar>
-            <w:vAlign w:val="top"/>
-          </w:tcPr>
-          <w:p>
-            <w:pPr>
-              <w:spacing w:after="30" w:before="0"/>
-              <w:ind w:left="360" w:hanging="180"/>
-              <w:jc w:val="left"/>
-            </w:pPr>
-            <w:r>
-              <w:rPr>
-                <w:rFonts w:ascii="Arial" w:cs="Arial" w:eastAsia="Arial" w:hAnsi="Arial"/>
-                <w:b w:val="false"/>
-                <w:bCs w:val="false"/>
-                <w:i w:val="false"/>
-                <w:iCs w:val="false"/>
-                <w:color w:val="000000"/>
-                <w:sz w:val="18"/>
-                <w:szCs w:val="18"/>
-              </w:rPr>
-              <w:t xml:space="preserve">–  Developing and Using Models: Learners construct and revise geometric vector diagrams on grids and Cartesian planes to model real-world displacements (e.g., a matatu route from Nairobi's CBD to Westlands), building cumulative representational models across lessons.</w:t>
-            </w:r>
-          </w:p>
-          <w:p>
-            <w:pPr>
-              <w:spacing w:after="30" w:before="0"/>
-              <w:ind w:left="360" w:hanging="180"/>
-              <w:jc w:val="left"/>
-            </w:pPr>
-            <w:r>
-              <w:rPr>
-                <w:rFonts w:ascii="Arial" w:cs="Arial" w:eastAsia="Arial" w:hAnsi="Arial"/>
-                <w:b w:val="false"/>
-                <w:bCs w:val="false"/>
-                <w:i w:val="false"/>
-                <w:iCs w:val="false"/>
-                <w:color w:val="000000"/>
-                <w:sz w:val="18"/>
-                <w:szCs w:val="18"/>
-              </w:rPr>
-              <w:t xml:space="preserve">–  Analysing and Interpreting Data: Learners analyse column vector data and position vectors plotted on Cartesian coordinates, interpreting magnitudes and directions to draw conclusions about resultant motion.</w:t>
-            </w:r>
-          </w:p>
-          <w:p>
-            <w:pPr>
-              <w:spacing w:after="30" w:before="0"/>
-              <w:ind w:left="360" w:hanging="180"/>
-              <w:jc w:val="left"/>
-            </w:pPr>
-            <w:r>
-              <w:rPr>
-                <w:rFonts w:ascii="Arial" w:cs="Arial" w:eastAsia="Arial" w:hAnsi="Arial"/>
-                <w:b w:val="false"/>
-                <w:bCs w:val="false"/>
-                <w:i w:val="false"/>
-                <w:iCs w:val="false"/>
-                <w:color w:val="000000"/>
-                <w:sz w:val="18"/>
-                <w:szCs w:val="18"/>
-              </w:rPr>
-              <w:t xml:space="preserve">–  Constructing Explanations: Learners use vector addition diagrams and algebraic notation to construct evidence-based explanations for why road sign arrows and displacement cues indicate direction and magnitude simultaneously.</w:t>
-            </w:r>
-          </w:p>
-          <w:p>
-            <w:pPr>
-              <w:spacing w:after="30" w:before="0"/>
-              <w:ind w:left="360" w:hanging="180"/>
-              <w:jc w:val="left"/>
-            </w:pPr>
-            <w:r>
-              <w:rPr>
-                <w:rFonts w:ascii="Arial" w:cs="Arial" w:eastAsia="Arial" w:hAnsi="Arial"/>
-                <w:b w:val="false"/>
-                <w:bCs w:val="false"/>
-                <w:i w:val="false"/>
-                <w:iCs w:val="false"/>
-                <w:color w:val="000000"/>
-                <w:sz w:val="18"/>
-                <w:szCs w:val="18"/>
-              </w:rPr>
-              <w:t xml:space="preserve">–  Engaging in Argument from Evidence: Learners compare scalar versus vector descriptions of journeys (e.g., "5 km" vs. "5 km due north from Kisumu pier") and argue from evidence why direction matters in real navigation.</w:t>
-            </w:r>
-          </w:p>
-        </w:tc>
-      </w:tr>
-      <w:tr>
-        <w:tc>
-          <w:tcPr>
-            <w:tcW w:type="dxa" w:w="3000"/>
-            <w:shd w:fill="FCE4D6" w:color="auto" w:val="clear"/>
-            <w:tcMar>
-              <w:top w:type="dxa" w:w="60"/>
-              <w:left w:type="dxa" w:w="120"/>
-              <w:bottom w:type="dxa" w:w="60"/>
-              <w:right w:type="dxa" w:w="120"/>
-            </w:tcMar>
-            <w:vAlign w:val="top"/>
-          </w:tcPr>
-          <w:p>
-            <w:pPr>
-              <w:spacing w:after="40" w:before="0"/>
-              <w:jc w:val="left"/>
-            </w:pPr>
-            <w:r>
-              <w:rPr>
-                <w:rFonts w:ascii="Arial" w:cs="Arial" w:eastAsia="Arial" w:hAnsi="Arial"/>
-                <w:b/>
-                <w:bCs/>
-                <w:i w:val="false"/>
-                <w:iCs w:val="false"/>
-                <w:color w:val="000000"/>
-                <w:sz w:val="18"/>
-                <w:szCs w:val="18"/>
-              </w:rPr>
-              <w:t xml:space="preserve">Pertinent &amp; Contemporary Issues (PCIs)</w:t>
-            </w:r>
-          </w:p>
-        </w:tc>
-        <w:tc>
-          <w:tcPr>
-            <w:tcW w:type="dxa" w:w="10680"/>
-            <w:shd w:fill="FFFFFF" w:color="auto" w:val="clear"/>
-            <w:tcMar>
-              <w:top w:type="dxa" w:w="60"/>
-              <w:left w:type="dxa" w:w="120"/>
-              <w:bottom w:type="dxa" w:w="60"/>
-              <w:right w:type="dxa" w:w="120"/>
-            </w:tcMar>
-            <w:vAlign w:val="top"/>
-          </w:tcPr>
-          <w:p>
-            <w:pPr>
-              <w:spacing w:after="30" w:before="0"/>
-              <w:ind w:left="360" w:hanging="180"/>
-              <w:jc w:val="left"/>
-            </w:pPr>
-            <w:r>
-              <w:rPr>
-                <w:rFonts w:ascii="Arial" w:cs="Arial" w:eastAsia="Arial" w:hAnsi="Arial"/>
-                <w:b w:val="false"/>
-                <w:bCs w:val="false"/>
-                <w:i w:val="false"/>
-                <w:iCs w:val="false"/>
-                <w:color w:val="000000"/>
-                <w:sz w:val="18"/>
-                <w:szCs w:val="18"/>
-              </w:rPr>
-              <w:t xml:space="preserve">–  Education for Sustainable Development – Environmental Education: As learners practise addition of vectors using charts and grids made from resources in the immediate environment, promoting resourcefulness and environmental consciousness.</w:t>
-            </w:r>
-          </w:p>
-          <w:p>
-            <w:pPr>
-              <w:spacing w:after="30" w:before="0"/>
-              <w:ind w:left="360" w:hanging="180"/>
-              <w:jc w:val="left"/>
-            </w:pPr>
-            <w:r>
-              <w:rPr>
-                <w:rFonts w:ascii="Arial" w:cs="Arial" w:eastAsia="Arial" w:hAnsi="Arial"/>
-                <w:b w:val="false"/>
-                <w:bCs w:val="false"/>
-                <w:i w:val="false"/>
-                <w:iCs w:val="false"/>
-                <w:color w:val="000000"/>
-                <w:sz w:val="18"/>
-                <w:szCs w:val="18"/>
-              </w:rPr>
-              <w:t xml:space="preserve">–  Road Safety: As the learner discusses the meaning of arrows and lines on roads and road signs in relation to movement on the roads, reinforcing the importance of directional awareness and safe behaviour for pedestrians and drivers.</w:t>
-            </w:r>
-          </w:p>
-        </w:tc>
-      </w:tr>
-      <w:tr>
-        <w:tc>
-          <w:tcPr>
-            <w:tcW w:type="dxa" w:w="3000"/>
-            <w:shd w:fill="D9EEF1" w:color="auto" w:val="clear"/>
-            <w:tcMar>
-              <w:top w:type="dxa" w:w="60"/>
-              <w:left w:type="dxa" w:w="120"/>
-              <w:bottom w:type="dxa" w:w="60"/>
-              <w:right w:type="dxa" w:w="120"/>
-            </w:tcMar>
-            <w:vAlign w:val="top"/>
-          </w:tcPr>
-          <w:p>
-            <w:pPr>
-              <w:spacing w:after="40" w:before="0"/>
-              <w:jc w:val="left"/>
-            </w:pPr>
-            <w:r>
-              <w:rPr>
-                <w:rFonts w:ascii="Arial" w:cs="Arial" w:eastAsia="Arial" w:hAnsi="Arial"/>
-                <w:b/>
-                <w:bCs/>
-                <w:i w:val="false"/>
-                <w:iCs w:val="false"/>
-                <w:color w:val="000000"/>
-                <w:sz w:val="18"/>
-                <w:szCs w:val="18"/>
-              </w:rPr>
-              <w:t xml:space="preserve">Career Connections</w:t>
-            </w:r>
-          </w:p>
-        </w:tc>
-        <w:tc>
-          <w:tcPr>
-            <w:tcW w:type="dxa" w:w="10680"/>
-            <w:shd w:fill="FFFFFF" w:color="auto" w:val="clear"/>
-            <w:tcMar>
-              <w:top w:type="dxa" w:w="60"/>
-              <w:left w:type="dxa" w:w="120"/>
-              <w:bottom w:type="dxa" w:w="60"/>
-              <w:right w:type="dxa" w:w="120"/>
-            </w:tcMar>
-            <w:vAlign w:val="top"/>
-          </w:tcPr>
-          <w:p>
-            <w:pPr>
-              <w:spacing w:after="30" w:before="0"/>
-              <w:ind w:left="360" w:hanging="180"/>
-              <w:jc w:val="left"/>
-            </w:pPr>
-            <w:r>
-              <w:rPr>
-                <w:rFonts w:ascii="Arial" w:cs="Arial" w:eastAsia="Arial" w:hAnsi="Arial"/>
-                <w:b w:val="false"/>
-                <w:bCs w:val="false"/>
-                <w:i w:val="false"/>
-                <w:iCs w:val="false"/>
-                <w:color w:val="000000"/>
-                <w:sz w:val="18"/>
-                <w:szCs w:val="18"/>
-              </w:rPr>
-              <w:t xml:space="preserve">–  Engineering (Civil, Structural, Mechanical): Vectors are fundamental to force analysis, structural load calculations, and motion planning — directly relevant to Kenya's infrastructure development (e.g., SGR railway, LAPSSET corridor).</w:t>
-            </w:r>
-          </w:p>
-          <w:p>
-            <w:pPr>
-              <w:spacing w:after="30" w:before="0"/>
-              <w:ind w:left="360" w:hanging="180"/>
-              <w:jc w:val="left"/>
-            </w:pPr>
-            <w:r>
-              <w:rPr>
-                <w:rFonts w:ascii="Arial" w:cs="Arial" w:eastAsia="Arial" w:hAnsi="Arial"/>
-                <w:b w:val="false"/>
-                <w:bCs w:val="false"/>
-                <w:i w:val="false"/>
-                <w:iCs w:val="false"/>
-                <w:color w:val="000000"/>
-                <w:sz w:val="18"/>
-                <w:szCs w:val="18"/>
-              </w:rPr>
-              <w:t xml:space="preserve">–  Navigation and Aviation: Pilots and maritime navigators at Jomo Kenyatta International Airport and Mombasa Port use vector principles to compute resultant displacement accounting for wind and currents.</w:t>
-            </w:r>
-          </w:p>
-          <w:p>
-            <w:pPr>
-              <w:spacing w:after="30" w:before="0"/>
-              <w:ind w:left="360" w:hanging="180"/>
-              <w:jc w:val="left"/>
-            </w:pPr>
-            <w:r>
-              <w:rPr>
-                <w:rFonts w:ascii="Arial" w:cs="Arial" w:eastAsia="Arial" w:hAnsi="Arial"/>
-                <w:b w:val="false"/>
-                <w:bCs w:val="false"/>
-                <w:i w:val="false"/>
-                <w:iCs w:val="false"/>
-                <w:color w:val="000000"/>
-                <w:sz w:val="18"/>
-                <w:szCs w:val="18"/>
-              </w:rPr>
-              <w:t xml:space="preserve">–  Physics and Applied Sciences: University-level kinematics, electromagnetism, and fluid mechanics all build directly on vector algebra introduced here.</w:t>
-            </w:r>
-          </w:p>
-          <w:p>
-            <w:pPr>
-              <w:spacing w:after="30" w:before="0"/>
-              <w:ind w:left="360" w:hanging="180"/>
-              <w:jc w:val="left"/>
-            </w:pPr>
-            <w:r>
-              <w:rPr>
-                <w:rFonts w:ascii="Arial" w:cs="Arial" w:eastAsia="Arial" w:hAnsi="Arial"/>
-                <w:b w:val="false"/>
-                <w:bCs w:val="false"/>
-                <w:i w:val="false"/>
-                <w:iCs w:val="false"/>
-                <w:color w:val="000000"/>
-                <w:sz w:val="18"/>
-                <w:szCs w:val="18"/>
-              </w:rPr>
-              <w:t xml:space="preserve">–  Computer Graphics and Game Development: Kenyan tech hubs like Nairobi's Silicon Savannah (iHub) use vectors extensively in 2D/3D rendering, animation, and game physics engines.</w:t>
-            </w:r>
-          </w:p>
-          <w:p>
-            <w:pPr>
-              <w:spacing w:after="30" w:before="0"/>
-              <w:ind w:left="360" w:hanging="180"/>
-              <w:jc w:val="left"/>
-            </w:pPr>
-            <w:r>
-              <w:rPr>
-                <w:rFonts w:ascii="Arial" w:cs="Arial" w:eastAsia="Arial" w:hAnsi="Arial"/>
-                <w:b w:val="false"/>
-                <w:bCs w:val="false"/>
-                <w:i w:val="false"/>
-                <w:iCs w:val="false"/>
-                <w:color w:val="000000"/>
-                <w:sz w:val="18"/>
-                <w:szCs w:val="18"/>
-              </w:rPr>
-              <w:t xml:space="preserve">–  Surveying and Cartography: Land surveyors working across the Rift Valley and coastal regions apply position vectors and translation vectors to map terrain and demarcate boundaries accurately.</w:t>
-            </w:r>
-          </w:p>
-        </w:tc>
-      </w:tr>
-      <w:tr>
-        <w:tc>
-          <w:tcPr>
-            <w:tcW w:type="dxa" w:w="3000"/>
-            <w:shd w:fill="D5E8F0" w:color="auto" w:val="clear"/>
-            <w:tcMar>
-              <w:top w:type="dxa" w:w="60"/>
-              <w:left w:type="dxa" w:w="120"/>
-              <w:bottom w:type="dxa" w:w="60"/>
-              <w:right w:type="dxa" w:w="120"/>
-            </w:tcMar>
-            <w:vAlign w:val="top"/>
-          </w:tcPr>
-          <w:p>
-            <w:pPr>
-              <w:spacing w:after="40" w:before="0"/>
-              <w:jc w:val="left"/>
-            </w:pPr>
-            <w:r>
-              <w:rPr>
-                <w:rFonts w:ascii="Arial" w:cs="Arial" w:eastAsia="Arial" w:hAnsi="Arial"/>
-                <w:b/>
-                <w:bCs/>
-                <w:i w:val="false"/>
-                <w:iCs w:val="false"/>
-                <w:color w:val="000000"/>
-                <w:sz w:val="18"/>
-                <w:szCs w:val="18"/>
-              </w:rPr>
-              <w:t xml:space="preserve">Focus for Lessons</w:t>
-            </w:r>
-          </w:p>
-        </w:tc>
-        <w:tc>
-          <w:tcPr>
-            <w:tcW w:type="dxa" w:w="10680"/>
-            <w:shd w:fill="FFFFFF" w:color="auto" w:val="clear"/>
-            <w:tcMar>
-              <w:top w:type="dxa" w:w="60"/>
-              <w:left w:type="dxa" w:w="120"/>
-              <w:bottom w:type="dxa" w:w="60"/>
-              <w:right w:type="dxa" w:w="120"/>
-            </w:tcMar>
-            <w:vAlign w:val="top"/>
-          </w:tcPr>
-          <w:p>
-            <w:pPr>
-              <w:spacing w:after="40" w:before="0"/>
-              <w:jc w:val="left"/>
-            </w:pPr>
-            <w:r>
-              <w:rPr>
-                <w:rFonts w:ascii="Arial" w:cs="Arial" w:eastAsia="Arial" w:hAnsi="Arial"/>
-                <w:b w:val="false"/>
-                <w:bCs w:val="false"/>
-                <w:i w:val="false"/>
-                <w:iCs w:val="false"/>
-                <w:color w:val="000000"/>
-                <w:sz w:val="18"/>
-                <w:szCs w:val="18"/>
-              </w:rPr>
-              <w:t xml:space="preserve">This unit introduces learners to the concept of vectors as mathematical objects that carry both magnitude and direction, contrasting them with scalar quantities encountered in everyday Kenyan contexts such as distances on matatu routes and wind direction across Lake Victoria. Using grids, Cartesian planes, and locally available materials, learners progress from geometric representation through to algebraic operations — addition, scalar multiplication, column vectors, position vectors, magnitude, midpoints, and translation — building a coherent, cumulative understanding. The unit anchors all learning in a real-world phenomenon of directional navigation so that learners appreciate why direction, not just distance, is essential in real-life situations.</w:t>
-            </w:r>
-          </w:p>
-        </w:tc>
-      </w:tr>
-      <w:tr>
-        <w:tc>
-          <w:tcPr>
-            <w:tcW w:type="dxa" w:w="3000"/>
-            <w:shd w:fill="EAD1F5" w:color="auto" w:val="clear"/>
-            <w:tcMar>
-              <w:top w:type="dxa" w:w="60"/>
-              <w:left w:type="dxa" w:w="120"/>
-              <w:bottom w:type="dxa" w:w="60"/>
-              <w:right w:type="dxa" w:w="120"/>
-            </w:tcMar>
-            <w:vAlign w:val="top"/>
-          </w:tcPr>
-          <w:p>
-            <w:pPr>
-              <w:spacing w:after="40" w:before="0"/>
-              <w:jc w:val="left"/>
-            </w:pPr>
-            <w:r>
-              <w:rPr>
-                <w:rFonts w:ascii="Arial" w:cs="Arial" w:eastAsia="Arial" w:hAnsi="Arial"/>
-                <w:b/>
-                <w:bCs/>
-                <w:i w:val="false"/>
-                <w:iCs w:val="false"/>
-                <w:color w:val="000000"/>
-                <w:sz w:val="18"/>
-                <w:szCs w:val="18"/>
-              </w:rPr>
-              <w:t xml:space="preserve">Driving Question / Key Inquiry Questions</w:t>
-            </w:r>
-          </w:p>
-        </w:tc>
-        <w:tc>
-          <w:tcPr>
-            <w:tcW w:type="dxa" w:w="10680"/>
-            <w:shd w:fill="FFFFFF" w:color="auto" w:val="clear"/>
-            <w:tcMar>
-              <w:top w:type="dxa" w:w="60"/>
-              <w:left w:type="dxa" w:w="120"/>
-              <w:bottom w:type="dxa" w:w="60"/>
-              <w:right w:type="dxa" w:w="120"/>
-            </w:tcMar>
-            <w:vAlign w:val="top"/>
-          </w:tcPr>
-          <w:p>
-            <w:pPr>
-              <w:spacing w:after="40" w:before="0"/>
-              <w:jc w:val="left"/>
-            </w:pPr>
-            <w:r>
-              <w:rPr>
-                <w:rFonts w:ascii="Arial" w:cs="Arial" w:eastAsia="Arial" w:hAnsi="Arial"/>
-                <w:b w:val="false"/>
-                <w:bCs w:val="false"/>
-                <w:i w:val="false"/>
-                <w:iCs w:val="false"/>
-                <w:color w:val="000000"/>
-                <w:sz w:val="18"/>
-                <w:szCs w:val="18"/>
-              </w:rPr>
-              <w:t xml:space="preserve">DRIVING QUESTION: Why do two matatu journeys of exactly the same distance from Nairobi's CBD end up at completely different destinations — and what mathematical tool do we need to describe a journey completely?</w:t>
-            </w:r>
-          </w:p>
-          <w:p>
-            <w:pPr>
-              <w:spacing w:after="40" w:before="0"/>
-              <w:jc w:val="left"/>
-            </w:pPr>
-            <w:r>
-              <w:rPr>
-                <w:rFonts w:ascii="Arial" w:cs="Arial" w:eastAsia="Arial" w:hAnsi="Arial"/>
-                <w:b w:val="false"/>
-                <w:bCs w:val="false"/>
-                <w:i w:val="false"/>
-                <w:iCs w:val="false"/>
-                <w:color w:val="000000"/>
-                <w:sz w:val="18"/>
-                <w:szCs w:val="18"/>
-              </w:rPr>
-              <w:t xml:space="preserve"/>
-            </w:r>
-          </w:p>
-          <w:p>
-            <w:pPr>
-              <w:spacing w:after="40" w:before="0"/>
-              <w:jc w:val="left"/>
-            </w:pPr>
-            <w:r>
-              <w:rPr>
-                <w:rFonts w:ascii="Arial" w:cs="Arial" w:eastAsia="Arial" w:hAnsi="Arial"/>
-                <w:b w:val="false"/>
-                <w:bCs w:val="false"/>
-                <w:i w:val="false"/>
-                <w:iCs w:val="false"/>
-                <w:color w:val="000000"/>
-                <w:sz w:val="18"/>
-                <w:szCs w:val="18"/>
-              </w:rPr>
-              <w:t xml:space="preserve">KICD KEY INQUIRY QUESTIONS:</w:t>
-            </w:r>
-          </w:p>
-          <w:p>
-            <w:pPr>
-              <w:spacing w:after="40" w:before="0"/>
-              <w:jc w:val="left"/>
-            </w:pPr>
-            <w:r>
-              <w:rPr>
-                <w:rFonts w:ascii="Arial" w:cs="Arial" w:eastAsia="Arial" w:hAnsi="Arial"/>
-                <w:b w:val="false"/>
-                <w:bCs w:val="false"/>
-                <w:i w:val="false"/>
-                <w:iCs w:val="false"/>
-                <w:color w:val="000000"/>
-                <w:sz w:val="18"/>
-                <w:szCs w:val="18"/>
-              </w:rPr>
-              <w:t xml:space="preserve">1. What is the meaning of the terms vector and scalar quantities?</w:t>
-            </w:r>
-          </w:p>
-          <w:p>
-            <w:pPr>
-              <w:spacing w:after="40" w:before="0"/>
-              <w:jc w:val="left"/>
-            </w:pPr>
-            <w:r>
-              <w:rPr>
-                <w:rFonts w:ascii="Arial" w:cs="Arial" w:eastAsia="Arial" w:hAnsi="Arial"/>
-                <w:b w:val="false"/>
-                <w:bCs w:val="false"/>
-                <w:i w:val="false"/>
-                <w:iCs w:val="false"/>
-                <w:color w:val="000000"/>
-                <w:sz w:val="18"/>
-                <w:szCs w:val="18"/>
-              </w:rPr>
-              <w:t xml:space="preserve">2. Where are vectors used in real-life situations?</w:t>
-            </w:r>
-          </w:p>
-        </w:tc>
-      </w:tr>
-      <w:tr>
-        <w:tc>
-          <w:tcPr>
-            <w:tcW w:type="dxa" w:w="3000"/>
-            <w:shd w:fill="EAD1F5" w:color="auto" w:val="clear"/>
-            <w:tcMar>
-              <w:top w:type="dxa" w:w="60"/>
-              <w:left w:type="dxa" w:w="120"/>
-              <w:bottom w:type="dxa" w:w="60"/>
-              <w:right w:type="dxa" w:w="120"/>
-            </w:tcMar>
-            <w:vAlign w:val="top"/>
-          </w:tcPr>
-          <w:p>
-            <w:pPr>
-              <w:spacing w:after="40" w:before="0"/>
-              <w:jc w:val="left"/>
-            </w:pPr>
-            <w:r>
-              <w:rPr>
-                <w:rFonts w:ascii="Arial" w:cs="Arial" w:eastAsia="Arial" w:hAnsi="Arial"/>
-                <w:b/>
-                <w:bCs/>
-                <w:i w:val="false"/>
-                <w:iCs w:val="false"/>
-                <w:color w:val="000000"/>
-                <w:sz w:val="18"/>
-                <w:szCs w:val="18"/>
-              </w:rPr>
-              <w:t xml:space="preserve">Anchoring Phenomenon</w:t>
-            </w:r>
-          </w:p>
-        </w:tc>
-        <w:tc>
-          <w:tcPr>
-            <w:tcW w:type="dxa" w:w="10680"/>
-            <w:shd w:fill="FFFFFF" w:color="auto" w:val="clear"/>
-            <w:tcMar>
-              <w:top w:type="dxa" w:w="60"/>
-              <w:left w:type="dxa" w:w="120"/>
-              <w:bottom w:type="dxa" w:w="60"/>
-              <w:right w:type="dxa" w:w="120"/>
-            </w:tcMar>
-            <w:vAlign w:val="top"/>
-          </w:tcPr>
-          <w:p>
-            <w:pPr>
-              <w:spacing w:after="40" w:before="0"/>
-              <w:jc w:val="left"/>
-            </w:pPr>
-            <w:r>
-              <w:rPr>
-                <w:rFonts w:ascii="Arial" w:cs="Arial" w:eastAsia="Arial" w:hAnsi="Arial"/>
-                <w:b w:val="false"/>
-                <w:bCs w:val="false"/>
-                <w:i w:val="false"/>
-                <w:iCs w:val="false"/>
-                <w:color w:val="000000"/>
-                <w:sz w:val="18"/>
-                <w:szCs w:val="18"/>
-              </w:rPr>
-              <w:t xml:space="preserve">ANCHORING PHENOMENON: Two matatu drivers both travel exactly 8 km from Kencom Bus Stop in Nairobi's CBD, yet one arrives at Westlands and the other arrives at South B — completely different destinations. Students are shown a simplified Nairobi street grid map with both routes marked. Both routes are labelled "8 km" in distance, yet the endpoints are far apart. This is puzzling because learners' prior understanding of distance (a scalar) suggests that travelling the same distance should bring you to equivalent places. The phenomenon exposes the insufficiency of magnitude alone and creates the need for a new mathematical object — one that captures both how far and in which direction — which is the vector. The map also shows road directional arrows and one-way signs, prompting learners to notice that direction is already encoded in everyday road infrastructure, setting up the driving question for the entire unit.</w:t>
-            </w:r>
-          </w:p>
-        </w:tc>
-      </w:tr>
-      <w:tr>
-        <w:tc>
-          <w:tcPr>
-            <w:tcW w:type="dxa" w:w="3000"/>
-            <w:shd w:fill="D9EEF1" w:color="auto" w:val="clear"/>
-            <w:tcMar>
-              <w:top w:type="dxa" w:w="60"/>
-              <w:left w:type="dxa" w:w="120"/>
-              <w:bottom w:type="dxa" w:w="60"/>
-              <w:right w:type="dxa" w:w="120"/>
-            </w:tcMar>
-            <w:vAlign w:val="top"/>
-          </w:tcPr>
-          <w:p>
-            <w:pPr>
-              <w:spacing w:after="40" w:before="0"/>
-              <w:jc w:val="left"/>
-            </w:pPr>
-            <w:r>
-              <w:rPr>
-                <w:rFonts w:ascii="Arial" w:cs="Arial" w:eastAsia="Arial" w:hAnsi="Arial"/>
-                <w:b/>
-                <w:bCs/>
-                <w:i w:val="false"/>
-                <w:iCs w:val="false"/>
-                <w:color w:val="000000"/>
-                <w:sz w:val="18"/>
-                <w:szCs w:val="18"/>
-              </w:rPr>
-              <w:t xml:space="preserve">Storyline Thread</w:t>
-            </w:r>
-          </w:p>
-        </w:tc>
-        <w:tc>
-          <w:tcPr>
-            <w:tcW w:type="dxa" w:w="10680"/>
-            <w:shd w:fill="FFFFFF" w:color="auto" w:val="clear"/>
-            <w:tcMar>
-              <w:top w:type="dxa" w:w="60"/>
-              <w:left w:type="dxa" w:w="120"/>
-              <w:bottom w:type="dxa" w:w="60"/>
-              <w:right w:type="dxa" w:w="120"/>
-            </w:tcMar>
-            <w:vAlign w:val="top"/>
-          </w:tcPr>
-          <w:p>
-            <w:pPr>
-              <w:spacing w:after="40" w:before="0"/>
-              <w:jc w:val="left"/>
-            </w:pPr>
-            <w:r>
-              <w:rPr>
-                <w:rFonts w:ascii="Arial" w:cs="Arial" w:eastAsia="Arial" w:hAnsi="Arial"/>
-                <w:b w:val="false"/>
-                <w:bCs w:val="false"/>
-                <w:i w:val="false"/>
-                <w:iCs w:val="false"/>
-                <w:color w:val="000000"/>
-                <w:sz w:val="18"/>
-                <w:szCs w:val="18"/>
-              </w:rPr>
-              <w:t xml:space="preserve">Lesson 1: ANCHOR + PREDICT — Launch the anchoring phenomenon (two 8 km matatu routes, different destinations). Learners predict in writing why the same distance produces different endpoints. Introduce the terms vector and scalar; learners classify everyday quantities (temperature in Nairobi, wind speed at Kisumu airport, weight of a bag of maize, displacement of a ferry). Begin the Driving Question Board (DQB).</w:t>
-            </w:r>
-          </w:p>
-          <w:p>
-            <w:pPr>
-              <w:spacing w:after="40" w:before="0"/>
-              <w:jc w:val="left"/>
-            </w:pPr>
-            <w:r>
-              <w:rPr>
-                <w:rFonts w:ascii="Arial" w:cs="Arial" w:eastAsia="Arial" w:hAnsi="Arial"/>
-                <w:b w:val="false"/>
-                <w:bCs w:val="false"/>
-                <w:i w:val="false"/>
-                <w:iCs w:val="false"/>
-                <w:color w:val="000000"/>
-                <w:sz w:val="18"/>
-                <w:szCs w:val="18"/>
-              </w:rPr>
-              <w:t xml:space="preserve"/>
-            </w:r>
-          </w:p>
-          <w:p>
-            <w:pPr>
-              <w:spacing w:after="40" w:before="0"/>
-              <w:jc w:val="left"/>
-            </w:pPr>
-            <w:r>
-              <w:rPr>
-                <w:rFonts w:ascii="Arial" w:cs="Arial" w:eastAsia="Arial" w:hAnsi="Arial"/>
-                <w:b w:val="false"/>
-                <w:bCs w:val="false"/>
-                <w:i w:val="false"/>
-                <w:iCs w:val="false"/>
-                <w:color w:val="000000"/>
-                <w:sz w:val="18"/>
-                <w:szCs w:val="18"/>
-              </w:rPr>
-              <w:t xml:space="preserve">Lesson 2: OBSERVE + REPRESENT — Learners use road-map grids and arrow-headed line segments to represent vectors geometrically. Introduce vector notation (bold, underline, or component form). Learners draw vectors on plain paper and squared grids, labelling magnitude and direction. Identify equivalent vectors (same magnitude and direction regardless of position) using cut-outs on a Cartesian grid.</w:t>
-            </w:r>
-          </w:p>
-          <w:p>
-            <w:pPr>
-              <w:spacing w:after="40" w:before="0"/>
-              <w:jc w:val="left"/>
-            </w:pPr>
-            <w:r>
-              <w:rPr>
-                <w:rFonts w:ascii="Arial" w:cs="Arial" w:eastAsia="Arial" w:hAnsi="Arial"/>
-                <w:b w:val="false"/>
-                <w:bCs w:val="false"/>
-                <w:i w:val="false"/>
-                <w:iCs w:val="false"/>
-                <w:color w:val="000000"/>
-                <w:sz w:val="18"/>
-                <w:szCs w:val="18"/>
-              </w:rPr>
-              <w:t xml:space="preserve"/>
-            </w:r>
-          </w:p>
-          <w:p>
-            <w:pPr>
-              <w:spacing w:after="40" w:before="0"/>
-              <w:jc w:val="left"/>
-            </w:pPr>
-            <w:r>
-              <w:rPr>
-                <w:rFonts w:ascii="Arial" w:cs="Arial" w:eastAsia="Arial" w:hAnsi="Arial"/>
-                <w:b w:val="false"/>
-                <w:bCs w:val="false"/>
-                <w:i w:val="false"/>
-                <w:iCs w:val="false"/>
-                <w:color w:val="000000"/>
-                <w:sz w:val="18"/>
-                <w:szCs w:val="18"/>
-              </w:rPr>
-              <w:t xml:space="preserve">Lesson 3: EXPLAIN + ADD VECTORS — Learners investigate vector addition using the triangle law and parallelogram law on grids. Guided activity: map out a two-leg matatu journey (Kencom → University of Nairobi → GPO) as two vectors and find the resultant (single displacement vector). Practise addition of column vectors algebraically. Connect back to phenomenon: the resultant explains the final destination.</w:t>
-            </w:r>
-          </w:p>
-          <w:p>
-            <w:pPr>
-              <w:spacing w:after="40" w:before="0"/>
-              <w:jc w:val="left"/>
-            </w:pPr>
-            <w:r>
-              <w:rPr>
-                <w:rFonts w:ascii="Arial" w:cs="Arial" w:eastAsia="Arial" w:hAnsi="Arial"/>
-                <w:b w:val="false"/>
-                <w:bCs w:val="false"/>
-                <w:i w:val="false"/>
-                <w:iCs w:val="false"/>
-                <w:color w:val="000000"/>
-                <w:sz w:val="18"/>
-                <w:szCs w:val="18"/>
-              </w:rPr>
-              <w:t xml:space="preserve"/>
-            </w:r>
-          </w:p>
-          <w:p>
-            <w:pPr>
-              <w:spacing w:after="40" w:before="0"/>
-              <w:jc w:val="left"/>
-            </w:pPr>
-            <w:r>
-              <w:rPr>
-                <w:rFonts w:ascii="Arial" w:cs="Arial" w:eastAsia="Arial" w:hAnsi="Arial"/>
-                <w:b w:val="false"/>
-                <w:bCs w:val="false"/>
-                <w:i w:val="false"/>
-                <w:iCs w:val="false"/>
-                <w:color w:val="000000"/>
-                <w:sz w:val="18"/>
-                <w:szCs w:val="18"/>
-              </w:rPr>
-              <w:t xml:space="preserve">Lesson 4: OBSERVE + SCALAR MULTIPLICATION — Learners explore what happens when a vector is multiplied by a positive scalar, a negative scalar, and a fraction using grid diagrams. Context: if a boda-boda rider covers vector **d** in one trip, what does 3**d** represent? Learners draw scaled vectors and identify that scalar multiplication changes magnitude (and reverses direction for negatives) but not the line of action. Subtraction of vectors introduced as adding the negative.</w:t>
-            </w:r>
-          </w:p>
-          <w:p>
-            <w:pPr>
-              <w:spacing w:after="40" w:before="0"/>
-              <w:jc w:val="left"/>
-            </w:pPr>
-            <w:r>
-              <w:rPr>
-                <w:rFonts w:ascii="Arial" w:cs="Arial" w:eastAsia="Arial" w:hAnsi="Arial"/>
-                <w:b w:val="false"/>
-                <w:bCs w:val="false"/>
-                <w:i w:val="false"/>
-                <w:iCs w:val="false"/>
-                <w:color w:val="000000"/>
-                <w:sz w:val="18"/>
-                <w:szCs w:val="18"/>
-              </w:rPr>
-              <w:t xml:space="preserve"/>
-            </w:r>
-          </w:p>
-          <w:p>
-            <w:pPr>
-              <w:spacing w:after="40" w:before="0"/>
-              <w:jc w:val="left"/>
-            </w:pPr>
-            <w:r>
-              <w:rPr>
-                <w:rFonts w:ascii="Arial" w:cs="Arial" w:eastAsia="Arial" w:hAnsi="Arial"/>
-                <w:b w:val="false"/>
-                <w:bCs w:val="false"/>
-                <w:i w:val="false"/>
-                <w:iCs w:val="false"/>
-                <w:color w:val="000000"/>
-                <w:sz w:val="18"/>
-                <w:szCs w:val="18"/>
-              </w:rPr>
-              <w:t xml:space="preserve">Lesson 5: EXPLAIN + COLUMN VECTORS &amp; POSITION VECTORS — Learners express vectors in column form on a Cartesian plane, linking geometric arrows to algebraic notation. Introduce position vectors relative to the origin O; learners plot landmarks on a Nairobi coordinate grid (e.g., O = Kencom, A = Kenyatta International Conference Centre, B = Uhuru Park) and express OA⃗ and OB⃗ as column vectors. Derive AB⃗ = OB⃗ − OA⃗. Update DQB with new understanding.</w:t>
-            </w:r>
-          </w:p>
-          <w:p>
-            <w:pPr>
-              <w:spacing w:after="40" w:before="0"/>
-              <w:jc w:val="left"/>
-            </w:pPr>
-            <w:r>
-              <w:rPr>
-                <w:rFonts w:ascii="Arial" w:cs="Arial" w:eastAsia="Arial" w:hAnsi="Arial"/>
-                <w:b w:val="false"/>
-                <w:bCs w:val="false"/>
-                <w:i w:val="false"/>
-                <w:iCs w:val="false"/>
-                <w:color w:val="000000"/>
-                <w:sz w:val="18"/>
-                <w:szCs w:val="18"/>
-              </w:rPr>
-              <w:t xml:space="preserve"/>
-            </w:r>
-          </w:p>
-          <w:p>
-            <w:pPr>
-              <w:spacing w:after="40" w:before="0"/>
-              <w:jc w:val="left"/>
-            </w:pPr>
-            <w:r>
-              <w:rPr>
-                <w:rFonts w:ascii="Arial" w:cs="Arial" w:eastAsia="Arial" w:hAnsi="Arial"/>
-                <w:b w:val="false"/>
-                <w:bCs w:val="false"/>
-                <w:i w:val="false"/>
-                <w:iCs w:val="false"/>
-                <w:color w:val="000000"/>
-                <w:sz w:val="18"/>
-                <w:szCs w:val="18"/>
-              </w:rPr>
-              <w:t xml:space="preserve">Lesson 6: OBSERVE + MAGNITUDE &amp; MIDPOINT — Learners apply Pythagoras' theorem to derive the magnitude formula |**v**| = √(x² + y²). Contextualised problems: find the straight-line distance (magnitude) of a displacement from Kisumu pier to a fishing ground given a column vector. Introduce midpoint of a vector: if a relay runner runs from point A to point B along a vector, where is the halfway mark? Practise with Kenyan athletics track scenarios.</w:t>
-            </w:r>
-          </w:p>
-          <w:p>
-            <w:pPr>
-              <w:spacing w:after="40" w:before="0"/>
-              <w:jc w:val="left"/>
-            </w:pPr>
-            <w:r>
-              <w:rPr>
-                <w:rFonts w:ascii="Arial" w:cs="Arial" w:eastAsia="Arial" w:hAnsi="Arial"/>
-                <w:b w:val="false"/>
-                <w:bCs w:val="false"/>
-                <w:i w:val="false"/>
-                <w:iCs w:val="false"/>
-                <w:color w:val="000000"/>
-                <w:sz w:val="18"/>
-                <w:szCs w:val="18"/>
-              </w:rPr>
-              <w:t xml:space="preserve"/>
-            </w:r>
-          </w:p>
-          <w:p>
-            <w:pPr>
-              <w:spacing w:after="40" w:before="0"/>
-              <w:jc w:val="left"/>
-            </w:pPr>
-            <w:r>
-              <w:rPr>
-                <w:rFonts w:ascii="Arial" w:cs="Arial" w:eastAsia="Arial" w:hAnsi="Arial"/>
-                <w:b w:val="false"/>
-                <w:bCs w:val="false"/>
-                <w:i w:val="false"/>
-                <w:iCs w:val="false"/>
-                <w:color w:val="000000"/>
-                <w:sz w:val="18"/>
-                <w:szCs w:val="18"/>
-              </w:rPr>
-              <w:t xml:space="preserve">Lesson 7: EXPLAIN + TRANSLATION VECTOR AS TRANSFORMATION — Learners connect vectors to transformation geometry: a translation moves every point of an object by the same vector. Learners perform translations of simple shapes on a Cartesian plane using a given translation vector, and reverse-engineer the translation vector from an object and its image. Link to road safety context: road arrows as translation instructions. Learners revise and extend their cumulative geometric model on the DQB.</w:t>
-            </w:r>
-          </w:p>
-          <w:p>
-            <w:pPr>
-              <w:spacing w:after="40" w:before="0"/>
-              <w:jc w:val="left"/>
-            </w:pPr>
-            <w:r>
-              <w:rPr>
-                <w:rFonts w:ascii="Arial" w:cs="Arial" w:eastAsia="Arial" w:hAnsi="Arial"/>
-                <w:b w:val="false"/>
-                <w:bCs w:val="false"/>
-                <w:i w:val="false"/>
-                <w:iCs w:val="false"/>
-                <w:color w:val="000000"/>
-                <w:sz w:val="18"/>
-                <w:szCs w:val="18"/>
-              </w:rPr>
-              <w:t xml:space="preserve"/>
-            </w:r>
-          </w:p>
-          <w:p>
-            <w:pPr>
-              <w:spacing w:after="40" w:before="0"/>
-              <w:jc w:val="left"/>
-            </w:pPr>
-            <w:r>
-              <w:rPr>
-                <w:rFonts w:ascii="Arial" w:cs="Arial" w:eastAsia="Arial" w:hAnsi="Arial"/>
-                <w:b w:val="false"/>
-                <w:bCs w:val="false"/>
-                <w:i w:val="false"/>
-                <w:iCs w:val="false"/>
-                <w:color w:val="000000"/>
-                <w:sz w:val="18"/>
-                <w:szCs w:val="18"/>
-              </w:rPr>
-              <w:t xml:space="preserve">Lesson 8: MODEL BUILD + CONSOLIDATION &amp; APPLICATION — Learners synthesise all concepts in a group problem-solving task: given a sketch map of a Kenyan town (e.g., Nakuru), describe a multi-leg journey using vectors, compute the resultant displacement, find its magnitude, identify the midpoint of the journey, and represent the translation that maps the start point to the endpoint. Groups present their vector models. Final DQB review: learners answer the driving question in writing, explaining why two equal-distance journeys produce different destinations and how vectors resolve this puzzle. Formative assessment via class activity.</w:t>
-            </w:r>
-          </w:p>
-        </w:tc>
-      </w:tr>
-      <w:tr>
-        <w:tc>
-          <w:tcPr>
-            <w:tcW w:type="dxa" w:w="3000"/>
-            <w:shd w:fill="EAD1F5" w:color="auto" w:val="clear"/>
-            <w:tcMar>
-              <w:top w:type="dxa" w:w="60"/>
-              <w:left w:type="dxa" w:w="120"/>
-              <w:bottom w:type="dxa" w:w="60"/>
-              <w:right w:type="dxa" w:w="120"/>
-            </w:tcMar>
-            <w:vAlign w:val="top"/>
-          </w:tcPr>
-          <w:p>
-            <w:pPr>
-              <w:spacing w:after="40" w:before="0"/>
-              <w:jc w:val="left"/>
-            </w:pPr>
-            <w:r>
-              <w:rPr>
-                <w:rFonts w:ascii="Arial" w:cs="Arial" w:eastAsia="Arial" w:hAnsi="Arial"/>
-                <w:b/>
-                <w:bCs/>
-                <w:i w:val="false"/>
-                <w:iCs w:val="false"/>
-                <w:color w:val="000000"/>
-                <w:sz w:val="18"/>
-                <w:szCs w:val="18"/>
-              </w:rPr>
-              <w:t xml:space="preserve">Supporting Phenomena</w:t>
-            </w:r>
-          </w:p>
-        </w:tc>
-        <w:tc>
-          <w:tcPr>
-            <w:tcW w:type="dxa" w:w="10680"/>
-            <w:shd w:fill="FFFFFF" w:color="auto" w:val="clear"/>
-            <w:tcMar>
-              <w:top w:type="dxa" w:w="60"/>
-              <w:left w:type="dxa" w:w="120"/>
-              <w:bottom w:type="dxa" w:w="60"/>
-              <w:right w:type="dxa" w:w="120"/>
-            </w:tcMar>
-            <w:vAlign w:val="top"/>
-          </w:tcPr>
-          <w:p>
-            <w:pPr>
-              <w:spacing w:after="30" w:before="0"/>
-              <w:ind w:left="360" w:hanging="180"/>
-              <w:jc w:val="left"/>
-            </w:pPr>
-            <w:r>
-              <w:rPr>
-                <w:rFonts w:ascii="Arial" w:cs="Arial" w:eastAsia="Arial" w:hAnsi="Arial"/>
-                <w:b w:val="false"/>
-                <w:bCs w:val="false"/>
-                <w:i w:val="false"/>
-                <w:iCs w:val="false"/>
-                <w:color w:val="000000"/>
-                <w:sz w:val="18"/>
-                <w:szCs w:val="18"/>
-              </w:rPr>
-              <w:t xml:space="preserve">–  A football kicked with the same force (same magnitude) in two different directions during a match at Nyayo National Stadium travels to completely different positions on the pitch — illustrating that magnitude alone does not determine outcome; direction is equally critical.</w:t>
-            </w:r>
-          </w:p>
-          <w:p>
-            <w:pPr>
-              <w:spacing w:after="30" w:before="0"/>
-              <w:ind w:left="360" w:hanging="180"/>
-              <w:jc w:val="left"/>
-            </w:pPr>
-            <w:r>
-              <w:rPr>
-                <w:rFonts w:ascii="Arial" w:cs="Arial" w:eastAsia="Arial" w:hAnsi="Arial"/>
-                <w:b w:val="false"/>
-                <w:bCs w:val="false"/>
-                <w:i w:val="false"/>
-                <w:iCs w:val="false"/>
-                <w:color w:val="000000"/>
-                <w:sz w:val="18"/>
-                <w:szCs w:val="18"/>
-              </w:rPr>
-              <w:t xml:space="preserve">–  A fishing boat leaving Kisumu pier on Lake Victoria travels for 2 hours at the same speed on two separate days, but ends up at different landing sites because the wind direction changed — showing how vector quantities (velocity with direction) govern real displacement.</w:t>
-            </w:r>
-          </w:p>
-          <w:p>
-            <w:pPr>
-              <w:spacing w:after="30" w:before="0"/>
-              <w:ind w:left="360" w:hanging="180"/>
-              <w:jc w:val="left"/>
-            </w:pPr>
-            <w:r>
-              <w:rPr>
-                <w:rFonts w:ascii="Arial" w:cs="Arial" w:eastAsia="Arial" w:hAnsi="Arial"/>
-                <w:b w:val="false"/>
-                <w:bCs w:val="false"/>
-                <w:i w:val="false"/>
-                <w:iCs w:val="false"/>
-                <w:color w:val="000000"/>
-                <w:sz w:val="18"/>
-                <w:szCs w:val="18"/>
-              </w:rPr>
-              <w:t xml:space="preserve">–  A porter carrying luggage at Mombasa's Likoni Ferry crossing walks the same number of steps each day yet boards different ferries depending on which direction they walk along the jetty — a relatable local context for displacement vs. distance.</w:t>
-            </w:r>
-          </w:p>
-          <w:p>
-            <w:pPr>
-              <w:spacing w:after="30" w:before="0"/>
-              <w:ind w:left="360" w:hanging="180"/>
-              <w:jc w:val="left"/>
-            </w:pPr>
-            <w:r>
-              <w:rPr>
-                <w:rFonts w:ascii="Arial" w:cs="Arial" w:eastAsia="Arial" w:hAnsi="Arial"/>
-                <w:b w:val="false"/>
-                <w:bCs w:val="false"/>
-                <w:i w:val="false"/>
-                <w:iCs w:val="false"/>
-                <w:color w:val="000000"/>
-                <w:sz w:val="18"/>
-                <w:szCs w:val="18"/>
-              </w:rPr>
-              <w:t xml:space="preserve">–  Arrows and lane markings painted on Kenyan roads (e.g., the Thika Superhighway) encode direction explicitly; removing the arrowhead leaves only a line segment (scalar length) and makes the sign ambiguous — visually demonstrating the difference between a scalar segment and a vector.</w:t>
-            </w:r>
-          </w:p>
-        </w:tc>
-      </w:tr>
-    </w:tbl>
-    <w:p>
-      <w:pPr>
-        <w:spacing w:after="120"/>
-      </w:pPr>
-      <w:r>
-        <w:t xml:space="preserve"/>
       </w:r>
     </w:p>
     <w:p>
@@ -3430,7 +3430,7 @@
             <w:pPr>
               <w:spacing w:after="20" w:before="0"/>
             </w:pPr>
-            <w:hyperlink w:history="1" r:id="rIdaebnb6mtjzkorapxzcpsk">
+            <w:hyperlink w:history="1" r:id="rId3fsqlxg2-iei0osgthhgh">
               <w:r>
                 <w:rPr>
                   <w:rFonts w:ascii="Arial" w:cs="Arial" w:eastAsia="Arial" w:hAnsi="Arial"/>
@@ -3463,7 +3463,7 @@
               <w:spacing w:after="10" w:before="0"/>
               <w:ind w:left="120"/>
             </w:pPr>
-            <w:hyperlink w:history="1" r:id="rIdtzhcmj_mtfxxkxgfrvao4">
+            <w:hyperlink w:history="1" r:id="rIddwwperggubn0jtk5ltdk0">
               <w:r>
                 <w:rPr>
                   <w:rFonts w:ascii="Arial" w:cs="Arial" w:eastAsia="Arial" w:hAnsi="Arial"/>
@@ -3508,7 +3508,7 @@
             <w:pPr>
               <w:spacing w:after="20" w:before="0"/>
             </w:pPr>
-            <w:hyperlink w:history="1" r:id="rIdavvd27xo2lum21n-t-ebs">
+            <w:hyperlink w:history="1" r:id="rIddich0zt97eptusm_i1jt1">
               <w:r>
                 <w:rPr>
                   <w:rFonts w:ascii="Arial" w:cs="Arial" w:eastAsia="Arial" w:hAnsi="Arial"/>
@@ -3541,7 +3541,7 @@
               <w:spacing w:after="10" w:before="0"/>
               <w:ind w:left="120"/>
             </w:pPr>
-            <w:hyperlink w:history="1" r:id="rIdibvca4rxtv8pnhagybbjd">
+            <w:hyperlink w:history="1" r:id="rId9ro6xsmqcltgcptb_a39x">
               <w:r>
                 <w:rPr>
                   <w:rFonts w:ascii="Arial" w:cs="Arial" w:eastAsia="Arial" w:hAnsi="Arial"/>
@@ -3736,7 +3736,7 @@
             <w:pPr>
               <w:spacing w:after="20" w:before="0"/>
             </w:pPr>
-            <w:hyperlink w:history="1" r:id="rIdp6px6uui6sbibxwdrqwfb">
+            <w:hyperlink w:history="1" r:id="rIdmdm7xbmptdzfyzrorhx5z">
               <w:r>
                 <w:rPr>
                   <w:rFonts w:ascii="Arial" w:cs="Arial" w:eastAsia="Arial" w:hAnsi="Arial"/>
@@ -3769,7 +3769,7 @@
               <w:spacing w:after="10" w:before="0"/>
               <w:ind w:left="120"/>
             </w:pPr>
-            <w:hyperlink w:history="1" r:id="rIdgtsqfeqr-r3osj1xd4gq4">
+            <w:hyperlink w:history="1" r:id="rIdq8mwoyjx0fiyjxdcgtrzi">
               <w:r>
                 <w:rPr>
                   <w:rFonts w:ascii="Arial" w:cs="Arial" w:eastAsia="Arial" w:hAnsi="Arial"/>
@@ -3814,7 +3814,7 @@
             <w:pPr>
               <w:spacing w:after="20" w:before="0"/>
             </w:pPr>
-            <w:hyperlink w:history="1" r:id="rIdewa_winvkve2wc9ropk5i">
+            <w:hyperlink w:history="1" r:id="rId0feujwbt6ykppbre07m_l">
               <w:r>
                 <w:rPr>
                   <w:rFonts w:ascii="Arial" w:cs="Arial" w:eastAsia="Arial" w:hAnsi="Arial"/>
@@ -3847,7 +3847,7 @@
               <w:spacing w:after="10" w:before="0"/>
               <w:ind w:left="120"/>
             </w:pPr>
-            <w:hyperlink w:history="1" r:id="rId32vc7thq46wd85edgwzwc">
+            <w:hyperlink w:history="1" r:id="rIduj5cecpxqcfdekkcz88qe">
               <w:r>
                 <w:rPr>
                   <w:rFonts w:ascii="Arial" w:cs="Arial" w:eastAsia="Arial" w:hAnsi="Arial"/>
@@ -4042,7 +4042,7 @@
             <w:pPr>
               <w:spacing w:after="20" w:before="0"/>
             </w:pPr>
-            <w:hyperlink w:history="1" r:id="rId-kulg07kgf7dglnbbgybr">
+            <w:hyperlink w:history="1" r:id="rIdl5hgiexosn3oqjvevy_ax">
               <w:r>
                 <w:rPr>
                   <w:rFonts w:ascii="Arial" w:cs="Arial" w:eastAsia="Arial" w:hAnsi="Arial"/>
@@ -4075,7 +4075,7 @@
               <w:spacing w:after="10" w:before="0"/>
               <w:ind w:left="120"/>
             </w:pPr>
-            <w:hyperlink w:history="1" r:id="rIdzpabmebgdluz1mh-1cxya">
+            <w:hyperlink w:history="1" r:id="rIdgpkwxmqrni_s4deuuxdsv">
               <w:r>
                 <w:rPr>
                   <w:rFonts w:ascii="Arial" w:cs="Arial" w:eastAsia="Arial" w:hAnsi="Arial"/>
@@ -4120,7 +4120,7 @@
             <w:pPr>
               <w:spacing w:after="20" w:before="0"/>
             </w:pPr>
-            <w:hyperlink w:history="1" r:id="rId5rppiswmheqhpf30xjlc7">
+            <w:hyperlink w:history="1" r:id="rIdzo7ubpachyrnrc49dwuqi">
               <w:r>
                 <w:rPr>
                   <w:rFonts w:ascii="Arial" w:cs="Arial" w:eastAsia="Arial" w:hAnsi="Arial"/>
@@ -4153,7 +4153,7 @@
               <w:spacing w:after="10" w:before="0"/>
               <w:ind w:left="120"/>
             </w:pPr>
-            <w:hyperlink w:history="1" r:id="rIdvdekzh5aalcm0_grh5_bx">
+            <w:hyperlink w:history="1" r:id="rIdk2jpljych8zhlfvsghrkg">
               <w:r>
                 <w:rPr>
                   <w:rFonts w:ascii="Arial" w:cs="Arial" w:eastAsia="Arial" w:hAnsi="Arial"/>
@@ -4348,7 +4348,7 @@
             <w:pPr>
               <w:spacing w:after="20" w:before="0"/>
             </w:pPr>
-            <w:hyperlink w:history="1" r:id="rId7qsjqz-r-c7jtxhmunukt">
+            <w:hyperlink w:history="1" r:id="rIdrmdpxtuk2tqm5t0nfjrjf">
               <w:r>
                 <w:rPr>
                   <w:rFonts w:ascii="Arial" w:cs="Arial" w:eastAsia="Arial" w:hAnsi="Arial"/>
@@ -4381,7 +4381,7 @@
               <w:spacing w:after="10" w:before="0"/>
               <w:ind w:left="120"/>
             </w:pPr>
-            <w:hyperlink w:history="1" r:id="rId04o-qwb5cspxn754q1rhz">
+            <w:hyperlink w:history="1" r:id="rIdjjamu-yi48asjpbfhqogv">
               <w:r>
                 <w:rPr>
                   <w:rFonts w:ascii="Arial" w:cs="Arial" w:eastAsia="Arial" w:hAnsi="Arial"/>
@@ -4426,7 +4426,7 @@
             <w:pPr>
               <w:spacing w:after="20" w:before="0"/>
             </w:pPr>
-            <w:hyperlink w:history="1" r:id="rIdm0l26rqj1crb_iinfyame">
+            <w:hyperlink w:history="1" r:id="rId0q49cizrimpvoxang_sbm">
               <w:r>
                 <w:rPr>
                   <w:rFonts w:ascii="Arial" w:cs="Arial" w:eastAsia="Arial" w:hAnsi="Arial"/>
@@ -4459,7 +4459,7 @@
               <w:spacing w:after="10" w:before="0"/>
               <w:ind w:left="120"/>
             </w:pPr>
-            <w:hyperlink w:history="1" r:id="rIduplwtr_-d0gx9ac1exnuz">
+            <w:hyperlink w:history="1" r:id="rId60nopfaubdsddtx7wn_an">
               <w:r>
                 <w:rPr>
                   <w:rFonts w:ascii="Arial" w:cs="Arial" w:eastAsia="Arial" w:hAnsi="Arial"/>
@@ -4654,7 +4654,7 @@
             <w:pPr>
               <w:spacing w:after="20" w:before="0"/>
             </w:pPr>
-            <w:hyperlink w:history="1" r:id="rIdqrn40qxdrkynkigb-uxmf">
+            <w:hyperlink w:history="1" r:id="rIdsgkbruo3omz2ofmy99yn-">
               <w:r>
                 <w:rPr>
                   <w:rFonts w:ascii="Arial" w:cs="Arial" w:eastAsia="Arial" w:hAnsi="Arial"/>
@@ -4687,7 +4687,7 @@
               <w:spacing w:after="10" w:before="0"/>
               <w:ind w:left="120"/>
             </w:pPr>
-            <w:hyperlink w:history="1" r:id="rId-2skwuc4eztp-yqxikmas">
+            <w:hyperlink w:history="1" r:id="rId4jxqmje8wpmearzvkpjrr">
               <w:r>
                 <w:rPr>
                   <w:rFonts w:ascii="Arial" w:cs="Arial" w:eastAsia="Arial" w:hAnsi="Arial"/>
@@ -4732,7 +4732,7 @@
             <w:pPr>
               <w:spacing w:after="20" w:before="0"/>
             </w:pPr>
-            <w:hyperlink w:history="1" r:id="rIduayf-xu7lj_5amq805wl3">
+            <w:hyperlink w:history="1" r:id="rIdh6hqpn5fwkcgpvex1c-gu">
               <w:r>
                 <w:rPr>
                   <w:rFonts w:ascii="Arial" w:cs="Arial" w:eastAsia="Arial" w:hAnsi="Arial"/>
@@ -4765,7 +4765,7 @@
               <w:spacing w:after="10" w:before="0"/>
               <w:ind w:left="120"/>
             </w:pPr>
-            <w:hyperlink w:history="1" r:id="rIdvmnixdz_ivwj-2fubsb3v">
+            <w:hyperlink w:history="1" r:id="rIdh6gxpu7f_qq2batm9-qjm">
               <w:r>
                 <w:rPr>
                   <w:rFonts w:ascii="Arial" w:cs="Arial" w:eastAsia="Arial" w:hAnsi="Arial"/>
@@ -5277,7 +5277,7 @@
         </w:rPr>
         <w:t xml:space="preserve">© 2026 SeaVuria and ARES. Aligned with KICD objectives. Developed by SeaVuria; technical implementation by ARES (with AI assistance from Claude). Licensed under </w:t>
       </w:r>
-      <w:hyperlink w:history="1" r:id="rIds4vxa9_kzfwaoi-1bnzqn">
+      <w:hyperlink w:history="1" r:id="rIdwvu3u5xvfya9ae54n_w_q">
         <w:r>
           <w:rPr>
             <w:rFonts w:ascii="Arial" w:cs="Arial" w:eastAsia="Arial" w:hAnsi="Arial"/>
@@ -5298,7 +5298,7 @@
         </w:rPr>
         <w:t xml:space="preserve"> (</w:t>
       </w:r>
-      <w:hyperlink w:history="1" r:id="rIdfqt_wx6y0yt3ls2flrmkt">
+      <w:hyperlink w:history="1" r:id="rIddzckf2crxqv6nvla3kfp4">
         <w:r>
           <w:rPr>
             <w:rFonts w:ascii="Arial" w:cs="Arial" w:eastAsia="Arial" w:hAnsi="Arial"/>
@@ -6490,7 +6490,7 @@
             <w:pPr>
               <w:spacing w:after="20" w:before="0"/>
             </w:pPr>
-            <w:hyperlink w:history="1" r:id="rIdyorvi2jw7fomtxsh7i0w5">
+            <w:hyperlink w:history="1" r:id="rId4vkdcsusgfws2tqdwdbn2">
               <w:r>
                 <w:rPr>
                   <w:rFonts w:ascii="Arial" w:cs="Arial" w:eastAsia="Arial" w:hAnsi="Arial"/>
@@ -6523,7 +6523,7 @@
               <w:spacing w:after="10" w:before="0"/>
               <w:ind w:left="120"/>
             </w:pPr>
-            <w:hyperlink w:history="1" r:id="rIdwwo7yqsvjcxp2fx2wjpzm">
+            <w:hyperlink w:history="1" r:id="rId7zdtbegay_uuuy0ffhb2w">
               <w:r>
                 <w:rPr>
                   <w:rFonts w:ascii="Arial" w:cs="Arial" w:eastAsia="Arial" w:hAnsi="Arial"/>
@@ -6568,7 +6568,7 @@
             <w:pPr>
               <w:spacing w:after="20" w:before="0"/>
             </w:pPr>
-            <w:hyperlink w:history="1" r:id="rId-fdirgnjydihvy5xghetl">
+            <w:hyperlink w:history="1" r:id="rIdqha0v9px42gkau-ooyzy8">
               <w:r>
                 <w:rPr>
                   <w:rFonts w:ascii="Arial" w:cs="Arial" w:eastAsia="Arial" w:hAnsi="Arial"/>
@@ -6601,7 +6601,7 @@
               <w:spacing w:after="10" w:before="0"/>
               <w:ind w:left="120"/>
             </w:pPr>
-            <w:hyperlink w:history="1" r:id="rIdvb2bmee2w4-ejib644s9s">
+            <w:hyperlink w:history="1" r:id="rIdjecgpkb7v1nlfrucx5p9e">
               <w:r>
                 <w:rPr>
                   <w:rFonts w:ascii="Arial" w:cs="Arial" w:eastAsia="Arial" w:hAnsi="Arial"/>
@@ -6796,7 +6796,7 @@
             <w:pPr>
               <w:spacing w:after="20" w:before="0"/>
             </w:pPr>
-            <w:hyperlink w:history="1" r:id="rIdojjpin41cyagq-qn08qy8">
+            <w:hyperlink w:history="1" r:id="rIdb0gcarfiw3x6gzok7kh5x">
               <w:r>
                 <w:rPr>
                   <w:rFonts w:ascii="Arial" w:cs="Arial" w:eastAsia="Arial" w:hAnsi="Arial"/>
@@ -6829,7 +6829,7 @@
               <w:spacing w:after="10" w:before="0"/>
               <w:ind w:left="120"/>
             </w:pPr>
-            <w:hyperlink w:history="1" r:id="rIdacabxrefpcqbz_l86g1av">
+            <w:hyperlink w:history="1" r:id="rIdwqnltsgswalou2mjxdrs8">
               <w:r>
                 <w:rPr>
                   <w:rFonts w:ascii="Arial" w:cs="Arial" w:eastAsia="Arial" w:hAnsi="Arial"/>
@@ -6874,7 +6874,7 @@
             <w:pPr>
               <w:spacing w:after="20" w:before="0"/>
             </w:pPr>
-            <w:hyperlink w:history="1" r:id="rId0zed3yhvpshjn27ut9a7t">
+            <w:hyperlink w:history="1" r:id="rIdzctwcyfnp4nlagopgnzvz">
               <w:r>
                 <w:rPr>
                   <w:rFonts w:ascii="Arial" w:cs="Arial" w:eastAsia="Arial" w:hAnsi="Arial"/>
@@ -6907,7 +6907,7 @@
               <w:spacing w:after="10" w:before="0"/>
               <w:ind w:left="120"/>
             </w:pPr>
-            <w:hyperlink w:history="1" r:id="rIdsuvtz1er_qbldnuhix7au">
+            <w:hyperlink w:history="1" r:id="rIdvvl26lkbutvtmkwrelrec">
               <w:r>
                 <w:rPr>
                   <w:rFonts w:ascii="Arial" w:cs="Arial" w:eastAsia="Arial" w:hAnsi="Arial"/>
@@ -7102,7 +7102,7 @@
             <w:pPr>
               <w:spacing w:after="20" w:before="0"/>
             </w:pPr>
-            <w:hyperlink w:history="1" r:id="rIdechotrkd4im0naujjjl-c">
+            <w:hyperlink w:history="1" r:id="rIdcbsdmpaqsrgu4ne6wdy7l">
               <w:r>
                 <w:rPr>
                   <w:rFonts w:ascii="Arial" w:cs="Arial" w:eastAsia="Arial" w:hAnsi="Arial"/>
@@ -7135,7 +7135,7 @@
               <w:spacing w:after="10" w:before="0"/>
               <w:ind w:left="120"/>
             </w:pPr>
-            <w:hyperlink w:history="1" r:id="rIdvqgfphham526wwicr7uns">
+            <w:hyperlink w:history="1" r:id="rIdfbnfss7b9w2etaxuxk3fo">
               <w:r>
                 <w:rPr>
                   <w:rFonts w:ascii="Arial" w:cs="Arial" w:eastAsia="Arial" w:hAnsi="Arial"/>
@@ -7180,7 +7180,7 @@
             <w:pPr>
               <w:spacing w:after="20" w:before="0"/>
             </w:pPr>
-            <w:hyperlink w:history="1" r:id="rIdwg6dkhfz4h2kqqmfblujh">
+            <w:hyperlink w:history="1" r:id="rIdzwmzwuhtfdc1nyszwfdxy">
               <w:r>
                 <w:rPr>
                   <w:rFonts w:ascii="Arial" w:cs="Arial" w:eastAsia="Arial" w:hAnsi="Arial"/>
@@ -7213,7 +7213,7 @@
               <w:spacing w:after="10" w:before="0"/>
               <w:ind w:left="120"/>
             </w:pPr>
-            <w:hyperlink w:history="1" r:id="rIdwdkwhszcsago96kiwhmez">
+            <w:hyperlink w:history="1" r:id="rIdpxzn8ct3ry0kgx7qjxt9r">
               <w:r>
                 <w:rPr>
                   <w:rFonts w:ascii="Arial" w:cs="Arial" w:eastAsia="Arial" w:hAnsi="Arial"/>
@@ -7408,7 +7408,7 @@
             <w:pPr>
               <w:spacing w:after="20" w:before="0"/>
             </w:pPr>
-            <w:hyperlink w:history="1" r:id="rIdgbbyr1zwmrhucmhpkireq">
+            <w:hyperlink w:history="1" r:id="rIdtbggjqi67ifvwc2jy6kis">
               <w:r>
                 <w:rPr>
                   <w:rFonts w:ascii="Arial" w:cs="Arial" w:eastAsia="Arial" w:hAnsi="Arial"/>
@@ -7441,7 +7441,7 @@
               <w:spacing w:after="10" w:before="0"/>
               <w:ind w:left="120"/>
             </w:pPr>
-            <w:hyperlink w:history="1" r:id="rId4qrtowsfqyapnkhpjphkx">
+            <w:hyperlink w:history="1" r:id="rIdrrtxcets2qgbedgwaowlk">
               <w:r>
                 <w:rPr>
                   <w:rFonts w:ascii="Arial" w:cs="Arial" w:eastAsia="Arial" w:hAnsi="Arial"/>
@@ -7486,7 +7486,7 @@
             <w:pPr>
               <w:spacing w:after="20" w:before="0"/>
             </w:pPr>
-            <w:hyperlink w:history="1" r:id="rIdjtqwlzpoubswr9hvxt5ip">
+            <w:hyperlink w:history="1" r:id="rIdiwl4-bke2lcimaphx4ohh">
               <w:r>
                 <w:rPr>
                   <w:rFonts w:ascii="Arial" w:cs="Arial" w:eastAsia="Arial" w:hAnsi="Arial"/>
@@ -7519,7 +7519,7 @@
               <w:spacing w:after="10" w:before="0"/>
               <w:ind w:left="120"/>
             </w:pPr>
-            <w:hyperlink w:history="1" r:id="rIdkb3ggr5q-rsryfuoxgwkg">
+            <w:hyperlink w:history="1" r:id="rIdti1k5uqquyxvk002k43_d">
               <w:r>
                 <w:rPr>
                   <w:rFonts w:ascii="Arial" w:cs="Arial" w:eastAsia="Arial" w:hAnsi="Arial"/>
@@ -7714,7 +7714,7 @@
             <w:pPr>
               <w:spacing w:after="20" w:before="0"/>
             </w:pPr>
-            <w:hyperlink w:history="1" r:id="rId9ax2iknslq56ytbuwrqzi">
+            <w:hyperlink w:history="1" r:id="rIdpl9tcycc9n26o-nklzfw2">
               <w:r>
                 <w:rPr>
                   <w:rFonts w:ascii="Arial" w:cs="Arial" w:eastAsia="Arial" w:hAnsi="Arial"/>
@@ -7747,7 +7747,7 @@
               <w:spacing w:after="10" w:before="0"/>
               <w:ind w:left="120"/>
             </w:pPr>
-            <w:hyperlink w:history="1" r:id="rIdxorizrwppqymu9lve19yj">
+            <w:hyperlink w:history="1" r:id="rId3f3ymsru8gdtflxs-oc2j">
               <w:r>
                 <w:rPr>
                   <w:rFonts w:ascii="Arial" w:cs="Arial" w:eastAsia="Arial" w:hAnsi="Arial"/>
@@ -7792,7 +7792,7 @@
             <w:pPr>
               <w:spacing w:after="20" w:before="0"/>
             </w:pPr>
-            <w:hyperlink w:history="1" r:id="rIdnnkiveld4fiamvsiiovhu">
+            <w:hyperlink w:history="1" r:id="rIdkvf8_7anwv36ofiqy0ivw">
               <w:r>
                 <w:rPr>
                   <w:rFonts w:ascii="Arial" w:cs="Arial" w:eastAsia="Arial" w:hAnsi="Arial"/>
@@ -7825,7 +7825,7 @@
               <w:spacing w:after="10" w:before="0"/>
               <w:ind w:left="120"/>
             </w:pPr>
-            <w:hyperlink w:history="1" r:id="rIddhvz2dgho6inakvel9pin">
+            <w:hyperlink w:history="1" r:id="rIdyhe0-qrnzqhbtjielvwtt">
               <w:r>
                 <w:rPr>
                   <w:rFonts w:ascii="Arial" w:cs="Arial" w:eastAsia="Arial" w:hAnsi="Arial"/>
@@ -8413,7 +8413,7 @@
         </w:rPr>
         <w:t xml:space="preserve">© 2026 SeaVuria and ARES. Aligned with KICD objectives. Developed by SeaVuria; technical implementation by ARES (with AI assistance from Claude). Licensed under </w:t>
       </w:r>
-      <w:hyperlink w:history="1" r:id="rIdhbk3nxcpnh3ov5iezxtkm">
+      <w:hyperlink w:history="1" r:id="rIdjwv0zf42zfqo10kpqsfqu">
         <w:r>
           <w:rPr>
             <w:rFonts w:ascii="Arial" w:cs="Arial" w:eastAsia="Arial" w:hAnsi="Arial"/>
@@ -8434,7 +8434,7 @@
         </w:rPr>
         <w:t xml:space="preserve"> (</w:t>
       </w:r>
-      <w:hyperlink w:history="1" r:id="rIdt5l24zcxxjda1yyufo3kn">
+      <w:hyperlink w:history="1" r:id="rIdap2_ev5b3p9p_x9akojwb">
         <w:r>
           <w:rPr>
             <w:rFonts w:ascii="Arial" w:cs="Arial" w:eastAsia="Arial" w:hAnsi="Arial"/>
@@ -9447,7 +9447,7 @@
             <w:pPr>
               <w:spacing w:after="20" w:before="0"/>
             </w:pPr>
-            <w:hyperlink w:history="1" r:id="rIdnbkr8wplrdrj5jtgjwk-u">
+            <w:hyperlink w:history="1" r:id="rIdby3_koif0vj9cn-qcavrs">
               <w:r>
                 <w:rPr>
                   <w:rFonts w:ascii="Arial" w:cs="Arial" w:eastAsia="Arial" w:hAnsi="Arial"/>
@@ -9480,7 +9480,7 @@
               <w:spacing w:after="10" w:before="0"/>
               <w:ind w:left="120"/>
             </w:pPr>
-            <w:hyperlink w:history="1" r:id="rIdtffepde_prbgcwb7egduv">
+            <w:hyperlink w:history="1" r:id="rIdx4euae9jqmykuohpm5lex">
               <w:r>
                 <w:rPr>
                   <w:rFonts w:ascii="Arial" w:cs="Arial" w:eastAsia="Arial" w:hAnsi="Arial"/>
@@ -9525,7 +9525,7 @@
             <w:pPr>
               <w:spacing w:after="20" w:before="0"/>
             </w:pPr>
-            <w:hyperlink w:history="1" r:id="rId1ypgowzdpzyacukcqf8r0">
+            <w:hyperlink w:history="1" r:id="rIdq72kdddcpucwh_0xow9g4">
               <w:r>
                 <w:rPr>
                   <w:rFonts w:ascii="Arial" w:cs="Arial" w:eastAsia="Arial" w:hAnsi="Arial"/>
@@ -9558,7 +9558,7 @@
               <w:spacing w:after="10" w:before="0"/>
               <w:ind w:left="120"/>
             </w:pPr>
-            <w:hyperlink w:history="1" r:id="rIdzinxtfkjqcoex0nibdirp">
+            <w:hyperlink w:history="1" r:id="rIdmdvbk2fp0qhkat1cdsy9y">
               <w:r>
                 <w:rPr>
                   <w:rFonts w:ascii="Arial" w:cs="Arial" w:eastAsia="Arial" w:hAnsi="Arial"/>
@@ -9753,7 +9753,7 @@
             <w:pPr>
               <w:spacing w:after="20" w:before="0"/>
             </w:pPr>
-            <w:hyperlink w:history="1" r:id="rIdunoiojjhwyhxzizjea-dm">
+            <w:hyperlink w:history="1" r:id="rIdri6xzwxhp-ru2bsjcdmj-">
               <w:r>
                 <w:rPr>
                   <w:rFonts w:ascii="Arial" w:cs="Arial" w:eastAsia="Arial" w:hAnsi="Arial"/>
@@ -9786,7 +9786,7 @@
               <w:spacing w:after="10" w:before="0"/>
               <w:ind w:left="120"/>
             </w:pPr>
-            <w:hyperlink w:history="1" r:id="rIdgm51tyjhlalyk6-j0zwye">
+            <w:hyperlink w:history="1" r:id="rIdiyd4ta59_wmalbwudzkxv">
               <w:r>
                 <w:rPr>
                   <w:rFonts w:ascii="Arial" w:cs="Arial" w:eastAsia="Arial" w:hAnsi="Arial"/>
@@ -9831,7 +9831,7 @@
             <w:pPr>
               <w:spacing w:after="20" w:before="0"/>
             </w:pPr>
-            <w:hyperlink w:history="1" r:id="rIduhzrwgf2kge6qmpaq0ig3">
+            <w:hyperlink w:history="1" r:id="rIdvh2xat4sy12ev3-3kzgdb">
               <w:r>
                 <w:rPr>
                   <w:rFonts w:ascii="Arial" w:cs="Arial" w:eastAsia="Arial" w:hAnsi="Arial"/>
@@ -9864,7 +9864,7 @@
               <w:spacing w:after="10" w:before="0"/>
               <w:ind w:left="120"/>
             </w:pPr>
-            <w:hyperlink w:history="1" r:id="rIdifnwirxn-qberioln8o1b">
+            <w:hyperlink w:history="1" r:id="rIdxyv3yg8aafkfesevixnso">
               <w:r>
                 <w:rPr>
                   <w:rFonts w:ascii="Arial" w:cs="Arial" w:eastAsia="Arial" w:hAnsi="Arial"/>
@@ -10059,7 +10059,7 @@
             <w:pPr>
               <w:spacing w:after="20" w:before="0"/>
             </w:pPr>
-            <w:hyperlink w:history="1" r:id="rIdfl0nkiqiir2jvjrcbw4h8">
+            <w:hyperlink w:history="1" r:id="rIdgcrh7i4yvxmuzo-rptvh-">
               <w:r>
                 <w:rPr>
                   <w:rFonts w:ascii="Arial" w:cs="Arial" w:eastAsia="Arial" w:hAnsi="Arial"/>
@@ -10092,7 +10092,7 @@
               <w:spacing w:after="10" w:before="0"/>
               <w:ind w:left="120"/>
             </w:pPr>
-            <w:hyperlink w:history="1" r:id="rIdcb1x8dfrjf3xathfs1ixw">
+            <w:hyperlink w:history="1" r:id="rIdyc92eejfxaacgtmdespmg">
               <w:r>
                 <w:rPr>
                   <w:rFonts w:ascii="Arial" w:cs="Arial" w:eastAsia="Arial" w:hAnsi="Arial"/>
@@ -10137,7 +10137,7 @@
             <w:pPr>
               <w:spacing w:after="20" w:before="0"/>
             </w:pPr>
-            <w:hyperlink w:history="1" r:id="rId3mzauw8p_mcsz68t7cdwt">
+            <w:hyperlink w:history="1" r:id="rId9bze2mnwm0kse0o1w2r7i">
               <w:r>
                 <w:rPr>
                   <w:rFonts w:ascii="Arial" w:cs="Arial" w:eastAsia="Arial" w:hAnsi="Arial"/>
@@ -10170,7 +10170,7 @@
               <w:spacing w:after="10" w:before="0"/>
               <w:ind w:left="120"/>
             </w:pPr>
-            <w:hyperlink w:history="1" r:id="rIdvi3fnmc_51f8hlkgu66fr">
+            <w:hyperlink w:history="1" r:id="rId6j9f6vk1hfxepf8arnv5k">
               <w:r>
                 <w:rPr>
                   <w:rFonts w:ascii="Arial" w:cs="Arial" w:eastAsia="Arial" w:hAnsi="Arial"/>
@@ -10365,7 +10365,7 @@
             <w:pPr>
               <w:spacing w:after="20" w:before="0"/>
             </w:pPr>
-            <w:hyperlink w:history="1" r:id="rIdpn2pekt3slbn47ilp6eop">
+            <w:hyperlink w:history="1" r:id="rIdetzaqqccfmabpxzp2sk_5">
               <w:r>
                 <w:rPr>
                   <w:rFonts w:ascii="Arial" w:cs="Arial" w:eastAsia="Arial" w:hAnsi="Arial"/>
@@ -10398,7 +10398,7 @@
               <w:spacing w:after="10" w:before="0"/>
               <w:ind w:left="120"/>
             </w:pPr>
-            <w:hyperlink w:history="1" r:id="rIdzhcasaiug-ftll_r3tuyj">
+            <w:hyperlink w:history="1" r:id="rId4ezu0zwcrbkcrd4gb-lh1">
               <w:r>
                 <w:rPr>
                   <w:rFonts w:ascii="Arial" w:cs="Arial" w:eastAsia="Arial" w:hAnsi="Arial"/>
@@ -10443,7 +10443,7 @@
             <w:pPr>
               <w:spacing w:after="20" w:before="0"/>
             </w:pPr>
-            <w:hyperlink w:history="1" r:id="rId92qli-tt6t6vljrzsbb0o">
+            <w:hyperlink w:history="1" r:id="rId3yusptkinyfwe3pl7y91a">
               <w:r>
                 <w:rPr>
                   <w:rFonts w:ascii="Arial" w:cs="Arial" w:eastAsia="Arial" w:hAnsi="Arial"/>
@@ -10476,7 +10476,7 @@
               <w:spacing w:after="10" w:before="0"/>
               <w:ind w:left="120"/>
             </w:pPr>
-            <w:hyperlink w:history="1" r:id="rIdfwtayi7xxhqyclcgyyyh_">
+            <w:hyperlink w:history="1" r:id="rIdp3f9id_10hixib6hmvu3n">
               <w:r>
                 <w:rPr>
                   <w:rFonts w:ascii="Arial" w:cs="Arial" w:eastAsia="Arial" w:hAnsi="Arial"/>
@@ -10671,7 +10671,7 @@
             <w:pPr>
               <w:spacing w:after="20" w:before="0"/>
             </w:pPr>
-            <w:hyperlink w:history="1" r:id="rIdungsl9p_42z2ugwd3j1rh">
+            <w:hyperlink w:history="1" r:id="rIdztq6wcavbgwyumbdt-4o7">
               <w:r>
                 <w:rPr>
                   <w:rFonts w:ascii="Arial" w:cs="Arial" w:eastAsia="Arial" w:hAnsi="Arial"/>
@@ -10704,7 +10704,7 @@
               <w:spacing w:after="10" w:before="0"/>
               <w:ind w:left="120"/>
             </w:pPr>
-            <w:hyperlink w:history="1" r:id="rIdky0v5pal1dde0duyjwuhv">
+            <w:hyperlink w:history="1" r:id="rIdz_iujxxo2fde-kfhwzs_o">
               <w:r>
                 <w:rPr>
                   <w:rFonts w:ascii="Arial" w:cs="Arial" w:eastAsia="Arial" w:hAnsi="Arial"/>
@@ -10749,7 +10749,7 @@
             <w:pPr>
               <w:spacing w:after="20" w:before="0"/>
             </w:pPr>
-            <w:hyperlink w:history="1" r:id="rIdyfrn1aydldlv76ggxnmth">
+            <w:hyperlink w:history="1" r:id="rIdvxzljrfye5jvdat3ka1v4">
               <w:r>
                 <w:rPr>
                   <w:rFonts w:ascii="Arial" w:cs="Arial" w:eastAsia="Arial" w:hAnsi="Arial"/>
@@ -10782,7 +10782,7 @@
               <w:spacing w:after="10" w:before="0"/>
               <w:ind w:left="120"/>
             </w:pPr>
-            <w:hyperlink w:history="1" r:id="rId3gvf7c-hmzu7gr9glrv7v">
+            <w:hyperlink w:history="1" r:id="rIdhxczz-dhprgxlawwf81go">
               <w:r>
                 <w:rPr>
                   <w:rFonts w:ascii="Arial" w:cs="Arial" w:eastAsia="Arial" w:hAnsi="Arial"/>
@@ -11294,7 +11294,7 @@
         </w:rPr>
         <w:t xml:space="preserve">© 2026 SeaVuria and ARES. Aligned with KICD objectives. Developed by SeaVuria; technical implementation by ARES (with AI assistance from Claude). Licensed under </w:t>
       </w:r>
-      <w:hyperlink w:history="1" r:id="rIdlgc2gmcw8_ohsti8_bbdn">
+      <w:hyperlink w:history="1" r:id="rIdvhqj9tjixdw6c1vtt85qv">
         <w:r>
           <w:rPr>
             <w:rFonts w:ascii="Arial" w:cs="Arial" w:eastAsia="Arial" w:hAnsi="Arial"/>
@@ -11315,7 +11315,7 @@
         </w:rPr>
         <w:t xml:space="preserve"> (</w:t>
       </w:r>
-      <w:hyperlink w:history="1" r:id="rIdn6g413b-uw1ic8qzbdbsu">
+      <w:hyperlink w:history="1" r:id="rIdrqqwoae9m0vmxhojnq40u">
         <w:r>
           <w:rPr>
             <w:rFonts w:ascii="Arial" w:cs="Arial" w:eastAsia="Arial" w:hAnsi="Arial"/>
@@ -12328,7 +12328,7 @@
             <w:pPr>
               <w:spacing w:after="20" w:before="0"/>
             </w:pPr>
-            <w:hyperlink w:history="1" r:id="rIddeltb1m-5edcv2srviqda">
+            <w:hyperlink w:history="1" r:id="rIdgsqt2fpden2bhclw1k2ai">
               <w:r>
                 <w:rPr>
                   <w:rFonts w:ascii="Arial" w:cs="Arial" w:eastAsia="Arial" w:hAnsi="Arial"/>
@@ -12361,7 +12361,7 @@
               <w:spacing w:after="10" w:before="0"/>
               <w:ind w:left="120"/>
             </w:pPr>
-            <w:hyperlink w:history="1" r:id="rId6eloc-fjdtkpwy7yxdsni">
+            <w:hyperlink w:history="1" r:id="rId6moule8kzbzhifcuvkpah">
               <w:r>
                 <w:rPr>
                   <w:rFonts w:ascii="Arial" w:cs="Arial" w:eastAsia="Arial" w:hAnsi="Arial"/>
@@ -12406,7 +12406,7 @@
             <w:pPr>
               <w:spacing w:after="20" w:before="0"/>
             </w:pPr>
-            <w:hyperlink w:history="1" r:id="rId_-1ylmxfuvw7y7h4ybtsb">
+            <w:hyperlink w:history="1" r:id="rIdkzld2ozwub4hshyybaf4q">
               <w:r>
                 <w:rPr>
                   <w:rFonts w:ascii="Arial" w:cs="Arial" w:eastAsia="Arial" w:hAnsi="Arial"/>
@@ -12439,7 +12439,7 @@
               <w:spacing w:after="10" w:before="0"/>
               <w:ind w:left="120"/>
             </w:pPr>
-            <w:hyperlink w:history="1" r:id="rIdyk0vd9iaakqxykzyk9kzk">
+            <w:hyperlink w:history="1" r:id="rIdmuclbkst25jcgnfndndoh">
               <w:r>
                 <w:rPr>
                   <w:rFonts w:ascii="Arial" w:cs="Arial" w:eastAsia="Arial" w:hAnsi="Arial"/>
@@ -12710,7 +12710,7 @@
             <w:pPr>
               <w:spacing w:after="20" w:before="0"/>
             </w:pPr>
-            <w:hyperlink w:history="1" r:id="rId93sppcshzxf998dk64qfp">
+            <w:hyperlink w:history="1" r:id="rId5k8ofzzzvhrdn6twu74ez">
               <w:r>
                 <w:rPr>
                   <w:rFonts w:ascii="Arial" w:cs="Arial" w:eastAsia="Arial" w:hAnsi="Arial"/>
@@ -12743,7 +12743,7 @@
               <w:spacing w:after="10" w:before="0"/>
               <w:ind w:left="120"/>
             </w:pPr>
-            <w:hyperlink w:history="1" r:id="rIdeiw9qquuueg2e-sdykr48">
+            <w:hyperlink w:history="1" r:id="rIdocotrvbdzxzitz7ajzmxm">
               <w:r>
                 <w:rPr>
                   <w:rFonts w:ascii="Arial" w:cs="Arial" w:eastAsia="Arial" w:hAnsi="Arial"/>
@@ -12788,7 +12788,7 @@
             <w:pPr>
               <w:spacing w:after="20" w:before="0"/>
             </w:pPr>
-            <w:hyperlink w:history="1" r:id="rIdqw_m28lrj9zevzrze8sic">
+            <w:hyperlink w:history="1" r:id="rIdgj0yyoiblvfpdhgwjctrw">
               <w:r>
                 <w:rPr>
                   <w:rFonts w:ascii="Arial" w:cs="Arial" w:eastAsia="Arial" w:hAnsi="Arial"/>
@@ -12821,7 +12821,7 @@
               <w:spacing w:after="10" w:before="0"/>
               <w:ind w:left="120"/>
             </w:pPr>
-            <w:hyperlink w:history="1" r:id="rIdyd1hap738xbuyrvs7xbwt">
+            <w:hyperlink w:history="1" r:id="rId0uclgywdgxcrbd5peqqbq">
               <w:r>
                 <w:rPr>
                   <w:rFonts w:ascii="Arial" w:cs="Arial" w:eastAsia="Arial" w:hAnsi="Arial"/>
@@ -13092,7 +13092,7 @@
             <w:pPr>
               <w:spacing w:after="20" w:before="0"/>
             </w:pPr>
-            <w:hyperlink w:history="1" r:id="rIdleeacdgg6vx9oagizcxa-">
+            <w:hyperlink w:history="1" r:id="rIddt3snlzp8bskr_rfrpai1">
               <w:r>
                 <w:rPr>
                   <w:rFonts w:ascii="Arial" w:cs="Arial" w:eastAsia="Arial" w:hAnsi="Arial"/>
@@ -13125,7 +13125,7 @@
               <w:spacing w:after="10" w:before="0"/>
               <w:ind w:left="120"/>
             </w:pPr>
-            <w:hyperlink w:history="1" r:id="rIde2ltmbzeeyd5plicp8qds">
+            <w:hyperlink w:history="1" r:id="rId-sl7n6xdqfsghcre-ff75">
               <w:r>
                 <w:rPr>
                   <w:rFonts w:ascii="Arial" w:cs="Arial" w:eastAsia="Arial" w:hAnsi="Arial"/>
@@ -13170,7 +13170,7 @@
             <w:pPr>
               <w:spacing w:after="20" w:before="0"/>
             </w:pPr>
-            <w:hyperlink w:history="1" r:id="rIdhmpxoioautuvwbb-l5on-">
+            <w:hyperlink w:history="1" r:id="rIdwqxhpxcuc_npzbq-3tvoy">
               <w:r>
                 <w:rPr>
                   <w:rFonts w:ascii="Arial" w:cs="Arial" w:eastAsia="Arial" w:hAnsi="Arial"/>
@@ -13203,7 +13203,7 @@
               <w:spacing w:after="10" w:before="0"/>
               <w:ind w:left="120"/>
             </w:pPr>
-            <w:hyperlink w:history="1" r:id="rIdsouhewbzkwjm55kpagcij">
+            <w:hyperlink w:history="1" r:id="rIdadiupcqy3qmvgqw8vtq8l">
               <w:r>
                 <w:rPr>
                   <w:rFonts w:ascii="Arial" w:cs="Arial" w:eastAsia="Arial" w:hAnsi="Arial"/>
@@ -13474,7 +13474,7 @@
             <w:pPr>
               <w:spacing w:after="20" w:before="0"/>
             </w:pPr>
-            <w:hyperlink w:history="1" r:id="rIdwkrkvpbzff8kdyeyzrwhz">
+            <w:hyperlink w:history="1" r:id="rId_e5zdbakhq9kpj9hxihgt">
               <w:r>
                 <w:rPr>
                   <w:rFonts w:ascii="Arial" w:cs="Arial" w:eastAsia="Arial" w:hAnsi="Arial"/>
@@ -13507,7 +13507,7 @@
               <w:spacing w:after="10" w:before="0"/>
               <w:ind w:left="120"/>
             </w:pPr>
-            <w:hyperlink w:history="1" r:id="rId2qzqxsh9qsez6kagqupvu">
+            <w:hyperlink w:history="1" r:id="rIdk5tj99l7o6f25utopz28_">
               <w:r>
                 <w:rPr>
                   <w:rFonts w:ascii="Arial" w:cs="Arial" w:eastAsia="Arial" w:hAnsi="Arial"/>
@@ -13552,7 +13552,7 @@
             <w:pPr>
               <w:spacing w:after="20" w:before="0"/>
             </w:pPr>
-            <w:hyperlink w:history="1" r:id="rIdcad8pwx1fmpccf2b6uhoe">
+            <w:hyperlink w:history="1" r:id="rIdkifx4ewa6kbkfs8_qyyty">
               <w:r>
                 <w:rPr>
                   <w:rFonts w:ascii="Arial" w:cs="Arial" w:eastAsia="Arial" w:hAnsi="Arial"/>
@@ -13585,7 +13585,7 @@
               <w:spacing w:after="10" w:before="0"/>
               <w:ind w:left="120"/>
             </w:pPr>
-            <w:hyperlink w:history="1" r:id="rIdjvwj-iimq0fkcdpg7lpda">
+            <w:hyperlink w:history="1" r:id="rIdctqxmbvdach4ej9eri-vq">
               <w:r>
                 <w:rPr>
                   <w:rFonts w:ascii="Arial" w:cs="Arial" w:eastAsia="Arial" w:hAnsi="Arial"/>
@@ -13856,7 +13856,7 @@
             <w:pPr>
               <w:spacing w:after="20" w:before="0"/>
             </w:pPr>
-            <w:hyperlink w:history="1" r:id="rIdqjdqyat9asue7yqzkytiv">
+            <w:hyperlink w:history="1" r:id="rIdtv3gdq8w4vxrhwich3qtz">
               <w:r>
                 <w:rPr>
                   <w:rFonts w:ascii="Arial" w:cs="Arial" w:eastAsia="Arial" w:hAnsi="Arial"/>
@@ -13889,7 +13889,7 @@
               <w:spacing w:after="10" w:before="0"/>
               <w:ind w:left="120"/>
             </w:pPr>
-            <w:hyperlink w:history="1" r:id="rIdfpqp6axdvnbgojeuf529f">
+            <w:hyperlink w:history="1" r:id="rIdi6qufeh_ltd_wys1quejf">
               <w:r>
                 <w:rPr>
                   <w:rFonts w:ascii="Arial" w:cs="Arial" w:eastAsia="Arial" w:hAnsi="Arial"/>
@@ -13934,7 +13934,7 @@
             <w:pPr>
               <w:spacing w:after="20" w:before="0"/>
             </w:pPr>
-            <w:hyperlink w:history="1" r:id="rIdcbfywubhoxromdh3iqjas">
+            <w:hyperlink w:history="1" r:id="rId4zk3xzwkk4iawgqghvxzl">
               <w:r>
                 <w:rPr>
                   <w:rFonts w:ascii="Arial" w:cs="Arial" w:eastAsia="Arial" w:hAnsi="Arial"/>
@@ -13967,7 +13967,7 @@
               <w:spacing w:after="10" w:before="0"/>
               <w:ind w:left="120"/>
             </w:pPr>
-            <w:hyperlink w:history="1" r:id="rId5qtisi2j5kaosgotmnlnn">
+            <w:hyperlink w:history="1" r:id="rId-_23g9_phkbjb5-sipwkd">
               <w:r>
                 <w:rPr>
                   <w:rFonts w:ascii="Arial" w:cs="Arial" w:eastAsia="Arial" w:hAnsi="Arial"/>
@@ -14555,7 +14555,7 @@
         </w:rPr>
         <w:t xml:space="preserve">© 2026 SeaVuria and ARES. Aligned with KICD objectives. Developed by SeaVuria; technical implementation by ARES (with AI assistance from Claude). Licensed under </w:t>
       </w:r>
-      <w:hyperlink w:history="1" r:id="rIdspqr-moezyoccerklel1f">
+      <w:hyperlink w:history="1" r:id="rIdpic0yyyua2g3bdd-0uthm">
         <w:r>
           <w:rPr>
             <w:rFonts w:ascii="Arial" w:cs="Arial" w:eastAsia="Arial" w:hAnsi="Arial"/>
@@ -14576,7 +14576,7 @@
         </w:rPr>
         <w:t xml:space="preserve"> (</w:t>
       </w:r>
-      <w:hyperlink w:history="1" r:id="rId92f4blerh64x3fjarqocm">
+      <w:hyperlink w:history="1" r:id="rIdew4agqdesrkzyq3orz_jz">
         <w:r>
           <w:rPr>
             <w:rFonts w:ascii="Arial" w:cs="Arial" w:eastAsia="Arial" w:hAnsi="Arial"/>
@@ -15589,7 +15589,7 @@
             <w:pPr>
               <w:spacing w:after="20" w:before="0"/>
             </w:pPr>
-            <w:hyperlink w:history="1" r:id="rIdqlamr-ydkfpa2sviny_hp">
+            <w:hyperlink w:history="1" r:id="rId403sfrqcpy8xjz_4acpvs">
               <w:r>
                 <w:rPr>
                   <w:rFonts w:ascii="Arial" w:cs="Arial" w:eastAsia="Arial" w:hAnsi="Arial"/>
@@ -15622,7 +15622,7 @@
               <w:spacing w:after="10" w:before="0"/>
               <w:ind w:left="120"/>
             </w:pPr>
-            <w:hyperlink w:history="1" r:id="rIdy5jwugthmk5xxx0s0crns">
+            <w:hyperlink w:history="1" r:id="rIdxkipsnmuu-h8ax4jwa1xw">
               <w:r>
                 <w:rPr>
                   <w:rFonts w:ascii="Arial" w:cs="Arial" w:eastAsia="Arial" w:hAnsi="Arial"/>
@@ -15667,7 +15667,7 @@
             <w:pPr>
               <w:spacing w:after="20" w:before="0"/>
             </w:pPr>
-            <w:hyperlink w:history="1" r:id="rIddtj-u8e4sjc9sx95psw-u">
+            <w:hyperlink w:history="1" r:id="rId0hl4hor_ebwcmchzmgfhk">
               <w:r>
                 <w:rPr>
                   <w:rFonts w:ascii="Arial" w:cs="Arial" w:eastAsia="Arial" w:hAnsi="Arial"/>
@@ -15700,7 +15700,7 @@
               <w:spacing w:after="10" w:before="0"/>
               <w:ind w:left="120"/>
             </w:pPr>
-            <w:hyperlink w:history="1" r:id="rIdyo14idgsuwcgotsn_6x_u">
+            <w:hyperlink w:history="1" r:id="rIdqsnnegfjel0rvsxfxau8y">
               <w:r>
                 <w:rPr>
                   <w:rFonts w:ascii="Arial" w:cs="Arial" w:eastAsia="Arial" w:hAnsi="Arial"/>
@@ -15895,7 +15895,7 @@
             <w:pPr>
               <w:spacing w:after="20" w:before="0"/>
             </w:pPr>
-            <w:hyperlink w:history="1" r:id="rIddnhralm1ctdabicw0gpli">
+            <w:hyperlink w:history="1" r:id="rIdscxou3wsqf5p5artpsjub">
               <w:r>
                 <w:rPr>
                   <w:rFonts w:ascii="Arial" w:cs="Arial" w:eastAsia="Arial" w:hAnsi="Arial"/>
@@ -15928,7 +15928,7 @@
               <w:spacing w:after="10" w:before="0"/>
               <w:ind w:left="120"/>
             </w:pPr>
-            <w:hyperlink w:history="1" r:id="rIdkgsxi65yssmvisep5wwoq">
+            <w:hyperlink w:history="1" r:id="rIdhgketp2ritvfhkjyzy9bg">
               <w:r>
                 <w:rPr>
                   <w:rFonts w:ascii="Arial" w:cs="Arial" w:eastAsia="Arial" w:hAnsi="Arial"/>
@@ -15973,7 +15973,7 @@
             <w:pPr>
               <w:spacing w:after="20" w:before="0"/>
             </w:pPr>
-            <w:hyperlink w:history="1" r:id="rId554c1yeg80rp6bh-f_dek">
+            <w:hyperlink w:history="1" r:id="rIde5eon5yfwbeeb_7hryvbk">
               <w:r>
                 <w:rPr>
                   <w:rFonts w:ascii="Arial" w:cs="Arial" w:eastAsia="Arial" w:hAnsi="Arial"/>
@@ -16006,7 +16006,7 @@
               <w:spacing w:after="10" w:before="0"/>
               <w:ind w:left="120"/>
             </w:pPr>
-            <w:hyperlink w:history="1" r:id="rIdlv3og933caty04fverarr">
+            <w:hyperlink w:history="1" r:id="rIdvc1nzlupregmrphgjbdhb">
               <w:r>
                 <w:rPr>
                   <w:rFonts w:ascii="Arial" w:cs="Arial" w:eastAsia="Arial" w:hAnsi="Arial"/>
@@ -16201,7 +16201,7 @@
             <w:pPr>
               <w:spacing w:after="20" w:before="0"/>
             </w:pPr>
-            <w:hyperlink w:history="1" r:id="rIdghxca6pixdqzjzsffd81r">
+            <w:hyperlink w:history="1" r:id="rId03nbhsu4ohld8kz8phelg">
               <w:r>
                 <w:rPr>
                   <w:rFonts w:ascii="Arial" w:cs="Arial" w:eastAsia="Arial" w:hAnsi="Arial"/>
@@ -16234,7 +16234,7 @@
               <w:spacing w:after="10" w:before="0"/>
               <w:ind w:left="120"/>
             </w:pPr>
-            <w:hyperlink w:history="1" r:id="rIdacj9_fp5hmriz16fx-klh">
+            <w:hyperlink w:history="1" r:id="rIdr_3bhru7nfsflexwgds2x">
               <w:r>
                 <w:rPr>
                   <w:rFonts w:ascii="Arial" w:cs="Arial" w:eastAsia="Arial" w:hAnsi="Arial"/>
@@ -16279,7 +16279,7 @@
             <w:pPr>
               <w:spacing w:after="20" w:before="0"/>
             </w:pPr>
-            <w:hyperlink w:history="1" r:id="rIdramklc4gjeb8sq05flmjj">
+            <w:hyperlink w:history="1" r:id="rIdtatgnxccvrq3dc78embli">
               <w:r>
                 <w:rPr>
                   <w:rFonts w:ascii="Arial" w:cs="Arial" w:eastAsia="Arial" w:hAnsi="Arial"/>
@@ -16312,7 +16312,7 @@
               <w:spacing w:after="10" w:before="0"/>
               <w:ind w:left="120"/>
             </w:pPr>
-            <w:hyperlink w:history="1" r:id="rIdgzp4betpuko-rd1madauh">
+            <w:hyperlink w:history="1" r:id="rIdp7_tfdednoo5vxetgodtr">
               <w:r>
                 <w:rPr>
                   <w:rFonts w:ascii="Arial" w:cs="Arial" w:eastAsia="Arial" w:hAnsi="Arial"/>
@@ -16507,7 +16507,7 @@
             <w:pPr>
               <w:spacing w:after="20" w:before="0"/>
             </w:pPr>
-            <w:hyperlink w:history="1" r:id="rIdzzl7fjhe1868b1j3flcwv">
+            <w:hyperlink w:history="1" r:id="rIdp0zyurr-e1tzswadr3r2e">
               <w:r>
                 <w:rPr>
                   <w:rFonts w:ascii="Arial" w:cs="Arial" w:eastAsia="Arial" w:hAnsi="Arial"/>
@@ -16540,7 +16540,7 @@
               <w:spacing w:after="10" w:before="0"/>
               <w:ind w:left="120"/>
             </w:pPr>
-            <w:hyperlink w:history="1" r:id="rIdzdjj6dfjzrgu5gyt35ffj">
+            <w:hyperlink w:history="1" r:id="rIdhmnk1vlw1jn7zmjvosgcw">
               <w:r>
                 <w:rPr>
                   <w:rFonts w:ascii="Arial" w:cs="Arial" w:eastAsia="Arial" w:hAnsi="Arial"/>
@@ -16585,7 +16585,7 @@
             <w:pPr>
               <w:spacing w:after="20" w:before="0"/>
             </w:pPr>
-            <w:hyperlink w:history="1" r:id="rIdgog9vyx23w5x6tlyq-yws">
+            <w:hyperlink w:history="1" r:id="rIdfydtgrw44qcxllgyuogtg">
               <w:r>
                 <w:rPr>
                   <w:rFonts w:ascii="Arial" w:cs="Arial" w:eastAsia="Arial" w:hAnsi="Arial"/>
@@ -16618,7 +16618,7 @@
               <w:spacing w:after="10" w:before="0"/>
               <w:ind w:left="120"/>
             </w:pPr>
-            <w:hyperlink w:history="1" r:id="rIdb8-hjtzby2cfg7zl0hmvp">
+            <w:hyperlink w:history="1" r:id="rIdzk473hf8iz0adzgk56b_c">
               <w:r>
                 <w:rPr>
                   <w:rFonts w:ascii="Arial" w:cs="Arial" w:eastAsia="Arial" w:hAnsi="Arial"/>
@@ -16813,7 +16813,7 @@
             <w:pPr>
               <w:spacing w:after="20" w:before="0"/>
             </w:pPr>
-            <w:hyperlink w:history="1" r:id="rIdcoew-yf6rxrgfv11lrxsb">
+            <w:hyperlink w:history="1" r:id="rIdnkqesvej6y7vec0jervje">
               <w:r>
                 <w:rPr>
                   <w:rFonts w:ascii="Arial" w:cs="Arial" w:eastAsia="Arial" w:hAnsi="Arial"/>
@@ -16846,7 +16846,7 @@
               <w:spacing w:after="10" w:before="0"/>
               <w:ind w:left="120"/>
             </w:pPr>
-            <w:hyperlink w:history="1" r:id="rIdockkjhdwnmjxvepixln3x">
+            <w:hyperlink w:history="1" r:id="rIdhohajm0ezkubztkevohwy">
               <w:r>
                 <w:rPr>
                   <w:rFonts w:ascii="Arial" w:cs="Arial" w:eastAsia="Arial" w:hAnsi="Arial"/>
@@ -16891,7 +16891,7 @@
             <w:pPr>
               <w:spacing w:after="20" w:before="0"/>
             </w:pPr>
-            <w:hyperlink w:history="1" r:id="rIdo2pztrdryhgvvqqbtrpx_">
+            <w:hyperlink w:history="1" r:id="rIdshrdxddx-cj9etryoqcdb">
               <w:r>
                 <w:rPr>
                   <w:rFonts w:ascii="Arial" w:cs="Arial" w:eastAsia="Arial" w:hAnsi="Arial"/>
@@ -16924,7 +16924,7 @@
               <w:spacing w:after="10" w:before="0"/>
               <w:ind w:left="120"/>
             </w:pPr>
-            <w:hyperlink w:history="1" r:id="rIdyyztufyedhxm92iiot0o_">
+            <w:hyperlink w:history="1" r:id="rIdh9nsdysxznj-ledmguk5p">
               <w:r>
                 <w:rPr>
                   <w:rFonts w:ascii="Arial" w:cs="Arial" w:eastAsia="Arial" w:hAnsi="Arial"/>
@@ -17436,7 +17436,7 @@
         </w:rPr>
         <w:t xml:space="preserve">© 2026 SeaVuria and ARES. Aligned with KICD objectives. Developed by SeaVuria; technical implementation by ARES (with AI assistance from Claude). Licensed under </w:t>
       </w:r>
-      <w:hyperlink w:history="1" r:id="rIds6hmz6rxcsscodckumpbn">
+      <w:hyperlink w:history="1" r:id="rIdywy9id7-kuidrnshgovqe">
         <w:r>
           <w:rPr>
             <w:rFonts w:ascii="Arial" w:cs="Arial" w:eastAsia="Arial" w:hAnsi="Arial"/>
@@ -17457,7 +17457,7 @@
         </w:rPr>
         <w:t xml:space="preserve"> (</w:t>
       </w:r>
-      <w:hyperlink w:history="1" r:id="rIdote3w5fbukglz-y3zxdfa">
+      <w:hyperlink w:history="1" r:id="rIdib7v7kd_wcofutudqreju">
         <w:r>
           <w:rPr>
             <w:rFonts w:ascii="Arial" w:cs="Arial" w:eastAsia="Arial" w:hAnsi="Arial"/>
@@ -18629,7 +18629,7 @@
             <w:pPr>
               <w:spacing w:after="20" w:before="0"/>
             </w:pPr>
-            <w:hyperlink w:history="1" r:id="rIdwe9fb0fyedaaldgymnn2c">
+            <w:hyperlink w:history="1" r:id="rId7_tffztjjudkf9445qngs">
               <w:r>
                 <w:rPr>
                   <w:rFonts w:ascii="Arial" w:cs="Arial" w:eastAsia="Arial" w:hAnsi="Arial"/>
@@ -18662,7 +18662,7 @@
               <w:spacing w:after="10" w:before="0"/>
               <w:ind w:left="120"/>
             </w:pPr>
-            <w:hyperlink w:history="1" r:id="rId-hss-uai9ycumjn5ufzso">
+            <w:hyperlink w:history="1" r:id="rIdmtav0w6p1t-n1rtvf3jdl">
               <w:r>
                 <w:rPr>
                   <w:rFonts w:ascii="Arial" w:cs="Arial" w:eastAsia="Arial" w:hAnsi="Arial"/>
@@ -18707,7 +18707,7 @@
             <w:pPr>
               <w:spacing w:after="20" w:before="0"/>
             </w:pPr>
-            <w:hyperlink w:history="1" r:id="rIdxnosx2ykkbo5qot6yvrpa">
+            <w:hyperlink w:history="1" r:id="rIdwze8oouprxte5gzuybso6">
               <w:r>
                 <w:rPr>
                   <w:rFonts w:ascii="Arial" w:cs="Arial" w:eastAsia="Arial" w:hAnsi="Arial"/>
@@ -18740,7 +18740,7 @@
               <w:spacing w:after="10" w:before="0"/>
               <w:ind w:left="120"/>
             </w:pPr>
-            <w:hyperlink w:history="1" r:id="rIdgazbmj48a3ubyw9z_2ihz">
+            <w:hyperlink w:history="1" r:id="rIdnhnhshuqva1_3aboby7e4">
               <w:r>
                 <w:rPr>
                   <w:rFonts w:ascii="Arial" w:cs="Arial" w:eastAsia="Arial" w:hAnsi="Arial"/>
@@ -18935,7 +18935,7 @@
             <w:pPr>
               <w:spacing w:after="20" w:before="0"/>
             </w:pPr>
-            <w:hyperlink w:history="1" r:id="rIdaoxhunhy5dustakxegxfv">
+            <w:hyperlink w:history="1" r:id="rIdxhzuxb-nfjbrquinyz_un">
               <w:r>
                 <w:rPr>
                   <w:rFonts w:ascii="Arial" w:cs="Arial" w:eastAsia="Arial" w:hAnsi="Arial"/>
@@ -18968,7 +18968,7 @@
               <w:spacing w:after="10" w:before="0"/>
               <w:ind w:left="120"/>
             </w:pPr>
-            <w:hyperlink w:history="1" r:id="rIde-rbdbd2qi3jeqmsqi0tx">
+            <w:hyperlink w:history="1" r:id="rId0aadly0wd3igqipx28dgy">
               <w:r>
                 <w:rPr>
                   <w:rFonts w:ascii="Arial" w:cs="Arial" w:eastAsia="Arial" w:hAnsi="Arial"/>
@@ -19013,7 +19013,7 @@
             <w:pPr>
               <w:spacing w:after="20" w:before="0"/>
             </w:pPr>
-            <w:hyperlink w:history="1" r:id="rIdysfg5unwhqbc7kwmrvue2">
+            <w:hyperlink w:history="1" r:id="rIdxmcuyngxcl_gab_rv8bdv">
               <w:r>
                 <w:rPr>
                   <w:rFonts w:ascii="Arial" w:cs="Arial" w:eastAsia="Arial" w:hAnsi="Arial"/>
@@ -19046,7 +19046,7 @@
               <w:spacing w:after="10" w:before="0"/>
               <w:ind w:left="120"/>
             </w:pPr>
-            <w:hyperlink w:history="1" r:id="rId5-luudfwnfemgdkhxvz9r">
+            <w:hyperlink w:history="1" r:id="rIdfqlhcrau6_svhm8o0jgw1">
               <w:r>
                 <w:rPr>
                   <w:rFonts w:ascii="Arial" w:cs="Arial" w:eastAsia="Arial" w:hAnsi="Arial"/>
@@ -19241,7 +19241,7 @@
             <w:pPr>
               <w:spacing w:after="20" w:before="0"/>
             </w:pPr>
-            <w:hyperlink w:history="1" r:id="rIdda_r5i91g86nwvhj61zdj">
+            <w:hyperlink w:history="1" r:id="rIdjiu0gxvijtzjq37lxti7g">
               <w:r>
                 <w:rPr>
                   <w:rFonts w:ascii="Arial" w:cs="Arial" w:eastAsia="Arial" w:hAnsi="Arial"/>
@@ -19274,7 +19274,7 @@
               <w:spacing w:after="10" w:before="0"/>
               <w:ind w:left="120"/>
             </w:pPr>
-            <w:hyperlink w:history="1" r:id="rId4yw_eafxxk1jj_uykq7gr">
+            <w:hyperlink w:history="1" r:id="rIdd7qyg0gnrkh-jiz0ojruk">
               <w:r>
                 <w:rPr>
                   <w:rFonts w:ascii="Arial" w:cs="Arial" w:eastAsia="Arial" w:hAnsi="Arial"/>
@@ -19319,7 +19319,7 @@
             <w:pPr>
               <w:spacing w:after="20" w:before="0"/>
             </w:pPr>
-            <w:hyperlink w:history="1" r:id="rIdg9vxtrjtuxzz2r-9e13iu">
+            <w:hyperlink w:history="1" r:id="rIdcskl35mlgmclqdimtney8">
               <w:r>
                 <w:rPr>
                   <w:rFonts w:ascii="Arial" w:cs="Arial" w:eastAsia="Arial" w:hAnsi="Arial"/>
@@ -19352,7 +19352,7 @@
               <w:spacing w:after="10" w:before="0"/>
               <w:ind w:left="120"/>
             </w:pPr>
-            <w:hyperlink w:history="1" r:id="rId9tz0h9hix8z7nb5n249g1">
+            <w:hyperlink w:history="1" r:id="rIda0d5jc-vywwuo8ttqttti">
               <w:r>
                 <w:rPr>
                   <w:rFonts w:ascii="Arial" w:cs="Arial" w:eastAsia="Arial" w:hAnsi="Arial"/>
@@ -19547,7 +19547,7 @@
             <w:pPr>
               <w:spacing w:after="20" w:before="0"/>
             </w:pPr>
-            <w:hyperlink w:history="1" r:id="rIdarfmo3--ent-pyiijhdsa">
+            <w:hyperlink w:history="1" r:id="rId9ttnb6i4z72s5vnldfjhb">
               <w:r>
                 <w:rPr>
                   <w:rFonts w:ascii="Arial" w:cs="Arial" w:eastAsia="Arial" w:hAnsi="Arial"/>
@@ -19580,7 +19580,7 @@
               <w:spacing w:after="10" w:before="0"/>
               <w:ind w:left="120"/>
             </w:pPr>
-            <w:hyperlink w:history="1" r:id="rIdrj5xwyzboszbjuahm4pzh">
+            <w:hyperlink w:history="1" r:id="rIdtlklilx9dsw7dfsnhrj_c">
               <w:r>
                 <w:rPr>
                   <w:rFonts w:ascii="Arial" w:cs="Arial" w:eastAsia="Arial" w:hAnsi="Arial"/>
@@ -19625,7 +19625,7 @@
             <w:pPr>
               <w:spacing w:after="20" w:before="0"/>
             </w:pPr>
-            <w:hyperlink w:history="1" r:id="rId3svdch3cgatr55aarooeo">
+            <w:hyperlink w:history="1" r:id="rIdkxhjnuxsbdydjaiynppvs">
               <w:r>
                 <w:rPr>
                   <w:rFonts w:ascii="Arial" w:cs="Arial" w:eastAsia="Arial" w:hAnsi="Arial"/>
@@ -19658,7 +19658,7 @@
               <w:spacing w:after="10" w:before="0"/>
               <w:ind w:left="120"/>
             </w:pPr>
-            <w:hyperlink w:history="1" r:id="rIddsalm29udovjkvwtmcjfz">
+            <w:hyperlink w:history="1" r:id="rIdzt95rqunqzxifkymarxv1">
               <w:r>
                 <w:rPr>
                   <w:rFonts w:ascii="Arial" w:cs="Arial" w:eastAsia="Arial" w:hAnsi="Arial"/>
@@ -19853,7 +19853,7 @@
             <w:pPr>
               <w:spacing w:after="20" w:before="0"/>
             </w:pPr>
-            <w:hyperlink w:history="1" r:id="rIdgtzr9lr3fy5h2b1tp2qvw">
+            <w:hyperlink w:history="1" r:id="rIdztpgw0xm2eskc8eni6dsn">
               <w:r>
                 <w:rPr>
                   <w:rFonts w:ascii="Arial" w:cs="Arial" w:eastAsia="Arial" w:hAnsi="Arial"/>
@@ -19886,7 +19886,7 @@
               <w:spacing w:after="10" w:before="0"/>
               <w:ind w:left="120"/>
             </w:pPr>
-            <w:hyperlink w:history="1" r:id="rIdaf1rwibds_y9sp0eey9pf">
+            <w:hyperlink w:history="1" r:id="rIdf3ex2jl2n10qld2bg5cec">
               <w:r>
                 <w:rPr>
                   <w:rFonts w:ascii="Arial" w:cs="Arial" w:eastAsia="Arial" w:hAnsi="Arial"/>
@@ -19931,7 +19931,7 @@
             <w:pPr>
               <w:spacing w:after="20" w:before="0"/>
             </w:pPr>
-            <w:hyperlink w:history="1" r:id="rIdbb0woe4pt2gwhtnpbf1n9">
+            <w:hyperlink w:history="1" r:id="rIdbrqm4jn52ntcl-_z16tc1">
               <w:r>
                 <w:rPr>
                   <w:rFonts w:ascii="Arial" w:cs="Arial" w:eastAsia="Arial" w:hAnsi="Arial"/>
@@ -19964,7 +19964,7 @@
               <w:spacing w:after="10" w:before="0"/>
               <w:ind w:left="120"/>
             </w:pPr>
-            <w:hyperlink w:history="1" r:id="rIdsuxslha7egnjytddcgn-t">
+            <w:hyperlink w:history="1" r:id="rIduvvw3vj5z_rdvpexxv4fl">
               <w:r>
                 <w:rPr>
                   <w:rFonts w:ascii="Arial" w:cs="Arial" w:eastAsia="Arial" w:hAnsi="Arial"/>
@@ -20552,7 +20552,7 @@
         </w:rPr>
         <w:t xml:space="preserve">© 2026 SeaVuria and ARES. Aligned with KICD objectives. Developed by SeaVuria; technical implementation by ARES (with AI assistance from Claude). Licensed under </w:t>
       </w:r>
-      <w:hyperlink w:history="1" r:id="rIdlzlatbgjyxky8zxpr4mo6">
+      <w:hyperlink w:history="1" r:id="rId6xplug4zr1g2qjjiklc0g">
         <w:r>
           <w:rPr>
             <w:rFonts w:ascii="Arial" w:cs="Arial" w:eastAsia="Arial" w:hAnsi="Arial"/>
@@ -20573,7 +20573,7 @@
         </w:rPr>
         <w:t xml:space="preserve"> (</w:t>
       </w:r>
-      <w:hyperlink w:history="1" r:id="rIdxnkiylin_el1rei-b1ujc">
+      <w:hyperlink w:history="1" r:id="rIdrryyn4wyp7syb52fs8jii">
         <w:r>
           <w:rPr>
             <w:rFonts w:ascii="Arial" w:cs="Arial" w:eastAsia="Arial" w:hAnsi="Arial"/>
@@ -21586,7 +21586,7 @@
             <w:pPr>
               <w:spacing w:after="20" w:before="0"/>
             </w:pPr>
-            <w:hyperlink w:history="1" r:id="rIdzulqr-0ttz_pl4fd3hic5">
+            <w:hyperlink w:history="1" r:id="rIdblzgp_whslbyolqrlptgv">
               <w:r>
                 <w:rPr>
                   <w:rFonts w:ascii="Arial" w:cs="Arial" w:eastAsia="Arial" w:hAnsi="Arial"/>
@@ -21619,7 +21619,7 @@
               <w:spacing w:after="10" w:before="0"/>
               <w:ind w:left="120"/>
             </w:pPr>
-            <w:hyperlink w:history="1" r:id="rIdiz_qgyqtm7z2rehvyg76_">
+            <w:hyperlink w:history="1" r:id="rIdwyh2m6nrkeepnhn4vlfjo">
               <w:r>
                 <w:rPr>
                   <w:rFonts w:ascii="Arial" w:cs="Arial" w:eastAsia="Arial" w:hAnsi="Arial"/>
@@ -21664,7 +21664,7 @@
             <w:pPr>
               <w:spacing w:after="20" w:before="0"/>
             </w:pPr>
-            <w:hyperlink w:history="1" r:id="rIdxrjhsr-eelhsrdyz3fdqj">
+            <w:hyperlink w:history="1" r:id="rId9vw2ogx39oc9mzytm4h3m">
               <w:r>
                 <w:rPr>
                   <w:rFonts w:ascii="Arial" w:cs="Arial" w:eastAsia="Arial" w:hAnsi="Arial"/>
@@ -21697,7 +21697,7 @@
               <w:spacing w:after="10" w:before="0"/>
               <w:ind w:left="120"/>
             </w:pPr>
-            <w:hyperlink w:history="1" r:id="rIdj2i7ldrpclna1shcoo-32">
+            <w:hyperlink w:history="1" r:id="rId9wyjyzkceshdtoffybuys">
               <w:r>
                 <w:rPr>
                   <w:rFonts w:ascii="Arial" w:cs="Arial" w:eastAsia="Arial" w:hAnsi="Arial"/>
@@ -21892,7 +21892,7 @@
             <w:pPr>
               <w:spacing w:after="20" w:before="0"/>
             </w:pPr>
-            <w:hyperlink w:history="1" r:id="rId4wdivk6f4fnefqjwt79rx">
+            <w:hyperlink w:history="1" r:id="rIdlkvhy2kupv03-6cerqekr">
               <w:r>
                 <w:rPr>
                   <w:rFonts w:ascii="Arial" w:cs="Arial" w:eastAsia="Arial" w:hAnsi="Arial"/>
@@ -21925,7 +21925,7 @@
               <w:spacing w:after="10" w:before="0"/>
               <w:ind w:left="120"/>
             </w:pPr>
-            <w:hyperlink w:history="1" r:id="rIdhtrpovrkvuzcjdyueaqa_">
+            <w:hyperlink w:history="1" r:id="rId-8jpcarwbqai9tqqlwh_7">
               <w:r>
                 <w:rPr>
                   <w:rFonts w:ascii="Arial" w:cs="Arial" w:eastAsia="Arial" w:hAnsi="Arial"/>
@@ -21970,7 +21970,7 @@
             <w:pPr>
               <w:spacing w:after="20" w:before="0"/>
             </w:pPr>
-            <w:hyperlink w:history="1" r:id="rIdxnyz_oo9bx9roaue5bj2c">
+            <w:hyperlink w:history="1" r:id="rId-bh6jgfqulu-0_x3a2yix">
               <w:r>
                 <w:rPr>
                   <w:rFonts w:ascii="Arial" w:cs="Arial" w:eastAsia="Arial" w:hAnsi="Arial"/>
@@ -22003,7 +22003,7 @@
               <w:spacing w:after="10" w:before="0"/>
               <w:ind w:left="120"/>
             </w:pPr>
-            <w:hyperlink w:history="1" r:id="rId5wacuekz7wtfoed1z_bnw">
+            <w:hyperlink w:history="1" r:id="rIdwzpy8avr9fo07ebhgcbhs">
               <w:r>
                 <w:rPr>
                   <w:rFonts w:ascii="Arial" w:cs="Arial" w:eastAsia="Arial" w:hAnsi="Arial"/>
@@ -22198,7 +22198,7 @@
             <w:pPr>
               <w:spacing w:after="20" w:before="0"/>
             </w:pPr>
-            <w:hyperlink w:history="1" r:id="rIdhmf_0985-ksyj0te9g1d9">
+            <w:hyperlink w:history="1" r:id="rIde78h9ltwunofwea9aavgk">
               <w:r>
                 <w:rPr>
                   <w:rFonts w:ascii="Arial" w:cs="Arial" w:eastAsia="Arial" w:hAnsi="Arial"/>
@@ -22231,7 +22231,7 @@
               <w:spacing w:after="10" w:before="0"/>
               <w:ind w:left="120"/>
             </w:pPr>
-            <w:hyperlink w:history="1" r:id="rIdpowblmoirvf6rzas8nweu">
+            <w:hyperlink w:history="1" r:id="rIdtfo95iaxrno4dvlhr5iwm">
               <w:r>
                 <w:rPr>
                   <w:rFonts w:ascii="Arial" w:cs="Arial" w:eastAsia="Arial" w:hAnsi="Arial"/>
@@ -22276,7 +22276,7 @@
             <w:pPr>
               <w:spacing w:after="20" w:before="0"/>
             </w:pPr>
-            <w:hyperlink w:history="1" r:id="rIdi9_nzorwteit3bhfcqovg">
+            <w:hyperlink w:history="1" r:id="rIdws04ivdzce4pmtc1-o-kk">
               <w:r>
                 <w:rPr>
                   <w:rFonts w:ascii="Arial" w:cs="Arial" w:eastAsia="Arial" w:hAnsi="Arial"/>
@@ -22309,7 +22309,7 @@
               <w:spacing w:after="10" w:before="0"/>
               <w:ind w:left="120"/>
             </w:pPr>
-            <w:hyperlink w:history="1" r:id="rIdom6wtei_hvdx4gr8j3ohx">
+            <w:hyperlink w:history="1" r:id="rIdoibagntotvcl4biusjoon">
               <w:r>
                 <w:rPr>
                   <w:rFonts w:ascii="Arial" w:cs="Arial" w:eastAsia="Arial" w:hAnsi="Arial"/>
@@ -22504,7 +22504,7 @@
             <w:pPr>
               <w:spacing w:after="20" w:before="0"/>
             </w:pPr>
-            <w:hyperlink w:history="1" r:id="rIdwky_5crwf8wcc0wwik43z">
+            <w:hyperlink w:history="1" r:id="rIdswn9jdpukiceu-9pnknr4">
               <w:r>
                 <w:rPr>
                   <w:rFonts w:ascii="Arial" w:cs="Arial" w:eastAsia="Arial" w:hAnsi="Arial"/>
@@ -22537,7 +22537,7 @@
               <w:spacing w:after="10" w:before="0"/>
               <w:ind w:left="120"/>
             </w:pPr>
-            <w:hyperlink w:history="1" r:id="rIdwas4_zq5qgvgumssajjuj">
+            <w:hyperlink w:history="1" r:id="rIdngyzcfzy7r2q_zo5msx0t">
               <w:r>
                 <w:rPr>
                   <w:rFonts w:ascii="Arial" w:cs="Arial" w:eastAsia="Arial" w:hAnsi="Arial"/>
@@ -22582,7 +22582,7 @@
             <w:pPr>
               <w:spacing w:after="20" w:before="0"/>
             </w:pPr>
-            <w:hyperlink w:history="1" r:id="rIdktix04sxb8vc7ljhkzznq">
+            <w:hyperlink w:history="1" r:id="rIdma815twt9j99wzv07pjem">
               <w:r>
                 <w:rPr>
                   <w:rFonts w:ascii="Arial" w:cs="Arial" w:eastAsia="Arial" w:hAnsi="Arial"/>
@@ -22615,7 +22615,7 @@
               <w:spacing w:after="10" w:before="0"/>
               <w:ind w:left="120"/>
             </w:pPr>
-            <w:hyperlink w:history="1" r:id="rId9nvddbyjhtzi_av6liqzu">
+            <w:hyperlink w:history="1" r:id="rId4ycs2mswxv4z3o26cqd4k">
               <w:r>
                 <w:rPr>
                   <w:rFonts w:ascii="Arial" w:cs="Arial" w:eastAsia="Arial" w:hAnsi="Arial"/>
@@ -22810,7 +22810,7 @@
             <w:pPr>
               <w:spacing w:after="20" w:before="0"/>
             </w:pPr>
-            <w:hyperlink w:history="1" r:id="rId7hysdftibpgtmf_p5hvpz">
+            <w:hyperlink w:history="1" r:id="rIdqzsgkndsj7q6up04w1txi">
               <w:r>
                 <w:rPr>
                   <w:rFonts w:ascii="Arial" w:cs="Arial" w:eastAsia="Arial" w:hAnsi="Arial"/>
@@ -22843,7 +22843,7 @@
               <w:spacing w:after="10" w:before="0"/>
               <w:ind w:left="120"/>
             </w:pPr>
-            <w:hyperlink w:history="1" r:id="rIdqebwpd7yvqe5ehvpkqokq">
+            <w:hyperlink w:history="1" r:id="rId67qwiokz7bihmc5ru-7lw">
               <w:r>
                 <w:rPr>
                   <w:rFonts w:ascii="Arial" w:cs="Arial" w:eastAsia="Arial" w:hAnsi="Arial"/>
@@ -22888,7 +22888,7 @@
             <w:pPr>
               <w:spacing w:after="20" w:before="0"/>
             </w:pPr>
-            <w:hyperlink w:history="1" r:id="rIdggp11ofxlsc1zqgn2x-rl">
+            <w:hyperlink w:history="1" r:id="rIdwdosjaedjmsfapkozyet-">
               <w:r>
                 <w:rPr>
                   <w:rFonts w:ascii="Arial" w:cs="Arial" w:eastAsia="Arial" w:hAnsi="Arial"/>
@@ -22921,7 +22921,7 @@
               <w:spacing w:after="10" w:before="0"/>
               <w:ind w:left="120"/>
             </w:pPr>
-            <w:hyperlink w:history="1" r:id="rId1oepez0ktmqcif5lvcgnm">
+            <w:hyperlink w:history="1" r:id="rIdkvhaqprxa2pvajdvdenpo">
               <w:r>
                 <w:rPr>
                   <w:rFonts w:ascii="Arial" w:cs="Arial" w:eastAsia="Arial" w:hAnsi="Arial"/>
@@ -23433,7 +23433,7 @@
         </w:rPr>
         <w:t xml:space="preserve">© 2026 SeaVuria and ARES. Aligned with KICD objectives. Developed by SeaVuria; technical implementation by ARES (with AI assistance from Claude). Licensed under </w:t>
       </w:r>
-      <w:hyperlink w:history="1" r:id="rIdm1_x3j-xwlfi4-bosmov5">
+      <w:hyperlink w:history="1" r:id="rIdoagw6dn8rz13jutlbigr_">
         <w:r>
           <w:rPr>
             <w:rFonts w:ascii="Arial" w:cs="Arial" w:eastAsia="Arial" w:hAnsi="Arial"/>
@@ -23454,7 +23454,7 @@
         </w:rPr>
         <w:t xml:space="preserve"> (</w:t>
       </w:r>
-      <w:hyperlink w:history="1" r:id="rId9e8rk4i2nk1sso4szr_t9">
+      <w:hyperlink w:history="1" r:id="rId_a8-rbmll0ktp1c22q8cr">
         <w:r>
           <w:rPr>
             <w:rFonts w:ascii="Arial" w:cs="Arial" w:eastAsia="Arial" w:hAnsi="Arial"/>
@@ -24467,7 +24467,7 @@
             <w:pPr>
               <w:spacing w:after="20" w:before="0"/>
             </w:pPr>
-            <w:hyperlink w:history="1" r:id="rIdw0u68jiysnn523ezfpycr">
+            <w:hyperlink w:history="1" r:id="rIdlcnsbyc41btxjft3h7_7p">
               <w:r>
                 <w:rPr>
                   <w:rFonts w:ascii="Arial" w:cs="Arial" w:eastAsia="Arial" w:hAnsi="Arial"/>
@@ -24500,7 +24500,7 @@
               <w:spacing w:after="10" w:before="0"/>
               <w:ind w:left="120"/>
             </w:pPr>
-            <w:hyperlink w:history="1" r:id="rId1ya9wmrzzyzzvvc4yn6zg">
+            <w:hyperlink w:history="1" r:id="rId_zfdrbg-4rflpc2s7nb-x">
               <w:r>
                 <w:rPr>
                   <w:rFonts w:ascii="Arial" w:cs="Arial" w:eastAsia="Arial" w:hAnsi="Arial"/>
@@ -24545,7 +24545,7 @@
             <w:pPr>
               <w:spacing w:after="20" w:before="0"/>
             </w:pPr>
-            <w:hyperlink w:history="1" r:id="rId6dpvgfnqdxvlkbejhtvcd">
+            <w:hyperlink w:history="1" r:id="rId3mzybjtkrmlasrr-t_n_j">
               <w:r>
                 <w:rPr>
                   <w:rFonts w:ascii="Arial" w:cs="Arial" w:eastAsia="Arial" w:hAnsi="Arial"/>
@@ -24578,7 +24578,7 @@
               <w:spacing w:after="10" w:before="0"/>
               <w:ind w:left="120"/>
             </w:pPr>
-            <w:hyperlink w:history="1" r:id="rIdgcj5i1mggkz7h-kt279dg">
+            <w:hyperlink w:history="1" r:id="rId8q1rdvlvpj_1oulb33gc9">
               <w:r>
                 <w:rPr>
                   <w:rFonts w:ascii="Arial" w:cs="Arial" w:eastAsia="Arial" w:hAnsi="Arial"/>
@@ -24773,7 +24773,7 @@
             <w:pPr>
               <w:spacing w:after="20" w:before="0"/>
             </w:pPr>
-            <w:hyperlink w:history="1" r:id="rIdncmizuagsfcwlrtlubl1o">
+            <w:hyperlink w:history="1" r:id="rIdqfhjbjkerh-mkievdrkib">
               <w:r>
                 <w:rPr>
                   <w:rFonts w:ascii="Arial" w:cs="Arial" w:eastAsia="Arial" w:hAnsi="Arial"/>
@@ -24806,7 +24806,7 @@
               <w:spacing w:after="10" w:before="0"/>
               <w:ind w:left="120"/>
             </w:pPr>
-            <w:hyperlink w:history="1" r:id="rIdfnncjuih43wfxzwcisbrg">
+            <w:hyperlink w:history="1" r:id="rIda7wndfduxmkgl8mtmorni">
               <w:r>
                 <w:rPr>
                   <w:rFonts w:ascii="Arial" w:cs="Arial" w:eastAsia="Arial" w:hAnsi="Arial"/>
@@ -24851,7 +24851,7 @@
             <w:pPr>
               <w:spacing w:after="20" w:before="0"/>
             </w:pPr>
-            <w:hyperlink w:history="1" r:id="rIdsm0cqtavmuii_pupusp77">
+            <w:hyperlink w:history="1" r:id="rIdxxuakg8dthwpewzrydwmm">
               <w:r>
                 <w:rPr>
                   <w:rFonts w:ascii="Arial" w:cs="Arial" w:eastAsia="Arial" w:hAnsi="Arial"/>
@@ -24884,7 +24884,7 @@
               <w:spacing w:after="10" w:before="0"/>
               <w:ind w:left="120"/>
             </w:pPr>
-            <w:hyperlink w:history="1" r:id="rIdsqrnasccb3wmrxb7ztfgf">
+            <w:hyperlink w:history="1" r:id="rIdxljtvcyqmptyrpf-anypu">
               <w:r>
                 <w:rPr>
                   <w:rFonts w:ascii="Arial" w:cs="Arial" w:eastAsia="Arial" w:hAnsi="Arial"/>
@@ -25079,7 +25079,7 @@
             <w:pPr>
               <w:spacing w:after="20" w:before="0"/>
             </w:pPr>
-            <w:hyperlink w:history="1" r:id="rIdv3kgpz2ixzk5cl7tweutl">
+            <w:hyperlink w:history="1" r:id="rId21aj9soy7s3mo5vzj6iyt">
               <w:r>
                 <w:rPr>
                   <w:rFonts w:ascii="Arial" w:cs="Arial" w:eastAsia="Arial" w:hAnsi="Arial"/>
@@ -25112,7 +25112,7 @@
               <w:spacing w:after="10" w:before="0"/>
               <w:ind w:left="120"/>
             </w:pPr>
-            <w:hyperlink w:history="1" r:id="rIdjuv0oedf__45uigcn-fpb">
+            <w:hyperlink w:history="1" r:id="rIdejewn49aqjmrvxqftdqkz">
               <w:r>
                 <w:rPr>
                   <w:rFonts w:ascii="Arial" w:cs="Arial" w:eastAsia="Arial" w:hAnsi="Arial"/>
@@ -25157,7 +25157,7 @@
             <w:pPr>
               <w:spacing w:after="20" w:before="0"/>
             </w:pPr>
-            <w:hyperlink w:history="1" r:id="rIducv8loqacvwzwwvnw1bub">
+            <w:hyperlink w:history="1" r:id="rIdnqfoj5c8-cx8-7c4qupya">
               <w:r>
                 <w:rPr>
                   <w:rFonts w:ascii="Arial" w:cs="Arial" w:eastAsia="Arial" w:hAnsi="Arial"/>
@@ -25190,7 +25190,7 @@
               <w:spacing w:after="10" w:before="0"/>
               <w:ind w:left="120"/>
             </w:pPr>
-            <w:hyperlink w:history="1" r:id="rIdshcdpfqhf_nyeuzpblblc">
+            <w:hyperlink w:history="1" r:id="rId9u2dkhlzurhekixuhpb7l">
               <w:r>
                 <w:rPr>
                   <w:rFonts w:ascii="Arial" w:cs="Arial" w:eastAsia="Arial" w:hAnsi="Arial"/>
@@ -25385,7 +25385,7 @@
             <w:pPr>
               <w:spacing w:after="20" w:before="0"/>
             </w:pPr>
-            <w:hyperlink w:history="1" r:id="rId6czejijxft9xnias0he6a">
+            <w:hyperlink w:history="1" r:id="rIdeidxbts6ppur8aauvd1hj">
               <w:r>
                 <w:rPr>
                   <w:rFonts w:ascii="Arial" w:cs="Arial" w:eastAsia="Arial" w:hAnsi="Arial"/>
@@ -25418,7 +25418,7 @@
               <w:spacing w:after="10" w:before="0"/>
               <w:ind w:left="120"/>
             </w:pPr>
-            <w:hyperlink w:history="1" r:id="rId3nr_2wnfj_rzcaksuldeo">
+            <w:hyperlink w:history="1" r:id="rId8wawjes7lhtvtjk-qvp2b">
               <w:r>
                 <w:rPr>
                   <w:rFonts w:ascii="Arial" w:cs="Arial" w:eastAsia="Arial" w:hAnsi="Arial"/>
@@ -25463,7 +25463,7 @@
             <w:pPr>
               <w:spacing w:after="20" w:before="0"/>
             </w:pPr>
-            <w:hyperlink w:history="1" r:id="rId_fxazu4d-6vvfrekmccwz">
+            <w:hyperlink w:history="1" r:id="rIdpclbz-r87lyy08jxyevpk">
               <w:r>
                 <w:rPr>
                   <w:rFonts w:ascii="Arial" w:cs="Arial" w:eastAsia="Arial" w:hAnsi="Arial"/>
@@ -25496,7 +25496,7 @@
               <w:spacing w:after="10" w:before="0"/>
               <w:ind w:left="120"/>
             </w:pPr>
-            <w:hyperlink w:history="1" r:id="rId8kw5gbw0edneyi-smcyv7">
+            <w:hyperlink w:history="1" r:id="rIdbdh2fllcrgknjgt3s8h7c">
               <w:r>
                 <w:rPr>
                   <w:rFonts w:ascii="Arial" w:cs="Arial" w:eastAsia="Arial" w:hAnsi="Arial"/>
@@ -25691,7 +25691,7 @@
             <w:pPr>
               <w:spacing w:after="20" w:before="0"/>
             </w:pPr>
-            <w:hyperlink w:history="1" r:id="rIdnjvjty-zaqgwp0qkjljnf">
+            <w:hyperlink w:history="1" r:id="rIdesxip8ugnxiyd5jjnuigf">
               <w:r>
                 <w:rPr>
                   <w:rFonts w:ascii="Arial" w:cs="Arial" w:eastAsia="Arial" w:hAnsi="Arial"/>
@@ -25724,7 +25724,7 @@
               <w:spacing w:after="10" w:before="0"/>
               <w:ind w:left="120"/>
             </w:pPr>
-            <w:hyperlink w:history="1" r:id="rId-c6kzdl7wv6rtueh7ixka">
+            <w:hyperlink w:history="1" r:id="rId2ybl3lxt-r20l5bxp9p5w">
               <w:r>
                 <w:rPr>
                   <w:rFonts w:ascii="Arial" w:cs="Arial" w:eastAsia="Arial" w:hAnsi="Arial"/>
@@ -25769,7 +25769,7 @@
             <w:pPr>
               <w:spacing w:after="20" w:before="0"/>
             </w:pPr>
-            <w:hyperlink w:history="1" r:id="rIdcuniqwf6tdhuazwprp-ni">
+            <w:hyperlink w:history="1" r:id="rIdmydnam6sgd8pxihw7mqm0">
               <w:r>
                 <w:rPr>
                   <w:rFonts w:ascii="Arial" w:cs="Arial" w:eastAsia="Arial" w:hAnsi="Arial"/>
@@ -25802,7 +25802,7 @@
               <w:spacing w:after="10" w:before="0"/>
               <w:ind w:left="120"/>
             </w:pPr>
-            <w:hyperlink w:history="1" r:id="rIdklvzldnboogbjkswp7l0r">
+            <w:hyperlink w:history="1" r:id="rIdjsyqs-kxloivapq3t5wxz">
               <w:r>
                 <w:rPr>
                   <w:rFonts w:ascii="Arial" w:cs="Arial" w:eastAsia="Arial" w:hAnsi="Arial"/>
@@ -26314,7 +26314,7 @@
         </w:rPr>
         <w:t xml:space="preserve">© 2026 SeaVuria and ARES. Aligned with KICD objectives. Developed by SeaVuria; technical implementation by ARES (with AI assistance from Claude). Licensed under </w:t>
       </w:r>
-      <w:hyperlink w:history="1" r:id="rIdjrib2k5wykc7gk9jyz1wk">
+      <w:hyperlink w:history="1" r:id="rId3bupov_cvwxcfcm7spblb">
         <w:r>
           <w:rPr>
             <w:rFonts w:ascii="Arial" w:cs="Arial" w:eastAsia="Arial" w:hAnsi="Arial"/>
@@ -26335,7 +26335,7 @@
         </w:rPr>
         <w:t xml:space="preserve"> (</w:t>
       </w:r>
-      <w:hyperlink w:history="1" r:id="rIdyj3dnawffq4cc97bswrvc">
+      <w:hyperlink w:history="1" r:id="rIdvvxa5ay7ywxcckqtf-l4h">
         <w:r>
           <w:rPr>
             <w:rFonts w:ascii="Arial" w:cs="Arial" w:eastAsia="Arial" w:hAnsi="Arial"/>

--- a/data/outputs/v2/Core_Mathematics/SS2.8_Vectors/Core_Mathematics_Vectors_CBE_LessonSequence.docx
+++ b/data/outputs/v2/Core_Mathematics/SS2.8_Vectors/Core_Mathematics_Vectors_CBE_LessonSequence.docx
@@ -2378,7 +2378,7 @@
         </w:rPr>
         <w:t xml:space="preserve">© 2026 SeaVuria and ARES. This work is licensed under a </w:t>
       </w:r>
-      <w:hyperlink w:history="1" r:id="rIdv7r-kuyztzr7pj5fd38vh">
+      <w:hyperlink w:history="1" r:id="rId08c-bvui3q-nkgtoex4zf">
         <w:r>
           <w:rPr>
             <w:rFonts w:ascii="Arial" w:cs="Arial" w:eastAsia="Arial" w:hAnsi="Arial"/>
@@ -2398,7 +2398,7 @@
         </w:rPr>
         <w:t xml:space="preserve"> (</w:t>
       </w:r>
-      <w:hyperlink w:history="1" r:id="rIds-onp_1r2kdnuwvelystz">
+      <w:hyperlink w:history="1" r:id="rIdiz5bhyjgpzcoxfer9_pjr">
         <w:r>
           <w:rPr>
             <w:rFonts w:ascii="Arial" w:cs="Arial" w:eastAsia="Arial" w:hAnsi="Arial"/>
@@ -2418,7 +2418,7 @@
         </w:rPr>
         <w:t xml:space="preserve">). To view a copy of this license, visit </w:t>
       </w:r>
-      <w:hyperlink w:history="1" r:id="rIdzwhgnfgln6gau2wcxqs9v">
+      <w:hyperlink w:history="1" r:id="rIdrar8fhgu3gyq8v8bfv9og">
         <w:r>
           <w:rPr>
             <w:rFonts w:ascii="Arial" w:cs="Arial" w:eastAsia="Arial" w:hAnsi="Arial"/>
@@ -3430,7 +3430,7 @@
             <w:pPr>
               <w:spacing w:after="20" w:before="0"/>
             </w:pPr>
-            <w:hyperlink w:history="1" r:id="rIddkhpgs6g09u-0_uvmf7oy">
+            <w:hyperlink w:history="1" r:id="rIdvhxt_lpgx-iweuhjnqmhr">
               <w:r>
                 <w:rPr>
                   <w:rFonts w:ascii="Arial" w:cs="Arial" w:eastAsia="Arial" w:hAnsi="Arial"/>
@@ -3463,7 +3463,7 @@
               <w:spacing w:after="10" w:before="0"/>
               <w:ind w:left="120"/>
             </w:pPr>
-            <w:hyperlink w:history="1" r:id="rId7rfinhsireqitcxc1ssie">
+            <w:hyperlink w:history="1" r:id="rIdtieep1yuym-p5tdgggg_p">
               <w:r>
                 <w:rPr>
                   <w:rFonts w:ascii="Arial" w:cs="Arial" w:eastAsia="Arial" w:hAnsi="Arial"/>
@@ -3508,7 +3508,7 @@
             <w:pPr>
               <w:spacing w:after="20" w:before="0"/>
             </w:pPr>
-            <w:hyperlink w:history="1" r:id="rIdr8lu6umqo5okuxtwkqi6-">
+            <w:hyperlink w:history="1" r:id="rIdfd1cflypg07_bsawpgart">
               <w:r>
                 <w:rPr>
                   <w:rFonts w:ascii="Arial" w:cs="Arial" w:eastAsia="Arial" w:hAnsi="Arial"/>
@@ -3541,7 +3541,7 @@
               <w:spacing w:after="10" w:before="0"/>
               <w:ind w:left="120"/>
             </w:pPr>
-            <w:hyperlink w:history="1" r:id="rIdecvobaxc7evmebxer6oes">
+            <w:hyperlink w:history="1" r:id="rIdqsrzzgvzqfz2lihcaeman">
               <w:r>
                 <w:rPr>
                   <w:rFonts w:ascii="Arial" w:cs="Arial" w:eastAsia="Arial" w:hAnsi="Arial"/>
@@ -3736,7 +3736,7 @@
             <w:pPr>
               <w:spacing w:after="20" w:before="0"/>
             </w:pPr>
-            <w:hyperlink w:history="1" r:id="rIdwg5xyvfzbwkz4ezikcvq0">
+            <w:hyperlink w:history="1" r:id="rIdgzvscvedaitmpyggckeeh">
               <w:r>
                 <w:rPr>
                   <w:rFonts w:ascii="Arial" w:cs="Arial" w:eastAsia="Arial" w:hAnsi="Arial"/>
@@ -3769,7 +3769,7 @@
               <w:spacing w:after="10" w:before="0"/>
               <w:ind w:left="120"/>
             </w:pPr>
-            <w:hyperlink w:history="1" r:id="rIdsfaj3zytyl5qqsmhujsog">
+            <w:hyperlink w:history="1" r:id="rId7icoa7qqodo1ktuddbkzp">
               <w:r>
                 <w:rPr>
                   <w:rFonts w:ascii="Arial" w:cs="Arial" w:eastAsia="Arial" w:hAnsi="Arial"/>
@@ -3814,7 +3814,7 @@
             <w:pPr>
               <w:spacing w:after="20" w:before="0"/>
             </w:pPr>
-            <w:hyperlink w:history="1" r:id="rIddwcunpyiqsdavmkp1g4ik">
+            <w:hyperlink w:history="1" r:id="rIdfwg2ui-tezz0cch4kwr4k">
               <w:r>
                 <w:rPr>
                   <w:rFonts w:ascii="Arial" w:cs="Arial" w:eastAsia="Arial" w:hAnsi="Arial"/>
@@ -3847,7 +3847,7 @@
               <w:spacing w:after="10" w:before="0"/>
               <w:ind w:left="120"/>
             </w:pPr>
-            <w:hyperlink w:history="1" r:id="rIdfn_c0ynandlx6osttae7u">
+            <w:hyperlink w:history="1" r:id="rId6nona6hnatamujavetcmy">
               <w:r>
                 <w:rPr>
                   <w:rFonts w:ascii="Arial" w:cs="Arial" w:eastAsia="Arial" w:hAnsi="Arial"/>
@@ -4042,7 +4042,7 @@
             <w:pPr>
               <w:spacing w:after="20" w:before="0"/>
             </w:pPr>
-            <w:hyperlink w:history="1" r:id="rIdbdm2jscygwsk16dimpz3j">
+            <w:hyperlink w:history="1" r:id="rIdfoixubzp47wrjfcq74psb">
               <w:r>
                 <w:rPr>
                   <w:rFonts w:ascii="Arial" w:cs="Arial" w:eastAsia="Arial" w:hAnsi="Arial"/>
@@ -4091,7 +4091,7 @@
               <w:spacing w:after="10" w:before="0"/>
               <w:ind w:left="120"/>
             </w:pPr>
-            <w:hyperlink w:history="1" r:id="rId94xpq699yse7nuazmvhy3">
+            <w:hyperlink w:history="1" r:id="rIdhizs3cklgqt2osp0ik1le">
               <w:r>
                 <w:rPr>
                   <w:rFonts w:ascii="Arial" w:cs="Arial" w:eastAsia="Arial" w:hAnsi="Arial"/>
@@ -4136,7 +4136,7 @@
             <w:pPr>
               <w:spacing w:after="20" w:before="0"/>
             </w:pPr>
-            <w:hyperlink w:history="1" r:id="rIdifeli5im27oyrqlhhumeh">
+            <w:hyperlink w:history="1" r:id="rIdlcobfieh6itisstsgwpsw">
               <w:r>
                 <w:rPr>
                   <w:rFonts w:ascii="Arial" w:cs="Arial" w:eastAsia="Arial" w:hAnsi="Arial"/>
@@ -4169,7 +4169,7 @@
               <w:spacing w:after="10" w:before="0"/>
               <w:ind w:left="120"/>
             </w:pPr>
-            <w:hyperlink w:history="1" r:id="rIdqaf27ehcb5exls1oghc5m">
+            <w:hyperlink w:history="1" r:id="rIdvtu6tgu3xqcwa7qxgch9g">
               <w:r>
                 <w:rPr>
                   <w:rFonts w:ascii="Arial" w:cs="Arial" w:eastAsia="Arial" w:hAnsi="Arial"/>
@@ -4364,7 +4364,7 @@
             <w:pPr>
               <w:spacing w:after="20" w:before="0"/>
             </w:pPr>
-            <w:hyperlink w:history="1" r:id="rIdno8m0ddhjp2ksg8qn3nhy">
+            <w:hyperlink w:history="1" r:id="rIdiqcfo8z_pzj7pdqdhqsja">
               <w:r>
                 <w:rPr>
                   <w:rFonts w:ascii="Arial" w:cs="Arial" w:eastAsia="Arial" w:hAnsi="Arial"/>
@@ -4413,7 +4413,7 @@
               <w:spacing w:after="10" w:before="0"/>
               <w:ind w:left="120"/>
             </w:pPr>
-            <w:hyperlink w:history="1" r:id="rId0okmcmccoj3xqxk0fjj5x">
+            <w:hyperlink w:history="1" r:id="rIdtce1cg7swghxmmd2bmfi2">
               <w:r>
                 <w:rPr>
                   <w:rFonts w:ascii="Arial" w:cs="Arial" w:eastAsia="Arial" w:hAnsi="Arial"/>
@@ -4458,7 +4458,7 @@
             <w:pPr>
               <w:spacing w:after="20" w:before="0"/>
             </w:pPr>
-            <w:hyperlink w:history="1" r:id="rIdrb7sr4rrrmwcztf3-dfj9">
+            <w:hyperlink w:history="1" r:id="rIdvarmvbggqtgwq3i9wqptf">
               <w:r>
                 <w:rPr>
                   <w:rFonts w:ascii="Arial" w:cs="Arial" w:eastAsia="Arial" w:hAnsi="Arial"/>
@@ -4491,7 +4491,7 @@
               <w:spacing w:after="10" w:before="0"/>
               <w:ind w:left="120"/>
             </w:pPr>
-            <w:hyperlink w:history="1" r:id="rIdb5q_iiuto5hsqswxvytko">
+            <w:hyperlink w:history="1" r:id="rIdgebnmfp72igx8fxqkuxkc">
               <w:r>
                 <w:rPr>
                   <w:rFonts w:ascii="Arial" w:cs="Arial" w:eastAsia="Arial" w:hAnsi="Arial"/>
@@ -4686,7 +4686,7 @@
             <w:pPr>
               <w:spacing w:after="20" w:before="0"/>
             </w:pPr>
-            <w:hyperlink w:history="1" r:id="rIdmsstn-klj3orheq04y4jk">
+            <w:hyperlink w:history="1" r:id="rIdua1pnauamzcjsi49l2ebg">
               <w:r>
                 <w:rPr>
                   <w:rFonts w:ascii="Arial" w:cs="Arial" w:eastAsia="Arial" w:hAnsi="Arial"/>
@@ -4735,7 +4735,7 @@
               <w:spacing w:after="10" w:before="0"/>
               <w:ind w:left="120"/>
             </w:pPr>
-            <w:hyperlink w:history="1" r:id="rIdc_1ovp2pvdgq4i_zd91ar">
+            <w:hyperlink w:history="1" r:id="rIdulnvkzfjmeri509fejelf">
               <w:r>
                 <w:rPr>
                   <w:rFonts w:ascii="Arial" w:cs="Arial" w:eastAsia="Arial" w:hAnsi="Arial"/>
@@ -4780,7 +4780,7 @@
             <w:pPr>
               <w:spacing w:after="20" w:before="0"/>
             </w:pPr>
-            <w:hyperlink w:history="1" r:id="rIdbiq_pkdmemuxnd2x2n114">
+            <w:hyperlink w:history="1" r:id="rIdowg91zzo1llm_emtz0vpm">
               <w:r>
                 <w:rPr>
                   <w:rFonts w:ascii="Arial" w:cs="Arial" w:eastAsia="Arial" w:hAnsi="Arial"/>
@@ -4829,7 +4829,7 @@
               <w:spacing w:after="10" w:before="0"/>
               <w:ind w:left="120"/>
             </w:pPr>
-            <w:hyperlink w:history="1" r:id="rIdqokn2q_gkaetcd5fuqiil">
+            <w:hyperlink w:history="1" r:id="rIdqnmyhqzenhlctvd06pxcb">
               <w:r>
                 <w:rPr>
                   <w:rFonts w:ascii="Arial" w:cs="Arial" w:eastAsia="Arial" w:hAnsi="Arial"/>
@@ -5341,7 +5341,7 @@
         </w:rPr>
         <w:t xml:space="preserve">© 2026 SeaVuria and ARES. Aligned with KICD objectives. Developed by SeaVuria; technical implementation by ARES (with AI assistance from Claude). Licensed under </w:t>
       </w:r>
-      <w:hyperlink w:history="1" r:id="rIdxqpj7q1oo1bzmdcivmzyg">
+      <w:hyperlink w:history="1" r:id="rIddgxbrm8lheqhbffysnu_m">
         <w:r>
           <w:rPr>
             <w:rFonts w:ascii="Arial" w:cs="Arial" w:eastAsia="Arial" w:hAnsi="Arial"/>
@@ -5362,7 +5362,7 @@
         </w:rPr>
         <w:t xml:space="preserve"> (</w:t>
       </w:r>
-      <w:hyperlink w:history="1" r:id="rId_jx_b3xovbtyqtrp5zfpg">
+      <w:hyperlink w:history="1" r:id="rId4uenum2ghqvkytmswxrnj">
         <w:r>
           <w:rPr>
             <w:rFonts w:ascii="Arial" w:cs="Arial" w:eastAsia="Arial" w:hAnsi="Arial"/>
@@ -6554,7 +6554,7 @@
             <w:pPr>
               <w:spacing w:after="20" w:before="0"/>
             </w:pPr>
-            <w:hyperlink w:history="1" r:id="rIdjboyfpw9sh8pmjms-alcy">
+            <w:hyperlink w:history="1" r:id="rIdfkytqh-dkedijkknv3pkg">
               <w:r>
                 <w:rPr>
                   <w:rFonts w:ascii="Arial" w:cs="Arial" w:eastAsia="Arial" w:hAnsi="Arial"/>
@@ -6587,7 +6587,7 @@
               <w:spacing w:after="10" w:before="0"/>
               <w:ind w:left="120"/>
             </w:pPr>
-            <w:hyperlink w:history="1" r:id="rIdizp9kruvp6bohvuxliu_g">
+            <w:hyperlink w:history="1" r:id="rIdmmkv6hgpiryxo7wseqaho">
               <w:r>
                 <w:rPr>
                   <w:rFonts w:ascii="Arial" w:cs="Arial" w:eastAsia="Arial" w:hAnsi="Arial"/>
@@ -6632,7 +6632,7 @@
             <w:pPr>
               <w:spacing w:after="20" w:before="0"/>
             </w:pPr>
-            <w:hyperlink w:history="1" r:id="rIdjaatdvkhoktjn1ohtwtik">
+            <w:hyperlink w:history="1" r:id="rIdsqiewt0a2hjtayi0u31cj">
               <w:r>
                 <w:rPr>
                   <w:rFonts w:ascii="Arial" w:cs="Arial" w:eastAsia="Arial" w:hAnsi="Arial"/>
@@ -6665,7 +6665,7 @@
               <w:spacing w:after="10" w:before="0"/>
               <w:ind w:left="120"/>
             </w:pPr>
-            <w:hyperlink w:history="1" r:id="rIdp0setm7a84vg68gxl9d5g">
+            <w:hyperlink w:history="1" r:id="rIdetpszuic4dhs5xa9y0ghk">
               <w:r>
                 <w:rPr>
                   <w:rFonts w:ascii="Arial" w:cs="Arial" w:eastAsia="Arial" w:hAnsi="Arial"/>
@@ -6860,7 +6860,7 @@
             <w:pPr>
               <w:spacing w:after="20" w:before="0"/>
             </w:pPr>
-            <w:hyperlink w:history="1" r:id="rIdn4xlqvfrp3ukyc_emuuti">
+            <w:hyperlink w:history="1" r:id="rIdcnozvphkhgvkhqqfoxfha">
               <w:r>
                 <w:rPr>
                   <w:rFonts w:ascii="Arial" w:cs="Arial" w:eastAsia="Arial" w:hAnsi="Arial"/>
@@ -6893,7 +6893,7 @@
               <w:spacing w:after="10" w:before="0"/>
               <w:ind w:left="120"/>
             </w:pPr>
-            <w:hyperlink w:history="1" r:id="rIdqbmakn7oqe7osbmfobujj">
+            <w:hyperlink w:history="1" r:id="rIdlkge-cpz7fbj6lmd_ia3x">
               <w:r>
                 <w:rPr>
                   <w:rFonts w:ascii="Arial" w:cs="Arial" w:eastAsia="Arial" w:hAnsi="Arial"/>
@@ -6938,7 +6938,7 @@
             <w:pPr>
               <w:spacing w:after="20" w:before="0"/>
             </w:pPr>
-            <w:hyperlink w:history="1" r:id="rIdoq0x5ol0fkqwmueqptdj3">
+            <w:hyperlink w:history="1" r:id="rIdk_wdki5k8aruayzb6neh5">
               <w:r>
                 <w:rPr>
                   <w:rFonts w:ascii="Arial" w:cs="Arial" w:eastAsia="Arial" w:hAnsi="Arial"/>
@@ -6971,7 +6971,7 @@
               <w:spacing w:after="10" w:before="0"/>
               <w:ind w:left="120"/>
             </w:pPr>
-            <w:hyperlink w:history="1" r:id="rId8o96a4oi7ljajkfjyqems">
+            <w:hyperlink w:history="1" r:id="rIdl33t8afwnqgdxwwxpplhd">
               <w:r>
                 <w:rPr>
                   <w:rFonts w:ascii="Arial" w:cs="Arial" w:eastAsia="Arial" w:hAnsi="Arial"/>
@@ -7013,7 +7013,7 @@
                 <w:sz w:val="18"/>
                 <w:szCs w:val="18"/>
               </w:rPr>
-              <w:t xml:space="preserve">Learners receive a simplified Nairobi grid-map worksheet showing Kencom Bus Stop at the origin, with a square grid overlaid (each square = 1 km). Two routes are pre-marked with dashed lines: Route A heading north-west toward Westlands (8 km) and Route B heading south toward South B (8 km). Learners first trace each route as a directed arrow-headed line segment in pencil, then redraw both vectors on a fresh square-grid page, labelling each with: (a) its magnitude (8 km or the equivalent grid length), (b) a compass direction or bearing, and (c) its name in at least TWO forms of vector notation — e.g., bold **a**, underline a̲, column vector form, and/or the AB-arrow notation. They then receive pre-cut arrow cut-outs of equal length and are asked to place them on a Cartesian grid in three different positions while keeping direction constant, noting what changes and what stays the same.</w:t>
+              <w:t xml:space="preserve">Learners receive a simplified Nairobi grid-map worksheet showing Kencom Bus Stop at the origin, with a square grid overlaid (each square = 1 km). Two routes are pre-marked with dashed lines: Route A heading north-west toward Westlands (8 km) and Route B heading south-east toward South B (8 km). Learners first trace each route as a directed arrow-headed line segment in pencil, then redraw both vectors on a fresh square-grid page, labelling each with: (a) its magnitude (8 km or the equivalent grid length), (b) a compass direction or bearing, and (c) its name in at least TWO forms of vector notation — e.g., bold **a**, underline a̲, column vector form, and/or the AB-arrow notation. They then receive pre-cut arrow cut-outs of equal length and are asked to place them on a Cartesian grid in three different positions while keeping direction constant, noting what changes and what stays the same.</w:t>
             </w:r>
           </w:p>
         </w:tc>
@@ -7166,7 +7166,7 @@
             <w:pPr>
               <w:spacing w:after="20" w:before="0"/>
             </w:pPr>
-            <w:hyperlink w:history="1" r:id="rIdd5jw4ez2y4klksm6ua4eu">
+            <w:hyperlink w:history="1" r:id="rIdazhs__qdwiw83avt-r588">
               <w:r>
                 <w:rPr>
                   <w:rFonts w:ascii="Arial" w:cs="Arial" w:eastAsia="Arial" w:hAnsi="Arial"/>
@@ -7199,7 +7199,7 @@
               <w:spacing w:after="10" w:before="0"/>
               <w:ind w:left="120"/>
             </w:pPr>
-            <w:hyperlink w:history="1" r:id="rIdf5rg78uhruh7jlqbelnpe">
+            <w:hyperlink w:history="1" r:id="rIdyj0ae-nyuhsa8hz1hkmhk">
               <w:r>
                 <w:rPr>
                   <w:rFonts w:ascii="Arial" w:cs="Arial" w:eastAsia="Arial" w:hAnsi="Arial"/>
@@ -7244,7 +7244,7 @@
             <w:pPr>
               <w:spacing w:after="20" w:before="0"/>
             </w:pPr>
-            <w:hyperlink w:history="1" r:id="rIdybtogwsdkrhilecsj0rq6">
+            <w:hyperlink w:history="1" r:id="rIdvwaggm03rdcazd6xlx16n">
               <w:r>
                 <w:rPr>
                   <w:rFonts w:ascii="Arial" w:cs="Arial" w:eastAsia="Arial" w:hAnsi="Arial"/>
@@ -7293,7 +7293,7 @@
               <w:spacing w:after="10" w:before="0"/>
               <w:ind w:left="120"/>
             </w:pPr>
-            <w:hyperlink w:history="1" r:id="rIdakx4lgv5jwemj9_h-y2o1">
+            <w:hyperlink w:history="1" r:id="rIdjkqr8npepsyralqsqffav">
               <w:r>
                 <w:rPr>
                   <w:rFonts w:ascii="Arial" w:cs="Arial" w:eastAsia="Arial" w:hAnsi="Arial"/>
@@ -7488,7 +7488,7 @@
             <w:pPr>
               <w:spacing w:after="20" w:before="0"/>
             </w:pPr>
-            <w:hyperlink w:history="1" r:id="rIdxk8ymzxafez2_igobwxo8">
+            <w:hyperlink w:history="1" r:id="rIdylmn_p3dwtfnf6-wj5myb">
               <w:r>
                 <w:rPr>
                   <w:rFonts w:ascii="Arial" w:cs="Arial" w:eastAsia="Arial" w:hAnsi="Arial"/>
@@ -7521,7 +7521,7 @@
               <w:spacing w:after="10" w:before="0"/>
               <w:ind w:left="120"/>
             </w:pPr>
-            <w:hyperlink w:history="1" r:id="rIdx2h0jfvwdm1q69au6qkea">
+            <w:hyperlink w:history="1" r:id="rId-q0mu09gq3gxv-mnkukrv">
               <w:r>
                 <w:rPr>
                   <w:rFonts w:ascii="Arial" w:cs="Arial" w:eastAsia="Arial" w:hAnsi="Arial"/>
@@ -7566,7 +7566,7 @@
             <w:pPr>
               <w:spacing w:after="20" w:before="0"/>
             </w:pPr>
-            <w:hyperlink w:history="1" r:id="rIdfx1eadmvwxrxx2tnrktu6">
+            <w:hyperlink w:history="1" r:id="rIdfn3zzghjrr61sgib4hhts">
               <w:r>
                 <w:rPr>
                   <w:rFonts w:ascii="Arial" w:cs="Arial" w:eastAsia="Arial" w:hAnsi="Arial"/>
@@ -7615,7 +7615,7 @@
               <w:spacing w:after="10" w:before="0"/>
               <w:ind w:left="120"/>
             </w:pPr>
-            <w:hyperlink w:history="1" r:id="rIdn_wz6oi6s2hrql1yzdk5n">
+            <w:hyperlink w:history="1" r:id="rIdpqubdm-xp2xx8ov4weoi1">
               <w:r>
                 <w:rPr>
                   <w:rFonts w:ascii="Arial" w:cs="Arial" w:eastAsia="Arial" w:hAnsi="Arial"/>
@@ -7810,7 +7810,7 @@
             <w:pPr>
               <w:spacing w:after="20" w:before="0"/>
             </w:pPr>
-            <w:hyperlink w:history="1" r:id="rIdkxfibnyq66u1j7v_b7gh3">
+            <w:hyperlink w:history="1" r:id="rIdlayzsxjkzfqj0vjd1birb">
               <w:r>
                 <w:rPr>
                   <w:rFonts w:ascii="Arial" w:cs="Arial" w:eastAsia="Arial" w:hAnsi="Arial"/>
@@ -7843,7 +7843,7 @@
               <w:spacing w:after="10" w:before="0"/>
               <w:ind w:left="120"/>
             </w:pPr>
-            <w:hyperlink w:history="1" r:id="rId2vpeu7draom3uxxxipz4n">
+            <w:hyperlink w:history="1" r:id="rIduwr6kwe2vwag2aqkav9ug">
               <w:r>
                 <w:rPr>
                   <w:rFonts w:ascii="Arial" w:cs="Arial" w:eastAsia="Arial" w:hAnsi="Arial"/>
@@ -7888,7 +7888,7 @@
             <w:pPr>
               <w:spacing w:after="20" w:before="0"/>
             </w:pPr>
-            <w:hyperlink w:history="1" r:id="rIdosjkp5bebpezqjfouyt3c">
+            <w:hyperlink w:history="1" r:id="rIdoshcftj80ibafp9ozyqil">
               <w:r>
                 <w:rPr>
                   <w:rFonts w:ascii="Arial" w:cs="Arial" w:eastAsia="Arial" w:hAnsi="Arial"/>
@@ -7937,7 +7937,7 @@
               <w:spacing w:after="10" w:before="0"/>
               <w:ind w:left="120"/>
             </w:pPr>
-            <w:hyperlink w:history="1" r:id="rIdqnc4zqwb9tdq4elgox6m7">
+            <w:hyperlink w:history="1" r:id="rIdggypjwmcgcnypaajcluq8">
               <w:r>
                 <w:rPr>
                   <w:rFonts w:ascii="Arial" w:cs="Arial" w:eastAsia="Arial" w:hAnsi="Arial"/>
@@ -8371,7 +8371,7 @@
                 <w:sz w:val="18"/>
                 <w:szCs w:val="18"/>
               </w:rPr>
-              <w:t xml:space="preserve">Learners observed that the two matatu journeys from Kencom — both 8 km long — produce two visibly distinct arrows on the Nairobi grid: one pointing north-west toward Westlands and one pointing south toward South B. They observed that moving a vector arrow to a new position on the Cartesian grid does not change the vector itself, as long as direction and length are preserved.</w:t>
+              <w:t xml:space="preserve">Learners observed that the two matatu journeys from Kencom — both 8 km long — produce two visibly distinct arrows on the Nairobi grid: one pointing north-west toward Westlands and one pointing south-east toward South B. They observed that moving a vector arrow to a new position on the Cartesian grid does not change the vector itself, as long as direction and length are preserved.</w:t>
             </w:r>
           </w:p>
         </w:tc>
@@ -8525,7 +8525,7 @@
         </w:rPr>
         <w:t xml:space="preserve">© 2026 SeaVuria and ARES. Aligned with KICD objectives. Developed by SeaVuria; technical implementation by ARES (with AI assistance from Claude). Licensed under </w:t>
       </w:r>
-      <w:hyperlink w:history="1" r:id="rId_pwlfm722f9_il_o5vu9m">
+      <w:hyperlink w:history="1" r:id="rIdkyyfd2itqtxcvurjm79it">
         <w:r>
           <w:rPr>
             <w:rFonts w:ascii="Arial" w:cs="Arial" w:eastAsia="Arial" w:hAnsi="Arial"/>
@@ -8546,7 +8546,7 @@
         </w:rPr>
         <w:t xml:space="preserve"> (</w:t>
       </w:r>
-      <w:hyperlink w:history="1" r:id="rIdwyun9ibzfex_qj1pgbcqd">
+      <w:hyperlink w:history="1" r:id="rIdvltoizmnqhi20wiqckmkm">
         <w:r>
           <w:rPr>
             <w:rFonts w:ascii="Arial" w:cs="Arial" w:eastAsia="Arial" w:hAnsi="Arial"/>
@@ -9559,7 +9559,7 @@
             <w:pPr>
               <w:spacing w:after="20" w:before="0"/>
             </w:pPr>
-            <w:hyperlink w:history="1" r:id="rId4kjandjdwtn0pnncm8ioc">
+            <w:hyperlink w:history="1" r:id="rIdbrplmob0jw8k2mvuj-hnj">
               <w:r>
                 <w:rPr>
                   <w:rFonts w:ascii="Arial" w:cs="Arial" w:eastAsia="Arial" w:hAnsi="Arial"/>
@@ -9592,7 +9592,7 @@
               <w:spacing w:after="10" w:before="0"/>
               <w:ind w:left="120"/>
             </w:pPr>
-            <w:hyperlink w:history="1" r:id="rId9rfshmhhdfybc7wksxgul">
+            <w:hyperlink w:history="1" r:id="rIdod9a8npsocv4uuddunk5h">
               <w:r>
                 <w:rPr>
                   <w:rFonts w:ascii="Arial" w:cs="Arial" w:eastAsia="Arial" w:hAnsi="Arial"/>
@@ -9637,7 +9637,7 @@
             <w:pPr>
               <w:spacing w:after="20" w:before="0"/>
             </w:pPr>
-            <w:hyperlink w:history="1" r:id="rIdwpjhcvngv45okux-c-oga">
+            <w:hyperlink w:history="1" r:id="rIdvyusguoyuucdvulus1dpz">
               <w:r>
                 <w:rPr>
                   <w:rFonts w:ascii="Arial" w:cs="Arial" w:eastAsia="Arial" w:hAnsi="Arial"/>
@@ -9670,7 +9670,7 @@
               <w:spacing w:after="10" w:before="0"/>
               <w:ind w:left="120"/>
             </w:pPr>
-            <w:hyperlink w:history="1" r:id="rIdsacczlnrqb56v5dblsjhx">
+            <w:hyperlink w:history="1" r:id="rIdzibejt5wbxyn3wmuf8zdf">
               <w:r>
                 <w:rPr>
                   <w:rFonts w:ascii="Arial" w:cs="Arial" w:eastAsia="Arial" w:hAnsi="Arial"/>
@@ -9865,7 +9865,7 @@
             <w:pPr>
               <w:spacing w:after="20" w:before="0"/>
             </w:pPr>
-            <w:hyperlink w:history="1" r:id="rIdu1dqf28jiym352xypevgk">
+            <w:hyperlink w:history="1" r:id="rIdby1bqve2wxno3843qvelx">
               <w:r>
                 <w:rPr>
                   <w:rFonts w:ascii="Arial" w:cs="Arial" w:eastAsia="Arial" w:hAnsi="Arial"/>
@@ -9898,7 +9898,7 @@
               <w:spacing w:after="10" w:before="0"/>
               <w:ind w:left="120"/>
             </w:pPr>
-            <w:hyperlink w:history="1" r:id="rIddowlz-d2rf2fh3xdzhr1z">
+            <w:hyperlink w:history="1" r:id="rIdldltbwnp_48fggrpne7hl">
               <w:r>
                 <w:rPr>
                   <w:rFonts w:ascii="Arial" w:cs="Arial" w:eastAsia="Arial" w:hAnsi="Arial"/>
@@ -9943,7 +9943,7 @@
             <w:pPr>
               <w:spacing w:after="20" w:before="0"/>
             </w:pPr>
-            <w:hyperlink w:history="1" r:id="rIde3g1x-owrt5kd2bqvqw02">
+            <w:hyperlink w:history="1" r:id="rIdhxzxtr0ryzujiygxqcn2y">
               <w:r>
                 <w:rPr>
                   <w:rFonts w:ascii="Arial" w:cs="Arial" w:eastAsia="Arial" w:hAnsi="Arial"/>
@@ -9976,7 +9976,7 @@
               <w:spacing w:after="10" w:before="0"/>
               <w:ind w:left="120"/>
             </w:pPr>
-            <w:hyperlink w:history="1" r:id="rIdcxjplwrogvor0i-psgonr">
+            <w:hyperlink w:history="1" r:id="rId0cjdilgdxgkqle2gna8gi">
               <w:r>
                 <w:rPr>
                   <w:rFonts w:ascii="Arial" w:cs="Arial" w:eastAsia="Arial" w:hAnsi="Arial"/>
@@ -10171,7 +10171,7 @@
             <w:pPr>
               <w:spacing w:after="20" w:before="0"/>
             </w:pPr>
-            <w:hyperlink w:history="1" r:id="rIdwz6o7jzdeemin16jjq225">
+            <w:hyperlink w:history="1" r:id="rIdsryryuu2lnin3e14yvqz7">
               <w:r>
                 <w:rPr>
                   <w:rFonts w:ascii="Arial" w:cs="Arial" w:eastAsia="Arial" w:hAnsi="Arial"/>
@@ -10220,7 +10220,7 @@
               <w:spacing w:after="10" w:before="0"/>
               <w:ind w:left="120"/>
             </w:pPr>
-            <w:hyperlink w:history="1" r:id="rIdsbiukvqhtbp_ne6w8bnhj">
+            <w:hyperlink w:history="1" r:id="rIdhmjfs9mg_0rvbldtqc09y">
               <w:r>
                 <w:rPr>
                   <w:rFonts w:ascii="Arial" w:cs="Arial" w:eastAsia="Arial" w:hAnsi="Arial"/>
@@ -10265,7 +10265,7 @@
             <w:pPr>
               <w:spacing w:after="20" w:before="0"/>
             </w:pPr>
-            <w:hyperlink w:history="1" r:id="rIdwr3qhttsz0nhkogejk2iq">
+            <w:hyperlink w:history="1" r:id="rIda6mqhfdpzyb-b6y3wrsij">
               <w:r>
                 <w:rPr>
                   <w:rFonts w:ascii="Arial" w:cs="Arial" w:eastAsia="Arial" w:hAnsi="Arial"/>
@@ -10298,7 +10298,7 @@
               <w:spacing w:after="10" w:before="0"/>
               <w:ind w:left="120"/>
             </w:pPr>
-            <w:hyperlink w:history="1" r:id="rIdqzkmwait86ah_7u2o-vro">
+            <w:hyperlink w:history="1" r:id="rIdbufijb3heotqtadfn8ez5">
               <w:r>
                 <w:rPr>
                   <w:rFonts w:ascii="Arial" w:cs="Arial" w:eastAsia="Arial" w:hAnsi="Arial"/>
@@ -10493,7 +10493,7 @@
             <w:pPr>
               <w:spacing w:after="20" w:before="0"/>
             </w:pPr>
-            <w:hyperlink w:history="1" r:id="rId_dvyyi63p6thn_vnc-z5x">
+            <w:hyperlink w:history="1" r:id="rIdl3w0mltiyx5dg5xxx5lu1">
               <w:r>
                 <w:rPr>
                   <w:rFonts w:ascii="Arial" w:cs="Arial" w:eastAsia="Arial" w:hAnsi="Arial"/>
@@ -10542,7 +10542,7 @@
               <w:spacing w:after="10" w:before="0"/>
               <w:ind w:left="120"/>
             </w:pPr>
-            <w:hyperlink w:history="1" r:id="rIdg_hyvvlu1aytliany3zb9">
+            <w:hyperlink w:history="1" r:id="rIdntja9edtsnv1suhbvja31">
               <w:r>
                 <w:rPr>
                   <w:rFonts w:ascii="Arial" w:cs="Arial" w:eastAsia="Arial" w:hAnsi="Arial"/>
@@ -10587,7 +10587,7 @@
             <w:pPr>
               <w:spacing w:after="20" w:before="0"/>
             </w:pPr>
-            <w:hyperlink w:history="1" r:id="rIdiyqicabnqadjimgoojjzs">
+            <w:hyperlink w:history="1" r:id="rIdeznzedjnsl7bddxf43sae">
               <w:r>
                 <w:rPr>
                   <w:rFonts w:ascii="Arial" w:cs="Arial" w:eastAsia="Arial" w:hAnsi="Arial"/>
@@ -10620,7 +10620,7 @@
               <w:spacing w:after="10" w:before="0"/>
               <w:ind w:left="120"/>
             </w:pPr>
-            <w:hyperlink w:history="1" r:id="rId-ld_yklbpb4b56ce5_eau">
+            <w:hyperlink w:history="1" r:id="rIdw1cq6bq-lpfi8_x2dghg9">
               <w:r>
                 <w:rPr>
                   <w:rFonts w:ascii="Arial" w:cs="Arial" w:eastAsia="Arial" w:hAnsi="Arial"/>
@@ -10815,7 +10815,7 @@
             <w:pPr>
               <w:spacing w:after="20" w:before="0"/>
             </w:pPr>
-            <w:hyperlink w:history="1" r:id="rId-imao2mgsxvoakva-7j8g">
+            <w:hyperlink w:history="1" r:id="rId-6lasogpq9a7ruiypc9jr">
               <w:r>
                 <w:rPr>
                   <w:rFonts w:ascii="Arial" w:cs="Arial" w:eastAsia="Arial" w:hAnsi="Arial"/>
@@ -10864,7 +10864,7 @@
               <w:spacing w:after="10" w:before="0"/>
               <w:ind w:left="120"/>
             </w:pPr>
-            <w:hyperlink w:history="1" r:id="rIdtuoup8-mnsdlxfacc1f-d">
+            <w:hyperlink w:history="1" r:id="rIdo-jsk8m5pipu4_-y62pav">
               <w:r>
                 <w:rPr>
                   <w:rFonts w:ascii="Arial" w:cs="Arial" w:eastAsia="Arial" w:hAnsi="Arial"/>
@@ -10909,7 +10909,7 @@
             <w:pPr>
               <w:spacing w:after="20" w:before="0"/>
             </w:pPr>
-            <w:hyperlink w:history="1" r:id="rIdvs-qnmc90bmld5ppbg97q">
+            <w:hyperlink w:history="1" r:id="rIdf5hji2zdhqa0xg2cr9ftr">
               <w:r>
                 <w:rPr>
                   <w:rFonts w:ascii="Arial" w:cs="Arial" w:eastAsia="Arial" w:hAnsi="Arial"/>
@@ -10942,7 +10942,7 @@
               <w:spacing w:after="10" w:before="0"/>
               <w:ind w:left="120"/>
             </w:pPr>
-            <w:hyperlink w:history="1" r:id="rIdi7m7k5ffdnssmrygzbgri">
+            <w:hyperlink w:history="1" r:id="rIdy5e_wkjiuv6wlgdzrr7py">
               <w:r>
                 <w:rPr>
                   <w:rFonts w:ascii="Arial" w:cs="Arial" w:eastAsia="Arial" w:hAnsi="Arial"/>
@@ -11454,7 +11454,7 @@
         </w:rPr>
         <w:t xml:space="preserve">© 2026 SeaVuria and ARES. Aligned with KICD objectives. Developed by SeaVuria; technical implementation by ARES (with AI assistance from Claude). Licensed under </w:t>
       </w:r>
-      <w:hyperlink w:history="1" r:id="rIdd90mkss6gdndyyy-f8x3y">
+      <w:hyperlink w:history="1" r:id="rIdzjnnjdv3i6_p4tzfvx_2u">
         <w:r>
           <w:rPr>
             <w:rFonts w:ascii="Arial" w:cs="Arial" w:eastAsia="Arial" w:hAnsi="Arial"/>
@@ -11475,7 +11475,7 @@
         </w:rPr>
         <w:t xml:space="preserve"> (</w:t>
       </w:r>
-      <w:hyperlink w:history="1" r:id="rIdooggc5t8r-gxx10hvuwqf">
+      <w:hyperlink w:history="1" r:id="rIdzztk5gmdxwbcxiun2otqy">
         <w:r>
           <w:rPr>
             <w:rFonts w:ascii="Arial" w:cs="Arial" w:eastAsia="Arial" w:hAnsi="Arial"/>
@@ -12488,7 +12488,7 @@
             <w:pPr>
               <w:spacing w:after="20" w:before="0"/>
             </w:pPr>
-            <w:hyperlink w:history="1" r:id="rIdfkmgqpfcumk9vpm7yiond">
+            <w:hyperlink w:history="1" r:id="rIdtw1f-ct2hwqcc0jdtdod_">
               <w:r>
                 <w:rPr>
                   <w:rFonts w:ascii="Arial" w:cs="Arial" w:eastAsia="Arial" w:hAnsi="Arial"/>
@@ -12521,7 +12521,7 @@
               <w:spacing w:after="10" w:before="0"/>
               <w:ind w:left="120"/>
             </w:pPr>
-            <w:hyperlink w:history="1" r:id="rIdrj0fj2blfuly5bf0kcpnz">
+            <w:hyperlink w:history="1" r:id="rIdgebx6v85rzhswu8pq7jzn">
               <w:r>
                 <w:rPr>
                   <w:rFonts w:ascii="Arial" w:cs="Arial" w:eastAsia="Arial" w:hAnsi="Arial"/>
@@ -12566,7 +12566,7 @@
             <w:pPr>
               <w:spacing w:after="20" w:before="0"/>
             </w:pPr>
-            <w:hyperlink w:history="1" r:id="rId8fdhglhdse7kvwk3ijrt6">
+            <w:hyperlink w:history="1" r:id="rId_afkgwfyllvvrjqvvinfj">
               <w:r>
                 <w:rPr>
                   <w:rFonts w:ascii="Arial" w:cs="Arial" w:eastAsia="Arial" w:hAnsi="Arial"/>
@@ -12599,7 +12599,7 @@
               <w:spacing w:after="10" w:before="0"/>
               <w:ind w:left="120"/>
             </w:pPr>
-            <w:hyperlink w:history="1" r:id="rIdmtiljcgocuvq0egyplsld">
+            <w:hyperlink w:history="1" r:id="rIdblfnl05-4jxwrwt0klpbf">
               <w:r>
                 <w:rPr>
                   <w:rFonts w:ascii="Arial" w:cs="Arial" w:eastAsia="Arial" w:hAnsi="Arial"/>
@@ -12870,7 +12870,7 @@
             <w:pPr>
               <w:spacing w:after="20" w:before="0"/>
             </w:pPr>
-            <w:hyperlink w:history="1" r:id="rIdhqs1jsoo26qlat9sclxvv">
+            <w:hyperlink w:history="1" r:id="rId-bufec5uiow3dtdp4htig">
               <w:r>
                 <w:rPr>
                   <w:rFonts w:ascii="Arial" w:cs="Arial" w:eastAsia="Arial" w:hAnsi="Arial"/>
@@ -12903,7 +12903,7 @@
               <w:spacing w:after="10" w:before="0"/>
               <w:ind w:left="120"/>
             </w:pPr>
-            <w:hyperlink w:history="1" r:id="rIdk-x49ax8onwrjubbtyzep">
+            <w:hyperlink w:history="1" r:id="rId9bzql2zhnz8x53p6j-klr">
               <w:r>
                 <w:rPr>
                   <w:rFonts w:ascii="Arial" w:cs="Arial" w:eastAsia="Arial" w:hAnsi="Arial"/>
@@ -12948,7 +12948,7 @@
             <w:pPr>
               <w:spacing w:after="20" w:before="0"/>
             </w:pPr>
-            <w:hyperlink w:history="1" r:id="rId-fvpcujrmwc7itwbprkkd">
+            <w:hyperlink w:history="1" r:id="rId2yilmyu5byvckaemiewqj">
               <w:r>
                 <w:rPr>
                   <w:rFonts w:ascii="Arial" w:cs="Arial" w:eastAsia="Arial" w:hAnsi="Arial"/>
@@ -12981,7 +12981,7 @@
               <w:spacing w:after="10" w:before="0"/>
               <w:ind w:left="120"/>
             </w:pPr>
-            <w:hyperlink w:history="1" r:id="rId1291b_iu7gbnxvkon0d_u">
+            <w:hyperlink w:history="1" r:id="rIduqetc3otlhmc762rmfxr3">
               <w:r>
                 <w:rPr>
                   <w:rFonts w:ascii="Arial" w:cs="Arial" w:eastAsia="Arial" w:hAnsi="Arial"/>
@@ -13252,7 +13252,7 @@
             <w:pPr>
               <w:spacing w:after="20" w:before="0"/>
             </w:pPr>
-            <w:hyperlink w:history="1" r:id="rIdwywhymok_5b_-sf3ftkut">
+            <w:hyperlink w:history="1" r:id="rIdji5kkeo_dpexnfngxgpf_">
               <w:r>
                 <w:rPr>
                   <w:rFonts w:ascii="Arial" w:cs="Arial" w:eastAsia="Arial" w:hAnsi="Arial"/>
@@ -13285,7 +13285,7 @@
               <w:spacing w:after="10" w:before="0"/>
               <w:ind w:left="120"/>
             </w:pPr>
-            <w:hyperlink w:history="1" r:id="rIdsbha3mkbgotaqlfswqe8w">
+            <w:hyperlink w:history="1" r:id="rIdaoi49vsc6z1vsrtdaxyeb">
               <w:r>
                 <w:rPr>
                   <w:rFonts w:ascii="Arial" w:cs="Arial" w:eastAsia="Arial" w:hAnsi="Arial"/>
@@ -13330,7 +13330,7 @@
             <w:pPr>
               <w:spacing w:after="20" w:before="0"/>
             </w:pPr>
-            <w:hyperlink w:history="1" r:id="rIdvya9it4h274qvdycrmpep">
+            <w:hyperlink w:history="1" r:id="rIddsyenhscpqzkltm3vdeaa">
               <w:r>
                 <w:rPr>
                   <w:rFonts w:ascii="Arial" w:cs="Arial" w:eastAsia="Arial" w:hAnsi="Arial"/>
@@ -13363,7 +13363,7 @@
               <w:spacing w:after="10" w:before="0"/>
               <w:ind w:left="120"/>
             </w:pPr>
-            <w:hyperlink w:history="1" r:id="rIdtquvz7c2fcegbtyy0fbd3">
+            <w:hyperlink w:history="1" r:id="rId1zplq9ewaerg-13phqrx9">
               <w:r>
                 <w:rPr>
                   <w:rFonts w:ascii="Arial" w:cs="Arial" w:eastAsia="Arial" w:hAnsi="Arial"/>
@@ -13634,7 +13634,7 @@
             <w:pPr>
               <w:spacing w:after="20" w:before="0"/>
             </w:pPr>
-            <w:hyperlink w:history="1" r:id="rIdaz_2q5x4yrvxmuhb639nr">
+            <w:hyperlink w:history="1" r:id="rIdkup0xa40_fpip7i1itjdp">
               <w:r>
                 <w:rPr>
                   <w:rFonts w:ascii="Arial" w:cs="Arial" w:eastAsia="Arial" w:hAnsi="Arial"/>
@@ -13667,7 +13667,7 @@
               <w:spacing w:after="10" w:before="0"/>
               <w:ind w:left="120"/>
             </w:pPr>
-            <w:hyperlink w:history="1" r:id="rIdx821sclpgniputhumeg5_">
+            <w:hyperlink w:history="1" r:id="rIdjxkuurbap3kxasmm8pibp">
               <w:r>
                 <w:rPr>
                   <w:rFonts w:ascii="Arial" w:cs="Arial" w:eastAsia="Arial" w:hAnsi="Arial"/>
@@ -13712,7 +13712,7 @@
             <w:pPr>
               <w:spacing w:after="20" w:before="0"/>
             </w:pPr>
-            <w:hyperlink w:history="1" r:id="rIdjrdpll2bireeo5l1e4jt9">
+            <w:hyperlink w:history="1" r:id="rIdivbvknk-13gf3hm-jxa9m">
               <w:r>
                 <w:rPr>
                   <w:rFonts w:ascii="Arial" w:cs="Arial" w:eastAsia="Arial" w:hAnsi="Arial"/>
@@ -13745,7 +13745,7 @@
               <w:spacing w:after="10" w:before="0"/>
               <w:ind w:left="120"/>
             </w:pPr>
-            <w:hyperlink w:history="1" r:id="rIdwuovqku5_puaphl3va9sw">
+            <w:hyperlink w:history="1" r:id="rIdpnrdcoyfejtgcoep9ok2x">
               <w:r>
                 <w:rPr>
                   <w:rFonts w:ascii="Arial" w:cs="Arial" w:eastAsia="Arial" w:hAnsi="Arial"/>
@@ -14016,7 +14016,7 @@
             <w:pPr>
               <w:spacing w:after="20" w:before="0"/>
             </w:pPr>
-            <w:hyperlink w:history="1" r:id="rIdp3nuwudmnkio8fsax6vfm">
+            <w:hyperlink w:history="1" r:id="rIdqk0d0q0u7pkq7zem6ncxw">
               <w:r>
                 <w:rPr>
                   <w:rFonts w:ascii="Arial" w:cs="Arial" w:eastAsia="Arial" w:hAnsi="Arial"/>
@@ -14065,7 +14065,7 @@
               <w:spacing w:after="10" w:before="0"/>
               <w:ind w:left="120"/>
             </w:pPr>
-            <w:hyperlink w:history="1" r:id="rIdnusdm3mjsmxglxnprdatr">
+            <w:hyperlink w:history="1" r:id="rIditpb7ps8rrpa7uhmkupng">
               <w:r>
                 <w:rPr>
                   <w:rFonts w:ascii="Arial" w:cs="Arial" w:eastAsia="Arial" w:hAnsi="Arial"/>
@@ -14110,7 +14110,7 @@
             <w:pPr>
               <w:spacing w:after="20" w:before="0"/>
             </w:pPr>
-            <w:hyperlink w:history="1" r:id="rIdoukxrkkfrximjo7c25m1z">
+            <w:hyperlink w:history="1" r:id="rId7dxijgy7hjziexvjqc2ec">
               <w:r>
                 <w:rPr>
                   <w:rFonts w:ascii="Arial" w:cs="Arial" w:eastAsia="Arial" w:hAnsi="Arial"/>
@@ -14143,7 +14143,7 @@
               <w:spacing w:after="10" w:before="0"/>
               <w:ind w:left="120"/>
             </w:pPr>
-            <w:hyperlink w:history="1" r:id="rIdy3pvg8b9tgsu9yixa-apg">
+            <w:hyperlink w:history="1" r:id="rIdadasggnl8napzswod9fmj">
               <w:r>
                 <w:rPr>
                   <w:rFonts w:ascii="Arial" w:cs="Arial" w:eastAsia="Arial" w:hAnsi="Arial"/>
@@ -14731,7 +14731,7 @@
         </w:rPr>
         <w:t xml:space="preserve">© 2026 SeaVuria and ARES. Aligned with KICD objectives. Developed by SeaVuria; technical implementation by ARES (with AI assistance from Claude). Licensed under </w:t>
       </w:r>
-      <w:hyperlink w:history="1" r:id="rIduzegt1u0pity26x4qfvfp">
+      <w:hyperlink w:history="1" r:id="rId1kmdwke3zeih65pzkvwmf">
         <w:r>
           <w:rPr>
             <w:rFonts w:ascii="Arial" w:cs="Arial" w:eastAsia="Arial" w:hAnsi="Arial"/>
@@ -14752,7 +14752,7 @@
         </w:rPr>
         <w:t xml:space="preserve"> (</w:t>
       </w:r>
-      <w:hyperlink w:history="1" r:id="rIdtly5n9spz-51mcruazini">
+      <w:hyperlink w:history="1" r:id="rIdgc9etrw8vtf3_jk8txcub">
         <w:r>
           <w:rPr>
             <w:rFonts w:ascii="Arial" w:cs="Arial" w:eastAsia="Arial" w:hAnsi="Arial"/>
@@ -15765,7 +15765,7 @@
             <w:pPr>
               <w:spacing w:after="20" w:before="0"/>
             </w:pPr>
-            <w:hyperlink w:history="1" r:id="rIduxout_b6jfwmcnmiyi_lp">
+            <w:hyperlink w:history="1" r:id="rId0ofzmikmyxbvffqfv2zo7">
               <w:r>
                 <w:rPr>
                   <w:rFonts w:ascii="Arial" w:cs="Arial" w:eastAsia="Arial" w:hAnsi="Arial"/>
@@ -15798,7 +15798,7 @@
               <w:spacing w:after="10" w:before="0"/>
               <w:ind w:left="120"/>
             </w:pPr>
-            <w:hyperlink w:history="1" r:id="rIdxtaltmjbftgf7ncng2909">
+            <w:hyperlink w:history="1" r:id="rIdhfkugkuzv7fm2qon6eue9">
               <w:r>
                 <w:rPr>
                   <w:rFonts w:ascii="Arial" w:cs="Arial" w:eastAsia="Arial" w:hAnsi="Arial"/>
@@ -15843,7 +15843,7 @@
             <w:pPr>
               <w:spacing w:after="20" w:before="0"/>
             </w:pPr>
-            <w:hyperlink w:history="1" r:id="rIdhbqsahu9wrdqmmd5khohg">
+            <w:hyperlink w:history="1" r:id="rId3-mvv7diuveqbnsoo_ub1">
               <w:r>
                 <w:rPr>
                   <w:rFonts w:ascii="Arial" w:cs="Arial" w:eastAsia="Arial" w:hAnsi="Arial"/>
@@ -15876,7 +15876,7 @@
               <w:spacing w:after="10" w:before="0"/>
               <w:ind w:left="120"/>
             </w:pPr>
-            <w:hyperlink w:history="1" r:id="rIdocnx1qj5vfvt7e-homxda">
+            <w:hyperlink w:history="1" r:id="rIdpwzcgi0ff3awfmjrwtr0b">
               <w:r>
                 <w:rPr>
                   <w:rFonts w:ascii="Arial" w:cs="Arial" w:eastAsia="Arial" w:hAnsi="Arial"/>
@@ -16071,7 +16071,7 @@
             <w:pPr>
               <w:spacing w:after="20" w:before="0"/>
             </w:pPr>
-            <w:hyperlink w:history="1" r:id="rIdszuazqjjg6rb_1xek9vyg">
+            <w:hyperlink w:history="1" r:id="rIdq7_qloniv7uloofxwmhrq">
               <w:r>
                 <w:rPr>
                   <w:rFonts w:ascii="Arial" w:cs="Arial" w:eastAsia="Arial" w:hAnsi="Arial"/>
@@ -16104,7 +16104,7 @@
               <w:spacing w:after="10" w:before="0"/>
               <w:ind w:left="120"/>
             </w:pPr>
-            <w:hyperlink w:history="1" r:id="rIdqlxkhthj9typj3mklsgjn">
+            <w:hyperlink w:history="1" r:id="rIdw1rkn38rfkrkolm-ezz7m">
               <w:r>
                 <w:rPr>
                   <w:rFonts w:ascii="Arial" w:cs="Arial" w:eastAsia="Arial" w:hAnsi="Arial"/>
@@ -16149,7 +16149,7 @@
             <w:pPr>
               <w:spacing w:after="20" w:before="0"/>
             </w:pPr>
-            <w:hyperlink w:history="1" r:id="rIdkbwx4xk9wnzwe6xrordgk">
+            <w:hyperlink w:history="1" r:id="rIdh11s2hxdszppj7cakax6r">
               <w:r>
                 <w:rPr>
                   <w:rFonts w:ascii="Arial" w:cs="Arial" w:eastAsia="Arial" w:hAnsi="Arial"/>
@@ -16182,7 +16182,7 @@
               <w:spacing w:after="10" w:before="0"/>
               <w:ind w:left="120"/>
             </w:pPr>
-            <w:hyperlink w:history="1" r:id="rIddzfxob9no_rles06bkuob">
+            <w:hyperlink w:history="1" r:id="rId-qp0yfdkfpywssehknhqi">
               <w:r>
                 <w:rPr>
                   <w:rFonts w:ascii="Arial" w:cs="Arial" w:eastAsia="Arial" w:hAnsi="Arial"/>
@@ -16256,7 +16256,7 @@
                 <w:sz w:val="18"/>
                 <w:szCs w:val="18"/>
               </w:rPr>
-              <w:t xml:space="preserve">Say: 'Watch carefully. I am going to show you how we write a vector algebraically — using a column of two numbers.' On the board/grid, plot O at (0,0) and A at (2,3). Draw the arrow OA⃗. Write the column vector notation: OA⃗ = (2 above 3, written as a vertical column). Say: 'The top number tells us how far we move horizontally — positive means east, negative means west. The bottom number tells us how far we move vertically — positive means north, negative means south. So from Kencom to KICC we move 2 units east and 3 units north.' [WAIT 10 seconds.] 'Now you try. Plot point B — Uhuru Park — at (−1, 2) on your grid. Draw the arrow OB⃗ from the origin. Then write the column vector for OB⃗. You have 3 minutes.' [WAIT 3 minutes — circulate, check arrow direction and column notation.] After 3 minutes, cold-call 2 learners to share their column vector on the board. Then display the original Lesson 1 matatu map overlaid on the coordinate grid. Say: 'Look at the two matatu routes we have been studying all week. Route 1 ends near coordinates (6, 5) — roughly Westlands. Route 2 ends near (−4, −6) — roughly South B. Write the column vectors for both endpoints in your books. What do you notice?' [WAIT 15 seconds.] Cold-call 2 learners.</w:t>
+              <w:t xml:space="preserve">Say: 'Watch carefully. I am going to show you how we write a vector algebraically — using a column of two numbers.' On the board/grid, plot O at (0,0) and A at (2,3). Draw the arrow OA⃗. Write the column vector notation: OA⃗ = (2 above 3, written as a vertical column). Say: 'The top number tells us how far we move horizontally — positive means east, negative means west. The bottom number tells us how far we move vertically — positive means north, negative means south. So from Kencom to KICC we move 2 units east and 3 units north.' [WAIT 10 seconds.] 'Now you try. Plot point B — Uhuru Park — at (−1, 2) on your grid. Draw the arrow OB⃗ from the origin. Then write the column vector for OB⃗. You have 3 minutes.' [WAIT 3 minutes — circulate, check arrow direction and column notation.] After 3 minutes, cold-call 2 learners to share their column vector on the board. Then display the original Lesson 1 matatu map overlaid on the coordinate grid. Say: 'Look at the two matatu routes we have been studying all week. Route 1 ends near coordinates (−6, 5) — roughly Westlands. Route 2 ends near (4, −6) — roughly South B. Write the column vectors for both endpoints in your books. What do you notice?' [WAIT 15 seconds.] Cold-call 2 learners.</w:t>
             </w:r>
           </w:p>
         </w:tc>
@@ -16377,7 +16377,7 @@
             <w:pPr>
               <w:spacing w:after="20" w:before="0"/>
             </w:pPr>
-            <w:hyperlink w:history="1" r:id="rIdfqrxptbgo8hjah7lbtvgx">
+            <w:hyperlink w:history="1" r:id="rIdldr_iuxnbriikz1zxkje5">
               <w:r>
                 <w:rPr>
                   <w:rFonts w:ascii="Arial" w:cs="Arial" w:eastAsia="Arial" w:hAnsi="Arial"/>
@@ -16426,7 +16426,7 @@
               <w:spacing w:after="10" w:before="0"/>
               <w:ind w:left="120"/>
             </w:pPr>
-            <w:hyperlink w:history="1" r:id="rIdhpgvvfj9dnhjvtx1osqu2">
+            <w:hyperlink w:history="1" r:id="rId6cxe3z2jwkuezoqkl0dsh">
               <w:r>
                 <w:rPr>
                   <w:rFonts w:ascii="Arial" w:cs="Arial" w:eastAsia="Arial" w:hAnsi="Arial"/>
@@ -16471,7 +16471,7 @@
             <w:pPr>
               <w:spacing w:after="20" w:before="0"/>
             </w:pPr>
-            <w:hyperlink w:history="1" r:id="rIdbckvxbn3hswayfybunfw7">
+            <w:hyperlink w:history="1" r:id="rIda1dvjkv6jmdc8puosdgpf">
               <w:r>
                 <w:rPr>
                   <w:rFonts w:ascii="Arial" w:cs="Arial" w:eastAsia="Arial" w:hAnsi="Arial"/>
@@ -16504,7 +16504,7 @@
               <w:spacing w:after="10" w:before="0"/>
               <w:ind w:left="120"/>
             </w:pPr>
-            <w:hyperlink w:history="1" r:id="rIda_bjglhd1unutlapxg8if">
+            <w:hyperlink w:history="1" r:id="rId8ukzypoy8nvrxjd0-qgkt">
               <w:r>
                 <w:rPr>
                   <w:rFonts w:ascii="Arial" w:cs="Arial" w:eastAsia="Arial" w:hAnsi="Arial"/>
@@ -16578,7 +16578,7 @@
                 <w:sz w:val="18"/>
                 <w:szCs w:val="18"/>
               </w:rPr>
-              <w:t xml:space="preserve">Distribute or display the structured task. Say: 'Work in pairs. Use the three Nairobi landmarks on your grid. Your job is to find the column vector that takes you directly from KICC to Uhuru Park — we call this vector AB⃗. But instead of drawing and counting, I want you to calculate it algebraically using the position vectors. You have 8 minutes.' [WAIT — circulate, listen for pair discussions, prompt with: 'What does OA⃗ look like as a column? What does OB⃗ look like? What operation links them?'] After 8 minutes, cold-call one pair to write their working on the board. Say: 'Explain each step — what does each number mean in terms of the Nairobi map?' [WAIT 10 seconds for explanation.] Then ask the class: 'Does everyone's drawn arrow from KICC to Uhuru Park agree with the algebra? Thumbs up if yes, thumbs sideways if unsure.' Address any 'thumbs sideways' learners. Introduce the Railway Station extension: 'Now try point C — Nairobi Railway Station at (−3, −2). Find BC⃗. You have 5 minutes.' [WAIT.] Cold-call 2 different pairs for the extension. Consolidate by writing on the board: 'RULE: AB⃗ = OB⃗ − OA⃗ — the position vector of where you ARE minus the position vector of where you START.' Say: 'Now think back to our matatu drivers. Driver 1 ends at roughly (6, 5). Driver 2 ends at (−4, −6). Write their displacement column vectors from Kencom. Are they the same?' [WAIT 10 seconds.] Cold-call 1 learner: 'Kamau, what does this tell us about why they arrived at different places?' Expect and affirm: 'Even though the magnitudes might be similar, the column vectors are completely different — one goes east and north, the other goes west and south.'</w:t>
+              <w:t xml:space="preserve">Distribute or display the structured task. Say: 'Work in pairs. Use the three Nairobi landmarks on your grid. Your job is to find the column vector that takes you directly from KICC to Uhuru Park — we call this vector AB⃗. But instead of drawing and counting, I want you to calculate it algebraically using the position vectors. You have 8 minutes.' [WAIT — circulate, listen for pair discussions, prompt with: 'What does OA⃗ look like as a column? What does OB⃗ look like? What operation links them?'] After 8 minutes, cold-call one pair to write their working on the board. Say: 'Explain each step — what does each number mean in terms of the Nairobi map?' [WAIT 10 seconds for explanation.] Then ask the class: 'Does everyone's drawn arrow from KICC to Uhuru Park agree with the algebra? Thumbs up if yes, thumbs sideways if unsure.' Address any 'thumbs sideways' learners. Introduce the Railway Station extension: 'Now try point C — Nairobi Railway Station at (−3, −2). Find BC⃗. You have 5 minutes.' [WAIT.] Cold-call 2 different pairs for the extension. Consolidate by writing on the board: 'RULE: AB⃗ = OB⃗ − OA⃗ — the position vector of where you ARE minus the position vector of where you START.' Say: 'Now think back to our matatu drivers. Driver 1 ends at roughly (−6, 5). Driver 2 ends at (4, −6). Write their displacement column vectors from Kencom. Are they the same?' [WAIT 10 seconds.] Cold-call 1 learner: 'Kamau, what does this tell us about why they arrived at different places?' Expect and affirm: 'Even though the magnitudes might be similar, the column vectors are completely different — one goes west and north, the other goes east and south.'</w:t>
             </w:r>
           </w:p>
         </w:tc>
@@ -16699,7 +16699,7 @@
             <w:pPr>
               <w:spacing w:after="20" w:before="0"/>
             </w:pPr>
-            <w:hyperlink w:history="1" r:id="rId9mng2hgdyyc-vnmloq2q6">
+            <w:hyperlink w:history="1" r:id="rIdrbf-yu5x3ihjwodlpm1b4">
               <w:r>
                 <w:rPr>
                   <w:rFonts w:ascii="Arial" w:cs="Arial" w:eastAsia="Arial" w:hAnsi="Arial"/>
@@ -16748,7 +16748,7 @@
               <w:spacing w:after="10" w:before="0"/>
               <w:ind w:left="120"/>
             </w:pPr>
-            <w:hyperlink w:history="1" r:id="rIdwvtcjyldh9h1kwkmzibh4">
+            <w:hyperlink w:history="1" r:id="rIdd24v1adiqu3pzsk05txfh">
               <w:r>
                 <w:rPr>
                   <w:rFonts w:ascii="Arial" w:cs="Arial" w:eastAsia="Arial" w:hAnsi="Arial"/>
@@ -16793,7 +16793,7 @@
             <w:pPr>
               <w:spacing w:after="20" w:before="0"/>
             </w:pPr>
-            <w:hyperlink w:history="1" r:id="rIdbrf1cz5ybccbcz2zxdksy">
+            <w:hyperlink w:history="1" r:id="rIdsskgv7kxlikiflkqsm0v_">
               <w:r>
                 <w:rPr>
                   <w:rFonts w:ascii="Arial" w:cs="Arial" w:eastAsia="Arial" w:hAnsi="Arial"/>
@@ -16826,7 +16826,7 @@
               <w:spacing w:after="10" w:before="0"/>
               <w:ind w:left="120"/>
             </w:pPr>
-            <w:hyperlink w:history="1" r:id="rId3z8fwu2kh6spxrerdrura">
+            <w:hyperlink w:history="1" r:id="rIdhzpbkzwdqtks259f_q0fj">
               <w:r>
                 <w:rPr>
                   <w:rFonts w:ascii="Arial" w:cs="Arial" w:eastAsia="Arial" w:hAnsi="Arial"/>
@@ -16964,7 +16964,7 @@
                 <w:sz w:val="18"/>
                 <w:szCs w:val="18"/>
               </w:rPr>
-              <w:t xml:space="preserve">Observable indicator: Green notes contain specific reference to column vector components (not just 'direction matters') — e.g., 'Driver 1's vector is (6;5) and Driver 2's is (−4;−6) so they point in completely different directions even if the lengths are similar.' Orange notes that reference magnitude or distance indicate readiness for Lesson 6 content.</w:t>
+              <w:t xml:space="preserve">Observable indicator: Green notes contain specific reference to column vector components (not just 'direction matters') — e.g., 'Driver 1's vector is (−6;5) and Driver 2's is (4;−6) so they point in completely different directions even if the lengths are similar.' Orange notes that reference magnitude or distance indicate readiness for Lesson 6 content.</w:t>
             </w:r>
           </w:p>
         </w:tc>
@@ -17021,7 +17021,7 @@
             <w:pPr>
               <w:spacing w:after="20" w:before="0"/>
             </w:pPr>
-            <w:hyperlink w:history="1" r:id="rIdhpcmwgklokaqutobsopwo">
+            <w:hyperlink w:history="1" r:id="rIddayee-4gnvaemblvuesuo">
               <w:r>
                 <w:rPr>
                   <w:rFonts w:ascii="Arial" w:cs="Arial" w:eastAsia="Arial" w:hAnsi="Arial"/>
@@ -17070,7 +17070,7 @@
               <w:spacing w:after="10" w:before="0"/>
               <w:ind w:left="120"/>
             </w:pPr>
-            <w:hyperlink w:history="1" r:id="rIdbgeqdm1l_gertq9wjupbn">
+            <w:hyperlink w:history="1" r:id="rIdayegtd4hopkmnima0hmbw">
               <w:r>
                 <w:rPr>
                   <w:rFonts w:ascii="Arial" w:cs="Arial" w:eastAsia="Arial" w:hAnsi="Arial"/>
@@ -17115,7 +17115,7 @@
             <w:pPr>
               <w:spacing w:after="20" w:before="0"/>
             </w:pPr>
-            <w:hyperlink w:history="1" r:id="rId5id7f3s008cwr0aomnjiz">
+            <w:hyperlink w:history="1" r:id="rIdabi_znyar-dejtqln6cjn">
               <w:r>
                 <w:rPr>
                   <w:rFonts w:ascii="Arial" w:cs="Arial" w:eastAsia="Arial" w:hAnsi="Arial"/>
@@ -17148,7 +17148,7 @@
               <w:spacing w:after="10" w:before="0"/>
               <w:ind w:left="120"/>
             </w:pPr>
-            <w:hyperlink w:history="1" r:id="rId4hz-odq9xovrlwg5mhwk7">
+            <w:hyperlink w:history="1" r:id="rIdnmnsnp-v9ig59-vs2axpt">
               <w:r>
                 <w:rPr>
                   <w:rFonts w:ascii="Arial" w:cs="Arial" w:eastAsia="Arial" w:hAnsi="Arial"/>
@@ -17506,7 +17506,7 @@
                 <w:sz w:val="18"/>
                 <w:szCs w:val="18"/>
               </w:rPr>
-              <w:t xml:space="preserve">On a Nairobi coordinate grid with Kencom Bus Stop at the origin, we plotted position vectors OA⃗ to KICC at (2,3) and OB⃗ to Uhuru Park at (−1,2). We drew the arrows and placed the column vector notation beside each. We also looked at the two original matatu routes from Kencom — the Westlands route ending near (6,5) and the South B route ending near (−4,−6) — and wrote their column vectors side by side.</w:t>
+              <w:t xml:space="preserve">On a Nairobi coordinate grid with Kencom Bus Stop at the origin, we plotted position vectors OA⃗ to KICC at (2,3) and OB⃗ to Uhuru Park at (−1,2). We drew the arrows and placed the column vector notation beside each. We also looked at the two original matatu routes from Kencom — the Westlands route ending near (−6,5) and the South B route ending near (4,−6) — and wrote their column vectors side by side.</w:t>
             </w:r>
           </w:p>
         </w:tc>
@@ -17572,7 +17572,7 @@
                 <w:sz w:val="18"/>
                 <w:szCs w:val="18"/>
               </w:rPr>
-              <w:t xml:space="preserve">A column vector writes a displacement as a vertical pair of numbers: the top number gives horizontal movement (positive = east, negative = west) and the bottom number gives vertical movement (positive = north, negative = south). A position vector OA⃗ gives the location of point A relative to origin O. To find the vector from A to B we use AB⃗ = OB⃗ − OA⃗, subtracting the components. The two matatu drivers' journeys have completely different column vectors — (6;5) versus (−4;−6) — which is exactly why they arrived at different destinations even if their distances were similar.</w:t>
+              <w:t xml:space="preserve">A column vector writes a displacement as a vertical pair of numbers: the top number gives horizontal movement (positive = east, negative = west) and the bottom number gives vertical movement (positive = north, negative = south). A position vector OA⃗ gives the location of point A relative to origin O. To find the vector from A to B we use AB⃗ = OB⃗ − OA⃗, subtracting the components. The two matatu drivers' journeys have completely different column vectors — (−6;5) versus (4;−6) — which is exactly why they arrived at different destinations even if their distances were similar.</w:t>
             </w:r>
           </w:p>
         </w:tc>
@@ -17638,7 +17638,7 @@
                 <w:sz w:val="18"/>
                 <w:szCs w:val="18"/>
               </w:rPr>
-              <w:t xml:space="preserve">Distance alone (a scalar) cannot distinguish two journeys that start at the same point — it tells you HOW FAR but not WHERE. A column vector captures BOTH the magnitude and direction of a displacement in a single algebraic object. Because the Westlands matatu moves predominantly east and north while the South B matatu moves west and south, their column vectors point in opposite directions. This is the mathematical reason two matatu drivers travelling the same distance from Kencom arrive at completely different destinations: their displacement column vectors are different, not just their distances.</w:t>
+              <w:t xml:space="preserve">Distance alone (a scalar) cannot distinguish two journeys that start at the same point — it tells you HOW FAR but not WHERE. A column vector captures BOTH the magnitude and direction of a displacement in a single algebraic object. Because the Westlands matatu moves predominantly west and north while the South B matatu moves east and south, their column vectors point in opposite directions. This is the mathematical reason two matatu drivers travelling the same distance from Kencom arrive at completely different destinations: their displacement column vectors are different, not just their distances.</w:t>
             </w:r>
           </w:p>
         </w:tc>
@@ -17660,7 +17660,7 @@
         </w:rPr>
         <w:t xml:space="preserve">© 2026 SeaVuria and ARES. Aligned with KICD objectives. Developed by SeaVuria; technical implementation by ARES (with AI assistance from Claude). Licensed under </w:t>
       </w:r>
-      <w:hyperlink w:history="1" r:id="rIdqizggz2jxtcukno-wjrhs">
+      <w:hyperlink w:history="1" r:id="rIdl6y3htzllu7kwczpvt-x7">
         <w:r>
           <w:rPr>
             <w:rFonts w:ascii="Arial" w:cs="Arial" w:eastAsia="Arial" w:hAnsi="Arial"/>
@@ -17681,7 +17681,7 @@
         </w:rPr>
         <w:t xml:space="preserve"> (</w:t>
       </w:r>
-      <w:hyperlink w:history="1" r:id="rIdgegsqmqs70wknqgetjvc7">
+      <w:hyperlink w:history="1" r:id="rIdw6xrolre4mnkyb0lgzbmn">
         <w:r>
           <w:rPr>
             <w:rFonts w:ascii="Arial" w:cs="Arial" w:eastAsia="Arial" w:hAnsi="Arial"/>
@@ -18570,7 +18570,7 @@
                 <w:sz w:val="18"/>
                 <w:szCs w:val="18"/>
               </w:rPr>
-              <w:t xml:space="preserve">The lesson closes by inviting learners to recompute the magnitudes of the two matatu column vectors from Lesson 5 (the Westlands route ≈ (6; 5) and the South B route ≈ (−4; −6)) and verify that their magnitudes are indeed close to 8 km. This is a satisfying 'aha' moment that cements the distinction between the scalar distance and the vector displacement, and directly advances the driving question: same magnitude, completely different direction — that is why the two drivers ended up in different places.</w:t>
+              <w:t xml:space="preserve">The lesson closes by inviting learners to recompute the magnitudes of the two matatu column vectors from Lesson 5 (the Westlands route ≈ (−6; 5) and the South B route ≈ (4; −6)) and verify that their magnitudes are indeed close to 8 km. This is a satisfying 'aha' moment that cements the distinction between the scalar distance and the vector displacement, and directly advances the driving question: same magnitude, completely different direction — that is why the two drivers ended up in different places.</w:t>
             </w:r>
           </w:p>
         </w:tc>
@@ -18853,7 +18853,7 @@
             <w:pPr>
               <w:spacing w:after="20" w:before="0"/>
             </w:pPr>
-            <w:hyperlink w:history="1" r:id="rIdvhnyjnhw_vqlmkmamxx-t">
+            <w:hyperlink w:history="1" r:id="rIdsscm4zwkrusm7uv0z2g8-">
               <w:r>
                 <w:rPr>
                   <w:rFonts w:ascii="Arial" w:cs="Arial" w:eastAsia="Arial" w:hAnsi="Arial"/>
@@ -18886,7 +18886,7 @@
               <w:spacing w:after="10" w:before="0"/>
               <w:ind w:left="120"/>
             </w:pPr>
-            <w:hyperlink w:history="1" r:id="rIdodhur2o2pfg-v6mm_vmec">
+            <w:hyperlink w:history="1" r:id="rIdtsqokg55djkyh9g0bzfbk">
               <w:r>
                 <w:rPr>
                   <w:rFonts w:ascii="Arial" w:cs="Arial" w:eastAsia="Arial" w:hAnsi="Arial"/>
@@ -18931,7 +18931,7 @@
             <w:pPr>
               <w:spacing w:after="20" w:before="0"/>
             </w:pPr>
-            <w:hyperlink w:history="1" r:id="rIdrrbtbxuyutedsvuiiut9y">
+            <w:hyperlink w:history="1" r:id="rIdb2wfhaza7u3ucvszq0r_u">
               <w:r>
                 <w:rPr>
                   <w:rFonts w:ascii="Arial" w:cs="Arial" w:eastAsia="Arial" w:hAnsi="Arial"/>
@@ -18964,7 +18964,7 @@
               <w:spacing w:after="10" w:before="0"/>
               <w:ind w:left="120"/>
             </w:pPr>
-            <w:hyperlink w:history="1" r:id="rId0ygvd4rsdlabkvi59ao3c">
+            <w:hyperlink w:history="1" r:id="rId1no5x2nbx7a6e2t0iyoyw">
               <w:r>
                 <w:rPr>
                   <w:rFonts w:ascii="Arial" w:cs="Arial" w:eastAsia="Arial" w:hAnsi="Arial"/>
@@ -19159,7 +19159,7 @@
             <w:pPr>
               <w:spacing w:after="20" w:before="0"/>
             </w:pPr>
-            <w:hyperlink w:history="1" r:id="rIdxc0yhnxe44v9ge_ahv32c">
+            <w:hyperlink w:history="1" r:id="rIduqrh7nufyloqnmngyqmmt">
               <w:r>
                 <w:rPr>
                   <w:rFonts w:ascii="Arial" w:cs="Arial" w:eastAsia="Arial" w:hAnsi="Arial"/>
@@ -19192,7 +19192,7 @@
               <w:spacing w:after="10" w:before="0"/>
               <w:ind w:left="120"/>
             </w:pPr>
-            <w:hyperlink w:history="1" r:id="rIdi0dt4ecrvi0pgrqyhwit1">
+            <w:hyperlink w:history="1" r:id="rId3aiofy_bve4bebdtixtl3">
               <w:r>
                 <w:rPr>
                   <w:rFonts w:ascii="Arial" w:cs="Arial" w:eastAsia="Arial" w:hAnsi="Arial"/>
@@ -19237,7 +19237,7 @@
             <w:pPr>
               <w:spacing w:after="20" w:before="0"/>
             </w:pPr>
-            <w:hyperlink w:history="1" r:id="rId7t8jjqpu82cw62if81q1x">
+            <w:hyperlink w:history="1" r:id="rIdmqmshectnbao0zufppnsq">
               <w:r>
                 <w:rPr>
                   <w:rFonts w:ascii="Arial" w:cs="Arial" w:eastAsia="Arial" w:hAnsi="Arial"/>
@@ -19270,7 +19270,7 @@
               <w:spacing w:after="10" w:before="0"/>
               <w:ind w:left="120"/>
             </w:pPr>
-            <w:hyperlink w:history="1" r:id="rIdyrpradu3n6r6em5uircon">
+            <w:hyperlink w:history="1" r:id="rIdfmcswzo8rpeq4vtkyvmlf">
               <w:r>
                 <w:rPr>
                   <w:rFonts w:ascii="Arial" w:cs="Arial" w:eastAsia="Arial" w:hAnsi="Arial"/>
@@ -19465,7 +19465,7 @@
             <w:pPr>
               <w:spacing w:after="20" w:before="0"/>
             </w:pPr>
-            <w:hyperlink w:history="1" r:id="rIdn10jtto6fof_zjh8z-muq">
+            <w:hyperlink w:history="1" r:id="rIdzjc2woe9503ajqcfp6bti">
               <w:r>
                 <w:rPr>
                   <w:rFonts w:ascii="Arial" w:cs="Arial" w:eastAsia="Arial" w:hAnsi="Arial"/>
@@ -19498,7 +19498,7 @@
               <w:spacing w:after="10" w:before="0"/>
               <w:ind w:left="120"/>
             </w:pPr>
-            <w:hyperlink w:history="1" r:id="rId6vqzjqt9dhskro1_5vewx">
+            <w:hyperlink w:history="1" r:id="rIdnbp5chwdy2vncct7fati8">
               <w:r>
                 <w:rPr>
                   <w:rFonts w:ascii="Arial" w:cs="Arial" w:eastAsia="Arial" w:hAnsi="Arial"/>
@@ -19543,7 +19543,7 @@
             <w:pPr>
               <w:spacing w:after="20" w:before="0"/>
             </w:pPr>
-            <w:hyperlink w:history="1" r:id="rIdn32sdyoyrsbovcuqkhygh">
+            <w:hyperlink w:history="1" r:id="rIdkcz7dxryj8qr0ics32jvv">
               <w:r>
                 <w:rPr>
                   <w:rFonts w:ascii="Arial" w:cs="Arial" w:eastAsia="Arial" w:hAnsi="Arial"/>
@@ -19592,7 +19592,7 @@
               <w:spacing w:after="10" w:before="0"/>
               <w:ind w:left="120"/>
             </w:pPr>
-            <w:hyperlink w:history="1" r:id="rId1brszwzyd8e8llnqvwlny">
+            <w:hyperlink w:history="1" r:id="rIdxu91nj-6pn6yz-j7dtyi2">
               <w:r>
                 <w:rPr>
                   <w:rFonts w:ascii="Arial" w:cs="Arial" w:eastAsia="Arial" w:hAnsi="Arial"/>
@@ -19634,7 +19634,7 @@
                 <w:sz w:val="18"/>
                 <w:szCs w:val="18"/>
               </w:rPr>
-              <w:t xml:space="preserve">The teacher introduces the midpoint concept through a vivid athletics scenario: 'Achieng is a relay runner at a national championships track meet in Nairobi's Kasarani Stadium. She starts at point A = (2; 3) and finishes her leg at point B = (10; 9) on a coordinate grid (units in metres). Her coach wants to stand exactly at the halfway point to shout the baton-passing cue. Where is that halfway point?' Learners draw the two points on a coordinate grid, then discuss in pairs how to locate the midpoint geometrically (count the grid squares to the middle). After 2 minutes the teacher guides the class to discover the midpoint formula: M = ((x_A + x_B)/2 ; (y_A + y_B)/2) = ((2+10)/2 ; (3+9)/2) = (6; 6). Learners then practise two further midpoint problems: (a) A = (0; 4), B = (8; 0) — midpoint of Achieng's warm-up sprint; (b) A = (−3; 5), B = (7; −1) — midpoint of a displacement vector from a market in Kisumu to a school. For the final 5 minutes of the Explain phase, learners return to the driving question map and compute both the magnitude AND the midpoint of the two matatu displacement vectors from Lesson 5: Westlands route v₁ = (6; 5) and South B route v₂ = (−4; −6), starting from the origin (Kencom Bus Stop).</w:t>
+              <w:t xml:space="preserve">The teacher introduces the midpoint concept through a vivid athletics scenario: 'Achieng is a relay runner at a national championships track meet in Nairobi's Kasarani Stadium. She starts at point A = (2; 3) and finishes her leg at point B = (10; 9) on a coordinate grid (units in metres). Her coach wants to stand exactly at the halfway point to shout the baton-passing cue. Where is that halfway point?' Learners draw the two points on a coordinate grid, then discuss in pairs how to locate the midpoint geometrically (count the grid squares to the middle). After 2 minutes the teacher guides the class to discover the midpoint formula: M = ((x_A + x_B)/2 ; (y_A + y_B)/2) = ((2+10)/2 ; (3+9)/2) = (6; 6). Learners then practise two further midpoint problems: (a) A = (0; 4), B = (8; 0) — midpoint of Achieng's warm-up sprint; (b) A = (−3; 5), B = (7; −1) — midpoint of a displacement vector from a market in Kisumu to a school. For the final 5 minutes of the Explain phase, learners return to the driving question map and compute both the magnitude AND the midpoint of the two matatu displacement vectors from Lesson 5: Westlands route v₁ = (−6; 5) and South B route v₂ = (4; −6), starting from the origin (Kencom Bus Stop).</w:t>
             </w:r>
           </w:p>
         </w:tc>
@@ -19666,7 +19666,7 @@
                 <w:sz w:val="18"/>
                 <w:szCs w:val="18"/>
               </w:rPr>
-              <w:t xml:space="preserve">Introduce the Kasarani scenario with energy: 'Achieng Atieno is running the 4×400 m relay at Kasarani. Her coach must stand at the exact halfway point of her leg to give the signal. Let us help the coach.' Draw the coordinate grid on the board with points A and B marked. Say: 'Before I give you any formula, discuss with your partner for 90 seconds: how would you find the halfway point just by looking at the grid?' After pair discussion, cold-call 2 pairs (wait 10 seconds each). Expect: count half the horizontal distance, count half the vertical distance. Then say: 'Excellent. Let us write that as a formula.' Derive the midpoint formula step by step on the board. After the two practice problems, say: 'Now here is the big moment — take out your Lesson 5 notes. Find the column vectors for the Westlands route and the South B route. Calculate (a) the magnitude of each and (b) the midpoint of each journey.' Allow 4 minutes of paired work. Then cold-call 1 pair for magnitudes: '|v₁| = √(6² + 5²) = √(36 + 25) = √61 ≈ 7.8 km — close to 8 km!' and '|v₂| = √((−4)² + (−6)²) = √(16 + 36) = √52 ≈ 7.2 km — also close to 8 km!' Write on board: 'Same (approximate) magnitude. COMPLETELY different direction. COMPLETELY different destination.' Pause 12 seconds to let this land, then ask the whole class: 'So what does the 8 km label on the matatu map actually tell us, and what does it NOT tell us?'</w:t>
+              <w:t xml:space="preserve">Introduce the Kasarani scenario with energy: 'Achieng Atieno is running the 4×400 m relay at Kasarani. Her coach must stand at the exact halfway point of her leg to give the signal. Let us help the coach.' Draw the coordinate grid on the board with points A and B marked. Say: 'Before I give you any formula, discuss with your partner for 90 seconds: how would you find the halfway point just by looking at the grid?' After pair discussion, cold-call 2 pairs (wait 10 seconds each). Expect: count half the horizontal distance, count half the vertical distance. Then say: 'Excellent. Let us write that as a formula.' Derive the midpoint formula step by step on the board. After the two practice problems, say: 'Now here is the big moment — take out your Lesson 5 notes. Find the column vectors for the Westlands route and the South B route. Calculate (a) the magnitude of each and (b) the midpoint of each journey.' Allow 4 minutes of paired work. Then cold-call 1 pair for magnitudes: '|v₁| = √((−6)² + 5²) = √(36 + 25) = √61 ≈ 7.8 km — close to 8 km!' and '|v₂| = √(4² + (−6)²) = √(16 + 36) = √52 ≈ 7.2 km — also close to 8 km!' Write on board: 'Same (approximate) magnitude. COMPLETELY different direction. COMPLETELY different destination.' Pause 12 seconds to let this land, then ask the whole class: 'So what does the 8 km label on the matatu map actually tell us, and what does it NOT tell us?'</w:t>
             </w:r>
           </w:p>
         </w:tc>
@@ -19787,7 +19787,7 @@
             <w:pPr>
               <w:spacing w:after="20" w:before="0"/>
             </w:pPr>
-            <w:hyperlink w:history="1" r:id="rIdoym2mzihzjeg4sj2qcaki">
+            <w:hyperlink w:history="1" r:id="rIddpqo1aihadt1shqd9tnzx">
               <w:r>
                 <w:rPr>
                   <w:rFonts w:ascii="Arial" w:cs="Arial" w:eastAsia="Arial" w:hAnsi="Arial"/>
@@ -19820,7 +19820,7 @@
               <w:spacing w:after="10" w:before="0"/>
               <w:ind w:left="120"/>
             </w:pPr>
-            <w:hyperlink w:history="1" r:id="rIdnw_yjr6ux1lwr243gyrpj">
+            <w:hyperlink w:history="1" r:id="rIdv9wv8pwnldcw4s6x3aeb4">
               <w:r>
                 <w:rPr>
                   <w:rFonts w:ascii="Arial" w:cs="Arial" w:eastAsia="Arial" w:hAnsi="Arial"/>
@@ -19865,7 +19865,7 @@
             <w:pPr>
               <w:spacing w:after="20" w:before="0"/>
             </w:pPr>
-            <w:hyperlink w:history="1" r:id="rId_vg3rejutwdrrkjjyg2y0">
+            <w:hyperlink w:history="1" r:id="rIdhpxee7pnsxa2loxg8eako">
               <w:r>
                 <w:rPr>
                   <w:rFonts w:ascii="Arial" w:cs="Arial" w:eastAsia="Arial" w:hAnsi="Arial"/>
@@ -19914,7 +19914,7 @@
               <w:spacing w:after="10" w:before="0"/>
               <w:ind w:left="120"/>
             </w:pPr>
-            <w:hyperlink w:history="1" r:id="rIdc9lmjt-7ozbdqc3yvqbib">
+            <w:hyperlink w:history="1" r:id="rIdjwjewxaiiaor81md_pwul">
               <w:r>
                 <w:rPr>
                   <w:rFonts w:ascii="Arial" w:cs="Arial" w:eastAsia="Arial" w:hAnsi="Arial"/>
@@ -20109,7 +20109,7 @@
             <w:pPr>
               <w:spacing w:after="20" w:before="0"/>
             </w:pPr>
-            <w:hyperlink w:history="1" r:id="rIdzh5sqszwmv5llgrtxcl--">
+            <w:hyperlink w:history="1" r:id="rIdoeo5y2eevcdmzzb3paqbf">
               <w:r>
                 <w:rPr>
                   <w:rFonts w:ascii="Arial" w:cs="Arial" w:eastAsia="Arial" w:hAnsi="Arial"/>
@@ -20142,7 +20142,7 @@
               <w:spacing w:after="10" w:before="0"/>
               <w:ind w:left="120"/>
             </w:pPr>
-            <w:hyperlink w:history="1" r:id="rIdp609tva8d0cwy-mv4p5rj">
+            <w:hyperlink w:history="1" r:id="rIdmggvyokxrmvmsabli3aso">
               <w:r>
                 <w:rPr>
                   <w:rFonts w:ascii="Arial" w:cs="Arial" w:eastAsia="Arial" w:hAnsi="Arial"/>
@@ -20187,7 +20187,7 @@
             <w:pPr>
               <w:spacing w:after="20" w:before="0"/>
             </w:pPr>
-            <w:hyperlink w:history="1" r:id="rIdzljrecxgkzdiakbi4xcwr">
+            <w:hyperlink w:history="1" r:id="rIdvwglckigt17l25zf2cvso">
               <w:r>
                 <w:rPr>
                   <w:rFonts w:ascii="Arial" w:cs="Arial" w:eastAsia="Arial" w:hAnsi="Arial"/>
@@ -20236,7 +20236,7 @@
               <w:spacing w:after="10" w:before="0"/>
               <w:ind w:left="120"/>
             </w:pPr>
-            <w:hyperlink w:history="1" r:id="rIdlauey3qq6ghkoht9enyhv">
+            <w:hyperlink w:history="1" r:id="rIdb8gg91ynvsdyctfyo2fyj">
               <w:r>
                 <w:rPr>
                   <w:rFonts w:ascii="Arial" w:cs="Arial" w:eastAsia="Arial" w:hAnsi="Arial"/>
@@ -20278,7 +20278,7 @@
                 <w:sz w:val="18"/>
                 <w:szCs w:val="18"/>
               </w:rPr>
-              <w:t xml:space="preserve">Learners open to their cumulative vector model — the annotated Nairobi street grid map they have been updating since Lesson 1. They now add two new layers: (1) They label the straight-line displacement arrow for each matatu route with its calculated magnitude (|v₁| ≈ 7.8 km for the Westlands route, |v₂| ≈ 7.2 km for the South B route), confirming these match the '8 km' labels in the original phenomenon. (2) They mark and label the midpoint of each route's displacement vector on the map, interpreting it physically: 'At this point on the map, the matatu is halfway through its straight-line displacement from Kencom.' Learners also write a two-sentence 'model caption' beneath their map: 'The 8 km labels are the magnitudes of the displacement vectors — they confirm how far each journey is in a straight line. The midpoint of each displacement vector shows the halfway position, which is different for each route because the directions are different.'</w:t>
+              <w:t xml:space="preserve">Learners open to their cumulative vector model — the annotated Nairobi street grid map they have been updating since Lesson 1. They now add two new layers: (1) They label the straight-line displacement arrow for each matatu route with its calculated magnitude (|v₁| ≈ 7.8 km for the Westlands route, |v₂| ≈ 7.2 km for the South B route), confirming these are close to the '8 km' labels in the original phenomenon. (2) They mark and label the midpoint of each route's displacement vector on the map, interpreting it physically: 'At this point on the map, the matatu is halfway through its straight-line displacement from Kencom.' Learners also write a two-sentence 'model caption' beneath their map: 'The 8 km labels are the magnitudes of the displacement vectors — they confirm how far each journey is in a straight line. The midpoint of each displacement vector shows the halfway position, which is different for each route because the directions are different.'</w:t>
             </w:r>
           </w:p>
         </w:tc>
@@ -20670,7 +20670,7 @@
                 <w:sz w:val="18"/>
                 <w:szCs w:val="18"/>
               </w:rPr>
-              <w:t xml:space="preserve">Learners observed that the right-angled triangle formed by the horizontal and vertical components of a column vector has a hypotenuse whose length is exactly the straight-line displacement distance — and that applying Pythagoras' theorem to the two matatu column vectors from Lesson 5 gives magnitudes of approximately 7.8 km and 7.2 km, confirming the '8 km' labels on the phenomenon map. Learners also observed, on a coordinate grid, that the midpoint of a displacement vector from A to B lies at the average of the corresponding coordinates.</w:t>
+              <w:t xml:space="preserve">Learners observed that the right-angled triangle formed by the horizontal and vertical components of a column vector has a hypotenuse whose length is exactly the straight-line displacement distance — and that applying Pythagoras' theorem to the two matatu column vectors from Lesson 5 gives magnitudes of approximately 7.8 km and 7.2 km, close to the '8 km' labels on the phenomenon map. Learners also observed, on a coordinate grid, that the midpoint of a displacement vector from A to B lies at the average of the corresponding coordinates.</w:t>
             </w:r>
           </w:p>
         </w:tc>
@@ -20802,7 +20802,7 @@
                 <w:sz w:val="18"/>
                 <w:szCs w:val="18"/>
               </w:rPr>
-              <w:t xml:space="preserve">The '8 km' labels on the matatu map are the magnitudes of the two displacement vectors — they confirm that both drivers travel the same straight-line distance from Kencom Bus Stop. However, magnitude alone cannot determine destination: the Westlands vector (6; 5) and the South B vector (−4; −6) have almost identical magnitudes (~7.8 km and ~7.2 km) but point in completely different directions, producing completely different endpoints and different midpoints along the way. This proves that a scalar (8 km) is insufficient to describe a journey — you need the full vector, with both magnitude AND direction, which is exactly what the driving question demands.</w:t>
+              <w:t xml:space="preserve">The '8 km' labels on the matatu map are the magnitudes of the two displacement vectors — they confirm that both drivers travel the same straight-line distance from Kencom Bus Stop. However, magnitude alone cannot determine destination: the Westlands vector (−6; 5) and the South B vector (4; −6) have similar magnitudes (~7.8 km and ~7.2 km) but point in completely different directions, producing completely different endpoints and different midpoints along the way. This proves that a scalar (8 km) is insufficient to describe a journey — you need the full vector, with both magnitude AND direction, which is exactly what the driving question demands.</w:t>
             </w:r>
           </w:p>
         </w:tc>
@@ -20824,7 +20824,7 @@
         </w:rPr>
         <w:t xml:space="preserve">© 2026 SeaVuria and ARES. Aligned with KICD objectives. Developed by SeaVuria; technical implementation by ARES (with AI assistance from Claude). Licensed under </w:t>
       </w:r>
-      <w:hyperlink w:history="1" r:id="rIddmkxre0rwsfblcyqqria-">
+      <w:hyperlink w:history="1" r:id="rIdchasgtdplehp0qk7vy43b">
         <w:r>
           <w:rPr>
             <w:rFonts w:ascii="Arial" w:cs="Arial" w:eastAsia="Arial" w:hAnsi="Arial"/>
@@ -20845,7 +20845,7 @@
         </w:rPr>
         <w:t xml:space="preserve"> (</w:t>
       </w:r>
-      <w:hyperlink w:history="1" r:id="rId6vo5iinkr4lel91s6fyvq">
+      <w:hyperlink w:history="1" r:id="rIdjkrqgxgmloz8mmqlr6u6k">
         <w:r>
           <w:rPr>
             <w:rFonts w:ascii="Arial" w:cs="Arial" w:eastAsia="Arial" w:hAnsi="Arial"/>
@@ -21858,7 +21858,7 @@
             <w:pPr>
               <w:spacing w:after="20" w:before="0"/>
             </w:pPr>
-            <w:hyperlink w:history="1" r:id="rIdrhte1jlmg4l1iynd9mizr">
+            <w:hyperlink w:history="1" r:id="rIdta2dlnpyfbd1jc5lmldf7">
               <w:r>
                 <w:rPr>
                   <w:rFonts w:ascii="Arial" w:cs="Arial" w:eastAsia="Arial" w:hAnsi="Arial"/>
@@ -21907,7 +21907,7 @@
               <w:spacing w:after="10" w:before="0"/>
               <w:ind w:left="120"/>
             </w:pPr>
-            <w:hyperlink w:history="1" r:id="rIdjqjkyakavlutjx0vlusi3">
+            <w:hyperlink w:history="1" r:id="rIdtwbytorzwf6zhd5gosw-y">
               <w:r>
                 <w:rPr>
                   <w:rFonts w:ascii="Arial" w:cs="Arial" w:eastAsia="Arial" w:hAnsi="Arial"/>
@@ -21952,7 +21952,7 @@
             <w:pPr>
               <w:spacing w:after="20" w:before="0"/>
             </w:pPr>
-            <w:hyperlink w:history="1" r:id="rIdxdxizjwseoh9qbuzxjc8m">
+            <w:hyperlink w:history="1" r:id="rIdybrnh4hw1gj7-xatq5u5y">
               <w:r>
                 <w:rPr>
                   <w:rFonts w:ascii="Arial" w:cs="Arial" w:eastAsia="Arial" w:hAnsi="Arial"/>
@@ -21985,7 +21985,7 @@
               <w:spacing w:after="10" w:before="0"/>
               <w:ind w:left="120"/>
             </w:pPr>
-            <w:hyperlink w:history="1" r:id="rIdkpxajdi9d-yleuo9jxzfd">
+            <w:hyperlink w:history="1" r:id="rIdwkhqgayolgwgkzl82pws4">
               <w:r>
                 <w:rPr>
                   <w:rFonts w:ascii="Arial" w:cs="Arial" w:eastAsia="Arial" w:hAnsi="Arial"/>
@@ -22180,7 +22180,7 @@
             <w:pPr>
               <w:spacing w:after="20" w:before="0"/>
             </w:pPr>
-            <w:hyperlink w:history="1" r:id="rIdifvpedezd1ece1xzd5rwh">
+            <w:hyperlink w:history="1" r:id="rId-lksijrat4hxda1xw0-ma">
               <w:r>
                 <w:rPr>
                   <w:rFonts w:ascii="Arial" w:cs="Arial" w:eastAsia="Arial" w:hAnsi="Arial"/>
@@ -22229,7 +22229,7 @@
               <w:spacing w:after="10" w:before="0"/>
               <w:ind w:left="120"/>
             </w:pPr>
-            <w:hyperlink w:history="1" r:id="rIdodfwqszr3tx4d8bjcoy19">
+            <w:hyperlink w:history="1" r:id="rIdz2sernmj190ceyjphvaby">
               <w:r>
                 <w:rPr>
                   <w:rFonts w:ascii="Arial" w:cs="Arial" w:eastAsia="Arial" w:hAnsi="Arial"/>
@@ -22274,7 +22274,7 @@
             <w:pPr>
               <w:spacing w:after="20" w:before="0"/>
             </w:pPr>
-            <w:hyperlink w:history="1" r:id="rIdrxxpkvrp-rplyzpyfwpai">
+            <w:hyperlink w:history="1" r:id="rIdeuqas_elj6gsos2szo9yp">
               <w:r>
                 <w:rPr>
                   <w:rFonts w:ascii="Arial" w:cs="Arial" w:eastAsia="Arial" w:hAnsi="Arial"/>
@@ -22307,7 +22307,7 @@
               <w:spacing w:after="10" w:before="0"/>
               <w:ind w:left="120"/>
             </w:pPr>
-            <w:hyperlink w:history="1" r:id="rId9gnw4g7silc1l-fzlymnc">
+            <w:hyperlink w:history="1" r:id="rId7geukb2pcca746wwszo65">
               <w:r>
                 <w:rPr>
                   <w:rFonts w:ascii="Arial" w:cs="Arial" w:eastAsia="Arial" w:hAnsi="Arial"/>
@@ -22502,7 +22502,7 @@
             <w:pPr>
               <w:spacing w:after="20" w:before="0"/>
             </w:pPr>
-            <w:hyperlink w:history="1" r:id="rIdgkkzqin-tl_cvy-wssulg">
+            <w:hyperlink w:history="1" r:id="rIdbxjbybaygyn0f07mzf3zf">
               <w:r>
                 <w:rPr>
                   <w:rFonts w:ascii="Arial" w:cs="Arial" w:eastAsia="Arial" w:hAnsi="Arial"/>
@@ -22551,7 +22551,7 @@
               <w:spacing w:after="10" w:before="0"/>
               <w:ind w:left="120"/>
             </w:pPr>
-            <w:hyperlink w:history="1" r:id="rId9zeyxd2dfro0rlqmqy9ae">
+            <w:hyperlink w:history="1" r:id="rIdwq9qlimmpiv6f9ppvcf8s">
               <w:r>
                 <w:rPr>
                   <w:rFonts w:ascii="Arial" w:cs="Arial" w:eastAsia="Arial" w:hAnsi="Arial"/>
@@ -22596,7 +22596,7 @@
             <w:pPr>
               <w:spacing w:after="20" w:before="0"/>
             </w:pPr>
-            <w:hyperlink w:history="1" r:id="rIdyan2iemua1ou9gxvibqkt">
+            <w:hyperlink w:history="1" r:id="rIdekpwc0k9xi8kxwh6vw_a-">
               <w:r>
                 <w:rPr>
                   <w:rFonts w:ascii="Arial" w:cs="Arial" w:eastAsia="Arial" w:hAnsi="Arial"/>
@@ -22629,7 +22629,7 @@
               <w:spacing w:after="10" w:before="0"/>
               <w:ind w:left="120"/>
             </w:pPr>
-            <w:hyperlink w:history="1" r:id="rIdnhwlycuhwemlja-kt1gnw">
+            <w:hyperlink w:history="1" r:id="rIdbuldg_gh3nbdxi5p2vvct">
               <w:r>
                 <w:rPr>
                   <w:rFonts w:ascii="Arial" w:cs="Arial" w:eastAsia="Arial" w:hAnsi="Arial"/>
@@ -22824,7 +22824,7 @@
             <w:pPr>
               <w:spacing w:after="20" w:before="0"/>
             </w:pPr>
-            <w:hyperlink w:history="1" r:id="rIdkf0-ktj271ie4anzp8xd-">
+            <w:hyperlink w:history="1" r:id="rId8g9ebmweagxzxqeh8rkhn">
               <w:r>
                 <w:rPr>
                   <w:rFonts w:ascii="Arial" w:cs="Arial" w:eastAsia="Arial" w:hAnsi="Arial"/>
@@ -22873,7 +22873,7 @@
               <w:spacing w:after="10" w:before="0"/>
               <w:ind w:left="120"/>
             </w:pPr>
-            <w:hyperlink w:history="1" r:id="rIdd1sj0_32pfsa-xfud8ova">
+            <w:hyperlink w:history="1" r:id="rIdes4c21jko61elcihm6ihk">
               <w:r>
                 <w:rPr>
                   <w:rFonts w:ascii="Arial" w:cs="Arial" w:eastAsia="Arial" w:hAnsi="Arial"/>
@@ -22918,7 +22918,7 @@
             <w:pPr>
               <w:spacing w:after="20" w:before="0"/>
             </w:pPr>
-            <w:hyperlink w:history="1" r:id="rIdjqc2jzebi1nm2vpmugcyw">
+            <w:hyperlink w:history="1" r:id="rId151tocleeqrq4qpi7sxid">
               <w:r>
                 <w:rPr>
                   <w:rFonts w:ascii="Arial" w:cs="Arial" w:eastAsia="Arial" w:hAnsi="Arial"/>
@@ -22951,7 +22951,7 @@
               <w:spacing w:after="10" w:before="0"/>
               <w:ind w:left="120"/>
             </w:pPr>
-            <w:hyperlink w:history="1" r:id="rIdbwgvjxxfajsqbk1chkgt4">
+            <w:hyperlink w:history="1" r:id="rIdo6ifbnrk3x07abfrcvkvj">
               <w:r>
                 <w:rPr>
                   <w:rFonts w:ascii="Arial" w:cs="Arial" w:eastAsia="Arial" w:hAnsi="Arial"/>
@@ -23146,7 +23146,7 @@
             <w:pPr>
               <w:spacing w:after="20" w:before="0"/>
             </w:pPr>
-            <w:hyperlink w:history="1" r:id="rIdwzo_irs9p45edbf1jpxvt">
+            <w:hyperlink w:history="1" r:id="rIda4mrc-ci5gy0_h4un9yam">
               <w:r>
                 <w:rPr>
                   <w:rFonts w:ascii="Arial" w:cs="Arial" w:eastAsia="Arial" w:hAnsi="Arial"/>
@@ -23195,7 +23195,7 @@
               <w:spacing w:after="10" w:before="0"/>
               <w:ind w:left="120"/>
             </w:pPr>
-            <w:hyperlink w:history="1" r:id="rIdpjh-69ocyik_lt-ier8yh">
+            <w:hyperlink w:history="1" r:id="rId0yknmtgh9hzeb41jusij1">
               <w:r>
                 <w:rPr>
                   <w:rFonts w:ascii="Arial" w:cs="Arial" w:eastAsia="Arial" w:hAnsi="Arial"/>
@@ -23240,7 +23240,7 @@
             <w:pPr>
               <w:spacing w:after="20" w:before="0"/>
             </w:pPr>
-            <w:hyperlink w:history="1" r:id="rIdkd5x-nkqnrjg0xwfhhfkc">
+            <w:hyperlink w:history="1" r:id="rIdi4a_yma19sxjl2rhmd95x">
               <w:r>
                 <w:rPr>
                   <w:rFonts w:ascii="Arial" w:cs="Arial" w:eastAsia="Arial" w:hAnsi="Arial"/>
@@ -23273,7 +23273,7 @@
               <w:spacing w:after="10" w:before="0"/>
               <w:ind w:left="120"/>
             </w:pPr>
-            <w:hyperlink w:history="1" r:id="rIdzaoedck2ey35ftcqoj_ar">
+            <w:hyperlink w:history="1" r:id="rIdyfpkn8mkzj0lcxfmnmkkj">
               <w:r>
                 <w:rPr>
                   <w:rFonts w:ascii="Arial" w:cs="Arial" w:eastAsia="Arial" w:hAnsi="Arial"/>
@@ -23763,7 +23763,7 @@
                 <w:sz w:val="18"/>
                 <w:szCs w:val="18"/>
               </w:rPr>
-              <w:t xml:space="preserve">The two matatu drivers both travelled 8 km from Kencom Bus Stop but ended at different destinations because they followed different translation vectors — not just different distances. One driver's journey vector pointed north-east toward Westlands; the other pointed south toward South B. A scalar (distance = 8 km) cannot distinguish these journeys. Only a vector — capturing both magnitude and direction — completely describes where you will end up. Translation as a transformation makes this mathematically precise: every point of the matatu (or any object) is shifted by the same vector, which is why direction is the deciding factor in the final destination.</w:t>
+              <w:t xml:space="preserve">The two matatu drivers both travelled 8 km from Kencom Bus Stop but ended at different destinations because they followed different translation vectors — not just different distances. One driver's journey vector pointed north-west toward Westlands; the other pointed south-east toward South B. A scalar (distance = 8 km) cannot distinguish these journeys. Only a vector — capturing both magnitude and direction — completely describes where you will end up. Translation as a transformation makes this mathematically precise: every point of the matatu (or any object) is shifted by the same vector, which is why direction is the deciding factor in the final destination.</w:t>
             </w:r>
           </w:p>
         </w:tc>
@@ -23785,7 +23785,7 @@
         </w:rPr>
         <w:t xml:space="preserve">© 2026 SeaVuria and ARES. Aligned with KICD objectives. Developed by SeaVuria; technical implementation by ARES (with AI assistance from Claude). Licensed under </w:t>
       </w:r>
-      <w:hyperlink w:history="1" r:id="rIdhyljeuvwdupv0ftlzbeci">
+      <w:hyperlink w:history="1" r:id="rIddjk0cnphnh8uvdejormko">
         <w:r>
           <w:rPr>
             <w:rFonts w:ascii="Arial" w:cs="Arial" w:eastAsia="Arial" w:hAnsi="Arial"/>
@@ -23806,7 +23806,7 @@
         </w:rPr>
         <w:t xml:space="preserve"> (</w:t>
       </w:r>
-      <w:hyperlink w:history="1" r:id="rId3zgvcjom9q5xr209s1jno">
+      <w:hyperlink w:history="1" r:id="rIdtcvhywau6lznh25rk9co_">
         <w:r>
           <w:rPr>
             <w:rFonts w:ascii="Arial" w:cs="Arial" w:eastAsia="Arial" w:hAnsi="Arial"/>
@@ -24819,7 +24819,7 @@
             <w:pPr>
               <w:spacing w:after="20" w:before="0"/>
             </w:pPr>
-            <w:hyperlink w:history="1" r:id="rIdbt7w_fq8gbbq2gihn3i5k">
+            <w:hyperlink w:history="1" r:id="rIdqk1rylpho3t8azdvgtrt7">
               <w:r>
                 <w:rPr>
                   <w:rFonts w:ascii="Arial" w:cs="Arial" w:eastAsia="Arial" w:hAnsi="Arial"/>
@@ -24852,7 +24852,7 @@
               <w:spacing w:after="10" w:before="0"/>
               <w:ind w:left="120"/>
             </w:pPr>
-            <w:hyperlink w:history="1" r:id="rIda90enufsayoruqkx_btty">
+            <w:hyperlink w:history="1" r:id="rId9ejurluif9ee-szljqchi">
               <w:r>
                 <w:rPr>
                   <w:rFonts w:ascii="Arial" w:cs="Arial" w:eastAsia="Arial" w:hAnsi="Arial"/>
@@ -24897,7 +24897,7 @@
             <w:pPr>
               <w:spacing w:after="20" w:before="0"/>
             </w:pPr>
-            <w:hyperlink w:history="1" r:id="rIdbmhrslzrpktbatirdhvey">
+            <w:hyperlink w:history="1" r:id="rIdhkvpvulrvnhcjpvkbm97-">
               <w:r>
                 <w:rPr>
                   <w:rFonts w:ascii="Arial" w:cs="Arial" w:eastAsia="Arial" w:hAnsi="Arial"/>
@@ -24930,7 +24930,7 @@
               <w:spacing w:after="10" w:before="0"/>
               <w:ind w:left="120"/>
             </w:pPr>
-            <w:hyperlink w:history="1" r:id="rIdrzkwdsvorug3y-cmfehey">
+            <w:hyperlink w:history="1" r:id="rId18vqbnmhzvvvgh-w20gd-">
               <w:r>
                 <w:rPr>
                   <w:rFonts w:ascii="Arial" w:cs="Arial" w:eastAsia="Arial" w:hAnsi="Arial"/>
@@ -25125,7 +25125,7 @@
             <w:pPr>
               <w:spacing w:after="20" w:before="0"/>
             </w:pPr>
-            <w:hyperlink w:history="1" r:id="rIdgewbbxpdgx3h7ojiyqtho">
+            <w:hyperlink w:history="1" r:id="rIdpu2fb557esnjjyvzdg-8l">
               <w:r>
                 <w:rPr>
                   <w:rFonts w:ascii="Arial" w:cs="Arial" w:eastAsia="Arial" w:hAnsi="Arial"/>
@@ -25158,7 +25158,7 @@
               <w:spacing w:after="10" w:before="0"/>
               <w:ind w:left="120"/>
             </w:pPr>
-            <w:hyperlink w:history="1" r:id="rIdnur4rlxbtbvmt3muphses">
+            <w:hyperlink w:history="1" r:id="rIdj4hqwiauxrwniims1izaa">
               <w:r>
                 <w:rPr>
                   <w:rFonts w:ascii="Arial" w:cs="Arial" w:eastAsia="Arial" w:hAnsi="Arial"/>
@@ -25203,7 +25203,7 @@
             <w:pPr>
               <w:spacing w:after="20" w:before="0"/>
             </w:pPr>
-            <w:hyperlink w:history="1" r:id="rIdwhfkt2pvtfqb39m7jviak">
+            <w:hyperlink w:history="1" r:id="rIdwyvz2dgzrs0f6u6en3sq-">
               <w:r>
                 <w:rPr>
                   <w:rFonts w:ascii="Arial" w:cs="Arial" w:eastAsia="Arial" w:hAnsi="Arial"/>
@@ -25236,7 +25236,7 @@
               <w:spacing w:after="10" w:before="0"/>
               <w:ind w:left="120"/>
             </w:pPr>
-            <w:hyperlink w:history="1" r:id="rIds-8cjl-jaibdkhskwugur">
+            <w:hyperlink w:history="1" r:id="rIdyfjkbc-a035u_lpu0p8kl">
               <w:r>
                 <w:rPr>
                   <w:rFonts w:ascii="Arial" w:cs="Arial" w:eastAsia="Arial" w:hAnsi="Arial"/>
@@ -25431,7 +25431,7 @@
             <w:pPr>
               <w:spacing w:after="20" w:before="0"/>
             </w:pPr>
-            <w:hyperlink w:history="1" r:id="rIdy-rqlqtzlxmhm1wanpm6y">
+            <w:hyperlink w:history="1" r:id="rId1h0i2n9_fq4rmbemccsuz">
               <w:r>
                 <w:rPr>
                   <w:rFonts w:ascii="Arial" w:cs="Arial" w:eastAsia="Arial" w:hAnsi="Arial"/>
@@ -25464,7 +25464,7 @@
               <w:spacing w:after="10" w:before="0"/>
               <w:ind w:left="120"/>
             </w:pPr>
-            <w:hyperlink w:history="1" r:id="rIdf8nfv4legtff7n0quz9l6">
+            <w:hyperlink w:history="1" r:id="rIds-6xqgmpucq-w30xnvofr">
               <w:r>
                 <w:rPr>
                   <w:rFonts w:ascii="Arial" w:cs="Arial" w:eastAsia="Arial" w:hAnsi="Arial"/>
@@ -25509,7 +25509,7 @@
             <w:pPr>
               <w:spacing w:after="20" w:before="0"/>
             </w:pPr>
-            <w:hyperlink w:history="1" r:id="rIdh2pducy2blhxe34jro4mi">
+            <w:hyperlink w:history="1" r:id="rIdyhmmyg5quojwcqzzwffpn">
               <w:r>
                 <w:rPr>
                   <w:rFonts w:ascii="Arial" w:cs="Arial" w:eastAsia="Arial" w:hAnsi="Arial"/>
@@ -25542,7 +25542,7 @@
               <w:spacing w:after="10" w:before="0"/>
               <w:ind w:left="120"/>
             </w:pPr>
-            <w:hyperlink w:history="1" r:id="rIdterxp0ysyisfmyf00hzs8">
+            <w:hyperlink w:history="1" r:id="rIdlg2f8ematwpus6wnr2tdw">
               <w:r>
                 <w:rPr>
                   <w:rFonts w:ascii="Arial" w:cs="Arial" w:eastAsia="Arial" w:hAnsi="Arial"/>
@@ -25737,7 +25737,7 @@
             <w:pPr>
               <w:spacing w:after="20" w:before="0"/>
             </w:pPr>
-            <w:hyperlink w:history="1" r:id="rIdcfxpkhceak0faz7tsffld">
+            <w:hyperlink w:history="1" r:id="rIdv5h1wam4rxgdwpe-ubxy0">
               <w:r>
                 <w:rPr>
                   <w:rFonts w:ascii="Arial" w:cs="Arial" w:eastAsia="Arial" w:hAnsi="Arial"/>
@@ -25770,7 +25770,7 @@
               <w:spacing w:after="10" w:before="0"/>
               <w:ind w:left="120"/>
             </w:pPr>
-            <w:hyperlink w:history="1" r:id="rId1av-eu2mmlmw49qhe-jpi">
+            <w:hyperlink w:history="1" r:id="rIduysjkhehsf0-af2ulhhsc">
               <w:r>
                 <w:rPr>
                   <w:rFonts w:ascii="Arial" w:cs="Arial" w:eastAsia="Arial" w:hAnsi="Arial"/>
@@ -25815,7 +25815,7 @@
             <w:pPr>
               <w:spacing w:after="20" w:before="0"/>
             </w:pPr>
-            <w:hyperlink w:history="1" r:id="rIddzhbp_mt3idtwk2v_v8az">
+            <w:hyperlink w:history="1" r:id="rId58hwp-54g1b0gtcpv1e4u">
               <w:r>
                 <w:rPr>
                   <w:rFonts w:ascii="Arial" w:cs="Arial" w:eastAsia="Arial" w:hAnsi="Arial"/>
@@ -25848,7 +25848,7 @@
               <w:spacing w:after="10" w:before="0"/>
               <w:ind w:left="120"/>
             </w:pPr>
-            <w:hyperlink w:history="1" r:id="rIdv2xfcdtmzpfw0en6ya6id">
+            <w:hyperlink w:history="1" r:id="rIddjgzaiq_e90uojcaibyqp">
               <w:r>
                 <w:rPr>
                   <w:rFonts w:ascii="Arial" w:cs="Arial" w:eastAsia="Arial" w:hAnsi="Arial"/>
@@ -26043,7 +26043,7 @@
             <w:pPr>
               <w:spacing w:after="20" w:before="0"/>
             </w:pPr>
-            <w:hyperlink w:history="1" r:id="rId1gcehoi9mf9jngkkrubtk">
+            <w:hyperlink w:history="1" r:id="rIdkjm20ckisgvobjxptwppp">
               <w:r>
                 <w:rPr>
                   <w:rFonts w:ascii="Arial" w:cs="Arial" w:eastAsia="Arial" w:hAnsi="Arial"/>
@@ -26092,7 +26092,7 @@
               <w:spacing w:after="10" w:before="0"/>
               <w:ind w:left="120"/>
             </w:pPr>
-            <w:hyperlink w:history="1" r:id="rIdt8eh0mthpx_djfn-isw4v">
+            <w:hyperlink w:history="1" r:id="rIdkmhfdha6zmguv9gdcdtx4">
               <w:r>
                 <w:rPr>
                   <w:rFonts w:ascii="Arial" w:cs="Arial" w:eastAsia="Arial" w:hAnsi="Arial"/>
@@ -26137,7 +26137,7 @@
             <w:pPr>
               <w:spacing w:after="20" w:before="0"/>
             </w:pPr>
-            <w:hyperlink w:history="1" r:id="rIdxkshtcjqq93zzlkqa-egh">
+            <w:hyperlink w:history="1" r:id="rIdoemvy0_drznkocvyhl69f">
               <w:r>
                 <w:rPr>
                   <w:rFonts w:ascii="Arial" w:cs="Arial" w:eastAsia="Arial" w:hAnsi="Arial"/>
@@ -26186,7 +26186,7 @@
               <w:spacing w:after="10" w:before="0"/>
               <w:ind w:left="120"/>
             </w:pPr>
-            <w:hyperlink w:history="1" r:id="rIdcczcjmjtj7vbjo4gfjn_v">
+            <w:hyperlink w:history="1" r:id="rIdoxtyi_gbqzjftmlst2br2">
               <w:r>
                 <w:rPr>
                   <w:rFonts w:ascii="Arial" w:cs="Arial" w:eastAsia="Arial" w:hAnsi="Arial"/>
@@ -26698,7 +26698,7 @@
         </w:rPr>
         <w:t xml:space="preserve">© 2026 SeaVuria and ARES. Aligned with KICD objectives. Developed by SeaVuria; technical implementation by ARES (with AI assistance from Claude). Licensed under </w:t>
       </w:r>
-      <w:hyperlink w:history="1" r:id="rId44ghds5kpaggmo2qerl3s">
+      <w:hyperlink w:history="1" r:id="rIdcngjpmvj0vwvjf-alyxar">
         <w:r>
           <w:rPr>
             <w:rFonts w:ascii="Arial" w:cs="Arial" w:eastAsia="Arial" w:hAnsi="Arial"/>
@@ -26719,7 +26719,7 @@
         </w:rPr>
         <w:t xml:space="preserve"> (</w:t>
       </w:r>
-      <w:hyperlink w:history="1" r:id="rIdzze-rbrvcmlxwmncxjn52">
+      <w:hyperlink w:history="1" r:id="rIdn588rmsnicoz8f8f4v-ii">
         <w:r>
           <w:rPr>
             <w:rFonts w:ascii="Arial" w:cs="Arial" w:eastAsia="Arial" w:hAnsi="Arial"/>

--- a/data/outputs/v2/Core_Mathematics/SS2.8_Vectors/Core_Mathematics_Vectors_CBE_LessonSequence.docx
+++ b/data/outputs/v2/Core_Mathematics/SS2.8_Vectors/Core_Mathematics_Vectors_CBE_LessonSequence.docx
@@ -2378,7 +2378,7 @@
         </w:rPr>
         <w:t xml:space="preserve">© 2026 SeaVuria and ARES. This work is licensed under a </w:t>
       </w:r>
-      <w:hyperlink w:history="1" r:id="rId08c-bvui3q-nkgtoex4zf">
+      <w:hyperlink w:history="1" r:id="rIdbogsbogsj6_u6w7kpkb6c">
         <w:r>
           <w:rPr>
             <w:rFonts w:ascii="Arial" w:cs="Arial" w:eastAsia="Arial" w:hAnsi="Arial"/>
@@ -2398,7 +2398,7 @@
         </w:rPr>
         <w:t xml:space="preserve"> (</w:t>
       </w:r>
-      <w:hyperlink w:history="1" r:id="rIdiz5bhyjgpzcoxfer9_pjr">
+      <w:hyperlink w:history="1" r:id="rIdlqeie7orbzwdqj1xneoz8">
         <w:r>
           <w:rPr>
             <w:rFonts w:ascii="Arial" w:cs="Arial" w:eastAsia="Arial" w:hAnsi="Arial"/>
@@ -2418,7 +2418,7 @@
         </w:rPr>
         <w:t xml:space="preserve">). To view a copy of this license, visit </w:t>
       </w:r>
-      <w:hyperlink w:history="1" r:id="rIdrar8fhgu3gyq8v8bfv9og">
+      <w:hyperlink w:history="1" r:id="rIdp5v1opqzzpx6oox_dbnzc">
         <w:r>
           <w:rPr>
             <w:rFonts w:ascii="Arial" w:cs="Arial" w:eastAsia="Arial" w:hAnsi="Arial"/>
@@ -3430,7 +3430,7 @@
             <w:pPr>
               <w:spacing w:after="20" w:before="0"/>
             </w:pPr>
-            <w:hyperlink w:history="1" r:id="rIdvhxt_lpgx-iweuhjnqmhr">
+            <w:hyperlink w:history="1" r:id="rIdnuskho6bdif2x_7gnj2lt">
               <w:r>
                 <w:rPr>
                   <w:rFonts w:ascii="Arial" w:cs="Arial" w:eastAsia="Arial" w:hAnsi="Arial"/>
@@ -3463,7 +3463,7 @@
               <w:spacing w:after="10" w:before="0"/>
               <w:ind w:left="120"/>
             </w:pPr>
-            <w:hyperlink w:history="1" r:id="rIdtieep1yuym-p5tdgggg_p">
+            <w:hyperlink w:history="1" r:id="rIdy6z1uuhtsdds-gzlzr2ma">
               <w:r>
                 <w:rPr>
                   <w:rFonts w:ascii="Arial" w:cs="Arial" w:eastAsia="Arial" w:hAnsi="Arial"/>
@@ -3508,7 +3508,7 @@
             <w:pPr>
               <w:spacing w:after="20" w:before="0"/>
             </w:pPr>
-            <w:hyperlink w:history="1" r:id="rIdfd1cflypg07_bsawpgart">
+            <w:hyperlink w:history="1" r:id="rIdp4cf6cy8atj-njhqjd2rj">
               <w:r>
                 <w:rPr>
                   <w:rFonts w:ascii="Arial" w:cs="Arial" w:eastAsia="Arial" w:hAnsi="Arial"/>
@@ -3541,7 +3541,7 @@
               <w:spacing w:after="10" w:before="0"/>
               <w:ind w:left="120"/>
             </w:pPr>
-            <w:hyperlink w:history="1" r:id="rIdqsrzzgvzqfz2lihcaeman">
+            <w:hyperlink w:history="1" r:id="rIdm6ewjttfud2vyyhlo_ctl">
               <w:r>
                 <w:rPr>
                   <w:rFonts w:ascii="Arial" w:cs="Arial" w:eastAsia="Arial" w:hAnsi="Arial"/>
@@ -3736,7 +3736,7 @@
             <w:pPr>
               <w:spacing w:after="20" w:before="0"/>
             </w:pPr>
-            <w:hyperlink w:history="1" r:id="rIdgzvscvedaitmpyggckeeh">
+            <w:hyperlink w:history="1" r:id="rIdpqdenoijwhz2c47o_ghaw">
               <w:r>
                 <w:rPr>
                   <w:rFonts w:ascii="Arial" w:cs="Arial" w:eastAsia="Arial" w:hAnsi="Arial"/>
@@ -3769,7 +3769,7 @@
               <w:spacing w:after="10" w:before="0"/>
               <w:ind w:left="120"/>
             </w:pPr>
-            <w:hyperlink w:history="1" r:id="rId7icoa7qqodo1ktuddbkzp">
+            <w:hyperlink w:history="1" r:id="rId-my4kjjzhy72w9p2su7hj">
               <w:r>
                 <w:rPr>
                   <w:rFonts w:ascii="Arial" w:cs="Arial" w:eastAsia="Arial" w:hAnsi="Arial"/>
@@ -3814,7 +3814,7 @@
             <w:pPr>
               <w:spacing w:after="20" w:before="0"/>
             </w:pPr>
-            <w:hyperlink w:history="1" r:id="rIdfwg2ui-tezz0cch4kwr4k">
+            <w:hyperlink w:history="1" r:id="rIda7zxgcueuqh5z1hhejpxf">
               <w:r>
                 <w:rPr>
                   <w:rFonts w:ascii="Arial" w:cs="Arial" w:eastAsia="Arial" w:hAnsi="Arial"/>
@@ -3847,7 +3847,7 @@
               <w:spacing w:after="10" w:before="0"/>
               <w:ind w:left="120"/>
             </w:pPr>
-            <w:hyperlink w:history="1" r:id="rId6nona6hnatamujavetcmy">
+            <w:hyperlink w:history="1" r:id="rId4fzjqhbn_v7woy28jdgql">
               <w:r>
                 <w:rPr>
                   <w:rFonts w:ascii="Arial" w:cs="Arial" w:eastAsia="Arial" w:hAnsi="Arial"/>
@@ -4042,7 +4042,7 @@
             <w:pPr>
               <w:spacing w:after="20" w:before="0"/>
             </w:pPr>
-            <w:hyperlink w:history="1" r:id="rIdfoixubzp47wrjfcq74psb">
+            <w:hyperlink w:history="1" r:id="rIdqjpaey3jhym2ccil0we5s">
               <w:r>
                 <w:rPr>
                   <w:rFonts w:ascii="Arial" w:cs="Arial" w:eastAsia="Arial" w:hAnsi="Arial"/>
@@ -4091,7 +4091,7 @@
               <w:spacing w:after="10" w:before="0"/>
               <w:ind w:left="120"/>
             </w:pPr>
-            <w:hyperlink w:history="1" r:id="rIdhizs3cklgqt2osp0ik1le">
+            <w:hyperlink w:history="1" r:id="rIde760sakhbroqaqtkh9nr2">
               <w:r>
                 <w:rPr>
                   <w:rFonts w:ascii="Arial" w:cs="Arial" w:eastAsia="Arial" w:hAnsi="Arial"/>
@@ -4136,7 +4136,7 @@
             <w:pPr>
               <w:spacing w:after="20" w:before="0"/>
             </w:pPr>
-            <w:hyperlink w:history="1" r:id="rIdlcobfieh6itisstsgwpsw">
+            <w:hyperlink w:history="1" r:id="rId_rltyx4ujc3nsjdnjnuil">
               <w:r>
                 <w:rPr>
                   <w:rFonts w:ascii="Arial" w:cs="Arial" w:eastAsia="Arial" w:hAnsi="Arial"/>
@@ -4169,7 +4169,7 @@
               <w:spacing w:after="10" w:before="0"/>
               <w:ind w:left="120"/>
             </w:pPr>
-            <w:hyperlink w:history="1" r:id="rIdvtu6tgu3xqcwa7qxgch9g">
+            <w:hyperlink w:history="1" r:id="rIdreh-d2a8elyfquv4_lt-g">
               <w:r>
                 <w:rPr>
                   <w:rFonts w:ascii="Arial" w:cs="Arial" w:eastAsia="Arial" w:hAnsi="Arial"/>
@@ -4364,7 +4364,7 @@
             <w:pPr>
               <w:spacing w:after="20" w:before="0"/>
             </w:pPr>
-            <w:hyperlink w:history="1" r:id="rIdiqcfo8z_pzj7pdqdhqsja">
+            <w:hyperlink w:history="1" r:id="rIddehwzoh_aellb_strxord">
               <w:r>
                 <w:rPr>
                   <w:rFonts w:ascii="Arial" w:cs="Arial" w:eastAsia="Arial" w:hAnsi="Arial"/>
@@ -4413,7 +4413,7 @@
               <w:spacing w:after="10" w:before="0"/>
               <w:ind w:left="120"/>
             </w:pPr>
-            <w:hyperlink w:history="1" r:id="rIdtce1cg7swghxmmd2bmfi2">
+            <w:hyperlink w:history="1" r:id="rId2ittgikjyhpwleygdv-ez">
               <w:r>
                 <w:rPr>
                   <w:rFonts w:ascii="Arial" w:cs="Arial" w:eastAsia="Arial" w:hAnsi="Arial"/>
@@ -4458,7 +4458,7 @@
             <w:pPr>
               <w:spacing w:after="20" w:before="0"/>
             </w:pPr>
-            <w:hyperlink w:history="1" r:id="rIdvarmvbggqtgwq3i9wqptf">
+            <w:hyperlink w:history="1" r:id="rIdk0h4_civvk7hlaszayksx">
               <w:r>
                 <w:rPr>
                   <w:rFonts w:ascii="Arial" w:cs="Arial" w:eastAsia="Arial" w:hAnsi="Arial"/>
@@ -4491,7 +4491,7 @@
               <w:spacing w:after="10" w:before="0"/>
               <w:ind w:left="120"/>
             </w:pPr>
-            <w:hyperlink w:history="1" r:id="rIdgebnmfp72igx8fxqkuxkc">
+            <w:hyperlink w:history="1" r:id="rId0xwqefjvalvjek3nmtg_h">
               <w:r>
                 <w:rPr>
                   <w:rFonts w:ascii="Arial" w:cs="Arial" w:eastAsia="Arial" w:hAnsi="Arial"/>
@@ -4686,7 +4686,7 @@
             <w:pPr>
               <w:spacing w:after="20" w:before="0"/>
             </w:pPr>
-            <w:hyperlink w:history="1" r:id="rIdua1pnauamzcjsi49l2ebg">
+            <w:hyperlink w:history="1" r:id="rIdqcqryanap_ucq3b4umfqd">
               <w:r>
                 <w:rPr>
                   <w:rFonts w:ascii="Arial" w:cs="Arial" w:eastAsia="Arial" w:hAnsi="Arial"/>
@@ -4735,7 +4735,7 @@
               <w:spacing w:after="10" w:before="0"/>
               <w:ind w:left="120"/>
             </w:pPr>
-            <w:hyperlink w:history="1" r:id="rIdulnvkzfjmeri509fejelf">
+            <w:hyperlink w:history="1" r:id="rIdosdh017nbl-xrhxkyx1bq">
               <w:r>
                 <w:rPr>
                   <w:rFonts w:ascii="Arial" w:cs="Arial" w:eastAsia="Arial" w:hAnsi="Arial"/>
@@ -4780,7 +4780,7 @@
             <w:pPr>
               <w:spacing w:after="20" w:before="0"/>
             </w:pPr>
-            <w:hyperlink w:history="1" r:id="rIdowg91zzo1llm_emtz0vpm">
+            <w:hyperlink w:history="1" r:id="rIdzv1psz84sgl_emvi_bd2v">
               <w:r>
                 <w:rPr>
                   <w:rFonts w:ascii="Arial" w:cs="Arial" w:eastAsia="Arial" w:hAnsi="Arial"/>
@@ -4829,7 +4829,7 @@
               <w:spacing w:after="10" w:before="0"/>
               <w:ind w:left="120"/>
             </w:pPr>
-            <w:hyperlink w:history="1" r:id="rIdqnmyhqzenhlctvd06pxcb">
+            <w:hyperlink w:history="1" r:id="rIde1b2nypmcg0omkssiamc4">
               <w:r>
                 <w:rPr>
                   <w:rFonts w:ascii="Arial" w:cs="Arial" w:eastAsia="Arial" w:hAnsi="Arial"/>
@@ -5341,7 +5341,7 @@
         </w:rPr>
         <w:t xml:space="preserve">© 2026 SeaVuria and ARES. Aligned with KICD objectives. Developed by SeaVuria; technical implementation by ARES (with AI assistance from Claude). Licensed under </w:t>
       </w:r>
-      <w:hyperlink w:history="1" r:id="rIddgxbrm8lheqhbffysnu_m">
+      <w:hyperlink w:history="1" r:id="rIdrf-gpv_c9uk1bnrh8qkuo">
         <w:r>
           <w:rPr>
             <w:rFonts w:ascii="Arial" w:cs="Arial" w:eastAsia="Arial" w:hAnsi="Arial"/>
@@ -5362,7 +5362,7 @@
         </w:rPr>
         <w:t xml:space="preserve"> (</w:t>
       </w:r>
-      <w:hyperlink w:history="1" r:id="rId4uenum2ghqvkytmswxrnj">
+      <w:hyperlink w:history="1" r:id="rIdvf2ptknzynls8-ilghgoj">
         <w:r>
           <w:rPr>
             <w:rFonts w:ascii="Arial" w:cs="Arial" w:eastAsia="Arial" w:hAnsi="Arial"/>
@@ -6554,7 +6554,7 @@
             <w:pPr>
               <w:spacing w:after="20" w:before="0"/>
             </w:pPr>
-            <w:hyperlink w:history="1" r:id="rIdfkytqh-dkedijkknv3pkg">
+            <w:hyperlink w:history="1" r:id="rIdxp503qqofisyrpsm9nvpg">
               <w:r>
                 <w:rPr>
                   <w:rFonts w:ascii="Arial" w:cs="Arial" w:eastAsia="Arial" w:hAnsi="Arial"/>
@@ -6587,7 +6587,7 @@
               <w:spacing w:after="10" w:before="0"/>
               <w:ind w:left="120"/>
             </w:pPr>
-            <w:hyperlink w:history="1" r:id="rIdmmkv6hgpiryxo7wseqaho">
+            <w:hyperlink w:history="1" r:id="rIdb86h1ooyeb6d4bqq1ta4r">
               <w:r>
                 <w:rPr>
                   <w:rFonts w:ascii="Arial" w:cs="Arial" w:eastAsia="Arial" w:hAnsi="Arial"/>
@@ -6632,7 +6632,7 @@
             <w:pPr>
               <w:spacing w:after="20" w:before="0"/>
             </w:pPr>
-            <w:hyperlink w:history="1" r:id="rIdsqiewt0a2hjtayi0u31cj">
+            <w:hyperlink w:history="1" r:id="rIdk_qp3fzscovbrjqgzmsg4">
               <w:r>
                 <w:rPr>
                   <w:rFonts w:ascii="Arial" w:cs="Arial" w:eastAsia="Arial" w:hAnsi="Arial"/>
@@ -6665,7 +6665,7 @@
               <w:spacing w:after="10" w:before="0"/>
               <w:ind w:left="120"/>
             </w:pPr>
-            <w:hyperlink w:history="1" r:id="rIdetpszuic4dhs5xa9y0ghk">
+            <w:hyperlink w:history="1" r:id="rIdzzzrjiikoi5ps3ecdiy1x">
               <w:r>
                 <w:rPr>
                   <w:rFonts w:ascii="Arial" w:cs="Arial" w:eastAsia="Arial" w:hAnsi="Arial"/>
@@ -6860,7 +6860,7 @@
             <w:pPr>
               <w:spacing w:after="20" w:before="0"/>
             </w:pPr>
-            <w:hyperlink w:history="1" r:id="rIdcnozvphkhgvkhqqfoxfha">
+            <w:hyperlink w:history="1" r:id="rIdh3hv-gmusmo-yt6xztqr2">
               <w:r>
                 <w:rPr>
                   <w:rFonts w:ascii="Arial" w:cs="Arial" w:eastAsia="Arial" w:hAnsi="Arial"/>
@@ -6893,7 +6893,7 @@
               <w:spacing w:after="10" w:before="0"/>
               <w:ind w:left="120"/>
             </w:pPr>
-            <w:hyperlink w:history="1" r:id="rIdlkge-cpz7fbj6lmd_ia3x">
+            <w:hyperlink w:history="1" r:id="rIdkzlk0gbgsa-9nrncl0542">
               <w:r>
                 <w:rPr>
                   <w:rFonts w:ascii="Arial" w:cs="Arial" w:eastAsia="Arial" w:hAnsi="Arial"/>
@@ -6938,7 +6938,7 @@
             <w:pPr>
               <w:spacing w:after="20" w:before="0"/>
             </w:pPr>
-            <w:hyperlink w:history="1" r:id="rIdk_wdki5k8aruayzb6neh5">
+            <w:hyperlink w:history="1" r:id="rIdr76lz4czejnjmxnzhbgox">
               <w:r>
                 <w:rPr>
                   <w:rFonts w:ascii="Arial" w:cs="Arial" w:eastAsia="Arial" w:hAnsi="Arial"/>
@@ -6971,7 +6971,7 @@
               <w:spacing w:after="10" w:before="0"/>
               <w:ind w:left="120"/>
             </w:pPr>
-            <w:hyperlink w:history="1" r:id="rIdl33t8afwnqgdxwwxpplhd">
+            <w:hyperlink w:history="1" r:id="rId0rpyqxzlsgzrbyqbmdsoy">
               <w:r>
                 <w:rPr>
                   <w:rFonts w:ascii="Arial" w:cs="Arial" w:eastAsia="Arial" w:hAnsi="Arial"/>
@@ -7045,7 +7045,7 @@
                 <w:sz w:val="18"/>
                 <w:szCs w:val="18"/>
               </w:rPr>
-              <w:t xml:space="preserve">Distribute the Nairobi grid-map worksheets and squared paper. Say: 'Your task is to represent the two matatu journeys as mathematical arrows — directed line segments. Draw each arrow, then label it using the vector notations I am about to show you.' Model ONE example on the board: draw a vector from point K (Kencom) to point W (Westlands) — say: 'I place my pencil at K — that is the TAIL of the vector. I draw the line toward Westlands, and I put the arrowhead at W — that is the HEAD. The arrowhead tells us direction; the length tells us magnitude. Now I label it.' Write on the board: bold **v**, v̲ (underline), KW with an overhead arrow, and the column vector (−5, 6) as an approximation (explain units). Allow 8 minutes of independent drawing. Circulate — every 2 minutes make one targeted stop: (Stop 1) check arrowhead direction is correct; (Stop 2) check at least two notation forms are used; (Stop 3) check the cut-out placement activity is underway. After 8 minutes, cold-call 2 learners to hold up their grid drawings. Ask the class: 'Are these two vectors — the Westlands arrow and the South B arrow — the same vector or different vectors? Turn and talk for 30 seconds.' (WAIT TIME 2 — 30 seconds pair talk.) Cold-call 3 pairs for responses. Use probing question: 'What exactly makes them different — the length, the direction, or both?'</w:t>
+              <w:t xml:space="preserve">Distribute the Nairobi grid-map worksheets and squared paper. Say: 'Your task is to represent the two matatu journeys as mathematical arrows — directed line segments. Draw each arrow, then label it using the vector notations I am about to show you.' Model ONE example on the board: draw a vector from point K (Kencom) to point W (Westlands) — say: 'I place my pencil at K — that is the TAIL of the vector. I draw the line toward Westlands, and I put the arrowhead at W — that is the HEAD. The arrowhead tells us direction; the length tells us magnitude. Now I label it.' Write on the board: bold **v**, v̲ (underline), KW with an overhead arrow, and the column vector (−6, 5) as an approximation (explain units). Allow 8 minutes of independent drawing. Circulate — every 2 minutes make one targeted stop: (Stop 1) check arrowhead direction is correct; (Stop 2) check at least two notation forms are used; (Stop 3) check the cut-out placement activity is underway. After 8 minutes, cold-call 2 learners to hold up their grid drawings. Ask the class: 'Are these two vectors — the Westlands arrow and the South B arrow — the same vector or different vectors? Turn and talk for 30 seconds.' (WAIT TIME 2 — 30 seconds pair talk.) Cold-call 3 pairs for responses. Use probing question: 'What exactly makes them different — the length, the direction, or both?'</w:t>
             </w:r>
           </w:p>
         </w:tc>
@@ -7166,7 +7166,7 @@
             <w:pPr>
               <w:spacing w:after="20" w:before="0"/>
             </w:pPr>
-            <w:hyperlink w:history="1" r:id="rIdazhs__qdwiw83avt-r588">
+            <w:hyperlink w:history="1" r:id="rIdmdar89x70huehq92s_cif">
               <w:r>
                 <w:rPr>
                   <w:rFonts w:ascii="Arial" w:cs="Arial" w:eastAsia="Arial" w:hAnsi="Arial"/>
@@ -7199,7 +7199,7 @@
               <w:spacing w:after="10" w:before="0"/>
               <w:ind w:left="120"/>
             </w:pPr>
-            <w:hyperlink w:history="1" r:id="rIdyj0ae-nyuhsa8hz1hkmhk">
+            <w:hyperlink w:history="1" r:id="rIdx_8yd7pior8uchjfhnsci">
               <w:r>
                 <w:rPr>
                   <w:rFonts w:ascii="Arial" w:cs="Arial" w:eastAsia="Arial" w:hAnsi="Arial"/>
@@ -7244,7 +7244,7 @@
             <w:pPr>
               <w:spacing w:after="20" w:before="0"/>
             </w:pPr>
-            <w:hyperlink w:history="1" r:id="rIdvwaggm03rdcazd6xlx16n">
+            <w:hyperlink w:history="1" r:id="rId_c7zbbfbxmb0raoepe6oc">
               <w:r>
                 <w:rPr>
                   <w:rFonts w:ascii="Arial" w:cs="Arial" w:eastAsia="Arial" w:hAnsi="Arial"/>
@@ -7293,7 +7293,7 @@
               <w:spacing w:after="10" w:before="0"/>
               <w:ind w:left="120"/>
             </w:pPr>
-            <w:hyperlink w:history="1" r:id="rIdjkqr8npepsyralqsqffav">
+            <w:hyperlink w:history="1" r:id="rIdne2fqbxt-htdxophazfqy">
               <w:r>
                 <w:rPr>
                   <w:rFonts w:ascii="Arial" w:cs="Arial" w:eastAsia="Arial" w:hAnsi="Arial"/>
@@ -7335,7 +7335,7 @@
                 <w:sz w:val="18"/>
                 <w:szCs w:val="18"/>
               </w:rPr>
-              <w:t xml:space="preserve">Learners work in pairs to complete a structured 'Notation Translation Table' — a table with four rows, each giving a vector in ONE notation form and asking learners to express it in the other three. Example row: given the column vector (3, −4), write it as bold notation, underline notation, and describe the geometric arrow (direction: 3 units right, 4 units down; magnitude: 5 units by Pythagoras — a preview of magnitude calculation in a later lesson). A second task asks: 'On the Cartesian grid below, vectors P, Q, and R are drawn. Which are equivalent to the Westlands vector (−5, 6)? Circle them and write one sentence explaining why.' This directly links back to the cut-out activity and the phenomenon.</w:t>
+              <w:t xml:space="preserve">Learners work in pairs to complete a structured 'Notation Translation Table' — a table with four rows, each giving a vector in ONE notation form and asking learners to express it in the other three. Example row: given the column vector (3, −4), write it as bold notation, underline notation, and describe the geometric arrow (direction: 3 units right, 4 units down; magnitude: 5 units by Pythagoras — a preview of magnitude calculation in a later lesson). A second task asks: 'On the Cartesian grid below, vectors P, Q, and R are drawn. Which are equivalent to the Westlands vector (−6, 5)? Circle them and write one sentence explaining why.' This directly links back to the cut-out activity and the phenomenon.</w:t>
             </w:r>
           </w:p>
         </w:tc>
@@ -7367,7 +7367,7 @@
                 <w:sz w:val="18"/>
                 <w:szCs w:val="18"/>
               </w:rPr>
-              <w:t xml:space="preserve">Say: 'You have seen two ways to write and draw vectors. Now work with your partner to complete the Notation Translation Table. You have 6 minutes.' Allow 6 minutes of pair work. Circulate and listen for: confusion between bold and underline (both acceptable in Kenyan Senior School); errors in reading column vector components (x-component first, y-component second). After 6 minutes, pause the class. Say: 'Let us look at the equivalent-vectors task together. I am going to show three arrows on the board — P, Q, and R. I want three volunteers to come and write the column vector for each.' Cold-call 3 learners (aim for gender balance). After each learner writes a column vector, ask the class: 'Is this vector equivalent to our Westlands vector? Give me a thumbs-up or thumbs-down.' (WAIT TIME: 10 seconds per vector.) After all three, say: 'So equivalent vectors must have IDENTICAL column vectors — same x-component, same y-component. This means same magnitude AND same direction. Where those arrows sit on the grid does not matter.' Connect back to phenomenon: 'If I told a matatu driver — your journey is vector (−5, 6) — he knows exactly how far and which way to go, no matter where he starts. This is why we need vector notation, not just the number 8.'</w:t>
+              <w:t xml:space="preserve">Say: 'You have seen two ways to write and draw vectors. Now work with your partner to complete the Notation Translation Table. You have 6 minutes.' Allow 6 minutes of pair work. Circulate and listen for: confusion between bold and underline (both acceptable in Kenyan Senior School); errors in reading column vector components (x-component first, y-component second). After 6 minutes, pause the class. Say: 'Let us look at the equivalent-vectors task together. I am going to show three arrows on the board — P, Q, and R. I want three volunteers to come and write the column vector for each.' Cold-call 3 learners (aim for gender balance). After each learner writes a column vector, ask the class: 'Is this vector equivalent to our Westlands vector? Give me a thumbs-up or thumbs-down.' (WAIT TIME: 10 seconds per vector.) After all three, say: 'So equivalent vectors must have IDENTICAL column vectors — same x-component, same y-component. This means same magnitude AND same direction. Where those arrows sit on the grid does not matter.' Connect back to phenomenon: 'If I told a matatu driver — your journey is vector (−6, 5) — he knows exactly how far and which way to go, no matter where he starts. This is why we need vector notation, not just the number 8.'</w:t>
             </w:r>
           </w:p>
         </w:tc>
@@ -7488,7 +7488,7 @@
             <w:pPr>
               <w:spacing w:after="20" w:before="0"/>
             </w:pPr>
-            <w:hyperlink w:history="1" r:id="rIdylmn_p3dwtfnf6-wj5myb">
+            <w:hyperlink w:history="1" r:id="rId1zei0vcmtmbcvsyxhks4d">
               <w:r>
                 <w:rPr>
                   <w:rFonts w:ascii="Arial" w:cs="Arial" w:eastAsia="Arial" w:hAnsi="Arial"/>
@@ -7521,7 +7521,7 @@
               <w:spacing w:after="10" w:before="0"/>
               <w:ind w:left="120"/>
             </w:pPr>
-            <w:hyperlink w:history="1" r:id="rId-q0mu09gq3gxv-mnkukrv">
+            <w:hyperlink w:history="1" r:id="rId_x5cftcovyyevfuo-mkgx">
               <w:r>
                 <w:rPr>
                   <w:rFonts w:ascii="Arial" w:cs="Arial" w:eastAsia="Arial" w:hAnsi="Arial"/>
@@ -7566,7 +7566,7 @@
             <w:pPr>
               <w:spacing w:after="20" w:before="0"/>
             </w:pPr>
-            <w:hyperlink w:history="1" r:id="rIdfn3zzghjrr61sgib4hhts">
+            <w:hyperlink w:history="1" r:id="rId1wp9khxgpbkh-0awel3d-">
               <w:r>
                 <w:rPr>
                   <w:rFonts w:ascii="Arial" w:cs="Arial" w:eastAsia="Arial" w:hAnsi="Arial"/>
@@ -7615,7 +7615,7 @@
               <w:spacing w:after="10" w:before="0"/>
               <w:ind w:left="120"/>
             </w:pPr>
-            <w:hyperlink w:history="1" r:id="rIdpqubdm-xp2xx8ov4weoi1">
+            <w:hyperlink w:history="1" r:id="rIdcux-r6lrlsuzgqwjcm3ho">
               <w:r>
                 <w:rPr>
                   <w:rFonts w:ascii="Arial" w:cs="Arial" w:eastAsia="Arial" w:hAnsi="Arial"/>
@@ -7810,7 +7810,7 @@
             <w:pPr>
               <w:spacing w:after="20" w:before="0"/>
             </w:pPr>
-            <w:hyperlink w:history="1" r:id="rIdlayzsxjkzfqj0vjd1birb">
+            <w:hyperlink w:history="1" r:id="rId1a4nma_kldo7zdq7svhjf">
               <w:r>
                 <w:rPr>
                   <w:rFonts w:ascii="Arial" w:cs="Arial" w:eastAsia="Arial" w:hAnsi="Arial"/>
@@ -7843,7 +7843,7 @@
               <w:spacing w:after="10" w:before="0"/>
               <w:ind w:left="120"/>
             </w:pPr>
-            <w:hyperlink w:history="1" r:id="rIduwr6kwe2vwag2aqkav9ug">
+            <w:hyperlink w:history="1" r:id="rIdri0p6kj6pwlzd5tsdfnaz">
               <w:r>
                 <w:rPr>
                   <w:rFonts w:ascii="Arial" w:cs="Arial" w:eastAsia="Arial" w:hAnsi="Arial"/>
@@ -7888,7 +7888,7 @@
             <w:pPr>
               <w:spacing w:after="20" w:before="0"/>
             </w:pPr>
-            <w:hyperlink w:history="1" r:id="rIdoshcftj80ibafp9ozyqil">
+            <w:hyperlink w:history="1" r:id="rIdoplfpg7fxs9pdyih9whj1">
               <w:r>
                 <w:rPr>
                   <w:rFonts w:ascii="Arial" w:cs="Arial" w:eastAsia="Arial" w:hAnsi="Arial"/>
@@ -7937,7 +7937,7 @@
               <w:spacing w:after="10" w:before="0"/>
               <w:ind w:left="120"/>
             </w:pPr>
-            <w:hyperlink w:history="1" r:id="rIdggypjwmcgcnypaajcluq8">
+            <w:hyperlink w:history="1" r:id="rId6tqp6ncokzohqpiukimyx">
               <w:r>
                 <w:rPr>
                   <w:rFonts w:ascii="Arial" w:cs="Arial" w:eastAsia="Arial" w:hAnsi="Arial"/>
@@ -8525,7 +8525,7 @@
         </w:rPr>
         <w:t xml:space="preserve">© 2026 SeaVuria and ARES. Aligned with KICD objectives. Developed by SeaVuria; technical implementation by ARES (with AI assistance from Claude). Licensed under </w:t>
       </w:r>
-      <w:hyperlink w:history="1" r:id="rIdkyyfd2itqtxcvurjm79it">
+      <w:hyperlink w:history="1" r:id="rIdjpzp0yzh2-4glw0z1mrmi">
         <w:r>
           <w:rPr>
             <w:rFonts w:ascii="Arial" w:cs="Arial" w:eastAsia="Arial" w:hAnsi="Arial"/>
@@ -8546,7 +8546,7 @@
         </w:rPr>
         <w:t xml:space="preserve"> (</w:t>
       </w:r>
-      <w:hyperlink w:history="1" r:id="rIdvltoizmnqhi20wiqckmkm">
+      <w:hyperlink w:history="1" r:id="rIdru6zbs1uzxtd8n7om6wke">
         <w:r>
           <w:rPr>
             <w:rFonts w:ascii="Arial" w:cs="Arial" w:eastAsia="Arial" w:hAnsi="Arial"/>
@@ -9559,7 +9559,7 @@
             <w:pPr>
               <w:spacing w:after="20" w:before="0"/>
             </w:pPr>
-            <w:hyperlink w:history="1" r:id="rIdbrplmob0jw8k2mvuj-hnj">
+            <w:hyperlink w:history="1" r:id="rIdx8o2vi_jiyvdhav3wqyf5">
               <w:r>
                 <w:rPr>
                   <w:rFonts w:ascii="Arial" w:cs="Arial" w:eastAsia="Arial" w:hAnsi="Arial"/>
@@ -9592,7 +9592,7 @@
               <w:spacing w:after="10" w:before="0"/>
               <w:ind w:left="120"/>
             </w:pPr>
-            <w:hyperlink w:history="1" r:id="rIdod9a8npsocv4uuddunk5h">
+            <w:hyperlink w:history="1" r:id="rIdu0td8bfwztisf52crr56t">
               <w:r>
                 <w:rPr>
                   <w:rFonts w:ascii="Arial" w:cs="Arial" w:eastAsia="Arial" w:hAnsi="Arial"/>
@@ -9637,7 +9637,7 @@
             <w:pPr>
               <w:spacing w:after="20" w:before="0"/>
             </w:pPr>
-            <w:hyperlink w:history="1" r:id="rIdvyusguoyuucdvulus1dpz">
+            <w:hyperlink w:history="1" r:id="rIdijyw5y4rcpwubobqqf0cj">
               <w:r>
                 <w:rPr>
                   <w:rFonts w:ascii="Arial" w:cs="Arial" w:eastAsia="Arial" w:hAnsi="Arial"/>
@@ -9670,7 +9670,7 @@
               <w:spacing w:after="10" w:before="0"/>
               <w:ind w:left="120"/>
             </w:pPr>
-            <w:hyperlink w:history="1" r:id="rIdzibejt5wbxyn3wmuf8zdf">
+            <w:hyperlink w:history="1" r:id="rId6nroljbbe51kccc9hlew0">
               <w:r>
                 <w:rPr>
                   <w:rFonts w:ascii="Arial" w:cs="Arial" w:eastAsia="Arial" w:hAnsi="Arial"/>
@@ -9865,7 +9865,7 @@
             <w:pPr>
               <w:spacing w:after="20" w:before="0"/>
             </w:pPr>
-            <w:hyperlink w:history="1" r:id="rIdby1bqve2wxno3843qvelx">
+            <w:hyperlink w:history="1" r:id="rIdbxbapv2vx8cus5gye4gvs">
               <w:r>
                 <w:rPr>
                   <w:rFonts w:ascii="Arial" w:cs="Arial" w:eastAsia="Arial" w:hAnsi="Arial"/>
@@ -9898,7 +9898,7 @@
               <w:spacing w:after="10" w:before="0"/>
               <w:ind w:left="120"/>
             </w:pPr>
-            <w:hyperlink w:history="1" r:id="rIdldltbwnp_48fggrpne7hl">
+            <w:hyperlink w:history="1" r:id="rIdbzs2si40mmnc1whta5mfc">
               <w:r>
                 <w:rPr>
                   <w:rFonts w:ascii="Arial" w:cs="Arial" w:eastAsia="Arial" w:hAnsi="Arial"/>
@@ -9943,7 +9943,7 @@
             <w:pPr>
               <w:spacing w:after="20" w:before="0"/>
             </w:pPr>
-            <w:hyperlink w:history="1" r:id="rIdhxzxtr0ryzujiygxqcn2y">
+            <w:hyperlink w:history="1" r:id="rIdt-2u1zcp1yeohmf6xyfxg">
               <w:r>
                 <w:rPr>
                   <w:rFonts w:ascii="Arial" w:cs="Arial" w:eastAsia="Arial" w:hAnsi="Arial"/>
@@ -9976,7 +9976,7 @@
               <w:spacing w:after="10" w:before="0"/>
               <w:ind w:left="120"/>
             </w:pPr>
-            <w:hyperlink w:history="1" r:id="rId0cjdilgdxgkqle2gna8gi">
+            <w:hyperlink w:history="1" r:id="rIdmujcwkw_mdvd7brg69hfi">
               <w:r>
                 <w:rPr>
                   <w:rFonts w:ascii="Arial" w:cs="Arial" w:eastAsia="Arial" w:hAnsi="Arial"/>
@@ -10171,7 +10171,7 @@
             <w:pPr>
               <w:spacing w:after="20" w:before="0"/>
             </w:pPr>
-            <w:hyperlink w:history="1" r:id="rIdsryryuu2lnin3e14yvqz7">
+            <w:hyperlink w:history="1" r:id="rIdizx-zqex3p7lfw5p3td0-">
               <w:r>
                 <w:rPr>
                   <w:rFonts w:ascii="Arial" w:cs="Arial" w:eastAsia="Arial" w:hAnsi="Arial"/>
@@ -10220,7 +10220,7 @@
               <w:spacing w:after="10" w:before="0"/>
               <w:ind w:left="120"/>
             </w:pPr>
-            <w:hyperlink w:history="1" r:id="rIdhmjfs9mg_0rvbldtqc09y">
+            <w:hyperlink w:history="1" r:id="rIdpbjxfkwqg39nfb2n2pkgc">
               <w:r>
                 <w:rPr>
                   <w:rFonts w:ascii="Arial" w:cs="Arial" w:eastAsia="Arial" w:hAnsi="Arial"/>
@@ -10265,7 +10265,7 @@
             <w:pPr>
               <w:spacing w:after="20" w:before="0"/>
             </w:pPr>
-            <w:hyperlink w:history="1" r:id="rIda6mqhfdpzyb-b6y3wrsij">
+            <w:hyperlink w:history="1" r:id="rIdqmuipelxndirfu5j-lpgi">
               <w:r>
                 <w:rPr>
                   <w:rFonts w:ascii="Arial" w:cs="Arial" w:eastAsia="Arial" w:hAnsi="Arial"/>
@@ -10298,7 +10298,7 @@
               <w:spacing w:after="10" w:before="0"/>
               <w:ind w:left="120"/>
             </w:pPr>
-            <w:hyperlink w:history="1" r:id="rIdbufijb3heotqtadfn8ez5">
+            <w:hyperlink w:history="1" r:id="rIdfz-zch1s_h29znwkz9stb">
               <w:r>
                 <w:rPr>
                   <w:rFonts w:ascii="Arial" w:cs="Arial" w:eastAsia="Arial" w:hAnsi="Arial"/>
@@ -10493,7 +10493,7 @@
             <w:pPr>
               <w:spacing w:after="20" w:before="0"/>
             </w:pPr>
-            <w:hyperlink w:history="1" r:id="rIdl3w0mltiyx5dg5xxx5lu1">
+            <w:hyperlink w:history="1" r:id="rId7b5-2aj5sstez1j3m6dnb">
               <w:r>
                 <w:rPr>
                   <w:rFonts w:ascii="Arial" w:cs="Arial" w:eastAsia="Arial" w:hAnsi="Arial"/>
@@ -10542,7 +10542,7 @@
               <w:spacing w:after="10" w:before="0"/>
               <w:ind w:left="120"/>
             </w:pPr>
-            <w:hyperlink w:history="1" r:id="rIdntja9edtsnv1suhbvja31">
+            <w:hyperlink w:history="1" r:id="rIdscpchndwkot625byyn8jp">
               <w:r>
                 <w:rPr>
                   <w:rFonts w:ascii="Arial" w:cs="Arial" w:eastAsia="Arial" w:hAnsi="Arial"/>
@@ -10587,7 +10587,7 @@
             <w:pPr>
               <w:spacing w:after="20" w:before="0"/>
             </w:pPr>
-            <w:hyperlink w:history="1" r:id="rIdeznzedjnsl7bddxf43sae">
+            <w:hyperlink w:history="1" r:id="rIdo2l5naepho4-zeq24ns7s">
               <w:r>
                 <w:rPr>
                   <w:rFonts w:ascii="Arial" w:cs="Arial" w:eastAsia="Arial" w:hAnsi="Arial"/>
@@ -10620,7 +10620,7 @@
               <w:spacing w:after="10" w:before="0"/>
               <w:ind w:left="120"/>
             </w:pPr>
-            <w:hyperlink w:history="1" r:id="rIdw1cq6bq-lpfi8_x2dghg9">
+            <w:hyperlink w:history="1" r:id="rIdgddnav8khuvrd-rfytctx">
               <w:r>
                 <w:rPr>
                   <w:rFonts w:ascii="Arial" w:cs="Arial" w:eastAsia="Arial" w:hAnsi="Arial"/>
@@ -10815,7 +10815,7 @@
             <w:pPr>
               <w:spacing w:after="20" w:before="0"/>
             </w:pPr>
-            <w:hyperlink w:history="1" r:id="rId-6lasogpq9a7ruiypc9jr">
+            <w:hyperlink w:history="1" r:id="rIdaxufeevjww2fsnnto8lls">
               <w:r>
                 <w:rPr>
                   <w:rFonts w:ascii="Arial" w:cs="Arial" w:eastAsia="Arial" w:hAnsi="Arial"/>
@@ -10864,7 +10864,7 @@
               <w:spacing w:after="10" w:before="0"/>
               <w:ind w:left="120"/>
             </w:pPr>
-            <w:hyperlink w:history="1" r:id="rIdo-jsk8m5pipu4_-y62pav">
+            <w:hyperlink w:history="1" r:id="rIdk9fnkyjgsa558ppoh6tns">
               <w:r>
                 <w:rPr>
                   <w:rFonts w:ascii="Arial" w:cs="Arial" w:eastAsia="Arial" w:hAnsi="Arial"/>
@@ -10909,7 +10909,7 @@
             <w:pPr>
               <w:spacing w:after="20" w:before="0"/>
             </w:pPr>
-            <w:hyperlink w:history="1" r:id="rIdf5hji2zdhqa0xg2cr9ftr">
+            <w:hyperlink w:history="1" r:id="rIduwt3iewpp2m6_i4jg9dql">
               <w:r>
                 <w:rPr>
                   <w:rFonts w:ascii="Arial" w:cs="Arial" w:eastAsia="Arial" w:hAnsi="Arial"/>
@@ -10942,7 +10942,7 @@
               <w:spacing w:after="10" w:before="0"/>
               <w:ind w:left="120"/>
             </w:pPr>
-            <w:hyperlink w:history="1" r:id="rIdy5e_wkjiuv6wlgdzrr7py">
+            <w:hyperlink w:history="1" r:id="rIdq3aaahwptrl8k3-evs3h1">
               <w:r>
                 <w:rPr>
                   <w:rFonts w:ascii="Arial" w:cs="Arial" w:eastAsia="Arial" w:hAnsi="Arial"/>
@@ -11454,7 +11454,7 @@
         </w:rPr>
         <w:t xml:space="preserve">© 2026 SeaVuria and ARES. Aligned with KICD objectives. Developed by SeaVuria; technical implementation by ARES (with AI assistance from Claude). Licensed under </w:t>
       </w:r>
-      <w:hyperlink w:history="1" r:id="rIdzjnnjdv3i6_p4tzfvx_2u">
+      <w:hyperlink w:history="1" r:id="rId_9jjtctv2kvzubro54xol">
         <w:r>
           <w:rPr>
             <w:rFonts w:ascii="Arial" w:cs="Arial" w:eastAsia="Arial" w:hAnsi="Arial"/>
@@ -11475,7 +11475,7 @@
         </w:rPr>
         <w:t xml:space="preserve"> (</w:t>
       </w:r>
-      <w:hyperlink w:history="1" r:id="rIdzztk5gmdxwbcxiun2otqy">
+      <w:hyperlink w:history="1" r:id="rIdiqsie89rklgdcwaw1marl">
         <w:r>
           <w:rPr>
             <w:rFonts w:ascii="Arial" w:cs="Arial" w:eastAsia="Arial" w:hAnsi="Arial"/>
@@ -12488,7 +12488,7 @@
             <w:pPr>
               <w:spacing w:after="20" w:before="0"/>
             </w:pPr>
-            <w:hyperlink w:history="1" r:id="rIdtw1f-ct2hwqcc0jdtdod_">
+            <w:hyperlink w:history="1" r:id="rIdj8ejazunfpe5xfksmkjjf">
               <w:r>
                 <w:rPr>
                   <w:rFonts w:ascii="Arial" w:cs="Arial" w:eastAsia="Arial" w:hAnsi="Arial"/>
@@ -12521,7 +12521,7 @@
               <w:spacing w:after="10" w:before="0"/>
               <w:ind w:left="120"/>
             </w:pPr>
-            <w:hyperlink w:history="1" r:id="rIdgebx6v85rzhswu8pq7jzn">
+            <w:hyperlink w:history="1" r:id="rIddz8xdrd7fybovj22i9ms1">
               <w:r>
                 <w:rPr>
                   <w:rFonts w:ascii="Arial" w:cs="Arial" w:eastAsia="Arial" w:hAnsi="Arial"/>
@@ -12566,7 +12566,7 @@
             <w:pPr>
               <w:spacing w:after="20" w:before="0"/>
             </w:pPr>
-            <w:hyperlink w:history="1" r:id="rId_afkgwfyllvvrjqvvinfj">
+            <w:hyperlink w:history="1" r:id="rIdfns8s9pufunq4a7l1njdv">
               <w:r>
                 <w:rPr>
                   <w:rFonts w:ascii="Arial" w:cs="Arial" w:eastAsia="Arial" w:hAnsi="Arial"/>
@@ -12599,7 +12599,7 @@
               <w:spacing w:after="10" w:before="0"/>
               <w:ind w:left="120"/>
             </w:pPr>
-            <w:hyperlink w:history="1" r:id="rIdblfnl05-4jxwrwt0klpbf">
+            <w:hyperlink w:history="1" r:id="rIdvemdtq5q4hskiwxfsxdku">
               <w:r>
                 <w:rPr>
                   <w:rFonts w:ascii="Arial" w:cs="Arial" w:eastAsia="Arial" w:hAnsi="Arial"/>
@@ -12870,7 +12870,7 @@
             <w:pPr>
               <w:spacing w:after="20" w:before="0"/>
             </w:pPr>
-            <w:hyperlink w:history="1" r:id="rId-bufec5uiow3dtdp4htig">
+            <w:hyperlink w:history="1" r:id="rId_w0pjqpyg2nbdwekvf6b5">
               <w:r>
                 <w:rPr>
                   <w:rFonts w:ascii="Arial" w:cs="Arial" w:eastAsia="Arial" w:hAnsi="Arial"/>
@@ -12903,7 +12903,7 @@
               <w:spacing w:after="10" w:before="0"/>
               <w:ind w:left="120"/>
             </w:pPr>
-            <w:hyperlink w:history="1" r:id="rId9bzql2zhnz8x53p6j-klr">
+            <w:hyperlink w:history="1" r:id="rIdrkc4e_uvtwqgliw3mvncw">
               <w:r>
                 <w:rPr>
                   <w:rFonts w:ascii="Arial" w:cs="Arial" w:eastAsia="Arial" w:hAnsi="Arial"/>
@@ -12948,7 +12948,7 @@
             <w:pPr>
               <w:spacing w:after="20" w:before="0"/>
             </w:pPr>
-            <w:hyperlink w:history="1" r:id="rId2yilmyu5byvckaemiewqj">
+            <w:hyperlink w:history="1" r:id="rIdxkgg83f8_cbe6b6rd75n3">
               <w:r>
                 <w:rPr>
                   <w:rFonts w:ascii="Arial" w:cs="Arial" w:eastAsia="Arial" w:hAnsi="Arial"/>
@@ -12981,7 +12981,7 @@
               <w:spacing w:after="10" w:before="0"/>
               <w:ind w:left="120"/>
             </w:pPr>
-            <w:hyperlink w:history="1" r:id="rIduqetc3otlhmc762rmfxr3">
+            <w:hyperlink w:history="1" r:id="rIdutrvbpukrcknztuzsdnua">
               <w:r>
                 <w:rPr>
                   <w:rFonts w:ascii="Arial" w:cs="Arial" w:eastAsia="Arial" w:hAnsi="Arial"/>
@@ -13252,7 +13252,7 @@
             <w:pPr>
               <w:spacing w:after="20" w:before="0"/>
             </w:pPr>
-            <w:hyperlink w:history="1" r:id="rIdji5kkeo_dpexnfngxgpf_">
+            <w:hyperlink w:history="1" r:id="rId0xo2wwvi99nauwzwuwa3c">
               <w:r>
                 <w:rPr>
                   <w:rFonts w:ascii="Arial" w:cs="Arial" w:eastAsia="Arial" w:hAnsi="Arial"/>
@@ -13285,7 +13285,7 @@
               <w:spacing w:after="10" w:before="0"/>
               <w:ind w:left="120"/>
             </w:pPr>
-            <w:hyperlink w:history="1" r:id="rIdaoi49vsc6z1vsrtdaxyeb">
+            <w:hyperlink w:history="1" r:id="rIdppsq2gjbuniisoeomd8jm">
               <w:r>
                 <w:rPr>
                   <w:rFonts w:ascii="Arial" w:cs="Arial" w:eastAsia="Arial" w:hAnsi="Arial"/>
@@ -13330,7 +13330,7 @@
             <w:pPr>
               <w:spacing w:after="20" w:before="0"/>
             </w:pPr>
-            <w:hyperlink w:history="1" r:id="rIddsyenhscpqzkltm3vdeaa">
+            <w:hyperlink w:history="1" r:id="rIdvgqz83w25_8aicdqcuizw">
               <w:r>
                 <w:rPr>
                   <w:rFonts w:ascii="Arial" w:cs="Arial" w:eastAsia="Arial" w:hAnsi="Arial"/>
@@ -13363,7 +13363,7 @@
               <w:spacing w:after="10" w:before="0"/>
               <w:ind w:left="120"/>
             </w:pPr>
-            <w:hyperlink w:history="1" r:id="rId1zplq9ewaerg-13phqrx9">
+            <w:hyperlink w:history="1" r:id="rIdofcjuwem2s2abf_9zxbwg">
               <w:r>
                 <w:rPr>
                   <w:rFonts w:ascii="Arial" w:cs="Arial" w:eastAsia="Arial" w:hAnsi="Arial"/>
@@ -13634,7 +13634,7 @@
             <w:pPr>
               <w:spacing w:after="20" w:before="0"/>
             </w:pPr>
-            <w:hyperlink w:history="1" r:id="rIdkup0xa40_fpip7i1itjdp">
+            <w:hyperlink w:history="1" r:id="rIdrdcxynewkeetaga5-aovc">
               <w:r>
                 <w:rPr>
                   <w:rFonts w:ascii="Arial" w:cs="Arial" w:eastAsia="Arial" w:hAnsi="Arial"/>
@@ -13667,7 +13667,7 @@
               <w:spacing w:after="10" w:before="0"/>
               <w:ind w:left="120"/>
             </w:pPr>
-            <w:hyperlink w:history="1" r:id="rIdjxkuurbap3kxasmm8pibp">
+            <w:hyperlink w:history="1" r:id="rIdsoktq6bzqb79dpxofko1-">
               <w:r>
                 <w:rPr>
                   <w:rFonts w:ascii="Arial" w:cs="Arial" w:eastAsia="Arial" w:hAnsi="Arial"/>
@@ -13712,7 +13712,7 @@
             <w:pPr>
               <w:spacing w:after="20" w:before="0"/>
             </w:pPr>
-            <w:hyperlink w:history="1" r:id="rIdivbvknk-13gf3hm-jxa9m">
+            <w:hyperlink w:history="1" r:id="rIdso9qvn53a1gqlqi6a1lfb">
               <w:r>
                 <w:rPr>
                   <w:rFonts w:ascii="Arial" w:cs="Arial" w:eastAsia="Arial" w:hAnsi="Arial"/>
@@ -13745,7 +13745,7 @@
               <w:spacing w:after="10" w:before="0"/>
               <w:ind w:left="120"/>
             </w:pPr>
-            <w:hyperlink w:history="1" r:id="rIdpnrdcoyfejtgcoep9ok2x">
+            <w:hyperlink w:history="1" r:id="rId15gjxh4_c555jsue4ao5g">
               <w:r>
                 <w:rPr>
                   <w:rFonts w:ascii="Arial" w:cs="Arial" w:eastAsia="Arial" w:hAnsi="Arial"/>
@@ -14016,7 +14016,7 @@
             <w:pPr>
               <w:spacing w:after="20" w:before="0"/>
             </w:pPr>
-            <w:hyperlink w:history="1" r:id="rIdqk0d0q0u7pkq7zem6ncxw">
+            <w:hyperlink w:history="1" r:id="rIdalxmvizcdo5npu1ol8hhz">
               <w:r>
                 <w:rPr>
                   <w:rFonts w:ascii="Arial" w:cs="Arial" w:eastAsia="Arial" w:hAnsi="Arial"/>
@@ -14065,7 +14065,7 @@
               <w:spacing w:after="10" w:before="0"/>
               <w:ind w:left="120"/>
             </w:pPr>
-            <w:hyperlink w:history="1" r:id="rIditpb7ps8rrpa7uhmkupng">
+            <w:hyperlink w:history="1" r:id="rIdeunerfstegieryui9p3sp">
               <w:r>
                 <w:rPr>
                   <w:rFonts w:ascii="Arial" w:cs="Arial" w:eastAsia="Arial" w:hAnsi="Arial"/>
@@ -14110,7 +14110,7 @@
             <w:pPr>
               <w:spacing w:after="20" w:before="0"/>
             </w:pPr>
-            <w:hyperlink w:history="1" r:id="rId7dxijgy7hjziexvjqc2ec">
+            <w:hyperlink w:history="1" r:id="rId-dbbatzexobbbmyebkpxs">
               <w:r>
                 <w:rPr>
                   <w:rFonts w:ascii="Arial" w:cs="Arial" w:eastAsia="Arial" w:hAnsi="Arial"/>
@@ -14143,7 +14143,7 @@
               <w:spacing w:after="10" w:before="0"/>
               <w:ind w:left="120"/>
             </w:pPr>
-            <w:hyperlink w:history="1" r:id="rIdadasggnl8napzswod9fmj">
+            <w:hyperlink w:history="1" r:id="rIdzvpha_cvq8c-di9dpj09u">
               <w:r>
                 <w:rPr>
                   <w:rFonts w:ascii="Arial" w:cs="Arial" w:eastAsia="Arial" w:hAnsi="Arial"/>
@@ -14731,7 +14731,7 @@
         </w:rPr>
         <w:t xml:space="preserve">© 2026 SeaVuria and ARES. Aligned with KICD objectives. Developed by SeaVuria; technical implementation by ARES (with AI assistance from Claude). Licensed under </w:t>
       </w:r>
-      <w:hyperlink w:history="1" r:id="rId1kmdwke3zeih65pzkvwmf">
+      <w:hyperlink w:history="1" r:id="rId55vurhsbmcih9apv78w7d">
         <w:r>
           <w:rPr>
             <w:rFonts w:ascii="Arial" w:cs="Arial" w:eastAsia="Arial" w:hAnsi="Arial"/>
@@ -14752,7 +14752,7 @@
         </w:rPr>
         <w:t xml:space="preserve"> (</w:t>
       </w:r>
-      <w:hyperlink w:history="1" r:id="rIdgc9etrw8vtf3_jk8txcub">
+      <w:hyperlink w:history="1" r:id="rIdlxzt6rulsxis-pzqsgr3g">
         <w:r>
           <w:rPr>
             <w:rFonts w:ascii="Arial" w:cs="Arial" w:eastAsia="Arial" w:hAnsi="Arial"/>
@@ -15765,7 +15765,7 @@
             <w:pPr>
               <w:spacing w:after="20" w:before="0"/>
             </w:pPr>
-            <w:hyperlink w:history="1" r:id="rId0ofzmikmyxbvffqfv2zo7">
+            <w:hyperlink w:history="1" r:id="rIdcizbqjg1p7_tu8zh3_r9o">
               <w:r>
                 <w:rPr>
                   <w:rFonts w:ascii="Arial" w:cs="Arial" w:eastAsia="Arial" w:hAnsi="Arial"/>
@@ -15798,7 +15798,7 @@
               <w:spacing w:after="10" w:before="0"/>
               <w:ind w:left="120"/>
             </w:pPr>
-            <w:hyperlink w:history="1" r:id="rIdhfkugkuzv7fm2qon6eue9">
+            <w:hyperlink w:history="1" r:id="rIdykeqbtgxx4267zaewc-0a">
               <w:r>
                 <w:rPr>
                   <w:rFonts w:ascii="Arial" w:cs="Arial" w:eastAsia="Arial" w:hAnsi="Arial"/>
@@ -15843,7 +15843,7 @@
             <w:pPr>
               <w:spacing w:after="20" w:before="0"/>
             </w:pPr>
-            <w:hyperlink w:history="1" r:id="rId3-mvv7diuveqbnsoo_ub1">
+            <w:hyperlink w:history="1" r:id="rIdkzhesmholyds4p4a4p5la">
               <w:r>
                 <w:rPr>
                   <w:rFonts w:ascii="Arial" w:cs="Arial" w:eastAsia="Arial" w:hAnsi="Arial"/>
@@ -15876,7 +15876,7 @@
               <w:spacing w:after="10" w:before="0"/>
               <w:ind w:left="120"/>
             </w:pPr>
-            <w:hyperlink w:history="1" r:id="rIdpwzcgi0ff3awfmjrwtr0b">
+            <w:hyperlink w:history="1" r:id="rIdealidleixkldldajzwil6">
               <w:r>
                 <w:rPr>
                   <w:rFonts w:ascii="Arial" w:cs="Arial" w:eastAsia="Arial" w:hAnsi="Arial"/>
@@ -16071,7 +16071,7 @@
             <w:pPr>
               <w:spacing w:after="20" w:before="0"/>
             </w:pPr>
-            <w:hyperlink w:history="1" r:id="rIdq7_qloniv7uloofxwmhrq">
+            <w:hyperlink w:history="1" r:id="rIdudqlmpow6znlisxgghf9n">
               <w:r>
                 <w:rPr>
                   <w:rFonts w:ascii="Arial" w:cs="Arial" w:eastAsia="Arial" w:hAnsi="Arial"/>
@@ -16104,7 +16104,7 @@
               <w:spacing w:after="10" w:before="0"/>
               <w:ind w:left="120"/>
             </w:pPr>
-            <w:hyperlink w:history="1" r:id="rIdw1rkn38rfkrkolm-ezz7m">
+            <w:hyperlink w:history="1" r:id="rIdrobyyknm3iw4sktwjm_wf">
               <w:r>
                 <w:rPr>
                   <w:rFonts w:ascii="Arial" w:cs="Arial" w:eastAsia="Arial" w:hAnsi="Arial"/>
@@ -16149,7 +16149,7 @@
             <w:pPr>
               <w:spacing w:after="20" w:before="0"/>
             </w:pPr>
-            <w:hyperlink w:history="1" r:id="rIdh11s2hxdszppj7cakax6r">
+            <w:hyperlink w:history="1" r:id="rIdm74gcut5e43dyheqvev3g">
               <w:r>
                 <w:rPr>
                   <w:rFonts w:ascii="Arial" w:cs="Arial" w:eastAsia="Arial" w:hAnsi="Arial"/>
@@ -16182,7 +16182,7 @@
               <w:spacing w:after="10" w:before="0"/>
               <w:ind w:left="120"/>
             </w:pPr>
-            <w:hyperlink w:history="1" r:id="rId-qp0yfdkfpywssehknhqi">
+            <w:hyperlink w:history="1" r:id="rIdouoazpfqdev6nvp8ehwpo">
               <w:r>
                 <w:rPr>
                   <w:rFonts w:ascii="Arial" w:cs="Arial" w:eastAsia="Arial" w:hAnsi="Arial"/>
@@ -16377,7 +16377,7 @@
             <w:pPr>
               <w:spacing w:after="20" w:before="0"/>
             </w:pPr>
-            <w:hyperlink w:history="1" r:id="rIdldr_iuxnbriikz1zxkje5">
+            <w:hyperlink w:history="1" r:id="rIdcmet4ou8nvrbs_i4uyraf">
               <w:r>
                 <w:rPr>
                   <w:rFonts w:ascii="Arial" w:cs="Arial" w:eastAsia="Arial" w:hAnsi="Arial"/>
@@ -16426,7 +16426,7 @@
               <w:spacing w:after="10" w:before="0"/>
               <w:ind w:left="120"/>
             </w:pPr>
-            <w:hyperlink w:history="1" r:id="rId6cxe3z2jwkuezoqkl0dsh">
+            <w:hyperlink w:history="1" r:id="rIdzjtuyb9ahxutflyfwzv2s">
               <w:r>
                 <w:rPr>
                   <w:rFonts w:ascii="Arial" w:cs="Arial" w:eastAsia="Arial" w:hAnsi="Arial"/>
@@ -16471,7 +16471,7 @@
             <w:pPr>
               <w:spacing w:after="20" w:before="0"/>
             </w:pPr>
-            <w:hyperlink w:history="1" r:id="rIda1dvjkv6jmdc8puosdgpf">
+            <w:hyperlink w:history="1" r:id="rIdibglvtr84_2uusalajw_g">
               <w:r>
                 <w:rPr>
                   <w:rFonts w:ascii="Arial" w:cs="Arial" w:eastAsia="Arial" w:hAnsi="Arial"/>
@@ -16504,7 +16504,7 @@
               <w:spacing w:after="10" w:before="0"/>
               <w:ind w:left="120"/>
             </w:pPr>
-            <w:hyperlink w:history="1" r:id="rId8ukzypoy8nvrxjd0-qgkt">
+            <w:hyperlink w:history="1" r:id="rIdeff36v9gphhw_gah4hwki">
               <w:r>
                 <w:rPr>
                   <w:rFonts w:ascii="Arial" w:cs="Arial" w:eastAsia="Arial" w:hAnsi="Arial"/>
@@ -16699,7 +16699,7 @@
             <w:pPr>
               <w:spacing w:after="20" w:before="0"/>
             </w:pPr>
-            <w:hyperlink w:history="1" r:id="rIdrbf-yu5x3ihjwodlpm1b4">
+            <w:hyperlink w:history="1" r:id="rIdskt9f2mng2ouqgopdiqjp">
               <w:r>
                 <w:rPr>
                   <w:rFonts w:ascii="Arial" w:cs="Arial" w:eastAsia="Arial" w:hAnsi="Arial"/>
@@ -16748,7 +16748,7 @@
               <w:spacing w:after="10" w:before="0"/>
               <w:ind w:left="120"/>
             </w:pPr>
-            <w:hyperlink w:history="1" r:id="rIdd24v1adiqu3pzsk05txfh">
+            <w:hyperlink w:history="1" r:id="rId1gkvbidrzqvul_sz-adhf">
               <w:r>
                 <w:rPr>
                   <w:rFonts w:ascii="Arial" w:cs="Arial" w:eastAsia="Arial" w:hAnsi="Arial"/>
@@ -16793,7 +16793,7 @@
             <w:pPr>
               <w:spacing w:after="20" w:before="0"/>
             </w:pPr>
-            <w:hyperlink w:history="1" r:id="rIdsskgv7kxlikiflkqsm0v_">
+            <w:hyperlink w:history="1" r:id="rIdwgllhkt7h3ti2cxttpdak">
               <w:r>
                 <w:rPr>
                   <w:rFonts w:ascii="Arial" w:cs="Arial" w:eastAsia="Arial" w:hAnsi="Arial"/>
@@ -16826,7 +16826,7 @@
               <w:spacing w:after="10" w:before="0"/>
               <w:ind w:left="120"/>
             </w:pPr>
-            <w:hyperlink w:history="1" r:id="rIdhzpbkzwdqtks259f_q0fj">
+            <w:hyperlink w:history="1" r:id="rIdlyacweiya68_hrqjbx-ve">
               <w:r>
                 <w:rPr>
                   <w:rFonts w:ascii="Arial" w:cs="Arial" w:eastAsia="Arial" w:hAnsi="Arial"/>
@@ -17021,7 +17021,7 @@
             <w:pPr>
               <w:spacing w:after="20" w:before="0"/>
             </w:pPr>
-            <w:hyperlink w:history="1" r:id="rIddayee-4gnvaemblvuesuo">
+            <w:hyperlink w:history="1" r:id="rIdm7okjreilt4tuyawvdwk-">
               <w:r>
                 <w:rPr>
                   <w:rFonts w:ascii="Arial" w:cs="Arial" w:eastAsia="Arial" w:hAnsi="Arial"/>
@@ -17070,7 +17070,7 @@
               <w:spacing w:after="10" w:before="0"/>
               <w:ind w:left="120"/>
             </w:pPr>
-            <w:hyperlink w:history="1" r:id="rIdayegtd4hopkmnima0hmbw">
+            <w:hyperlink w:history="1" r:id="rIdkwe5cscpn_3-tdppktguy">
               <w:r>
                 <w:rPr>
                   <w:rFonts w:ascii="Arial" w:cs="Arial" w:eastAsia="Arial" w:hAnsi="Arial"/>
@@ -17115,7 +17115,7 @@
             <w:pPr>
               <w:spacing w:after="20" w:before="0"/>
             </w:pPr>
-            <w:hyperlink w:history="1" r:id="rIdabi_znyar-dejtqln6cjn">
+            <w:hyperlink w:history="1" r:id="rIdtrkhlaxxvlebmermdbojt">
               <w:r>
                 <w:rPr>
                   <w:rFonts w:ascii="Arial" w:cs="Arial" w:eastAsia="Arial" w:hAnsi="Arial"/>
@@ -17148,7 +17148,7 @@
               <w:spacing w:after="10" w:before="0"/>
               <w:ind w:left="120"/>
             </w:pPr>
-            <w:hyperlink w:history="1" r:id="rIdnmnsnp-v9ig59-vs2axpt">
+            <w:hyperlink w:history="1" r:id="rIdze9m9_xdtba4dwo15__e3">
               <w:r>
                 <w:rPr>
                   <w:rFonts w:ascii="Arial" w:cs="Arial" w:eastAsia="Arial" w:hAnsi="Arial"/>
@@ -17660,7 +17660,7 @@
         </w:rPr>
         <w:t xml:space="preserve">© 2026 SeaVuria and ARES. Aligned with KICD objectives. Developed by SeaVuria; technical implementation by ARES (with AI assistance from Claude). Licensed under </w:t>
       </w:r>
-      <w:hyperlink w:history="1" r:id="rIdl6y3htzllu7kwczpvt-x7">
+      <w:hyperlink w:history="1" r:id="rIdzvfwpcnvjbo-gvapn-bpx">
         <w:r>
           <w:rPr>
             <w:rFonts w:ascii="Arial" w:cs="Arial" w:eastAsia="Arial" w:hAnsi="Arial"/>
@@ -17681,7 +17681,7 @@
         </w:rPr>
         <w:t xml:space="preserve"> (</w:t>
       </w:r>
-      <w:hyperlink w:history="1" r:id="rIdw6xrolre4mnkyb0lgzbmn">
+      <w:hyperlink w:history="1" r:id="rIdjik4rvgsiceh4kqtz9u0l">
         <w:r>
           <w:rPr>
             <w:rFonts w:ascii="Arial" w:cs="Arial" w:eastAsia="Arial" w:hAnsi="Arial"/>
@@ -18853,7 +18853,7 @@
             <w:pPr>
               <w:spacing w:after="20" w:before="0"/>
             </w:pPr>
-            <w:hyperlink w:history="1" r:id="rIdsscm4zwkrusm7uv0z2g8-">
+            <w:hyperlink w:history="1" r:id="rIdc8oy-ormgwsdbx7_pyalz">
               <w:r>
                 <w:rPr>
                   <w:rFonts w:ascii="Arial" w:cs="Arial" w:eastAsia="Arial" w:hAnsi="Arial"/>
@@ -18886,7 +18886,7 @@
               <w:spacing w:after="10" w:before="0"/>
               <w:ind w:left="120"/>
             </w:pPr>
-            <w:hyperlink w:history="1" r:id="rIdtsqokg55djkyh9g0bzfbk">
+            <w:hyperlink w:history="1" r:id="rIdmch-5uxxrexhi2lnkyai6">
               <w:r>
                 <w:rPr>
                   <w:rFonts w:ascii="Arial" w:cs="Arial" w:eastAsia="Arial" w:hAnsi="Arial"/>
@@ -18931,7 +18931,7 @@
             <w:pPr>
               <w:spacing w:after="20" w:before="0"/>
             </w:pPr>
-            <w:hyperlink w:history="1" r:id="rIdb2wfhaza7u3ucvszq0r_u">
+            <w:hyperlink w:history="1" r:id="rIdjkqnauokdwukzywonhgs0">
               <w:r>
                 <w:rPr>
                   <w:rFonts w:ascii="Arial" w:cs="Arial" w:eastAsia="Arial" w:hAnsi="Arial"/>
@@ -18964,7 +18964,7 @@
               <w:spacing w:after="10" w:before="0"/>
               <w:ind w:left="120"/>
             </w:pPr>
-            <w:hyperlink w:history="1" r:id="rId1no5x2nbx7a6e2t0iyoyw">
+            <w:hyperlink w:history="1" r:id="rIdhly2hur0y3ivxa_mkz3nb">
               <w:r>
                 <w:rPr>
                   <w:rFonts w:ascii="Arial" w:cs="Arial" w:eastAsia="Arial" w:hAnsi="Arial"/>
@@ -19159,7 +19159,7 @@
             <w:pPr>
               <w:spacing w:after="20" w:before="0"/>
             </w:pPr>
-            <w:hyperlink w:history="1" r:id="rIduqrh7nufyloqnmngyqmmt">
+            <w:hyperlink w:history="1" r:id="rIderodk2d98hfr1pfgfckf4">
               <w:r>
                 <w:rPr>
                   <w:rFonts w:ascii="Arial" w:cs="Arial" w:eastAsia="Arial" w:hAnsi="Arial"/>
@@ -19192,7 +19192,7 @@
               <w:spacing w:after="10" w:before="0"/>
               <w:ind w:left="120"/>
             </w:pPr>
-            <w:hyperlink w:history="1" r:id="rId3aiofy_bve4bebdtixtl3">
+            <w:hyperlink w:history="1" r:id="rIdkdajbwdq-06gi4458ngfh">
               <w:r>
                 <w:rPr>
                   <w:rFonts w:ascii="Arial" w:cs="Arial" w:eastAsia="Arial" w:hAnsi="Arial"/>
@@ -19237,7 +19237,7 @@
             <w:pPr>
               <w:spacing w:after="20" w:before="0"/>
             </w:pPr>
-            <w:hyperlink w:history="1" r:id="rIdmqmshectnbao0zufppnsq">
+            <w:hyperlink w:history="1" r:id="rId_az4f66hqkagvnuijh8ls">
               <w:r>
                 <w:rPr>
                   <w:rFonts w:ascii="Arial" w:cs="Arial" w:eastAsia="Arial" w:hAnsi="Arial"/>
@@ -19270,7 +19270,7 @@
               <w:spacing w:after="10" w:before="0"/>
               <w:ind w:left="120"/>
             </w:pPr>
-            <w:hyperlink w:history="1" r:id="rIdfmcswzo8rpeq4vtkyvmlf">
+            <w:hyperlink w:history="1" r:id="rIdkpmurcnsp2kaavtxesgxu">
               <w:r>
                 <w:rPr>
                   <w:rFonts w:ascii="Arial" w:cs="Arial" w:eastAsia="Arial" w:hAnsi="Arial"/>
@@ -19465,7 +19465,7 @@
             <w:pPr>
               <w:spacing w:after="20" w:before="0"/>
             </w:pPr>
-            <w:hyperlink w:history="1" r:id="rIdzjc2woe9503ajqcfp6bti">
+            <w:hyperlink w:history="1" r:id="rIdgdfxoc_g9onm9akg5-zop">
               <w:r>
                 <w:rPr>
                   <w:rFonts w:ascii="Arial" w:cs="Arial" w:eastAsia="Arial" w:hAnsi="Arial"/>
@@ -19498,7 +19498,7 @@
               <w:spacing w:after="10" w:before="0"/>
               <w:ind w:left="120"/>
             </w:pPr>
-            <w:hyperlink w:history="1" r:id="rIdnbp5chwdy2vncct7fati8">
+            <w:hyperlink w:history="1" r:id="rIdhwkbqhhn_kkydfqqetaxq">
               <w:r>
                 <w:rPr>
                   <w:rFonts w:ascii="Arial" w:cs="Arial" w:eastAsia="Arial" w:hAnsi="Arial"/>
@@ -19543,7 +19543,7 @@
             <w:pPr>
               <w:spacing w:after="20" w:before="0"/>
             </w:pPr>
-            <w:hyperlink w:history="1" r:id="rIdkcz7dxryj8qr0ics32jvv">
+            <w:hyperlink w:history="1" r:id="rIdyvsoedmkrqkpfpwlhglqn">
               <w:r>
                 <w:rPr>
                   <w:rFonts w:ascii="Arial" w:cs="Arial" w:eastAsia="Arial" w:hAnsi="Arial"/>
@@ -19592,7 +19592,7 @@
               <w:spacing w:after="10" w:before="0"/>
               <w:ind w:left="120"/>
             </w:pPr>
-            <w:hyperlink w:history="1" r:id="rIdxu91nj-6pn6yz-j7dtyi2">
+            <w:hyperlink w:history="1" r:id="rIdikdwrsdr5uvp5i2dg0lns">
               <w:r>
                 <w:rPr>
                   <w:rFonts w:ascii="Arial" w:cs="Arial" w:eastAsia="Arial" w:hAnsi="Arial"/>
@@ -19787,7 +19787,7 @@
             <w:pPr>
               <w:spacing w:after="20" w:before="0"/>
             </w:pPr>
-            <w:hyperlink w:history="1" r:id="rIddpqo1aihadt1shqd9tnzx">
+            <w:hyperlink w:history="1" r:id="rIdn6xe_on_ix4dpbho0nifp">
               <w:r>
                 <w:rPr>
                   <w:rFonts w:ascii="Arial" w:cs="Arial" w:eastAsia="Arial" w:hAnsi="Arial"/>
@@ -19820,7 +19820,7 @@
               <w:spacing w:after="10" w:before="0"/>
               <w:ind w:left="120"/>
             </w:pPr>
-            <w:hyperlink w:history="1" r:id="rIdv9wv8pwnldcw4s6x3aeb4">
+            <w:hyperlink w:history="1" r:id="rIdmvs7n7_0wlqduuynbkgqx">
               <w:r>
                 <w:rPr>
                   <w:rFonts w:ascii="Arial" w:cs="Arial" w:eastAsia="Arial" w:hAnsi="Arial"/>
@@ -19865,7 +19865,7 @@
             <w:pPr>
               <w:spacing w:after="20" w:before="0"/>
             </w:pPr>
-            <w:hyperlink w:history="1" r:id="rIdhpxee7pnsxa2loxg8eako">
+            <w:hyperlink w:history="1" r:id="rIdekeq9oepcwlnwed65-hhu">
               <w:r>
                 <w:rPr>
                   <w:rFonts w:ascii="Arial" w:cs="Arial" w:eastAsia="Arial" w:hAnsi="Arial"/>
@@ -19914,7 +19914,7 @@
               <w:spacing w:after="10" w:before="0"/>
               <w:ind w:left="120"/>
             </w:pPr>
-            <w:hyperlink w:history="1" r:id="rIdjwjewxaiiaor81md_pwul">
+            <w:hyperlink w:history="1" r:id="rIdk_ppt6vkjnsdkxzlhv1ss">
               <w:r>
                 <w:rPr>
                   <w:rFonts w:ascii="Arial" w:cs="Arial" w:eastAsia="Arial" w:hAnsi="Arial"/>
@@ -20109,7 +20109,7 @@
             <w:pPr>
               <w:spacing w:after="20" w:before="0"/>
             </w:pPr>
-            <w:hyperlink w:history="1" r:id="rIdoeo5y2eevcdmzzb3paqbf">
+            <w:hyperlink w:history="1" r:id="rIde0elk-d3c8j1cxdxgbv2i">
               <w:r>
                 <w:rPr>
                   <w:rFonts w:ascii="Arial" w:cs="Arial" w:eastAsia="Arial" w:hAnsi="Arial"/>
@@ -20142,7 +20142,7 @@
               <w:spacing w:after="10" w:before="0"/>
               <w:ind w:left="120"/>
             </w:pPr>
-            <w:hyperlink w:history="1" r:id="rIdmggvyokxrmvmsabli3aso">
+            <w:hyperlink w:history="1" r:id="rIdsg91xixoxlpxxkxyz0o2c">
               <w:r>
                 <w:rPr>
                   <w:rFonts w:ascii="Arial" w:cs="Arial" w:eastAsia="Arial" w:hAnsi="Arial"/>
@@ -20187,7 +20187,7 @@
             <w:pPr>
               <w:spacing w:after="20" w:before="0"/>
             </w:pPr>
-            <w:hyperlink w:history="1" r:id="rIdvwglckigt17l25zf2cvso">
+            <w:hyperlink w:history="1" r:id="rIdlxtmj5-nhd7e5hgu20kza">
               <w:r>
                 <w:rPr>
                   <w:rFonts w:ascii="Arial" w:cs="Arial" w:eastAsia="Arial" w:hAnsi="Arial"/>
@@ -20236,7 +20236,7 @@
               <w:spacing w:after="10" w:before="0"/>
               <w:ind w:left="120"/>
             </w:pPr>
-            <w:hyperlink w:history="1" r:id="rIdb8gg91ynvsdyctfyo2fyj">
+            <w:hyperlink w:history="1" r:id="rIdzejypnfgrahn_hyjpqjix">
               <w:r>
                 <w:rPr>
                   <w:rFonts w:ascii="Arial" w:cs="Arial" w:eastAsia="Arial" w:hAnsi="Arial"/>
@@ -20802,7 +20802,7 @@
                 <w:sz w:val="18"/>
                 <w:szCs w:val="18"/>
               </w:rPr>
-              <w:t xml:space="preserve">The '8 km' labels on the matatu map are the magnitudes of the two displacement vectors — they confirm that both drivers travel the same straight-line distance from Kencom Bus Stop. However, magnitude alone cannot determine destination: the Westlands vector (−6; 5) and the South B vector (4; −6) have similar magnitudes (~7.8 km and ~7.2 km) but point in completely different directions, producing completely different endpoints and different midpoints along the way. This proves that a scalar (8 km) is insufficient to describe a journey — you need the full vector, with both magnitude AND direction, which is exactly what the driving question demands.</w:t>
+              <w:t xml:space="preserve">The '8 km' labels on the matatu map are the magnitudes of the two displacement vectors — they confirm that both drivers travel roughly the same straight-line distance from Kencom Bus Stop. However, magnitude alone cannot determine destination: the Westlands vector (−6; 5) and the South B vector (4; −6) have similar magnitudes (~7.8 km and ~7.2 km) but point in completely different directions, producing completely different endpoints and different midpoints along the way. This proves that a scalar (8 km) is insufficient to describe a journey — you need the full vector, with both magnitude AND direction, which is exactly what the driving question demands.</w:t>
             </w:r>
           </w:p>
         </w:tc>
@@ -20824,7 +20824,7 @@
         </w:rPr>
         <w:t xml:space="preserve">© 2026 SeaVuria and ARES. Aligned with KICD objectives. Developed by SeaVuria; technical implementation by ARES (with AI assistance from Claude). Licensed under </w:t>
       </w:r>
-      <w:hyperlink w:history="1" r:id="rIdchasgtdplehp0qk7vy43b">
+      <w:hyperlink w:history="1" r:id="rIdpheyc6n2jy3sdvp0w-6iw">
         <w:r>
           <w:rPr>
             <w:rFonts w:ascii="Arial" w:cs="Arial" w:eastAsia="Arial" w:hAnsi="Arial"/>
@@ -20845,7 +20845,7 @@
         </w:rPr>
         <w:t xml:space="preserve"> (</w:t>
       </w:r>
-      <w:hyperlink w:history="1" r:id="rIdjkrqgxgmloz8mmqlr6u6k">
+      <w:hyperlink w:history="1" r:id="rIdotfdxbcy66yl1bt0kfyod">
         <w:r>
           <w:rPr>
             <w:rFonts w:ascii="Arial" w:cs="Arial" w:eastAsia="Arial" w:hAnsi="Arial"/>
@@ -21858,7 +21858,7 @@
             <w:pPr>
               <w:spacing w:after="20" w:before="0"/>
             </w:pPr>
-            <w:hyperlink w:history="1" r:id="rIdta2dlnpyfbd1jc5lmldf7">
+            <w:hyperlink w:history="1" r:id="rId5xugtmxaerc-8fsuystfv">
               <w:r>
                 <w:rPr>
                   <w:rFonts w:ascii="Arial" w:cs="Arial" w:eastAsia="Arial" w:hAnsi="Arial"/>
@@ -21907,7 +21907,7 @@
               <w:spacing w:after="10" w:before="0"/>
               <w:ind w:left="120"/>
             </w:pPr>
-            <w:hyperlink w:history="1" r:id="rIdtwbytorzwf6zhd5gosw-y">
+            <w:hyperlink w:history="1" r:id="rIdqdgzdjixr0txsuoxz5go4">
               <w:r>
                 <w:rPr>
                   <w:rFonts w:ascii="Arial" w:cs="Arial" w:eastAsia="Arial" w:hAnsi="Arial"/>
@@ -21952,7 +21952,7 @@
             <w:pPr>
               <w:spacing w:after="20" w:before="0"/>
             </w:pPr>
-            <w:hyperlink w:history="1" r:id="rIdybrnh4hw1gj7-xatq5u5y">
+            <w:hyperlink w:history="1" r:id="rIdfm5u3-7fexsrbfzgqs6e0">
               <w:r>
                 <w:rPr>
                   <w:rFonts w:ascii="Arial" w:cs="Arial" w:eastAsia="Arial" w:hAnsi="Arial"/>
@@ -21985,7 +21985,7 @@
               <w:spacing w:after="10" w:before="0"/>
               <w:ind w:left="120"/>
             </w:pPr>
-            <w:hyperlink w:history="1" r:id="rIdwkhqgayolgwgkzl82pws4">
+            <w:hyperlink w:history="1" r:id="rIdmw2ed-qyvm330eweybvby">
               <w:r>
                 <w:rPr>
                   <w:rFonts w:ascii="Arial" w:cs="Arial" w:eastAsia="Arial" w:hAnsi="Arial"/>
@@ -22180,7 +22180,7 @@
             <w:pPr>
               <w:spacing w:after="20" w:before="0"/>
             </w:pPr>
-            <w:hyperlink w:history="1" r:id="rId-lksijrat4hxda1xw0-ma">
+            <w:hyperlink w:history="1" r:id="rIdssagtr97ylqj_obpyzjnr">
               <w:r>
                 <w:rPr>
                   <w:rFonts w:ascii="Arial" w:cs="Arial" w:eastAsia="Arial" w:hAnsi="Arial"/>
@@ -22229,7 +22229,7 @@
               <w:spacing w:after="10" w:before="0"/>
               <w:ind w:left="120"/>
             </w:pPr>
-            <w:hyperlink w:history="1" r:id="rIdz2sernmj190ceyjphvaby">
+            <w:hyperlink w:history="1" r:id="rIdffl4chtb3xutkovlfruuq">
               <w:r>
                 <w:rPr>
                   <w:rFonts w:ascii="Arial" w:cs="Arial" w:eastAsia="Arial" w:hAnsi="Arial"/>
@@ -22274,7 +22274,7 @@
             <w:pPr>
               <w:spacing w:after="20" w:before="0"/>
             </w:pPr>
-            <w:hyperlink w:history="1" r:id="rIdeuqas_elj6gsos2szo9yp">
+            <w:hyperlink w:history="1" r:id="rIdymygrgwzltvxsi_odch8g">
               <w:r>
                 <w:rPr>
                   <w:rFonts w:ascii="Arial" w:cs="Arial" w:eastAsia="Arial" w:hAnsi="Arial"/>
@@ -22307,7 +22307,7 @@
               <w:spacing w:after="10" w:before="0"/>
               <w:ind w:left="120"/>
             </w:pPr>
-            <w:hyperlink w:history="1" r:id="rId7geukb2pcca746wwszo65">
+            <w:hyperlink w:history="1" r:id="rIdsdqavc_ukqk7g2qynzeqp">
               <w:r>
                 <w:rPr>
                   <w:rFonts w:ascii="Arial" w:cs="Arial" w:eastAsia="Arial" w:hAnsi="Arial"/>
@@ -22502,7 +22502,7 @@
             <w:pPr>
               <w:spacing w:after="20" w:before="0"/>
             </w:pPr>
-            <w:hyperlink w:history="1" r:id="rIdbxjbybaygyn0f07mzf3zf">
+            <w:hyperlink w:history="1" r:id="rIdtlifonfyg8wtivwjbqa_e">
               <w:r>
                 <w:rPr>
                   <w:rFonts w:ascii="Arial" w:cs="Arial" w:eastAsia="Arial" w:hAnsi="Arial"/>
@@ -22551,7 +22551,7 @@
               <w:spacing w:after="10" w:before="0"/>
               <w:ind w:left="120"/>
             </w:pPr>
-            <w:hyperlink w:history="1" r:id="rIdwq9qlimmpiv6f9ppvcf8s">
+            <w:hyperlink w:history="1" r:id="rIdjyc36m4gceublvehb2u9c">
               <w:r>
                 <w:rPr>
                   <w:rFonts w:ascii="Arial" w:cs="Arial" w:eastAsia="Arial" w:hAnsi="Arial"/>
@@ -22596,7 +22596,7 @@
             <w:pPr>
               <w:spacing w:after="20" w:before="0"/>
             </w:pPr>
-            <w:hyperlink w:history="1" r:id="rIdekpwc0k9xi8kxwh6vw_a-">
+            <w:hyperlink w:history="1" r:id="rIdjg9kpo-1ewlmo-rvyxqiw">
               <w:r>
                 <w:rPr>
                   <w:rFonts w:ascii="Arial" w:cs="Arial" w:eastAsia="Arial" w:hAnsi="Arial"/>
@@ -22629,7 +22629,7 @@
               <w:spacing w:after="10" w:before="0"/>
               <w:ind w:left="120"/>
             </w:pPr>
-            <w:hyperlink w:history="1" r:id="rIdbuldg_gh3nbdxi5p2vvct">
+            <w:hyperlink w:history="1" r:id="rIdcyiity61d3a93pm-sk9i_">
               <w:r>
                 <w:rPr>
                   <w:rFonts w:ascii="Arial" w:cs="Arial" w:eastAsia="Arial" w:hAnsi="Arial"/>
@@ -22824,7 +22824,7 @@
             <w:pPr>
               <w:spacing w:after="20" w:before="0"/>
             </w:pPr>
-            <w:hyperlink w:history="1" r:id="rId8g9ebmweagxzxqeh8rkhn">
+            <w:hyperlink w:history="1" r:id="rIdtb6haxeoj713k9yoqms3c">
               <w:r>
                 <w:rPr>
                   <w:rFonts w:ascii="Arial" w:cs="Arial" w:eastAsia="Arial" w:hAnsi="Arial"/>
@@ -22873,7 +22873,7 @@
               <w:spacing w:after="10" w:before="0"/>
               <w:ind w:left="120"/>
             </w:pPr>
-            <w:hyperlink w:history="1" r:id="rIdes4c21jko61elcihm6ihk">
+            <w:hyperlink w:history="1" r:id="rIdcmjknaj-yhvgipdkhhlqm">
               <w:r>
                 <w:rPr>
                   <w:rFonts w:ascii="Arial" w:cs="Arial" w:eastAsia="Arial" w:hAnsi="Arial"/>
@@ -22918,7 +22918,7 @@
             <w:pPr>
               <w:spacing w:after="20" w:before="0"/>
             </w:pPr>
-            <w:hyperlink w:history="1" r:id="rId151tocleeqrq4qpi7sxid">
+            <w:hyperlink w:history="1" r:id="rIdzfya-n_0rghdvylij81vj">
               <w:r>
                 <w:rPr>
                   <w:rFonts w:ascii="Arial" w:cs="Arial" w:eastAsia="Arial" w:hAnsi="Arial"/>
@@ -22951,7 +22951,7 @@
               <w:spacing w:after="10" w:before="0"/>
               <w:ind w:left="120"/>
             </w:pPr>
-            <w:hyperlink w:history="1" r:id="rIdo6ifbnrk3x07abfrcvkvj">
+            <w:hyperlink w:history="1" r:id="rId9kcc8vslozy2qqmloz011">
               <w:r>
                 <w:rPr>
                   <w:rFonts w:ascii="Arial" w:cs="Arial" w:eastAsia="Arial" w:hAnsi="Arial"/>
@@ -23146,7 +23146,7 @@
             <w:pPr>
               <w:spacing w:after="20" w:before="0"/>
             </w:pPr>
-            <w:hyperlink w:history="1" r:id="rIda4mrc-ci5gy0_h4un9yam">
+            <w:hyperlink w:history="1" r:id="rIdyhi3bqfcdnzl-li6xarvw">
               <w:r>
                 <w:rPr>
                   <w:rFonts w:ascii="Arial" w:cs="Arial" w:eastAsia="Arial" w:hAnsi="Arial"/>
@@ -23195,7 +23195,7 @@
               <w:spacing w:after="10" w:before="0"/>
               <w:ind w:left="120"/>
             </w:pPr>
-            <w:hyperlink w:history="1" r:id="rId0yknmtgh9hzeb41jusij1">
+            <w:hyperlink w:history="1" r:id="rId9o_gybw8uyfkqp3gfr9_-">
               <w:r>
                 <w:rPr>
                   <w:rFonts w:ascii="Arial" w:cs="Arial" w:eastAsia="Arial" w:hAnsi="Arial"/>
@@ -23240,7 +23240,7 @@
             <w:pPr>
               <w:spacing w:after="20" w:before="0"/>
             </w:pPr>
-            <w:hyperlink w:history="1" r:id="rIdi4a_yma19sxjl2rhmd95x">
+            <w:hyperlink w:history="1" r:id="rIduis9untzo0pgpuayo6usn">
               <w:r>
                 <w:rPr>
                   <w:rFonts w:ascii="Arial" w:cs="Arial" w:eastAsia="Arial" w:hAnsi="Arial"/>
@@ -23273,7 +23273,7 @@
               <w:spacing w:after="10" w:before="0"/>
               <w:ind w:left="120"/>
             </w:pPr>
-            <w:hyperlink w:history="1" r:id="rIdyfpkn8mkzj0lcxfmnmkkj">
+            <w:hyperlink w:history="1" r:id="rIdjsnenq-j8nxi1revsbcya">
               <w:r>
                 <w:rPr>
                   <w:rFonts w:ascii="Arial" w:cs="Arial" w:eastAsia="Arial" w:hAnsi="Arial"/>
@@ -23785,7 +23785,7 @@
         </w:rPr>
         <w:t xml:space="preserve">© 2026 SeaVuria and ARES. Aligned with KICD objectives. Developed by SeaVuria; technical implementation by ARES (with AI assistance from Claude). Licensed under </w:t>
       </w:r>
-      <w:hyperlink w:history="1" r:id="rIddjk0cnphnh8uvdejormko">
+      <w:hyperlink w:history="1" r:id="rIdyr-tjrvvd2tec2th5bibl">
         <w:r>
           <w:rPr>
             <w:rFonts w:ascii="Arial" w:cs="Arial" w:eastAsia="Arial" w:hAnsi="Arial"/>
@@ -23806,7 +23806,7 @@
         </w:rPr>
         <w:t xml:space="preserve"> (</w:t>
       </w:r>
-      <w:hyperlink w:history="1" r:id="rIdtcvhywau6lznh25rk9co_">
+      <w:hyperlink w:history="1" r:id="rId_nwmhygj0tg064pv2fcs1">
         <w:r>
           <w:rPr>
             <w:rFonts w:ascii="Arial" w:cs="Arial" w:eastAsia="Arial" w:hAnsi="Arial"/>
@@ -24819,7 +24819,7 @@
             <w:pPr>
               <w:spacing w:after="20" w:before="0"/>
             </w:pPr>
-            <w:hyperlink w:history="1" r:id="rIdqk1rylpho3t8azdvgtrt7">
+            <w:hyperlink w:history="1" r:id="rIddjqzntsss93nxydqdk3si">
               <w:r>
                 <w:rPr>
                   <w:rFonts w:ascii="Arial" w:cs="Arial" w:eastAsia="Arial" w:hAnsi="Arial"/>
@@ -24852,7 +24852,7 @@
               <w:spacing w:after="10" w:before="0"/>
               <w:ind w:left="120"/>
             </w:pPr>
-            <w:hyperlink w:history="1" r:id="rId9ejurluif9ee-szljqchi">
+            <w:hyperlink w:history="1" r:id="rIdhb2abc5k3raov_hjkxtsw">
               <w:r>
                 <w:rPr>
                   <w:rFonts w:ascii="Arial" w:cs="Arial" w:eastAsia="Arial" w:hAnsi="Arial"/>
@@ -24897,7 +24897,7 @@
             <w:pPr>
               <w:spacing w:after="20" w:before="0"/>
             </w:pPr>
-            <w:hyperlink w:history="1" r:id="rIdhkvpvulrvnhcjpvkbm97-">
+            <w:hyperlink w:history="1" r:id="rIdnmfdpbavgvaa8tjzd2eji">
               <w:r>
                 <w:rPr>
                   <w:rFonts w:ascii="Arial" w:cs="Arial" w:eastAsia="Arial" w:hAnsi="Arial"/>
@@ -24930,7 +24930,7 @@
               <w:spacing w:after="10" w:before="0"/>
               <w:ind w:left="120"/>
             </w:pPr>
-            <w:hyperlink w:history="1" r:id="rId18vqbnmhzvvvgh-w20gd-">
+            <w:hyperlink w:history="1" r:id="rIdu6_5ro9b1q6uy2yq6a1dh">
               <w:r>
                 <w:rPr>
                   <w:rFonts w:ascii="Arial" w:cs="Arial" w:eastAsia="Arial" w:hAnsi="Arial"/>
@@ -25125,7 +25125,7 @@
             <w:pPr>
               <w:spacing w:after="20" w:before="0"/>
             </w:pPr>
-            <w:hyperlink w:history="1" r:id="rIdpu2fb557esnjjyvzdg-8l">
+            <w:hyperlink w:history="1" r:id="rIdz3evxgpbfe_k1kvxgm-dh">
               <w:r>
                 <w:rPr>
                   <w:rFonts w:ascii="Arial" w:cs="Arial" w:eastAsia="Arial" w:hAnsi="Arial"/>
@@ -25158,7 +25158,7 @@
               <w:spacing w:after="10" w:before="0"/>
               <w:ind w:left="120"/>
             </w:pPr>
-            <w:hyperlink w:history="1" r:id="rIdj4hqwiauxrwniims1izaa">
+            <w:hyperlink w:history="1" r:id="rIdjn-yqeisdhgvkmvibnsem">
               <w:r>
                 <w:rPr>
                   <w:rFonts w:ascii="Arial" w:cs="Arial" w:eastAsia="Arial" w:hAnsi="Arial"/>
@@ -25203,7 +25203,7 @@
             <w:pPr>
               <w:spacing w:after="20" w:before="0"/>
             </w:pPr>
-            <w:hyperlink w:history="1" r:id="rIdwyvz2dgzrs0f6u6en3sq-">
+            <w:hyperlink w:history="1" r:id="rIdrdrmgb-hexrp1uukmxmcs">
               <w:r>
                 <w:rPr>
                   <w:rFonts w:ascii="Arial" w:cs="Arial" w:eastAsia="Arial" w:hAnsi="Arial"/>
@@ -25236,7 +25236,7 @@
               <w:spacing w:after="10" w:before="0"/>
               <w:ind w:left="120"/>
             </w:pPr>
-            <w:hyperlink w:history="1" r:id="rIdyfjkbc-a035u_lpu0p8kl">
+            <w:hyperlink w:history="1" r:id="rIdrce5mon5tmjcytvdtgnbr">
               <w:r>
                 <w:rPr>
                   <w:rFonts w:ascii="Arial" w:cs="Arial" w:eastAsia="Arial" w:hAnsi="Arial"/>
@@ -25431,7 +25431,7 @@
             <w:pPr>
               <w:spacing w:after="20" w:before="0"/>
             </w:pPr>
-            <w:hyperlink w:history="1" r:id="rId1h0i2n9_fq4rmbemccsuz">
+            <w:hyperlink w:history="1" r:id="rIdefzf8uildm7igc9gagvjg">
               <w:r>
                 <w:rPr>
                   <w:rFonts w:ascii="Arial" w:cs="Arial" w:eastAsia="Arial" w:hAnsi="Arial"/>
@@ -25464,7 +25464,7 @@
               <w:spacing w:after="10" w:before="0"/>
               <w:ind w:left="120"/>
             </w:pPr>
-            <w:hyperlink w:history="1" r:id="rIds-6xqgmpucq-w30xnvofr">
+            <w:hyperlink w:history="1" r:id="rIdwofset2k4lsuxceikgdlb">
               <w:r>
                 <w:rPr>
                   <w:rFonts w:ascii="Arial" w:cs="Arial" w:eastAsia="Arial" w:hAnsi="Arial"/>
@@ -25509,7 +25509,7 @@
             <w:pPr>
               <w:spacing w:after="20" w:before="0"/>
             </w:pPr>
-            <w:hyperlink w:history="1" r:id="rIdyhmmyg5quojwcqzzwffpn">
+            <w:hyperlink w:history="1" r:id="rIdrwbfzr3iplquybjiacbmm">
               <w:r>
                 <w:rPr>
                   <w:rFonts w:ascii="Arial" w:cs="Arial" w:eastAsia="Arial" w:hAnsi="Arial"/>
@@ -25542,7 +25542,7 @@
               <w:spacing w:after="10" w:before="0"/>
               <w:ind w:left="120"/>
             </w:pPr>
-            <w:hyperlink w:history="1" r:id="rIdlg2f8ematwpus6wnr2tdw">
+            <w:hyperlink w:history="1" r:id="rIdn6zpugxtv4x9iuz-nhzsg">
               <w:r>
                 <w:rPr>
                   <w:rFonts w:ascii="Arial" w:cs="Arial" w:eastAsia="Arial" w:hAnsi="Arial"/>
@@ -25737,7 +25737,7 @@
             <w:pPr>
               <w:spacing w:after="20" w:before="0"/>
             </w:pPr>
-            <w:hyperlink w:history="1" r:id="rIdv5h1wam4rxgdwpe-ubxy0">
+            <w:hyperlink w:history="1" r:id="rId1pbexkkdeizwdkyq56dba">
               <w:r>
                 <w:rPr>
                   <w:rFonts w:ascii="Arial" w:cs="Arial" w:eastAsia="Arial" w:hAnsi="Arial"/>
@@ -25770,7 +25770,7 @@
               <w:spacing w:after="10" w:before="0"/>
               <w:ind w:left="120"/>
             </w:pPr>
-            <w:hyperlink w:history="1" r:id="rIduysjkhehsf0-af2ulhhsc">
+            <w:hyperlink w:history="1" r:id="rIdm8hzi4qbveebeb1f60jj5">
               <w:r>
                 <w:rPr>
                   <w:rFonts w:ascii="Arial" w:cs="Arial" w:eastAsia="Arial" w:hAnsi="Arial"/>
@@ -25815,7 +25815,7 @@
             <w:pPr>
               <w:spacing w:after="20" w:before="0"/>
             </w:pPr>
-            <w:hyperlink w:history="1" r:id="rId58hwp-54g1b0gtcpv1e4u">
+            <w:hyperlink w:history="1" r:id="rIdlb3e1l-qpwiqaiz_djyaa">
               <w:r>
                 <w:rPr>
                   <w:rFonts w:ascii="Arial" w:cs="Arial" w:eastAsia="Arial" w:hAnsi="Arial"/>
@@ -25848,7 +25848,7 @@
               <w:spacing w:after="10" w:before="0"/>
               <w:ind w:left="120"/>
             </w:pPr>
-            <w:hyperlink w:history="1" r:id="rIddjgzaiq_e90uojcaibyqp">
+            <w:hyperlink w:history="1" r:id="rIdsuvxvafzmjtngttdrkzhz">
               <w:r>
                 <w:rPr>
                   <w:rFonts w:ascii="Arial" w:cs="Arial" w:eastAsia="Arial" w:hAnsi="Arial"/>
@@ -25922,7 +25922,7 @@
                 <w:sz w:val="18"/>
                 <w:szCs w:val="18"/>
               </w:rPr>
-              <w:t xml:space="preserve">Re-project or physically point to the full DQB. Say: 'Look at every question we have asked since Lesson 1. Some of these questions puzzled us. Some we answered along the way. Today, we answer the big one — together and individually.' Give 2 minutes of silent reading of the DQB. Then say: 'Now — in your exercise book — write your Final DQB Answer. This is your personal proof that you understand vectors. It must be in your own words. You have 12 minutes.' Set a visible timer. Enforce silent individual writing. After 12 minutes, cold-call 4 learners (two high-confidence, two who showed earlier misconceptions) to read one sentence from their answer each. After each reading, ask the class: 'Does everyone agree with this sentence? Give a thumbs up, thumbs sideways, or thumbs down.' Address any thumbs-down responses immediately with: 'Tell me — what would you change and why?' Conclude this phase by pointing to the original phenomenon map and saying: 'The matatu drivers were not doing anything wrong. They both travelled 8 km. But one went North-West, the other went South. Same scalar. Different vectors. That is the entire lesson.'</w:t>
+              <w:t xml:space="preserve">Re-project or physically point to the full DQB. Say: 'Look at every question we have asked since Lesson 1. Some of these questions puzzled us. Some we answered along the way. Today, we answer the big one — together and individually.' Give 2 minutes of silent reading of the DQB. Then say: 'Now — in your exercise book — write your Final DQB Answer. This is your personal proof that you understand vectors. It must be in your own words. You have 12 minutes.' Set a visible timer. Enforce silent individual writing. After 12 minutes, cold-call 4 learners (two high-confidence, two who showed earlier misconceptions) to read one sentence from their answer each. After each reading, ask the class: 'Does everyone agree with this sentence? Give a thumbs up, thumbs sideways, or thumbs down.' Address any thumbs-down responses immediately with: 'Tell me — what would you change and why?' Conclude this phase by pointing to the original phenomenon map and saying: 'The matatu drivers were not doing anything wrong. They both travelled 8 km. But one went North-West, the other went South-East. Same scalar. Different vectors. That is the entire lesson.'</w:t>
             </w:r>
           </w:p>
         </w:tc>
@@ -26043,7 +26043,7 @@
             <w:pPr>
               <w:spacing w:after="20" w:before="0"/>
             </w:pPr>
-            <w:hyperlink w:history="1" r:id="rIdkjm20ckisgvobjxptwppp">
+            <w:hyperlink w:history="1" r:id="rIdgyuevklgyurip3bgfmngr">
               <w:r>
                 <w:rPr>
                   <w:rFonts w:ascii="Arial" w:cs="Arial" w:eastAsia="Arial" w:hAnsi="Arial"/>
@@ -26092,7 +26092,7 @@
               <w:spacing w:after="10" w:before="0"/>
               <w:ind w:left="120"/>
             </w:pPr>
-            <w:hyperlink w:history="1" r:id="rIdkmhfdha6zmguv9gdcdtx4">
+            <w:hyperlink w:history="1" r:id="rIdqqnkck4_99hmkdny7kx6t">
               <w:r>
                 <w:rPr>
                   <w:rFonts w:ascii="Arial" w:cs="Arial" w:eastAsia="Arial" w:hAnsi="Arial"/>
@@ -26137,7 +26137,7 @@
             <w:pPr>
               <w:spacing w:after="20" w:before="0"/>
             </w:pPr>
-            <w:hyperlink w:history="1" r:id="rIdoemvy0_drznkocvyhl69f">
+            <w:hyperlink w:history="1" r:id="rIdk898ghc_botsvw-vcq5vc">
               <w:r>
                 <w:rPr>
                   <w:rFonts w:ascii="Arial" w:cs="Arial" w:eastAsia="Arial" w:hAnsi="Arial"/>
@@ -26186,7 +26186,7 @@
               <w:spacing w:after="10" w:before="0"/>
               <w:ind w:left="120"/>
             </w:pPr>
-            <w:hyperlink w:history="1" r:id="rIdoxtyi_gbqzjftmlst2br2">
+            <w:hyperlink w:history="1" r:id="rIdsizipxg7y19u3sjiebkh0">
               <w:r>
                 <w:rPr>
                   <w:rFonts w:ascii="Arial" w:cs="Arial" w:eastAsia="Arial" w:hAnsi="Arial"/>
@@ -26698,7 +26698,7 @@
         </w:rPr>
         <w:t xml:space="preserve">© 2026 SeaVuria and ARES. Aligned with KICD objectives. Developed by SeaVuria; technical implementation by ARES (with AI assistance from Claude). Licensed under </w:t>
       </w:r>
-      <w:hyperlink w:history="1" r:id="rIdcngjpmvj0vwvjf-alyxar">
+      <w:hyperlink w:history="1" r:id="rIdictbvrabw9cdofprxa977">
         <w:r>
           <w:rPr>
             <w:rFonts w:ascii="Arial" w:cs="Arial" w:eastAsia="Arial" w:hAnsi="Arial"/>
@@ -26719,7 +26719,7 @@
         </w:rPr>
         <w:t xml:space="preserve"> (</w:t>
       </w:r>
-      <w:hyperlink w:history="1" r:id="rIdn588rmsnicoz8f8f4v-ii">
+      <w:hyperlink w:history="1" r:id="rIdhm9huloscsykhwnxudlhx">
         <w:r>
           <w:rPr>
             <w:rFonts w:ascii="Arial" w:cs="Arial" w:eastAsia="Arial" w:hAnsi="Arial"/>

--- a/data/outputs/v2/Core_Mathematics/SS2.8_Vectors/Core_Mathematics_Vectors_CBE_LessonSequence.docx
+++ b/data/outputs/v2/Core_Mathematics/SS2.8_Vectors/Core_Mathematics_Vectors_CBE_LessonSequence.docx
@@ -2378,7 +2378,7 @@
         </w:rPr>
         <w:t xml:space="preserve">© 2026 SeaVuria and ARES. This work is licensed under a </w:t>
       </w:r>
-      <w:hyperlink w:history="1" r:id="rIdbogsbogsj6_u6w7kpkb6c">
+      <w:hyperlink w:history="1" r:id="rIdou5jtrtv3kvbbnrzay2y1">
         <w:r>
           <w:rPr>
             <w:rFonts w:ascii="Arial" w:cs="Arial" w:eastAsia="Arial" w:hAnsi="Arial"/>
@@ -2398,7 +2398,7 @@
         </w:rPr>
         <w:t xml:space="preserve"> (</w:t>
       </w:r>
-      <w:hyperlink w:history="1" r:id="rIdlqeie7orbzwdqj1xneoz8">
+      <w:hyperlink w:history="1" r:id="rIdz2dwddr0nriclwumqnjxf">
         <w:r>
           <w:rPr>
             <w:rFonts w:ascii="Arial" w:cs="Arial" w:eastAsia="Arial" w:hAnsi="Arial"/>
@@ -2418,7 +2418,7 @@
         </w:rPr>
         <w:t xml:space="preserve">). To view a copy of this license, visit </w:t>
       </w:r>
-      <w:hyperlink w:history="1" r:id="rIdp5v1opqzzpx6oox_dbnzc">
+      <w:hyperlink w:history="1" r:id="rIdqqwxkc_iqu0mombtpeqse">
         <w:r>
           <w:rPr>
             <w:rFonts w:ascii="Arial" w:cs="Arial" w:eastAsia="Arial" w:hAnsi="Arial"/>
@@ -3430,7 +3430,7 @@
             <w:pPr>
               <w:spacing w:after="20" w:before="0"/>
             </w:pPr>
-            <w:hyperlink w:history="1" r:id="rIdnuskho6bdif2x_7gnj2lt">
+            <w:hyperlink w:history="1" r:id="rIdbyhssivlpljwcmgbjjph8">
               <w:r>
                 <w:rPr>
                   <w:rFonts w:ascii="Arial" w:cs="Arial" w:eastAsia="Arial" w:hAnsi="Arial"/>
@@ -3463,7 +3463,7 @@
               <w:spacing w:after="10" w:before="0"/>
               <w:ind w:left="120"/>
             </w:pPr>
-            <w:hyperlink w:history="1" r:id="rIdy6z1uuhtsdds-gzlzr2ma">
+            <w:hyperlink w:history="1" r:id="rId66a5dwivuuzdzycvujwyq">
               <w:r>
                 <w:rPr>
                   <w:rFonts w:ascii="Arial" w:cs="Arial" w:eastAsia="Arial" w:hAnsi="Arial"/>
@@ -3508,7 +3508,7 @@
             <w:pPr>
               <w:spacing w:after="20" w:before="0"/>
             </w:pPr>
-            <w:hyperlink w:history="1" r:id="rIdp4cf6cy8atj-njhqjd2rj">
+            <w:hyperlink w:history="1" r:id="rIdv8vfleskzingcuocehuac">
               <w:r>
                 <w:rPr>
                   <w:rFonts w:ascii="Arial" w:cs="Arial" w:eastAsia="Arial" w:hAnsi="Arial"/>
@@ -3541,7 +3541,7 @@
               <w:spacing w:after="10" w:before="0"/>
               <w:ind w:left="120"/>
             </w:pPr>
-            <w:hyperlink w:history="1" r:id="rIdm6ewjttfud2vyyhlo_ctl">
+            <w:hyperlink w:history="1" r:id="rIdycuxpsof9-e7-lo2wfxif">
               <w:r>
                 <w:rPr>
                   <w:rFonts w:ascii="Arial" w:cs="Arial" w:eastAsia="Arial" w:hAnsi="Arial"/>
@@ -3736,7 +3736,7 @@
             <w:pPr>
               <w:spacing w:after="20" w:before="0"/>
             </w:pPr>
-            <w:hyperlink w:history="1" r:id="rIdpqdenoijwhz2c47o_ghaw">
+            <w:hyperlink w:history="1" r:id="rIdbr7gxrf7b869zdjlj7upv">
               <w:r>
                 <w:rPr>
                   <w:rFonts w:ascii="Arial" w:cs="Arial" w:eastAsia="Arial" w:hAnsi="Arial"/>
@@ -3769,7 +3769,7 @@
               <w:spacing w:after="10" w:before="0"/>
               <w:ind w:left="120"/>
             </w:pPr>
-            <w:hyperlink w:history="1" r:id="rId-my4kjjzhy72w9p2su7hj">
+            <w:hyperlink w:history="1" r:id="rIddwj5jeyr_xyc433lhf4di">
               <w:r>
                 <w:rPr>
                   <w:rFonts w:ascii="Arial" w:cs="Arial" w:eastAsia="Arial" w:hAnsi="Arial"/>
@@ -3814,7 +3814,7 @@
             <w:pPr>
               <w:spacing w:after="20" w:before="0"/>
             </w:pPr>
-            <w:hyperlink w:history="1" r:id="rIda7zxgcueuqh5z1hhejpxf">
+            <w:hyperlink w:history="1" r:id="rIdyjqqxoopaztxjjtx-uy7r">
               <w:r>
                 <w:rPr>
                   <w:rFonts w:ascii="Arial" w:cs="Arial" w:eastAsia="Arial" w:hAnsi="Arial"/>
@@ -3847,7 +3847,7 @@
               <w:spacing w:after="10" w:before="0"/>
               <w:ind w:left="120"/>
             </w:pPr>
-            <w:hyperlink w:history="1" r:id="rId4fzjqhbn_v7woy28jdgql">
+            <w:hyperlink w:history="1" r:id="rIdjfz0wn50oqye5nzujv04t">
               <w:r>
                 <w:rPr>
                   <w:rFonts w:ascii="Arial" w:cs="Arial" w:eastAsia="Arial" w:hAnsi="Arial"/>
@@ -4042,7 +4042,7 @@
             <w:pPr>
               <w:spacing w:after="20" w:before="0"/>
             </w:pPr>
-            <w:hyperlink w:history="1" r:id="rIdqjpaey3jhym2ccil0we5s">
+            <w:hyperlink w:history="1" r:id="rIdasrahv_trblmf9emubxcn">
               <w:r>
                 <w:rPr>
                   <w:rFonts w:ascii="Arial" w:cs="Arial" w:eastAsia="Arial" w:hAnsi="Arial"/>
@@ -4091,7 +4091,7 @@
               <w:spacing w:after="10" w:before="0"/>
               <w:ind w:left="120"/>
             </w:pPr>
-            <w:hyperlink w:history="1" r:id="rIde760sakhbroqaqtkh9nr2">
+            <w:hyperlink w:history="1" r:id="rIdosufbcxaxy-gr8z8jd5op">
               <w:r>
                 <w:rPr>
                   <w:rFonts w:ascii="Arial" w:cs="Arial" w:eastAsia="Arial" w:hAnsi="Arial"/>
@@ -4136,7 +4136,7 @@
             <w:pPr>
               <w:spacing w:after="20" w:before="0"/>
             </w:pPr>
-            <w:hyperlink w:history="1" r:id="rId_rltyx4ujc3nsjdnjnuil">
+            <w:hyperlink w:history="1" r:id="rId99wfdw0y3jdd0mmtf6ai_">
               <w:r>
                 <w:rPr>
                   <w:rFonts w:ascii="Arial" w:cs="Arial" w:eastAsia="Arial" w:hAnsi="Arial"/>
@@ -4169,7 +4169,7 @@
               <w:spacing w:after="10" w:before="0"/>
               <w:ind w:left="120"/>
             </w:pPr>
-            <w:hyperlink w:history="1" r:id="rIdreh-d2a8elyfquv4_lt-g">
+            <w:hyperlink w:history="1" r:id="rId5zix_oycp3sh1sdpgtdid">
               <w:r>
                 <w:rPr>
                   <w:rFonts w:ascii="Arial" w:cs="Arial" w:eastAsia="Arial" w:hAnsi="Arial"/>
@@ -4364,7 +4364,7 @@
             <w:pPr>
               <w:spacing w:after="20" w:before="0"/>
             </w:pPr>
-            <w:hyperlink w:history="1" r:id="rIddehwzoh_aellb_strxord">
+            <w:hyperlink w:history="1" r:id="rId6fdgicvkftyyi_rp9esib">
               <w:r>
                 <w:rPr>
                   <w:rFonts w:ascii="Arial" w:cs="Arial" w:eastAsia="Arial" w:hAnsi="Arial"/>
@@ -4413,7 +4413,7 @@
               <w:spacing w:after="10" w:before="0"/>
               <w:ind w:left="120"/>
             </w:pPr>
-            <w:hyperlink w:history="1" r:id="rId2ittgikjyhpwleygdv-ez">
+            <w:hyperlink w:history="1" r:id="rIdjhyw3flosovg-uvunnpoy">
               <w:r>
                 <w:rPr>
                   <w:rFonts w:ascii="Arial" w:cs="Arial" w:eastAsia="Arial" w:hAnsi="Arial"/>
@@ -4458,7 +4458,7 @@
             <w:pPr>
               <w:spacing w:after="20" w:before="0"/>
             </w:pPr>
-            <w:hyperlink w:history="1" r:id="rIdk0h4_civvk7hlaszayksx">
+            <w:hyperlink w:history="1" r:id="rId9jn4rp9aaxmu5jkgjm_xh">
               <w:r>
                 <w:rPr>
                   <w:rFonts w:ascii="Arial" w:cs="Arial" w:eastAsia="Arial" w:hAnsi="Arial"/>
@@ -4491,7 +4491,7 @@
               <w:spacing w:after="10" w:before="0"/>
               <w:ind w:left="120"/>
             </w:pPr>
-            <w:hyperlink w:history="1" r:id="rId0xwqefjvalvjek3nmtg_h">
+            <w:hyperlink w:history="1" r:id="rIdmktbewfvbtcjg2ckag4kb">
               <w:r>
                 <w:rPr>
                   <w:rFonts w:ascii="Arial" w:cs="Arial" w:eastAsia="Arial" w:hAnsi="Arial"/>
@@ -4686,7 +4686,7 @@
             <w:pPr>
               <w:spacing w:after="20" w:before="0"/>
             </w:pPr>
-            <w:hyperlink w:history="1" r:id="rIdqcqryanap_ucq3b4umfqd">
+            <w:hyperlink w:history="1" r:id="rIdife_va6bfyqakisbhnlos">
               <w:r>
                 <w:rPr>
                   <w:rFonts w:ascii="Arial" w:cs="Arial" w:eastAsia="Arial" w:hAnsi="Arial"/>
@@ -4735,7 +4735,7 @@
               <w:spacing w:after="10" w:before="0"/>
               <w:ind w:left="120"/>
             </w:pPr>
-            <w:hyperlink w:history="1" r:id="rIdosdh017nbl-xrhxkyx1bq">
+            <w:hyperlink w:history="1" r:id="rIddil-fmhipyxcrxgecm2by">
               <w:r>
                 <w:rPr>
                   <w:rFonts w:ascii="Arial" w:cs="Arial" w:eastAsia="Arial" w:hAnsi="Arial"/>
@@ -4780,7 +4780,7 @@
             <w:pPr>
               <w:spacing w:after="20" w:before="0"/>
             </w:pPr>
-            <w:hyperlink w:history="1" r:id="rIdzv1psz84sgl_emvi_bd2v">
+            <w:hyperlink w:history="1" r:id="rIdb00px5ggjf3srccydokto">
               <w:r>
                 <w:rPr>
                   <w:rFonts w:ascii="Arial" w:cs="Arial" w:eastAsia="Arial" w:hAnsi="Arial"/>
@@ -4829,7 +4829,7 @@
               <w:spacing w:after="10" w:before="0"/>
               <w:ind w:left="120"/>
             </w:pPr>
-            <w:hyperlink w:history="1" r:id="rIde1b2nypmcg0omkssiamc4">
+            <w:hyperlink w:history="1" r:id="rIdt5suwe8pwpxeutqf3day2">
               <w:r>
                 <w:rPr>
                   <w:rFonts w:ascii="Arial" w:cs="Arial" w:eastAsia="Arial" w:hAnsi="Arial"/>
@@ -5341,7 +5341,7 @@
         </w:rPr>
         <w:t xml:space="preserve">© 2026 SeaVuria and ARES. Aligned with KICD objectives. Developed by SeaVuria; technical implementation by ARES (with AI assistance from Claude). Licensed under </w:t>
       </w:r>
-      <w:hyperlink w:history="1" r:id="rIdrf-gpv_c9uk1bnrh8qkuo">
+      <w:hyperlink w:history="1" r:id="rIdebzipbj937eawly8t454y">
         <w:r>
           <w:rPr>
             <w:rFonts w:ascii="Arial" w:cs="Arial" w:eastAsia="Arial" w:hAnsi="Arial"/>
@@ -5362,7 +5362,7 @@
         </w:rPr>
         <w:t xml:space="preserve"> (</w:t>
       </w:r>
-      <w:hyperlink w:history="1" r:id="rIdvf2ptknzynls8-ilghgoj">
+      <w:hyperlink w:history="1" r:id="rIdoqj24we5ngytw0khr3lld">
         <w:r>
           <w:rPr>
             <w:rFonts w:ascii="Arial" w:cs="Arial" w:eastAsia="Arial" w:hAnsi="Arial"/>
@@ -6554,7 +6554,7 @@
             <w:pPr>
               <w:spacing w:after="20" w:before="0"/>
             </w:pPr>
-            <w:hyperlink w:history="1" r:id="rIdxp503qqofisyrpsm9nvpg">
+            <w:hyperlink w:history="1" r:id="rIdipgpf3dk7-fop_k_7uqbj">
               <w:r>
                 <w:rPr>
                   <w:rFonts w:ascii="Arial" w:cs="Arial" w:eastAsia="Arial" w:hAnsi="Arial"/>
@@ -6587,7 +6587,7 @@
               <w:spacing w:after="10" w:before="0"/>
               <w:ind w:left="120"/>
             </w:pPr>
-            <w:hyperlink w:history="1" r:id="rIdb86h1ooyeb6d4bqq1ta4r">
+            <w:hyperlink w:history="1" r:id="rId0g3wownzyii19umu3vgxg">
               <w:r>
                 <w:rPr>
                   <w:rFonts w:ascii="Arial" w:cs="Arial" w:eastAsia="Arial" w:hAnsi="Arial"/>
@@ -6632,7 +6632,7 @@
             <w:pPr>
               <w:spacing w:after="20" w:before="0"/>
             </w:pPr>
-            <w:hyperlink w:history="1" r:id="rIdk_qp3fzscovbrjqgzmsg4">
+            <w:hyperlink w:history="1" r:id="rIdl6wl1m_9vyr0xqpctf3hq">
               <w:r>
                 <w:rPr>
                   <w:rFonts w:ascii="Arial" w:cs="Arial" w:eastAsia="Arial" w:hAnsi="Arial"/>
@@ -6665,7 +6665,7 @@
               <w:spacing w:after="10" w:before="0"/>
               <w:ind w:left="120"/>
             </w:pPr>
-            <w:hyperlink w:history="1" r:id="rIdzzzrjiikoi5ps3ecdiy1x">
+            <w:hyperlink w:history="1" r:id="rId77suibubweasrv64ouf_e">
               <w:r>
                 <w:rPr>
                   <w:rFonts w:ascii="Arial" w:cs="Arial" w:eastAsia="Arial" w:hAnsi="Arial"/>
@@ -6860,7 +6860,7 @@
             <w:pPr>
               <w:spacing w:after="20" w:before="0"/>
             </w:pPr>
-            <w:hyperlink w:history="1" r:id="rIdh3hv-gmusmo-yt6xztqr2">
+            <w:hyperlink w:history="1" r:id="rIdfnylnooqrlvve1tb5fm5j">
               <w:r>
                 <w:rPr>
                   <w:rFonts w:ascii="Arial" w:cs="Arial" w:eastAsia="Arial" w:hAnsi="Arial"/>
@@ -6893,7 +6893,7 @@
               <w:spacing w:after="10" w:before="0"/>
               <w:ind w:left="120"/>
             </w:pPr>
-            <w:hyperlink w:history="1" r:id="rIdkzlk0gbgsa-9nrncl0542">
+            <w:hyperlink w:history="1" r:id="rIdccojnhxka6lgyfam0mdat">
               <w:r>
                 <w:rPr>
                   <w:rFonts w:ascii="Arial" w:cs="Arial" w:eastAsia="Arial" w:hAnsi="Arial"/>
@@ -6938,7 +6938,7 @@
             <w:pPr>
               <w:spacing w:after="20" w:before="0"/>
             </w:pPr>
-            <w:hyperlink w:history="1" r:id="rIdr76lz4czejnjmxnzhbgox">
+            <w:hyperlink w:history="1" r:id="rIduzs25kbi0v_s7mdqwwidd">
               <w:r>
                 <w:rPr>
                   <w:rFonts w:ascii="Arial" w:cs="Arial" w:eastAsia="Arial" w:hAnsi="Arial"/>
@@ -6971,7 +6971,7 @@
               <w:spacing w:after="10" w:before="0"/>
               <w:ind w:left="120"/>
             </w:pPr>
-            <w:hyperlink w:history="1" r:id="rId0rpyqxzlsgzrbyqbmdsoy">
+            <w:hyperlink w:history="1" r:id="rIdpnrpjhrqcfp0-0igcfdtx">
               <w:r>
                 <w:rPr>
                   <w:rFonts w:ascii="Arial" w:cs="Arial" w:eastAsia="Arial" w:hAnsi="Arial"/>
@@ -7166,7 +7166,7 @@
             <w:pPr>
               <w:spacing w:after="20" w:before="0"/>
             </w:pPr>
-            <w:hyperlink w:history="1" r:id="rIdmdar89x70huehq92s_cif">
+            <w:hyperlink w:history="1" r:id="rIdrz0vlabju38pytrz54x9q">
               <w:r>
                 <w:rPr>
                   <w:rFonts w:ascii="Arial" w:cs="Arial" w:eastAsia="Arial" w:hAnsi="Arial"/>
@@ -7199,7 +7199,7 @@
               <w:spacing w:after="10" w:before="0"/>
               <w:ind w:left="120"/>
             </w:pPr>
-            <w:hyperlink w:history="1" r:id="rIdx_8yd7pior8uchjfhnsci">
+            <w:hyperlink w:history="1" r:id="rIdewo3a42kjaie6lvw-ztmv">
               <w:r>
                 <w:rPr>
                   <w:rFonts w:ascii="Arial" w:cs="Arial" w:eastAsia="Arial" w:hAnsi="Arial"/>
@@ -7244,7 +7244,7 @@
             <w:pPr>
               <w:spacing w:after="20" w:before="0"/>
             </w:pPr>
-            <w:hyperlink w:history="1" r:id="rId_c7zbbfbxmb0raoepe6oc">
+            <w:hyperlink w:history="1" r:id="rId6vsljaniodwchaba80xee">
               <w:r>
                 <w:rPr>
                   <w:rFonts w:ascii="Arial" w:cs="Arial" w:eastAsia="Arial" w:hAnsi="Arial"/>
@@ -7293,7 +7293,7 @@
               <w:spacing w:after="10" w:before="0"/>
               <w:ind w:left="120"/>
             </w:pPr>
-            <w:hyperlink w:history="1" r:id="rIdne2fqbxt-htdxophazfqy">
+            <w:hyperlink w:history="1" r:id="rIdxl0ytx82fvnxurck6x5e2">
               <w:r>
                 <w:rPr>
                   <w:rFonts w:ascii="Arial" w:cs="Arial" w:eastAsia="Arial" w:hAnsi="Arial"/>
@@ -7488,7 +7488,7 @@
             <w:pPr>
               <w:spacing w:after="20" w:before="0"/>
             </w:pPr>
-            <w:hyperlink w:history="1" r:id="rId1zei0vcmtmbcvsyxhks4d">
+            <w:hyperlink w:history="1" r:id="rId2mdwx-olt1gdcqa0tl7b_">
               <w:r>
                 <w:rPr>
                   <w:rFonts w:ascii="Arial" w:cs="Arial" w:eastAsia="Arial" w:hAnsi="Arial"/>
@@ -7521,7 +7521,7 @@
               <w:spacing w:after="10" w:before="0"/>
               <w:ind w:left="120"/>
             </w:pPr>
-            <w:hyperlink w:history="1" r:id="rId_x5cftcovyyevfuo-mkgx">
+            <w:hyperlink w:history="1" r:id="rIdm42ga4lnnud-attqsxh8g">
               <w:r>
                 <w:rPr>
                   <w:rFonts w:ascii="Arial" w:cs="Arial" w:eastAsia="Arial" w:hAnsi="Arial"/>
@@ -7566,7 +7566,7 @@
             <w:pPr>
               <w:spacing w:after="20" w:before="0"/>
             </w:pPr>
-            <w:hyperlink w:history="1" r:id="rId1wp9khxgpbkh-0awel3d-">
+            <w:hyperlink w:history="1" r:id="rIdia5ohwstmcrgauwwcj87i">
               <w:r>
                 <w:rPr>
                   <w:rFonts w:ascii="Arial" w:cs="Arial" w:eastAsia="Arial" w:hAnsi="Arial"/>
@@ -7615,7 +7615,7 @@
               <w:spacing w:after="10" w:before="0"/>
               <w:ind w:left="120"/>
             </w:pPr>
-            <w:hyperlink w:history="1" r:id="rIdcux-r6lrlsuzgqwjcm3ho">
+            <w:hyperlink w:history="1" r:id="rId_rvyvgpqpzqhyyyrliq_g">
               <w:r>
                 <w:rPr>
                   <w:rFonts w:ascii="Arial" w:cs="Arial" w:eastAsia="Arial" w:hAnsi="Arial"/>
@@ -7810,7 +7810,7 @@
             <w:pPr>
               <w:spacing w:after="20" w:before="0"/>
             </w:pPr>
-            <w:hyperlink w:history="1" r:id="rId1a4nma_kldo7zdq7svhjf">
+            <w:hyperlink w:history="1" r:id="rId1rh_twx0uzla_gdmpibjh">
               <w:r>
                 <w:rPr>
                   <w:rFonts w:ascii="Arial" w:cs="Arial" w:eastAsia="Arial" w:hAnsi="Arial"/>
@@ -7843,7 +7843,7 @@
               <w:spacing w:after="10" w:before="0"/>
               <w:ind w:left="120"/>
             </w:pPr>
-            <w:hyperlink w:history="1" r:id="rIdri0p6kj6pwlzd5tsdfnaz">
+            <w:hyperlink w:history="1" r:id="rIdldpv6wa_hnq1lr2jfiwo_">
               <w:r>
                 <w:rPr>
                   <w:rFonts w:ascii="Arial" w:cs="Arial" w:eastAsia="Arial" w:hAnsi="Arial"/>
@@ -7888,7 +7888,7 @@
             <w:pPr>
               <w:spacing w:after="20" w:before="0"/>
             </w:pPr>
-            <w:hyperlink w:history="1" r:id="rIdoplfpg7fxs9pdyih9whj1">
+            <w:hyperlink w:history="1" r:id="rIdqw-aimnbxfhrde9esen3-">
               <w:r>
                 <w:rPr>
                   <w:rFonts w:ascii="Arial" w:cs="Arial" w:eastAsia="Arial" w:hAnsi="Arial"/>
@@ -7937,7 +7937,7 @@
               <w:spacing w:after="10" w:before="0"/>
               <w:ind w:left="120"/>
             </w:pPr>
-            <w:hyperlink w:history="1" r:id="rId6tqp6ncokzohqpiukimyx">
+            <w:hyperlink w:history="1" r:id="rIdsbwu3vxujsvmckbcmibjs">
               <w:r>
                 <w:rPr>
                   <w:rFonts w:ascii="Arial" w:cs="Arial" w:eastAsia="Arial" w:hAnsi="Arial"/>
@@ -8525,7 +8525,7 @@
         </w:rPr>
         <w:t xml:space="preserve">© 2026 SeaVuria and ARES. Aligned with KICD objectives. Developed by SeaVuria; technical implementation by ARES (with AI assistance from Claude). Licensed under </w:t>
       </w:r>
-      <w:hyperlink w:history="1" r:id="rIdjpzp0yzh2-4glw0z1mrmi">
+      <w:hyperlink w:history="1" r:id="rIduqbi02iqul0or7p6z8wlw">
         <w:r>
           <w:rPr>
             <w:rFonts w:ascii="Arial" w:cs="Arial" w:eastAsia="Arial" w:hAnsi="Arial"/>
@@ -8546,7 +8546,7 @@
         </w:rPr>
         <w:t xml:space="preserve"> (</w:t>
       </w:r>
-      <w:hyperlink w:history="1" r:id="rIdru6zbs1uzxtd8n7om6wke">
+      <w:hyperlink w:history="1" r:id="rIdo49ztxvyzudpbno6bu1ue">
         <w:r>
           <w:rPr>
             <w:rFonts w:ascii="Arial" w:cs="Arial" w:eastAsia="Arial" w:hAnsi="Arial"/>
@@ -9559,7 +9559,7 @@
             <w:pPr>
               <w:spacing w:after="20" w:before="0"/>
             </w:pPr>
-            <w:hyperlink w:history="1" r:id="rIdx8o2vi_jiyvdhav3wqyf5">
+            <w:hyperlink w:history="1" r:id="rIdbs4h_-v0l-rtfmdfxofsb">
               <w:r>
                 <w:rPr>
                   <w:rFonts w:ascii="Arial" w:cs="Arial" w:eastAsia="Arial" w:hAnsi="Arial"/>
@@ -9592,7 +9592,7 @@
               <w:spacing w:after="10" w:before="0"/>
               <w:ind w:left="120"/>
             </w:pPr>
-            <w:hyperlink w:history="1" r:id="rIdu0td8bfwztisf52crr56t">
+            <w:hyperlink w:history="1" r:id="rIdkqdqciip914hi613pfihn">
               <w:r>
                 <w:rPr>
                   <w:rFonts w:ascii="Arial" w:cs="Arial" w:eastAsia="Arial" w:hAnsi="Arial"/>
@@ -9637,7 +9637,7 @@
             <w:pPr>
               <w:spacing w:after="20" w:before="0"/>
             </w:pPr>
-            <w:hyperlink w:history="1" r:id="rIdijyw5y4rcpwubobqqf0cj">
+            <w:hyperlink w:history="1" r:id="rIdx29tb9jlv5bdjzfr0qqgk">
               <w:r>
                 <w:rPr>
                   <w:rFonts w:ascii="Arial" w:cs="Arial" w:eastAsia="Arial" w:hAnsi="Arial"/>
@@ -9670,7 +9670,7 @@
               <w:spacing w:after="10" w:before="0"/>
               <w:ind w:left="120"/>
             </w:pPr>
-            <w:hyperlink w:history="1" r:id="rId6nroljbbe51kccc9hlew0">
+            <w:hyperlink w:history="1" r:id="rIdq9felg3l24pprdehirav0">
               <w:r>
                 <w:rPr>
                   <w:rFonts w:ascii="Arial" w:cs="Arial" w:eastAsia="Arial" w:hAnsi="Arial"/>
@@ -9865,7 +9865,7 @@
             <w:pPr>
               <w:spacing w:after="20" w:before="0"/>
             </w:pPr>
-            <w:hyperlink w:history="1" r:id="rIdbxbapv2vx8cus5gye4gvs">
+            <w:hyperlink w:history="1" r:id="rIdzninbdfr2p7_qlhkuezl8">
               <w:r>
                 <w:rPr>
                   <w:rFonts w:ascii="Arial" w:cs="Arial" w:eastAsia="Arial" w:hAnsi="Arial"/>
@@ -9898,7 +9898,7 @@
               <w:spacing w:after="10" w:before="0"/>
               <w:ind w:left="120"/>
             </w:pPr>
-            <w:hyperlink w:history="1" r:id="rIdbzs2si40mmnc1whta5mfc">
+            <w:hyperlink w:history="1" r:id="rId-rffunzgeruuohj-sfhw5">
               <w:r>
                 <w:rPr>
                   <w:rFonts w:ascii="Arial" w:cs="Arial" w:eastAsia="Arial" w:hAnsi="Arial"/>
@@ -9943,7 +9943,7 @@
             <w:pPr>
               <w:spacing w:after="20" w:before="0"/>
             </w:pPr>
-            <w:hyperlink w:history="1" r:id="rIdt-2u1zcp1yeohmf6xyfxg">
+            <w:hyperlink w:history="1" r:id="rIdsjcys3zavypqwbs89fnop">
               <w:r>
                 <w:rPr>
                   <w:rFonts w:ascii="Arial" w:cs="Arial" w:eastAsia="Arial" w:hAnsi="Arial"/>
@@ -9976,7 +9976,7 @@
               <w:spacing w:after="10" w:before="0"/>
               <w:ind w:left="120"/>
             </w:pPr>
-            <w:hyperlink w:history="1" r:id="rIdmujcwkw_mdvd7brg69hfi">
+            <w:hyperlink w:history="1" r:id="rIdimnzaurk66lzawkdq8r0n">
               <w:r>
                 <w:rPr>
                   <w:rFonts w:ascii="Arial" w:cs="Arial" w:eastAsia="Arial" w:hAnsi="Arial"/>
@@ -10171,7 +10171,7 @@
             <w:pPr>
               <w:spacing w:after="20" w:before="0"/>
             </w:pPr>
-            <w:hyperlink w:history="1" r:id="rIdizx-zqex3p7lfw5p3td0-">
+            <w:hyperlink w:history="1" r:id="rIdzri_1elwoiauwq9bplukn">
               <w:r>
                 <w:rPr>
                   <w:rFonts w:ascii="Arial" w:cs="Arial" w:eastAsia="Arial" w:hAnsi="Arial"/>
@@ -10220,7 +10220,7 @@
               <w:spacing w:after="10" w:before="0"/>
               <w:ind w:left="120"/>
             </w:pPr>
-            <w:hyperlink w:history="1" r:id="rIdpbjxfkwqg39nfb2n2pkgc">
+            <w:hyperlink w:history="1" r:id="rIdvcojgadpyhjtacfbp8h_k">
               <w:r>
                 <w:rPr>
                   <w:rFonts w:ascii="Arial" w:cs="Arial" w:eastAsia="Arial" w:hAnsi="Arial"/>
@@ -10265,7 +10265,7 @@
             <w:pPr>
               <w:spacing w:after="20" w:before="0"/>
             </w:pPr>
-            <w:hyperlink w:history="1" r:id="rIdqmuipelxndirfu5j-lpgi">
+            <w:hyperlink w:history="1" r:id="rIdcnrs_8xylrleoajl8a7px">
               <w:r>
                 <w:rPr>
                   <w:rFonts w:ascii="Arial" w:cs="Arial" w:eastAsia="Arial" w:hAnsi="Arial"/>
@@ -10298,7 +10298,7 @@
               <w:spacing w:after="10" w:before="0"/>
               <w:ind w:left="120"/>
             </w:pPr>
-            <w:hyperlink w:history="1" r:id="rIdfz-zch1s_h29znwkz9stb">
+            <w:hyperlink w:history="1" r:id="rIdf_m0obvuumwcccgiz0myk">
               <w:r>
                 <w:rPr>
                   <w:rFonts w:ascii="Arial" w:cs="Arial" w:eastAsia="Arial" w:hAnsi="Arial"/>
@@ -10493,7 +10493,7 @@
             <w:pPr>
               <w:spacing w:after="20" w:before="0"/>
             </w:pPr>
-            <w:hyperlink w:history="1" r:id="rId7b5-2aj5sstez1j3m6dnb">
+            <w:hyperlink w:history="1" r:id="rIddz-vijbbdxfdhucpligum">
               <w:r>
                 <w:rPr>
                   <w:rFonts w:ascii="Arial" w:cs="Arial" w:eastAsia="Arial" w:hAnsi="Arial"/>
@@ -10542,7 +10542,7 @@
               <w:spacing w:after="10" w:before="0"/>
               <w:ind w:left="120"/>
             </w:pPr>
-            <w:hyperlink w:history="1" r:id="rIdscpchndwkot625byyn8jp">
+            <w:hyperlink w:history="1" r:id="rIdoigzebleva4-5afxqfdfz">
               <w:r>
                 <w:rPr>
                   <w:rFonts w:ascii="Arial" w:cs="Arial" w:eastAsia="Arial" w:hAnsi="Arial"/>
@@ -10587,7 +10587,7 @@
             <w:pPr>
               <w:spacing w:after="20" w:before="0"/>
             </w:pPr>
-            <w:hyperlink w:history="1" r:id="rIdo2l5naepho4-zeq24ns7s">
+            <w:hyperlink w:history="1" r:id="rIdbfbt4xugjr8znv1qjbbhs">
               <w:r>
                 <w:rPr>
                   <w:rFonts w:ascii="Arial" w:cs="Arial" w:eastAsia="Arial" w:hAnsi="Arial"/>
@@ -10620,7 +10620,7 @@
               <w:spacing w:after="10" w:before="0"/>
               <w:ind w:left="120"/>
             </w:pPr>
-            <w:hyperlink w:history="1" r:id="rIdgddnav8khuvrd-rfytctx">
+            <w:hyperlink w:history="1" r:id="rIdff8ung0t3ukb8zkb532ry">
               <w:r>
                 <w:rPr>
                   <w:rFonts w:ascii="Arial" w:cs="Arial" w:eastAsia="Arial" w:hAnsi="Arial"/>
@@ -10815,7 +10815,7 @@
             <w:pPr>
               <w:spacing w:after="20" w:before="0"/>
             </w:pPr>
-            <w:hyperlink w:history="1" r:id="rIdaxufeevjww2fsnnto8lls">
+            <w:hyperlink w:history="1" r:id="rIdabe98huhhh6edkloijhhk">
               <w:r>
                 <w:rPr>
                   <w:rFonts w:ascii="Arial" w:cs="Arial" w:eastAsia="Arial" w:hAnsi="Arial"/>
@@ -10864,7 +10864,7 @@
               <w:spacing w:after="10" w:before="0"/>
               <w:ind w:left="120"/>
             </w:pPr>
-            <w:hyperlink w:history="1" r:id="rIdk9fnkyjgsa558ppoh6tns">
+            <w:hyperlink w:history="1" r:id="rIdtwkot-7pcj3sui-1ykb8u">
               <w:r>
                 <w:rPr>
                   <w:rFonts w:ascii="Arial" w:cs="Arial" w:eastAsia="Arial" w:hAnsi="Arial"/>
@@ -10909,7 +10909,7 @@
             <w:pPr>
               <w:spacing w:after="20" w:before="0"/>
             </w:pPr>
-            <w:hyperlink w:history="1" r:id="rIduwt3iewpp2m6_i4jg9dql">
+            <w:hyperlink w:history="1" r:id="rId3uovjstoc5yp0ktqv3mh4">
               <w:r>
                 <w:rPr>
                   <w:rFonts w:ascii="Arial" w:cs="Arial" w:eastAsia="Arial" w:hAnsi="Arial"/>
@@ -10942,7 +10942,7 @@
               <w:spacing w:after="10" w:before="0"/>
               <w:ind w:left="120"/>
             </w:pPr>
-            <w:hyperlink w:history="1" r:id="rIdq3aaahwptrl8k3-evs3h1">
+            <w:hyperlink w:history="1" r:id="rIdocwn90x-y20nkurjvitmh">
               <w:r>
                 <w:rPr>
                   <w:rFonts w:ascii="Arial" w:cs="Arial" w:eastAsia="Arial" w:hAnsi="Arial"/>
@@ -11454,7 +11454,7 @@
         </w:rPr>
         <w:t xml:space="preserve">© 2026 SeaVuria and ARES. Aligned with KICD objectives. Developed by SeaVuria; technical implementation by ARES (with AI assistance from Claude). Licensed under </w:t>
       </w:r>
-      <w:hyperlink w:history="1" r:id="rId_9jjtctv2kvzubro54xol">
+      <w:hyperlink w:history="1" r:id="rIdxl4fujxd89wawluh1hlfo">
         <w:r>
           <w:rPr>
             <w:rFonts w:ascii="Arial" w:cs="Arial" w:eastAsia="Arial" w:hAnsi="Arial"/>
@@ -11475,7 +11475,7 @@
         </w:rPr>
         <w:t xml:space="preserve"> (</w:t>
       </w:r>
-      <w:hyperlink w:history="1" r:id="rIdiqsie89rklgdcwaw1marl">
+      <w:hyperlink w:history="1" r:id="rIdpjx2fequsmll5zx0kqjry">
         <w:r>
           <w:rPr>
             <w:rFonts w:ascii="Arial" w:cs="Arial" w:eastAsia="Arial" w:hAnsi="Arial"/>
@@ -12488,7 +12488,7 @@
             <w:pPr>
               <w:spacing w:after="20" w:before="0"/>
             </w:pPr>
-            <w:hyperlink w:history="1" r:id="rIdj8ejazunfpe5xfksmkjjf">
+            <w:hyperlink w:history="1" r:id="rId7fotutlyx6128jshufnml">
               <w:r>
                 <w:rPr>
                   <w:rFonts w:ascii="Arial" w:cs="Arial" w:eastAsia="Arial" w:hAnsi="Arial"/>
@@ -12521,7 +12521,7 @@
               <w:spacing w:after="10" w:before="0"/>
               <w:ind w:left="120"/>
             </w:pPr>
-            <w:hyperlink w:history="1" r:id="rIddz8xdrd7fybovj22i9ms1">
+            <w:hyperlink w:history="1" r:id="rIdsx0gl_7uixczdq1nk6edz">
               <w:r>
                 <w:rPr>
                   <w:rFonts w:ascii="Arial" w:cs="Arial" w:eastAsia="Arial" w:hAnsi="Arial"/>
@@ -12566,7 +12566,7 @@
             <w:pPr>
               <w:spacing w:after="20" w:before="0"/>
             </w:pPr>
-            <w:hyperlink w:history="1" r:id="rIdfns8s9pufunq4a7l1njdv">
+            <w:hyperlink w:history="1" r:id="rId_qqhgd8-fwlpqajxidwnl">
               <w:r>
                 <w:rPr>
                   <w:rFonts w:ascii="Arial" w:cs="Arial" w:eastAsia="Arial" w:hAnsi="Arial"/>
@@ -12599,7 +12599,7 @@
               <w:spacing w:after="10" w:before="0"/>
               <w:ind w:left="120"/>
             </w:pPr>
-            <w:hyperlink w:history="1" r:id="rIdvemdtq5q4hskiwxfsxdku">
+            <w:hyperlink w:history="1" r:id="rIdpn2pyihuegf1ioypspsht">
               <w:r>
                 <w:rPr>
                   <w:rFonts w:ascii="Arial" w:cs="Arial" w:eastAsia="Arial" w:hAnsi="Arial"/>
@@ -12870,7 +12870,7 @@
             <w:pPr>
               <w:spacing w:after="20" w:before="0"/>
             </w:pPr>
-            <w:hyperlink w:history="1" r:id="rId_w0pjqpyg2nbdwekvf6b5">
+            <w:hyperlink w:history="1" r:id="rIdxe1hgtg7vhq2xjhse8rzw">
               <w:r>
                 <w:rPr>
                   <w:rFonts w:ascii="Arial" w:cs="Arial" w:eastAsia="Arial" w:hAnsi="Arial"/>
@@ -12903,7 +12903,7 @@
               <w:spacing w:after="10" w:before="0"/>
               <w:ind w:left="120"/>
             </w:pPr>
-            <w:hyperlink w:history="1" r:id="rIdrkc4e_uvtwqgliw3mvncw">
+            <w:hyperlink w:history="1" r:id="rIdi_nfw7fm5kwmjxphsfyiq">
               <w:r>
                 <w:rPr>
                   <w:rFonts w:ascii="Arial" w:cs="Arial" w:eastAsia="Arial" w:hAnsi="Arial"/>
@@ -12948,7 +12948,7 @@
             <w:pPr>
               <w:spacing w:after="20" w:before="0"/>
             </w:pPr>
-            <w:hyperlink w:history="1" r:id="rIdxkgg83f8_cbe6b6rd75n3">
+            <w:hyperlink w:history="1" r:id="rIdoqvekxwhpt77fz6kqlb8z">
               <w:r>
                 <w:rPr>
                   <w:rFonts w:ascii="Arial" w:cs="Arial" w:eastAsia="Arial" w:hAnsi="Arial"/>
@@ -12981,7 +12981,7 @@
               <w:spacing w:after="10" w:before="0"/>
               <w:ind w:left="120"/>
             </w:pPr>
-            <w:hyperlink w:history="1" r:id="rIdutrvbpukrcknztuzsdnua">
+            <w:hyperlink w:history="1" r:id="rIdl93sti7ngxbjf9c4rwygn">
               <w:r>
                 <w:rPr>
                   <w:rFonts w:ascii="Arial" w:cs="Arial" w:eastAsia="Arial" w:hAnsi="Arial"/>
@@ -13252,7 +13252,7 @@
             <w:pPr>
               <w:spacing w:after="20" w:before="0"/>
             </w:pPr>
-            <w:hyperlink w:history="1" r:id="rId0xo2wwvi99nauwzwuwa3c">
+            <w:hyperlink w:history="1" r:id="rId4egxpzqn2367dzj7mutja">
               <w:r>
                 <w:rPr>
                   <w:rFonts w:ascii="Arial" w:cs="Arial" w:eastAsia="Arial" w:hAnsi="Arial"/>
@@ -13285,7 +13285,7 @@
               <w:spacing w:after="10" w:before="0"/>
               <w:ind w:left="120"/>
             </w:pPr>
-            <w:hyperlink w:history="1" r:id="rIdppsq2gjbuniisoeomd8jm">
+            <w:hyperlink w:history="1" r:id="rIdfc3pjcnuxjjfhxoakt3y6">
               <w:r>
                 <w:rPr>
                   <w:rFonts w:ascii="Arial" w:cs="Arial" w:eastAsia="Arial" w:hAnsi="Arial"/>
@@ -13330,7 +13330,7 @@
             <w:pPr>
               <w:spacing w:after="20" w:before="0"/>
             </w:pPr>
-            <w:hyperlink w:history="1" r:id="rIdvgqz83w25_8aicdqcuizw">
+            <w:hyperlink w:history="1" r:id="rIdyl4pxesdmfc5_gogbnauq">
               <w:r>
                 <w:rPr>
                   <w:rFonts w:ascii="Arial" w:cs="Arial" w:eastAsia="Arial" w:hAnsi="Arial"/>
@@ -13363,7 +13363,7 @@
               <w:spacing w:after="10" w:before="0"/>
               <w:ind w:left="120"/>
             </w:pPr>
-            <w:hyperlink w:history="1" r:id="rIdofcjuwem2s2abf_9zxbwg">
+            <w:hyperlink w:history="1" r:id="rIdbprufxn5rupzq8csmd_5n">
               <w:r>
                 <w:rPr>
                   <w:rFonts w:ascii="Arial" w:cs="Arial" w:eastAsia="Arial" w:hAnsi="Arial"/>
@@ -13634,7 +13634,7 @@
             <w:pPr>
               <w:spacing w:after="20" w:before="0"/>
             </w:pPr>
-            <w:hyperlink w:history="1" r:id="rIdrdcxynewkeetaga5-aovc">
+            <w:hyperlink w:history="1" r:id="rId6fkmidomeud9lgp5cszqz">
               <w:r>
                 <w:rPr>
                   <w:rFonts w:ascii="Arial" w:cs="Arial" w:eastAsia="Arial" w:hAnsi="Arial"/>
@@ -13667,7 +13667,7 @@
               <w:spacing w:after="10" w:before="0"/>
               <w:ind w:left="120"/>
             </w:pPr>
-            <w:hyperlink w:history="1" r:id="rIdsoktq6bzqb79dpxofko1-">
+            <w:hyperlink w:history="1" r:id="rIdrqk12qlfjdorpucnriysz">
               <w:r>
                 <w:rPr>
                   <w:rFonts w:ascii="Arial" w:cs="Arial" w:eastAsia="Arial" w:hAnsi="Arial"/>
@@ -13712,7 +13712,7 @@
             <w:pPr>
               <w:spacing w:after="20" w:before="0"/>
             </w:pPr>
-            <w:hyperlink w:history="1" r:id="rIdso9qvn53a1gqlqi6a1lfb">
+            <w:hyperlink w:history="1" r:id="rId92hhtjqrqnoog84krdsuc">
               <w:r>
                 <w:rPr>
                   <w:rFonts w:ascii="Arial" w:cs="Arial" w:eastAsia="Arial" w:hAnsi="Arial"/>
@@ -13745,7 +13745,7 @@
               <w:spacing w:after="10" w:before="0"/>
               <w:ind w:left="120"/>
             </w:pPr>
-            <w:hyperlink w:history="1" r:id="rId15gjxh4_c555jsue4ao5g">
+            <w:hyperlink w:history="1" r:id="rIdp8mnkkjuoh-b3hu1vyjcn">
               <w:r>
                 <w:rPr>
                   <w:rFonts w:ascii="Arial" w:cs="Arial" w:eastAsia="Arial" w:hAnsi="Arial"/>
@@ -14016,7 +14016,7 @@
             <w:pPr>
               <w:spacing w:after="20" w:before="0"/>
             </w:pPr>
-            <w:hyperlink w:history="1" r:id="rIdalxmvizcdo5npu1ol8hhz">
+            <w:hyperlink w:history="1" r:id="rIdfd4lcrq32sgh2p2nns6d_">
               <w:r>
                 <w:rPr>
                   <w:rFonts w:ascii="Arial" w:cs="Arial" w:eastAsia="Arial" w:hAnsi="Arial"/>
@@ -14065,7 +14065,7 @@
               <w:spacing w:after="10" w:before="0"/>
               <w:ind w:left="120"/>
             </w:pPr>
-            <w:hyperlink w:history="1" r:id="rIdeunerfstegieryui9p3sp">
+            <w:hyperlink w:history="1" r:id="rIdpydrdkct179sxnobcrsad">
               <w:r>
                 <w:rPr>
                   <w:rFonts w:ascii="Arial" w:cs="Arial" w:eastAsia="Arial" w:hAnsi="Arial"/>
@@ -14110,7 +14110,7 @@
             <w:pPr>
               <w:spacing w:after="20" w:before="0"/>
             </w:pPr>
-            <w:hyperlink w:history="1" r:id="rId-dbbatzexobbbmyebkpxs">
+            <w:hyperlink w:history="1" r:id="rIdjbojwodcsqgaq-xyig-nc">
               <w:r>
                 <w:rPr>
                   <w:rFonts w:ascii="Arial" w:cs="Arial" w:eastAsia="Arial" w:hAnsi="Arial"/>
@@ -14143,7 +14143,7 @@
               <w:spacing w:after="10" w:before="0"/>
               <w:ind w:left="120"/>
             </w:pPr>
-            <w:hyperlink w:history="1" r:id="rIdzvpha_cvq8c-di9dpj09u">
+            <w:hyperlink w:history="1" r:id="rIdpavzjsriwjz4a_1bn5bpi">
               <w:r>
                 <w:rPr>
                   <w:rFonts w:ascii="Arial" w:cs="Arial" w:eastAsia="Arial" w:hAnsi="Arial"/>
@@ -14731,7 +14731,7 @@
         </w:rPr>
         <w:t xml:space="preserve">© 2026 SeaVuria and ARES. Aligned with KICD objectives. Developed by SeaVuria; technical implementation by ARES (with AI assistance from Claude). Licensed under </w:t>
       </w:r>
-      <w:hyperlink w:history="1" r:id="rId55vurhsbmcih9apv78w7d">
+      <w:hyperlink w:history="1" r:id="rIdeellko6raye9y737qully">
         <w:r>
           <w:rPr>
             <w:rFonts w:ascii="Arial" w:cs="Arial" w:eastAsia="Arial" w:hAnsi="Arial"/>
@@ -14752,7 +14752,7 @@
         </w:rPr>
         <w:t xml:space="preserve"> (</w:t>
       </w:r>
-      <w:hyperlink w:history="1" r:id="rIdlxzt6rulsxis-pzqsgr3g">
+      <w:hyperlink w:history="1" r:id="rIdlflo1gnzqpaacfqko_z9h">
         <w:r>
           <w:rPr>
             <w:rFonts w:ascii="Arial" w:cs="Arial" w:eastAsia="Arial" w:hAnsi="Arial"/>
@@ -15765,7 +15765,7 @@
             <w:pPr>
               <w:spacing w:after="20" w:before="0"/>
             </w:pPr>
-            <w:hyperlink w:history="1" r:id="rIdcizbqjg1p7_tu8zh3_r9o">
+            <w:hyperlink w:history="1" r:id="rIdep_obejxwk1hxihhustdz">
               <w:r>
                 <w:rPr>
                   <w:rFonts w:ascii="Arial" w:cs="Arial" w:eastAsia="Arial" w:hAnsi="Arial"/>
@@ -15798,7 +15798,7 @@
               <w:spacing w:after="10" w:before="0"/>
               <w:ind w:left="120"/>
             </w:pPr>
-            <w:hyperlink w:history="1" r:id="rIdykeqbtgxx4267zaewc-0a">
+            <w:hyperlink w:history="1" r:id="rIdaf2jh9f87i_o-j6educvq">
               <w:r>
                 <w:rPr>
                   <w:rFonts w:ascii="Arial" w:cs="Arial" w:eastAsia="Arial" w:hAnsi="Arial"/>
@@ -15843,7 +15843,7 @@
             <w:pPr>
               <w:spacing w:after="20" w:before="0"/>
             </w:pPr>
-            <w:hyperlink w:history="1" r:id="rIdkzhesmholyds4p4a4p5la">
+            <w:hyperlink w:history="1" r:id="rId17i27al7v6r8fhyhbdq-i">
               <w:r>
                 <w:rPr>
                   <w:rFonts w:ascii="Arial" w:cs="Arial" w:eastAsia="Arial" w:hAnsi="Arial"/>
@@ -15876,7 +15876,7 @@
               <w:spacing w:after="10" w:before="0"/>
               <w:ind w:left="120"/>
             </w:pPr>
-            <w:hyperlink w:history="1" r:id="rIdealidleixkldldajzwil6">
+            <w:hyperlink w:history="1" r:id="rIddetnbtybsma9ju3tdb7zl">
               <w:r>
                 <w:rPr>
                   <w:rFonts w:ascii="Arial" w:cs="Arial" w:eastAsia="Arial" w:hAnsi="Arial"/>
@@ -16071,7 +16071,7 @@
             <w:pPr>
               <w:spacing w:after="20" w:before="0"/>
             </w:pPr>
-            <w:hyperlink w:history="1" r:id="rIdudqlmpow6znlisxgghf9n">
+            <w:hyperlink w:history="1" r:id="rIdgn8bkvdwksyfibfe9qpnv">
               <w:r>
                 <w:rPr>
                   <w:rFonts w:ascii="Arial" w:cs="Arial" w:eastAsia="Arial" w:hAnsi="Arial"/>
@@ -16104,7 +16104,7 @@
               <w:spacing w:after="10" w:before="0"/>
               <w:ind w:left="120"/>
             </w:pPr>
-            <w:hyperlink w:history="1" r:id="rIdrobyyknm3iw4sktwjm_wf">
+            <w:hyperlink w:history="1" r:id="rIdryuqpnlw5redujw8z3yzm">
               <w:r>
                 <w:rPr>
                   <w:rFonts w:ascii="Arial" w:cs="Arial" w:eastAsia="Arial" w:hAnsi="Arial"/>
@@ -16149,7 +16149,7 @@
             <w:pPr>
               <w:spacing w:after="20" w:before="0"/>
             </w:pPr>
-            <w:hyperlink w:history="1" r:id="rIdm74gcut5e43dyheqvev3g">
+            <w:hyperlink w:history="1" r:id="rIdpv1zifmaqlv6kp8mzohtv">
               <w:r>
                 <w:rPr>
                   <w:rFonts w:ascii="Arial" w:cs="Arial" w:eastAsia="Arial" w:hAnsi="Arial"/>
@@ -16182,7 +16182,7 @@
               <w:spacing w:after="10" w:before="0"/>
               <w:ind w:left="120"/>
             </w:pPr>
-            <w:hyperlink w:history="1" r:id="rIdouoazpfqdev6nvp8ehwpo">
+            <w:hyperlink w:history="1" r:id="rIdw9cum8gyk4iucs35puak5">
               <w:r>
                 <w:rPr>
                   <w:rFonts w:ascii="Arial" w:cs="Arial" w:eastAsia="Arial" w:hAnsi="Arial"/>
@@ -16377,7 +16377,7 @@
             <w:pPr>
               <w:spacing w:after="20" w:before="0"/>
             </w:pPr>
-            <w:hyperlink w:history="1" r:id="rIdcmet4ou8nvrbs_i4uyraf">
+            <w:hyperlink w:history="1" r:id="rIdflj8d7f12hxvvfb7ztwn0">
               <w:r>
                 <w:rPr>
                   <w:rFonts w:ascii="Arial" w:cs="Arial" w:eastAsia="Arial" w:hAnsi="Arial"/>
@@ -16426,7 +16426,7 @@
               <w:spacing w:after="10" w:before="0"/>
               <w:ind w:left="120"/>
             </w:pPr>
-            <w:hyperlink w:history="1" r:id="rIdzjtuyb9ahxutflyfwzv2s">
+            <w:hyperlink w:history="1" r:id="rId_k_ucg-2tmic3xtadwenh">
               <w:r>
                 <w:rPr>
                   <w:rFonts w:ascii="Arial" w:cs="Arial" w:eastAsia="Arial" w:hAnsi="Arial"/>
@@ -16471,7 +16471,7 @@
             <w:pPr>
               <w:spacing w:after="20" w:before="0"/>
             </w:pPr>
-            <w:hyperlink w:history="1" r:id="rIdibglvtr84_2uusalajw_g">
+            <w:hyperlink w:history="1" r:id="rIdpoys6ffnutlotqrwpshib">
               <w:r>
                 <w:rPr>
                   <w:rFonts w:ascii="Arial" w:cs="Arial" w:eastAsia="Arial" w:hAnsi="Arial"/>
@@ -16504,7 +16504,7 @@
               <w:spacing w:after="10" w:before="0"/>
               <w:ind w:left="120"/>
             </w:pPr>
-            <w:hyperlink w:history="1" r:id="rIdeff36v9gphhw_gah4hwki">
+            <w:hyperlink w:history="1" r:id="rIdb03yvnnrv0l8e8dmpsmqi">
               <w:r>
                 <w:rPr>
                   <w:rFonts w:ascii="Arial" w:cs="Arial" w:eastAsia="Arial" w:hAnsi="Arial"/>
@@ -16699,7 +16699,7 @@
             <w:pPr>
               <w:spacing w:after="20" w:before="0"/>
             </w:pPr>
-            <w:hyperlink w:history="1" r:id="rIdskt9f2mng2ouqgopdiqjp">
+            <w:hyperlink w:history="1" r:id="rId_gb9xmmy_y9mftifsjajp">
               <w:r>
                 <w:rPr>
                   <w:rFonts w:ascii="Arial" w:cs="Arial" w:eastAsia="Arial" w:hAnsi="Arial"/>
@@ -16748,7 +16748,7 @@
               <w:spacing w:after="10" w:before="0"/>
               <w:ind w:left="120"/>
             </w:pPr>
-            <w:hyperlink w:history="1" r:id="rId1gkvbidrzqvul_sz-adhf">
+            <w:hyperlink w:history="1" r:id="rIdl44bslmwn4rhuhhdtk19i">
               <w:r>
                 <w:rPr>
                   <w:rFonts w:ascii="Arial" w:cs="Arial" w:eastAsia="Arial" w:hAnsi="Arial"/>
@@ -16793,7 +16793,7 @@
             <w:pPr>
               <w:spacing w:after="20" w:before="0"/>
             </w:pPr>
-            <w:hyperlink w:history="1" r:id="rIdwgllhkt7h3ti2cxttpdak">
+            <w:hyperlink w:history="1" r:id="rId5pwlyiigyahappgnvyr3s">
               <w:r>
                 <w:rPr>
                   <w:rFonts w:ascii="Arial" w:cs="Arial" w:eastAsia="Arial" w:hAnsi="Arial"/>
@@ -16826,7 +16826,7 @@
               <w:spacing w:after="10" w:before="0"/>
               <w:ind w:left="120"/>
             </w:pPr>
-            <w:hyperlink w:history="1" r:id="rIdlyacweiya68_hrqjbx-ve">
+            <w:hyperlink w:history="1" r:id="rId24m_nzhzef70gjg2qxz4h">
               <w:r>
                 <w:rPr>
                   <w:rFonts w:ascii="Arial" w:cs="Arial" w:eastAsia="Arial" w:hAnsi="Arial"/>
@@ -17021,7 +17021,7 @@
             <w:pPr>
               <w:spacing w:after="20" w:before="0"/>
             </w:pPr>
-            <w:hyperlink w:history="1" r:id="rIdm7okjreilt4tuyawvdwk-">
+            <w:hyperlink w:history="1" r:id="rIdnxhyxxznkamwwcl0km6ag">
               <w:r>
                 <w:rPr>
                   <w:rFonts w:ascii="Arial" w:cs="Arial" w:eastAsia="Arial" w:hAnsi="Arial"/>
@@ -17070,7 +17070,7 @@
               <w:spacing w:after="10" w:before="0"/>
               <w:ind w:left="120"/>
             </w:pPr>
-            <w:hyperlink w:history="1" r:id="rIdkwe5cscpn_3-tdppktguy">
+            <w:hyperlink w:history="1" r:id="rIdrzof3v_mrf8ytd6bih7wr">
               <w:r>
                 <w:rPr>
                   <w:rFonts w:ascii="Arial" w:cs="Arial" w:eastAsia="Arial" w:hAnsi="Arial"/>
@@ -17115,7 +17115,7 @@
             <w:pPr>
               <w:spacing w:after="20" w:before="0"/>
             </w:pPr>
-            <w:hyperlink w:history="1" r:id="rIdtrkhlaxxvlebmermdbojt">
+            <w:hyperlink w:history="1" r:id="rIdvvgrjpp6zeo_ujkpenads">
               <w:r>
                 <w:rPr>
                   <w:rFonts w:ascii="Arial" w:cs="Arial" w:eastAsia="Arial" w:hAnsi="Arial"/>
@@ -17148,7 +17148,7 @@
               <w:spacing w:after="10" w:before="0"/>
               <w:ind w:left="120"/>
             </w:pPr>
-            <w:hyperlink w:history="1" r:id="rIdze9m9_xdtba4dwo15__e3">
+            <w:hyperlink w:history="1" r:id="rIdoszcbms6d4njy0ivm9-lb">
               <w:r>
                 <w:rPr>
                   <w:rFonts w:ascii="Arial" w:cs="Arial" w:eastAsia="Arial" w:hAnsi="Arial"/>
@@ -17660,7 +17660,7 @@
         </w:rPr>
         <w:t xml:space="preserve">© 2026 SeaVuria and ARES. Aligned with KICD objectives. Developed by SeaVuria; technical implementation by ARES (with AI assistance from Claude). Licensed under </w:t>
       </w:r>
-      <w:hyperlink w:history="1" r:id="rIdzvfwpcnvjbo-gvapn-bpx">
+      <w:hyperlink w:history="1" r:id="rId_mzouh8ejy6eb8_gz_era">
         <w:r>
           <w:rPr>
             <w:rFonts w:ascii="Arial" w:cs="Arial" w:eastAsia="Arial" w:hAnsi="Arial"/>
@@ -17681,7 +17681,7 @@
         </w:rPr>
         <w:t xml:space="preserve"> (</w:t>
       </w:r>
-      <w:hyperlink w:history="1" r:id="rIdjik4rvgsiceh4kqtz9u0l">
+      <w:hyperlink w:history="1" r:id="rIdnoqzmmxhpkjnhioewlpmy">
         <w:r>
           <w:rPr>
             <w:rFonts w:ascii="Arial" w:cs="Arial" w:eastAsia="Arial" w:hAnsi="Arial"/>
@@ -18853,7 +18853,7 @@
             <w:pPr>
               <w:spacing w:after="20" w:before="0"/>
             </w:pPr>
-            <w:hyperlink w:history="1" r:id="rIdc8oy-ormgwsdbx7_pyalz">
+            <w:hyperlink w:history="1" r:id="rId8klvih541o3-wfne7ixcr">
               <w:r>
                 <w:rPr>
                   <w:rFonts w:ascii="Arial" w:cs="Arial" w:eastAsia="Arial" w:hAnsi="Arial"/>
@@ -18886,7 +18886,7 @@
               <w:spacing w:after="10" w:before="0"/>
               <w:ind w:left="120"/>
             </w:pPr>
-            <w:hyperlink w:history="1" r:id="rIdmch-5uxxrexhi2lnkyai6">
+            <w:hyperlink w:history="1" r:id="rIdyyd0t5rtd9kzlsubxnupm">
               <w:r>
                 <w:rPr>
                   <w:rFonts w:ascii="Arial" w:cs="Arial" w:eastAsia="Arial" w:hAnsi="Arial"/>
@@ -18931,7 +18931,7 @@
             <w:pPr>
               <w:spacing w:after="20" w:before="0"/>
             </w:pPr>
-            <w:hyperlink w:history="1" r:id="rIdjkqnauokdwukzywonhgs0">
+            <w:hyperlink w:history="1" r:id="rIdlsj_ofe-mmeahnrxewkv3">
               <w:r>
                 <w:rPr>
                   <w:rFonts w:ascii="Arial" w:cs="Arial" w:eastAsia="Arial" w:hAnsi="Arial"/>
@@ -18964,7 +18964,7 @@
               <w:spacing w:after="10" w:before="0"/>
               <w:ind w:left="120"/>
             </w:pPr>
-            <w:hyperlink w:history="1" r:id="rIdhly2hur0y3ivxa_mkz3nb">
+            <w:hyperlink w:history="1" r:id="rIdevrrx4qiaxvv93af4o_0p">
               <w:r>
                 <w:rPr>
                   <w:rFonts w:ascii="Arial" w:cs="Arial" w:eastAsia="Arial" w:hAnsi="Arial"/>
@@ -19159,7 +19159,7 @@
             <w:pPr>
               <w:spacing w:after="20" w:before="0"/>
             </w:pPr>
-            <w:hyperlink w:history="1" r:id="rIderodk2d98hfr1pfgfckf4">
+            <w:hyperlink w:history="1" r:id="rIdradveuqd-ph95p_amfkpc">
               <w:r>
                 <w:rPr>
                   <w:rFonts w:ascii="Arial" w:cs="Arial" w:eastAsia="Arial" w:hAnsi="Arial"/>
@@ -19192,7 +19192,7 @@
               <w:spacing w:after="10" w:before="0"/>
               <w:ind w:left="120"/>
             </w:pPr>
-            <w:hyperlink w:history="1" r:id="rIdkdajbwdq-06gi4458ngfh">
+            <w:hyperlink w:history="1" r:id="rIdwdjnu9dh_h6vqvkab2pat">
               <w:r>
                 <w:rPr>
                   <w:rFonts w:ascii="Arial" w:cs="Arial" w:eastAsia="Arial" w:hAnsi="Arial"/>
@@ -19237,7 +19237,7 @@
             <w:pPr>
               <w:spacing w:after="20" w:before="0"/>
             </w:pPr>
-            <w:hyperlink w:history="1" r:id="rId_az4f66hqkagvnuijh8ls">
+            <w:hyperlink w:history="1" r:id="rIdtqqhgjblwb50fkql913gm">
               <w:r>
                 <w:rPr>
                   <w:rFonts w:ascii="Arial" w:cs="Arial" w:eastAsia="Arial" w:hAnsi="Arial"/>
@@ -19270,7 +19270,7 @@
               <w:spacing w:after="10" w:before="0"/>
               <w:ind w:left="120"/>
             </w:pPr>
-            <w:hyperlink w:history="1" r:id="rIdkpmurcnsp2kaavtxesgxu">
+            <w:hyperlink w:history="1" r:id="rIdgdvlxin3ep1_imdkpx4sr">
               <w:r>
                 <w:rPr>
                   <w:rFonts w:ascii="Arial" w:cs="Arial" w:eastAsia="Arial" w:hAnsi="Arial"/>
@@ -19465,7 +19465,7 @@
             <w:pPr>
               <w:spacing w:after="20" w:before="0"/>
             </w:pPr>
-            <w:hyperlink w:history="1" r:id="rIdgdfxoc_g9onm9akg5-zop">
+            <w:hyperlink w:history="1" r:id="rIdtcjxhg0l_y6j0euyob_jk">
               <w:r>
                 <w:rPr>
                   <w:rFonts w:ascii="Arial" w:cs="Arial" w:eastAsia="Arial" w:hAnsi="Arial"/>
@@ -19498,7 +19498,7 @@
               <w:spacing w:after="10" w:before="0"/>
               <w:ind w:left="120"/>
             </w:pPr>
-            <w:hyperlink w:history="1" r:id="rIdhwkbqhhn_kkydfqqetaxq">
+            <w:hyperlink w:history="1" r:id="rIdo_wbiuwdba3mdsdyjp_r0">
               <w:r>
                 <w:rPr>
                   <w:rFonts w:ascii="Arial" w:cs="Arial" w:eastAsia="Arial" w:hAnsi="Arial"/>
@@ -19543,7 +19543,7 @@
             <w:pPr>
               <w:spacing w:after="20" w:before="0"/>
             </w:pPr>
-            <w:hyperlink w:history="1" r:id="rIdyvsoedmkrqkpfpwlhglqn">
+            <w:hyperlink w:history="1" r:id="rIdzxcgmfonyglk3ydjsuyev">
               <w:r>
                 <w:rPr>
                   <w:rFonts w:ascii="Arial" w:cs="Arial" w:eastAsia="Arial" w:hAnsi="Arial"/>
@@ -19592,7 +19592,7 @@
               <w:spacing w:after="10" w:before="0"/>
               <w:ind w:left="120"/>
             </w:pPr>
-            <w:hyperlink w:history="1" r:id="rIdikdwrsdr5uvp5i2dg0lns">
+            <w:hyperlink w:history="1" r:id="rId4uelueuwgpym1btbfkdvt">
               <w:r>
                 <w:rPr>
                   <w:rFonts w:ascii="Arial" w:cs="Arial" w:eastAsia="Arial" w:hAnsi="Arial"/>
@@ -19787,7 +19787,7 @@
             <w:pPr>
               <w:spacing w:after="20" w:before="0"/>
             </w:pPr>
-            <w:hyperlink w:history="1" r:id="rIdn6xe_on_ix4dpbho0nifp">
+            <w:hyperlink w:history="1" r:id="rIds_q2p9cwagzfeikzmrw6x">
               <w:r>
                 <w:rPr>
                   <w:rFonts w:ascii="Arial" w:cs="Arial" w:eastAsia="Arial" w:hAnsi="Arial"/>
@@ -19820,7 +19820,7 @@
               <w:spacing w:after="10" w:before="0"/>
               <w:ind w:left="120"/>
             </w:pPr>
-            <w:hyperlink w:history="1" r:id="rIdmvs7n7_0wlqduuynbkgqx">
+            <w:hyperlink w:history="1" r:id="rId856ndiwrtagay-n4jwtaf">
               <w:r>
                 <w:rPr>
                   <w:rFonts w:ascii="Arial" w:cs="Arial" w:eastAsia="Arial" w:hAnsi="Arial"/>
@@ -19865,7 +19865,7 @@
             <w:pPr>
               <w:spacing w:after="20" w:before="0"/>
             </w:pPr>
-            <w:hyperlink w:history="1" r:id="rIdekeq9oepcwlnwed65-hhu">
+            <w:hyperlink w:history="1" r:id="rIdbjz1avozbrjft9zxklesq">
               <w:r>
                 <w:rPr>
                   <w:rFonts w:ascii="Arial" w:cs="Arial" w:eastAsia="Arial" w:hAnsi="Arial"/>
@@ -19914,7 +19914,7 @@
               <w:spacing w:after="10" w:before="0"/>
               <w:ind w:left="120"/>
             </w:pPr>
-            <w:hyperlink w:history="1" r:id="rIdk_ppt6vkjnsdkxzlhv1ss">
+            <w:hyperlink w:history="1" r:id="rIdkymdtsyrd4dztskxo8mri">
               <w:r>
                 <w:rPr>
                   <w:rFonts w:ascii="Arial" w:cs="Arial" w:eastAsia="Arial" w:hAnsi="Arial"/>
@@ -20109,7 +20109,7 @@
             <w:pPr>
               <w:spacing w:after="20" w:before="0"/>
             </w:pPr>
-            <w:hyperlink w:history="1" r:id="rIde0elk-d3c8j1cxdxgbv2i">
+            <w:hyperlink w:history="1" r:id="rIdb9gsn5ulcr3zfwbblyrcn">
               <w:r>
                 <w:rPr>
                   <w:rFonts w:ascii="Arial" w:cs="Arial" w:eastAsia="Arial" w:hAnsi="Arial"/>
@@ -20142,7 +20142,7 @@
               <w:spacing w:after="10" w:before="0"/>
               <w:ind w:left="120"/>
             </w:pPr>
-            <w:hyperlink w:history="1" r:id="rIdsg91xixoxlpxxkxyz0o2c">
+            <w:hyperlink w:history="1" r:id="rIdtf91p5zs2ynn7d_5hhstp">
               <w:r>
                 <w:rPr>
                   <w:rFonts w:ascii="Arial" w:cs="Arial" w:eastAsia="Arial" w:hAnsi="Arial"/>
@@ -20187,7 +20187,7 @@
             <w:pPr>
               <w:spacing w:after="20" w:before="0"/>
             </w:pPr>
-            <w:hyperlink w:history="1" r:id="rIdlxtmj5-nhd7e5hgu20kza">
+            <w:hyperlink w:history="1" r:id="rIdy6gk3ime72jovgsgdgebu">
               <w:r>
                 <w:rPr>
                   <w:rFonts w:ascii="Arial" w:cs="Arial" w:eastAsia="Arial" w:hAnsi="Arial"/>
@@ -20236,7 +20236,7 @@
               <w:spacing w:after="10" w:before="0"/>
               <w:ind w:left="120"/>
             </w:pPr>
-            <w:hyperlink w:history="1" r:id="rIdzejypnfgrahn_hyjpqjix">
+            <w:hyperlink w:history="1" r:id="rIdevjrnb-m2gybqtwicfttq">
               <w:r>
                 <w:rPr>
                   <w:rFonts w:ascii="Arial" w:cs="Arial" w:eastAsia="Arial" w:hAnsi="Arial"/>
@@ -20824,7 +20824,7 @@
         </w:rPr>
         <w:t xml:space="preserve">© 2026 SeaVuria and ARES. Aligned with KICD objectives. Developed by SeaVuria; technical implementation by ARES (with AI assistance from Claude). Licensed under </w:t>
       </w:r>
-      <w:hyperlink w:history="1" r:id="rIdpheyc6n2jy3sdvp0w-6iw">
+      <w:hyperlink w:history="1" r:id="rIdumqsrj5csasd-efcpltot">
         <w:r>
           <w:rPr>
             <w:rFonts w:ascii="Arial" w:cs="Arial" w:eastAsia="Arial" w:hAnsi="Arial"/>
@@ -20845,7 +20845,7 @@
         </w:rPr>
         <w:t xml:space="preserve"> (</w:t>
       </w:r>
-      <w:hyperlink w:history="1" r:id="rIdotfdxbcy66yl1bt0kfyod">
+      <w:hyperlink w:history="1" r:id="rIdl-8d7g53yivpybw04yw-d">
         <w:r>
           <w:rPr>
             <w:rFonts w:ascii="Arial" w:cs="Arial" w:eastAsia="Arial" w:hAnsi="Arial"/>
@@ -21858,7 +21858,7 @@
             <w:pPr>
               <w:spacing w:after="20" w:before="0"/>
             </w:pPr>
-            <w:hyperlink w:history="1" r:id="rId5xugtmxaerc-8fsuystfv">
+            <w:hyperlink w:history="1" r:id="rIdieqtz2epn4idoyqxogoaw">
               <w:r>
                 <w:rPr>
                   <w:rFonts w:ascii="Arial" w:cs="Arial" w:eastAsia="Arial" w:hAnsi="Arial"/>
@@ -21907,7 +21907,7 @@
               <w:spacing w:after="10" w:before="0"/>
               <w:ind w:left="120"/>
             </w:pPr>
-            <w:hyperlink w:history="1" r:id="rIdqdgzdjixr0txsuoxz5go4">
+            <w:hyperlink w:history="1" r:id="rIdc1o3mn7q-20hxayxewx9i">
               <w:r>
                 <w:rPr>
                   <w:rFonts w:ascii="Arial" w:cs="Arial" w:eastAsia="Arial" w:hAnsi="Arial"/>
@@ -21952,7 +21952,7 @@
             <w:pPr>
               <w:spacing w:after="20" w:before="0"/>
             </w:pPr>
-            <w:hyperlink w:history="1" r:id="rIdfm5u3-7fexsrbfzgqs6e0">
+            <w:hyperlink w:history="1" r:id="rId367samz11ejtyfwlkxtuo">
               <w:r>
                 <w:rPr>
                   <w:rFonts w:ascii="Arial" w:cs="Arial" w:eastAsia="Arial" w:hAnsi="Arial"/>
@@ -21985,7 +21985,7 @@
               <w:spacing w:after="10" w:before="0"/>
               <w:ind w:left="120"/>
             </w:pPr>
-            <w:hyperlink w:history="1" r:id="rIdmw2ed-qyvm330eweybvby">
+            <w:hyperlink w:history="1" r:id="rIdm1rbuhlp-gpijpxtlczcc">
               <w:r>
                 <w:rPr>
                   <w:rFonts w:ascii="Arial" w:cs="Arial" w:eastAsia="Arial" w:hAnsi="Arial"/>
@@ -22180,7 +22180,7 @@
             <w:pPr>
               <w:spacing w:after="20" w:before="0"/>
             </w:pPr>
-            <w:hyperlink w:history="1" r:id="rIdssagtr97ylqj_obpyzjnr">
+            <w:hyperlink w:history="1" r:id="rId5nfb2eznyjndw3_ubyhbh">
               <w:r>
                 <w:rPr>
                   <w:rFonts w:ascii="Arial" w:cs="Arial" w:eastAsia="Arial" w:hAnsi="Arial"/>
@@ -22229,7 +22229,7 @@
               <w:spacing w:after="10" w:before="0"/>
               <w:ind w:left="120"/>
             </w:pPr>
-            <w:hyperlink w:history="1" r:id="rIdffl4chtb3xutkovlfruuq">
+            <w:hyperlink w:history="1" r:id="rIdrw1naqogmruvfgnvmiiiz">
               <w:r>
                 <w:rPr>
                   <w:rFonts w:ascii="Arial" w:cs="Arial" w:eastAsia="Arial" w:hAnsi="Arial"/>
@@ -22274,7 +22274,7 @@
             <w:pPr>
               <w:spacing w:after="20" w:before="0"/>
             </w:pPr>
-            <w:hyperlink w:history="1" r:id="rIdymygrgwzltvxsi_odch8g">
+            <w:hyperlink w:history="1" r:id="rIdcrdjkzizrdu0wgto92bun">
               <w:r>
                 <w:rPr>
                   <w:rFonts w:ascii="Arial" w:cs="Arial" w:eastAsia="Arial" w:hAnsi="Arial"/>
@@ -22307,7 +22307,7 @@
               <w:spacing w:after="10" w:before="0"/>
               <w:ind w:left="120"/>
             </w:pPr>
-            <w:hyperlink w:history="1" r:id="rIdsdqavc_ukqk7g2qynzeqp">
+            <w:hyperlink w:history="1" r:id="rIdbwpubuv7jvlouu0qf0bq_">
               <w:r>
                 <w:rPr>
                   <w:rFonts w:ascii="Arial" w:cs="Arial" w:eastAsia="Arial" w:hAnsi="Arial"/>
@@ -22502,7 +22502,7 @@
             <w:pPr>
               <w:spacing w:after="20" w:before="0"/>
             </w:pPr>
-            <w:hyperlink w:history="1" r:id="rIdtlifonfyg8wtivwjbqa_e">
+            <w:hyperlink w:history="1" r:id="rIdrknhkvbjoie3qfdqhxnlz">
               <w:r>
                 <w:rPr>
                   <w:rFonts w:ascii="Arial" w:cs="Arial" w:eastAsia="Arial" w:hAnsi="Arial"/>
@@ -22551,7 +22551,7 @@
               <w:spacing w:after="10" w:before="0"/>
               <w:ind w:left="120"/>
             </w:pPr>
-            <w:hyperlink w:history="1" r:id="rIdjyc36m4gceublvehb2u9c">
+            <w:hyperlink w:history="1" r:id="rId1p9urjqsognd7lls6qwjo">
               <w:r>
                 <w:rPr>
                   <w:rFonts w:ascii="Arial" w:cs="Arial" w:eastAsia="Arial" w:hAnsi="Arial"/>
@@ -22596,7 +22596,7 @@
             <w:pPr>
               <w:spacing w:after="20" w:before="0"/>
             </w:pPr>
-            <w:hyperlink w:history="1" r:id="rIdjg9kpo-1ewlmo-rvyxqiw">
+            <w:hyperlink w:history="1" r:id="rIdcwry_kbtnu4jkysasahfh">
               <w:r>
                 <w:rPr>
                   <w:rFonts w:ascii="Arial" w:cs="Arial" w:eastAsia="Arial" w:hAnsi="Arial"/>
@@ -22629,7 +22629,7 @@
               <w:spacing w:after="10" w:before="0"/>
               <w:ind w:left="120"/>
             </w:pPr>
-            <w:hyperlink w:history="1" r:id="rIdcyiity61d3a93pm-sk9i_">
+            <w:hyperlink w:history="1" r:id="rIdrj56drmnjtychyktkch8o">
               <w:r>
                 <w:rPr>
                   <w:rFonts w:ascii="Arial" w:cs="Arial" w:eastAsia="Arial" w:hAnsi="Arial"/>
@@ -22824,7 +22824,7 @@
             <w:pPr>
               <w:spacing w:after="20" w:before="0"/>
             </w:pPr>
-            <w:hyperlink w:history="1" r:id="rIdtb6haxeoj713k9yoqms3c">
+            <w:hyperlink w:history="1" r:id="rIdbgmnbzbalfl-cej-dpk5v">
               <w:r>
                 <w:rPr>
                   <w:rFonts w:ascii="Arial" w:cs="Arial" w:eastAsia="Arial" w:hAnsi="Arial"/>
@@ -22873,7 +22873,7 @@
               <w:spacing w:after="10" w:before="0"/>
               <w:ind w:left="120"/>
             </w:pPr>
-            <w:hyperlink w:history="1" r:id="rIdcmjknaj-yhvgipdkhhlqm">
+            <w:hyperlink w:history="1" r:id="rIdozdplkphgqoyw6ybwsi5q">
               <w:r>
                 <w:rPr>
                   <w:rFonts w:ascii="Arial" w:cs="Arial" w:eastAsia="Arial" w:hAnsi="Arial"/>
@@ -22918,7 +22918,7 @@
             <w:pPr>
               <w:spacing w:after="20" w:before="0"/>
             </w:pPr>
-            <w:hyperlink w:history="1" r:id="rIdzfya-n_0rghdvylij81vj">
+            <w:hyperlink w:history="1" r:id="rIdlevzyjcxoudtc2zzmskjg">
               <w:r>
                 <w:rPr>
                   <w:rFonts w:ascii="Arial" w:cs="Arial" w:eastAsia="Arial" w:hAnsi="Arial"/>
@@ -22951,7 +22951,7 @@
               <w:spacing w:after="10" w:before="0"/>
               <w:ind w:left="120"/>
             </w:pPr>
-            <w:hyperlink w:history="1" r:id="rId9kcc8vslozy2qqmloz011">
+            <w:hyperlink w:history="1" r:id="rId2mk3hvyrwohjgnbwwjh_z">
               <w:r>
                 <w:rPr>
                   <w:rFonts w:ascii="Arial" w:cs="Arial" w:eastAsia="Arial" w:hAnsi="Arial"/>
@@ -23146,7 +23146,7 @@
             <w:pPr>
               <w:spacing w:after="20" w:before="0"/>
             </w:pPr>
-            <w:hyperlink w:history="1" r:id="rIdyhi3bqfcdnzl-li6xarvw">
+            <w:hyperlink w:history="1" r:id="rId5ehoui60fseg5txhl0oti">
               <w:r>
                 <w:rPr>
                   <w:rFonts w:ascii="Arial" w:cs="Arial" w:eastAsia="Arial" w:hAnsi="Arial"/>
@@ -23195,7 +23195,7 @@
               <w:spacing w:after="10" w:before="0"/>
               <w:ind w:left="120"/>
             </w:pPr>
-            <w:hyperlink w:history="1" r:id="rId9o_gybw8uyfkqp3gfr9_-">
+            <w:hyperlink w:history="1" r:id="rIdbvfhkhag74czshutg1s-z">
               <w:r>
                 <w:rPr>
                   <w:rFonts w:ascii="Arial" w:cs="Arial" w:eastAsia="Arial" w:hAnsi="Arial"/>
@@ -23240,7 +23240,7 @@
             <w:pPr>
               <w:spacing w:after="20" w:before="0"/>
             </w:pPr>
-            <w:hyperlink w:history="1" r:id="rIduis9untzo0pgpuayo6usn">
+            <w:hyperlink w:history="1" r:id="rIdiogyzjprspw1icwnj2wta">
               <w:r>
                 <w:rPr>
                   <w:rFonts w:ascii="Arial" w:cs="Arial" w:eastAsia="Arial" w:hAnsi="Arial"/>
@@ -23273,7 +23273,7 @@
               <w:spacing w:after="10" w:before="0"/>
               <w:ind w:left="120"/>
             </w:pPr>
-            <w:hyperlink w:history="1" r:id="rIdjsnenq-j8nxi1revsbcya">
+            <w:hyperlink w:history="1" r:id="rIdyx7pnluyb1xk0v31am8-n">
               <w:r>
                 <w:rPr>
                   <w:rFonts w:ascii="Arial" w:cs="Arial" w:eastAsia="Arial" w:hAnsi="Arial"/>
@@ -23785,7 +23785,7 @@
         </w:rPr>
         <w:t xml:space="preserve">© 2026 SeaVuria and ARES. Aligned with KICD objectives. Developed by SeaVuria; technical implementation by ARES (with AI assistance from Claude). Licensed under </w:t>
       </w:r>
-      <w:hyperlink w:history="1" r:id="rIdyr-tjrvvd2tec2th5bibl">
+      <w:hyperlink w:history="1" r:id="rIdv7raym2jhdyopqzth0mm2">
         <w:r>
           <w:rPr>
             <w:rFonts w:ascii="Arial" w:cs="Arial" w:eastAsia="Arial" w:hAnsi="Arial"/>
@@ -23806,7 +23806,7 @@
         </w:rPr>
         <w:t xml:space="preserve"> (</w:t>
       </w:r>
-      <w:hyperlink w:history="1" r:id="rId_nwmhygj0tg064pv2fcs1">
+      <w:hyperlink w:history="1" r:id="rId5na8sea5xsjhcrk7f4nme">
         <w:r>
           <w:rPr>
             <w:rFonts w:ascii="Arial" w:cs="Arial" w:eastAsia="Arial" w:hAnsi="Arial"/>
@@ -24819,7 +24819,7 @@
             <w:pPr>
               <w:spacing w:after="20" w:before="0"/>
             </w:pPr>
-            <w:hyperlink w:history="1" r:id="rIddjqzntsss93nxydqdk3si">
+            <w:hyperlink w:history="1" r:id="rIddthu__hd6lpvi4gnwmmfv">
               <w:r>
                 <w:rPr>
                   <w:rFonts w:ascii="Arial" w:cs="Arial" w:eastAsia="Arial" w:hAnsi="Arial"/>
@@ -24852,7 +24852,7 @@
               <w:spacing w:after="10" w:before="0"/>
               <w:ind w:left="120"/>
             </w:pPr>
-            <w:hyperlink w:history="1" r:id="rIdhb2abc5k3raov_hjkxtsw">
+            <w:hyperlink w:history="1" r:id="rIdsze4pu1lum0frt2y_eine">
               <w:r>
                 <w:rPr>
                   <w:rFonts w:ascii="Arial" w:cs="Arial" w:eastAsia="Arial" w:hAnsi="Arial"/>
@@ -24897,7 +24897,7 @@
             <w:pPr>
               <w:spacing w:after="20" w:before="0"/>
             </w:pPr>
-            <w:hyperlink w:history="1" r:id="rIdnmfdpbavgvaa8tjzd2eji">
+            <w:hyperlink w:history="1" r:id="rId2de9toboxocmxl1xrx19p">
               <w:r>
                 <w:rPr>
                   <w:rFonts w:ascii="Arial" w:cs="Arial" w:eastAsia="Arial" w:hAnsi="Arial"/>
@@ -24930,7 +24930,7 @@
               <w:spacing w:after="10" w:before="0"/>
               <w:ind w:left="120"/>
             </w:pPr>
-            <w:hyperlink w:history="1" r:id="rIdu6_5ro9b1q6uy2yq6a1dh">
+            <w:hyperlink w:history="1" r:id="rIdf6hteiy_lppeg3npkc4hu">
               <w:r>
                 <w:rPr>
                   <w:rFonts w:ascii="Arial" w:cs="Arial" w:eastAsia="Arial" w:hAnsi="Arial"/>
@@ -25125,7 +25125,7 @@
             <w:pPr>
               <w:spacing w:after="20" w:before="0"/>
             </w:pPr>
-            <w:hyperlink w:history="1" r:id="rIdz3evxgpbfe_k1kvxgm-dh">
+            <w:hyperlink w:history="1" r:id="rIdgyydw5iswg-vuxqe7sy5y">
               <w:r>
                 <w:rPr>
                   <w:rFonts w:ascii="Arial" w:cs="Arial" w:eastAsia="Arial" w:hAnsi="Arial"/>
@@ -25158,7 +25158,7 @@
               <w:spacing w:after="10" w:before="0"/>
               <w:ind w:left="120"/>
             </w:pPr>
-            <w:hyperlink w:history="1" r:id="rIdjn-yqeisdhgvkmvibnsem">
+            <w:hyperlink w:history="1" r:id="rId40y6uzh25dovd4kkmlywy">
               <w:r>
                 <w:rPr>
                   <w:rFonts w:ascii="Arial" w:cs="Arial" w:eastAsia="Arial" w:hAnsi="Arial"/>
@@ -25203,7 +25203,7 @@
             <w:pPr>
               <w:spacing w:after="20" w:before="0"/>
             </w:pPr>
-            <w:hyperlink w:history="1" r:id="rIdrdrmgb-hexrp1uukmxmcs">
+            <w:hyperlink w:history="1" r:id="rIdhtvviwqyqeo1rtimei70m">
               <w:r>
                 <w:rPr>
                   <w:rFonts w:ascii="Arial" w:cs="Arial" w:eastAsia="Arial" w:hAnsi="Arial"/>
@@ -25236,7 +25236,7 @@
               <w:spacing w:after="10" w:before="0"/>
               <w:ind w:left="120"/>
             </w:pPr>
-            <w:hyperlink w:history="1" r:id="rIdrce5mon5tmjcytvdtgnbr">
+            <w:hyperlink w:history="1" r:id="rIdfxupwalapw9wvn_eyu5o8">
               <w:r>
                 <w:rPr>
                   <w:rFonts w:ascii="Arial" w:cs="Arial" w:eastAsia="Arial" w:hAnsi="Arial"/>
@@ -25431,7 +25431,7 @@
             <w:pPr>
               <w:spacing w:after="20" w:before="0"/>
             </w:pPr>
-            <w:hyperlink w:history="1" r:id="rIdefzf8uildm7igc9gagvjg">
+            <w:hyperlink w:history="1" r:id="rIdlqusdob_w1gnc1hn9f73y">
               <w:r>
                 <w:rPr>
                   <w:rFonts w:ascii="Arial" w:cs="Arial" w:eastAsia="Arial" w:hAnsi="Arial"/>
@@ -25464,7 +25464,7 @@
               <w:spacing w:after="10" w:before="0"/>
               <w:ind w:left="120"/>
             </w:pPr>
-            <w:hyperlink w:history="1" r:id="rIdwofset2k4lsuxceikgdlb">
+            <w:hyperlink w:history="1" r:id="rIdhsdc1bh3viqg8afypyy4y">
               <w:r>
                 <w:rPr>
                   <w:rFonts w:ascii="Arial" w:cs="Arial" w:eastAsia="Arial" w:hAnsi="Arial"/>
@@ -25509,7 +25509,7 @@
             <w:pPr>
               <w:spacing w:after="20" w:before="0"/>
             </w:pPr>
-            <w:hyperlink w:history="1" r:id="rIdrwbfzr3iplquybjiacbmm">
+            <w:hyperlink w:history="1" r:id="rIdczsqs9ntrpzzvjb50vanz">
               <w:r>
                 <w:rPr>
                   <w:rFonts w:ascii="Arial" w:cs="Arial" w:eastAsia="Arial" w:hAnsi="Arial"/>
@@ -25542,7 +25542,7 @@
               <w:spacing w:after="10" w:before="0"/>
               <w:ind w:left="120"/>
             </w:pPr>
-            <w:hyperlink w:history="1" r:id="rIdn6zpugxtv4x9iuz-nhzsg">
+            <w:hyperlink w:history="1" r:id="rIdqtfmmy1wge2b5azimvhhb">
               <w:r>
                 <w:rPr>
                   <w:rFonts w:ascii="Arial" w:cs="Arial" w:eastAsia="Arial" w:hAnsi="Arial"/>
@@ -25737,7 +25737,7 @@
             <w:pPr>
               <w:spacing w:after="20" w:before="0"/>
             </w:pPr>
-            <w:hyperlink w:history="1" r:id="rId1pbexkkdeizwdkyq56dba">
+            <w:hyperlink w:history="1" r:id="rIdwt0cnuefngazdbohnvnzx">
               <w:r>
                 <w:rPr>
                   <w:rFonts w:ascii="Arial" w:cs="Arial" w:eastAsia="Arial" w:hAnsi="Arial"/>
@@ -25770,7 +25770,7 @@
               <w:spacing w:after="10" w:before="0"/>
               <w:ind w:left="120"/>
             </w:pPr>
-            <w:hyperlink w:history="1" r:id="rIdm8hzi4qbveebeb1f60jj5">
+            <w:hyperlink w:history="1" r:id="rId3yz6fdizxplvbqeunskal">
               <w:r>
                 <w:rPr>
                   <w:rFonts w:ascii="Arial" w:cs="Arial" w:eastAsia="Arial" w:hAnsi="Arial"/>
@@ -25815,7 +25815,7 @@
             <w:pPr>
               <w:spacing w:after="20" w:before="0"/>
             </w:pPr>
-            <w:hyperlink w:history="1" r:id="rIdlb3e1l-qpwiqaiz_djyaa">
+            <w:hyperlink w:history="1" r:id="rIdsg9giapawrjbzfi6wiubq">
               <w:r>
                 <w:rPr>
                   <w:rFonts w:ascii="Arial" w:cs="Arial" w:eastAsia="Arial" w:hAnsi="Arial"/>
@@ -25848,7 +25848,7 @@
               <w:spacing w:after="10" w:before="0"/>
               <w:ind w:left="120"/>
             </w:pPr>
-            <w:hyperlink w:history="1" r:id="rIdsuvxvafzmjtngttdrkzhz">
+            <w:hyperlink w:history="1" r:id="rIdayok9szgqqw8ikzcmcius">
               <w:r>
                 <w:rPr>
                   <w:rFonts w:ascii="Arial" w:cs="Arial" w:eastAsia="Arial" w:hAnsi="Arial"/>
@@ -26043,7 +26043,7 @@
             <w:pPr>
               <w:spacing w:after="20" w:before="0"/>
             </w:pPr>
-            <w:hyperlink w:history="1" r:id="rIdgyuevklgyurip3bgfmngr">
+            <w:hyperlink w:history="1" r:id="rIdkxxhkqdiz91f3bkivvnka">
               <w:r>
                 <w:rPr>
                   <w:rFonts w:ascii="Arial" w:cs="Arial" w:eastAsia="Arial" w:hAnsi="Arial"/>
@@ -26092,7 +26092,7 @@
               <w:spacing w:after="10" w:before="0"/>
               <w:ind w:left="120"/>
             </w:pPr>
-            <w:hyperlink w:history="1" r:id="rIdqqnkck4_99hmkdny7kx6t">
+            <w:hyperlink w:history="1" r:id="rIdtyxi0ipl4anxwg_2vzrfj">
               <w:r>
                 <w:rPr>
                   <w:rFonts w:ascii="Arial" w:cs="Arial" w:eastAsia="Arial" w:hAnsi="Arial"/>
@@ -26137,7 +26137,7 @@
             <w:pPr>
               <w:spacing w:after="20" w:before="0"/>
             </w:pPr>
-            <w:hyperlink w:history="1" r:id="rIdk898ghc_botsvw-vcq5vc">
+            <w:hyperlink w:history="1" r:id="rIdu29u8wmprykvglhff_qoe">
               <w:r>
                 <w:rPr>
                   <w:rFonts w:ascii="Arial" w:cs="Arial" w:eastAsia="Arial" w:hAnsi="Arial"/>
@@ -26186,7 +26186,7 @@
               <w:spacing w:after="10" w:before="0"/>
               <w:ind w:left="120"/>
             </w:pPr>
-            <w:hyperlink w:history="1" r:id="rIdsizipxg7y19u3sjiebkh0">
+            <w:hyperlink w:history="1" r:id="rIdtsjmrj_hxcnctqbmr_owz">
               <w:r>
                 <w:rPr>
                   <w:rFonts w:ascii="Arial" w:cs="Arial" w:eastAsia="Arial" w:hAnsi="Arial"/>
@@ -26698,7 +26698,7 @@
         </w:rPr>
         <w:t xml:space="preserve">© 2026 SeaVuria and ARES. Aligned with KICD objectives. Developed by SeaVuria; technical implementation by ARES (with AI assistance from Claude). Licensed under </w:t>
       </w:r>
-      <w:hyperlink w:history="1" r:id="rIdictbvrabw9cdofprxa977">
+      <w:hyperlink w:history="1" r:id="rIdjtpubmi1n0zobnipk75wx">
         <w:r>
           <w:rPr>
             <w:rFonts w:ascii="Arial" w:cs="Arial" w:eastAsia="Arial" w:hAnsi="Arial"/>
@@ -26719,7 +26719,7 @@
         </w:rPr>
         <w:t xml:space="preserve"> (</w:t>
       </w:r>
-      <w:hyperlink w:history="1" r:id="rIdhm9huloscsykhwnxudlhx">
+      <w:hyperlink w:history="1" r:id="rId1oeqluwqy8iqphbbfn6vi">
         <w:r>
           <w:rPr>
             <w:rFonts w:ascii="Arial" w:cs="Arial" w:eastAsia="Arial" w:hAnsi="Arial"/>

--- a/data/outputs/v2/Core_Mathematics/SS2.8_Vectors/Core_Mathematics_Vectors_CBE_LessonSequence.docx
+++ b/data/outputs/v2/Core_Mathematics/SS2.8_Vectors/Core_Mathematics_Vectors_CBE_LessonSequence.docx
@@ -2378,7 +2378,7 @@
         </w:rPr>
         <w:t xml:space="preserve">© 2026 SeaVuria and ARES. This work is licensed under a </w:t>
       </w:r>
-      <w:hyperlink w:history="1" r:id="rIdou5jtrtv3kvbbnrzay2y1">
+      <w:hyperlink w:history="1" r:id="rIdlu7ldxhdmxiikoo6i9kd2">
         <w:r>
           <w:rPr>
             <w:rFonts w:ascii="Arial" w:cs="Arial" w:eastAsia="Arial" w:hAnsi="Arial"/>
@@ -2398,7 +2398,7 @@
         </w:rPr>
         <w:t xml:space="preserve"> (</w:t>
       </w:r>
-      <w:hyperlink w:history="1" r:id="rIdz2dwddr0nriclwumqnjxf">
+      <w:hyperlink w:history="1" r:id="rIdagjjnn3gbu949o_cblcmh">
         <w:r>
           <w:rPr>
             <w:rFonts w:ascii="Arial" w:cs="Arial" w:eastAsia="Arial" w:hAnsi="Arial"/>
@@ -2418,7 +2418,7 @@
         </w:rPr>
         <w:t xml:space="preserve">). To view a copy of this license, visit </w:t>
       </w:r>
-      <w:hyperlink w:history="1" r:id="rIdqqwxkc_iqu0mombtpeqse">
+      <w:hyperlink w:history="1" r:id="rIdwktw90hp5_o4lxamqj_qo">
         <w:r>
           <w:rPr>
             <w:rFonts w:ascii="Arial" w:cs="Arial" w:eastAsia="Arial" w:hAnsi="Arial"/>
@@ -3430,7 +3430,7 @@
             <w:pPr>
               <w:spacing w:after="20" w:before="0"/>
             </w:pPr>
-            <w:hyperlink w:history="1" r:id="rIdbyhssivlpljwcmgbjjph8">
+            <w:hyperlink w:history="1" r:id="rIdtozv6oahck9gyklgtbegj">
               <w:r>
                 <w:rPr>
                   <w:rFonts w:ascii="Arial" w:cs="Arial" w:eastAsia="Arial" w:hAnsi="Arial"/>
@@ -3463,7 +3463,7 @@
               <w:spacing w:after="10" w:before="0"/>
               <w:ind w:left="120"/>
             </w:pPr>
-            <w:hyperlink w:history="1" r:id="rId66a5dwivuuzdzycvujwyq">
+            <w:hyperlink w:history="1" r:id="rIdrogqayt7tydkqvgywewhp">
               <w:r>
                 <w:rPr>
                   <w:rFonts w:ascii="Arial" w:cs="Arial" w:eastAsia="Arial" w:hAnsi="Arial"/>
@@ -3508,7 +3508,7 @@
             <w:pPr>
               <w:spacing w:after="20" w:before="0"/>
             </w:pPr>
-            <w:hyperlink w:history="1" r:id="rIdv8vfleskzingcuocehuac">
+            <w:hyperlink w:history="1" r:id="rIdbb4rh-wvtwiolq7lzfsuz">
               <w:r>
                 <w:rPr>
                   <w:rFonts w:ascii="Arial" w:cs="Arial" w:eastAsia="Arial" w:hAnsi="Arial"/>
@@ -3541,7 +3541,7 @@
               <w:spacing w:after="10" w:before="0"/>
               <w:ind w:left="120"/>
             </w:pPr>
-            <w:hyperlink w:history="1" r:id="rIdycuxpsof9-e7-lo2wfxif">
+            <w:hyperlink w:history="1" r:id="rId-hxhtsnc1m_odedx0cczw">
               <w:r>
                 <w:rPr>
                   <w:rFonts w:ascii="Arial" w:cs="Arial" w:eastAsia="Arial" w:hAnsi="Arial"/>
@@ -3736,7 +3736,7 @@
             <w:pPr>
               <w:spacing w:after="20" w:before="0"/>
             </w:pPr>
-            <w:hyperlink w:history="1" r:id="rIdbr7gxrf7b869zdjlj7upv">
+            <w:hyperlink w:history="1" r:id="rIdfxtghqiyvsq44ss7m0z9b">
               <w:r>
                 <w:rPr>
                   <w:rFonts w:ascii="Arial" w:cs="Arial" w:eastAsia="Arial" w:hAnsi="Arial"/>
@@ -3769,7 +3769,7 @@
               <w:spacing w:after="10" w:before="0"/>
               <w:ind w:left="120"/>
             </w:pPr>
-            <w:hyperlink w:history="1" r:id="rIddwj5jeyr_xyc433lhf4di">
+            <w:hyperlink w:history="1" r:id="rIdx8-tcb6fdwwfgbuyzaeot">
               <w:r>
                 <w:rPr>
                   <w:rFonts w:ascii="Arial" w:cs="Arial" w:eastAsia="Arial" w:hAnsi="Arial"/>
@@ -3814,7 +3814,7 @@
             <w:pPr>
               <w:spacing w:after="20" w:before="0"/>
             </w:pPr>
-            <w:hyperlink w:history="1" r:id="rIdyjqqxoopaztxjjtx-uy7r">
+            <w:hyperlink w:history="1" r:id="rIdbajmg28rsgoaj4b9dhepx">
               <w:r>
                 <w:rPr>
                   <w:rFonts w:ascii="Arial" w:cs="Arial" w:eastAsia="Arial" w:hAnsi="Arial"/>
@@ -3847,7 +3847,7 @@
               <w:spacing w:after="10" w:before="0"/>
               <w:ind w:left="120"/>
             </w:pPr>
-            <w:hyperlink w:history="1" r:id="rIdjfz0wn50oqye5nzujv04t">
+            <w:hyperlink w:history="1" r:id="rIdp-gdvk_0bb4rwm2hlntjn">
               <w:r>
                 <w:rPr>
                   <w:rFonts w:ascii="Arial" w:cs="Arial" w:eastAsia="Arial" w:hAnsi="Arial"/>
@@ -4042,7 +4042,7 @@
             <w:pPr>
               <w:spacing w:after="20" w:before="0"/>
             </w:pPr>
-            <w:hyperlink w:history="1" r:id="rIdasrahv_trblmf9emubxcn">
+            <w:hyperlink w:history="1" r:id="rId-nabgisclu4vitjkowymj">
               <w:r>
                 <w:rPr>
                   <w:rFonts w:ascii="Arial" w:cs="Arial" w:eastAsia="Arial" w:hAnsi="Arial"/>
@@ -4091,7 +4091,7 @@
               <w:spacing w:after="10" w:before="0"/>
               <w:ind w:left="120"/>
             </w:pPr>
-            <w:hyperlink w:history="1" r:id="rIdosufbcxaxy-gr8z8jd5op">
+            <w:hyperlink w:history="1" r:id="rIdsprhe0zgnu8wyawszumvg">
               <w:r>
                 <w:rPr>
                   <w:rFonts w:ascii="Arial" w:cs="Arial" w:eastAsia="Arial" w:hAnsi="Arial"/>
@@ -4136,7 +4136,7 @@
             <w:pPr>
               <w:spacing w:after="20" w:before="0"/>
             </w:pPr>
-            <w:hyperlink w:history="1" r:id="rId99wfdw0y3jdd0mmtf6ai_">
+            <w:hyperlink w:history="1" r:id="rIdihodw6kv_uj4w9qskczsp">
               <w:r>
                 <w:rPr>
                   <w:rFonts w:ascii="Arial" w:cs="Arial" w:eastAsia="Arial" w:hAnsi="Arial"/>
@@ -4169,7 +4169,7 @@
               <w:spacing w:after="10" w:before="0"/>
               <w:ind w:left="120"/>
             </w:pPr>
-            <w:hyperlink w:history="1" r:id="rId5zix_oycp3sh1sdpgtdid">
+            <w:hyperlink w:history="1" r:id="rIdajcxft-z5zbtig2p-ssct">
               <w:r>
                 <w:rPr>
                   <w:rFonts w:ascii="Arial" w:cs="Arial" w:eastAsia="Arial" w:hAnsi="Arial"/>
@@ -4364,7 +4364,7 @@
             <w:pPr>
               <w:spacing w:after="20" w:before="0"/>
             </w:pPr>
-            <w:hyperlink w:history="1" r:id="rId6fdgicvkftyyi_rp9esib">
+            <w:hyperlink w:history="1" r:id="rId6ydjlwrcfqkesedors6aj">
               <w:r>
                 <w:rPr>
                   <w:rFonts w:ascii="Arial" w:cs="Arial" w:eastAsia="Arial" w:hAnsi="Arial"/>
@@ -4413,7 +4413,7 @@
               <w:spacing w:after="10" w:before="0"/>
               <w:ind w:left="120"/>
             </w:pPr>
-            <w:hyperlink w:history="1" r:id="rIdjhyw3flosovg-uvunnpoy">
+            <w:hyperlink w:history="1" r:id="rIdbzmugtvcvgvn6uor4gfjd">
               <w:r>
                 <w:rPr>
                   <w:rFonts w:ascii="Arial" w:cs="Arial" w:eastAsia="Arial" w:hAnsi="Arial"/>
@@ -4458,7 +4458,7 @@
             <w:pPr>
               <w:spacing w:after="20" w:before="0"/>
             </w:pPr>
-            <w:hyperlink w:history="1" r:id="rId9jn4rp9aaxmu5jkgjm_xh">
+            <w:hyperlink w:history="1" r:id="rIdqy75epyqwghrubg-6z2ka">
               <w:r>
                 <w:rPr>
                   <w:rFonts w:ascii="Arial" w:cs="Arial" w:eastAsia="Arial" w:hAnsi="Arial"/>
@@ -4491,7 +4491,7 @@
               <w:spacing w:after="10" w:before="0"/>
               <w:ind w:left="120"/>
             </w:pPr>
-            <w:hyperlink w:history="1" r:id="rIdmktbewfvbtcjg2ckag4kb">
+            <w:hyperlink w:history="1" r:id="rIdccue1vw1d4eq1hnnve3zm">
               <w:r>
                 <w:rPr>
                   <w:rFonts w:ascii="Arial" w:cs="Arial" w:eastAsia="Arial" w:hAnsi="Arial"/>
@@ -4686,7 +4686,7 @@
             <w:pPr>
               <w:spacing w:after="20" w:before="0"/>
             </w:pPr>
-            <w:hyperlink w:history="1" r:id="rIdife_va6bfyqakisbhnlos">
+            <w:hyperlink w:history="1" r:id="rIdxxvqi7_tsvb9aciqxaypk">
               <w:r>
                 <w:rPr>
                   <w:rFonts w:ascii="Arial" w:cs="Arial" w:eastAsia="Arial" w:hAnsi="Arial"/>
@@ -4735,7 +4735,7 @@
               <w:spacing w:after="10" w:before="0"/>
               <w:ind w:left="120"/>
             </w:pPr>
-            <w:hyperlink w:history="1" r:id="rIddil-fmhipyxcrxgecm2by">
+            <w:hyperlink w:history="1" r:id="rIdl8nqug3o4qip8fx6lp_xw">
               <w:r>
                 <w:rPr>
                   <w:rFonts w:ascii="Arial" w:cs="Arial" w:eastAsia="Arial" w:hAnsi="Arial"/>
@@ -4780,7 +4780,7 @@
             <w:pPr>
               <w:spacing w:after="20" w:before="0"/>
             </w:pPr>
-            <w:hyperlink w:history="1" r:id="rIdb00px5ggjf3srccydokto">
+            <w:hyperlink w:history="1" r:id="rId0n0tomtk8rbq3sfc0l-jo">
               <w:r>
                 <w:rPr>
                   <w:rFonts w:ascii="Arial" w:cs="Arial" w:eastAsia="Arial" w:hAnsi="Arial"/>
@@ -4829,7 +4829,7 @@
               <w:spacing w:after="10" w:before="0"/>
               <w:ind w:left="120"/>
             </w:pPr>
-            <w:hyperlink w:history="1" r:id="rIdt5suwe8pwpxeutqf3day2">
+            <w:hyperlink w:history="1" r:id="rIdhxn-kmfoop6pyx41qwr5i">
               <w:r>
                 <w:rPr>
                   <w:rFonts w:ascii="Arial" w:cs="Arial" w:eastAsia="Arial" w:hAnsi="Arial"/>
@@ -5341,7 +5341,7 @@
         </w:rPr>
         <w:t xml:space="preserve">© 2026 SeaVuria and ARES. Aligned with KICD objectives. Developed by SeaVuria; technical implementation by ARES (with AI assistance from Claude). Licensed under </w:t>
       </w:r>
-      <w:hyperlink w:history="1" r:id="rIdebzipbj937eawly8t454y">
+      <w:hyperlink w:history="1" r:id="rIdbijqj-oeuk6qywtoeeonu">
         <w:r>
           <w:rPr>
             <w:rFonts w:ascii="Arial" w:cs="Arial" w:eastAsia="Arial" w:hAnsi="Arial"/>
@@ -5362,7 +5362,7 @@
         </w:rPr>
         <w:t xml:space="preserve"> (</w:t>
       </w:r>
-      <w:hyperlink w:history="1" r:id="rIdoqj24we5ngytw0khr3lld">
+      <w:hyperlink w:history="1" r:id="rIdb399nzyjxyqudfoc-f9me">
         <w:r>
           <w:rPr>
             <w:rFonts w:ascii="Arial" w:cs="Arial" w:eastAsia="Arial" w:hAnsi="Arial"/>
@@ -6554,7 +6554,7 @@
             <w:pPr>
               <w:spacing w:after="20" w:before="0"/>
             </w:pPr>
-            <w:hyperlink w:history="1" r:id="rIdipgpf3dk7-fop_k_7uqbj">
+            <w:hyperlink w:history="1" r:id="rIdbet6i4wtawc7bl2ah3oth">
               <w:r>
                 <w:rPr>
                   <w:rFonts w:ascii="Arial" w:cs="Arial" w:eastAsia="Arial" w:hAnsi="Arial"/>
@@ -6587,7 +6587,7 @@
               <w:spacing w:after="10" w:before="0"/>
               <w:ind w:left="120"/>
             </w:pPr>
-            <w:hyperlink w:history="1" r:id="rId0g3wownzyii19umu3vgxg">
+            <w:hyperlink w:history="1" r:id="rIdgczwl23wbsdvbmjmn0jw1">
               <w:r>
                 <w:rPr>
                   <w:rFonts w:ascii="Arial" w:cs="Arial" w:eastAsia="Arial" w:hAnsi="Arial"/>
@@ -6632,7 +6632,7 @@
             <w:pPr>
               <w:spacing w:after="20" w:before="0"/>
             </w:pPr>
-            <w:hyperlink w:history="1" r:id="rIdl6wl1m_9vyr0xqpctf3hq">
+            <w:hyperlink w:history="1" r:id="rIddbnyd1rbchbj91aqviawr">
               <w:r>
                 <w:rPr>
                   <w:rFonts w:ascii="Arial" w:cs="Arial" w:eastAsia="Arial" w:hAnsi="Arial"/>
@@ -6665,7 +6665,7 @@
               <w:spacing w:after="10" w:before="0"/>
               <w:ind w:left="120"/>
             </w:pPr>
-            <w:hyperlink w:history="1" r:id="rId77suibubweasrv64ouf_e">
+            <w:hyperlink w:history="1" r:id="rIdntfgb-y1nmdapfxnmsx-j">
               <w:r>
                 <w:rPr>
                   <w:rFonts w:ascii="Arial" w:cs="Arial" w:eastAsia="Arial" w:hAnsi="Arial"/>
@@ -6860,7 +6860,7 @@
             <w:pPr>
               <w:spacing w:after="20" w:before="0"/>
             </w:pPr>
-            <w:hyperlink w:history="1" r:id="rIdfnylnooqrlvve1tb5fm5j">
+            <w:hyperlink w:history="1" r:id="rId0qm9ajumgravswgseykmu">
               <w:r>
                 <w:rPr>
                   <w:rFonts w:ascii="Arial" w:cs="Arial" w:eastAsia="Arial" w:hAnsi="Arial"/>
@@ -6893,7 +6893,7 @@
               <w:spacing w:after="10" w:before="0"/>
               <w:ind w:left="120"/>
             </w:pPr>
-            <w:hyperlink w:history="1" r:id="rIdccojnhxka6lgyfam0mdat">
+            <w:hyperlink w:history="1" r:id="rIdinqghqkt_ben8smeppcxt">
               <w:r>
                 <w:rPr>
                   <w:rFonts w:ascii="Arial" w:cs="Arial" w:eastAsia="Arial" w:hAnsi="Arial"/>
@@ -6938,7 +6938,7 @@
             <w:pPr>
               <w:spacing w:after="20" w:before="0"/>
             </w:pPr>
-            <w:hyperlink w:history="1" r:id="rIduzs25kbi0v_s7mdqwwidd">
+            <w:hyperlink w:history="1" r:id="rIdahwdymbknqtoeauwea2uo">
               <w:r>
                 <w:rPr>
                   <w:rFonts w:ascii="Arial" w:cs="Arial" w:eastAsia="Arial" w:hAnsi="Arial"/>
@@ -6971,7 +6971,7 @@
               <w:spacing w:after="10" w:before="0"/>
               <w:ind w:left="120"/>
             </w:pPr>
-            <w:hyperlink w:history="1" r:id="rIdpnrpjhrqcfp0-0igcfdtx">
+            <w:hyperlink w:history="1" r:id="rId0l_qdkgos8gzzwlbtlrwr">
               <w:r>
                 <w:rPr>
                   <w:rFonts w:ascii="Arial" w:cs="Arial" w:eastAsia="Arial" w:hAnsi="Arial"/>
@@ -7166,7 +7166,7 @@
             <w:pPr>
               <w:spacing w:after="20" w:before="0"/>
             </w:pPr>
-            <w:hyperlink w:history="1" r:id="rIdrz0vlabju38pytrz54x9q">
+            <w:hyperlink w:history="1" r:id="rIdgwuy6rhefisgcmfxrbmfk">
               <w:r>
                 <w:rPr>
                   <w:rFonts w:ascii="Arial" w:cs="Arial" w:eastAsia="Arial" w:hAnsi="Arial"/>
@@ -7199,7 +7199,7 @@
               <w:spacing w:after="10" w:before="0"/>
               <w:ind w:left="120"/>
             </w:pPr>
-            <w:hyperlink w:history="1" r:id="rIdewo3a42kjaie6lvw-ztmv">
+            <w:hyperlink w:history="1" r:id="rIdl42-lfl5lgoyoxbib5ewc">
               <w:r>
                 <w:rPr>
                   <w:rFonts w:ascii="Arial" w:cs="Arial" w:eastAsia="Arial" w:hAnsi="Arial"/>
@@ -7244,7 +7244,7 @@
             <w:pPr>
               <w:spacing w:after="20" w:before="0"/>
             </w:pPr>
-            <w:hyperlink w:history="1" r:id="rId6vsljaniodwchaba80xee">
+            <w:hyperlink w:history="1" r:id="rIdqjvctqfde8vy4jinjy6wb">
               <w:r>
                 <w:rPr>
                   <w:rFonts w:ascii="Arial" w:cs="Arial" w:eastAsia="Arial" w:hAnsi="Arial"/>
@@ -7293,7 +7293,7 @@
               <w:spacing w:after="10" w:before="0"/>
               <w:ind w:left="120"/>
             </w:pPr>
-            <w:hyperlink w:history="1" r:id="rIdxl0ytx82fvnxurck6x5e2">
+            <w:hyperlink w:history="1" r:id="rId-z2-_u7xkkipantvzdofa">
               <w:r>
                 <w:rPr>
                   <w:rFonts w:ascii="Arial" w:cs="Arial" w:eastAsia="Arial" w:hAnsi="Arial"/>
@@ -7488,7 +7488,7 @@
             <w:pPr>
               <w:spacing w:after="20" w:before="0"/>
             </w:pPr>
-            <w:hyperlink w:history="1" r:id="rId2mdwx-olt1gdcqa0tl7b_">
+            <w:hyperlink w:history="1" r:id="rIdtov9aaromt0stb7k8l9e-">
               <w:r>
                 <w:rPr>
                   <w:rFonts w:ascii="Arial" w:cs="Arial" w:eastAsia="Arial" w:hAnsi="Arial"/>
@@ -7521,7 +7521,7 @@
               <w:spacing w:after="10" w:before="0"/>
               <w:ind w:left="120"/>
             </w:pPr>
-            <w:hyperlink w:history="1" r:id="rIdm42ga4lnnud-attqsxh8g">
+            <w:hyperlink w:history="1" r:id="rId_hceizrqzeeukaq2j3mjq">
               <w:r>
                 <w:rPr>
                   <w:rFonts w:ascii="Arial" w:cs="Arial" w:eastAsia="Arial" w:hAnsi="Arial"/>
@@ -7566,7 +7566,7 @@
             <w:pPr>
               <w:spacing w:after="20" w:before="0"/>
             </w:pPr>
-            <w:hyperlink w:history="1" r:id="rIdia5ohwstmcrgauwwcj87i">
+            <w:hyperlink w:history="1" r:id="rIdkrlflpkcz7_2lbmb6a5ux">
               <w:r>
                 <w:rPr>
                   <w:rFonts w:ascii="Arial" w:cs="Arial" w:eastAsia="Arial" w:hAnsi="Arial"/>
@@ -7615,7 +7615,7 @@
               <w:spacing w:after="10" w:before="0"/>
               <w:ind w:left="120"/>
             </w:pPr>
-            <w:hyperlink w:history="1" r:id="rId_rvyvgpqpzqhyyyrliq_g">
+            <w:hyperlink w:history="1" r:id="rIddrz_gwijnmmhqpjotvonr">
               <w:r>
                 <w:rPr>
                   <w:rFonts w:ascii="Arial" w:cs="Arial" w:eastAsia="Arial" w:hAnsi="Arial"/>
@@ -7810,7 +7810,7 @@
             <w:pPr>
               <w:spacing w:after="20" w:before="0"/>
             </w:pPr>
-            <w:hyperlink w:history="1" r:id="rId1rh_twx0uzla_gdmpibjh">
+            <w:hyperlink w:history="1" r:id="rIdqrehnocqdcgu96i37zihj">
               <w:r>
                 <w:rPr>
                   <w:rFonts w:ascii="Arial" w:cs="Arial" w:eastAsia="Arial" w:hAnsi="Arial"/>
@@ -7843,7 +7843,7 @@
               <w:spacing w:after="10" w:before="0"/>
               <w:ind w:left="120"/>
             </w:pPr>
-            <w:hyperlink w:history="1" r:id="rIdldpv6wa_hnq1lr2jfiwo_">
+            <w:hyperlink w:history="1" r:id="rIdjuwgf5mqhtqckrwdloj1b">
               <w:r>
                 <w:rPr>
                   <w:rFonts w:ascii="Arial" w:cs="Arial" w:eastAsia="Arial" w:hAnsi="Arial"/>
@@ -7888,7 +7888,7 @@
             <w:pPr>
               <w:spacing w:after="20" w:before="0"/>
             </w:pPr>
-            <w:hyperlink w:history="1" r:id="rIdqw-aimnbxfhrde9esen3-">
+            <w:hyperlink w:history="1" r:id="rIdhs-lo-rtlyaskdbbhqyb2">
               <w:r>
                 <w:rPr>
                   <w:rFonts w:ascii="Arial" w:cs="Arial" w:eastAsia="Arial" w:hAnsi="Arial"/>
@@ -7937,7 +7937,7 @@
               <w:spacing w:after="10" w:before="0"/>
               <w:ind w:left="120"/>
             </w:pPr>
-            <w:hyperlink w:history="1" r:id="rIdsbwu3vxujsvmckbcmibjs">
+            <w:hyperlink w:history="1" r:id="rIdelivq-pks90es5tsz9esv">
               <w:r>
                 <w:rPr>
                   <w:rFonts w:ascii="Arial" w:cs="Arial" w:eastAsia="Arial" w:hAnsi="Arial"/>
@@ -8525,7 +8525,7 @@
         </w:rPr>
         <w:t xml:space="preserve">© 2026 SeaVuria and ARES. Aligned with KICD objectives. Developed by SeaVuria; technical implementation by ARES (with AI assistance from Claude). Licensed under </w:t>
       </w:r>
-      <w:hyperlink w:history="1" r:id="rIduqbi02iqul0or7p6z8wlw">
+      <w:hyperlink w:history="1" r:id="rIdlpuikxmwa32460r3vuc8c">
         <w:r>
           <w:rPr>
             <w:rFonts w:ascii="Arial" w:cs="Arial" w:eastAsia="Arial" w:hAnsi="Arial"/>
@@ -8546,7 +8546,7 @@
         </w:rPr>
         <w:t xml:space="preserve"> (</w:t>
       </w:r>
-      <w:hyperlink w:history="1" r:id="rIdo49ztxvyzudpbno6bu1ue">
+      <w:hyperlink w:history="1" r:id="rIdfhii2toipo3nozjiit6zm">
         <w:r>
           <w:rPr>
             <w:rFonts w:ascii="Arial" w:cs="Arial" w:eastAsia="Arial" w:hAnsi="Arial"/>
@@ -9559,7 +9559,7 @@
             <w:pPr>
               <w:spacing w:after="20" w:before="0"/>
             </w:pPr>
-            <w:hyperlink w:history="1" r:id="rIdbs4h_-v0l-rtfmdfxofsb">
+            <w:hyperlink w:history="1" r:id="rIddznnlmdiykmbtxgxuh1eo">
               <w:r>
                 <w:rPr>
                   <w:rFonts w:ascii="Arial" w:cs="Arial" w:eastAsia="Arial" w:hAnsi="Arial"/>
@@ -9592,7 +9592,7 @@
               <w:spacing w:after="10" w:before="0"/>
               <w:ind w:left="120"/>
             </w:pPr>
-            <w:hyperlink w:history="1" r:id="rIdkqdqciip914hi613pfihn">
+            <w:hyperlink w:history="1" r:id="rIdu2ufdbgnastknw3don344">
               <w:r>
                 <w:rPr>
                   <w:rFonts w:ascii="Arial" w:cs="Arial" w:eastAsia="Arial" w:hAnsi="Arial"/>
@@ -9637,7 +9637,7 @@
             <w:pPr>
               <w:spacing w:after="20" w:before="0"/>
             </w:pPr>
-            <w:hyperlink w:history="1" r:id="rIdx29tb9jlv5bdjzfr0qqgk">
+            <w:hyperlink w:history="1" r:id="rIdmyedadvheplmvgjvt_0si">
               <w:r>
                 <w:rPr>
                   <w:rFonts w:ascii="Arial" w:cs="Arial" w:eastAsia="Arial" w:hAnsi="Arial"/>
@@ -9670,7 +9670,7 @@
               <w:spacing w:after="10" w:before="0"/>
               <w:ind w:left="120"/>
             </w:pPr>
-            <w:hyperlink w:history="1" r:id="rIdq9felg3l24pprdehirav0">
+            <w:hyperlink w:history="1" r:id="rIdwgpy6ah5hfcofbzqclkue">
               <w:r>
                 <w:rPr>
                   <w:rFonts w:ascii="Arial" w:cs="Arial" w:eastAsia="Arial" w:hAnsi="Arial"/>
@@ -9865,7 +9865,7 @@
             <w:pPr>
               <w:spacing w:after="20" w:before="0"/>
             </w:pPr>
-            <w:hyperlink w:history="1" r:id="rIdzninbdfr2p7_qlhkuezl8">
+            <w:hyperlink w:history="1" r:id="rIdfvhy8loftoqcaeo5dfwqo">
               <w:r>
                 <w:rPr>
                   <w:rFonts w:ascii="Arial" w:cs="Arial" w:eastAsia="Arial" w:hAnsi="Arial"/>
@@ -9898,7 +9898,7 @@
               <w:spacing w:after="10" w:before="0"/>
               <w:ind w:left="120"/>
             </w:pPr>
-            <w:hyperlink w:history="1" r:id="rId-rffunzgeruuohj-sfhw5">
+            <w:hyperlink w:history="1" r:id="rIdslnht-abrdrhlaxsjaza6">
               <w:r>
                 <w:rPr>
                   <w:rFonts w:ascii="Arial" w:cs="Arial" w:eastAsia="Arial" w:hAnsi="Arial"/>
@@ -9943,7 +9943,7 @@
             <w:pPr>
               <w:spacing w:after="20" w:before="0"/>
             </w:pPr>
-            <w:hyperlink w:history="1" r:id="rIdsjcys3zavypqwbs89fnop">
+            <w:hyperlink w:history="1" r:id="rIdddsd35fo7sl2qu1owwvuo">
               <w:r>
                 <w:rPr>
                   <w:rFonts w:ascii="Arial" w:cs="Arial" w:eastAsia="Arial" w:hAnsi="Arial"/>
@@ -9976,7 +9976,7 @@
               <w:spacing w:after="10" w:before="0"/>
               <w:ind w:left="120"/>
             </w:pPr>
-            <w:hyperlink w:history="1" r:id="rIdimnzaurk66lzawkdq8r0n">
+            <w:hyperlink w:history="1" r:id="rIdhumq9tqbcaq6xgigxzk9g">
               <w:r>
                 <w:rPr>
                   <w:rFonts w:ascii="Arial" w:cs="Arial" w:eastAsia="Arial" w:hAnsi="Arial"/>
@@ -10171,7 +10171,7 @@
             <w:pPr>
               <w:spacing w:after="20" w:before="0"/>
             </w:pPr>
-            <w:hyperlink w:history="1" r:id="rIdzri_1elwoiauwq9bplukn">
+            <w:hyperlink w:history="1" r:id="rIddoswwngedx25wykealftq">
               <w:r>
                 <w:rPr>
                   <w:rFonts w:ascii="Arial" w:cs="Arial" w:eastAsia="Arial" w:hAnsi="Arial"/>
@@ -10220,7 +10220,7 @@
               <w:spacing w:after="10" w:before="0"/>
               <w:ind w:left="120"/>
             </w:pPr>
-            <w:hyperlink w:history="1" r:id="rIdvcojgadpyhjtacfbp8h_k">
+            <w:hyperlink w:history="1" r:id="rIdzrnkea6e3ytbsrgfwqlg2">
               <w:r>
                 <w:rPr>
                   <w:rFonts w:ascii="Arial" w:cs="Arial" w:eastAsia="Arial" w:hAnsi="Arial"/>
@@ -10265,7 +10265,7 @@
             <w:pPr>
               <w:spacing w:after="20" w:before="0"/>
             </w:pPr>
-            <w:hyperlink w:history="1" r:id="rIdcnrs_8xylrleoajl8a7px">
+            <w:hyperlink w:history="1" r:id="rIdiugspuj_fc9fnmdayqksd">
               <w:r>
                 <w:rPr>
                   <w:rFonts w:ascii="Arial" w:cs="Arial" w:eastAsia="Arial" w:hAnsi="Arial"/>
@@ -10298,7 +10298,7 @@
               <w:spacing w:after="10" w:before="0"/>
               <w:ind w:left="120"/>
             </w:pPr>
-            <w:hyperlink w:history="1" r:id="rIdf_m0obvuumwcccgiz0myk">
+            <w:hyperlink w:history="1" r:id="rIdots1ly8tc0twqsiuanf2j">
               <w:r>
                 <w:rPr>
                   <w:rFonts w:ascii="Arial" w:cs="Arial" w:eastAsia="Arial" w:hAnsi="Arial"/>
@@ -10493,7 +10493,7 @@
             <w:pPr>
               <w:spacing w:after="20" w:before="0"/>
             </w:pPr>
-            <w:hyperlink w:history="1" r:id="rIddz-vijbbdxfdhucpligum">
+            <w:hyperlink w:history="1" r:id="rIdefcatqfgdknxkos0dxw9n">
               <w:r>
                 <w:rPr>
                   <w:rFonts w:ascii="Arial" w:cs="Arial" w:eastAsia="Arial" w:hAnsi="Arial"/>
@@ -10542,7 +10542,7 @@
               <w:spacing w:after="10" w:before="0"/>
               <w:ind w:left="120"/>
             </w:pPr>
-            <w:hyperlink w:history="1" r:id="rIdoigzebleva4-5afxqfdfz">
+            <w:hyperlink w:history="1" r:id="rId9kjaioc_f71qdt3nsfdco">
               <w:r>
                 <w:rPr>
                   <w:rFonts w:ascii="Arial" w:cs="Arial" w:eastAsia="Arial" w:hAnsi="Arial"/>
@@ -10587,7 +10587,7 @@
             <w:pPr>
               <w:spacing w:after="20" w:before="0"/>
             </w:pPr>
-            <w:hyperlink w:history="1" r:id="rIdbfbt4xugjr8znv1qjbbhs">
+            <w:hyperlink w:history="1" r:id="rIdu8-eavbz_xzxrxakhk7vc">
               <w:r>
                 <w:rPr>
                   <w:rFonts w:ascii="Arial" w:cs="Arial" w:eastAsia="Arial" w:hAnsi="Arial"/>
@@ -10620,7 +10620,7 @@
               <w:spacing w:after="10" w:before="0"/>
               <w:ind w:left="120"/>
             </w:pPr>
-            <w:hyperlink w:history="1" r:id="rIdff8ung0t3ukb8zkb532ry">
+            <w:hyperlink w:history="1" r:id="rIdbab2vyx6cha5tpmjxtd-o">
               <w:r>
                 <w:rPr>
                   <w:rFonts w:ascii="Arial" w:cs="Arial" w:eastAsia="Arial" w:hAnsi="Arial"/>
@@ -10815,7 +10815,7 @@
             <w:pPr>
               <w:spacing w:after="20" w:before="0"/>
             </w:pPr>
-            <w:hyperlink w:history="1" r:id="rIdabe98huhhh6edkloijhhk">
+            <w:hyperlink w:history="1" r:id="rIdzxnig5ph5pnxg7t6vayc_">
               <w:r>
                 <w:rPr>
                   <w:rFonts w:ascii="Arial" w:cs="Arial" w:eastAsia="Arial" w:hAnsi="Arial"/>
@@ -10864,7 +10864,7 @@
               <w:spacing w:after="10" w:before="0"/>
               <w:ind w:left="120"/>
             </w:pPr>
-            <w:hyperlink w:history="1" r:id="rIdtwkot-7pcj3sui-1ykb8u">
+            <w:hyperlink w:history="1" r:id="rId242uw76cakbdbuafx18lf">
               <w:r>
                 <w:rPr>
                   <w:rFonts w:ascii="Arial" w:cs="Arial" w:eastAsia="Arial" w:hAnsi="Arial"/>
@@ -10909,7 +10909,7 @@
             <w:pPr>
               <w:spacing w:after="20" w:before="0"/>
             </w:pPr>
-            <w:hyperlink w:history="1" r:id="rId3uovjstoc5yp0ktqv3mh4">
+            <w:hyperlink w:history="1" r:id="rId6sn4cioj_ydaw6nrbncna">
               <w:r>
                 <w:rPr>
                   <w:rFonts w:ascii="Arial" w:cs="Arial" w:eastAsia="Arial" w:hAnsi="Arial"/>
@@ -10942,7 +10942,7 @@
               <w:spacing w:after="10" w:before="0"/>
               <w:ind w:left="120"/>
             </w:pPr>
-            <w:hyperlink w:history="1" r:id="rIdocwn90x-y20nkurjvitmh">
+            <w:hyperlink w:history="1" r:id="rIdq1rgodumn0_ahv_fb1y4j">
               <w:r>
                 <w:rPr>
                   <w:rFonts w:ascii="Arial" w:cs="Arial" w:eastAsia="Arial" w:hAnsi="Arial"/>
@@ -11454,7 +11454,7 @@
         </w:rPr>
         <w:t xml:space="preserve">© 2026 SeaVuria and ARES. Aligned with KICD objectives. Developed by SeaVuria; technical implementation by ARES (with AI assistance from Claude). Licensed under </w:t>
       </w:r>
-      <w:hyperlink w:history="1" r:id="rIdxl4fujxd89wawluh1hlfo">
+      <w:hyperlink w:history="1" r:id="rIdc6trhe9lqxf-cqaaeujxy">
         <w:r>
           <w:rPr>
             <w:rFonts w:ascii="Arial" w:cs="Arial" w:eastAsia="Arial" w:hAnsi="Arial"/>
@@ -11475,7 +11475,7 @@
         </w:rPr>
         <w:t xml:space="preserve"> (</w:t>
       </w:r>
-      <w:hyperlink w:history="1" r:id="rIdpjx2fequsmll5zx0kqjry">
+      <w:hyperlink w:history="1" r:id="rIdfzyyq3pz-6sscgss54ez_">
         <w:r>
           <w:rPr>
             <w:rFonts w:ascii="Arial" w:cs="Arial" w:eastAsia="Arial" w:hAnsi="Arial"/>
@@ -12488,7 +12488,7 @@
             <w:pPr>
               <w:spacing w:after="20" w:before="0"/>
             </w:pPr>
-            <w:hyperlink w:history="1" r:id="rId7fotutlyx6128jshufnml">
+            <w:hyperlink w:history="1" r:id="rId2wx8v3hun-dxfwkbhf9lr">
               <w:r>
                 <w:rPr>
                   <w:rFonts w:ascii="Arial" w:cs="Arial" w:eastAsia="Arial" w:hAnsi="Arial"/>
@@ -12521,7 +12521,7 @@
               <w:spacing w:after="10" w:before="0"/>
               <w:ind w:left="120"/>
             </w:pPr>
-            <w:hyperlink w:history="1" r:id="rIdsx0gl_7uixczdq1nk6edz">
+            <w:hyperlink w:history="1" r:id="rIdb4pukalxp_hppmn5ykfgy">
               <w:r>
                 <w:rPr>
                   <w:rFonts w:ascii="Arial" w:cs="Arial" w:eastAsia="Arial" w:hAnsi="Arial"/>
@@ -12566,7 +12566,7 @@
             <w:pPr>
               <w:spacing w:after="20" w:before="0"/>
             </w:pPr>
-            <w:hyperlink w:history="1" r:id="rId_qqhgd8-fwlpqajxidwnl">
+            <w:hyperlink w:history="1" r:id="rIduznm1dxoqt2tcanwpyayh">
               <w:r>
                 <w:rPr>
                   <w:rFonts w:ascii="Arial" w:cs="Arial" w:eastAsia="Arial" w:hAnsi="Arial"/>
@@ -12599,7 +12599,7 @@
               <w:spacing w:after="10" w:before="0"/>
               <w:ind w:left="120"/>
             </w:pPr>
-            <w:hyperlink w:history="1" r:id="rIdpn2pyihuegf1ioypspsht">
+            <w:hyperlink w:history="1" r:id="rIdghvxmd96qeloamr7qir9y">
               <w:r>
                 <w:rPr>
                   <w:rFonts w:ascii="Arial" w:cs="Arial" w:eastAsia="Arial" w:hAnsi="Arial"/>
@@ -12870,7 +12870,7 @@
             <w:pPr>
               <w:spacing w:after="20" w:before="0"/>
             </w:pPr>
-            <w:hyperlink w:history="1" r:id="rIdxe1hgtg7vhq2xjhse8rzw">
+            <w:hyperlink w:history="1" r:id="rIdwsw1mr-3waap9sv4swnar">
               <w:r>
                 <w:rPr>
                   <w:rFonts w:ascii="Arial" w:cs="Arial" w:eastAsia="Arial" w:hAnsi="Arial"/>
@@ -12903,7 +12903,7 @@
               <w:spacing w:after="10" w:before="0"/>
               <w:ind w:left="120"/>
             </w:pPr>
-            <w:hyperlink w:history="1" r:id="rIdi_nfw7fm5kwmjxphsfyiq">
+            <w:hyperlink w:history="1" r:id="rIdjobhxmhn916w6d1pk59rq">
               <w:r>
                 <w:rPr>
                   <w:rFonts w:ascii="Arial" w:cs="Arial" w:eastAsia="Arial" w:hAnsi="Arial"/>
@@ -12948,7 +12948,7 @@
             <w:pPr>
               <w:spacing w:after="20" w:before="0"/>
             </w:pPr>
-            <w:hyperlink w:history="1" r:id="rIdoqvekxwhpt77fz6kqlb8z">
+            <w:hyperlink w:history="1" r:id="rIdelb2jb70ve-nqimqv1wji">
               <w:r>
                 <w:rPr>
                   <w:rFonts w:ascii="Arial" w:cs="Arial" w:eastAsia="Arial" w:hAnsi="Arial"/>
@@ -12981,7 +12981,7 @@
               <w:spacing w:after="10" w:before="0"/>
               <w:ind w:left="120"/>
             </w:pPr>
-            <w:hyperlink w:history="1" r:id="rIdl93sti7ngxbjf9c4rwygn">
+            <w:hyperlink w:history="1" r:id="rIdok6h9epnbcvd4rpfsw-r0">
               <w:r>
                 <w:rPr>
                   <w:rFonts w:ascii="Arial" w:cs="Arial" w:eastAsia="Arial" w:hAnsi="Arial"/>
@@ -13252,7 +13252,7 @@
             <w:pPr>
               <w:spacing w:after="20" w:before="0"/>
             </w:pPr>
-            <w:hyperlink w:history="1" r:id="rId4egxpzqn2367dzj7mutja">
+            <w:hyperlink w:history="1" r:id="rId_2gywsoamo72emq4zukr2">
               <w:r>
                 <w:rPr>
                   <w:rFonts w:ascii="Arial" w:cs="Arial" w:eastAsia="Arial" w:hAnsi="Arial"/>
@@ -13285,7 +13285,7 @@
               <w:spacing w:after="10" w:before="0"/>
               <w:ind w:left="120"/>
             </w:pPr>
-            <w:hyperlink w:history="1" r:id="rIdfc3pjcnuxjjfhxoakt3y6">
+            <w:hyperlink w:history="1" r:id="rIddoeexgthxmac0hma6woi3">
               <w:r>
                 <w:rPr>
                   <w:rFonts w:ascii="Arial" w:cs="Arial" w:eastAsia="Arial" w:hAnsi="Arial"/>
@@ -13330,7 +13330,7 @@
             <w:pPr>
               <w:spacing w:after="20" w:before="0"/>
             </w:pPr>
-            <w:hyperlink w:history="1" r:id="rIdyl4pxesdmfc5_gogbnauq">
+            <w:hyperlink w:history="1" r:id="rIdkhcxwyqzun3giq9u9cybx">
               <w:r>
                 <w:rPr>
                   <w:rFonts w:ascii="Arial" w:cs="Arial" w:eastAsia="Arial" w:hAnsi="Arial"/>
@@ -13363,7 +13363,7 @@
               <w:spacing w:after="10" w:before="0"/>
               <w:ind w:left="120"/>
             </w:pPr>
-            <w:hyperlink w:history="1" r:id="rIdbprufxn5rupzq8csmd_5n">
+            <w:hyperlink w:history="1" r:id="rIdpvv0dbndjfpmemhummp97">
               <w:r>
                 <w:rPr>
                   <w:rFonts w:ascii="Arial" w:cs="Arial" w:eastAsia="Arial" w:hAnsi="Arial"/>
@@ -13634,7 +13634,7 @@
             <w:pPr>
               <w:spacing w:after="20" w:before="0"/>
             </w:pPr>
-            <w:hyperlink w:history="1" r:id="rId6fkmidomeud9lgp5cszqz">
+            <w:hyperlink w:history="1" r:id="rId6gnpkno-7cw0phc95aefe">
               <w:r>
                 <w:rPr>
                   <w:rFonts w:ascii="Arial" w:cs="Arial" w:eastAsia="Arial" w:hAnsi="Arial"/>
@@ -13667,7 +13667,7 @@
               <w:spacing w:after="10" w:before="0"/>
               <w:ind w:left="120"/>
             </w:pPr>
-            <w:hyperlink w:history="1" r:id="rIdrqk12qlfjdorpucnriysz">
+            <w:hyperlink w:history="1" r:id="rIdbw4ogukn0dchon7um74ut">
               <w:r>
                 <w:rPr>
                   <w:rFonts w:ascii="Arial" w:cs="Arial" w:eastAsia="Arial" w:hAnsi="Arial"/>
@@ -13712,7 +13712,7 @@
             <w:pPr>
               <w:spacing w:after="20" w:before="0"/>
             </w:pPr>
-            <w:hyperlink w:history="1" r:id="rId92hhtjqrqnoog84krdsuc">
+            <w:hyperlink w:history="1" r:id="rIdmi15mylqbdy6id6hvoh4k">
               <w:r>
                 <w:rPr>
                   <w:rFonts w:ascii="Arial" w:cs="Arial" w:eastAsia="Arial" w:hAnsi="Arial"/>
@@ -13745,7 +13745,7 @@
               <w:spacing w:after="10" w:before="0"/>
               <w:ind w:left="120"/>
             </w:pPr>
-            <w:hyperlink w:history="1" r:id="rIdp8mnkkjuoh-b3hu1vyjcn">
+            <w:hyperlink w:history="1" r:id="rId-n4fuwq620zv1eqxai9ae">
               <w:r>
                 <w:rPr>
                   <w:rFonts w:ascii="Arial" w:cs="Arial" w:eastAsia="Arial" w:hAnsi="Arial"/>
@@ -14016,7 +14016,7 @@
             <w:pPr>
               <w:spacing w:after="20" w:before="0"/>
             </w:pPr>
-            <w:hyperlink w:history="1" r:id="rIdfd4lcrq32sgh2p2nns6d_">
+            <w:hyperlink w:history="1" r:id="rIdnk5rnp0f1cwljgadyc-t5">
               <w:r>
                 <w:rPr>
                   <w:rFonts w:ascii="Arial" w:cs="Arial" w:eastAsia="Arial" w:hAnsi="Arial"/>
@@ -14065,7 +14065,7 @@
               <w:spacing w:after="10" w:before="0"/>
               <w:ind w:left="120"/>
             </w:pPr>
-            <w:hyperlink w:history="1" r:id="rIdpydrdkct179sxnobcrsad">
+            <w:hyperlink w:history="1" r:id="rId1dm_1g2hnkygkbj9h6clw">
               <w:r>
                 <w:rPr>
                   <w:rFonts w:ascii="Arial" w:cs="Arial" w:eastAsia="Arial" w:hAnsi="Arial"/>
@@ -14110,7 +14110,7 @@
             <w:pPr>
               <w:spacing w:after="20" w:before="0"/>
             </w:pPr>
-            <w:hyperlink w:history="1" r:id="rIdjbojwodcsqgaq-xyig-nc">
+            <w:hyperlink w:history="1" r:id="rIdaqrodkdzzuwlsuncomuqk">
               <w:r>
                 <w:rPr>
                   <w:rFonts w:ascii="Arial" w:cs="Arial" w:eastAsia="Arial" w:hAnsi="Arial"/>
@@ -14143,7 +14143,7 @@
               <w:spacing w:after="10" w:before="0"/>
               <w:ind w:left="120"/>
             </w:pPr>
-            <w:hyperlink w:history="1" r:id="rIdpavzjsriwjz4a_1bn5bpi">
+            <w:hyperlink w:history="1" r:id="rIdr-gxj7rwvk9eimwn9bplj">
               <w:r>
                 <w:rPr>
                   <w:rFonts w:ascii="Arial" w:cs="Arial" w:eastAsia="Arial" w:hAnsi="Arial"/>
@@ -14731,7 +14731,7 @@
         </w:rPr>
         <w:t xml:space="preserve">© 2026 SeaVuria and ARES. Aligned with KICD objectives. Developed by SeaVuria; technical implementation by ARES (with AI assistance from Claude). Licensed under </w:t>
       </w:r>
-      <w:hyperlink w:history="1" r:id="rIdeellko6raye9y737qully">
+      <w:hyperlink w:history="1" r:id="rIdhro_pnyectci3ensgbebt">
         <w:r>
           <w:rPr>
             <w:rFonts w:ascii="Arial" w:cs="Arial" w:eastAsia="Arial" w:hAnsi="Arial"/>
@@ -14752,7 +14752,7 @@
         </w:rPr>
         <w:t xml:space="preserve"> (</w:t>
       </w:r>
-      <w:hyperlink w:history="1" r:id="rIdlflo1gnzqpaacfqko_z9h">
+      <w:hyperlink w:history="1" r:id="rIdckgqfe6ngvu2p6c10x-9x">
         <w:r>
           <w:rPr>
             <w:rFonts w:ascii="Arial" w:cs="Arial" w:eastAsia="Arial" w:hAnsi="Arial"/>
@@ -15765,7 +15765,7 @@
             <w:pPr>
               <w:spacing w:after="20" w:before="0"/>
             </w:pPr>
-            <w:hyperlink w:history="1" r:id="rIdep_obejxwk1hxihhustdz">
+            <w:hyperlink w:history="1" r:id="rIdmdo3ecnkivwltyt-teuw6">
               <w:r>
                 <w:rPr>
                   <w:rFonts w:ascii="Arial" w:cs="Arial" w:eastAsia="Arial" w:hAnsi="Arial"/>
@@ -15798,7 +15798,7 @@
               <w:spacing w:after="10" w:before="0"/>
               <w:ind w:left="120"/>
             </w:pPr>
-            <w:hyperlink w:history="1" r:id="rIdaf2jh9f87i_o-j6educvq">
+            <w:hyperlink w:history="1" r:id="rIdjlypvn-v6zhqrpo1jlfuu">
               <w:r>
                 <w:rPr>
                   <w:rFonts w:ascii="Arial" w:cs="Arial" w:eastAsia="Arial" w:hAnsi="Arial"/>
@@ -15843,7 +15843,7 @@
             <w:pPr>
               <w:spacing w:after="20" w:before="0"/>
             </w:pPr>
-            <w:hyperlink w:history="1" r:id="rId17i27al7v6r8fhyhbdq-i">
+            <w:hyperlink w:history="1" r:id="rId8cim0anfajl9jkc6qt8o-">
               <w:r>
                 <w:rPr>
                   <w:rFonts w:ascii="Arial" w:cs="Arial" w:eastAsia="Arial" w:hAnsi="Arial"/>
@@ -15876,7 +15876,7 @@
               <w:spacing w:after="10" w:before="0"/>
               <w:ind w:left="120"/>
             </w:pPr>
-            <w:hyperlink w:history="1" r:id="rIddetnbtybsma9ju3tdb7zl">
+            <w:hyperlink w:history="1" r:id="rIddaz9lbwm7yqyhmtz-qie9">
               <w:r>
                 <w:rPr>
                   <w:rFonts w:ascii="Arial" w:cs="Arial" w:eastAsia="Arial" w:hAnsi="Arial"/>
@@ -16071,7 +16071,7 @@
             <w:pPr>
               <w:spacing w:after="20" w:before="0"/>
             </w:pPr>
-            <w:hyperlink w:history="1" r:id="rIdgn8bkvdwksyfibfe9qpnv">
+            <w:hyperlink w:history="1" r:id="rIdsq3cutbza28srfy7s7x6t">
               <w:r>
                 <w:rPr>
                   <w:rFonts w:ascii="Arial" w:cs="Arial" w:eastAsia="Arial" w:hAnsi="Arial"/>
@@ -16104,7 +16104,7 @@
               <w:spacing w:after="10" w:before="0"/>
               <w:ind w:left="120"/>
             </w:pPr>
-            <w:hyperlink w:history="1" r:id="rIdryuqpnlw5redujw8z3yzm">
+            <w:hyperlink w:history="1" r:id="rIdr7z6vtr_mj4szkwuw86tt">
               <w:r>
                 <w:rPr>
                   <w:rFonts w:ascii="Arial" w:cs="Arial" w:eastAsia="Arial" w:hAnsi="Arial"/>
@@ -16149,7 +16149,7 @@
             <w:pPr>
               <w:spacing w:after="20" w:before="0"/>
             </w:pPr>
-            <w:hyperlink w:history="1" r:id="rIdpv1zifmaqlv6kp8mzohtv">
+            <w:hyperlink w:history="1" r:id="rIdghcsisfn3uk3bqdochksv">
               <w:r>
                 <w:rPr>
                   <w:rFonts w:ascii="Arial" w:cs="Arial" w:eastAsia="Arial" w:hAnsi="Arial"/>
@@ -16182,7 +16182,7 @@
               <w:spacing w:after="10" w:before="0"/>
               <w:ind w:left="120"/>
             </w:pPr>
-            <w:hyperlink w:history="1" r:id="rIdw9cum8gyk4iucs35puak5">
+            <w:hyperlink w:history="1" r:id="rId74h0jvihdmxbfmxihqqlp">
               <w:r>
                 <w:rPr>
                   <w:rFonts w:ascii="Arial" w:cs="Arial" w:eastAsia="Arial" w:hAnsi="Arial"/>
@@ -16377,7 +16377,7 @@
             <w:pPr>
               <w:spacing w:after="20" w:before="0"/>
             </w:pPr>
-            <w:hyperlink w:history="1" r:id="rIdflj8d7f12hxvvfb7ztwn0">
+            <w:hyperlink w:history="1" r:id="rIdtsixmsncb5msusqwphjvz">
               <w:r>
                 <w:rPr>
                   <w:rFonts w:ascii="Arial" w:cs="Arial" w:eastAsia="Arial" w:hAnsi="Arial"/>
@@ -16426,7 +16426,7 @@
               <w:spacing w:after="10" w:before="0"/>
               <w:ind w:left="120"/>
             </w:pPr>
-            <w:hyperlink w:history="1" r:id="rId_k_ucg-2tmic3xtadwenh">
+            <w:hyperlink w:history="1" r:id="rIdbamgaxetjmitc8fpsreg2">
               <w:r>
                 <w:rPr>
                   <w:rFonts w:ascii="Arial" w:cs="Arial" w:eastAsia="Arial" w:hAnsi="Arial"/>
@@ -16471,7 +16471,7 @@
             <w:pPr>
               <w:spacing w:after="20" w:before="0"/>
             </w:pPr>
-            <w:hyperlink w:history="1" r:id="rIdpoys6ffnutlotqrwpshib">
+            <w:hyperlink w:history="1" r:id="rIdpsah3h9eknh34dblipcqt">
               <w:r>
                 <w:rPr>
                   <w:rFonts w:ascii="Arial" w:cs="Arial" w:eastAsia="Arial" w:hAnsi="Arial"/>
@@ -16504,7 +16504,7 @@
               <w:spacing w:after="10" w:before="0"/>
               <w:ind w:left="120"/>
             </w:pPr>
-            <w:hyperlink w:history="1" r:id="rIdb03yvnnrv0l8e8dmpsmqi">
+            <w:hyperlink w:history="1" r:id="rIdftixna1petkelsziajgkp">
               <w:r>
                 <w:rPr>
                   <w:rFonts w:ascii="Arial" w:cs="Arial" w:eastAsia="Arial" w:hAnsi="Arial"/>
@@ -16699,7 +16699,7 @@
             <w:pPr>
               <w:spacing w:after="20" w:before="0"/>
             </w:pPr>
-            <w:hyperlink w:history="1" r:id="rId_gb9xmmy_y9mftifsjajp">
+            <w:hyperlink w:history="1" r:id="rIdmah19lxi-b30beiiqfh1i">
               <w:r>
                 <w:rPr>
                   <w:rFonts w:ascii="Arial" w:cs="Arial" w:eastAsia="Arial" w:hAnsi="Arial"/>
@@ -16748,7 +16748,7 @@
               <w:spacing w:after="10" w:before="0"/>
               <w:ind w:left="120"/>
             </w:pPr>
-            <w:hyperlink w:history="1" r:id="rIdl44bslmwn4rhuhhdtk19i">
+            <w:hyperlink w:history="1" r:id="rIdtichgd-kif3bcd2hra5xt">
               <w:r>
                 <w:rPr>
                   <w:rFonts w:ascii="Arial" w:cs="Arial" w:eastAsia="Arial" w:hAnsi="Arial"/>
@@ -16793,7 +16793,7 @@
             <w:pPr>
               <w:spacing w:after="20" w:before="0"/>
             </w:pPr>
-            <w:hyperlink w:history="1" r:id="rId5pwlyiigyahappgnvyr3s">
+            <w:hyperlink w:history="1" r:id="rIdp48nivdyvb2vd7uitsafn">
               <w:r>
                 <w:rPr>
                   <w:rFonts w:ascii="Arial" w:cs="Arial" w:eastAsia="Arial" w:hAnsi="Arial"/>
@@ -16826,7 +16826,7 @@
               <w:spacing w:after="10" w:before="0"/>
               <w:ind w:left="120"/>
             </w:pPr>
-            <w:hyperlink w:history="1" r:id="rId24m_nzhzef70gjg2qxz4h">
+            <w:hyperlink w:history="1" r:id="rIddcdikwrgminjl2sqsnnrp">
               <w:r>
                 <w:rPr>
                   <w:rFonts w:ascii="Arial" w:cs="Arial" w:eastAsia="Arial" w:hAnsi="Arial"/>
@@ -17021,7 +17021,7 @@
             <w:pPr>
               <w:spacing w:after="20" w:before="0"/>
             </w:pPr>
-            <w:hyperlink w:history="1" r:id="rIdnxhyxxznkamwwcl0km6ag">
+            <w:hyperlink w:history="1" r:id="rIdmfupitrkawt1wzr38qdyi">
               <w:r>
                 <w:rPr>
                   <w:rFonts w:ascii="Arial" w:cs="Arial" w:eastAsia="Arial" w:hAnsi="Arial"/>
@@ -17070,7 +17070,7 @@
               <w:spacing w:after="10" w:before="0"/>
               <w:ind w:left="120"/>
             </w:pPr>
-            <w:hyperlink w:history="1" r:id="rIdrzof3v_mrf8ytd6bih7wr">
+            <w:hyperlink w:history="1" r:id="rId9u6g4j9fwlwasp7yaoxjj">
               <w:r>
                 <w:rPr>
                   <w:rFonts w:ascii="Arial" w:cs="Arial" w:eastAsia="Arial" w:hAnsi="Arial"/>
@@ -17115,7 +17115,7 @@
             <w:pPr>
               <w:spacing w:after="20" w:before="0"/>
             </w:pPr>
-            <w:hyperlink w:history="1" r:id="rIdvvgrjpp6zeo_ujkpenads">
+            <w:hyperlink w:history="1" r:id="rIdugz-1uqimg1ea2ux7dvfc">
               <w:r>
                 <w:rPr>
                   <w:rFonts w:ascii="Arial" w:cs="Arial" w:eastAsia="Arial" w:hAnsi="Arial"/>
@@ -17148,7 +17148,7 @@
               <w:spacing w:after="10" w:before="0"/>
               <w:ind w:left="120"/>
             </w:pPr>
-            <w:hyperlink w:history="1" r:id="rIdoszcbms6d4njy0ivm9-lb">
+            <w:hyperlink w:history="1" r:id="rIdyiumfazquxpmtbjsd00ik">
               <w:r>
                 <w:rPr>
                   <w:rFonts w:ascii="Arial" w:cs="Arial" w:eastAsia="Arial" w:hAnsi="Arial"/>
@@ -17660,7 +17660,7 @@
         </w:rPr>
         <w:t xml:space="preserve">© 2026 SeaVuria and ARES. Aligned with KICD objectives. Developed by SeaVuria; technical implementation by ARES (with AI assistance from Claude). Licensed under </w:t>
       </w:r>
-      <w:hyperlink w:history="1" r:id="rId_mzouh8ejy6eb8_gz_era">
+      <w:hyperlink w:history="1" r:id="rIdry2o58ewkirvrd4tqhyva">
         <w:r>
           <w:rPr>
             <w:rFonts w:ascii="Arial" w:cs="Arial" w:eastAsia="Arial" w:hAnsi="Arial"/>
@@ -17681,7 +17681,7 @@
         </w:rPr>
         <w:t xml:space="preserve"> (</w:t>
       </w:r>
-      <w:hyperlink w:history="1" r:id="rIdnoqzmmxhpkjnhioewlpmy">
+      <w:hyperlink w:history="1" r:id="rIdaxjazlzl9pj04qg-_7lnr">
         <w:r>
           <w:rPr>
             <w:rFonts w:ascii="Arial" w:cs="Arial" w:eastAsia="Arial" w:hAnsi="Arial"/>
@@ -18853,7 +18853,7 @@
             <w:pPr>
               <w:spacing w:after="20" w:before="0"/>
             </w:pPr>
-            <w:hyperlink w:history="1" r:id="rId8klvih541o3-wfne7ixcr">
+            <w:hyperlink w:history="1" r:id="rId0zrzozxs4kzprqa7vnfiq">
               <w:r>
                 <w:rPr>
                   <w:rFonts w:ascii="Arial" w:cs="Arial" w:eastAsia="Arial" w:hAnsi="Arial"/>
@@ -18886,7 +18886,7 @@
               <w:spacing w:after="10" w:before="0"/>
               <w:ind w:left="120"/>
             </w:pPr>
-            <w:hyperlink w:history="1" r:id="rIdyyd0t5rtd9kzlsubxnupm">
+            <w:hyperlink w:history="1" r:id="rIdsadt9m_ouhb7sctc8rtp5">
               <w:r>
                 <w:rPr>
                   <w:rFonts w:ascii="Arial" w:cs="Arial" w:eastAsia="Arial" w:hAnsi="Arial"/>
@@ -18931,7 +18931,7 @@
             <w:pPr>
               <w:spacing w:after="20" w:before="0"/>
             </w:pPr>
-            <w:hyperlink w:history="1" r:id="rIdlsj_ofe-mmeahnrxewkv3">
+            <w:hyperlink w:history="1" r:id="rId3yz3tdebv8hmuikmsinmd">
               <w:r>
                 <w:rPr>
                   <w:rFonts w:ascii="Arial" w:cs="Arial" w:eastAsia="Arial" w:hAnsi="Arial"/>
@@ -18964,7 +18964,7 @@
               <w:spacing w:after="10" w:before="0"/>
               <w:ind w:left="120"/>
             </w:pPr>
-            <w:hyperlink w:history="1" r:id="rIdevrrx4qiaxvv93af4o_0p">
+            <w:hyperlink w:history="1" r:id="rIdza4jsrpot7oxnmhbqchfh">
               <w:r>
                 <w:rPr>
                   <w:rFonts w:ascii="Arial" w:cs="Arial" w:eastAsia="Arial" w:hAnsi="Arial"/>
@@ -19159,7 +19159,7 @@
             <w:pPr>
               <w:spacing w:after="20" w:before="0"/>
             </w:pPr>
-            <w:hyperlink w:history="1" r:id="rIdradveuqd-ph95p_amfkpc">
+            <w:hyperlink w:history="1" r:id="rIdrxyj5pwwmkbdn8mf6cce7">
               <w:r>
                 <w:rPr>
                   <w:rFonts w:ascii="Arial" w:cs="Arial" w:eastAsia="Arial" w:hAnsi="Arial"/>
@@ -19192,7 +19192,7 @@
               <w:spacing w:after="10" w:before="0"/>
               <w:ind w:left="120"/>
             </w:pPr>
-            <w:hyperlink w:history="1" r:id="rIdwdjnu9dh_h6vqvkab2pat">
+            <w:hyperlink w:history="1" r:id="rIdgq5-r9dhwz6hqwn5myej6">
               <w:r>
                 <w:rPr>
                   <w:rFonts w:ascii="Arial" w:cs="Arial" w:eastAsia="Arial" w:hAnsi="Arial"/>
@@ -19237,7 +19237,7 @@
             <w:pPr>
               <w:spacing w:after="20" w:before="0"/>
             </w:pPr>
-            <w:hyperlink w:history="1" r:id="rIdtqqhgjblwb50fkql913gm">
+            <w:hyperlink w:history="1" r:id="rIddfe0e8iorfbjru2bxvb1y">
               <w:r>
                 <w:rPr>
                   <w:rFonts w:ascii="Arial" w:cs="Arial" w:eastAsia="Arial" w:hAnsi="Arial"/>
@@ -19270,7 +19270,7 @@
               <w:spacing w:after="10" w:before="0"/>
               <w:ind w:left="120"/>
             </w:pPr>
-            <w:hyperlink w:history="1" r:id="rIdgdvlxin3ep1_imdkpx4sr">
+            <w:hyperlink w:history="1" r:id="rId9lqhjgptmjife-uutrj11">
               <w:r>
                 <w:rPr>
                   <w:rFonts w:ascii="Arial" w:cs="Arial" w:eastAsia="Arial" w:hAnsi="Arial"/>
@@ -19465,7 +19465,7 @@
             <w:pPr>
               <w:spacing w:after="20" w:before="0"/>
             </w:pPr>
-            <w:hyperlink w:history="1" r:id="rIdtcjxhg0l_y6j0euyob_jk">
+            <w:hyperlink w:history="1" r:id="rIdzmlrfjjr54eu9_eqd1xks">
               <w:r>
                 <w:rPr>
                   <w:rFonts w:ascii="Arial" w:cs="Arial" w:eastAsia="Arial" w:hAnsi="Arial"/>
@@ -19498,7 +19498,7 @@
               <w:spacing w:after="10" w:before="0"/>
               <w:ind w:left="120"/>
             </w:pPr>
-            <w:hyperlink w:history="1" r:id="rIdo_wbiuwdba3mdsdyjp_r0">
+            <w:hyperlink w:history="1" r:id="rIdnb5zvgrie1xhinq69d7m-">
               <w:r>
                 <w:rPr>
                   <w:rFonts w:ascii="Arial" w:cs="Arial" w:eastAsia="Arial" w:hAnsi="Arial"/>
@@ -19543,7 +19543,7 @@
             <w:pPr>
               <w:spacing w:after="20" w:before="0"/>
             </w:pPr>
-            <w:hyperlink w:history="1" r:id="rIdzxcgmfonyglk3ydjsuyev">
+            <w:hyperlink w:history="1" r:id="rIdj0iaeptrwrsx13ngwq8mg">
               <w:r>
                 <w:rPr>
                   <w:rFonts w:ascii="Arial" w:cs="Arial" w:eastAsia="Arial" w:hAnsi="Arial"/>
@@ -19592,7 +19592,7 @@
               <w:spacing w:after="10" w:before="0"/>
               <w:ind w:left="120"/>
             </w:pPr>
-            <w:hyperlink w:history="1" r:id="rId4uelueuwgpym1btbfkdvt">
+            <w:hyperlink w:history="1" r:id="rIdwhml1jn9ufhuc3lo5ouap">
               <w:r>
                 <w:rPr>
                   <w:rFonts w:ascii="Arial" w:cs="Arial" w:eastAsia="Arial" w:hAnsi="Arial"/>
@@ -19787,7 +19787,7 @@
             <w:pPr>
               <w:spacing w:after="20" w:before="0"/>
             </w:pPr>
-            <w:hyperlink w:history="1" r:id="rIds_q2p9cwagzfeikzmrw6x">
+            <w:hyperlink w:history="1" r:id="rIdrtsopmlgna22wc4kvcbqm">
               <w:r>
                 <w:rPr>
                   <w:rFonts w:ascii="Arial" w:cs="Arial" w:eastAsia="Arial" w:hAnsi="Arial"/>
@@ -19820,7 +19820,7 @@
               <w:spacing w:after="10" w:before="0"/>
               <w:ind w:left="120"/>
             </w:pPr>
-            <w:hyperlink w:history="1" r:id="rId856ndiwrtagay-n4jwtaf">
+            <w:hyperlink w:history="1" r:id="rIdiudzd1cqmhcpk1oejbmr2">
               <w:r>
                 <w:rPr>
                   <w:rFonts w:ascii="Arial" w:cs="Arial" w:eastAsia="Arial" w:hAnsi="Arial"/>
@@ -19865,7 +19865,7 @@
             <w:pPr>
               <w:spacing w:after="20" w:before="0"/>
             </w:pPr>
-            <w:hyperlink w:history="1" r:id="rIdbjz1avozbrjft9zxklesq">
+            <w:hyperlink w:history="1" r:id="rIdbespgos4upuzorq_dymgh">
               <w:r>
                 <w:rPr>
                   <w:rFonts w:ascii="Arial" w:cs="Arial" w:eastAsia="Arial" w:hAnsi="Arial"/>
@@ -19914,7 +19914,7 @@
               <w:spacing w:after="10" w:before="0"/>
               <w:ind w:left="120"/>
             </w:pPr>
-            <w:hyperlink w:history="1" r:id="rIdkymdtsyrd4dztskxo8mri">
+            <w:hyperlink w:history="1" r:id="rIdxxyvvbmzt6zkpdejfieq5">
               <w:r>
                 <w:rPr>
                   <w:rFonts w:ascii="Arial" w:cs="Arial" w:eastAsia="Arial" w:hAnsi="Arial"/>
@@ -20109,7 +20109,7 @@
             <w:pPr>
               <w:spacing w:after="20" w:before="0"/>
             </w:pPr>
-            <w:hyperlink w:history="1" r:id="rIdb9gsn5ulcr3zfwbblyrcn">
+            <w:hyperlink w:history="1" r:id="rIddhqifnejsdasgzcmwitwo">
               <w:r>
                 <w:rPr>
                   <w:rFonts w:ascii="Arial" w:cs="Arial" w:eastAsia="Arial" w:hAnsi="Arial"/>
@@ -20142,7 +20142,7 @@
               <w:spacing w:after="10" w:before="0"/>
               <w:ind w:left="120"/>
             </w:pPr>
-            <w:hyperlink w:history="1" r:id="rIdtf91p5zs2ynn7d_5hhstp">
+            <w:hyperlink w:history="1" r:id="rIdzglhpjzx0t_rik0pcp_rb">
               <w:r>
                 <w:rPr>
                   <w:rFonts w:ascii="Arial" w:cs="Arial" w:eastAsia="Arial" w:hAnsi="Arial"/>
@@ -20187,7 +20187,7 @@
             <w:pPr>
               <w:spacing w:after="20" w:before="0"/>
             </w:pPr>
-            <w:hyperlink w:history="1" r:id="rIdy6gk3ime72jovgsgdgebu">
+            <w:hyperlink w:history="1" r:id="rId6yl7_w3iqz5hoib6rr0nn">
               <w:r>
                 <w:rPr>
                   <w:rFonts w:ascii="Arial" w:cs="Arial" w:eastAsia="Arial" w:hAnsi="Arial"/>
@@ -20236,7 +20236,7 @@
               <w:spacing w:after="10" w:before="0"/>
               <w:ind w:left="120"/>
             </w:pPr>
-            <w:hyperlink w:history="1" r:id="rIdevjrnb-m2gybqtwicfttq">
+            <w:hyperlink w:history="1" r:id="rIdd5rrdcyq-ja8vu_woybie">
               <w:r>
                 <w:rPr>
                   <w:rFonts w:ascii="Arial" w:cs="Arial" w:eastAsia="Arial" w:hAnsi="Arial"/>
@@ -20824,7 +20824,7 @@
         </w:rPr>
         <w:t xml:space="preserve">© 2026 SeaVuria and ARES. Aligned with KICD objectives. Developed by SeaVuria; technical implementation by ARES (with AI assistance from Claude). Licensed under </w:t>
       </w:r>
-      <w:hyperlink w:history="1" r:id="rIdumqsrj5csasd-efcpltot">
+      <w:hyperlink w:history="1" r:id="rIdm-eizpkxrsrx3p8itsd4q">
         <w:r>
           <w:rPr>
             <w:rFonts w:ascii="Arial" w:cs="Arial" w:eastAsia="Arial" w:hAnsi="Arial"/>
@@ -20845,7 +20845,7 @@
         </w:rPr>
         <w:t xml:space="preserve"> (</w:t>
       </w:r>
-      <w:hyperlink w:history="1" r:id="rIdl-8d7g53yivpybw04yw-d">
+      <w:hyperlink w:history="1" r:id="rIdwskph4pojc7acpa-8ysac">
         <w:r>
           <w:rPr>
             <w:rFonts w:ascii="Arial" w:cs="Arial" w:eastAsia="Arial" w:hAnsi="Arial"/>
@@ -21858,7 +21858,7 @@
             <w:pPr>
               <w:spacing w:after="20" w:before="0"/>
             </w:pPr>
-            <w:hyperlink w:history="1" r:id="rIdieqtz2epn4idoyqxogoaw">
+            <w:hyperlink w:history="1" r:id="rIdeozqynecyr65p0xux__ee">
               <w:r>
                 <w:rPr>
                   <w:rFonts w:ascii="Arial" w:cs="Arial" w:eastAsia="Arial" w:hAnsi="Arial"/>
@@ -21907,7 +21907,7 @@
               <w:spacing w:after="10" w:before="0"/>
               <w:ind w:left="120"/>
             </w:pPr>
-            <w:hyperlink w:history="1" r:id="rIdc1o3mn7q-20hxayxewx9i">
+            <w:hyperlink w:history="1" r:id="rIdbaqo0xoh1mwwr5tfw7kdv">
               <w:r>
                 <w:rPr>
                   <w:rFonts w:ascii="Arial" w:cs="Arial" w:eastAsia="Arial" w:hAnsi="Arial"/>
@@ -21952,7 +21952,7 @@
             <w:pPr>
               <w:spacing w:after="20" w:before="0"/>
             </w:pPr>
-            <w:hyperlink w:history="1" r:id="rId367samz11ejtyfwlkxtuo">
+            <w:hyperlink w:history="1" r:id="rIdqlisvmwsvseyqkz1gsc9h">
               <w:r>
                 <w:rPr>
                   <w:rFonts w:ascii="Arial" w:cs="Arial" w:eastAsia="Arial" w:hAnsi="Arial"/>
@@ -21985,7 +21985,7 @@
               <w:spacing w:after="10" w:before="0"/>
               <w:ind w:left="120"/>
             </w:pPr>
-            <w:hyperlink w:history="1" r:id="rIdm1rbuhlp-gpijpxtlczcc">
+            <w:hyperlink w:history="1" r:id="rId2wdnltq13wiabfjvqyhya">
               <w:r>
                 <w:rPr>
                   <w:rFonts w:ascii="Arial" w:cs="Arial" w:eastAsia="Arial" w:hAnsi="Arial"/>
@@ -22180,7 +22180,7 @@
             <w:pPr>
               <w:spacing w:after="20" w:before="0"/>
             </w:pPr>
-            <w:hyperlink w:history="1" r:id="rId5nfb2eznyjndw3_ubyhbh">
+            <w:hyperlink w:history="1" r:id="rIdqgp2-7mzzguet1ldmz1dk">
               <w:r>
                 <w:rPr>
                   <w:rFonts w:ascii="Arial" w:cs="Arial" w:eastAsia="Arial" w:hAnsi="Arial"/>
@@ -22229,7 +22229,7 @@
               <w:spacing w:after="10" w:before="0"/>
               <w:ind w:left="120"/>
             </w:pPr>
-            <w:hyperlink w:history="1" r:id="rIdrw1naqogmruvfgnvmiiiz">
+            <w:hyperlink w:history="1" r:id="rIddvdg1bbzkafsa2ds7hfeh">
               <w:r>
                 <w:rPr>
                   <w:rFonts w:ascii="Arial" w:cs="Arial" w:eastAsia="Arial" w:hAnsi="Arial"/>
@@ -22274,7 +22274,7 @@
             <w:pPr>
               <w:spacing w:after="20" w:before="0"/>
             </w:pPr>
-            <w:hyperlink w:history="1" r:id="rIdcrdjkzizrdu0wgto92bun">
+            <w:hyperlink w:history="1" r:id="rIduxqla890fu9ofqfwttt8c">
               <w:r>
                 <w:rPr>
                   <w:rFonts w:ascii="Arial" w:cs="Arial" w:eastAsia="Arial" w:hAnsi="Arial"/>
@@ -22307,7 +22307,7 @@
               <w:spacing w:after="10" w:before="0"/>
               <w:ind w:left="120"/>
             </w:pPr>
-            <w:hyperlink w:history="1" r:id="rIdbwpubuv7jvlouu0qf0bq_">
+            <w:hyperlink w:history="1" r:id="rId6hsx-mqf65utvqvz6ljr_">
               <w:r>
                 <w:rPr>
                   <w:rFonts w:ascii="Arial" w:cs="Arial" w:eastAsia="Arial" w:hAnsi="Arial"/>
@@ -22502,7 +22502,7 @@
             <w:pPr>
               <w:spacing w:after="20" w:before="0"/>
             </w:pPr>
-            <w:hyperlink w:history="1" r:id="rIdrknhkvbjoie3qfdqhxnlz">
+            <w:hyperlink w:history="1" r:id="rIdbxjbquawenwyz-vckgr8i">
               <w:r>
                 <w:rPr>
                   <w:rFonts w:ascii="Arial" w:cs="Arial" w:eastAsia="Arial" w:hAnsi="Arial"/>
@@ -22551,7 +22551,7 @@
               <w:spacing w:after="10" w:before="0"/>
               <w:ind w:left="120"/>
             </w:pPr>
-            <w:hyperlink w:history="1" r:id="rId1p9urjqsognd7lls6qwjo">
+            <w:hyperlink w:history="1" r:id="rIdu8cleyxrpmxwbz57g7rn2">
               <w:r>
                 <w:rPr>
                   <w:rFonts w:ascii="Arial" w:cs="Arial" w:eastAsia="Arial" w:hAnsi="Arial"/>
@@ -22596,7 +22596,7 @@
             <w:pPr>
               <w:spacing w:after="20" w:before="0"/>
             </w:pPr>
-            <w:hyperlink w:history="1" r:id="rIdcwry_kbtnu4jkysasahfh">
+            <w:hyperlink w:history="1" r:id="rId0b-gzgbzjzbnh07szlf26">
               <w:r>
                 <w:rPr>
                   <w:rFonts w:ascii="Arial" w:cs="Arial" w:eastAsia="Arial" w:hAnsi="Arial"/>
@@ -22629,7 +22629,7 @@
               <w:spacing w:after="10" w:before="0"/>
               <w:ind w:left="120"/>
             </w:pPr>
-            <w:hyperlink w:history="1" r:id="rIdrj56drmnjtychyktkch8o">
+            <w:hyperlink w:history="1" r:id="rIdhowmzm1aoqbqqcqlwttp5">
               <w:r>
                 <w:rPr>
                   <w:rFonts w:ascii="Arial" w:cs="Arial" w:eastAsia="Arial" w:hAnsi="Arial"/>
@@ -22824,7 +22824,7 @@
             <w:pPr>
               <w:spacing w:after="20" w:before="0"/>
             </w:pPr>
-            <w:hyperlink w:history="1" r:id="rIdbgmnbzbalfl-cej-dpk5v">
+            <w:hyperlink w:history="1" r:id="rIdfoc4n_s_cvyskitafnvsz">
               <w:r>
                 <w:rPr>
                   <w:rFonts w:ascii="Arial" w:cs="Arial" w:eastAsia="Arial" w:hAnsi="Arial"/>
@@ -22873,7 +22873,7 @@
               <w:spacing w:after="10" w:before="0"/>
               <w:ind w:left="120"/>
             </w:pPr>
-            <w:hyperlink w:history="1" r:id="rIdozdplkphgqoyw6ybwsi5q">
+            <w:hyperlink w:history="1" r:id="rIdska-7pp5f_d11hoi0cz4w">
               <w:r>
                 <w:rPr>
                   <w:rFonts w:ascii="Arial" w:cs="Arial" w:eastAsia="Arial" w:hAnsi="Arial"/>
@@ -22918,7 +22918,7 @@
             <w:pPr>
               <w:spacing w:after="20" w:before="0"/>
             </w:pPr>
-            <w:hyperlink w:history="1" r:id="rIdlevzyjcxoudtc2zzmskjg">
+            <w:hyperlink w:history="1" r:id="rIdifumc2ugse-gv4gslmfmo">
               <w:r>
                 <w:rPr>
                   <w:rFonts w:ascii="Arial" w:cs="Arial" w:eastAsia="Arial" w:hAnsi="Arial"/>
@@ -22951,7 +22951,7 @@
               <w:spacing w:after="10" w:before="0"/>
               <w:ind w:left="120"/>
             </w:pPr>
-            <w:hyperlink w:history="1" r:id="rId2mk3hvyrwohjgnbwwjh_z">
+            <w:hyperlink w:history="1" r:id="rIdxfddofz9sf-wckflz7rq7">
               <w:r>
                 <w:rPr>
                   <w:rFonts w:ascii="Arial" w:cs="Arial" w:eastAsia="Arial" w:hAnsi="Arial"/>
@@ -23146,7 +23146,7 @@
             <w:pPr>
               <w:spacing w:after="20" w:before="0"/>
             </w:pPr>
-            <w:hyperlink w:history="1" r:id="rId5ehoui60fseg5txhl0oti">
+            <w:hyperlink w:history="1" r:id="rIdzw0qnm6tlpnvfi5e-beyn">
               <w:r>
                 <w:rPr>
                   <w:rFonts w:ascii="Arial" w:cs="Arial" w:eastAsia="Arial" w:hAnsi="Arial"/>
@@ -23195,7 +23195,7 @@
               <w:spacing w:after="10" w:before="0"/>
               <w:ind w:left="120"/>
             </w:pPr>
-            <w:hyperlink w:history="1" r:id="rIdbvfhkhag74czshutg1s-z">
+            <w:hyperlink w:history="1" r:id="rId1gtbmzysgkg8usrwrxroo">
               <w:r>
                 <w:rPr>
                   <w:rFonts w:ascii="Arial" w:cs="Arial" w:eastAsia="Arial" w:hAnsi="Arial"/>
@@ -23240,7 +23240,7 @@
             <w:pPr>
               <w:spacing w:after="20" w:before="0"/>
             </w:pPr>
-            <w:hyperlink w:history="1" r:id="rIdiogyzjprspw1icwnj2wta">
+            <w:hyperlink w:history="1" r:id="rIdoie7ivzniqxvas674-bee">
               <w:r>
                 <w:rPr>
                   <w:rFonts w:ascii="Arial" w:cs="Arial" w:eastAsia="Arial" w:hAnsi="Arial"/>
@@ -23273,7 +23273,7 @@
               <w:spacing w:after="10" w:before="0"/>
               <w:ind w:left="120"/>
             </w:pPr>
-            <w:hyperlink w:history="1" r:id="rIdyx7pnluyb1xk0v31am8-n">
+            <w:hyperlink w:history="1" r:id="rId7e-zr1kb9j0liy_4i3ykf">
               <w:r>
                 <w:rPr>
                   <w:rFonts w:ascii="Arial" w:cs="Arial" w:eastAsia="Arial" w:hAnsi="Arial"/>
@@ -23785,7 +23785,7 @@
         </w:rPr>
         <w:t xml:space="preserve">© 2026 SeaVuria and ARES. Aligned with KICD objectives. Developed by SeaVuria; technical implementation by ARES (with AI assistance from Claude). Licensed under </w:t>
       </w:r>
-      <w:hyperlink w:history="1" r:id="rIdv7raym2jhdyopqzth0mm2">
+      <w:hyperlink w:history="1" r:id="rIdgwpuy_oqsomqqernuldsq">
         <w:r>
           <w:rPr>
             <w:rFonts w:ascii="Arial" w:cs="Arial" w:eastAsia="Arial" w:hAnsi="Arial"/>
@@ -23806,7 +23806,7 @@
         </w:rPr>
         <w:t xml:space="preserve"> (</w:t>
       </w:r>
-      <w:hyperlink w:history="1" r:id="rId5na8sea5xsjhcrk7f4nme">
+      <w:hyperlink w:history="1" r:id="rId0b2gle3_eyrdbnd6abcye">
         <w:r>
           <w:rPr>
             <w:rFonts w:ascii="Arial" w:cs="Arial" w:eastAsia="Arial" w:hAnsi="Arial"/>
@@ -24819,7 +24819,7 @@
             <w:pPr>
               <w:spacing w:after="20" w:before="0"/>
             </w:pPr>
-            <w:hyperlink w:history="1" r:id="rIddthu__hd6lpvi4gnwmmfv">
+            <w:hyperlink w:history="1" r:id="rIdgxhwzxtdug_lmri1uelm1">
               <w:r>
                 <w:rPr>
                   <w:rFonts w:ascii="Arial" w:cs="Arial" w:eastAsia="Arial" w:hAnsi="Arial"/>
@@ -24852,7 +24852,7 @@
               <w:spacing w:after="10" w:before="0"/>
               <w:ind w:left="120"/>
             </w:pPr>
-            <w:hyperlink w:history="1" r:id="rIdsze4pu1lum0frt2y_eine">
+            <w:hyperlink w:history="1" r:id="rId0jovjcr4_v0thqjckfdln">
               <w:r>
                 <w:rPr>
                   <w:rFonts w:ascii="Arial" w:cs="Arial" w:eastAsia="Arial" w:hAnsi="Arial"/>
@@ -24897,7 +24897,7 @@
             <w:pPr>
               <w:spacing w:after="20" w:before="0"/>
             </w:pPr>
-            <w:hyperlink w:history="1" r:id="rId2de9toboxocmxl1xrx19p">
+            <w:hyperlink w:history="1" r:id="rIdvmbywvsmz-p00qyzlwfmn">
               <w:r>
                 <w:rPr>
                   <w:rFonts w:ascii="Arial" w:cs="Arial" w:eastAsia="Arial" w:hAnsi="Arial"/>
@@ -24930,7 +24930,7 @@
               <w:spacing w:after="10" w:before="0"/>
               <w:ind w:left="120"/>
             </w:pPr>
-            <w:hyperlink w:history="1" r:id="rIdf6hteiy_lppeg3npkc4hu">
+            <w:hyperlink w:history="1" r:id="rIdd8erappudbxpda9fl5z4j">
               <w:r>
                 <w:rPr>
                   <w:rFonts w:ascii="Arial" w:cs="Arial" w:eastAsia="Arial" w:hAnsi="Arial"/>
@@ -25125,7 +25125,7 @@
             <w:pPr>
               <w:spacing w:after="20" w:before="0"/>
             </w:pPr>
-            <w:hyperlink w:history="1" r:id="rIdgyydw5iswg-vuxqe7sy5y">
+            <w:hyperlink w:history="1" r:id="rId19wvgxhibgszhyj7sge7n">
               <w:r>
                 <w:rPr>
                   <w:rFonts w:ascii="Arial" w:cs="Arial" w:eastAsia="Arial" w:hAnsi="Arial"/>
@@ -25158,7 +25158,7 @@
               <w:spacing w:after="10" w:before="0"/>
               <w:ind w:left="120"/>
             </w:pPr>
-            <w:hyperlink w:history="1" r:id="rId40y6uzh25dovd4kkmlywy">
+            <w:hyperlink w:history="1" r:id="rIdz6gysvmkxssubhrwuxzps">
               <w:r>
                 <w:rPr>
                   <w:rFonts w:ascii="Arial" w:cs="Arial" w:eastAsia="Arial" w:hAnsi="Arial"/>
@@ -25203,7 +25203,7 @@
             <w:pPr>
               <w:spacing w:after="20" w:before="0"/>
             </w:pPr>
-            <w:hyperlink w:history="1" r:id="rIdhtvviwqyqeo1rtimei70m">
+            <w:hyperlink w:history="1" r:id="rIdkje-49qm3lof25go4jila">
               <w:r>
                 <w:rPr>
                   <w:rFonts w:ascii="Arial" w:cs="Arial" w:eastAsia="Arial" w:hAnsi="Arial"/>
@@ -25236,7 +25236,7 @@
               <w:spacing w:after="10" w:before="0"/>
               <w:ind w:left="120"/>
             </w:pPr>
-            <w:hyperlink w:history="1" r:id="rIdfxupwalapw9wvn_eyu5o8">
+            <w:hyperlink w:history="1" r:id="rIdao21i3uzsgjygsr_0gu-t">
               <w:r>
                 <w:rPr>
                   <w:rFonts w:ascii="Arial" w:cs="Arial" w:eastAsia="Arial" w:hAnsi="Arial"/>
@@ -25431,7 +25431,7 @@
             <w:pPr>
               <w:spacing w:after="20" w:before="0"/>
             </w:pPr>
-            <w:hyperlink w:history="1" r:id="rIdlqusdob_w1gnc1hn9f73y">
+            <w:hyperlink w:history="1" r:id="rId1nv7eackyiz5xq4fpk9_l">
               <w:r>
                 <w:rPr>
                   <w:rFonts w:ascii="Arial" w:cs="Arial" w:eastAsia="Arial" w:hAnsi="Arial"/>
@@ -25464,7 +25464,7 @@
               <w:spacing w:after="10" w:before="0"/>
               <w:ind w:left="120"/>
             </w:pPr>
-            <w:hyperlink w:history="1" r:id="rIdhsdc1bh3viqg8afypyy4y">
+            <w:hyperlink w:history="1" r:id="rIde1tpixolr_dejrw2fqlhq">
               <w:r>
                 <w:rPr>
                   <w:rFonts w:ascii="Arial" w:cs="Arial" w:eastAsia="Arial" w:hAnsi="Arial"/>
@@ -25509,7 +25509,7 @@
             <w:pPr>
               <w:spacing w:after="20" w:before="0"/>
             </w:pPr>
-            <w:hyperlink w:history="1" r:id="rIdczsqs9ntrpzzvjb50vanz">
+            <w:hyperlink w:history="1" r:id="rIdzrky_jpsdsqevpxnhwtju">
               <w:r>
                 <w:rPr>
                   <w:rFonts w:ascii="Arial" w:cs="Arial" w:eastAsia="Arial" w:hAnsi="Arial"/>
@@ -25542,7 +25542,7 @@
               <w:spacing w:after="10" w:before="0"/>
               <w:ind w:left="120"/>
             </w:pPr>
-            <w:hyperlink w:history="1" r:id="rIdqtfmmy1wge2b5azimvhhb">
+            <w:hyperlink w:history="1" r:id="rIduw-gmy5bzpee0px4gaemc">
               <w:r>
                 <w:rPr>
                   <w:rFonts w:ascii="Arial" w:cs="Arial" w:eastAsia="Arial" w:hAnsi="Arial"/>
@@ -25737,7 +25737,7 @@
             <w:pPr>
               <w:spacing w:after="20" w:before="0"/>
             </w:pPr>
-            <w:hyperlink w:history="1" r:id="rIdwt0cnuefngazdbohnvnzx">
+            <w:hyperlink w:history="1" r:id="rIdbibpplg8tfgvsknzuykzw">
               <w:r>
                 <w:rPr>
                   <w:rFonts w:ascii="Arial" w:cs="Arial" w:eastAsia="Arial" w:hAnsi="Arial"/>
@@ -25770,7 +25770,7 @@
               <w:spacing w:after="10" w:before="0"/>
               <w:ind w:left="120"/>
             </w:pPr>
-            <w:hyperlink w:history="1" r:id="rId3yz6fdizxplvbqeunskal">
+            <w:hyperlink w:history="1" r:id="rIdktrrscbvz99yyrp9lx-x8">
               <w:r>
                 <w:rPr>
                   <w:rFonts w:ascii="Arial" w:cs="Arial" w:eastAsia="Arial" w:hAnsi="Arial"/>
@@ -25815,7 +25815,7 @@
             <w:pPr>
               <w:spacing w:after="20" w:before="0"/>
             </w:pPr>
-            <w:hyperlink w:history="1" r:id="rIdsg9giapawrjbzfi6wiubq">
+            <w:hyperlink w:history="1" r:id="rIdbrdueegaiuxbw6cilkw5f">
               <w:r>
                 <w:rPr>
                   <w:rFonts w:ascii="Arial" w:cs="Arial" w:eastAsia="Arial" w:hAnsi="Arial"/>
@@ -25848,7 +25848,7 @@
               <w:spacing w:after="10" w:before="0"/>
               <w:ind w:left="120"/>
             </w:pPr>
-            <w:hyperlink w:history="1" r:id="rIdayok9szgqqw8ikzcmcius">
+            <w:hyperlink w:history="1" r:id="rIdcc-0s-mgfcdysnmdugf84">
               <w:r>
                 <w:rPr>
                   <w:rFonts w:ascii="Arial" w:cs="Arial" w:eastAsia="Arial" w:hAnsi="Arial"/>
@@ -26043,7 +26043,7 @@
             <w:pPr>
               <w:spacing w:after="20" w:before="0"/>
             </w:pPr>
-            <w:hyperlink w:history="1" r:id="rIdkxxhkqdiz91f3bkivvnka">
+            <w:hyperlink w:history="1" r:id="rIdtpr-rpnaeadq6wfxz4js5">
               <w:r>
                 <w:rPr>
                   <w:rFonts w:ascii="Arial" w:cs="Arial" w:eastAsia="Arial" w:hAnsi="Arial"/>
@@ -26092,7 +26092,7 @@
               <w:spacing w:after="10" w:before="0"/>
               <w:ind w:left="120"/>
             </w:pPr>
-            <w:hyperlink w:history="1" r:id="rIdtyxi0ipl4anxwg_2vzrfj">
+            <w:hyperlink w:history="1" r:id="rIdbkxfru-tgss-k3yzu4ryc">
               <w:r>
                 <w:rPr>
                   <w:rFonts w:ascii="Arial" w:cs="Arial" w:eastAsia="Arial" w:hAnsi="Arial"/>
@@ -26137,7 +26137,7 @@
             <w:pPr>
               <w:spacing w:after="20" w:before="0"/>
             </w:pPr>
-            <w:hyperlink w:history="1" r:id="rIdu29u8wmprykvglhff_qoe">
+            <w:hyperlink w:history="1" r:id="rIdfil54zehfvrkkl2atu1st">
               <w:r>
                 <w:rPr>
                   <w:rFonts w:ascii="Arial" w:cs="Arial" w:eastAsia="Arial" w:hAnsi="Arial"/>
@@ -26186,7 +26186,7 @@
               <w:spacing w:after="10" w:before="0"/>
               <w:ind w:left="120"/>
             </w:pPr>
-            <w:hyperlink w:history="1" r:id="rIdtsjmrj_hxcnctqbmr_owz">
+            <w:hyperlink w:history="1" r:id="rIdyi86swfnw2qmmcdpf39ap">
               <w:r>
                 <w:rPr>
                   <w:rFonts w:ascii="Arial" w:cs="Arial" w:eastAsia="Arial" w:hAnsi="Arial"/>
@@ -26698,7 +26698,7 @@
         </w:rPr>
         <w:t xml:space="preserve">© 2026 SeaVuria and ARES. Aligned with KICD objectives. Developed by SeaVuria; technical implementation by ARES (with AI assistance from Claude). Licensed under </w:t>
       </w:r>
-      <w:hyperlink w:history="1" r:id="rIdjtpubmi1n0zobnipk75wx">
+      <w:hyperlink w:history="1" r:id="rId67fykepexywspl1zctpua">
         <w:r>
           <w:rPr>
             <w:rFonts w:ascii="Arial" w:cs="Arial" w:eastAsia="Arial" w:hAnsi="Arial"/>
@@ -26719,7 +26719,7 @@
         </w:rPr>
         <w:t xml:space="preserve"> (</w:t>
       </w:r>
-      <w:hyperlink w:history="1" r:id="rId1oeqluwqy8iqphbbfn6vi">
+      <w:hyperlink w:history="1" r:id="rId4wq8phgseug24-9litjay">
         <w:r>
           <w:rPr>
             <w:rFonts w:ascii="Arial" w:cs="Arial" w:eastAsia="Arial" w:hAnsi="Arial"/>

--- a/data/outputs/v2/Core_Mathematics/SS2.8_Vectors/Core_Mathematics_Vectors_CBE_LessonSequence.docx
+++ b/data/outputs/v2/Core_Mathematics/SS2.8_Vectors/Core_Mathematics_Vectors_CBE_LessonSequence.docx
@@ -4,6 +4,7 @@
   <w:body>
     <w:p>
       <w:pPr>
+        <w:keepNext w:val="false"/>
         <w:spacing w:after="30" w:before="0"/>
         <w:jc w:val="center"/>
       </w:pPr>
@@ -23,6 +24,7 @@
     </w:p>
     <w:p>
       <w:pPr>
+        <w:keepNext w:val="false"/>
         <w:spacing w:after="60" w:before="0"/>
         <w:jc w:val="center"/>
       </w:pPr>
@@ -81,6 +83,7 @@
           </w:tcPr>
           <w:p>
             <w:pPr>
+              <w:keepNext w:val="false"/>
               <w:spacing w:after="40" w:before="0"/>
               <w:jc w:val="center"/>
             </w:pPr>
@@ -115,6 +118,7 @@
           </w:tcPr>
           <w:p>
             <w:pPr>
+              <w:keepNext w:val="false"/>
               <w:spacing w:after="40" w:before="0"/>
               <w:jc w:val="left"/>
             </w:pPr>
@@ -147,6 +151,7 @@
           </w:tcPr>
           <w:p>
             <w:pPr>
+              <w:keepNext w:val="false"/>
               <w:spacing w:after="40" w:before="0"/>
               <w:jc w:val="left"/>
             </w:pPr>
@@ -181,6 +186,7 @@
           </w:tcPr>
           <w:p>
             <w:pPr>
+              <w:keepNext w:val="false"/>
               <w:spacing w:after="40" w:before="0"/>
               <w:jc w:val="left"/>
             </w:pPr>
@@ -213,6 +219,7 @@
           </w:tcPr>
           <w:p>
             <w:pPr>
+              <w:keepNext w:val="false"/>
               <w:spacing w:after="40" w:before="0"/>
               <w:jc w:val="left"/>
             </w:pPr>
@@ -247,6 +254,7 @@
           </w:tcPr>
           <w:p>
             <w:pPr>
+              <w:keepNext w:val="false"/>
               <w:spacing w:after="40" w:before="0"/>
               <w:jc w:val="left"/>
             </w:pPr>
@@ -279,6 +287,7 @@
           </w:tcPr>
           <w:p>
             <w:pPr>
+              <w:keepNext w:val="false"/>
               <w:spacing w:after="40" w:before="0"/>
               <w:jc w:val="left"/>
             </w:pPr>
@@ -313,6 +322,7 @@
           </w:tcPr>
           <w:p>
             <w:pPr>
+              <w:keepNext w:val="false"/>
               <w:spacing w:after="40" w:before="0"/>
               <w:jc w:val="left"/>
             </w:pPr>
@@ -345,6 +355,7 @@
           </w:tcPr>
           <w:p>
             <w:pPr>
+              <w:keepNext w:val="false"/>
               <w:spacing w:after="40" w:before="0"/>
               <w:jc w:val="left"/>
             </w:pPr>
@@ -379,6 +390,7 @@
           </w:tcPr>
           <w:p>
             <w:pPr>
+              <w:keepNext w:val="false"/>
               <w:spacing w:after="40" w:before="0"/>
               <w:jc w:val="left"/>
             </w:pPr>
@@ -411,6 +423,7 @@
           </w:tcPr>
           <w:p>
             <w:pPr>
+              <w:keepNext w:val="false"/>
               <w:spacing w:after="40" w:before="0"/>
               <w:jc w:val="left"/>
             </w:pPr>
@@ -445,6 +458,7 @@
           </w:tcPr>
           <w:p>
             <w:pPr>
+              <w:keepNext w:val="false"/>
               <w:spacing w:after="40" w:before="0"/>
               <w:jc w:val="left"/>
             </w:pPr>
@@ -712,6 +726,7 @@
           </w:tcPr>
           <w:p>
             <w:pPr>
+              <w:keepNext w:val="false"/>
               <w:spacing w:after="40" w:before="0"/>
               <w:jc w:val="left"/>
             </w:pPr>
@@ -744,6 +759,7 @@
           </w:tcPr>
           <w:p>
             <w:pPr>
+              <w:keepNext w:val="false"/>
               <w:spacing w:after="40" w:before="0"/>
               <w:jc w:val="left"/>
             </w:pPr>
@@ -763,6 +779,7 @@
           </w:p>
           <w:p>
             <w:pPr>
+              <w:keepNext w:val="false"/>
               <w:spacing w:after="40" w:before="0"/>
               <w:jc w:val="left"/>
             </w:pPr>
@@ -782,6 +799,7 @@
           </w:p>
           <w:p>
             <w:pPr>
+              <w:keepNext w:val="false"/>
               <w:spacing w:after="40" w:before="0"/>
               <w:jc w:val="left"/>
             </w:pPr>
@@ -801,6 +819,7 @@
           </w:p>
           <w:p>
             <w:pPr>
+              <w:keepNext w:val="false"/>
               <w:spacing w:after="40" w:before="0"/>
               <w:jc w:val="left"/>
             </w:pPr>
@@ -820,6 +839,7 @@
           </w:p>
           <w:p>
             <w:pPr>
+              <w:keepNext w:val="false"/>
               <w:spacing w:after="40" w:before="0"/>
               <w:jc w:val="left"/>
             </w:pPr>
@@ -839,6 +859,7 @@
           </w:p>
           <w:p>
             <w:pPr>
+              <w:keepNext w:val="false"/>
               <w:spacing w:after="40" w:before="0"/>
               <w:jc w:val="left"/>
             </w:pPr>
@@ -858,6 +879,7 @@
           </w:p>
           <w:p>
             <w:pPr>
+              <w:keepNext w:val="false"/>
               <w:spacing w:after="40" w:before="0"/>
               <w:jc w:val="left"/>
             </w:pPr>
@@ -877,6 +899,7 @@
           </w:p>
           <w:p>
             <w:pPr>
+              <w:keepNext w:val="false"/>
               <w:spacing w:after="40" w:before="0"/>
               <w:jc w:val="left"/>
             </w:pPr>
@@ -896,6 +919,7 @@
           </w:p>
           <w:p>
             <w:pPr>
+              <w:keepNext w:val="false"/>
               <w:spacing w:after="40" w:before="0"/>
               <w:jc w:val="left"/>
             </w:pPr>
@@ -915,6 +939,7 @@
           </w:p>
           <w:p>
             <w:pPr>
+              <w:keepNext w:val="false"/>
               <w:spacing w:after="40" w:before="0"/>
               <w:jc w:val="left"/>
             </w:pPr>
@@ -934,6 +959,7 @@
           </w:p>
           <w:p>
             <w:pPr>
+              <w:keepNext w:val="false"/>
               <w:spacing w:after="40" w:before="0"/>
               <w:jc w:val="left"/>
             </w:pPr>
@@ -953,6 +979,7 @@
           </w:p>
           <w:p>
             <w:pPr>
+              <w:keepNext w:val="false"/>
               <w:spacing w:after="40" w:before="0"/>
               <w:jc w:val="left"/>
             </w:pPr>
@@ -972,6 +999,7 @@
           </w:p>
           <w:p>
             <w:pPr>
+              <w:keepNext w:val="false"/>
               <w:spacing w:after="40" w:before="0"/>
               <w:jc w:val="left"/>
             </w:pPr>
@@ -1006,6 +1034,7 @@
           </w:tcPr>
           <w:p>
             <w:pPr>
+              <w:keepNext w:val="false"/>
               <w:spacing w:after="40" w:before="0"/>
               <w:jc w:val="left"/>
             </w:pPr>
@@ -1093,6 +1122,7 @@
           </w:tcPr>
           <w:p>
             <w:pPr>
+              <w:keepNext w:val="false"/>
               <w:spacing w:after="40" w:before="0"/>
               <w:jc w:val="left"/>
             </w:pPr>
@@ -1180,6 +1210,7 @@
           </w:tcPr>
           <w:p>
             <w:pPr>
+              <w:keepNext w:val="false"/>
               <w:spacing w:after="40" w:before="0"/>
               <w:jc w:val="left"/>
             </w:pPr>
@@ -1307,6 +1338,7 @@
           </w:tcPr>
           <w:p>
             <w:pPr>
+              <w:keepNext w:val="false"/>
               <w:spacing w:after="40" w:before="0"/>
               <w:jc w:val="left"/>
             </w:pPr>
@@ -1394,6 +1426,7 @@
           </w:tcPr>
           <w:p>
             <w:pPr>
+              <w:keepNext w:val="false"/>
               <w:spacing w:after="40" w:before="0"/>
               <w:jc w:val="left"/>
             </w:pPr>
@@ -1541,6 +1574,7 @@
           </w:tcPr>
           <w:p>
             <w:pPr>
+              <w:keepNext w:val="false"/>
               <w:spacing w:after="40" w:before="0"/>
               <w:jc w:val="left"/>
             </w:pPr>
@@ -1573,6 +1607,7 @@
           </w:tcPr>
           <w:p>
             <w:pPr>
+              <w:keepNext w:val="false"/>
               <w:spacing w:after="40" w:before="0"/>
               <w:jc w:val="left"/>
             </w:pPr>
@@ -1607,6 +1642,7 @@
           </w:tcPr>
           <w:p>
             <w:pPr>
+              <w:keepNext w:val="false"/>
               <w:spacing w:after="40" w:before="0"/>
               <w:jc w:val="left"/>
             </w:pPr>
@@ -1639,6 +1675,7 @@
           </w:tcPr>
           <w:p>
             <w:pPr>
+              <w:keepNext w:val="false"/>
               <w:spacing w:after="40" w:before="0"/>
               <w:jc w:val="left"/>
             </w:pPr>
@@ -1658,6 +1695,7 @@
           </w:p>
           <w:p>
             <w:pPr>
+              <w:keepNext w:val="false"/>
               <w:spacing w:after="40" w:before="0"/>
               <w:jc w:val="left"/>
             </w:pPr>
@@ -1677,6 +1715,7 @@
           </w:p>
           <w:p>
             <w:pPr>
+              <w:keepNext w:val="false"/>
               <w:spacing w:after="40" w:before="0"/>
               <w:jc w:val="left"/>
             </w:pPr>
@@ -1696,6 +1735,7 @@
           </w:p>
           <w:p>
             <w:pPr>
+              <w:keepNext w:val="false"/>
               <w:spacing w:after="40" w:before="0"/>
               <w:jc w:val="left"/>
             </w:pPr>
@@ -1715,6 +1755,7 @@
           </w:p>
           <w:p>
             <w:pPr>
+              <w:keepNext w:val="false"/>
               <w:spacing w:after="40" w:before="0"/>
               <w:jc w:val="left"/>
             </w:pPr>
@@ -1749,6 +1790,7 @@
           </w:tcPr>
           <w:p>
             <w:pPr>
+              <w:keepNext w:val="false"/>
               <w:spacing w:after="40" w:before="0"/>
               <w:jc w:val="left"/>
             </w:pPr>
@@ -1781,6 +1823,7 @@
           </w:tcPr>
           <w:p>
             <w:pPr>
+              <w:keepNext w:val="false"/>
               <w:spacing w:after="40" w:before="0"/>
               <w:jc w:val="left"/>
             </w:pPr>
@@ -1815,6 +1858,7 @@
           </w:tcPr>
           <w:p>
             <w:pPr>
+              <w:keepNext w:val="false"/>
               <w:spacing w:after="40" w:before="0"/>
               <w:jc w:val="left"/>
             </w:pPr>
@@ -1847,6 +1891,7 @@
           </w:tcPr>
           <w:p>
             <w:pPr>
+              <w:keepNext w:val="false"/>
               <w:spacing w:after="40" w:before="0"/>
               <w:jc w:val="left"/>
             </w:pPr>
@@ -1866,6 +1911,7 @@
           </w:p>
           <w:p>
             <w:pPr>
+              <w:keepNext w:val="false"/>
               <w:spacing w:after="40" w:before="0"/>
               <w:jc w:val="left"/>
             </w:pPr>
@@ -1885,6 +1931,7 @@
           </w:p>
           <w:p>
             <w:pPr>
+              <w:keepNext w:val="false"/>
               <w:spacing w:after="40" w:before="0"/>
               <w:jc w:val="left"/>
             </w:pPr>
@@ -1904,6 +1951,7 @@
           </w:p>
           <w:p>
             <w:pPr>
+              <w:keepNext w:val="false"/>
               <w:spacing w:after="40" w:before="0"/>
               <w:jc w:val="left"/>
             </w:pPr>
@@ -1923,6 +1971,7 @@
           </w:p>
           <w:p>
             <w:pPr>
+              <w:keepNext w:val="false"/>
               <w:spacing w:after="40" w:before="0"/>
               <w:jc w:val="left"/>
             </w:pPr>
@@ -1942,6 +1991,7 @@
           </w:p>
           <w:p>
             <w:pPr>
+              <w:keepNext w:val="false"/>
               <w:spacing w:after="40" w:before="0"/>
               <w:jc w:val="left"/>
             </w:pPr>
@@ -1961,6 +2011,7 @@
           </w:p>
           <w:p>
             <w:pPr>
+              <w:keepNext w:val="false"/>
               <w:spacing w:after="40" w:before="0"/>
               <w:jc w:val="left"/>
             </w:pPr>
@@ -1980,6 +2031,7 @@
           </w:p>
           <w:p>
             <w:pPr>
+              <w:keepNext w:val="false"/>
               <w:spacing w:after="40" w:before="0"/>
               <w:jc w:val="left"/>
             </w:pPr>
@@ -1999,6 +2051,7 @@
           </w:p>
           <w:p>
             <w:pPr>
+              <w:keepNext w:val="false"/>
               <w:spacing w:after="40" w:before="0"/>
               <w:jc w:val="left"/>
             </w:pPr>
@@ -2018,6 +2071,7 @@
           </w:p>
           <w:p>
             <w:pPr>
+              <w:keepNext w:val="false"/>
               <w:spacing w:after="40" w:before="0"/>
               <w:jc w:val="left"/>
             </w:pPr>
@@ -2037,6 +2091,7 @@
           </w:p>
           <w:p>
             <w:pPr>
+              <w:keepNext w:val="false"/>
               <w:spacing w:after="40" w:before="0"/>
               <w:jc w:val="left"/>
             </w:pPr>
@@ -2056,6 +2111,7 @@
           </w:p>
           <w:p>
             <w:pPr>
+              <w:keepNext w:val="false"/>
               <w:spacing w:after="40" w:before="0"/>
               <w:jc w:val="left"/>
             </w:pPr>
@@ -2075,6 +2131,7 @@
           </w:p>
           <w:p>
             <w:pPr>
+              <w:keepNext w:val="false"/>
               <w:spacing w:after="40" w:before="0"/>
               <w:jc w:val="left"/>
             </w:pPr>
@@ -2094,6 +2151,7 @@
           </w:p>
           <w:p>
             <w:pPr>
+              <w:keepNext w:val="false"/>
               <w:spacing w:after="40" w:before="0"/>
               <w:jc w:val="left"/>
             </w:pPr>
@@ -2113,6 +2171,7 @@
           </w:p>
           <w:p>
             <w:pPr>
+              <w:keepNext w:val="false"/>
               <w:spacing w:after="40" w:before="0"/>
               <w:jc w:val="left"/>
             </w:pPr>
@@ -2147,6 +2206,7 @@
           </w:tcPr>
           <w:p>
             <w:pPr>
+              <w:keepNext w:val="false"/>
               <w:spacing w:after="40" w:before="0"/>
               <w:jc w:val="left"/>
             </w:pPr>
@@ -2378,7 +2438,7 @@
         </w:rPr>
         <w:t xml:space="preserve">© 2026 SeaVuria and ARES. This work is licensed under a </w:t>
       </w:r>
-      <w:hyperlink w:history="1" r:id="rIdlu7ldxhdmxiikoo6i9kd2">
+      <w:hyperlink w:history="1" r:id="rIdwjlsx677nn06gc41dlzhy">
         <w:r>
           <w:rPr>
             <w:rFonts w:ascii="Arial" w:cs="Arial" w:eastAsia="Arial" w:hAnsi="Arial"/>
@@ -2398,7 +2458,7 @@
         </w:rPr>
         <w:t xml:space="preserve"> (</w:t>
       </w:r>
-      <w:hyperlink w:history="1" r:id="rIdagjjnn3gbu949o_cblcmh">
+      <w:hyperlink w:history="1" r:id="rId_9febw69taaqswqm2hxb3">
         <w:r>
           <w:rPr>
             <w:rFonts w:ascii="Arial" w:cs="Arial" w:eastAsia="Arial" w:hAnsi="Arial"/>
@@ -2418,7 +2478,7 @@
         </w:rPr>
         <w:t xml:space="preserve">). To view a copy of this license, visit </w:t>
       </w:r>
-      <w:hyperlink w:history="1" r:id="rIdwktw90hp5_o4lxamqj_qo">
+      <w:hyperlink w:history="1" r:id="rIdomfpukeoyoqbojma_4oc2">
         <w:r>
           <w:rPr>
             <w:rFonts w:ascii="Arial" w:cs="Arial" w:eastAsia="Arial" w:hAnsi="Arial"/>
@@ -2477,6 +2537,7 @@
           </w:tcPr>
           <w:p>
             <w:pPr>
+              <w:keepNext w:val="false"/>
               <w:spacing w:after="40" w:before="0"/>
               <w:jc w:val="center"/>
             </w:pPr>
@@ -2512,6 +2573,7 @@
           </w:tcPr>
           <w:p>
             <w:pPr>
+              <w:keepNext w:val="false"/>
               <w:spacing w:after="40" w:before="0"/>
               <w:jc w:val="center"/>
             </w:pPr>
@@ -2546,6 +2608,7 @@
           </w:tcPr>
           <w:p>
             <w:pPr>
+              <w:keepNext w:val="false"/>
               <w:spacing w:after="40" w:before="0"/>
               <w:jc w:val="left"/>
             </w:pPr>
@@ -2578,6 +2641,7 @@
           </w:tcPr>
           <w:p>
             <w:pPr>
+              <w:keepNext w:val="false"/>
               <w:spacing w:after="40" w:before="0"/>
               <w:jc w:val="left"/>
             </w:pPr>
@@ -2612,6 +2676,7 @@
           </w:tcPr>
           <w:p>
             <w:pPr>
+              <w:keepNext w:val="false"/>
               <w:spacing w:after="40" w:before="0"/>
               <w:jc w:val="left"/>
             </w:pPr>
@@ -2644,6 +2709,7 @@
           </w:tcPr>
           <w:p>
             <w:pPr>
+              <w:keepNext w:val="false"/>
               <w:spacing w:after="40" w:before="0"/>
               <w:jc w:val="left"/>
             </w:pPr>
@@ -2678,6 +2744,7 @@
           </w:tcPr>
           <w:p>
             <w:pPr>
+              <w:keepNext w:val="false"/>
               <w:spacing w:after="40" w:before="0"/>
               <w:jc w:val="left"/>
             </w:pPr>
@@ -2710,6 +2777,7 @@
           </w:tcPr>
           <w:p>
             <w:pPr>
+              <w:keepNext w:val="false"/>
               <w:spacing w:after="40" w:before="0"/>
               <w:jc w:val="left"/>
             </w:pPr>
@@ -2744,6 +2812,7 @@
           </w:tcPr>
           <w:p>
             <w:pPr>
+              <w:keepNext w:val="false"/>
               <w:spacing w:after="40" w:before="0"/>
               <w:jc w:val="left"/>
             </w:pPr>
@@ -2776,6 +2845,7 @@
           </w:tcPr>
           <w:p>
             <w:pPr>
+              <w:keepNext w:val="false"/>
               <w:spacing w:after="40" w:before="0"/>
               <w:jc w:val="left"/>
             </w:pPr>
@@ -2810,6 +2880,7 @@
           </w:tcPr>
           <w:p>
             <w:pPr>
+              <w:keepNext w:val="false"/>
               <w:spacing w:after="40" w:before="0"/>
               <w:jc w:val="left"/>
             </w:pPr>
@@ -2842,6 +2913,7 @@
           </w:tcPr>
           <w:p>
             <w:pPr>
+              <w:keepNext w:val="false"/>
               <w:spacing w:after="40" w:before="0"/>
               <w:jc w:val="left"/>
             </w:pPr>
@@ -2876,6 +2948,7 @@
           </w:tcPr>
           <w:p>
             <w:pPr>
+              <w:keepNext w:val="false"/>
               <w:spacing w:after="40" w:before="0"/>
               <w:jc w:val="left"/>
             </w:pPr>
@@ -2908,6 +2981,7 @@
           </w:tcPr>
           <w:p>
             <w:pPr>
+              <w:keepNext w:val="false"/>
               <w:spacing w:after="40" w:before="0"/>
               <w:jc w:val="left"/>
             </w:pPr>
@@ -2942,6 +3016,7 @@
           </w:tcPr>
           <w:p>
             <w:pPr>
+              <w:keepNext w:val="false"/>
               <w:spacing w:after="40" w:before="0"/>
               <w:jc w:val="left"/>
             </w:pPr>
@@ -2974,6 +3049,7 @@
           </w:tcPr>
           <w:p>
             <w:pPr>
+              <w:keepNext w:val="false"/>
               <w:spacing w:after="40" w:before="0"/>
               <w:jc w:val="left"/>
             </w:pPr>
@@ -3008,6 +3084,7 @@
           </w:tcPr>
           <w:p>
             <w:pPr>
+              <w:keepNext w:val="false"/>
               <w:spacing w:after="40" w:before="0"/>
               <w:jc w:val="left"/>
             </w:pPr>
@@ -3040,6 +3117,7 @@
           </w:tcPr>
           <w:p>
             <w:pPr>
+              <w:keepNext w:val="false"/>
               <w:spacing w:after="40" w:before="0"/>
               <w:jc w:val="left"/>
             </w:pPr>
@@ -3099,6 +3177,7 @@
           </w:tcPr>
           <w:p>
             <w:pPr>
+              <w:keepNext w:val="false"/>
               <w:spacing w:after="40" w:before="0"/>
               <w:jc w:val="center"/>
             </w:pPr>
@@ -3133,6 +3212,7 @@
           </w:tcPr>
           <w:p>
             <w:pPr>
+              <w:keepNext w:val="false"/>
               <w:spacing w:after="40" w:before="0"/>
               <w:jc w:val="left"/>
             </w:pPr>
@@ -3197,6 +3277,7 @@
           </w:tcPr>
           <w:p>
             <w:pPr>
+              <w:keepNext w:val="false"/>
               <w:spacing w:after="40" w:before="0"/>
               <w:jc w:val="center"/>
             </w:pPr>
@@ -3231,6 +3312,7 @@
           </w:tcPr>
           <w:p>
             <w:pPr>
+              <w:keepNext w:val="false"/>
               <w:spacing w:after="40" w:before="0"/>
               <w:jc w:val="left"/>
             </w:pPr>
@@ -3263,6 +3345,7 @@
           </w:tcPr>
           <w:p>
             <w:pPr>
+              <w:keepNext w:val="false"/>
               <w:spacing w:after="40" w:before="0"/>
               <w:jc w:val="left"/>
             </w:pPr>
@@ -3295,6 +3378,7 @@
           </w:tcPr>
           <w:p>
             <w:pPr>
+              <w:keepNext w:val="false"/>
               <w:spacing w:after="40" w:before="0"/>
               <w:jc w:val="left"/>
             </w:pPr>
@@ -3327,6 +3411,7 @@
           </w:tcPr>
           <w:p>
             <w:pPr>
+              <w:keepNext w:val="false"/>
               <w:spacing w:after="40" w:before="0"/>
               <w:jc w:val="left"/>
             </w:pPr>
@@ -3359,6 +3444,7 @@
           </w:tcPr>
           <w:p>
             <w:pPr>
+              <w:keepNext w:val="false"/>
               <w:spacing w:after="40" w:before="0"/>
               <w:jc w:val="left"/>
             </w:pPr>
@@ -3393,6 +3479,7 @@
           </w:tcPr>
           <w:p>
             <w:pPr>
+              <w:keepNext w:val="false"/>
               <w:spacing w:after="40" w:before="0"/>
               <w:jc w:val="left"/>
             </w:pPr>
@@ -3430,7 +3517,7 @@
             <w:pPr>
               <w:spacing w:after="20" w:before="0"/>
             </w:pPr>
-            <w:hyperlink w:history="1" r:id="rIdtozv6oahck9gyklgtbegj">
+            <w:hyperlink w:history="1" r:id="rId9zcsjrl_jo7zhanbjklzb">
               <w:r>
                 <w:rPr>
                   <w:rFonts w:ascii="Arial" w:cs="Arial" w:eastAsia="Arial" w:hAnsi="Arial"/>
@@ -3463,7 +3550,7 @@
               <w:spacing w:after="10" w:before="0"/>
               <w:ind w:left="120"/>
             </w:pPr>
-            <w:hyperlink w:history="1" r:id="rIdrogqayt7tydkqvgywewhp">
+            <w:hyperlink w:history="1" r:id="rIdiic2puoelimzep-2sul5t">
               <w:r>
                 <w:rPr>
                   <w:rFonts w:ascii="Arial" w:cs="Arial" w:eastAsia="Arial" w:hAnsi="Arial"/>
@@ -3508,7 +3595,7 @@
             <w:pPr>
               <w:spacing w:after="20" w:before="0"/>
             </w:pPr>
-            <w:hyperlink w:history="1" r:id="rIdbb4rh-wvtwiolq7lzfsuz">
+            <w:hyperlink w:history="1" r:id="rIdfwvnjvtgyxwi47qhn6vsu">
               <w:r>
                 <w:rPr>
                   <w:rFonts w:ascii="Arial" w:cs="Arial" w:eastAsia="Arial" w:hAnsi="Arial"/>
@@ -3541,7 +3628,7 @@
               <w:spacing w:after="10" w:before="0"/>
               <w:ind w:left="120"/>
             </w:pPr>
-            <w:hyperlink w:history="1" r:id="rId-hxhtsnc1m_odedx0cczw">
+            <w:hyperlink w:history="1" r:id="rIdsnnjnd4ya5qrieagf4sle">
               <w:r>
                 <w:rPr>
                   <w:rFonts w:ascii="Arial" w:cs="Arial" w:eastAsia="Arial" w:hAnsi="Arial"/>
@@ -3569,6 +3656,7 @@
           </w:tcPr>
           <w:p>
             <w:pPr>
+              <w:keepNext w:val="false"/>
               <w:spacing w:after="40" w:before="0"/>
               <w:jc w:val="left"/>
             </w:pPr>
@@ -3601,6 +3689,7 @@
           </w:tcPr>
           <w:p>
             <w:pPr>
+              <w:keepNext w:val="false"/>
               <w:spacing w:after="40" w:before="0"/>
               <w:jc w:val="left"/>
             </w:pPr>
@@ -3633,6 +3722,7 @@
           </w:tcPr>
           <w:p>
             <w:pPr>
+              <w:keepNext w:val="false"/>
               <w:spacing w:after="40" w:before="0"/>
               <w:jc w:val="left"/>
             </w:pPr>
@@ -3665,6 +3755,7 @@
           </w:tcPr>
           <w:p>
             <w:pPr>
+              <w:keepNext w:val="false"/>
               <w:spacing w:after="40" w:before="0"/>
               <w:jc w:val="left"/>
             </w:pPr>
@@ -3699,6 +3790,7 @@
           </w:tcPr>
           <w:p>
             <w:pPr>
+              <w:keepNext w:val="false"/>
               <w:spacing w:after="40" w:before="0"/>
               <w:jc w:val="left"/>
             </w:pPr>
@@ -3736,7 +3828,7 @@
             <w:pPr>
               <w:spacing w:after="20" w:before="0"/>
             </w:pPr>
-            <w:hyperlink w:history="1" r:id="rIdfxtghqiyvsq44ss7m0z9b">
+            <w:hyperlink w:history="1" r:id="rId-uewfzt-aq3lv33rgcrge">
               <w:r>
                 <w:rPr>
                   <w:rFonts w:ascii="Arial" w:cs="Arial" w:eastAsia="Arial" w:hAnsi="Arial"/>
@@ -3769,7 +3861,7 @@
               <w:spacing w:after="10" w:before="0"/>
               <w:ind w:left="120"/>
             </w:pPr>
-            <w:hyperlink w:history="1" r:id="rIdx8-tcb6fdwwfgbuyzaeot">
+            <w:hyperlink w:history="1" r:id="rIdcycfremtdkcgo_uk8ioyp">
               <w:r>
                 <w:rPr>
                   <w:rFonts w:ascii="Arial" w:cs="Arial" w:eastAsia="Arial" w:hAnsi="Arial"/>
@@ -3814,7 +3906,7 @@
             <w:pPr>
               <w:spacing w:after="20" w:before="0"/>
             </w:pPr>
-            <w:hyperlink w:history="1" r:id="rIdbajmg28rsgoaj4b9dhepx">
+            <w:hyperlink w:history="1" r:id="rIdxqdbted-_uguajzb3b6cy">
               <w:r>
                 <w:rPr>
                   <w:rFonts w:ascii="Arial" w:cs="Arial" w:eastAsia="Arial" w:hAnsi="Arial"/>
@@ -3847,7 +3939,7 @@
               <w:spacing w:after="10" w:before="0"/>
               <w:ind w:left="120"/>
             </w:pPr>
-            <w:hyperlink w:history="1" r:id="rIdp-gdvk_0bb4rwm2hlntjn">
+            <w:hyperlink w:history="1" r:id="rId7-zhnlew1yue5wsfaroy_">
               <w:r>
                 <w:rPr>
                   <w:rFonts w:ascii="Arial" w:cs="Arial" w:eastAsia="Arial" w:hAnsi="Arial"/>
@@ -3875,6 +3967,7 @@
           </w:tcPr>
           <w:p>
             <w:pPr>
+              <w:keepNext w:val="false"/>
               <w:spacing w:after="40" w:before="0"/>
               <w:jc w:val="left"/>
             </w:pPr>
@@ -3907,6 +4000,7 @@
           </w:tcPr>
           <w:p>
             <w:pPr>
+              <w:keepNext w:val="false"/>
               <w:spacing w:after="40" w:before="0"/>
               <w:jc w:val="left"/>
             </w:pPr>
@@ -3939,6 +4033,7 @@
           </w:tcPr>
           <w:p>
             <w:pPr>
+              <w:keepNext w:val="false"/>
               <w:spacing w:after="40" w:before="0"/>
               <w:jc w:val="left"/>
             </w:pPr>
@@ -3971,6 +4066,7 @@
           </w:tcPr>
           <w:p>
             <w:pPr>
+              <w:keepNext w:val="false"/>
               <w:spacing w:after="40" w:before="0"/>
               <w:jc w:val="left"/>
             </w:pPr>
@@ -4005,6 +4101,7 @@
           </w:tcPr>
           <w:p>
             <w:pPr>
+              <w:keepNext w:val="false"/>
               <w:spacing w:after="40" w:before="0"/>
               <w:jc w:val="left"/>
             </w:pPr>
@@ -4042,7 +4139,7 @@
             <w:pPr>
               <w:spacing w:after="20" w:before="0"/>
             </w:pPr>
-            <w:hyperlink w:history="1" r:id="rId-nabgisclu4vitjkowymj">
+            <w:hyperlink w:history="1" r:id="rIdmy9attq18cewl1r4ffcup">
               <w:r>
                 <w:rPr>
                   <w:rFonts w:ascii="Arial" w:cs="Arial" w:eastAsia="Arial" w:hAnsi="Arial"/>
@@ -4091,7 +4188,7 @@
               <w:spacing w:after="10" w:before="0"/>
               <w:ind w:left="120"/>
             </w:pPr>
-            <w:hyperlink w:history="1" r:id="rIdsprhe0zgnu8wyawszumvg">
+            <w:hyperlink w:history="1" r:id="rIdhyzkfpmv2wvtrdzb8ej--">
               <w:r>
                 <w:rPr>
                   <w:rFonts w:ascii="Arial" w:cs="Arial" w:eastAsia="Arial" w:hAnsi="Arial"/>
@@ -4136,7 +4233,7 @@
             <w:pPr>
               <w:spacing w:after="20" w:before="0"/>
             </w:pPr>
-            <w:hyperlink w:history="1" r:id="rIdihodw6kv_uj4w9qskczsp">
+            <w:hyperlink w:history="1" r:id="rIdhjoznq10dv8a_n_gbsyad">
               <w:r>
                 <w:rPr>
                   <w:rFonts w:ascii="Arial" w:cs="Arial" w:eastAsia="Arial" w:hAnsi="Arial"/>
@@ -4169,7 +4266,7 @@
               <w:spacing w:after="10" w:before="0"/>
               <w:ind w:left="120"/>
             </w:pPr>
-            <w:hyperlink w:history="1" r:id="rIdajcxft-z5zbtig2p-ssct">
+            <w:hyperlink w:history="1" r:id="rIdz0domd54hssmf1q0batul">
               <w:r>
                 <w:rPr>
                   <w:rFonts w:ascii="Arial" w:cs="Arial" w:eastAsia="Arial" w:hAnsi="Arial"/>
@@ -4197,6 +4294,7 @@
           </w:tcPr>
           <w:p>
             <w:pPr>
+              <w:keepNext w:val="false"/>
               <w:spacing w:after="40" w:before="0"/>
               <w:jc w:val="left"/>
             </w:pPr>
@@ -4229,6 +4327,7 @@
           </w:tcPr>
           <w:p>
             <w:pPr>
+              <w:keepNext w:val="false"/>
               <w:spacing w:after="40" w:before="0"/>
               <w:jc w:val="left"/>
             </w:pPr>
@@ -4261,6 +4360,7 @@
           </w:tcPr>
           <w:p>
             <w:pPr>
+              <w:keepNext w:val="false"/>
               <w:spacing w:after="40" w:before="0"/>
               <w:jc w:val="left"/>
             </w:pPr>
@@ -4293,6 +4393,7 @@
           </w:tcPr>
           <w:p>
             <w:pPr>
+              <w:keepNext w:val="false"/>
               <w:spacing w:after="40" w:before="0"/>
               <w:jc w:val="left"/>
             </w:pPr>
@@ -4327,6 +4428,7 @@
           </w:tcPr>
           <w:p>
             <w:pPr>
+              <w:keepNext w:val="false"/>
               <w:spacing w:after="40" w:before="0"/>
               <w:jc w:val="left"/>
             </w:pPr>
@@ -4364,7 +4466,7 @@
             <w:pPr>
               <w:spacing w:after="20" w:before="0"/>
             </w:pPr>
-            <w:hyperlink w:history="1" r:id="rId6ydjlwrcfqkesedors6aj">
+            <w:hyperlink w:history="1" r:id="rId6fnpn3hpfn6suvncrutam">
               <w:r>
                 <w:rPr>
                   <w:rFonts w:ascii="Arial" w:cs="Arial" w:eastAsia="Arial" w:hAnsi="Arial"/>
@@ -4413,7 +4515,7 @@
               <w:spacing w:after="10" w:before="0"/>
               <w:ind w:left="120"/>
             </w:pPr>
-            <w:hyperlink w:history="1" r:id="rIdbzmugtvcvgvn6uor4gfjd">
+            <w:hyperlink w:history="1" r:id="rIdinvycsy3_cv6kuuapa1lr">
               <w:r>
                 <w:rPr>
                   <w:rFonts w:ascii="Arial" w:cs="Arial" w:eastAsia="Arial" w:hAnsi="Arial"/>
@@ -4458,7 +4560,7 @@
             <w:pPr>
               <w:spacing w:after="20" w:before="0"/>
             </w:pPr>
-            <w:hyperlink w:history="1" r:id="rIdqy75epyqwghrubg-6z2ka">
+            <w:hyperlink w:history="1" r:id="rIdntlcxcvfsetoe5yxfhzjp">
               <w:r>
                 <w:rPr>
                   <w:rFonts w:ascii="Arial" w:cs="Arial" w:eastAsia="Arial" w:hAnsi="Arial"/>
@@ -4491,7 +4593,7 @@
               <w:spacing w:after="10" w:before="0"/>
               <w:ind w:left="120"/>
             </w:pPr>
-            <w:hyperlink w:history="1" r:id="rIdccue1vw1d4eq1hnnve3zm">
+            <w:hyperlink w:history="1" r:id="rIdqhvlckxqikvqyetbkzyl3">
               <w:r>
                 <w:rPr>
                   <w:rFonts w:ascii="Arial" w:cs="Arial" w:eastAsia="Arial" w:hAnsi="Arial"/>
@@ -4519,6 +4621,7 @@
           </w:tcPr>
           <w:p>
             <w:pPr>
+              <w:keepNext w:val="false"/>
               <w:spacing w:after="40" w:before="0"/>
               <w:jc w:val="left"/>
             </w:pPr>
@@ -4551,6 +4654,7 @@
           </w:tcPr>
           <w:p>
             <w:pPr>
+              <w:keepNext w:val="false"/>
               <w:spacing w:after="40" w:before="0"/>
               <w:jc w:val="left"/>
             </w:pPr>
@@ -4583,6 +4687,7 @@
           </w:tcPr>
           <w:p>
             <w:pPr>
+              <w:keepNext w:val="false"/>
               <w:spacing w:after="40" w:before="0"/>
               <w:jc w:val="left"/>
             </w:pPr>
@@ -4615,6 +4720,7 @@
           </w:tcPr>
           <w:p>
             <w:pPr>
+              <w:keepNext w:val="false"/>
               <w:spacing w:after="40" w:before="0"/>
               <w:jc w:val="left"/>
             </w:pPr>
@@ -4649,6 +4755,7 @@
           </w:tcPr>
           <w:p>
             <w:pPr>
+              <w:keepNext w:val="false"/>
               <w:spacing w:after="40" w:before="0"/>
               <w:jc w:val="left"/>
             </w:pPr>
@@ -4686,7 +4793,7 @@
             <w:pPr>
               <w:spacing w:after="20" w:before="0"/>
             </w:pPr>
-            <w:hyperlink w:history="1" r:id="rIdxxvqi7_tsvb9aciqxaypk">
+            <w:hyperlink w:history="1" r:id="rIdtitno1ro2rmalqdfrvu-a">
               <w:r>
                 <w:rPr>
                   <w:rFonts w:ascii="Arial" w:cs="Arial" w:eastAsia="Arial" w:hAnsi="Arial"/>
@@ -4735,7 +4842,7 @@
               <w:spacing w:after="10" w:before="0"/>
               <w:ind w:left="120"/>
             </w:pPr>
-            <w:hyperlink w:history="1" r:id="rIdl8nqug3o4qip8fx6lp_xw">
+            <w:hyperlink w:history="1" r:id="rId6zozhet41aiv1ibfaowi3">
               <w:r>
                 <w:rPr>
                   <w:rFonts w:ascii="Arial" w:cs="Arial" w:eastAsia="Arial" w:hAnsi="Arial"/>
@@ -4780,7 +4887,7 @@
             <w:pPr>
               <w:spacing w:after="20" w:before="0"/>
             </w:pPr>
-            <w:hyperlink w:history="1" r:id="rId0n0tomtk8rbq3sfc0l-jo">
+            <w:hyperlink w:history="1" r:id="rId2aaddkawwvz3sckqmlrna">
               <w:r>
                 <w:rPr>
                   <w:rFonts w:ascii="Arial" w:cs="Arial" w:eastAsia="Arial" w:hAnsi="Arial"/>
@@ -4829,7 +4936,7 @@
               <w:spacing w:after="10" w:before="0"/>
               <w:ind w:left="120"/>
             </w:pPr>
-            <w:hyperlink w:history="1" r:id="rIdhxn-kmfoop6pyx41qwr5i">
+            <w:hyperlink w:history="1" r:id="rIdwppfsdwv_2elvhora5wll">
               <w:r>
                 <w:rPr>
                   <w:rFonts w:ascii="Arial" w:cs="Arial" w:eastAsia="Arial" w:hAnsi="Arial"/>
@@ -4857,6 +4964,7 @@
           </w:tcPr>
           <w:p>
             <w:pPr>
+              <w:keepNext w:val="false"/>
               <w:spacing w:after="40" w:before="0"/>
               <w:jc w:val="left"/>
             </w:pPr>
@@ -4889,6 +4997,7 @@
           </w:tcPr>
           <w:p>
             <w:pPr>
+              <w:keepNext w:val="false"/>
               <w:spacing w:after="40" w:before="0"/>
               <w:jc w:val="left"/>
             </w:pPr>
@@ -4921,6 +5030,7 @@
           </w:tcPr>
           <w:p>
             <w:pPr>
+              <w:keepNext w:val="false"/>
               <w:spacing w:after="40" w:before="0"/>
               <w:jc w:val="left"/>
             </w:pPr>
@@ -4953,6 +5063,7 @@
           </w:tcPr>
           <w:p>
             <w:pPr>
+              <w:keepNext w:val="false"/>
               <w:spacing w:after="40" w:before="0"/>
               <w:jc w:val="left"/>
             </w:pPr>
@@ -5012,6 +5123,7 @@
           </w:tcPr>
           <w:p>
             <w:pPr>
+              <w:keepNext w:val="false"/>
               <w:spacing w:after="40" w:before="0"/>
               <w:jc w:val="center"/>
             </w:pPr>
@@ -5046,6 +5158,7 @@
           </w:tcPr>
           <w:p>
             <w:pPr>
+              <w:keepNext w:val="false"/>
               <w:spacing w:after="40" w:before="0"/>
               <w:jc w:val="left"/>
             </w:pPr>
@@ -5107,6 +5220,7 @@
           </w:tcPr>
           <w:p>
             <w:pPr>
+              <w:keepNext w:val="false"/>
               <w:spacing w:after="40" w:before="0"/>
               <w:jc w:val="center"/>
             </w:pPr>
@@ -5141,6 +5255,7 @@
           </w:tcPr>
           <w:p>
             <w:pPr>
+              <w:keepNext w:val="false"/>
               <w:spacing w:after="40" w:before="0"/>
               <w:jc w:val="left"/>
             </w:pPr>
@@ -5173,6 +5288,7 @@
           </w:tcPr>
           <w:p>
             <w:pPr>
+              <w:keepNext w:val="false"/>
               <w:spacing w:after="40" w:before="0"/>
               <w:jc w:val="left"/>
             </w:pPr>
@@ -5207,6 +5323,7 @@
           </w:tcPr>
           <w:p>
             <w:pPr>
+              <w:keepNext w:val="false"/>
               <w:spacing w:after="40" w:before="0"/>
               <w:jc w:val="left"/>
             </w:pPr>
@@ -5239,6 +5356,7 @@
           </w:tcPr>
           <w:p>
             <w:pPr>
+              <w:keepNext w:val="false"/>
               <w:spacing w:after="40" w:before="0"/>
               <w:jc w:val="left"/>
             </w:pPr>
@@ -5273,6 +5391,7 @@
           </w:tcPr>
           <w:p>
             <w:pPr>
+              <w:keepNext w:val="false"/>
               <w:spacing w:after="40" w:before="0"/>
               <w:jc w:val="left"/>
             </w:pPr>
@@ -5305,6 +5424,7 @@
           </w:tcPr>
           <w:p>
             <w:pPr>
+              <w:keepNext w:val="false"/>
               <w:spacing w:after="40" w:before="0"/>
               <w:jc w:val="left"/>
             </w:pPr>
@@ -5341,7 +5461,7 @@
         </w:rPr>
         <w:t xml:space="preserve">© 2026 SeaVuria and ARES. Aligned with KICD objectives. Developed by SeaVuria; technical implementation by ARES (with AI assistance from Claude). Licensed under </w:t>
       </w:r>
-      <w:hyperlink w:history="1" r:id="rIdbijqj-oeuk6qywtoeeonu">
+      <w:hyperlink w:history="1" r:id="rIdjwu3uydo2pp-ftt55rclb">
         <w:r>
           <w:rPr>
             <w:rFonts w:ascii="Arial" w:cs="Arial" w:eastAsia="Arial" w:hAnsi="Arial"/>
@@ -5362,7 +5482,7 @@
         </w:rPr>
         <w:t xml:space="preserve"> (</w:t>
       </w:r>
-      <w:hyperlink w:history="1" r:id="rIdb399nzyjxyqudfoc-f9me">
+      <w:hyperlink w:history="1" r:id="rIdjqs8oirnvormlonwmupmy">
         <w:r>
           <w:rPr>
             <w:rFonts w:ascii="Arial" w:cs="Arial" w:eastAsia="Arial" w:hAnsi="Arial"/>
@@ -5422,6 +5542,7 @@
           </w:tcPr>
           <w:p>
             <w:pPr>
+              <w:keepNext w:val="false"/>
               <w:spacing w:after="40" w:before="0"/>
               <w:jc w:val="center"/>
             </w:pPr>
@@ -5457,6 +5578,7 @@
           </w:tcPr>
           <w:p>
             <w:pPr>
+              <w:keepNext w:val="false"/>
               <w:spacing w:after="40" w:before="0"/>
               <w:jc w:val="center"/>
             </w:pPr>
@@ -5491,6 +5613,7 @@
           </w:tcPr>
           <w:p>
             <w:pPr>
+              <w:keepNext w:val="false"/>
               <w:spacing w:after="40" w:before="0"/>
               <w:jc w:val="left"/>
             </w:pPr>
@@ -5523,6 +5646,7 @@
           </w:tcPr>
           <w:p>
             <w:pPr>
+              <w:keepNext w:val="false"/>
               <w:spacing w:after="40" w:before="0"/>
               <w:jc w:val="left"/>
             </w:pPr>
@@ -5557,6 +5681,7 @@
           </w:tcPr>
           <w:p>
             <w:pPr>
+              <w:keepNext w:val="false"/>
               <w:spacing w:after="40" w:before="0"/>
               <w:jc w:val="left"/>
             </w:pPr>
@@ -5589,6 +5714,7 @@
           </w:tcPr>
           <w:p>
             <w:pPr>
+              <w:keepNext w:val="false"/>
               <w:spacing w:after="40" w:before="0"/>
               <w:jc w:val="left"/>
             </w:pPr>
@@ -5623,6 +5749,7 @@
           </w:tcPr>
           <w:p>
             <w:pPr>
+              <w:keepNext w:val="false"/>
               <w:spacing w:after="40" w:before="0"/>
               <w:jc w:val="left"/>
             </w:pPr>
@@ -5730,6 +5857,7 @@
           </w:tcPr>
           <w:p>
             <w:pPr>
+              <w:keepNext w:val="false"/>
               <w:spacing w:after="40" w:before="0"/>
               <w:jc w:val="left"/>
             </w:pPr>
@@ -5837,6 +5965,7 @@
           </w:tcPr>
           <w:p>
             <w:pPr>
+              <w:keepNext w:val="false"/>
               <w:spacing w:after="40" w:before="0"/>
               <w:jc w:val="left"/>
             </w:pPr>
@@ -5924,6 +6053,7 @@
           </w:tcPr>
           <w:p>
             <w:pPr>
+              <w:keepNext w:val="false"/>
               <w:spacing w:after="40" w:before="0"/>
               <w:jc w:val="left"/>
             </w:pPr>
@@ -5956,6 +6086,7 @@
           </w:tcPr>
           <w:p>
             <w:pPr>
+              <w:keepNext w:val="false"/>
               <w:spacing w:after="40" w:before="0"/>
               <w:jc w:val="left"/>
             </w:pPr>
@@ -5990,6 +6121,7 @@
           </w:tcPr>
           <w:p>
             <w:pPr>
+              <w:keepNext w:val="false"/>
               <w:spacing w:after="40" w:before="0"/>
               <w:jc w:val="left"/>
             </w:pPr>
@@ -6022,6 +6154,7 @@
           </w:tcPr>
           <w:p>
             <w:pPr>
+              <w:keepNext w:val="false"/>
               <w:spacing w:after="40" w:before="0"/>
               <w:jc w:val="left"/>
             </w:pPr>
@@ -6056,6 +6189,7 @@
           </w:tcPr>
           <w:p>
             <w:pPr>
+              <w:keepNext w:val="false"/>
               <w:spacing w:after="40" w:before="0"/>
               <w:jc w:val="left"/>
             </w:pPr>
@@ -6088,6 +6222,7 @@
           </w:tcPr>
           <w:p>
             <w:pPr>
+              <w:keepNext w:val="false"/>
               <w:spacing w:after="40" w:before="0"/>
               <w:jc w:val="left"/>
             </w:pPr>
@@ -6147,6 +6282,7 @@
           </w:tcPr>
           <w:p>
             <w:pPr>
+              <w:keepNext w:val="false"/>
               <w:spacing w:after="40" w:before="0"/>
               <w:jc w:val="center"/>
             </w:pPr>
@@ -6181,6 +6317,7 @@
           </w:tcPr>
           <w:p>
             <w:pPr>
+              <w:keepNext w:val="false"/>
               <w:spacing w:after="40" w:before="0"/>
               <w:jc w:val="left"/>
             </w:pPr>
@@ -6200,6 +6337,7 @@
           </w:p>
           <w:p>
             <w:pPr>
+              <w:keepNext w:val="false"/>
               <w:spacing w:after="40" w:before="0"/>
               <w:jc w:val="left"/>
             </w:pPr>
@@ -6219,6 +6357,7 @@
           </w:p>
           <w:p>
             <w:pPr>
+              <w:keepNext w:val="false"/>
               <w:spacing w:after="40" w:before="0"/>
               <w:jc w:val="left"/>
             </w:pPr>
@@ -6238,6 +6377,7 @@
           </w:p>
           <w:p>
             <w:pPr>
+              <w:keepNext w:val="false"/>
               <w:spacing w:after="40" w:before="0"/>
               <w:jc w:val="left"/>
             </w:pPr>
@@ -6257,6 +6397,7 @@
           </w:p>
           <w:p>
             <w:pPr>
+              <w:keepNext w:val="false"/>
               <w:spacing w:after="40" w:before="0"/>
               <w:jc w:val="left"/>
             </w:pPr>
@@ -6321,6 +6462,7 @@
           </w:tcPr>
           <w:p>
             <w:pPr>
+              <w:keepNext w:val="false"/>
               <w:spacing w:after="40" w:before="0"/>
               <w:jc w:val="center"/>
             </w:pPr>
@@ -6355,6 +6497,7 @@
           </w:tcPr>
           <w:p>
             <w:pPr>
+              <w:keepNext w:val="false"/>
               <w:spacing w:after="40" w:before="0"/>
               <w:jc w:val="left"/>
             </w:pPr>
@@ -6387,6 +6530,7 @@
           </w:tcPr>
           <w:p>
             <w:pPr>
+              <w:keepNext w:val="false"/>
               <w:spacing w:after="40" w:before="0"/>
               <w:jc w:val="left"/>
             </w:pPr>
@@ -6419,6 +6563,7 @@
           </w:tcPr>
           <w:p>
             <w:pPr>
+              <w:keepNext w:val="false"/>
               <w:spacing w:after="40" w:before="0"/>
               <w:jc w:val="left"/>
             </w:pPr>
@@ -6451,6 +6596,7 @@
           </w:tcPr>
           <w:p>
             <w:pPr>
+              <w:keepNext w:val="false"/>
               <w:spacing w:after="40" w:before="0"/>
               <w:jc w:val="left"/>
             </w:pPr>
@@ -6483,6 +6629,7 @@
           </w:tcPr>
           <w:p>
             <w:pPr>
+              <w:keepNext w:val="false"/>
               <w:spacing w:after="40" w:before="0"/>
               <w:jc w:val="left"/>
             </w:pPr>
@@ -6517,6 +6664,7 @@
           </w:tcPr>
           <w:p>
             <w:pPr>
+              <w:keepNext w:val="false"/>
               <w:spacing w:after="40" w:before="0"/>
               <w:jc w:val="left"/>
             </w:pPr>
@@ -6554,7 +6702,7 @@
             <w:pPr>
               <w:spacing w:after="20" w:before="0"/>
             </w:pPr>
-            <w:hyperlink w:history="1" r:id="rIdbet6i4wtawc7bl2ah3oth">
+            <w:hyperlink w:history="1" r:id="rIdmqrz8iyopdwb6i0yr_6v9">
               <w:r>
                 <w:rPr>
                   <w:rFonts w:ascii="Arial" w:cs="Arial" w:eastAsia="Arial" w:hAnsi="Arial"/>
@@ -6587,7 +6735,7 @@
               <w:spacing w:after="10" w:before="0"/>
               <w:ind w:left="120"/>
             </w:pPr>
-            <w:hyperlink w:history="1" r:id="rIdgczwl23wbsdvbmjmn0jw1">
+            <w:hyperlink w:history="1" r:id="rIdkldzkdy0cnufmv5uggyf6">
               <w:r>
                 <w:rPr>
                   <w:rFonts w:ascii="Arial" w:cs="Arial" w:eastAsia="Arial" w:hAnsi="Arial"/>
@@ -6632,7 +6780,7 @@
             <w:pPr>
               <w:spacing w:after="20" w:before="0"/>
             </w:pPr>
-            <w:hyperlink w:history="1" r:id="rIddbnyd1rbchbj91aqviawr">
+            <w:hyperlink w:history="1" r:id="rIdqw5g8yn8tzsv7sos-47mq">
               <w:r>
                 <w:rPr>
                   <w:rFonts w:ascii="Arial" w:cs="Arial" w:eastAsia="Arial" w:hAnsi="Arial"/>
@@ -6665,7 +6813,7 @@
               <w:spacing w:after="10" w:before="0"/>
               <w:ind w:left="120"/>
             </w:pPr>
-            <w:hyperlink w:history="1" r:id="rIdntfgb-y1nmdapfxnmsx-j">
+            <w:hyperlink w:history="1" r:id="rIdemecyk78upynp7o9q41dp">
               <w:r>
                 <w:rPr>
                   <w:rFonts w:ascii="Arial" w:cs="Arial" w:eastAsia="Arial" w:hAnsi="Arial"/>
@@ -6693,6 +6841,7 @@
           </w:tcPr>
           <w:p>
             <w:pPr>
+              <w:keepNext w:val="false"/>
               <w:spacing w:after="40" w:before="0"/>
               <w:jc w:val="left"/>
             </w:pPr>
@@ -6725,6 +6874,7 @@
           </w:tcPr>
           <w:p>
             <w:pPr>
+              <w:keepNext w:val="false"/>
               <w:spacing w:after="40" w:before="0"/>
               <w:jc w:val="left"/>
             </w:pPr>
@@ -6757,6 +6907,7 @@
           </w:tcPr>
           <w:p>
             <w:pPr>
+              <w:keepNext w:val="false"/>
               <w:spacing w:after="40" w:before="0"/>
               <w:jc w:val="left"/>
             </w:pPr>
@@ -6789,6 +6940,7 @@
           </w:tcPr>
           <w:p>
             <w:pPr>
+              <w:keepNext w:val="false"/>
               <w:spacing w:after="40" w:before="0"/>
               <w:jc w:val="left"/>
             </w:pPr>
@@ -6823,6 +6975,7 @@
           </w:tcPr>
           <w:p>
             <w:pPr>
+              <w:keepNext w:val="false"/>
               <w:spacing w:after="40" w:before="0"/>
               <w:jc w:val="left"/>
             </w:pPr>
@@ -6860,7 +7013,7 @@
             <w:pPr>
               <w:spacing w:after="20" w:before="0"/>
             </w:pPr>
-            <w:hyperlink w:history="1" r:id="rId0qm9ajumgravswgseykmu">
+            <w:hyperlink w:history="1" r:id="rIdl1trwrhy4oa9dpeeg6s6b">
               <w:r>
                 <w:rPr>
                   <w:rFonts w:ascii="Arial" w:cs="Arial" w:eastAsia="Arial" w:hAnsi="Arial"/>
@@ -6893,7 +7046,7 @@
               <w:spacing w:after="10" w:before="0"/>
               <w:ind w:left="120"/>
             </w:pPr>
-            <w:hyperlink w:history="1" r:id="rIdinqghqkt_ben8smeppcxt">
+            <w:hyperlink w:history="1" r:id="rIduhxa2ddc73x64nqxq1pjw">
               <w:r>
                 <w:rPr>
                   <w:rFonts w:ascii="Arial" w:cs="Arial" w:eastAsia="Arial" w:hAnsi="Arial"/>
@@ -6938,7 +7091,7 @@
             <w:pPr>
               <w:spacing w:after="20" w:before="0"/>
             </w:pPr>
-            <w:hyperlink w:history="1" r:id="rIdahwdymbknqtoeauwea2uo">
+            <w:hyperlink w:history="1" r:id="rIdwydlfgsy9fdhnrzbnpzyf">
               <w:r>
                 <w:rPr>
                   <w:rFonts w:ascii="Arial" w:cs="Arial" w:eastAsia="Arial" w:hAnsi="Arial"/>
@@ -6971,7 +7124,7 @@
               <w:spacing w:after="10" w:before="0"/>
               <w:ind w:left="120"/>
             </w:pPr>
-            <w:hyperlink w:history="1" r:id="rId0l_qdkgos8gzzwlbtlrwr">
+            <w:hyperlink w:history="1" r:id="rIdba6vxbw-bsku441fxgdkk">
               <w:r>
                 <w:rPr>
                   <w:rFonts w:ascii="Arial" w:cs="Arial" w:eastAsia="Arial" w:hAnsi="Arial"/>
@@ -6999,6 +7152,7 @@
           </w:tcPr>
           <w:p>
             <w:pPr>
+              <w:keepNext w:val="false"/>
               <w:spacing w:after="40" w:before="0"/>
               <w:jc w:val="left"/>
             </w:pPr>
@@ -7031,6 +7185,7 @@
           </w:tcPr>
           <w:p>
             <w:pPr>
+              <w:keepNext w:val="false"/>
               <w:spacing w:after="40" w:before="0"/>
               <w:jc w:val="left"/>
             </w:pPr>
@@ -7063,6 +7218,7 @@
           </w:tcPr>
           <w:p>
             <w:pPr>
+              <w:keepNext w:val="false"/>
               <w:spacing w:after="40" w:before="0"/>
               <w:jc w:val="left"/>
             </w:pPr>
@@ -7095,6 +7251,7 @@
           </w:tcPr>
           <w:p>
             <w:pPr>
+              <w:keepNext w:val="false"/>
               <w:spacing w:after="40" w:before="0"/>
               <w:jc w:val="left"/>
             </w:pPr>
@@ -7129,6 +7286,7 @@
           </w:tcPr>
           <w:p>
             <w:pPr>
+              <w:keepNext w:val="false"/>
               <w:spacing w:after="40" w:before="0"/>
               <w:jc w:val="left"/>
             </w:pPr>
@@ -7166,7 +7324,7 @@
             <w:pPr>
               <w:spacing w:after="20" w:before="0"/>
             </w:pPr>
-            <w:hyperlink w:history="1" r:id="rIdgwuy6rhefisgcmfxrbmfk">
+            <w:hyperlink w:history="1" r:id="rIdg2awxvr7af8ydcezyxgf4">
               <w:r>
                 <w:rPr>
                   <w:rFonts w:ascii="Arial" w:cs="Arial" w:eastAsia="Arial" w:hAnsi="Arial"/>
@@ -7199,7 +7357,7 @@
               <w:spacing w:after="10" w:before="0"/>
               <w:ind w:left="120"/>
             </w:pPr>
-            <w:hyperlink w:history="1" r:id="rIdl42-lfl5lgoyoxbib5ewc">
+            <w:hyperlink w:history="1" r:id="rIdeltxywchve6gtze9wcncv">
               <w:r>
                 <w:rPr>
                   <w:rFonts w:ascii="Arial" w:cs="Arial" w:eastAsia="Arial" w:hAnsi="Arial"/>
@@ -7244,7 +7402,7 @@
             <w:pPr>
               <w:spacing w:after="20" w:before="0"/>
             </w:pPr>
-            <w:hyperlink w:history="1" r:id="rIdqjvctqfde8vy4jinjy6wb">
+            <w:hyperlink w:history="1" r:id="rIdjw9p5eiaj8bu7svu7pxvu">
               <w:r>
                 <w:rPr>
                   <w:rFonts w:ascii="Arial" w:cs="Arial" w:eastAsia="Arial" w:hAnsi="Arial"/>
@@ -7293,7 +7451,7 @@
               <w:spacing w:after="10" w:before="0"/>
               <w:ind w:left="120"/>
             </w:pPr>
-            <w:hyperlink w:history="1" r:id="rId-z2-_u7xkkipantvzdofa">
+            <w:hyperlink w:history="1" r:id="rIdbbgbtbza8ubog-ipw2m3p">
               <w:r>
                 <w:rPr>
                   <w:rFonts w:ascii="Arial" w:cs="Arial" w:eastAsia="Arial" w:hAnsi="Arial"/>
@@ -7321,6 +7479,7 @@
           </w:tcPr>
           <w:p>
             <w:pPr>
+              <w:keepNext w:val="false"/>
               <w:spacing w:after="40" w:before="0"/>
               <w:jc w:val="left"/>
             </w:pPr>
@@ -7353,6 +7512,7 @@
           </w:tcPr>
           <w:p>
             <w:pPr>
+              <w:keepNext w:val="false"/>
               <w:spacing w:after="40" w:before="0"/>
               <w:jc w:val="left"/>
             </w:pPr>
@@ -7385,6 +7545,7 @@
           </w:tcPr>
           <w:p>
             <w:pPr>
+              <w:keepNext w:val="false"/>
               <w:spacing w:after="40" w:before="0"/>
               <w:jc w:val="left"/>
             </w:pPr>
@@ -7417,6 +7578,7 @@
           </w:tcPr>
           <w:p>
             <w:pPr>
+              <w:keepNext w:val="false"/>
               <w:spacing w:after="40" w:before="0"/>
               <w:jc w:val="left"/>
             </w:pPr>
@@ -7451,6 +7613,7 @@
           </w:tcPr>
           <w:p>
             <w:pPr>
+              <w:keepNext w:val="false"/>
               <w:spacing w:after="40" w:before="0"/>
               <w:jc w:val="left"/>
             </w:pPr>
@@ -7488,7 +7651,7 @@
             <w:pPr>
               <w:spacing w:after="20" w:before="0"/>
             </w:pPr>
-            <w:hyperlink w:history="1" r:id="rIdtov9aaromt0stb7k8l9e-">
+            <w:hyperlink w:history="1" r:id="rIdqyortc7trljkozvzlgtko">
               <w:r>
                 <w:rPr>
                   <w:rFonts w:ascii="Arial" w:cs="Arial" w:eastAsia="Arial" w:hAnsi="Arial"/>
@@ -7521,7 +7684,7 @@
               <w:spacing w:after="10" w:before="0"/>
               <w:ind w:left="120"/>
             </w:pPr>
-            <w:hyperlink w:history="1" r:id="rId_hceizrqzeeukaq2j3mjq">
+            <w:hyperlink w:history="1" r:id="rIdqq6ujdioatsmd7fg44xhn">
               <w:r>
                 <w:rPr>
                   <w:rFonts w:ascii="Arial" w:cs="Arial" w:eastAsia="Arial" w:hAnsi="Arial"/>
@@ -7566,7 +7729,7 @@
             <w:pPr>
               <w:spacing w:after="20" w:before="0"/>
             </w:pPr>
-            <w:hyperlink w:history="1" r:id="rIdkrlflpkcz7_2lbmb6a5ux">
+            <w:hyperlink w:history="1" r:id="rIdkuavbh2dagmejyp6e7vyv">
               <w:r>
                 <w:rPr>
                   <w:rFonts w:ascii="Arial" w:cs="Arial" w:eastAsia="Arial" w:hAnsi="Arial"/>
@@ -7615,7 +7778,7 @@
               <w:spacing w:after="10" w:before="0"/>
               <w:ind w:left="120"/>
             </w:pPr>
-            <w:hyperlink w:history="1" r:id="rIddrz_gwijnmmhqpjotvonr">
+            <w:hyperlink w:history="1" r:id="rId3usixkdhr3q-vutrdh3b7">
               <w:r>
                 <w:rPr>
                   <w:rFonts w:ascii="Arial" w:cs="Arial" w:eastAsia="Arial" w:hAnsi="Arial"/>
@@ -7643,6 +7806,7 @@
           </w:tcPr>
           <w:p>
             <w:pPr>
+              <w:keepNext w:val="false"/>
               <w:spacing w:after="40" w:before="0"/>
               <w:jc w:val="left"/>
             </w:pPr>
@@ -7675,6 +7839,7 @@
           </w:tcPr>
           <w:p>
             <w:pPr>
+              <w:keepNext w:val="false"/>
               <w:spacing w:after="40" w:before="0"/>
               <w:jc w:val="left"/>
             </w:pPr>
@@ -7707,6 +7872,7 @@
           </w:tcPr>
           <w:p>
             <w:pPr>
+              <w:keepNext w:val="false"/>
               <w:spacing w:after="40" w:before="0"/>
               <w:jc w:val="left"/>
             </w:pPr>
@@ -7739,6 +7905,7 @@
           </w:tcPr>
           <w:p>
             <w:pPr>
+              <w:keepNext w:val="false"/>
               <w:spacing w:after="40" w:before="0"/>
               <w:jc w:val="left"/>
             </w:pPr>
@@ -7773,6 +7940,7 @@
           </w:tcPr>
           <w:p>
             <w:pPr>
+              <w:keepNext w:val="false"/>
               <w:spacing w:after="40" w:before="0"/>
               <w:jc w:val="left"/>
             </w:pPr>
@@ -7810,7 +7978,7 @@
             <w:pPr>
               <w:spacing w:after="20" w:before="0"/>
             </w:pPr>
-            <w:hyperlink w:history="1" r:id="rIdqrehnocqdcgu96i37zihj">
+            <w:hyperlink w:history="1" r:id="rIdupoyx5lw03dosn_72ukvj">
               <w:r>
                 <w:rPr>
                   <w:rFonts w:ascii="Arial" w:cs="Arial" w:eastAsia="Arial" w:hAnsi="Arial"/>
@@ -7843,7 +8011,7 @@
               <w:spacing w:after="10" w:before="0"/>
               <w:ind w:left="120"/>
             </w:pPr>
-            <w:hyperlink w:history="1" r:id="rIdjuwgf5mqhtqckrwdloj1b">
+            <w:hyperlink w:history="1" r:id="rIdxsmlnc0smlcndaneznx1v">
               <w:r>
                 <w:rPr>
                   <w:rFonts w:ascii="Arial" w:cs="Arial" w:eastAsia="Arial" w:hAnsi="Arial"/>
@@ -7888,7 +8056,7 @@
             <w:pPr>
               <w:spacing w:after="20" w:before="0"/>
             </w:pPr>
-            <w:hyperlink w:history="1" r:id="rIdhs-lo-rtlyaskdbbhqyb2">
+            <w:hyperlink w:history="1" r:id="rIdvmjs8lhcgv4rcclj96z11">
               <w:r>
                 <w:rPr>
                   <w:rFonts w:ascii="Arial" w:cs="Arial" w:eastAsia="Arial" w:hAnsi="Arial"/>
@@ -7937,7 +8105,7 @@
               <w:spacing w:after="10" w:before="0"/>
               <w:ind w:left="120"/>
             </w:pPr>
-            <w:hyperlink w:history="1" r:id="rIdelivq-pks90es5tsz9esv">
+            <w:hyperlink w:history="1" r:id="rIdh65vunpsbx2bacljnuyrl">
               <w:r>
                 <w:rPr>
                   <w:rFonts w:ascii="Arial" w:cs="Arial" w:eastAsia="Arial" w:hAnsi="Arial"/>
@@ -7965,6 +8133,7 @@
           </w:tcPr>
           <w:p>
             <w:pPr>
+              <w:keepNext w:val="false"/>
               <w:spacing w:after="40" w:before="0"/>
               <w:jc w:val="left"/>
             </w:pPr>
@@ -7997,6 +8166,7 @@
           </w:tcPr>
           <w:p>
             <w:pPr>
+              <w:keepNext w:val="false"/>
               <w:spacing w:after="40" w:before="0"/>
               <w:jc w:val="left"/>
             </w:pPr>
@@ -8029,6 +8199,7 @@
           </w:tcPr>
           <w:p>
             <w:pPr>
+              <w:keepNext w:val="false"/>
               <w:spacing w:after="40" w:before="0"/>
               <w:jc w:val="left"/>
             </w:pPr>
@@ -8061,6 +8232,7 @@
           </w:tcPr>
           <w:p>
             <w:pPr>
+              <w:keepNext w:val="false"/>
               <w:spacing w:after="40" w:before="0"/>
               <w:jc w:val="left"/>
             </w:pPr>
@@ -8120,6 +8292,7 @@
           </w:tcPr>
           <w:p>
             <w:pPr>
+              <w:keepNext w:val="false"/>
               <w:spacing w:after="40" w:before="0"/>
               <w:jc w:val="center"/>
             </w:pPr>
@@ -8154,6 +8327,7 @@
           </w:tcPr>
           <w:p>
             <w:pPr>
+              <w:keepNext w:val="false"/>
               <w:spacing w:after="40" w:before="0"/>
               <w:jc w:val="left"/>
             </w:pPr>
@@ -8173,6 +8347,7 @@
           </w:p>
           <w:p>
             <w:pPr>
+              <w:keepNext w:val="false"/>
               <w:spacing w:after="40" w:before="0"/>
               <w:jc w:val="left"/>
             </w:pPr>
@@ -8192,6 +8367,7 @@
           </w:p>
           <w:p>
             <w:pPr>
+              <w:keepNext w:val="false"/>
               <w:spacing w:after="40" w:before="0"/>
               <w:jc w:val="left"/>
             </w:pPr>
@@ -8211,6 +8387,7 @@
           </w:p>
           <w:p>
             <w:pPr>
+              <w:keepNext w:val="false"/>
               <w:spacing w:after="40" w:before="0"/>
               <w:jc w:val="left"/>
             </w:pPr>
@@ -8230,6 +8407,7 @@
           </w:p>
           <w:p>
             <w:pPr>
+              <w:keepNext w:val="false"/>
               <w:spacing w:after="40" w:before="0"/>
               <w:jc w:val="left"/>
             </w:pPr>
@@ -8291,6 +8469,7 @@
           </w:tcPr>
           <w:p>
             <w:pPr>
+              <w:keepNext w:val="false"/>
               <w:spacing w:after="40" w:before="0"/>
               <w:jc w:val="center"/>
             </w:pPr>
@@ -8325,6 +8504,7 @@
           </w:tcPr>
           <w:p>
             <w:pPr>
+              <w:keepNext w:val="false"/>
               <w:spacing w:after="40" w:before="0"/>
               <w:jc w:val="left"/>
             </w:pPr>
@@ -8357,6 +8537,7 @@
           </w:tcPr>
           <w:p>
             <w:pPr>
+              <w:keepNext w:val="false"/>
               <w:spacing w:after="40" w:before="0"/>
               <w:jc w:val="left"/>
             </w:pPr>
@@ -8391,6 +8572,7 @@
           </w:tcPr>
           <w:p>
             <w:pPr>
+              <w:keepNext w:val="false"/>
               <w:spacing w:after="40" w:before="0"/>
               <w:jc w:val="left"/>
             </w:pPr>
@@ -8423,6 +8605,7 @@
           </w:tcPr>
           <w:p>
             <w:pPr>
+              <w:keepNext w:val="false"/>
               <w:spacing w:after="40" w:before="0"/>
               <w:jc w:val="left"/>
             </w:pPr>
@@ -8457,6 +8640,7 @@
           </w:tcPr>
           <w:p>
             <w:pPr>
+              <w:keepNext w:val="false"/>
               <w:spacing w:after="40" w:before="0"/>
               <w:jc w:val="left"/>
             </w:pPr>
@@ -8489,6 +8673,7 @@
           </w:tcPr>
           <w:p>
             <w:pPr>
+              <w:keepNext w:val="false"/>
               <w:spacing w:after="40" w:before="0"/>
               <w:jc w:val="left"/>
             </w:pPr>
@@ -8525,7 +8710,7 @@
         </w:rPr>
         <w:t xml:space="preserve">© 2026 SeaVuria and ARES. Aligned with KICD objectives. Developed by SeaVuria; technical implementation by ARES (with AI assistance from Claude). Licensed under </w:t>
       </w:r>
-      <w:hyperlink w:history="1" r:id="rIdlpuikxmwa32460r3vuc8c">
+      <w:hyperlink w:history="1" r:id="rIdm0e6qnbcj8p-p8hlkanpf">
         <w:r>
           <w:rPr>
             <w:rFonts w:ascii="Arial" w:cs="Arial" w:eastAsia="Arial" w:hAnsi="Arial"/>
@@ -8546,7 +8731,7 @@
         </w:rPr>
         <w:t xml:space="preserve"> (</w:t>
       </w:r>
-      <w:hyperlink w:history="1" r:id="rIdfhii2toipo3nozjiit6zm">
+      <w:hyperlink w:history="1" r:id="rIddxbwv2roud8crpe1afoub">
         <w:r>
           <w:rPr>
             <w:rFonts w:ascii="Arial" w:cs="Arial" w:eastAsia="Arial" w:hAnsi="Arial"/>
@@ -8606,6 +8791,7 @@
           </w:tcPr>
           <w:p>
             <w:pPr>
+              <w:keepNext w:val="false"/>
               <w:spacing w:after="40" w:before="0"/>
               <w:jc w:val="center"/>
             </w:pPr>
@@ -8641,6 +8827,7 @@
           </w:tcPr>
           <w:p>
             <w:pPr>
+              <w:keepNext w:val="false"/>
               <w:spacing w:after="40" w:before="0"/>
               <w:jc w:val="center"/>
             </w:pPr>
@@ -8675,6 +8862,7 @@
           </w:tcPr>
           <w:p>
             <w:pPr>
+              <w:keepNext w:val="false"/>
               <w:spacing w:after="40" w:before="0"/>
               <w:jc w:val="left"/>
             </w:pPr>
@@ -8707,6 +8895,7 @@
           </w:tcPr>
           <w:p>
             <w:pPr>
+              <w:keepNext w:val="false"/>
               <w:spacing w:after="40" w:before="0"/>
               <w:jc w:val="left"/>
             </w:pPr>
@@ -8741,6 +8930,7 @@
           </w:tcPr>
           <w:p>
             <w:pPr>
+              <w:keepNext w:val="false"/>
               <w:spacing w:after="40" w:before="0"/>
               <w:jc w:val="left"/>
             </w:pPr>
@@ -8773,6 +8963,7 @@
           </w:tcPr>
           <w:p>
             <w:pPr>
+              <w:keepNext w:val="false"/>
               <w:spacing w:after="40" w:before="0"/>
               <w:jc w:val="left"/>
             </w:pPr>
@@ -8807,6 +8998,7 @@
           </w:tcPr>
           <w:p>
             <w:pPr>
+              <w:keepNext w:val="false"/>
               <w:spacing w:after="40" w:before="0"/>
               <w:jc w:val="left"/>
             </w:pPr>
@@ -8839,6 +9031,7 @@
           </w:tcPr>
           <w:p>
             <w:pPr>
+              <w:keepNext w:val="false"/>
               <w:spacing w:after="40" w:before="0"/>
               <w:jc w:val="left"/>
             </w:pPr>
@@ -8873,6 +9066,7 @@
           </w:tcPr>
           <w:p>
             <w:pPr>
+              <w:keepNext w:val="false"/>
               <w:spacing w:after="40" w:before="0"/>
               <w:jc w:val="left"/>
             </w:pPr>
@@ -8905,6 +9099,7 @@
           </w:tcPr>
           <w:p>
             <w:pPr>
+              <w:keepNext w:val="false"/>
               <w:spacing w:after="40" w:before="0"/>
               <w:jc w:val="left"/>
             </w:pPr>
@@ -8939,6 +9134,7 @@
           </w:tcPr>
           <w:p>
             <w:pPr>
+              <w:keepNext w:val="false"/>
               <w:spacing w:after="40" w:before="0"/>
               <w:jc w:val="left"/>
             </w:pPr>
@@ -8971,6 +9167,7 @@
           </w:tcPr>
           <w:p>
             <w:pPr>
+              <w:keepNext w:val="false"/>
               <w:spacing w:after="40" w:before="0"/>
               <w:jc w:val="left"/>
             </w:pPr>
@@ -9005,6 +9202,7 @@
           </w:tcPr>
           <w:p>
             <w:pPr>
+              <w:keepNext w:val="false"/>
               <w:spacing w:after="40" w:before="0"/>
               <w:jc w:val="left"/>
             </w:pPr>
@@ -9037,6 +9235,7 @@
           </w:tcPr>
           <w:p>
             <w:pPr>
+              <w:keepNext w:val="false"/>
               <w:spacing w:after="40" w:before="0"/>
               <w:jc w:val="left"/>
             </w:pPr>
@@ -9071,6 +9270,7 @@
           </w:tcPr>
           <w:p>
             <w:pPr>
+              <w:keepNext w:val="false"/>
               <w:spacing w:after="40" w:before="0"/>
               <w:jc w:val="left"/>
             </w:pPr>
@@ -9103,6 +9303,7 @@
           </w:tcPr>
           <w:p>
             <w:pPr>
+              <w:keepNext w:val="false"/>
               <w:spacing w:after="40" w:before="0"/>
               <w:jc w:val="left"/>
             </w:pPr>
@@ -9137,6 +9338,7 @@
           </w:tcPr>
           <w:p>
             <w:pPr>
+              <w:keepNext w:val="false"/>
               <w:spacing w:after="40" w:before="0"/>
               <w:jc w:val="left"/>
             </w:pPr>
@@ -9169,6 +9371,7 @@
           </w:tcPr>
           <w:p>
             <w:pPr>
+              <w:keepNext w:val="false"/>
               <w:spacing w:after="40" w:before="0"/>
               <w:jc w:val="left"/>
             </w:pPr>
@@ -9228,6 +9431,7 @@
           </w:tcPr>
           <w:p>
             <w:pPr>
+              <w:keepNext w:val="false"/>
               <w:spacing w:after="40" w:before="0"/>
               <w:jc w:val="center"/>
             </w:pPr>
@@ -9262,6 +9466,7 @@
           </w:tcPr>
           <w:p>
             <w:pPr>
+              <w:keepNext w:val="false"/>
               <w:spacing w:after="40" w:before="0"/>
               <w:jc w:val="left"/>
             </w:pPr>
@@ -9326,6 +9531,7 @@
           </w:tcPr>
           <w:p>
             <w:pPr>
+              <w:keepNext w:val="false"/>
               <w:spacing w:after="40" w:before="0"/>
               <w:jc w:val="center"/>
             </w:pPr>
@@ -9360,6 +9566,7 @@
           </w:tcPr>
           <w:p>
             <w:pPr>
+              <w:keepNext w:val="false"/>
               <w:spacing w:after="40" w:before="0"/>
               <w:jc w:val="left"/>
             </w:pPr>
@@ -9392,6 +9599,7 @@
           </w:tcPr>
           <w:p>
             <w:pPr>
+              <w:keepNext w:val="false"/>
               <w:spacing w:after="40" w:before="0"/>
               <w:jc w:val="left"/>
             </w:pPr>
@@ -9424,6 +9632,7 @@
           </w:tcPr>
           <w:p>
             <w:pPr>
+              <w:keepNext w:val="false"/>
               <w:spacing w:after="40" w:before="0"/>
               <w:jc w:val="left"/>
             </w:pPr>
@@ -9456,6 +9665,7 @@
           </w:tcPr>
           <w:p>
             <w:pPr>
+              <w:keepNext w:val="false"/>
               <w:spacing w:after="40" w:before="0"/>
               <w:jc w:val="left"/>
             </w:pPr>
@@ -9488,6 +9698,7 @@
           </w:tcPr>
           <w:p>
             <w:pPr>
+              <w:keepNext w:val="false"/>
               <w:spacing w:after="40" w:before="0"/>
               <w:jc w:val="left"/>
             </w:pPr>
@@ -9522,6 +9733,7 @@
           </w:tcPr>
           <w:p>
             <w:pPr>
+              <w:keepNext w:val="false"/>
               <w:spacing w:after="40" w:before="0"/>
               <w:jc w:val="left"/>
             </w:pPr>
@@ -9559,7 +9771,7 @@
             <w:pPr>
               <w:spacing w:after="20" w:before="0"/>
             </w:pPr>
-            <w:hyperlink w:history="1" r:id="rIddznnlmdiykmbtxgxuh1eo">
+            <w:hyperlink w:history="1" r:id="rIdm9oyegijfktpjg_vjigm3">
               <w:r>
                 <w:rPr>
                   <w:rFonts w:ascii="Arial" w:cs="Arial" w:eastAsia="Arial" w:hAnsi="Arial"/>
@@ -9592,7 +9804,7 @@
               <w:spacing w:after="10" w:before="0"/>
               <w:ind w:left="120"/>
             </w:pPr>
-            <w:hyperlink w:history="1" r:id="rIdu2ufdbgnastknw3don344">
+            <w:hyperlink w:history="1" r:id="rIdwjk3pjbt9ejhnmbz3y8vv">
               <w:r>
                 <w:rPr>
                   <w:rFonts w:ascii="Arial" w:cs="Arial" w:eastAsia="Arial" w:hAnsi="Arial"/>
@@ -9637,7 +9849,7 @@
             <w:pPr>
               <w:spacing w:after="20" w:before="0"/>
             </w:pPr>
-            <w:hyperlink w:history="1" r:id="rIdmyedadvheplmvgjvt_0si">
+            <w:hyperlink w:history="1" r:id="rIdtetw_d0ccf87fgkw_ramn">
               <w:r>
                 <w:rPr>
                   <w:rFonts w:ascii="Arial" w:cs="Arial" w:eastAsia="Arial" w:hAnsi="Arial"/>
@@ -9670,7 +9882,7 @@
               <w:spacing w:after="10" w:before="0"/>
               <w:ind w:left="120"/>
             </w:pPr>
-            <w:hyperlink w:history="1" r:id="rIdwgpy6ah5hfcofbzqclkue">
+            <w:hyperlink w:history="1" r:id="rIdohg2quqsz0s-xegr4ialw">
               <w:r>
                 <w:rPr>
                   <w:rFonts w:ascii="Arial" w:cs="Arial" w:eastAsia="Arial" w:hAnsi="Arial"/>
@@ -9698,6 +9910,7 @@
           </w:tcPr>
           <w:p>
             <w:pPr>
+              <w:keepNext w:val="false"/>
               <w:spacing w:after="40" w:before="0"/>
               <w:jc w:val="left"/>
             </w:pPr>
@@ -9730,6 +9943,7 @@
           </w:tcPr>
           <w:p>
             <w:pPr>
+              <w:keepNext w:val="false"/>
               <w:spacing w:after="40" w:before="0"/>
               <w:jc w:val="left"/>
             </w:pPr>
@@ -9762,6 +9976,7 @@
           </w:tcPr>
           <w:p>
             <w:pPr>
+              <w:keepNext w:val="false"/>
               <w:spacing w:after="40" w:before="0"/>
               <w:jc w:val="left"/>
             </w:pPr>
@@ -9794,6 +10009,7 @@
           </w:tcPr>
           <w:p>
             <w:pPr>
+              <w:keepNext w:val="false"/>
               <w:spacing w:after="40" w:before="0"/>
               <w:jc w:val="left"/>
             </w:pPr>
@@ -9828,6 +10044,7 @@
           </w:tcPr>
           <w:p>
             <w:pPr>
+              <w:keepNext w:val="false"/>
               <w:spacing w:after="40" w:before="0"/>
               <w:jc w:val="left"/>
             </w:pPr>
@@ -9865,7 +10082,7 @@
             <w:pPr>
               <w:spacing w:after="20" w:before="0"/>
             </w:pPr>
-            <w:hyperlink w:history="1" r:id="rIdfvhy8loftoqcaeo5dfwqo">
+            <w:hyperlink w:history="1" r:id="rIdnuwmo3ycj9mfh2bxszkqx">
               <w:r>
                 <w:rPr>
                   <w:rFonts w:ascii="Arial" w:cs="Arial" w:eastAsia="Arial" w:hAnsi="Arial"/>
@@ -9898,7 +10115,7 @@
               <w:spacing w:after="10" w:before="0"/>
               <w:ind w:left="120"/>
             </w:pPr>
-            <w:hyperlink w:history="1" r:id="rIdslnht-abrdrhlaxsjaza6">
+            <w:hyperlink w:history="1" r:id="rIdzxrm8dls4bhyyxm5s51np">
               <w:r>
                 <w:rPr>
                   <w:rFonts w:ascii="Arial" w:cs="Arial" w:eastAsia="Arial" w:hAnsi="Arial"/>
@@ -9943,7 +10160,7 @@
             <w:pPr>
               <w:spacing w:after="20" w:before="0"/>
             </w:pPr>
-            <w:hyperlink w:history="1" r:id="rIdddsd35fo7sl2qu1owwvuo">
+            <w:hyperlink w:history="1" r:id="rId0rzbu4bkfngcyd6wiu9kk">
               <w:r>
                 <w:rPr>
                   <w:rFonts w:ascii="Arial" w:cs="Arial" w:eastAsia="Arial" w:hAnsi="Arial"/>
@@ -9976,7 +10193,7 @@
               <w:spacing w:after="10" w:before="0"/>
               <w:ind w:left="120"/>
             </w:pPr>
-            <w:hyperlink w:history="1" r:id="rIdhumq9tqbcaq6xgigxzk9g">
+            <w:hyperlink w:history="1" r:id="rIdhvk9rt3r0nac9qrtzjzwc">
               <w:r>
                 <w:rPr>
                   <w:rFonts w:ascii="Arial" w:cs="Arial" w:eastAsia="Arial" w:hAnsi="Arial"/>
@@ -10004,6 +10221,7 @@
           </w:tcPr>
           <w:p>
             <w:pPr>
+              <w:keepNext w:val="false"/>
               <w:spacing w:after="40" w:before="0"/>
               <w:jc w:val="left"/>
             </w:pPr>
@@ -10036,6 +10254,7 @@
           </w:tcPr>
           <w:p>
             <w:pPr>
+              <w:keepNext w:val="false"/>
               <w:spacing w:after="40" w:before="0"/>
               <w:jc w:val="left"/>
             </w:pPr>
@@ -10068,6 +10287,7 @@
           </w:tcPr>
           <w:p>
             <w:pPr>
+              <w:keepNext w:val="false"/>
               <w:spacing w:after="40" w:before="0"/>
               <w:jc w:val="left"/>
             </w:pPr>
@@ -10100,6 +10320,7 @@
           </w:tcPr>
           <w:p>
             <w:pPr>
+              <w:keepNext w:val="false"/>
               <w:spacing w:after="40" w:before="0"/>
               <w:jc w:val="left"/>
             </w:pPr>
@@ -10134,6 +10355,7 @@
           </w:tcPr>
           <w:p>
             <w:pPr>
+              <w:keepNext w:val="false"/>
               <w:spacing w:after="40" w:before="0"/>
               <w:jc w:val="left"/>
             </w:pPr>
@@ -10171,7 +10393,7 @@
             <w:pPr>
               <w:spacing w:after="20" w:before="0"/>
             </w:pPr>
-            <w:hyperlink w:history="1" r:id="rIddoswwngedx25wykealftq">
+            <w:hyperlink w:history="1" r:id="rIdmmakufie3fzftskj2rhre">
               <w:r>
                 <w:rPr>
                   <w:rFonts w:ascii="Arial" w:cs="Arial" w:eastAsia="Arial" w:hAnsi="Arial"/>
@@ -10220,7 +10442,7 @@
               <w:spacing w:after="10" w:before="0"/>
               <w:ind w:left="120"/>
             </w:pPr>
-            <w:hyperlink w:history="1" r:id="rIdzrnkea6e3ytbsrgfwqlg2">
+            <w:hyperlink w:history="1" r:id="rId2knbk6alrbpacbprv7upj">
               <w:r>
                 <w:rPr>
                   <w:rFonts w:ascii="Arial" w:cs="Arial" w:eastAsia="Arial" w:hAnsi="Arial"/>
@@ -10265,7 +10487,7 @@
             <w:pPr>
               <w:spacing w:after="20" w:before="0"/>
             </w:pPr>
-            <w:hyperlink w:history="1" r:id="rIdiugspuj_fc9fnmdayqksd">
+            <w:hyperlink w:history="1" r:id="rIdlu1gqjoc1u3a5s-l_kc9s">
               <w:r>
                 <w:rPr>
                   <w:rFonts w:ascii="Arial" w:cs="Arial" w:eastAsia="Arial" w:hAnsi="Arial"/>
@@ -10298,7 +10520,7 @@
               <w:spacing w:after="10" w:before="0"/>
               <w:ind w:left="120"/>
             </w:pPr>
-            <w:hyperlink w:history="1" r:id="rIdots1ly8tc0twqsiuanf2j">
+            <w:hyperlink w:history="1" r:id="rIdqngdbxsfhehifocjod_oy">
               <w:r>
                 <w:rPr>
                   <w:rFonts w:ascii="Arial" w:cs="Arial" w:eastAsia="Arial" w:hAnsi="Arial"/>
@@ -10326,6 +10548,7 @@
           </w:tcPr>
           <w:p>
             <w:pPr>
+              <w:keepNext w:val="false"/>
               <w:spacing w:after="40" w:before="0"/>
               <w:jc w:val="left"/>
             </w:pPr>
@@ -10358,6 +10581,7 @@
           </w:tcPr>
           <w:p>
             <w:pPr>
+              <w:keepNext w:val="false"/>
               <w:spacing w:after="40" w:before="0"/>
               <w:jc w:val="left"/>
             </w:pPr>
@@ -10390,6 +10614,7 @@
           </w:tcPr>
           <w:p>
             <w:pPr>
+              <w:keepNext w:val="false"/>
               <w:spacing w:after="40" w:before="0"/>
               <w:jc w:val="left"/>
             </w:pPr>
@@ -10422,6 +10647,7 @@
           </w:tcPr>
           <w:p>
             <w:pPr>
+              <w:keepNext w:val="false"/>
               <w:spacing w:after="40" w:before="0"/>
               <w:jc w:val="left"/>
             </w:pPr>
@@ -10456,6 +10682,7 @@
           </w:tcPr>
           <w:p>
             <w:pPr>
+              <w:keepNext w:val="false"/>
               <w:spacing w:after="40" w:before="0"/>
               <w:jc w:val="left"/>
             </w:pPr>
@@ -10493,7 +10720,7 @@
             <w:pPr>
               <w:spacing w:after="20" w:before="0"/>
             </w:pPr>
-            <w:hyperlink w:history="1" r:id="rIdefcatqfgdknxkos0dxw9n">
+            <w:hyperlink w:history="1" r:id="rIdupykwkx6bkumiyzsif6bs">
               <w:r>
                 <w:rPr>
                   <w:rFonts w:ascii="Arial" w:cs="Arial" w:eastAsia="Arial" w:hAnsi="Arial"/>
@@ -10542,7 +10769,7 @@
               <w:spacing w:after="10" w:before="0"/>
               <w:ind w:left="120"/>
             </w:pPr>
-            <w:hyperlink w:history="1" r:id="rId9kjaioc_f71qdt3nsfdco">
+            <w:hyperlink w:history="1" r:id="rId_3hvjszmgjzfqguednbd6">
               <w:r>
                 <w:rPr>
                   <w:rFonts w:ascii="Arial" w:cs="Arial" w:eastAsia="Arial" w:hAnsi="Arial"/>
@@ -10587,7 +10814,7 @@
             <w:pPr>
               <w:spacing w:after="20" w:before="0"/>
             </w:pPr>
-            <w:hyperlink w:history="1" r:id="rIdu8-eavbz_xzxrxakhk7vc">
+            <w:hyperlink w:history="1" r:id="rIdmydpri9c3vgtnf2mpjdnw">
               <w:r>
                 <w:rPr>
                   <w:rFonts w:ascii="Arial" w:cs="Arial" w:eastAsia="Arial" w:hAnsi="Arial"/>
@@ -10620,7 +10847,7 @@
               <w:spacing w:after="10" w:before="0"/>
               <w:ind w:left="120"/>
             </w:pPr>
-            <w:hyperlink w:history="1" r:id="rIdbab2vyx6cha5tpmjxtd-o">
+            <w:hyperlink w:history="1" r:id="rIdu1isl6abxx3bvs2izded6">
               <w:r>
                 <w:rPr>
                   <w:rFonts w:ascii="Arial" w:cs="Arial" w:eastAsia="Arial" w:hAnsi="Arial"/>
@@ -10648,6 +10875,7 @@
           </w:tcPr>
           <w:p>
             <w:pPr>
+              <w:keepNext w:val="false"/>
               <w:spacing w:after="40" w:before="0"/>
               <w:jc w:val="left"/>
             </w:pPr>
@@ -10680,6 +10908,7 @@
           </w:tcPr>
           <w:p>
             <w:pPr>
+              <w:keepNext w:val="false"/>
               <w:spacing w:after="40" w:before="0"/>
               <w:jc w:val="left"/>
             </w:pPr>
@@ -10712,6 +10941,7 @@
           </w:tcPr>
           <w:p>
             <w:pPr>
+              <w:keepNext w:val="false"/>
               <w:spacing w:after="40" w:before="0"/>
               <w:jc w:val="left"/>
             </w:pPr>
@@ -10744,6 +10974,7 @@
           </w:tcPr>
           <w:p>
             <w:pPr>
+              <w:keepNext w:val="false"/>
               <w:spacing w:after="40" w:before="0"/>
               <w:jc w:val="left"/>
             </w:pPr>
@@ -10778,6 +11009,7 @@
           </w:tcPr>
           <w:p>
             <w:pPr>
+              <w:keepNext w:val="false"/>
               <w:spacing w:after="40" w:before="0"/>
               <w:jc w:val="left"/>
             </w:pPr>
@@ -10815,7 +11047,7 @@
             <w:pPr>
               <w:spacing w:after="20" w:before="0"/>
             </w:pPr>
-            <w:hyperlink w:history="1" r:id="rIdzxnig5ph5pnxg7t6vayc_">
+            <w:hyperlink w:history="1" r:id="rId8hde8zltvfwxz1pcnthnw">
               <w:r>
                 <w:rPr>
                   <w:rFonts w:ascii="Arial" w:cs="Arial" w:eastAsia="Arial" w:hAnsi="Arial"/>
@@ -10864,7 +11096,7 @@
               <w:spacing w:after="10" w:before="0"/>
               <w:ind w:left="120"/>
             </w:pPr>
-            <w:hyperlink w:history="1" r:id="rId242uw76cakbdbuafx18lf">
+            <w:hyperlink w:history="1" r:id="rIdzc8dmsb266skidw-0ktnw">
               <w:r>
                 <w:rPr>
                   <w:rFonts w:ascii="Arial" w:cs="Arial" w:eastAsia="Arial" w:hAnsi="Arial"/>
@@ -10909,7 +11141,7 @@
             <w:pPr>
               <w:spacing w:after="20" w:before="0"/>
             </w:pPr>
-            <w:hyperlink w:history="1" r:id="rId6sn4cioj_ydaw6nrbncna">
+            <w:hyperlink w:history="1" r:id="rIdbrixydyfjob8pefotvljk">
               <w:r>
                 <w:rPr>
                   <w:rFonts w:ascii="Arial" w:cs="Arial" w:eastAsia="Arial" w:hAnsi="Arial"/>
@@ -10942,7 +11174,7 @@
               <w:spacing w:after="10" w:before="0"/>
               <w:ind w:left="120"/>
             </w:pPr>
-            <w:hyperlink w:history="1" r:id="rIdq1rgodumn0_ahv_fb1y4j">
+            <w:hyperlink w:history="1" r:id="rId592ufmgybinmrnlgypygz">
               <w:r>
                 <w:rPr>
                   <w:rFonts w:ascii="Arial" w:cs="Arial" w:eastAsia="Arial" w:hAnsi="Arial"/>
@@ -10970,6 +11202,7 @@
           </w:tcPr>
           <w:p>
             <w:pPr>
+              <w:keepNext w:val="false"/>
               <w:spacing w:after="40" w:before="0"/>
               <w:jc w:val="left"/>
             </w:pPr>
@@ -11002,6 +11235,7 @@
           </w:tcPr>
           <w:p>
             <w:pPr>
+              <w:keepNext w:val="false"/>
               <w:spacing w:after="40" w:before="0"/>
               <w:jc w:val="left"/>
             </w:pPr>
@@ -11034,6 +11268,7 @@
           </w:tcPr>
           <w:p>
             <w:pPr>
+              <w:keepNext w:val="false"/>
               <w:spacing w:after="40" w:before="0"/>
               <w:jc w:val="left"/>
             </w:pPr>
@@ -11066,6 +11301,7 @@
           </w:tcPr>
           <w:p>
             <w:pPr>
+              <w:keepNext w:val="false"/>
               <w:spacing w:after="40" w:before="0"/>
               <w:jc w:val="left"/>
             </w:pPr>
@@ -11125,6 +11361,7 @@
           </w:tcPr>
           <w:p>
             <w:pPr>
+              <w:keepNext w:val="false"/>
               <w:spacing w:after="40" w:before="0"/>
               <w:jc w:val="center"/>
             </w:pPr>
@@ -11159,6 +11396,7 @@
           </w:tcPr>
           <w:p>
             <w:pPr>
+              <w:keepNext w:val="false"/>
               <w:spacing w:after="40" w:before="0"/>
               <w:jc w:val="left"/>
             </w:pPr>
@@ -11220,6 +11458,7 @@
           </w:tcPr>
           <w:p>
             <w:pPr>
+              <w:keepNext w:val="false"/>
               <w:spacing w:after="40" w:before="0"/>
               <w:jc w:val="center"/>
             </w:pPr>
@@ -11254,6 +11493,7 @@
           </w:tcPr>
           <w:p>
             <w:pPr>
+              <w:keepNext w:val="false"/>
               <w:spacing w:after="40" w:before="0"/>
               <w:jc w:val="left"/>
             </w:pPr>
@@ -11286,6 +11526,7 @@
           </w:tcPr>
           <w:p>
             <w:pPr>
+              <w:keepNext w:val="false"/>
               <w:spacing w:after="40" w:before="0"/>
               <w:jc w:val="left"/>
             </w:pPr>
@@ -11320,6 +11561,7 @@
           </w:tcPr>
           <w:p>
             <w:pPr>
+              <w:keepNext w:val="false"/>
               <w:spacing w:after="40" w:before="0"/>
               <w:jc w:val="left"/>
             </w:pPr>
@@ -11352,6 +11594,7 @@
           </w:tcPr>
           <w:p>
             <w:pPr>
+              <w:keepNext w:val="false"/>
               <w:spacing w:after="40" w:before="0"/>
               <w:jc w:val="left"/>
             </w:pPr>
@@ -11386,6 +11629,7 @@
           </w:tcPr>
           <w:p>
             <w:pPr>
+              <w:keepNext w:val="false"/>
               <w:spacing w:after="40" w:before="0"/>
               <w:jc w:val="left"/>
             </w:pPr>
@@ -11418,6 +11662,7 @@
           </w:tcPr>
           <w:p>
             <w:pPr>
+              <w:keepNext w:val="false"/>
               <w:spacing w:after="40" w:before="0"/>
               <w:jc w:val="left"/>
             </w:pPr>
@@ -11454,7 +11699,7 @@
         </w:rPr>
         <w:t xml:space="preserve">© 2026 SeaVuria and ARES. Aligned with KICD objectives. Developed by SeaVuria; technical implementation by ARES (with AI assistance from Claude). Licensed under </w:t>
       </w:r>
-      <w:hyperlink w:history="1" r:id="rIdc6trhe9lqxf-cqaaeujxy">
+      <w:hyperlink w:history="1" r:id="rIdkgswyofmmfdlcop18f23x">
         <w:r>
           <w:rPr>
             <w:rFonts w:ascii="Arial" w:cs="Arial" w:eastAsia="Arial" w:hAnsi="Arial"/>
@@ -11475,7 +11720,7 @@
         </w:rPr>
         <w:t xml:space="preserve"> (</w:t>
       </w:r>
-      <w:hyperlink w:history="1" r:id="rIdfzyyq3pz-6sscgss54ez_">
+      <w:hyperlink w:history="1" r:id="rIdvvvhfbjza9bskys55r3fd">
         <w:r>
           <w:rPr>
             <w:rFonts w:ascii="Arial" w:cs="Arial" w:eastAsia="Arial" w:hAnsi="Arial"/>
@@ -11535,6 +11780,7 @@
           </w:tcPr>
           <w:p>
             <w:pPr>
+              <w:keepNext w:val="false"/>
               <w:spacing w:after="40" w:before="0"/>
               <w:jc w:val="center"/>
             </w:pPr>
@@ -11570,6 +11816,7 @@
           </w:tcPr>
           <w:p>
             <w:pPr>
+              <w:keepNext w:val="false"/>
               <w:spacing w:after="40" w:before="0"/>
               <w:jc w:val="center"/>
             </w:pPr>
@@ -11604,6 +11851,7 @@
           </w:tcPr>
           <w:p>
             <w:pPr>
+              <w:keepNext w:val="false"/>
               <w:spacing w:after="40" w:before="0"/>
               <w:jc w:val="left"/>
             </w:pPr>
@@ -11636,6 +11884,7 @@
           </w:tcPr>
           <w:p>
             <w:pPr>
+              <w:keepNext w:val="false"/>
               <w:spacing w:after="40" w:before="0"/>
               <w:jc w:val="left"/>
             </w:pPr>
@@ -11670,6 +11919,7 @@
           </w:tcPr>
           <w:p>
             <w:pPr>
+              <w:keepNext w:val="false"/>
               <w:spacing w:after="40" w:before="0"/>
               <w:jc w:val="left"/>
             </w:pPr>
@@ -11702,6 +11952,7 @@
           </w:tcPr>
           <w:p>
             <w:pPr>
+              <w:keepNext w:val="false"/>
               <w:spacing w:after="40" w:before="0"/>
               <w:jc w:val="left"/>
             </w:pPr>
@@ -11736,6 +11987,7 @@
           </w:tcPr>
           <w:p>
             <w:pPr>
+              <w:keepNext w:val="false"/>
               <w:spacing w:after="40" w:before="0"/>
               <w:jc w:val="left"/>
             </w:pPr>
@@ -11768,6 +12020,7 @@
           </w:tcPr>
           <w:p>
             <w:pPr>
+              <w:keepNext w:val="false"/>
               <w:spacing w:after="40" w:before="0"/>
               <w:jc w:val="left"/>
             </w:pPr>
@@ -11802,6 +12055,7 @@
           </w:tcPr>
           <w:p>
             <w:pPr>
+              <w:keepNext w:val="false"/>
               <w:spacing w:after="40" w:before="0"/>
               <w:jc w:val="left"/>
             </w:pPr>
@@ -11834,6 +12088,7 @@
           </w:tcPr>
           <w:p>
             <w:pPr>
+              <w:keepNext w:val="false"/>
               <w:spacing w:after="40" w:before="0"/>
               <w:jc w:val="left"/>
             </w:pPr>
@@ -11868,6 +12123,7 @@
           </w:tcPr>
           <w:p>
             <w:pPr>
+              <w:keepNext w:val="false"/>
               <w:spacing w:after="40" w:before="0"/>
               <w:jc w:val="left"/>
             </w:pPr>
@@ -11900,6 +12156,7 @@
           </w:tcPr>
           <w:p>
             <w:pPr>
+              <w:keepNext w:val="false"/>
               <w:spacing w:after="40" w:before="0"/>
               <w:jc w:val="left"/>
             </w:pPr>
@@ -11934,6 +12191,7 @@
           </w:tcPr>
           <w:p>
             <w:pPr>
+              <w:keepNext w:val="false"/>
               <w:spacing w:after="40" w:before="0"/>
               <w:jc w:val="left"/>
             </w:pPr>
@@ -11966,6 +12224,7 @@
           </w:tcPr>
           <w:p>
             <w:pPr>
+              <w:keepNext w:val="false"/>
               <w:spacing w:after="40" w:before="0"/>
               <w:jc w:val="left"/>
             </w:pPr>
@@ -12000,6 +12259,7 @@
           </w:tcPr>
           <w:p>
             <w:pPr>
+              <w:keepNext w:val="false"/>
               <w:spacing w:after="40" w:before="0"/>
               <w:jc w:val="left"/>
             </w:pPr>
@@ -12032,6 +12292,7 @@
           </w:tcPr>
           <w:p>
             <w:pPr>
+              <w:keepNext w:val="false"/>
               <w:spacing w:after="40" w:before="0"/>
               <w:jc w:val="left"/>
             </w:pPr>
@@ -12066,6 +12327,7 @@
           </w:tcPr>
           <w:p>
             <w:pPr>
+              <w:keepNext w:val="false"/>
               <w:spacing w:after="40" w:before="0"/>
               <w:jc w:val="left"/>
             </w:pPr>
@@ -12098,6 +12360,7 @@
           </w:tcPr>
           <w:p>
             <w:pPr>
+              <w:keepNext w:val="false"/>
               <w:spacing w:after="40" w:before="0"/>
               <w:jc w:val="left"/>
             </w:pPr>
@@ -12157,6 +12420,7 @@
           </w:tcPr>
           <w:p>
             <w:pPr>
+              <w:keepNext w:val="false"/>
               <w:spacing w:after="40" w:before="0"/>
               <w:jc w:val="center"/>
             </w:pPr>
@@ -12191,6 +12455,7 @@
           </w:tcPr>
           <w:p>
             <w:pPr>
+              <w:keepNext w:val="false"/>
               <w:spacing w:after="40" w:before="0"/>
               <w:jc w:val="left"/>
             </w:pPr>
@@ -12255,6 +12520,7 @@
           </w:tcPr>
           <w:p>
             <w:pPr>
+              <w:keepNext w:val="false"/>
               <w:spacing w:after="40" w:before="0"/>
               <w:jc w:val="center"/>
             </w:pPr>
@@ -12289,6 +12555,7 @@
           </w:tcPr>
           <w:p>
             <w:pPr>
+              <w:keepNext w:val="false"/>
               <w:spacing w:after="40" w:before="0"/>
               <w:jc w:val="left"/>
             </w:pPr>
@@ -12321,6 +12588,7 @@
           </w:tcPr>
           <w:p>
             <w:pPr>
+              <w:keepNext w:val="false"/>
               <w:spacing w:after="40" w:before="0"/>
               <w:jc w:val="left"/>
             </w:pPr>
@@ -12353,6 +12621,7 @@
           </w:tcPr>
           <w:p>
             <w:pPr>
+              <w:keepNext w:val="false"/>
               <w:spacing w:after="40" w:before="0"/>
               <w:jc w:val="left"/>
             </w:pPr>
@@ -12385,6 +12654,7 @@
           </w:tcPr>
           <w:p>
             <w:pPr>
+              <w:keepNext w:val="false"/>
               <w:spacing w:after="40" w:before="0"/>
               <w:jc w:val="left"/>
             </w:pPr>
@@ -12417,6 +12687,7 @@
           </w:tcPr>
           <w:p>
             <w:pPr>
+              <w:keepNext w:val="false"/>
               <w:spacing w:after="40" w:before="0"/>
               <w:jc w:val="left"/>
             </w:pPr>
@@ -12451,6 +12722,7 @@
           </w:tcPr>
           <w:p>
             <w:pPr>
+              <w:keepNext w:val="false"/>
               <w:spacing w:after="40" w:before="0"/>
               <w:jc w:val="left"/>
             </w:pPr>
@@ -12488,7 +12760,7 @@
             <w:pPr>
               <w:spacing w:after="20" w:before="0"/>
             </w:pPr>
-            <w:hyperlink w:history="1" r:id="rId2wx8v3hun-dxfwkbhf9lr">
+            <w:hyperlink w:history="1" r:id="rId0gw376ygmxxwbeaycabrr">
               <w:r>
                 <w:rPr>
                   <w:rFonts w:ascii="Arial" w:cs="Arial" w:eastAsia="Arial" w:hAnsi="Arial"/>
@@ -12521,7 +12793,7 @@
               <w:spacing w:after="10" w:before="0"/>
               <w:ind w:left="120"/>
             </w:pPr>
-            <w:hyperlink w:history="1" r:id="rIdb4pukalxp_hppmn5ykfgy">
+            <w:hyperlink w:history="1" r:id="rIdjjvroo8bqxx4j2ohbb3yu">
               <w:r>
                 <w:rPr>
                   <w:rFonts w:ascii="Arial" w:cs="Arial" w:eastAsia="Arial" w:hAnsi="Arial"/>
@@ -12566,7 +12838,7 @@
             <w:pPr>
               <w:spacing w:after="20" w:before="0"/>
             </w:pPr>
-            <w:hyperlink w:history="1" r:id="rIduznm1dxoqt2tcanwpyayh">
+            <w:hyperlink w:history="1" r:id="rIdacihnfl1yfxiot47eesay">
               <w:r>
                 <w:rPr>
                   <w:rFonts w:ascii="Arial" w:cs="Arial" w:eastAsia="Arial" w:hAnsi="Arial"/>
@@ -12599,7 +12871,7 @@
               <w:spacing w:after="10" w:before="0"/>
               <w:ind w:left="120"/>
             </w:pPr>
-            <w:hyperlink w:history="1" r:id="rIdghvxmd96qeloamr7qir9y">
+            <w:hyperlink w:history="1" r:id="rIdktkibpr4zdykfcvjahfc8">
               <w:r>
                 <w:rPr>
                   <w:rFonts w:ascii="Arial" w:cs="Arial" w:eastAsia="Arial" w:hAnsi="Arial"/>
@@ -12627,6 +12899,7 @@
           </w:tcPr>
           <w:p>
             <w:pPr>
+              <w:keepNext w:val="false"/>
               <w:spacing w:after="40" w:before="0"/>
               <w:jc w:val="left"/>
             </w:pPr>
@@ -12659,6 +12932,7 @@
           </w:tcPr>
           <w:p>
             <w:pPr>
+              <w:keepNext w:val="false"/>
               <w:spacing w:after="40" w:before="0"/>
               <w:jc w:val="left"/>
             </w:pPr>
@@ -12678,6 +12952,7 @@
           </w:p>
           <w:p>
             <w:pPr>
+              <w:keepNext w:val="false"/>
               <w:spacing w:after="40" w:before="0"/>
               <w:jc w:val="left"/>
             </w:pPr>
@@ -12697,6 +12972,7 @@
           </w:p>
           <w:p>
             <w:pPr>
+              <w:keepNext w:val="false"/>
               <w:spacing w:after="40" w:before="0"/>
               <w:jc w:val="left"/>
             </w:pPr>
@@ -12716,6 +12992,7 @@
           </w:p>
           <w:p>
             <w:pPr>
+              <w:keepNext w:val="false"/>
               <w:spacing w:after="40" w:before="0"/>
               <w:jc w:val="left"/>
             </w:pPr>
@@ -12735,6 +13012,7 @@
           </w:p>
           <w:p>
             <w:pPr>
+              <w:keepNext w:val="false"/>
               <w:spacing w:after="40" w:before="0"/>
               <w:jc w:val="left"/>
             </w:pPr>
@@ -12767,6 +13045,7 @@
           </w:tcPr>
           <w:p>
             <w:pPr>
+              <w:keepNext w:val="false"/>
               <w:spacing w:after="40" w:before="0"/>
               <w:jc w:val="left"/>
             </w:pPr>
@@ -12799,6 +13078,7 @@
           </w:tcPr>
           <w:p>
             <w:pPr>
+              <w:keepNext w:val="false"/>
               <w:spacing w:after="40" w:before="0"/>
               <w:jc w:val="left"/>
             </w:pPr>
@@ -12833,6 +13113,7 @@
           </w:tcPr>
           <w:p>
             <w:pPr>
+              <w:keepNext w:val="false"/>
               <w:spacing w:after="40" w:before="0"/>
               <w:jc w:val="left"/>
             </w:pPr>
@@ -12870,7 +13151,7 @@
             <w:pPr>
               <w:spacing w:after="20" w:before="0"/>
             </w:pPr>
-            <w:hyperlink w:history="1" r:id="rIdwsw1mr-3waap9sv4swnar">
+            <w:hyperlink w:history="1" r:id="rIdjtblm3epewtebaaj7zjh5">
               <w:r>
                 <w:rPr>
                   <w:rFonts w:ascii="Arial" w:cs="Arial" w:eastAsia="Arial" w:hAnsi="Arial"/>
@@ -12903,7 +13184,7 @@
               <w:spacing w:after="10" w:before="0"/>
               <w:ind w:left="120"/>
             </w:pPr>
-            <w:hyperlink w:history="1" r:id="rIdjobhxmhn916w6d1pk59rq">
+            <w:hyperlink w:history="1" r:id="rIdwrybg6urqd_r6sypo0-ru">
               <w:r>
                 <w:rPr>
                   <w:rFonts w:ascii="Arial" w:cs="Arial" w:eastAsia="Arial" w:hAnsi="Arial"/>
@@ -12948,7 +13229,7 @@
             <w:pPr>
               <w:spacing w:after="20" w:before="0"/>
             </w:pPr>
-            <w:hyperlink w:history="1" r:id="rIdelb2jb70ve-nqimqv1wji">
+            <w:hyperlink w:history="1" r:id="rId02su7ocfpu4l9oex8psr7">
               <w:r>
                 <w:rPr>
                   <w:rFonts w:ascii="Arial" w:cs="Arial" w:eastAsia="Arial" w:hAnsi="Arial"/>
@@ -12981,7 +13262,7 @@
               <w:spacing w:after="10" w:before="0"/>
               <w:ind w:left="120"/>
             </w:pPr>
-            <w:hyperlink w:history="1" r:id="rIdok6h9epnbcvd4rpfsw-r0">
+            <w:hyperlink w:history="1" r:id="rId4yde1-14nqdrdqqhuw149">
               <w:r>
                 <w:rPr>
                   <w:rFonts w:ascii="Arial" w:cs="Arial" w:eastAsia="Arial" w:hAnsi="Arial"/>
@@ -13009,6 +13290,7 @@
           </w:tcPr>
           <w:p>
             <w:pPr>
+              <w:keepNext w:val="false"/>
               <w:spacing w:after="40" w:before="0"/>
               <w:jc w:val="left"/>
             </w:pPr>
@@ -13041,6 +13323,7 @@
           </w:tcPr>
           <w:p>
             <w:pPr>
+              <w:keepNext w:val="false"/>
               <w:spacing w:after="40" w:before="0"/>
               <w:jc w:val="left"/>
             </w:pPr>
@@ -13060,6 +13343,7 @@
           </w:p>
           <w:p>
             <w:pPr>
+              <w:keepNext w:val="false"/>
               <w:spacing w:after="40" w:before="0"/>
               <w:jc w:val="left"/>
             </w:pPr>
@@ -13079,6 +13363,7 @@
           </w:p>
           <w:p>
             <w:pPr>
+              <w:keepNext w:val="false"/>
               <w:spacing w:after="40" w:before="0"/>
               <w:jc w:val="left"/>
             </w:pPr>
@@ -13098,6 +13383,7 @@
           </w:p>
           <w:p>
             <w:pPr>
+              <w:keepNext w:val="false"/>
               <w:spacing w:after="40" w:before="0"/>
               <w:jc w:val="left"/>
             </w:pPr>
@@ -13117,6 +13403,7 @@
           </w:p>
           <w:p>
             <w:pPr>
+              <w:keepNext w:val="false"/>
               <w:spacing w:after="40" w:before="0"/>
               <w:jc w:val="left"/>
             </w:pPr>
@@ -13149,6 +13436,7 @@
           </w:tcPr>
           <w:p>
             <w:pPr>
+              <w:keepNext w:val="false"/>
               <w:spacing w:after="40" w:before="0"/>
               <w:jc w:val="left"/>
             </w:pPr>
@@ -13181,6 +13469,7 @@
           </w:tcPr>
           <w:p>
             <w:pPr>
+              <w:keepNext w:val="false"/>
               <w:spacing w:after="40" w:before="0"/>
               <w:jc w:val="left"/>
             </w:pPr>
@@ -13215,6 +13504,7 @@
           </w:tcPr>
           <w:p>
             <w:pPr>
+              <w:keepNext w:val="false"/>
               <w:spacing w:after="40" w:before="0"/>
               <w:jc w:val="left"/>
             </w:pPr>
@@ -13252,7 +13542,7 @@
             <w:pPr>
               <w:spacing w:after="20" w:before="0"/>
             </w:pPr>
-            <w:hyperlink w:history="1" r:id="rId_2gywsoamo72emq4zukr2">
+            <w:hyperlink w:history="1" r:id="rIdjbdgq8pz1fawtyi6cho-v">
               <w:r>
                 <w:rPr>
                   <w:rFonts w:ascii="Arial" w:cs="Arial" w:eastAsia="Arial" w:hAnsi="Arial"/>
@@ -13285,7 +13575,7 @@
               <w:spacing w:after="10" w:before="0"/>
               <w:ind w:left="120"/>
             </w:pPr>
-            <w:hyperlink w:history="1" r:id="rIddoeexgthxmac0hma6woi3">
+            <w:hyperlink w:history="1" r:id="rId48ofcqxhh0fwdpaslsq2n">
               <w:r>
                 <w:rPr>
                   <w:rFonts w:ascii="Arial" w:cs="Arial" w:eastAsia="Arial" w:hAnsi="Arial"/>
@@ -13330,7 +13620,7 @@
             <w:pPr>
               <w:spacing w:after="20" w:before="0"/>
             </w:pPr>
-            <w:hyperlink w:history="1" r:id="rIdkhcxwyqzun3giq9u9cybx">
+            <w:hyperlink w:history="1" r:id="rIdoi7_jaiawjij_xdfdci4n">
               <w:r>
                 <w:rPr>
                   <w:rFonts w:ascii="Arial" w:cs="Arial" w:eastAsia="Arial" w:hAnsi="Arial"/>
@@ -13363,7 +13653,7 @@
               <w:spacing w:after="10" w:before="0"/>
               <w:ind w:left="120"/>
             </w:pPr>
-            <w:hyperlink w:history="1" r:id="rIdpvv0dbndjfpmemhummp97">
+            <w:hyperlink w:history="1" r:id="rIdjbvtptdfdlqwbdafbbdtc">
               <w:r>
                 <w:rPr>
                   <w:rFonts w:ascii="Arial" w:cs="Arial" w:eastAsia="Arial" w:hAnsi="Arial"/>
@@ -13391,6 +13681,7 @@
           </w:tcPr>
           <w:p>
             <w:pPr>
+              <w:keepNext w:val="false"/>
               <w:spacing w:after="40" w:before="0"/>
               <w:jc w:val="left"/>
             </w:pPr>
@@ -13423,6 +13714,7 @@
           </w:tcPr>
           <w:p>
             <w:pPr>
+              <w:keepNext w:val="false"/>
               <w:spacing w:after="40" w:before="0"/>
               <w:jc w:val="left"/>
             </w:pPr>
@@ -13442,6 +13734,7 @@
           </w:p>
           <w:p>
             <w:pPr>
+              <w:keepNext w:val="false"/>
               <w:spacing w:after="40" w:before="0"/>
               <w:jc w:val="left"/>
             </w:pPr>
@@ -13461,6 +13754,7 @@
           </w:p>
           <w:p>
             <w:pPr>
+              <w:keepNext w:val="false"/>
               <w:spacing w:after="40" w:before="0"/>
               <w:jc w:val="left"/>
             </w:pPr>
@@ -13480,6 +13774,7 @@
           </w:p>
           <w:p>
             <w:pPr>
+              <w:keepNext w:val="false"/>
               <w:spacing w:after="40" w:before="0"/>
               <w:jc w:val="left"/>
             </w:pPr>
@@ -13499,6 +13794,7 @@
           </w:p>
           <w:p>
             <w:pPr>
+              <w:keepNext w:val="false"/>
               <w:spacing w:after="40" w:before="0"/>
               <w:jc w:val="left"/>
             </w:pPr>
@@ -13531,6 +13827,7 @@
           </w:tcPr>
           <w:p>
             <w:pPr>
+              <w:keepNext w:val="false"/>
               <w:spacing w:after="40" w:before="0"/>
               <w:jc w:val="left"/>
             </w:pPr>
@@ -13563,6 +13860,7 @@
           </w:tcPr>
           <w:p>
             <w:pPr>
+              <w:keepNext w:val="false"/>
               <w:spacing w:after="40" w:before="0"/>
               <w:jc w:val="left"/>
             </w:pPr>
@@ -13597,6 +13895,7 @@
           </w:tcPr>
           <w:p>
             <w:pPr>
+              <w:keepNext w:val="false"/>
               <w:spacing w:after="40" w:before="0"/>
               <w:jc w:val="left"/>
             </w:pPr>
@@ -13634,7 +13933,7 @@
             <w:pPr>
               <w:spacing w:after="20" w:before="0"/>
             </w:pPr>
-            <w:hyperlink w:history="1" r:id="rId6gnpkno-7cw0phc95aefe">
+            <w:hyperlink w:history="1" r:id="rIdtxxq-x1w-g0joopt9at7s">
               <w:r>
                 <w:rPr>
                   <w:rFonts w:ascii="Arial" w:cs="Arial" w:eastAsia="Arial" w:hAnsi="Arial"/>
@@ -13667,7 +13966,7 @@
               <w:spacing w:after="10" w:before="0"/>
               <w:ind w:left="120"/>
             </w:pPr>
-            <w:hyperlink w:history="1" r:id="rIdbw4ogukn0dchon7um74ut">
+            <w:hyperlink w:history="1" r:id="rIdjvfxplvqyj7qb3g9qbmqn">
               <w:r>
                 <w:rPr>
                   <w:rFonts w:ascii="Arial" w:cs="Arial" w:eastAsia="Arial" w:hAnsi="Arial"/>
@@ -13712,7 +14011,7 @@
             <w:pPr>
               <w:spacing w:after="20" w:before="0"/>
             </w:pPr>
-            <w:hyperlink w:history="1" r:id="rIdmi15mylqbdy6id6hvoh4k">
+            <w:hyperlink w:history="1" r:id="rIdup1vc6-msvxcp3xsxfcch">
               <w:r>
                 <w:rPr>
                   <w:rFonts w:ascii="Arial" w:cs="Arial" w:eastAsia="Arial" w:hAnsi="Arial"/>
@@ -13745,7 +14044,7 @@
               <w:spacing w:after="10" w:before="0"/>
               <w:ind w:left="120"/>
             </w:pPr>
-            <w:hyperlink w:history="1" r:id="rId-n4fuwq620zv1eqxai9ae">
+            <w:hyperlink w:history="1" r:id="rIdtboy4ue_7_gugjbyknuin">
               <w:r>
                 <w:rPr>
                   <w:rFonts w:ascii="Arial" w:cs="Arial" w:eastAsia="Arial" w:hAnsi="Arial"/>
@@ -13773,6 +14072,7 @@
           </w:tcPr>
           <w:p>
             <w:pPr>
+              <w:keepNext w:val="false"/>
               <w:spacing w:after="40" w:before="0"/>
               <w:jc w:val="left"/>
             </w:pPr>
@@ -13805,6 +14105,7 @@
           </w:tcPr>
           <w:p>
             <w:pPr>
+              <w:keepNext w:val="false"/>
               <w:spacing w:after="40" w:before="0"/>
               <w:jc w:val="left"/>
             </w:pPr>
@@ -13824,6 +14125,7 @@
           </w:p>
           <w:p>
             <w:pPr>
+              <w:keepNext w:val="false"/>
               <w:spacing w:after="40" w:before="0"/>
               <w:jc w:val="left"/>
             </w:pPr>
@@ -13843,6 +14145,7 @@
           </w:p>
           <w:p>
             <w:pPr>
+              <w:keepNext w:val="false"/>
               <w:spacing w:after="40" w:before="0"/>
               <w:jc w:val="left"/>
             </w:pPr>
@@ -13862,6 +14165,7 @@
           </w:p>
           <w:p>
             <w:pPr>
+              <w:keepNext w:val="false"/>
               <w:spacing w:after="40" w:before="0"/>
               <w:jc w:val="left"/>
             </w:pPr>
@@ -13881,6 +14185,7 @@
           </w:p>
           <w:p>
             <w:pPr>
+              <w:keepNext w:val="false"/>
               <w:spacing w:after="40" w:before="0"/>
               <w:jc w:val="left"/>
             </w:pPr>
@@ -13913,6 +14218,7 @@
           </w:tcPr>
           <w:p>
             <w:pPr>
+              <w:keepNext w:val="false"/>
               <w:spacing w:after="40" w:before="0"/>
               <w:jc w:val="left"/>
             </w:pPr>
@@ -13945,6 +14251,7 @@
           </w:tcPr>
           <w:p>
             <w:pPr>
+              <w:keepNext w:val="false"/>
               <w:spacing w:after="40" w:before="0"/>
               <w:jc w:val="left"/>
             </w:pPr>
@@ -13979,6 +14286,7 @@
           </w:tcPr>
           <w:p>
             <w:pPr>
+              <w:keepNext w:val="false"/>
               <w:spacing w:after="40" w:before="0"/>
               <w:jc w:val="left"/>
             </w:pPr>
@@ -14016,7 +14324,7 @@
             <w:pPr>
               <w:spacing w:after="20" w:before="0"/>
             </w:pPr>
-            <w:hyperlink w:history="1" r:id="rIdnk5rnp0f1cwljgadyc-t5">
+            <w:hyperlink w:history="1" r:id="rIdsleqtym3djhld3q1jxi0w">
               <w:r>
                 <w:rPr>
                   <w:rFonts w:ascii="Arial" w:cs="Arial" w:eastAsia="Arial" w:hAnsi="Arial"/>
@@ -14065,7 +14373,7 @@
               <w:spacing w:after="10" w:before="0"/>
               <w:ind w:left="120"/>
             </w:pPr>
-            <w:hyperlink w:history="1" r:id="rId1dm_1g2hnkygkbj9h6clw">
+            <w:hyperlink w:history="1" r:id="rId6u6mz5gifz_ab6z9pp1rs">
               <w:r>
                 <w:rPr>
                   <w:rFonts w:ascii="Arial" w:cs="Arial" w:eastAsia="Arial" w:hAnsi="Arial"/>
@@ -14110,7 +14418,7 @@
             <w:pPr>
               <w:spacing w:after="20" w:before="0"/>
             </w:pPr>
-            <w:hyperlink w:history="1" r:id="rIdaqrodkdzzuwlsuncomuqk">
+            <w:hyperlink w:history="1" r:id="rIdwjo2dsngzkgi7_u1b0ukd">
               <w:r>
                 <w:rPr>
                   <w:rFonts w:ascii="Arial" w:cs="Arial" w:eastAsia="Arial" w:hAnsi="Arial"/>
@@ -14143,7 +14451,7 @@
               <w:spacing w:after="10" w:before="0"/>
               <w:ind w:left="120"/>
             </w:pPr>
-            <w:hyperlink w:history="1" r:id="rIdr-gxj7rwvk9eimwn9bplj">
+            <w:hyperlink w:history="1" r:id="rIdgevcjzjuxgaqgyg-tjsar">
               <w:r>
                 <w:rPr>
                   <w:rFonts w:ascii="Arial" w:cs="Arial" w:eastAsia="Arial" w:hAnsi="Arial"/>
@@ -14171,6 +14479,7 @@
           </w:tcPr>
           <w:p>
             <w:pPr>
+              <w:keepNext w:val="false"/>
               <w:spacing w:after="40" w:before="0"/>
               <w:jc w:val="left"/>
             </w:pPr>
@@ -14203,6 +14512,7 @@
           </w:tcPr>
           <w:p>
             <w:pPr>
+              <w:keepNext w:val="false"/>
               <w:spacing w:after="40" w:before="0"/>
               <w:jc w:val="left"/>
             </w:pPr>
@@ -14222,6 +14532,7 @@
           </w:p>
           <w:p>
             <w:pPr>
+              <w:keepNext w:val="false"/>
               <w:spacing w:after="40" w:before="0"/>
               <w:jc w:val="left"/>
             </w:pPr>
@@ -14241,6 +14552,7 @@
           </w:p>
           <w:p>
             <w:pPr>
+              <w:keepNext w:val="false"/>
               <w:spacing w:after="40" w:before="0"/>
               <w:jc w:val="left"/>
             </w:pPr>
@@ -14260,6 +14572,7 @@
           </w:p>
           <w:p>
             <w:pPr>
+              <w:keepNext w:val="false"/>
               <w:spacing w:after="40" w:before="0"/>
               <w:jc w:val="left"/>
             </w:pPr>
@@ -14279,6 +14592,7 @@
           </w:p>
           <w:p>
             <w:pPr>
+              <w:keepNext w:val="false"/>
               <w:spacing w:after="40" w:before="0"/>
               <w:jc w:val="left"/>
             </w:pPr>
@@ -14311,6 +14625,7 @@
           </w:tcPr>
           <w:p>
             <w:pPr>
+              <w:keepNext w:val="false"/>
               <w:spacing w:after="40" w:before="0"/>
               <w:jc w:val="left"/>
             </w:pPr>
@@ -14343,6 +14658,7 @@
           </w:tcPr>
           <w:p>
             <w:pPr>
+              <w:keepNext w:val="false"/>
               <w:spacing w:after="40" w:before="0"/>
               <w:jc w:val="left"/>
             </w:pPr>
@@ -14402,6 +14718,7 @@
           </w:tcPr>
           <w:p>
             <w:pPr>
+              <w:keepNext w:val="false"/>
               <w:spacing w:after="40" w:before="0"/>
               <w:jc w:val="center"/>
             </w:pPr>
@@ -14436,6 +14753,7 @@
           </w:tcPr>
           <w:p>
             <w:pPr>
+              <w:keepNext w:val="false"/>
               <w:spacing w:after="40" w:before="0"/>
               <w:jc w:val="left"/>
             </w:pPr>
@@ -14497,6 +14815,7 @@
           </w:tcPr>
           <w:p>
             <w:pPr>
+              <w:keepNext w:val="false"/>
               <w:spacing w:after="40" w:before="0"/>
               <w:jc w:val="center"/>
             </w:pPr>
@@ -14531,6 +14850,7 @@
           </w:tcPr>
           <w:p>
             <w:pPr>
+              <w:keepNext w:val="false"/>
               <w:spacing w:after="40" w:before="0"/>
               <w:jc w:val="left"/>
             </w:pPr>
@@ -14563,6 +14883,7 @@
           </w:tcPr>
           <w:p>
             <w:pPr>
+              <w:keepNext w:val="false"/>
               <w:spacing w:after="40" w:before="0"/>
               <w:jc w:val="left"/>
             </w:pPr>
@@ -14597,6 +14918,7 @@
           </w:tcPr>
           <w:p>
             <w:pPr>
+              <w:keepNext w:val="false"/>
               <w:spacing w:after="40" w:before="0"/>
               <w:jc w:val="left"/>
             </w:pPr>
@@ -14629,6 +14951,7 @@
           </w:tcPr>
           <w:p>
             <w:pPr>
+              <w:keepNext w:val="false"/>
               <w:spacing w:after="40" w:before="0"/>
               <w:jc w:val="left"/>
             </w:pPr>
@@ -14663,6 +14986,7 @@
           </w:tcPr>
           <w:p>
             <w:pPr>
+              <w:keepNext w:val="false"/>
               <w:spacing w:after="40" w:before="0"/>
               <w:jc w:val="left"/>
             </w:pPr>
@@ -14695,6 +15019,7 @@
           </w:tcPr>
           <w:p>
             <w:pPr>
+              <w:keepNext w:val="false"/>
               <w:spacing w:after="40" w:before="0"/>
               <w:jc w:val="left"/>
             </w:pPr>
@@ -14731,7 +15056,7 @@
         </w:rPr>
         <w:t xml:space="preserve">© 2026 SeaVuria and ARES. Aligned with KICD objectives. Developed by SeaVuria; technical implementation by ARES (with AI assistance from Claude). Licensed under </w:t>
       </w:r>
-      <w:hyperlink w:history="1" r:id="rIdhro_pnyectci3ensgbebt">
+      <w:hyperlink w:history="1" r:id="rId2tk6-3emcdrvd3t4xovod">
         <w:r>
           <w:rPr>
             <w:rFonts w:ascii="Arial" w:cs="Arial" w:eastAsia="Arial" w:hAnsi="Arial"/>
@@ -14752,7 +15077,7 @@
         </w:rPr>
         <w:t xml:space="preserve"> (</w:t>
       </w:r>
-      <w:hyperlink w:history="1" r:id="rIdckgqfe6ngvu2p6c10x-9x">
+      <w:hyperlink w:history="1" r:id="rIdj9uv1zorhrrwzboodbsn8">
         <w:r>
           <w:rPr>
             <w:rFonts w:ascii="Arial" w:cs="Arial" w:eastAsia="Arial" w:hAnsi="Arial"/>
@@ -14812,6 +15137,7 @@
           </w:tcPr>
           <w:p>
             <w:pPr>
+              <w:keepNext w:val="false"/>
               <w:spacing w:after="40" w:before="0"/>
               <w:jc w:val="center"/>
             </w:pPr>
@@ -14847,6 +15173,7 @@
           </w:tcPr>
           <w:p>
             <w:pPr>
+              <w:keepNext w:val="false"/>
               <w:spacing w:after="40" w:before="0"/>
               <w:jc w:val="center"/>
             </w:pPr>
@@ -14881,6 +15208,7 @@
           </w:tcPr>
           <w:p>
             <w:pPr>
+              <w:keepNext w:val="false"/>
               <w:spacing w:after="40" w:before="0"/>
               <w:jc w:val="left"/>
             </w:pPr>
@@ -14913,6 +15241,7 @@
           </w:tcPr>
           <w:p>
             <w:pPr>
+              <w:keepNext w:val="false"/>
               <w:spacing w:after="40" w:before="0"/>
               <w:jc w:val="left"/>
             </w:pPr>
@@ -14947,6 +15276,7 @@
           </w:tcPr>
           <w:p>
             <w:pPr>
+              <w:keepNext w:val="false"/>
               <w:spacing w:after="40" w:before="0"/>
               <w:jc w:val="left"/>
             </w:pPr>
@@ -14979,6 +15309,7 @@
           </w:tcPr>
           <w:p>
             <w:pPr>
+              <w:keepNext w:val="false"/>
               <w:spacing w:after="40" w:before="0"/>
               <w:jc w:val="left"/>
             </w:pPr>
@@ -15013,6 +15344,7 @@
           </w:tcPr>
           <w:p>
             <w:pPr>
+              <w:keepNext w:val="false"/>
               <w:spacing w:after="40" w:before="0"/>
               <w:jc w:val="left"/>
             </w:pPr>
@@ -15045,6 +15377,7 @@
           </w:tcPr>
           <w:p>
             <w:pPr>
+              <w:keepNext w:val="false"/>
               <w:spacing w:after="40" w:before="0"/>
               <w:jc w:val="left"/>
             </w:pPr>
@@ -15079,6 +15412,7 @@
           </w:tcPr>
           <w:p>
             <w:pPr>
+              <w:keepNext w:val="false"/>
               <w:spacing w:after="40" w:before="0"/>
               <w:jc w:val="left"/>
             </w:pPr>
@@ -15111,6 +15445,7 @@
           </w:tcPr>
           <w:p>
             <w:pPr>
+              <w:keepNext w:val="false"/>
               <w:spacing w:after="40" w:before="0"/>
               <w:jc w:val="left"/>
             </w:pPr>
@@ -15145,6 +15480,7 @@
           </w:tcPr>
           <w:p>
             <w:pPr>
+              <w:keepNext w:val="false"/>
               <w:spacing w:after="40" w:before="0"/>
               <w:jc w:val="left"/>
             </w:pPr>
@@ -15177,6 +15513,7 @@
           </w:tcPr>
           <w:p>
             <w:pPr>
+              <w:keepNext w:val="false"/>
               <w:spacing w:after="40" w:before="0"/>
               <w:jc w:val="left"/>
             </w:pPr>
@@ -15211,6 +15548,7 @@
           </w:tcPr>
           <w:p>
             <w:pPr>
+              <w:keepNext w:val="false"/>
               <w:spacing w:after="40" w:before="0"/>
               <w:jc w:val="left"/>
             </w:pPr>
@@ -15243,6 +15581,7 @@
           </w:tcPr>
           <w:p>
             <w:pPr>
+              <w:keepNext w:val="false"/>
               <w:spacing w:after="40" w:before="0"/>
               <w:jc w:val="left"/>
             </w:pPr>
@@ -15277,6 +15616,7 @@
           </w:tcPr>
           <w:p>
             <w:pPr>
+              <w:keepNext w:val="false"/>
               <w:spacing w:after="40" w:before="0"/>
               <w:jc w:val="left"/>
             </w:pPr>
@@ -15309,6 +15649,7 @@
           </w:tcPr>
           <w:p>
             <w:pPr>
+              <w:keepNext w:val="false"/>
               <w:spacing w:after="40" w:before="0"/>
               <w:jc w:val="left"/>
             </w:pPr>
@@ -15343,6 +15684,7 @@
           </w:tcPr>
           <w:p>
             <w:pPr>
+              <w:keepNext w:val="false"/>
               <w:spacing w:after="40" w:before="0"/>
               <w:jc w:val="left"/>
             </w:pPr>
@@ -15375,6 +15717,7 @@
           </w:tcPr>
           <w:p>
             <w:pPr>
+              <w:keepNext w:val="false"/>
               <w:spacing w:after="40" w:before="0"/>
               <w:jc w:val="left"/>
             </w:pPr>
@@ -15434,6 +15777,7 @@
           </w:tcPr>
           <w:p>
             <w:pPr>
+              <w:keepNext w:val="false"/>
               <w:spacing w:after="40" w:before="0"/>
               <w:jc w:val="center"/>
             </w:pPr>
@@ -15468,6 +15812,7 @@
           </w:tcPr>
           <w:p>
             <w:pPr>
+              <w:keepNext w:val="false"/>
               <w:spacing w:after="40" w:before="0"/>
               <w:jc w:val="left"/>
             </w:pPr>
@@ -15532,6 +15877,7 @@
           </w:tcPr>
           <w:p>
             <w:pPr>
+              <w:keepNext w:val="false"/>
               <w:spacing w:after="40" w:before="0"/>
               <w:jc w:val="center"/>
             </w:pPr>
@@ -15566,6 +15912,7 @@
           </w:tcPr>
           <w:p>
             <w:pPr>
+              <w:keepNext w:val="false"/>
               <w:spacing w:after="40" w:before="0"/>
               <w:jc w:val="left"/>
             </w:pPr>
@@ -15598,6 +15945,7 @@
           </w:tcPr>
           <w:p>
             <w:pPr>
+              <w:keepNext w:val="false"/>
               <w:spacing w:after="40" w:before="0"/>
               <w:jc w:val="left"/>
             </w:pPr>
@@ -15630,6 +15978,7 @@
           </w:tcPr>
           <w:p>
             <w:pPr>
+              <w:keepNext w:val="false"/>
               <w:spacing w:after="40" w:before="0"/>
               <w:jc w:val="left"/>
             </w:pPr>
@@ -15662,6 +16011,7 @@
           </w:tcPr>
           <w:p>
             <w:pPr>
+              <w:keepNext w:val="false"/>
               <w:spacing w:after="40" w:before="0"/>
               <w:jc w:val="left"/>
             </w:pPr>
@@ -15694,6 +16044,7 @@
           </w:tcPr>
           <w:p>
             <w:pPr>
+              <w:keepNext w:val="false"/>
               <w:spacing w:after="40" w:before="0"/>
               <w:jc w:val="left"/>
             </w:pPr>
@@ -15728,6 +16079,7 @@
           </w:tcPr>
           <w:p>
             <w:pPr>
+              <w:keepNext w:val="false"/>
               <w:spacing w:after="40" w:before="0"/>
               <w:jc w:val="left"/>
             </w:pPr>
@@ -15765,7 +16117,7 @@
             <w:pPr>
               <w:spacing w:after="20" w:before="0"/>
             </w:pPr>
-            <w:hyperlink w:history="1" r:id="rIdmdo3ecnkivwltyt-teuw6">
+            <w:hyperlink w:history="1" r:id="rIdv-ivmo_unyjgnim5rppyf">
               <w:r>
                 <w:rPr>
                   <w:rFonts w:ascii="Arial" w:cs="Arial" w:eastAsia="Arial" w:hAnsi="Arial"/>
@@ -15798,7 +16150,7 @@
               <w:spacing w:after="10" w:before="0"/>
               <w:ind w:left="120"/>
             </w:pPr>
-            <w:hyperlink w:history="1" r:id="rIdjlypvn-v6zhqrpo1jlfuu">
+            <w:hyperlink w:history="1" r:id="rIdqzxzccdu075w20jtq6em6">
               <w:r>
                 <w:rPr>
                   <w:rFonts w:ascii="Arial" w:cs="Arial" w:eastAsia="Arial" w:hAnsi="Arial"/>
@@ -15843,7 +16195,7 @@
             <w:pPr>
               <w:spacing w:after="20" w:before="0"/>
             </w:pPr>
-            <w:hyperlink w:history="1" r:id="rId8cim0anfajl9jkc6qt8o-">
+            <w:hyperlink w:history="1" r:id="rIdrdikkuuof9qbfkq0om_yk">
               <w:r>
                 <w:rPr>
                   <w:rFonts w:ascii="Arial" w:cs="Arial" w:eastAsia="Arial" w:hAnsi="Arial"/>
@@ -15876,7 +16228,7 @@
               <w:spacing w:after="10" w:before="0"/>
               <w:ind w:left="120"/>
             </w:pPr>
-            <w:hyperlink w:history="1" r:id="rIddaz9lbwm7yqyhmtz-qie9">
+            <w:hyperlink w:history="1" r:id="rIdbzhjyvvtroolggava7ila">
               <w:r>
                 <w:rPr>
                   <w:rFonts w:ascii="Arial" w:cs="Arial" w:eastAsia="Arial" w:hAnsi="Arial"/>
@@ -15904,6 +16256,7 @@
           </w:tcPr>
           <w:p>
             <w:pPr>
+              <w:keepNext w:val="false"/>
               <w:spacing w:after="40" w:before="0"/>
               <w:jc w:val="left"/>
             </w:pPr>
@@ -15936,6 +16289,7 @@
           </w:tcPr>
           <w:p>
             <w:pPr>
+              <w:keepNext w:val="false"/>
               <w:spacing w:after="40" w:before="0"/>
               <w:jc w:val="left"/>
             </w:pPr>
@@ -15968,6 +16322,7 @@
           </w:tcPr>
           <w:p>
             <w:pPr>
+              <w:keepNext w:val="false"/>
               <w:spacing w:after="40" w:before="0"/>
               <w:jc w:val="left"/>
             </w:pPr>
@@ -16000,6 +16355,7 @@
           </w:tcPr>
           <w:p>
             <w:pPr>
+              <w:keepNext w:val="false"/>
               <w:spacing w:after="40" w:before="0"/>
               <w:jc w:val="left"/>
             </w:pPr>
@@ -16034,6 +16390,7 @@
           </w:tcPr>
           <w:p>
             <w:pPr>
+              <w:keepNext w:val="false"/>
               <w:spacing w:after="40" w:before="0"/>
               <w:jc w:val="left"/>
             </w:pPr>
@@ -16071,7 +16428,7 @@
             <w:pPr>
               <w:spacing w:after="20" w:before="0"/>
             </w:pPr>
-            <w:hyperlink w:history="1" r:id="rIdsq3cutbza28srfy7s7x6t">
+            <w:hyperlink w:history="1" r:id="rIdktvd3qtbgfp6oilo-zdoe">
               <w:r>
                 <w:rPr>
                   <w:rFonts w:ascii="Arial" w:cs="Arial" w:eastAsia="Arial" w:hAnsi="Arial"/>
@@ -16104,7 +16461,7 @@
               <w:spacing w:after="10" w:before="0"/>
               <w:ind w:left="120"/>
             </w:pPr>
-            <w:hyperlink w:history="1" r:id="rIdr7z6vtr_mj4szkwuw86tt">
+            <w:hyperlink w:history="1" r:id="rIdzqmbvh0tdte3lu70ijxo_">
               <w:r>
                 <w:rPr>
                   <w:rFonts w:ascii="Arial" w:cs="Arial" w:eastAsia="Arial" w:hAnsi="Arial"/>
@@ -16149,7 +16506,7 @@
             <w:pPr>
               <w:spacing w:after="20" w:before="0"/>
             </w:pPr>
-            <w:hyperlink w:history="1" r:id="rIdghcsisfn3uk3bqdochksv">
+            <w:hyperlink w:history="1" r:id="rIdafhkrr-al39nb40ftciyr">
               <w:r>
                 <w:rPr>
                   <w:rFonts w:ascii="Arial" w:cs="Arial" w:eastAsia="Arial" w:hAnsi="Arial"/>
@@ -16182,7 +16539,7 @@
               <w:spacing w:after="10" w:before="0"/>
               <w:ind w:left="120"/>
             </w:pPr>
-            <w:hyperlink w:history="1" r:id="rId74h0jvihdmxbfmxihqqlp">
+            <w:hyperlink w:history="1" r:id="rIddqly0-_lwkryhgphklqha">
               <w:r>
                 <w:rPr>
                   <w:rFonts w:ascii="Arial" w:cs="Arial" w:eastAsia="Arial" w:hAnsi="Arial"/>
@@ -16210,6 +16567,7 @@
           </w:tcPr>
           <w:p>
             <w:pPr>
+              <w:keepNext w:val="false"/>
               <w:spacing w:after="40" w:before="0"/>
               <w:jc w:val="left"/>
             </w:pPr>
@@ -16242,6 +16600,7 @@
           </w:tcPr>
           <w:p>
             <w:pPr>
+              <w:keepNext w:val="false"/>
               <w:spacing w:after="40" w:before="0"/>
               <w:jc w:val="left"/>
             </w:pPr>
@@ -16274,6 +16633,7 @@
           </w:tcPr>
           <w:p>
             <w:pPr>
+              <w:keepNext w:val="false"/>
               <w:spacing w:after="40" w:before="0"/>
               <w:jc w:val="left"/>
             </w:pPr>
@@ -16306,6 +16666,7 @@
           </w:tcPr>
           <w:p>
             <w:pPr>
+              <w:keepNext w:val="false"/>
               <w:spacing w:after="40" w:before="0"/>
               <w:jc w:val="left"/>
             </w:pPr>
@@ -16340,6 +16701,7 @@
           </w:tcPr>
           <w:p>
             <w:pPr>
+              <w:keepNext w:val="false"/>
               <w:spacing w:after="40" w:before="0"/>
               <w:jc w:val="left"/>
             </w:pPr>
@@ -16377,7 +16739,7 @@
             <w:pPr>
               <w:spacing w:after="20" w:before="0"/>
             </w:pPr>
-            <w:hyperlink w:history="1" r:id="rIdtsixmsncb5msusqwphjvz">
+            <w:hyperlink w:history="1" r:id="rIdhs0fbz7bxl9nqjxmodk_p">
               <w:r>
                 <w:rPr>
                   <w:rFonts w:ascii="Arial" w:cs="Arial" w:eastAsia="Arial" w:hAnsi="Arial"/>
@@ -16426,7 +16788,7 @@
               <w:spacing w:after="10" w:before="0"/>
               <w:ind w:left="120"/>
             </w:pPr>
-            <w:hyperlink w:history="1" r:id="rIdbamgaxetjmitc8fpsreg2">
+            <w:hyperlink w:history="1" r:id="rIdgb4hul5yxmkewc1rurs3q">
               <w:r>
                 <w:rPr>
                   <w:rFonts w:ascii="Arial" w:cs="Arial" w:eastAsia="Arial" w:hAnsi="Arial"/>
@@ -16471,7 +16833,7 @@
             <w:pPr>
               <w:spacing w:after="20" w:before="0"/>
             </w:pPr>
-            <w:hyperlink w:history="1" r:id="rIdpsah3h9eknh34dblipcqt">
+            <w:hyperlink w:history="1" r:id="rIdrl459-fadurjdfhmluj9o">
               <w:r>
                 <w:rPr>
                   <w:rFonts w:ascii="Arial" w:cs="Arial" w:eastAsia="Arial" w:hAnsi="Arial"/>
@@ -16504,7 +16866,7 @@
               <w:spacing w:after="10" w:before="0"/>
               <w:ind w:left="120"/>
             </w:pPr>
-            <w:hyperlink w:history="1" r:id="rIdftixna1petkelsziajgkp">
+            <w:hyperlink w:history="1" r:id="rId6ja_1ewyf57cy63steud4">
               <w:r>
                 <w:rPr>
                   <w:rFonts w:ascii="Arial" w:cs="Arial" w:eastAsia="Arial" w:hAnsi="Arial"/>
@@ -16532,6 +16894,7 @@
           </w:tcPr>
           <w:p>
             <w:pPr>
+              <w:keepNext w:val="false"/>
               <w:spacing w:after="40" w:before="0"/>
               <w:jc w:val="left"/>
             </w:pPr>
@@ -16564,6 +16927,7 @@
           </w:tcPr>
           <w:p>
             <w:pPr>
+              <w:keepNext w:val="false"/>
               <w:spacing w:after="40" w:before="0"/>
               <w:jc w:val="left"/>
             </w:pPr>
@@ -16596,6 +16960,7 @@
           </w:tcPr>
           <w:p>
             <w:pPr>
+              <w:keepNext w:val="false"/>
               <w:spacing w:after="40" w:before="0"/>
               <w:jc w:val="left"/>
             </w:pPr>
@@ -16628,6 +16993,7 @@
           </w:tcPr>
           <w:p>
             <w:pPr>
+              <w:keepNext w:val="false"/>
               <w:spacing w:after="40" w:before="0"/>
               <w:jc w:val="left"/>
             </w:pPr>
@@ -16662,6 +17028,7 @@
           </w:tcPr>
           <w:p>
             <w:pPr>
+              <w:keepNext w:val="false"/>
               <w:spacing w:after="40" w:before="0"/>
               <w:jc w:val="left"/>
             </w:pPr>
@@ -16699,7 +17066,7 @@
             <w:pPr>
               <w:spacing w:after="20" w:before="0"/>
             </w:pPr>
-            <w:hyperlink w:history="1" r:id="rIdmah19lxi-b30beiiqfh1i">
+            <w:hyperlink w:history="1" r:id="rIdtsktwv62ev4gvuch_arub">
               <w:r>
                 <w:rPr>
                   <w:rFonts w:ascii="Arial" w:cs="Arial" w:eastAsia="Arial" w:hAnsi="Arial"/>
@@ -16748,7 +17115,7 @@
               <w:spacing w:after="10" w:before="0"/>
               <w:ind w:left="120"/>
             </w:pPr>
-            <w:hyperlink w:history="1" r:id="rIdtichgd-kif3bcd2hra5xt">
+            <w:hyperlink w:history="1" r:id="rIdhznojdlchfofq3dfkxxwz">
               <w:r>
                 <w:rPr>
                   <w:rFonts w:ascii="Arial" w:cs="Arial" w:eastAsia="Arial" w:hAnsi="Arial"/>
@@ -16793,7 +17160,7 @@
             <w:pPr>
               <w:spacing w:after="20" w:before="0"/>
             </w:pPr>
-            <w:hyperlink w:history="1" r:id="rIdp48nivdyvb2vd7uitsafn">
+            <w:hyperlink w:history="1" r:id="rIdzhzdltirwe1cet5uc4ij6">
               <w:r>
                 <w:rPr>
                   <w:rFonts w:ascii="Arial" w:cs="Arial" w:eastAsia="Arial" w:hAnsi="Arial"/>
@@ -16826,7 +17193,7 @@
               <w:spacing w:after="10" w:before="0"/>
               <w:ind w:left="120"/>
             </w:pPr>
-            <w:hyperlink w:history="1" r:id="rIddcdikwrgminjl2sqsnnrp">
+            <w:hyperlink w:history="1" r:id="rId1rn_bpwk4hehpr3onci2z">
               <w:r>
                 <w:rPr>
                   <w:rFonts w:ascii="Arial" w:cs="Arial" w:eastAsia="Arial" w:hAnsi="Arial"/>
@@ -16854,6 +17221,7 @@
           </w:tcPr>
           <w:p>
             <w:pPr>
+              <w:keepNext w:val="false"/>
               <w:spacing w:after="40" w:before="0"/>
               <w:jc w:val="left"/>
             </w:pPr>
@@ -16886,6 +17254,7 @@
           </w:tcPr>
           <w:p>
             <w:pPr>
+              <w:keepNext w:val="false"/>
               <w:spacing w:after="40" w:before="0"/>
               <w:jc w:val="left"/>
             </w:pPr>
@@ -16918,6 +17287,7 @@
           </w:tcPr>
           <w:p>
             <w:pPr>
+              <w:keepNext w:val="false"/>
               <w:spacing w:after="40" w:before="0"/>
               <w:jc w:val="left"/>
             </w:pPr>
@@ -16950,6 +17320,7 @@
           </w:tcPr>
           <w:p>
             <w:pPr>
+              <w:keepNext w:val="false"/>
               <w:spacing w:after="40" w:before="0"/>
               <w:jc w:val="left"/>
             </w:pPr>
@@ -16984,6 +17355,7 @@
           </w:tcPr>
           <w:p>
             <w:pPr>
+              <w:keepNext w:val="false"/>
               <w:spacing w:after="40" w:before="0"/>
               <w:jc w:val="left"/>
             </w:pPr>
@@ -17021,7 +17393,7 @@
             <w:pPr>
               <w:spacing w:after="20" w:before="0"/>
             </w:pPr>
-            <w:hyperlink w:history="1" r:id="rIdmfupitrkawt1wzr38qdyi">
+            <w:hyperlink w:history="1" r:id="rIdnavji7zqvpoiejhcxekzc">
               <w:r>
                 <w:rPr>
                   <w:rFonts w:ascii="Arial" w:cs="Arial" w:eastAsia="Arial" w:hAnsi="Arial"/>
@@ -17070,7 +17442,7 @@
               <w:spacing w:after="10" w:before="0"/>
               <w:ind w:left="120"/>
             </w:pPr>
-            <w:hyperlink w:history="1" r:id="rId9u6g4j9fwlwasp7yaoxjj">
+            <w:hyperlink w:history="1" r:id="rId-klmuxsd1i8e69gt9xele">
               <w:r>
                 <w:rPr>
                   <w:rFonts w:ascii="Arial" w:cs="Arial" w:eastAsia="Arial" w:hAnsi="Arial"/>
@@ -17115,7 +17487,7 @@
             <w:pPr>
               <w:spacing w:after="20" w:before="0"/>
             </w:pPr>
-            <w:hyperlink w:history="1" r:id="rIdugz-1uqimg1ea2ux7dvfc">
+            <w:hyperlink w:history="1" r:id="rIdagcvng3dtn2gdcajbax_n">
               <w:r>
                 <w:rPr>
                   <w:rFonts w:ascii="Arial" w:cs="Arial" w:eastAsia="Arial" w:hAnsi="Arial"/>
@@ -17148,7 +17520,7 @@
               <w:spacing w:after="10" w:before="0"/>
               <w:ind w:left="120"/>
             </w:pPr>
-            <w:hyperlink w:history="1" r:id="rIdyiumfazquxpmtbjsd00ik">
+            <w:hyperlink w:history="1" r:id="rId-a8jiz60ouyckgujetshn">
               <w:r>
                 <w:rPr>
                   <w:rFonts w:ascii="Arial" w:cs="Arial" w:eastAsia="Arial" w:hAnsi="Arial"/>
@@ -17176,6 +17548,7 @@
           </w:tcPr>
           <w:p>
             <w:pPr>
+              <w:keepNext w:val="false"/>
               <w:spacing w:after="40" w:before="0"/>
               <w:jc w:val="left"/>
             </w:pPr>
@@ -17208,6 +17581,7 @@
           </w:tcPr>
           <w:p>
             <w:pPr>
+              <w:keepNext w:val="false"/>
               <w:spacing w:after="40" w:before="0"/>
               <w:jc w:val="left"/>
             </w:pPr>
@@ -17240,6 +17614,7 @@
           </w:tcPr>
           <w:p>
             <w:pPr>
+              <w:keepNext w:val="false"/>
               <w:spacing w:after="40" w:before="0"/>
               <w:jc w:val="left"/>
             </w:pPr>
@@ -17272,6 +17647,7 @@
           </w:tcPr>
           <w:p>
             <w:pPr>
+              <w:keepNext w:val="false"/>
               <w:spacing w:after="40" w:before="0"/>
               <w:jc w:val="left"/>
             </w:pPr>
@@ -17331,6 +17707,7 @@
           </w:tcPr>
           <w:p>
             <w:pPr>
+              <w:keepNext w:val="false"/>
               <w:spacing w:after="40" w:before="0"/>
               <w:jc w:val="center"/>
             </w:pPr>
@@ -17365,6 +17742,7 @@
           </w:tcPr>
           <w:p>
             <w:pPr>
+              <w:keepNext w:val="false"/>
               <w:spacing w:after="40" w:before="0"/>
               <w:jc w:val="left"/>
             </w:pPr>
@@ -17426,6 +17804,7 @@
           </w:tcPr>
           <w:p>
             <w:pPr>
+              <w:keepNext w:val="false"/>
               <w:spacing w:after="40" w:before="0"/>
               <w:jc w:val="center"/>
             </w:pPr>
@@ -17460,6 +17839,7 @@
           </w:tcPr>
           <w:p>
             <w:pPr>
+              <w:keepNext w:val="false"/>
               <w:spacing w:after="40" w:before="0"/>
               <w:jc w:val="left"/>
             </w:pPr>
@@ -17492,6 +17872,7 @@
           </w:tcPr>
           <w:p>
             <w:pPr>
+              <w:keepNext w:val="false"/>
               <w:spacing w:after="40" w:before="0"/>
               <w:jc w:val="left"/>
             </w:pPr>
@@ -17526,6 +17907,7 @@
           </w:tcPr>
           <w:p>
             <w:pPr>
+              <w:keepNext w:val="false"/>
               <w:spacing w:after="40" w:before="0"/>
               <w:jc w:val="left"/>
             </w:pPr>
@@ -17558,6 +17940,7 @@
           </w:tcPr>
           <w:p>
             <w:pPr>
+              <w:keepNext w:val="false"/>
               <w:spacing w:after="40" w:before="0"/>
               <w:jc w:val="left"/>
             </w:pPr>
@@ -17592,6 +17975,7 @@
           </w:tcPr>
           <w:p>
             <w:pPr>
+              <w:keepNext w:val="false"/>
               <w:spacing w:after="40" w:before="0"/>
               <w:jc w:val="left"/>
             </w:pPr>
@@ -17624,6 +18008,7 @@
           </w:tcPr>
           <w:p>
             <w:pPr>
+              <w:keepNext w:val="false"/>
               <w:spacing w:after="40" w:before="0"/>
               <w:jc w:val="left"/>
             </w:pPr>
@@ -17660,7 +18045,7 @@
         </w:rPr>
         <w:t xml:space="preserve">© 2026 SeaVuria and ARES. Aligned with KICD objectives. Developed by SeaVuria; technical implementation by ARES (with AI assistance from Claude). Licensed under </w:t>
       </w:r>
-      <w:hyperlink w:history="1" r:id="rIdry2o58ewkirvrd4tqhyva">
+      <w:hyperlink w:history="1" r:id="rIdmc57l66fsu8fjtsjgo3ax">
         <w:r>
           <w:rPr>
             <w:rFonts w:ascii="Arial" w:cs="Arial" w:eastAsia="Arial" w:hAnsi="Arial"/>
@@ -17681,7 +18066,7 @@
         </w:rPr>
         <w:t xml:space="preserve"> (</w:t>
       </w:r>
-      <w:hyperlink w:history="1" r:id="rIdaxjazlzl9pj04qg-_7lnr">
+      <w:hyperlink w:history="1" r:id="rIdioq5ixhvjnnkktwowjwp8">
         <w:r>
           <w:rPr>
             <w:rFonts w:ascii="Arial" w:cs="Arial" w:eastAsia="Arial" w:hAnsi="Arial"/>
@@ -17741,6 +18126,7 @@
           </w:tcPr>
           <w:p>
             <w:pPr>
+              <w:keepNext w:val="false"/>
               <w:spacing w:after="40" w:before="0"/>
               <w:jc w:val="center"/>
             </w:pPr>
@@ -17776,6 +18162,7 @@
           </w:tcPr>
           <w:p>
             <w:pPr>
+              <w:keepNext w:val="false"/>
               <w:spacing w:after="40" w:before="0"/>
               <w:jc w:val="center"/>
             </w:pPr>
@@ -17810,6 +18197,7 @@
           </w:tcPr>
           <w:p>
             <w:pPr>
+              <w:keepNext w:val="false"/>
               <w:spacing w:after="40" w:before="0"/>
               <w:jc w:val="left"/>
             </w:pPr>
@@ -17842,6 +18230,7 @@
           </w:tcPr>
           <w:p>
             <w:pPr>
+              <w:keepNext w:val="false"/>
               <w:spacing w:after="40" w:before="0"/>
               <w:jc w:val="left"/>
             </w:pPr>
@@ -17876,6 +18265,7 @@
           </w:tcPr>
           <w:p>
             <w:pPr>
+              <w:keepNext w:val="false"/>
               <w:spacing w:after="40" w:before="0"/>
               <w:jc w:val="left"/>
             </w:pPr>
@@ -17908,6 +18298,7 @@
           </w:tcPr>
           <w:p>
             <w:pPr>
+              <w:keepNext w:val="false"/>
               <w:spacing w:after="40" w:before="0"/>
               <w:jc w:val="left"/>
             </w:pPr>
@@ -17942,6 +18333,7 @@
           </w:tcPr>
           <w:p>
             <w:pPr>
+              <w:keepNext w:val="false"/>
               <w:spacing w:after="40" w:before="0"/>
               <w:jc w:val="left"/>
             </w:pPr>
@@ -18049,6 +18441,7 @@
           </w:tcPr>
           <w:p>
             <w:pPr>
+              <w:keepNext w:val="false"/>
               <w:spacing w:after="40" w:before="0"/>
               <w:jc w:val="left"/>
             </w:pPr>
@@ -18136,6 +18529,7 @@
           </w:tcPr>
           <w:p>
             <w:pPr>
+              <w:keepNext w:val="false"/>
               <w:spacing w:after="40" w:before="0"/>
               <w:jc w:val="left"/>
             </w:pPr>
@@ -18223,6 +18617,7 @@
           </w:tcPr>
           <w:p>
             <w:pPr>
+              <w:keepNext w:val="false"/>
               <w:spacing w:after="40" w:before="0"/>
               <w:jc w:val="left"/>
             </w:pPr>
@@ -18255,6 +18650,7 @@
           </w:tcPr>
           <w:p>
             <w:pPr>
+              <w:keepNext w:val="false"/>
               <w:spacing w:after="40" w:before="0"/>
               <w:jc w:val="left"/>
             </w:pPr>
@@ -18289,6 +18685,7 @@
           </w:tcPr>
           <w:p>
             <w:pPr>
+              <w:keepNext w:val="false"/>
               <w:spacing w:after="40" w:before="0"/>
               <w:jc w:val="left"/>
             </w:pPr>
@@ -18321,6 +18718,7 @@
           </w:tcPr>
           <w:p>
             <w:pPr>
+              <w:keepNext w:val="false"/>
               <w:spacing w:after="40" w:before="0"/>
               <w:jc w:val="left"/>
             </w:pPr>
@@ -18355,6 +18753,7 @@
           </w:tcPr>
           <w:p>
             <w:pPr>
+              <w:keepNext w:val="false"/>
               <w:spacing w:after="40" w:before="0"/>
               <w:jc w:val="left"/>
             </w:pPr>
@@ -18387,6 +18786,7 @@
           </w:tcPr>
           <w:p>
             <w:pPr>
+              <w:keepNext w:val="false"/>
               <w:spacing w:after="40" w:before="0"/>
               <w:jc w:val="left"/>
             </w:pPr>
@@ -18446,6 +18846,7 @@
           </w:tcPr>
           <w:p>
             <w:pPr>
+              <w:keepNext w:val="false"/>
               <w:spacing w:after="40" w:before="0"/>
               <w:jc w:val="center"/>
             </w:pPr>
@@ -18480,6 +18881,7 @@
           </w:tcPr>
           <w:p>
             <w:pPr>
+              <w:keepNext w:val="false"/>
               <w:spacing w:after="40" w:before="0"/>
               <w:jc w:val="left"/>
             </w:pPr>
@@ -18499,6 +18901,7 @@
           </w:p>
           <w:p>
             <w:pPr>
+              <w:keepNext w:val="false"/>
               <w:spacing w:after="40" w:before="0"/>
               <w:jc w:val="left"/>
             </w:pPr>
@@ -18518,6 +18921,7 @@
           </w:p>
           <w:p>
             <w:pPr>
+              <w:keepNext w:val="false"/>
               <w:spacing w:after="40" w:before="0"/>
               <w:jc w:val="left"/>
             </w:pPr>
@@ -18537,6 +18941,7 @@
           </w:p>
           <w:p>
             <w:pPr>
+              <w:keepNext w:val="false"/>
               <w:spacing w:after="40" w:before="0"/>
               <w:jc w:val="left"/>
             </w:pPr>
@@ -18556,6 +18961,7 @@
           </w:p>
           <w:p>
             <w:pPr>
+              <w:keepNext w:val="false"/>
               <w:spacing w:after="40" w:before="0"/>
               <w:jc w:val="left"/>
             </w:pPr>
@@ -18620,6 +19026,7 @@
           </w:tcPr>
           <w:p>
             <w:pPr>
+              <w:keepNext w:val="false"/>
               <w:spacing w:after="40" w:before="0"/>
               <w:jc w:val="center"/>
             </w:pPr>
@@ -18654,6 +19061,7 @@
           </w:tcPr>
           <w:p>
             <w:pPr>
+              <w:keepNext w:val="false"/>
               <w:spacing w:after="40" w:before="0"/>
               <w:jc w:val="left"/>
             </w:pPr>
@@ -18686,6 +19094,7 @@
           </w:tcPr>
           <w:p>
             <w:pPr>
+              <w:keepNext w:val="false"/>
               <w:spacing w:after="40" w:before="0"/>
               <w:jc w:val="left"/>
             </w:pPr>
@@ -18718,6 +19127,7 @@
           </w:tcPr>
           <w:p>
             <w:pPr>
+              <w:keepNext w:val="false"/>
               <w:spacing w:after="40" w:before="0"/>
               <w:jc w:val="left"/>
             </w:pPr>
@@ -18750,6 +19160,7 @@
           </w:tcPr>
           <w:p>
             <w:pPr>
+              <w:keepNext w:val="false"/>
               <w:spacing w:after="40" w:before="0"/>
               <w:jc w:val="left"/>
             </w:pPr>
@@ -18782,6 +19193,7 @@
           </w:tcPr>
           <w:p>
             <w:pPr>
+              <w:keepNext w:val="false"/>
               <w:spacing w:after="40" w:before="0"/>
               <w:jc w:val="left"/>
             </w:pPr>
@@ -18816,6 +19228,7 @@
           </w:tcPr>
           <w:p>
             <w:pPr>
+              <w:keepNext w:val="false"/>
               <w:spacing w:after="40" w:before="0"/>
               <w:jc w:val="left"/>
             </w:pPr>
@@ -18853,7 +19266,7 @@
             <w:pPr>
               <w:spacing w:after="20" w:before="0"/>
             </w:pPr>
-            <w:hyperlink w:history="1" r:id="rId0zrzozxs4kzprqa7vnfiq">
+            <w:hyperlink w:history="1" r:id="rIde_ozzjoql0pm5caddn64i">
               <w:r>
                 <w:rPr>
                   <w:rFonts w:ascii="Arial" w:cs="Arial" w:eastAsia="Arial" w:hAnsi="Arial"/>
@@ -18886,7 +19299,7 @@
               <w:spacing w:after="10" w:before="0"/>
               <w:ind w:left="120"/>
             </w:pPr>
-            <w:hyperlink w:history="1" r:id="rIdsadt9m_ouhb7sctc8rtp5">
+            <w:hyperlink w:history="1" r:id="rIdy4d3zjpfn4w46n6aezjvc">
               <w:r>
                 <w:rPr>
                   <w:rFonts w:ascii="Arial" w:cs="Arial" w:eastAsia="Arial" w:hAnsi="Arial"/>
@@ -18931,7 +19344,7 @@
             <w:pPr>
               <w:spacing w:after="20" w:before="0"/>
             </w:pPr>
-            <w:hyperlink w:history="1" r:id="rId3yz3tdebv8hmuikmsinmd">
+            <w:hyperlink w:history="1" r:id="rIddwngxlayfugn79ogdupnt">
               <w:r>
                 <w:rPr>
                   <w:rFonts w:ascii="Arial" w:cs="Arial" w:eastAsia="Arial" w:hAnsi="Arial"/>
@@ -18964,7 +19377,7 @@
               <w:spacing w:after="10" w:before="0"/>
               <w:ind w:left="120"/>
             </w:pPr>
-            <w:hyperlink w:history="1" r:id="rIdza4jsrpot7oxnmhbqchfh">
+            <w:hyperlink w:history="1" r:id="rIdp7cck-v0jnprmogrhj3pj">
               <w:r>
                 <w:rPr>
                   <w:rFonts w:ascii="Arial" w:cs="Arial" w:eastAsia="Arial" w:hAnsi="Arial"/>
@@ -18992,6 +19405,7 @@
           </w:tcPr>
           <w:p>
             <w:pPr>
+              <w:keepNext w:val="false"/>
               <w:spacing w:after="40" w:before="0"/>
               <w:jc w:val="left"/>
             </w:pPr>
@@ -19024,6 +19438,7 @@
           </w:tcPr>
           <w:p>
             <w:pPr>
+              <w:keepNext w:val="false"/>
               <w:spacing w:after="40" w:before="0"/>
               <w:jc w:val="left"/>
             </w:pPr>
@@ -19056,6 +19471,7 @@
           </w:tcPr>
           <w:p>
             <w:pPr>
+              <w:keepNext w:val="false"/>
               <w:spacing w:after="40" w:before="0"/>
               <w:jc w:val="left"/>
             </w:pPr>
@@ -19088,6 +19504,7 @@
           </w:tcPr>
           <w:p>
             <w:pPr>
+              <w:keepNext w:val="false"/>
               <w:spacing w:after="40" w:before="0"/>
               <w:jc w:val="left"/>
             </w:pPr>
@@ -19122,6 +19539,7 @@
           </w:tcPr>
           <w:p>
             <w:pPr>
+              <w:keepNext w:val="false"/>
               <w:spacing w:after="40" w:before="0"/>
               <w:jc w:val="left"/>
             </w:pPr>
@@ -19159,7 +19577,7 @@
             <w:pPr>
               <w:spacing w:after="20" w:before="0"/>
             </w:pPr>
-            <w:hyperlink w:history="1" r:id="rIdrxyj5pwwmkbdn8mf6cce7">
+            <w:hyperlink w:history="1" r:id="rIdcqsyye6wt0x8kiuwmbr-c">
               <w:r>
                 <w:rPr>
                   <w:rFonts w:ascii="Arial" w:cs="Arial" w:eastAsia="Arial" w:hAnsi="Arial"/>
@@ -19192,7 +19610,7 @@
               <w:spacing w:after="10" w:before="0"/>
               <w:ind w:left="120"/>
             </w:pPr>
-            <w:hyperlink w:history="1" r:id="rIdgq5-r9dhwz6hqwn5myej6">
+            <w:hyperlink w:history="1" r:id="rId2wbxjuk8gjiz7ckwiieha">
               <w:r>
                 <w:rPr>
                   <w:rFonts w:ascii="Arial" w:cs="Arial" w:eastAsia="Arial" w:hAnsi="Arial"/>
@@ -19237,7 +19655,7 @@
             <w:pPr>
               <w:spacing w:after="20" w:before="0"/>
             </w:pPr>
-            <w:hyperlink w:history="1" r:id="rIddfe0e8iorfbjru2bxvb1y">
+            <w:hyperlink w:history="1" r:id="rIdqt0ugqfpncqc_zltzm4mz">
               <w:r>
                 <w:rPr>
                   <w:rFonts w:ascii="Arial" w:cs="Arial" w:eastAsia="Arial" w:hAnsi="Arial"/>
@@ -19270,7 +19688,7 @@
               <w:spacing w:after="10" w:before="0"/>
               <w:ind w:left="120"/>
             </w:pPr>
-            <w:hyperlink w:history="1" r:id="rId9lqhjgptmjife-uutrj11">
+            <w:hyperlink w:history="1" r:id="rIdv5nepfcrz4tg6cs2zvo7y">
               <w:r>
                 <w:rPr>
                   <w:rFonts w:ascii="Arial" w:cs="Arial" w:eastAsia="Arial" w:hAnsi="Arial"/>
@@ -19298,6 +19716,7 @@
           </w:tcPr>
           <w:p>
             <w:pPr>
+              <w:keepNext w:val="false"/>
               <w:spacing w:after="40" w:before="0"/>
               <w:jc w:val="left"/>
             </w:pPr>
@@ -19330,6 +19749,7 @@
           </w:tcPr>
           <w:p>
             <w:pPr>
+              <w:keepNext w:val="false"/>
               <w:spacing w:after="40" w:before="0"/>
               <w:jc w:val="left"/>
             </w:pPr>
@@ -19362,6 +19782,7 @@
           </w:tcPr>
           <w:p>
             <w:pPr>
+              <w:keepNext w:val="false"/>
               <w:spacing w:after="40" w:before="0"/>
               <w:jc w:val="left"/>
             </w:pPr>
@@ -19394,6 +19815,7 @@
           </w:tcPr>
           <w:p>
             <w:pPr>
+              <w:keepNext w:val="false"/>
               <w:spacing w:after="40" w:before="0"/>
               <w:jc w:val="left"/>
             </w:pPr>
@@ -19428,6 +19850,7 @@
           </w:tcPr>
           <w:p>
             <w:pPr>
+              <w:keepNext w:val="false"/>
               <w:spacing w:after="40" w:before="0"/>
               <w:jc w:val="left"/>
             </w:pPr>
@@ -19465,7 +19888,7 @@
             <w:pPr>
               <w:spacing w:after="20" w:before="0"/>
             </w:pPr>
-            <w:hyperlink w:history="1" r:id="rIdzmlrfjjr54eu9_eqd1xks">
+            <w:hyperlink w:history="1" r:id="rIdguklb-ycp3v3rx-prsa4r">
               <w:r>
                 <w:rPr>
                   <w:rFonts w:ascii="Arial" w:cs="Arial" w:eastAsia="Arial" w:hAnsi="Arial"/>
@@ -19498,7 +19921,7 @@
               <w:spacing w:after="10" w:before="0"/>
               <w:ind w:left="120"/>
             </w:pPr>
-            <w:hyperlink w:history="1" r:id="rIdnb5zvgrie1xhinq69d7m-">
+            <w:hyperlink w:history="1" r:id="rId3xewghrbgo8lpxoxliy5b">
               <w:r>
                 <w:rPr>
                   <w:rFonts w:ascii="Arial" w:cs="Arial" w:eastAsia="Arial" w:hAnsi="Arial"/>
@@ -19543,7 +19966,7 @@
             <w:pPr>
               <w:spacing w:after="20" w:before="0"/>
             </w:pPr>
-            <w:hyperlink w:history="1" r:id="rIdj0iaeptrwrsx13ngwq8mg">
+            <w:hyperlink w:history="1" r:id="rId53d_hezddc7jnvqi8hltk">
               <w:r>
                 <w:rPr>
                   <w:rFonts w:ascii="Arial" w:cs="Arial" w:eastAsia="Arial" w:hAnsi="Arial"/>
@@ -19592,7 +20015,7 @@
               <w:spacing w:after="10" w:before="0"/>
               <w:ind w:left="120"/>
             </w:pPr>
-            <w:hyperlink w:history="1" r:id="rIdwhml1jn9ufhuc3lo5ouap">
+            <w:hyperlink w:history="1" r:id="rIdjhigotx39it7b2mzhhjwr">
               <w:r>
                 <w:rPr>
                   <w:rFonts w:ascii="Arial" w:cs="Arial" w:eastAsia="Arial" w:hAnsi="Arial"/>
@@ -19620,6 +20043,7 @@
           </w:tcPr>
           <w:p>
             <w:pPr>
+              <w:keepNext w:val="false"/>
               <w:spacing w:after="40" w:before="0"/>
               <w:jc w:val="left"/>
             </w:pPr>
@@ -19652,6 +20076,7 @@
           </w:tcPr>
           <w:p>
             <w:pPr>
+              <w:keepNext w:val="false"/>
               <w:spacing w:after="40" w:before="0"/>
               <w:jc w:val="left"/>
             </w:pPr>
@@ -19684,6 +20109,7 @@
           </w:tcPr>
           <w:p>
             <w:pPr>
+              <w:keepNext w:val="false"/>
               <w:spacing w:after="40" w:before="0"/>
               <w:jc w:val="left"/>
             </w:pPr>
@@ -19716,6 +20142,7 @@
           </w:tcPr>
           <w:p>
             <w:pPr>
+              <w:keepNext w:val="false"/>
               <w:spacing w:after="40" w:before="0"/>
               <w:jc w:val="left"/>
             </w:pPr>
@@ -19750,6 +20177,7 @@
           </w:tcPr>
           <w:p>
             <w:pPr>
+              <w:keepNext w:val="false"/>
               <w:spacing w:after="40" w:before="0"/>
               <w:jc w:val="left"/>
             </w:pPr>
@@ -19787,7 +20215,7 @@
             <w:pPr>
               <w:spacing w:after="20" w:before="0"/>
             </w:pPr>
-            <w:hyperlink w:history="1" r:id="rIdrtsopmlgna22wc4kvcbqm">
+            <w:hyperlink w:history="1" r:id="rIdgcdemi1zuwhlcbfaui9j-">
               <w:r>
                 <w:rPr>
                   <w:rFonts w:ascii="Arial" w:cs="Arial" w:eastAsia="Arial" w:hAnsi="Arial"/>
@@ -19820,7 +20248,7 @@
               <w:spacing w:after="10" w:before="0"/>
               <w:ind w:left="120"/>
             </w:pPr>
-            <w:hyperlink w:history="1" r:id="rIdiudzd1cqmhcpk1oejbmr2">
+            <w:hyperlink w:history="1" r:id="rIdkjkyrgfcgvddbekfcre6y">
               <w:r>
                 <w:rPr>
                   <w:rFonts w:ascii="Arial" w:cs="Arial" w:eastAsia="Arial" w:hAnsi="Arial"/>
@@ -19865,7 +20293,7 @@
             <w:pPr>
               <w:spacing w:after="20" w:before="0"/>
             </w:pPr>
-            <w:hyperlink w:history="1" r:id="rIdbespgos4upuzorq_dymgh">
+            <w:hyperlink w:history="1" r:id="rIdadk7sgjcovkedunmt43tf">
               <w:r>
                 <w:rPr>
                   <w:rFonts w:ascii="Arial" w:cs="Arial" w:eastAsia="Arial" w:hAnsi="Arial"/>
@@ -19914,7 +20342,7 @@
               <w:spacing w:after="10" w:before="0"/>
               <w:ind w:left="120"/>
             </w:pPr>
-            <w:hyperlink w:history="1" r:id="rIdxxyvvbmzt6zkpdejfieq5">
+            <w:hyperlink w:history="1" r:id="rIdjxoaevrpgeztfh5ug7ssn">
               <w:r>
                 <w:rPr>
                   <w:rFonts w:ascii="Arial" w:cs="Arial" w:eastAsia="Arial" w:hAnsi="Arial"/>
@@ -19942,6 +20370,7 @@
           </w:tcPr>
           <w:p>
             <w:pPr>
+              <w:keepNext w:val="false"/>
               <w:spacing w:after="40" w:before="0"/>
               <w:jc w:val="left"/>
             </w:pPr>
@@ -19974,6 +20403,7 @@
           </w:tcPr>
           <w:p>
             <w:pPr>
+              <w:keepNext w:val="false"/>
               <w:spacing w:after="40" w:before="0"/>
               <w:jc w:val="left"/>
             </w:pPr>
@@ -20006,6 +20436,7 @@
           </w:tcPr>
           <w:p>
             <w:pPr>
+              <w:keepNext w:val="false"/>
               <w:spacing w:after="40" w:before="0"/>
               <w:jc w:val="left"/>
             </w:pPr>
@@ -20038,6 +20469,7 @@
           </w:tcPr>
           <w:p>
             <w:pPr>
+              <w:keepNext w:val="false"/>
               <w:spacing w:after="40" w:before="0"/>
               <w:jc w:val="left"/>
             </w:pPr>
@@ -20072,6 +20504,7 @@
           </w:tcPr>
           <w:p>
             <w:pPr>
+              <w:keepNext w:val="false"/>
               <w:spacing w:after="40" w:before="0"/>
               <w:jc w:val="left"/>
             </w:pPr>
@@ -20109,7 +20542,7 @@
             <w:pPr>
               <w:spacing w:after="20" w:before="0"/>
             </w:pPr>
-            <w:hyperlink w:history="1" r:id="rIddhqifnejsdasgzcmwitwo">
+            <w:hyperlink w:history="1" r:id="rIdq910gkc3u4uw-xk7ulhro">
               <w:r>
                 <w:rPr>
                   <w:rFonts w:ascii="Arial" w:cs="Arial" w:eastAsia="Arial" w:hAnsi="Arial"/>
@@ -20142,7 +20575,7 @@
               <w:spacing w:after="10" w:before="0"/>
               <w:ind w:left="120"/>
             </w:pPr>
-            <w:hyperlink w:history="1" r:id="rIdzglhpjzx0t_rik0pcp_rb">
+            <w:hyperlink w:history="1" r:id="rId1npw03ql21sfnpj6nobwq">
               <w:r>
                 <w:rPr>
                   <w:rFonts w:ascii="Arial" w:cs="Arial" w:eastAsia="Arial" w:hAnsi="Arial"/>
@@ -20187,7 +20620,7 @@
             <w:pPr>
               <w:spacing w:after="20" w:before="0"/>
             </w:pPr>
-            <w:hyperlink w:history="1" r:id="rId6yl7_w3iqz5hoib6rr0nn">
+            <w:hyperlink w:history="1" r:id="rIdlcoy1kkmusrij4v3jpht0">
               <w:r>
                 <w:rPr>
                   <w:rFonts w:ascii="Arial" w:cs="Arial" w:eastAsia="Arial" w:hAnsi="Arial"/>
@@ -20236,7 +20669,7 @@
               <w:spacing w:after="10" w:before="0"/>
               <w:ind w:left="120"/>
             </w:pPr>
-            <w:hyperlink w:history="1" r:id="rIdd5rrdcyq-ja8vu_woybie">
+            <w:hyperlink w:history="1" r:id="rIdx9sb9voi7gzn48ytl7ra7">
               <w:r>
                 <w:rPr>
                   <w:rFonts w:ascii="Arial" w:cs="Arial" w:eastAsia="Arial" w:hAnsi="Arial"/>
@@ -20264,6 +20697,7 @@
           </w:tcPr>
           <w:p>
             <w:pPr>
+              <w:keepNext w:val="false"/>
               <w:spacing w:after="40" w:before="0"/>
               <w:jc w:val="left"/>
             </w:pPr>
@@ -20296,6 +20730,7 @@
           </w:tcPr>
           <w:p>
             <w:pPr>
+              <w:keepNext w:val="false"/>
               <w:spacing w:after="40" w:before="0"/>
               <w:jc w:val="left"/>
             </w:pPr>
@@ -20328,6 +20763,7 @@
           </w:tcPr>
           <w:p>
             <w:pPr>
+              <w:keepNext w:val="false"/>
               <w:spacing w:after="40" w:before="0"/>
               <w:jc w:val="left"/>
             </w:pPr>
@@ -20360,6 +20796,7 @@
           </w:tcPr>
           <w:p>
             <w:pPr>
+              <w:keepNext w:val="false"/>
               <w:spacing w:after="40" w:before="0"/>
               <w:jc w:val="left"/>
             </w:pPr>
@@ -20419,6 +20856,7 @@
           </w:tcPr>
           <w:p>
             <w:pPr>
+              <w:keepNext w:val="false"/>
               <w:spacing w:after="40" w:before="0"/>
               <w:jc w:val="center"/>
             </w:pPr>
@@ -20453,6 +20891,7 @@
           </w:tcPr>
           <w:p>
             <w:pPr>
+              <w:keepNext w:val="false"/>
               <w:spacing w:after="40" w:before="0"/>
               <w:jc w:val="left"/>
             </w:pPr>
@@ -20472,6 +20911,7 @@
           </w:p>
           <w:p>
             <w:pPr>
+              <w:keepNext w:val="false"/>
               <w:spacing w:after="40" w:before="0"/>
               <w:jc w:val="left"/>
             </w:pPr>
@@ -20491,6 +20931,7 @@
           </w:p>
           <w:p>
             <w:pPr>
+              <w:keepNext w:val="false"/>
               <w:spacing w:after="40" w:before="0"/>
               <w:jc w:val="left"/>
             </w:pPr>
@@ -20510,6 +20951,7 @@
           </w:p>
           <w:p>
             <w:pPr>
+              <w:keepNext w:val="false"/>
               <w:spacing w:after="40" w:before="0"/>
               <w:jc w:val="left"/>
             </w:pPr>
@@ -20529,6 +20971,7 @@
           </w:p>
           <w:p>
             <w:pPr>
+              <w:keepNext w:val="false"/>
               <w:spacing w:after="40" w:before="0"/>
               <w:jc w:val="left"/>
             </w:pPr>
@@ -20590,6 +21033,7 @@
           </w:tcPr>
           <w:p>
             <w:pPr>
+              <w:keepNext w:val="false"/>
               <w:spacing w:after="40" w:before="0"/>
               <w:jc w:val="center"/>
             </w:pPr>
@@ -20624,6 +21068,7 @@
           </w:tcPr>
           <w:p>
             <w:pPr>
+              <w:keepNext w:val="false"/>
               <w:spacing w:after="40" w:before="0"/>
               <w:jc w:val="left"/>
             </w:pPr>
@@ -20656,6 +21101,7 @@
           </w:tcPr>
           <w:p>
             <w:pPr>
+              <w:keepNext w:val="false"/>
               <w:spacing w:after="40" w:before="0"/>
               <w:jc w:val="left"/>
             </w:pPr>
@@ -20690,6 +21136,7 @@
           </w:tcPr>
           <w:p>
             <w:pPr>
+              <w:keepNext w:val="false"/>
               <w:spacing w:after="40" w:before="0"/>
               <w:jc w:val="left"/>
             </w:pPr>
@@ -20722,6 +21169,7 @@
           </w:tcPr>
           <w:p>
             <w:pPr>
+              <w:keepNext w:val="false"/>
               <w:spacing w:after="40" w:before="0"/>
               <w:jc w:val="left"/>
             </w:pPr>
@@ -20756,6 +21204,7 @@
           </w:tcPr>
           <w:p>
             <w:pPr>
+              <w:keepNext w:val="false"/>
               <w:spacing w:after="40" w:before="0"/>
               <w:jc w:val="left"/>
             </w:pPr>
@@ -20788,6 +21237,7 @@
           </w:tcPr>
           <w:p>
             <w:pPr>
+              <w:keepNext w:val="false"/>
               <w:spacing w:after="40" w:before="0"/>
               <w:jc w:val="left"/>
             </w:pPr>
@@ -20824,7 +21274,7 @@
         </w:rPr>
         <w:t xml:space="preserve">© 2026 SeaVuria and ARES. Aligned with KICD objectives. Developed by SeaVuria; technical implementation by ARES (with AI assistance from Claude). Licensed under </w:t>
       </w:r>
-      <w:hyperlink w:history="1" r:id="rIdm-eizpkxrsrx3p8itsd4q">
+      <w:hyperlink w:history="1" r:id="rId20p2t12ns2tocx1zohz9e">
         <w:r>
           <w:rPr>
             <w:rFonts w:ascii="Arial" w:cs="Arial" w:eastAsia="Arial" w:hAnsi="Arial"/>
@@ -20845,7 +21295,7 @@
         </w:rPr>
         <w:t xml:space="preserve"> (</w:t>
       </w:r>
-      <w:hyperlink w:history="1" r:id="rIdwskph4pojc7acpa-8ysac">
+      <w:hyperlink w:history="1" r:id="rIdupnk6zgmdbuy-yh898_hm">
         <w:r>
           <w:rPr>
             <w:rFonts w:ascii="Arial" w:cs="Arial" w:eastAsia="Arial" w:hAnsi="Arial"/>
@@ -20905,6 +21355,7 @@
           </w:tcPr>
           <w:p>
             <w:pPr>
+              <w:keepNext w:val="false"/>
               <w:spacing w:after="40" w:before="0"/>
               <w:jc w:val="center"/>
             </w:pPr>
@@ -20940,6 +21391,7 @@
           </w:tcPr>
           <w:p>
             <w:pPr>
+              <w:keepNext w:val="false"/>
               <w:spacing w:after="40" w:before="0"/>
               <w:jc w:val="center"/>
             </w:pPr>
@@ -20974,6 +21426,7 @@
           </w:tcPr>
           <w:p>
             <w:pPr>
+              <w:keepNext w:val="false"/>
               <w:spacing w:after="40" w:before="0"/>
               <w:jc w:val="left"/>
             </w:pPr>
@@ -21006,6 +21459,7 @@
           </w:tcPr>
           <w:p>
             <w:pPr>
+              <w:keepNext w:val="false"/>
               <w:spacing w:after="40" w:before="0"/>
               <w:jc w:val="left"/>
             </w:pPr>
@@ -21040,6 +21494,7 @@
           </w:tcPr>
           <w:p>
             <w:pPr>
+              <w:keepNext w:val="false"/>
               <w:spacing w:after="40" w:before="0"/>
               <w:jc w:val="left"/>
             </w:pPr>
@@ -21072,6 +21527,7 @@
           </w:tcPr>
           <w:p>
             <w:pPr>
+              <w:keepNext w:val="false"/>
               <w:spacing w:after="40" w:before="0"/>
               <w:jc w:val="left"/>
             </w:pPr>
@@ -21106,6 +21562,7 @@
           </w:tcPr>
           <w:p>
             <w:pPr>
+              <w:keepNext w:val="false"/>
               <w:spacing w:after="40" w:before="0"/>
               <w:jc w:val="left"/>
             </w:pPr>
@@ -21138,6 +21595,7 @@
           </w:tcPr>
           <w:p>
             <w:pPr>
+              <w:keepNext w:val="false"/>
               <w:spacing w:after="40" w:before="0"/>
               <w:jc w:val="left"/>
             </w:pPr>
@@ -21172,6 +21630,7 @@
           </w:tcPr>
           <w:p>
             <w:pPr>
+              <w:keepNext w:val="false"/>
               <w:spacing w:after="40" w:before="0"/>
               <w:jc w:val="left"/>
             </w:pPr>
@@ -21204,6 +21663,7 @@
           </w:tcPr>
           <w:p>
             <w:pPr>
+              <w:keepNext w:val="false"/>
               <w:spacing w:after="40" w:before="0"/>
               <w:jc w:val="left"/>
             </w:pPr>
@@ -21238,6 +21698,7 @@
           </w:tcPr>
           <w:p>
             <w:pPr>
+              <w:keepNext w:val="false"/>
               <w:spacing w:after="40" w:before="0"/>
               <w:jc w:val="left"/>
             </w:pPr>
@@ -21270,6 +21731,7 @@
           </w:tcPr>
           <w:p>
             <w:pPr>
+              <w:keepNext w:val="false"/>
               <w:spacing w:after="40" w:before="0"/>
               <w:jc w:val="left"/>
             </w:pPr>
@@ -21304,6 +21766,7 @@
           </w:tcPr>
           <w:p>
             <w:pPr>
+              <w:keepNext w:val="false"/>
               <w:spacing w:after="40" w:before="0"/>
               <w:jc w:val="left"/>
             </w:pPr>
@@ -21336,6 +21799,7 @@
           </w:tcPr>
           <w:p>
             <w:pPr>
+              <w:keepNext w:val="false"/>
               <w:spacing w:after="40" w:before="0"/>
               <w:jc w:val="left"/>
             </w:pPr>
@@ -21370,6 +21834,7 @@
           </w:tcPr>
           <w:p>
             <w:pPr>
+              <w:keepNext w:val="false"/>
               <w:spacing w:after="40" w:before="0"/>
               <w:jc w:val="left"/>
             </w:pPr>
@@ -21402,6 +21867,7 @@
           </w:tcPr>
           <w:p>
             <w:pPr>
+              <w:keepNext w:val="false"/>
               <w:spacing w:after="40" w:before="0"/>
               <w:jc w:val="left"/>
             </w:pPr>
@@ -21436,6 +21902,7 @@
           </w:tcPr>
           <w:p>
             <w:pPr>
+              <w:keepNext w:val="false"/>
               <w:spacing w:after="40" w:before="0"/>
               <w:jc w:val="left"/>
             </w:pPr>
@@ -21468,6 +21935,7 @@
           </w:tcPr>
           <w:p>
             <w:pPr>
+              <w:keepNext w:val="false"/>
               <w:spacing w:after="40" w:before="0"/>
               <w:jc w:val="left"/>
             </w:pPr>
@@ -21527,6 +21995,7 @@
           </w:tcPr>
           <w:p>
             <w:pPr>
+              <w:keepNext w:val="false"/>
               <w:spacing w:after="40" w:before="0"/>
               <w:jc w:val="center"/>
             </w:pPr>
@@ -21561,6 +22030,7 @@
           </w:tcPr>
           <w:p>
             <w:pPr>
+              <w:keepNext w:val="false"/>
               <w:spacing w:after="40" w:before="0"/>
               <w:jc w:val="left"/>
             </w:pPr>
@@ -21625,6 +22095,7 @@
           </w:tcPr>
           <w:p>
             <w:pPr>
+              <w:keepNext w:val="false"/>
               <w:spacing w:after="40" w:before="0"/>
               <w:jc w:val="center"/>
             </w:pPr>
@@ -21659,6 +22130,7 @@
           </w:tcPr>
           <w:p>
             <w:pPr>
+              <w:keepNext w:val="false"/>
               <w:spacing w:after="40" w:before="0"/>
               <w:jc w:val="left"/>
             </w:pPr>
@@ -21691,6 +22163,7 @@
           </w:tcPr>
           <w:p>
             <w:pPr>
+              <w:keepNext w:val="false"/>
               <w:spacing w:after="40" w:before="0"/>
               <w:jc w:val="left"/>
             </w:pPr>
@@ -21723,6 +22196,7 @@
           </w:tcPr>
           <w:p>
             <w:pPr>
+              <w:keepNext w:val="false"/>
               <w:spacing w:after="40" w:before="0"/>
               <w:jc w:val="left"/>
             </w:pPr>
@@ -21755,6 +22229,7 @@
           </w:tcPr>
           <w:p>
             <w:pPr>
+              <w:keepNext w:val="false"/>
               <w:spacing w:after="40" w:before="0"/>
               <w:jc w:val="left"/>
             </w:pPr>
@@ -21787,6 +22262,7 @@
           </w:tcPr>
           <w:p>
             <w:pPr>
+              <w:keepNext w:val="false"/>
               <w:spacing w:after="40" w:before="0"/>
               <w:jc w:val="left"/>
             </w:pPr>
@@ -21821,6 +22297,7 @@
           </w:tcPr>
           <w:p>
             <w:pPr>
+              <w:keepNext w:val="false"/>
               <w:spacing w:after="40" w:before="0"/>
               <w:jc w:val="left"/>
             </w:pPr>
@@ -21858,7 +22335,7 @@
             <w:pPr>
               <w:spacing w:after="20" w:before="0"/>
             </w:pPr>
-            <w:hyperlink w:history="1" r:id="rIdeozqynecyr65p0xux__ee">
+            <w:hyperlink w:history="1" r:id="rIdxuepcrqdylklfbed94aah">
               <w:r>
                 <w:rPr>
                   <w:rFonts w:ascii="Arial" w:cs="Arial" w:eastAsia="Arial" w:hAnsi="Arial"/>
@@ -21907,7 +22384,7 @@
               <w:spacing w:after="10" w:before="0"/>
               <w:ind w:left="120"/>
             </w:pPr>
-            <w:hyperlink w:history="1" r:id="rIdbaqo0xoh1mwwr5tfw7kdv">
+            <w:hyperlink w:history="1" r:id="rId2z7eeoaficooo1w4swjyt">
               <w:r>
                 <w:rPr>
                   <w:rFonts w:ascii="Arial" w:cs="Arial" w:eastAsia="Arial" w:hAnsi="Arial"/>
@@ -21952,7 +22429,7 @@
             <w:pPr>
               <w:spacing w:after="20" w:before="0"/>
             </w:pPr>
-            <w:hyperlink w:history="1" r:id="rIdqlisvmwsvseyqkz1gsc9h">
+            <w:hyperlink w:history="1" r:id="rIdj19osvullcgqkq9gp4sdc">
               <w:r>
                 <w:rPr>
                   <w:rFonts w:ascii="Arial" w:cs="Arial" w:eastAsia="Arial" w:hAnsi="Arial"/>
@@ -21985,7 +22462,7 @@
               <w:spacing w:after="10" w:before="0"/>
               <w:ind w:left="120"/>
             </w:pPr>
-            <w:hyperlink w:history="1" r:id="rId2wdnltq13wiabfjvqyhya">
+            <w:hyperlink w:history="1" r:id="rIdp2gi5jbvviq43mnriisxo">
               <w:r>
                 <w:rPr>
                   <w:rFonts w:ascii="Arial" w:cs="Arial" w:eastAsia="Arial" w:hAnsi="Arial"/>
@@ -22013,6 +22490,7 @@
           </w:tcPr>
           <w:p>
             <w:pPr>
+              <w:keepNext w:val="false"/>
               <w:spacing w:after="40" w:before="0"/>
               <w:jc w:val="left"/>
             </w:pPr>
@@ -22045,6 +22523,7 @@
           </w:tcPr>
           <w:p>
             <w:pPr>
+              <w:keepNext w:val="false"/>
               <w:spacing w:after="40" w:before="0"/>
               <w:jc w:val="left"/>
             </w:pPr>
@@ -22077,6 +22556,7 @@
           </w:tcPr>
           <w:p>
             <w:pPr>
+              <w:keepNext w:val="false"/>
               <w:spacing w:after="40" w:before="0"/>
               <w:jc w:val="left"/>
             </w:pPr>
@@ -22109,6 +22589,7 @@
           </w:tcPr>
           <w:p>
             <w:pPr>
+              <w:keepNext w:val="false"/>
               <w:spacing w:after="40" w:before="0"/>
               <w:jc w:val="left"/>
             </w:pPr>
@@ -22143,6 +22624,7 @@
           </w:tcPr>
           <w:p>
             <w:pPr>
+              <w:keepNext w:val="false"/>
               <w:spacing w:after="40" w:before="0"/>
               <w:jc w:val="left"/>
             </w:pPr>
@@ -22180,7 +22662,7 @@
             <w:pPr>
               <w:spacing w:after="20" w:before="0"/>
             </w:pPr>
-            <w:hyperlink w:history="1" r:id="rIdqgp2-7mzzguet1ldmz1dk">
+            <w:hyperlink w:history="1" r:id="rId5f7rkwwbmc13kktz9xhsd">
               <w:r>
                 <w:rPr>
                   <w:rFonts w:ascii="Arial" w:cs="Arial" w:eastAsia="Arial" w:hAnsi="Arial"/>
@@ -22229,7 +22711,7 @@
               <w:spacing w:after="10" w:before="0"/>
               <w:ind w:left="120"/>
             </w:pPr>
-            <w:hyperlink w:history="1" r:id="rIddvdg1bbzkafsa2ds7hfeh">
+            <w:hyperlink w:history="1" r:id="rIdt1e2rbvp6wdfxxuk4voae">
               <w:r>
                 <w:rPr>
                   <w:rFonts w:ascii="Arial" w:cs="Arial" w:eastAsia="Arial" w:hAnsi="Arial"/>
@@ -22274,7 +22756,7 @@
             <w:pPr>
               <w:spacing w:after="20" w:before="0"/>
             </w:pPr>
-            <w:hyperlink w:history="1" r:id="rIduxqla890fu9ofqfwttt8c">
+            <w:hyperlink w:history="1" r:id="rIdroizjlg-amjpkhymxyfpc">
               <w:r>
                 <w:rPr>
                   <w:rFonts w:ascii="Arial" w:cs="Arial" w:eastAsia="Arial" w:hAnsi="Arial"/>
@@ -22307,7 +22789,7 @@
               <w:spacing w:after="10" w:before="0"/>
               <w:ind w:left="120"/>
             </w:pPr>
-            <w:hyperlink w:history="1" r:id="rId6hsx-mqf65utvqvz6ljr_">
+            <w:hyperlink w:history="1" r:id="rIdfvywcpl7hffepumtuiv_g">
               <w:r>
                 <w:rPr>
                   <w:rFonts w:ascii="Arial" w:cs="Arial" w:eastAsia="Arial" w:hAnsi="Arial"/>
@@ -22335,6 +22817,7 @@
           </w:tcPr>
           <w:p>
             <w:pPr>
+              <w:keepNext w:val="false"/>
               <w:spacing w:after="40" w:before="0"/>
               <w:jc w:val="left"/>
             </w:pPr>
@@ -22367,6 +22850,7 @@
           </w:tcPr>
           <w:p>
             <w:pPr>
+              <w:keepNext w:val="false"/>
               <w:spacing w:after="40" w:before="0"/>
               <w:jc w:val="left"/>
             </w:pPr>
@@ -22399,6 +22883,7 @@
           </w:tcPr>
           <w:p>
             <w:pPr>
+              <w:keepNext w:val="false"/>
               <w:spacing w:after="40" w:before="0"/>
               <w:jc w:val="left"/>
             </w:pPr>
@@ -22431,6 +22916,7 @@
           </w:tcPr>
           <w:p>
             <w:pPr>
+              <w:keepNext w:val="false"/>
               <w:spacing w:after="40" w:before="0"/>
               <w:jc w:val="left"/>
             </w:pPr>
@@ -22465,6 +22951,7 @@
           </w:tcPr>
           <w:p>
             <w:pPr>
+              <w:keepNext w:val="false"/>
               <w:spacing w:after="40" w:before="0"/>
               <w:jc w:val="left"/>
             </w:pPr>
@@ -22502,7 +22989,7 @@
             <w:pPr>
               <w:spacing w:after="20" w:before="0"/>
             </w:pPr>
-            <w:hyperlink w:history="1" r:id="rIdbxjbquawenwyz-vckgr8i">
+            <w:hyperlink w:history="1" r:id="rId2npk2dtqco6vsqwr2bedt">
               <w:r>
                 <w:rPr>
                   <w:rFonts w:ascii="Arial" w:cs="Arial" w:eastAsia="Arial" w:hAnsi="Arial"/>
@@ -22551,7 +23038,7 @@
               <w:spacing w:after="10" w:before="0"/>
               <w:ind w:left="120"/>
             </w:pPr>
-            <w:hyperlink w:history="1" r:id="rIdu8cleyxrpmxwbz57g7rn2">
+            <w:hyperlink w:history="1" r:id="rIdunpm08k8hsr9qq0dp__w4">
               <w:r>
                 <w:rPr>
                   <w:rFonts w:ascii="Arial" w:cs="Arial" w:eastAsia="Arial" w:hAnsi="Arial"/>
@@ -22596,7 +23083,7 @@
             <w:pPr>
               <w:spacing w:after="20" w:before="0"/>
             </w:pPr>
-            <w:hyperlink w:history="1" r:id="rId0b-gzgbzjzbnh07szlf26">
+            <w:hyperlink w:history="1" r:id="rId54c0hgjwirw25svfdqy_f">
               <w:r>
                 <w:rPr>
                   <w:rFonts w:ascii="Arial" w:cs="Arial" w:eastAsia="Arial" w:hAnsi="Arial"/>
@@ -22629,7 +23116,7 @@
               <w:spacing w:after="10" w:before="0"/>
               <w:ind w:left="120"/>
             </w:pPr>
-            <w:hyperlink w:history="1" r:id="rIdhowmzm1aoqbqqcqlwttp5">
+            <w:hyperlink w:history="1" r:id="rIdg4yc4bqe1prmeaaxs_tyd">
               <w:r>
                 <w:rPr>
                   <w:rFonts w:ascii="Arial" w:cs="Arial" w:eastAsia="Arial" w:hAnsi="Arial"/>
@@ -22657,6 +23144,7 @@
           </w:tcPr>
           <w:p>
             <w:pPr>
+              <w:keepNext w:val="false"/>
               <w:spacing w:after="40" w:before="0"/>
               <w:jc w:val="left"/>
             </w:pPr>
@@ -22689,6 +23177,7 @@
           </w:tcPr>
           <w:p>
             <w:pPr>
+              <w:keepNext w:val="false"/>
               <w:spacing w:after="40" w:before="0"/>
               <w:jc w:val="left"/>
             </w:pPr>
@@ -22721,6 +23210,7 @@
           </w:tcPr>
           <w:p>
             <w:pPr>
+              <w:keepNext w:val="false"/>
               <w:spacing w:after="40" w:before="0"/>
               <w:jc w:val="left"/>
             </w:pPr>
@@ -22753,6 +23243,7 @@
           </w:tcPr>
           <w:p>
             <w:pPr>
+              <w:keepNext w:val="false"/>
               <w:spacing w:after="40" w:before="0"/>
               <w:jc w:val="left"/>
             </w:pPr>
@@ -22787,6 +23278,7 @@
           </w:tcPr>
           <w:p>
             <w:pPr>
+              <w:keepNext w:val="false"/>
               <w:spacing w:after="40" w:before="0"/>
               <w:jc w:val="left"/>
             </w:pPr>
@@ -22824,7 +23316,7 @@
             <w:pPr>
               <w:spacing w:after="20" w:before="0"/>
             </w:pPr>
-            <w:hyperlink w:history="1" r:id="rIdfoc4n_s_cvyskitafnvsz">
+            <w:hyperlink w:history="1" r:id="rIdjctes-svdtg00af_dpuev">
               <w:r>
                 <w:rPr>
                   <w:rFonts w:ascii="Arial" w:cs="Arial" w:eastAsia="Arial" w:hAnsi="Arial"/>
@@ -22873,7 +23365,7 @@
               <w:spacing w:after="10" w:before="0"/>
               <w:ind w:left="120"/>
             </w:pPr>
-            <w:hyperlink w:history="1" r:id="rIdska-7pp5f_d11hoi0cz4w">
+            <w:hyperlink w:history="1" r:id="rIdyehwhv7g0zp1ws7erxs2u">
               <w:r>
                 <w:rPr>
                   <w:rFonts w:ascii="Arial" w:cs="Arial" w:eastAsia="Arial" w:hAnsi="Arial"/>
@@ -22918,7 +23410,7 @@
             <w:pPr>
               <w:spacing w:after="20" w:before="0"/>
             </w:pPr>
-            <w:hyperlink w:history="1" r:id="rIdifumc2ugse-gv4gslmfmo">
+            <w:hyperlink w:history="1" r:id="rId__qldvsak0apk_ybnw8bs">
               <w:r>
                 <w:rPr>
                   <w:rFonts w:ascii="Arial" w:cs="Arial" w:eastAsia="Arial" w:hAnsi="Arial"/>
@@ -22951,7 +23443,7 @@
               <w:spacing w:after="10" w:before="0"/>
               <w:ind w:left="120"/>
             </w:pPr>
-            <w:hyperlink w:history="1" r:id="rIdxfddofz9sf-wckflz7rq7">
+            <w:hyperlink w:history="1" r:id="rIdhq594cb-ialz-cf-cligq">
               <w:r>
                 <w:rPr>
                   <w:rFonts w:ascii="Arial" w:cs="Arial" w:eastAsia="Arial" w:hAnsi="Arial"/>
@@ -22979,6 +23471,7 @@
           </w:tcPr>
           <w:p>
             <w:pPr>
+              <w:keepNext w:val="false"/>
               <w:spacing w:after="40" w:before="0"/>
               <w:jc w:val="left"/>
             </w:pPr>
@@ -23011,6 +23504,7 @@
           </w:tcPr>
           <w:p>
             <w:pPr>
+              <w:keepNext w:val="false"/>
               <w:spacing w:after="40" w:before="0"/>
               <w:jc w:val="left"/>
             </w:pPr>
@@ -23043,6 +23537,7 @@
           </w:tcPr>
           <w:p>
             <w:pPr>
+              <w:keepNext w:val="false"/>
               <w:spacing w:after="40" w:before="0"/>
               <w:jc w:val="left"/>
             </w:pPr>
@@ -23075,6 +23570,7 @@
           </w:tcPr>
           <w:p>
             <w:pPr>
+              <w:keepNext w:val="false"/>
               <w:spacing w:after="40" w:before="0"/>
               <w:jc w:val="left"/>
             </w:pPr>
@@ -23109,6 +23605,7 @@
           </w:tcPr>
           <w:p>
             <w:pPr>
+              <w:keepNext w:val="false"/>
               <w:spacing w:after="40" w:before="0"/>
               <w:jc w:val="left"/>
             </w:pPr>
@@ -23146,7 +23643,7 @@
             <w:pPr>
               <w:spacing w:after="20" w:before="0"/>
             </w:pPr>
-            <w:hyperlink w:history="1" r:id="rIdzw0qnm6tlpnvfi5e-beyn">
+            <w:hyperlink w:history="1" r:id="rIdx_wbmvtainkw5ntf5xyhu">
               <w:r>
                 <w:rPr>
                   <w:rFonts w:ascii="Arial" w:cs="Arial" w:eastAsia="Arial" w:hAnsi="Arial"/>
@@ -23195,7 +23692,7 @@
               <w:spacing w:after="10" w:before="0"/>
               <w:ind w:left="120"/>
             </w:pPr>
-            <w:hyperlink w:history="1" r:id="rId1gtbmzysgkg8usrwrxroo">
+            <w:hyperlink w:history="1" r:id="rIddnesdym_rhrwenh3a50yo">
               <w:r>
                 <w:rPr>
                   <w:rFonts w:ascii="Arial" w:cs="Arial" w:eastAsia="Arial" w:hAnsi="Arial"/>
@@ -23240,7 +23737,7 @@
             <w:pPr>
               <w:spacing w:after="20" w:before="0"/>
             </w:pPr>
-            <w:hyperlink w:history="1" r:id="rIdoie7ivzniqxvas674-bee">
+            <w:hyperlink w:history="1" r:id="rIdmorffrih_aq7gbiwxs3v5">
               <w:r>
                 <w:rPr>
                   <w:rFonts w:ascii="Arial" w:cs="Arial" w:eastAsia="Arial" w:hAnsi="Arial"/>
@@ -23273,7 +23770,7 @@
               <w:spacing w:after="10" w:before="0"/>
               <w:ind w:left="120"/>
             </w:pPr>
-            <w:hyperlink w:history="1" r:id="rId7e-zr1kb9j0liy_4i3ykf">
+            <w:hyperlink w:history="1" r:id="rIdhdd-hk-rvxtzizfwubkdd">
               <w:r>
                 <w:rPr>
                   <w:rFonts w:ascii="Arial" w:cs="Arial" w:eastAsia="Arial" w:hAnsi="Arial"/>
@@ -23301,6 +23798,7 @@
           </w:tcPr>
           <w:p>
             <w:pPr>
+              <w:keepNext w:val="false"/>
               <w:spacing w:after="40" w:before="0"/>
               <w:jc w:val="left"/>
             </w:pPr>
@@ -23333,6 +23831,7 @@
           </w:tcPr>
           <w:p>
             <w:pPr>
+              <w:keepNext w:val="false"/>
               <w:spacing w:after="40" w:before="0"/>
               <w:jc w:val="left"/>
             </w:pPr>
@@ -23365,6 +23864,7 @@
           </w:tcPr>
           <w:p>
             <w:pPr>
+              <w:keepNext w:val="false"/>
               <w:spacing w:after="40" w:before="0"/>
               <w:jc w:val="left"/>
             </w:pPr>
@@ -23397,6 +23897,7 @@
           </w:tcPr>
           <w:p>
             <w:pPr>
+              <w:keepNext w:val="false"/>
               <w:spacing w:after="40" w:before="0"/>
               <w:jc w:val="left"/>
             </w:pPr>
@@ -23456,6 +23957,7 @@
           </w:tcPr>
           <w:p>
             <w:pPr>
+              <w:keepNext w:val="false"/>
               <w:spacing w:after="40" w:before="0"/>
               <w:jc w:val="center"/>
             </w:pPr>
@@ -23490,6 +23992,7 @@
           </w:tcPr>
           <w:p>
             <w:pPr>
+              <w:keepNext w:val="false"/>
               <w:spacing w:after="40" w:before="0"/>
               <w:jc w:val="left"/>
             </w:pPr>
@@ -23551,6 +24054,7 @@
           </w:tcPr>
           <w:p>
             <w:pPr>
+              <w:keepNext w:val="false"/>
               <w:spacing w:after="40" w:before="0"/>
               <w:jc w:val="center"/>
             </w:pPr>
@@ -23585,6 +24089,7 @@
           </w:tcPr>
           <w:p>
             <w:pPr>
+              <w:keepNext w:val="false"/>
               <w:spacing w:after="40" w:before="0"/>
               <w:jc w:val="left"/>
             </w:pPr>
@@ -23617,6 +24122,7 @@
           </w:tcPr>
           <w:p>
             <w:pPr>
+              <w:keepNext w:val="false"/>
               <w:spacing w:after="40" w:before="0"/>
               <w:jc w:val="left"/>
             </w:pPr>
@@ -23651,6 +24157,7 @@
           </w:tcPr>
           <w:p>
             <w:pPr>
+              <w:keepNext w:val="false"/>
               <w:spacing w:after="40" w:before="0"/>
               <w:jc w:val="left"/>
             </w:pPr>
@@ -23683,6 +24190,7 @@
           </w:tcPr>
           <w:p>
             <w:pPr>
+              <w:keepNext w:val="false"/>
               <w:spacing w:after="40" w:before="0"/>
               <w:jc w:val="left"/>
             </w:pPr>
@@ -23717,6 +24225,7 @@
           </w:tcPr>
           <w:p>
             <w:pPr>
+              <w:keepNext w:val="false"/>
               <w:spacing w:after="40" w:before="0"/>
               <w:jc w:val="left"/>
             </w:pPr>
@@ -23749,6 +24258,7 @@
           </w:tcPr>
           <w:p>
             <w:pPr>
+              <w:keepNext w:val="false"/>
               <w:spacing w:after="40" w:before="0"/>
               <w:jc w:val="left"/>
             </w:pPr>
@@ -23785,7 +24295,7 @@
         </w:rPr>
         <w:t xml:space="preserve">© 2026 SeaVuria and ARES. Aligned with KICD objectives. Developed by SeaVuria; technical implementation by ARES (with AI assistance from Claude). Licensed under </w:t>
       </w:r>
-      <w:hyperlink w:history="1" r:id="rIdgwpuy_oqsomqqernuldsq">
+      <w:hyperlink w:history="1" r:id="rId6agqfctbuypj2vd1aojqz">
         <w:r>
           <w:rPr>
             <w:rFonts w:ascii="Arial" w:cs="Arial" w:eastAsia="Arial" w:hAnsi="Arial"/>
@@ -23806,7 +24316,7 @@
         </w:rPr>
         <w:t xml:space="preserve"> (</w:t>
       </w:r>
-      <w:hyperlink w:history="1" r:id="rId0b2gle3_eyrdbnd6abcye">
+      <w:hyperlink w:history="1" r:id="rId3yrl2v76di-z-ug5rsoab">
         <w:r>
           <w:rPr>
             <w:rFonts w:ascii="Arial" w:cs="Arial" w:eastAsia="Arial" w:hAnsi="Arial"/>
@@ -23866,6 +24376,7 @@
           </w:tcPr>
           <w:p>
             <w:pPr>
+              <w:keepNext w:val="false"/>
               <w:spacing w:after="40" w:before="0"/>
               <w:jc w:val="center"/>
             </w:pPr>
@@ -23901,6 +24412,7 @@
           </w:tcPr>
           <w:p>
             <w:pPr>
+              <w:keepNext w:val="false"/>
               <w:spacing w:after="40" w:before="0"/>
               <w:jc w:val="center"/>
             </w:pPr>
@@ -23935,6 +24447,7 @@
           </w:tcPr>
           <w:p>
             <w:pPr>
+              <w:keepNext w:val="false"/>
               <w:spacing w:after="40" w:before="0"/>
               <w:jc w:val="left"/>
             </w:pPr>
@@ -23967,6 +24480,7 @@
           </w:tcPr>
           <w:p>
             <w:pPr>
+              <w:keepNext w:val="false"/>
               <w:spacing w:after="40" w:before="0"/>
               <w:jc w:val="left"/>
             </w:pPr>
@@ -24001,6 +24515,7 @@
           </w:tcPr>
           <w:p>
             <w:pPr>
+              <w:keepNext w:val="false"/>
               <w:spacing w:after="40" w:before="0"/>
               <w:jc w:val="left"/>
             </w:pPr>
@@ -24033,6 +24548,7 @@
           </w:tcPr>
           <w:p>
             <w:pPr>
+              <w:keepNext w:val="false"/>
               <w:spacing w:after="40" w:before="0"/>
               <w:jc w:val="left"/>
             </w:pPr>
@@ -24067,6 +24583,7 @@
           </w:tcPr>
           <w:p>
             <w:pPr>
+              <w:keepNext w:val="false"/>
               <w:spacing w:after="40" w:before="0"/>
               <w:jc w:val="left"/>
             </w:pPr>
@@ -24099,6 +24616,7 @@
           </w:tcPr>
           <w:p>
             <w:pPr>
+              <w:keepNext w:val="false"/>
               <w:spacing w:after="40" w:before="0"/>
               <w:jc w:val="left"/>
             </w:pPr>
@@ -24133,6 +24651,7 @@
           </w:tcPr>
           <w:p>
             <w:pPr>
+              <w:keepNext w:val="false"/>
               <w:spacing w:after="40" w:before="0"/>
               <w:jc w:val="left"/>
             </w:pPr>
@@ -24165,6 +24684,7 @@
           </w:tcPr>
           <w:p>
             <w:pPr>
+              <w:keepNext w:val="false"/>
               <w:spacing w:after="40" w:before="0"/>
               <w:jc w:val="left"/>
             </w:pPr>
@@ -24199,6 +24719,7 @@
           </w:tcPr>
           <w:p>
             <w:pPr>
+              <w:keepNext w:val="false"/>
               <w:spacing w:after="40" w:before="0"/>
               <w:jc w:val="left"/>
             </w:pPr>
@@ -24231,6 +24752,7 @@
           </w:tcPr>
           <w:p>
             <w:pPr>
+              <w:keepNext w:val="false"/>
               <w:spacing w:after="40" w:before="0"/>
               <w:jc w:val="left"/>
             </w:pPr>
@@ -24265,6 +24787,7 @@
           </w:tcPr>
           <w:p>
             <w:pPr>
+              <w:keepNext w:val="false"/>
               <w:spacing w:after="40" w:before="0"/>
               <w:jc w:val="left"/>
             </w:pPr>
@@ -24297,6 +24820,7 @@
           </w:tcPr>
           <w:p>
             <w:pPr>
+              <w:keepNext w:val="false"/>
               <w:spacing w:after="40" w:before="0"/>
               <w:jc w:val="left"/>
             </w:pPr>
@@ -24331,6 +24855,7 @@
           </w:tcPr>
           <w:p>
             <w:pPr>
+              <w:keepNext w:val="false"/>
               <w:spacing w:after="40" w:before="0"/>
               <w:jc w:val="left"/>
             </w:pPr>
@@ -24363,6 +24888,7 @@
           </w:tcPr>
           <w:p>
             <w:pPr>
+              <w:keepNext w:val="false"/>
               <w:spacing w:after="40" w:before="0"/>
               <w:jc w:val="left"/>
             </w:pPr>
@@ -24397,6 +24923,7 @@
           </w:tcPr>
           <w:p>
             <w:pPr>
+              <w:keepNext w:val="false"/>
               <w:spacing w:after="40" w:before="0"/>
               <w:jc w:val="left"/>
             </w:pPr>
@@ -24429,6 +24956,7 @@
           </w:tcPr>
           <w:p>
             <w:pPr>
+              <w:keepNext w:val="false"/>
               <w:spacing w:after="40" w:before="0"/>
               <w:jc w:val="left"/>
             </w:pPr>
@@ -24488,6 +25016,7 @@
           </w:tcPr>
           <w:p>
             <w:pPr>
+              <w:keepNext w:val="false"/>
               <w:spacing w:after="40" w:before="0"/>
               <w:jc w:val="center"/>
             </w:pPr>
@@ -24522,6 +25051,7 @@
           </w:tcPr>
           <w:p>
             <w:pPr>
+              <w:keepNext w:val="false"/>
               <w:spacing w:after="40" w:before="0"/>
               <w:jc w:val="left"/>
             </w:pPr>
@@ -24586,6 +25116,7 @@
           </w:tcPr>
           <w:p>
             <w:pPr>
+              <w:keepNext w:val="false"/>
               <w:spacing w:after="40" w:before="0"/>
               <w:jc w:val="center"/>
             </w:pPr>
@@ -24620,6 +25151,7 @@
           </w:tcPr>
           <w:p>
             <w:pPr>
+              <w:keepNext w:val="false"/>
               <w:spacing w:after="40" w:before="0"/>
               <w:jc w:val="left"/>
             </w:pPr>
@@ -24652,6 +25184,7 @@
           </w:tcPr>
           <w:p>
             <w:pPr>
+              <w:keepNext w:val="false"/>
               <w:spacing w:after="40" w:before="0"/>
               <w:jc w:val="left"/>
             </w:pPr>
@@ -24684,6 +25217,7 @@
           </w:tcPr>
           <w:p>
             <w:pPr>
+              <w:keepNext w:val="false"/>
               <w:spacing w:after="40" w:before="0"/>
               <w:jc w:val="left"/>
             </w:pPr>
@@ -24716,6 +25250,7 @@
           </w:tcPr>
           <w:p>
             <w:pPr>
+              <w:keepNext w:val="false"/>
               <w:spacing w:after="40" w:before="0"/>
               <w:jc w:val="left"/>
             </w:pPr>
@@ -24748,6 +25283,7 @@
           </w:tcPr>
           <w:p>
             <w:pPr>
+              <w:keepNext w:val="false"/>
               <w:spacing w:after="40" w:before="0"/>
               <w:jc w:val="left"/>
             </w:pPr>
@@ -24782,6 +25318,7 @@
           </w:tcPr>
           <w:p>
             <w:pPr>
+              <w:keepNext w:val="false"/>
               <w:spacing w:after="40" w:before="0"/>
               <w:jc w:val="left"/>
             </w:pPr>
@@ -24819,7 +25356,7 @@
             <w:pPr>
               <w:spacing w:after="20" w:before="0"/>
             </w:pPr>
-            <w:hyperlink w:history="1" r:id="rIdgxhwzxtdug_lmri1uelm1">
+            <w:hyperlink w:history="1" r:id="rId1viwmwxdjnbn8xs7srisu">
               <w:r>
                 <w:rPr>
                   <w:rFonts w:ascii="Arial" w:cs="Arial" w:eastAsia="Arial" w:hAnsi="Arial"/>
@@ -24852,7 +25389,7 @@
               <w:spacing w:after="10" w:before="0"/>
               <w:ind w:left="120"/>
             </w:pPr>
-            <w:hyperlink w:history="1" r:id="rId0jovjcr4_v0thqjckfdln">
+            <w:hyperlink w:history="1" r:id="rIdcjqxr9jmnohcdaeedzedb">
               <w:r>
                 <w:rPr>
                   <w:rFonts w:ascii="Arial" w:cs="Arial" w:eastAsia="Arial" w:hAnsi="Arial"/>
@@ -24897,7 +25434,7 @@
             <w:pPr>
               <w:spacing w:after="20" w:before="0"/>
             </w:pPr>
-            <w:hyperlink w:history="1" r:id="rIdvmbywvsmz-p00qyzlwfmn">
+            <w:hyperlink w:history="1" r:id="rIdrpd80jaoovnpgnjt8ijtp">
               <w:r>
                 <w:rPr>
                   <w:rFonts w:ascii="Arial" w:cs="Arial" w:eastAsia="Arial" w:hAnsi="Arial"/>
@@ -24930,7 +25467,7 @@
               <w:spacing w:after="10" w:before="0"/>
               <w:ind w:left="120"/>
             </w:pPr>
-            <w:hyperlink w:history="1" r:id="rIdd8erappudbxpda9fl5z4j">
+            <w:hyperlink w:history="1" r:id="rIdspwtnzkyychwutpbkjp_2">
               <w:r>
                 <w:rPr>
                   <w:rFonts w:ascii="Arial" w:cs="Arial" w:eastAsia="Arial" w:hAnsi="Arial"/>
@@ -24958,6 +25495,7 @@
           </w:tcPr>
           <w:p>
             <w:pPr>
+              <w:keepNext w:val="false"/>
               <w:spacing w:after="40" w:before="0"/>
               <w:jc w:val="left"/>
             </w:pPr>
@@ -24990,6 +25528,7 @@
           </w:tcPr>
           <w:p>
             <w:pPr>
+              <w:keepNext w:val="false"/>
               <w:spacing w:after="40" w:before="0"/>
               <w:jc w:val="left"/>
             </w:pPr>
@@ -25022,6 +25561,7 @@
           </w:tcPr>
           <w:p>
             <w:pPr>
+              <w:keepNext w:val="false"/>
               <w:spacing w:after="40" w:before="0"/>
               <w:jc w:val="left"/>
             </w:pPr>
@@ -25054,6 +25594,7 @@
           </w:tcPr>
           <w:p>
             <w:pPr>
+              <w:keepNext w:val="false"/>
               <w:spacing w:after="40" w:before="0"/>
               <w:jc w:val="left"/>
             </w:pPr>
@@ -25088,6 +25629,7 @@
           </w:tcPr>
           <w:p>
             <w:pPr>
+              <w:keepNext w:val="false"/>
               <w:spacing w:after="40" w:before="0"/>
               <w:jc w:val="left"/>
             </w:pPr>
@@ -25125,7 +25667,7 @@
             <w:pPr>
               <w:spacing w:after="20" w:before="0"/>
             </w:pPr>
-            <w:hyperlink w:history="1" r:id="rId19wvgxhibgszhyj7sge7n">
+            <w:hyperlink w:history="1" r:id="rIdgw0twklsr13i0x0yt282t">
               <w:r>
                 <w:rPr>
                   <w:rFonts w:ascii="Arial" w:cs="Arial" w:eastAsia="Arial" w:hAnsi="Arial"/>
@@ -25158,7 +25700,7 @@
               <w:spacing w:after="10" w:before="0"/>
               <w:ind w:left="120"/>
             </w:pPr>
-            <w:hyperlink w:history="1" r:id="rIdz6gysvmkxssubhrwuxzps">
+            <w:hyperlink w:history="1" r:id="rIdw5dgi0x9b9btpfqcsu15f">
               <w:r>
                 <w:rPr>
                   <w:rFonts w:ascii="Arial" w:cs="Arial" w:eastAsia="Arial" w:hAnsi="Arial"/>
@@ -25203,7 +25745,7 @@
             <w:pPr>
               <w:spacing w:after="20" w:before="0"/>
             </w:pPr>
-            <w:hyperlink w:history="1" r:id="rIdkje-49qm3lof25go4jila">
+            <w:hyperlink w:history="1" r:id="rIdimkl3a11dfp0ungirbatm">
               <w:r>
                 <w:rPr>
                   <w:rFonts w:ascii="Arial" w:cs="Arial" w:eastAsia="Arial" w:hAnsi="Arial"/>
@@ -25236,7 +25778,7 @@
               <w:spacing w:after="10" w:before="0"/>
               <w:ind w:left="120"/>
             </w:pPr>
-            <w:hyperlink w:history="1" r:id="rIdao21i3uzsgjygsr_0gu-t">
+            <w:hyperlink w:history="1" r:id="rIdslrmps0nwnlscfv7pr7vq">
               <w:r>
                 <w:rPr>
                   <w:rFonts w:ascii="Arial" w:cs="Arial" w:eastAsia="Arial" w:hAnsi="Arial"/>
@@ -25264,6 +25806,7 @@
           </w:tcPr>
           <w:p>
             <w:pPr>
+              <w:keepNext w:val="false"/>
               <w:spacing w:after="40" w:before="0"/>
               <w:jc w:val="left"/>
             </w:pPr>
@@ -25296,6 +25839,7 @@
           </w:tcPr>
           <w:p>
             <w:pPr>
+              <w:keepNext w:val="false"/>
               <w:spacing w:after="40" w:before="0"/>
               <w:jc w:val="left"/>
             </w:pPr>
@@ -25328,6 +25872,7 @@
           </w:tcPr>
           <w:p>
             <w:pPr>
+              <w:keepNext w:val="false"/>
               <w:spacing w:after="40" w:before="0"/>
               <w:jc w:val="left"/>
             </w:pPr>
@@ -25360,6 +25905,7 @@
           </w:tcPr>
           <w:p>
             <w:pPr>
+              <w:keepNext w:val="false"/>
               <w:spacing w:after="40" w:before="0"/>
               <w:jc w:val="left"/>
             </w:pPr>
@@ -25394,6 +25940,7 @@
           </w:tcPr>
           <w:p>
             <w:pPr>
+              <w:keepNext w:val="false"/>
               <w:spacing w:after="40" w:before="0"/>
               <w:jc w:val="left"/>
             </w:pPr>
@@ -25431,7 +25978,7 @@
             <w:pPr>
               <w:spacing w:after="20" w:before="0"/>
             </w:pPr>
-            <w:hyperlink w:history="1" r:id="rId1nv7eackyiz5xq4fpk9_l">
+            <w:hyperlink w:history="1" r:id="rIdf3mv6vb2swjt3lqvotlkl">
               <w:r>
                 <w:rPr>
                   <w:rFonts w:ascii="Arial" w:cs="Arial" w:eastAsia="Arial" w:hAnsi="Arial"/>
@@ -25464,7 +26011,7 @@
               <w:spacing w:after="10" w:before="0"/>
               <w:ind w:left="120"/>
             </w:pPr>
-            <w:hyperlink w:history="1" r:id="rIde1tpixolr_dejrw2fqlhq">
+            <w:hyperlink w:history="1" r:id="rIde4gsnu2jhnhyjxvvx8iv_">
               <w:r>
                 <w:rPr>
                   <w:rFonts w:ascii="Arial" w:cs="Arial" w:eastAsia="Arial" w:hAnsi="Arial"/>
@@ -25509,7 +26056,7 @@
             <w:pPr>
               <w:spacing w:after="20" w:before="0"/>
             </w:pPr>
-            <w:hyperlink w:history="1" r:id="rIdzrky_jpsdsqevpxnhwtju">
+            <w:hyperlink w:history="1" r:id="rIdwcikyhctqutpsnma2qkhj">
               <w:r>
                 <w:rPr>
                   <w:rFonts w:ascii="Arial" w:cs="Arial" w:eastAsia="Arial" w:hAnsi="Arial"/>
@@ -25542,7 +26089,7 @@
               <w:spacing w:after="10" w:before="0"/>
               <w:ind w:left="120"/>
             </w:pPr>
-            <w:hyperlink w:history="1" r:id="rIduw-gmy5bzpee0px4gaemc">
+            <w:hyperlink w:history="1" r:id="rIdzm7p0ccrbsaidxsqv8w4w">
               <w:r>
                 <w:rPr>
                   <w:rFonts w:ascii="Arial" w:cs="Arial" w:eastAsia="Arial" w:hAnsi="Arial"/>
@@ -25570,6 +26117,7 @@
           </w:tcPr>
           <w:p>
             <w:pPr>
+              <w:keepNext w:val="false"/>
               <w:spacing w:after="40" w:before="0"/>
               <w:jc w:val="left"/>
             </w:pPr>
@@ -25602,6 +26150,7 @@
           </w:tcPr>
           <w:p>
             <w:pPr>
+              <w:keepNext w:val="false"/>
               <w:spacing w:after="40" w:before="0"/>
               <w:jc w:val="left"/>
             </w:pPr>
@@ -25634,6 +26183,7 @@
           </w:tcPr>
           <w:p>
             <w:pPr>
+              <w:keepNext w:val="false"/>
               <w:spacing w:after="40" w:before="0"/>
               <w:jc w:val="left"/>
             </w:pPr>
@@ -25666,6 +26216,7 @@
           </w:tcPr>
           <w:p>
             <w:pPr>
+              <w:keepNext w:val="false"/>
               <w:spacing w:after="40" w:before="0"/>
               <w:jc w:val="left"/>
             </w:pPr>
@@ -25700,6 +26251,7 @@
           </w:tcPr>
           <w:p>
             <w:pPr>
+              <w:keepNext w:val="false"/>
               <w:spacing w:after="40" w:before="0"/>
               <w:jc w:val="left"/>
             </w:pPr>
@@ -25737,7 +26289,7 @@
             <w:pPr>
               <w:spacing w:after="20" w:before="0"/>
             </w:pPr>
-            <w:hyperlink w:history="1" r:id="rIdbibpplg8tfgvsknzuykzw">
+            <w:hyperlink w:history="1" r:id="rIdetzfokxhyor8_2wsryfsn">
               <w:r>
                 <w:rPr>
                   <w:rFonts w:ascii="Arial" w:cs="Arial" w:eastAsia="Arial" w:hAnsi="Arial"/>
@@ -25770,7 +26322,7 @@
               <w:spacing w:after="10" w:before="0"/>
               <w:ind w:left="120"/>
             </w:pPr>
-            <w:hyperlink w:history="1" r:id="rIdktrrscbvz99yyrp9lx-x8">
+            <w:hyperlink w:history="1" r:id="rIdr47v5k8-2ptbrla9bapn6">
               <w:r>
                 <w:rPr>
                   <w:rFonts w:ascii="Arial" w:cs="Arial" w:eastAsia="Arial" w:hAnsi="Arial"/>
@@ -25815,7 +26367,7 @@
             <w:pPr>
               <w:spacing w:after="20" w:before="0"/>
             </w:pPr>
-            <w:hyperlink w:history="1" r:id="rIdbrdueegaiuxbw6cilkw5f">
+            <w:hyperlink w:history="1" r:id="rIdt45op6chtjvjchgmdpeic">
               <w:r>
                 <w:rPr>
                   <w:rFonts w:ascii="Arial" w:cs="Arial" w:eastAsia="Arial" w:hAnsi="Arial"/>
@@ -25848,7 +26400,7 @@
               <w:spacing w:after="10" w:before="0"/>
               <w:ind w:left="120"/>
             </w:pPr>
-            <w:hyperlink w:history="1" r:id="rIdcc-0s-mgfcdysnmdugf84">
+            <w:hyperlink w:history="1" r:id="rId-ksqg7yx0ulw-ehe-phfr">
               <w:r>
                 <w:rPr>
                   <w:rFonts w:ascii="Arial" w:cs="Arial" w:eastAsia="Arial" w:hAnsi="Arial"/>
@@ -25876,6 +26428,7 @@
           </w:tcPr>
           <w:p>
             <w:pPr>
+              <w:keepNext w:val="false"/>
               <w:spacing w:after="40" w:before="0"/>
               <w:jc w:val="left"/>
             </w:pPr>
@@ -25908,6 +26461,7 @@
           </w:tcPr>
           <w:p>
             <w:pPr>
+              <w:keepNext w:val="false"/>
               <w:spacing w:after="40" w:before="0"/>
               <w:jc w:val="left"/>
             </w:pPr>
@@ -25940,6 +26494,7 @@
           </w:tcPr>
           <w:p>
             <w:pPr>
+              <w:keepNext w:val="false"/>
               <w:spacing w:after="40" w:before="0"/>
               <w:jc w:val="left"/>
             </w:pPr>
@@ -25972,6 +26527,7 @@
           </w:tcPr>
           <w:p>
             <w:pPr>
+              <w:keepNext w:val="false"/>
               <w:spacing w:after="40" w:before="0"/>
               <w:jc w:val="left"/>
             </w:pPr>
@@ -26006,6 +26562,7 @@
           </w:tcPr>
           <w:p>
             <w:pPr>
+              <w:keepNext w:val="false"/>
               <w:spacing w:after="40" w:before="0"/>
               <w:jc w:val="left"/>
             </w:pPr>
@@ -26043,7 +26600,7 @@
             <w:pPr>
               <w:spacing w:after="20" w:before="0"/>
             </w:pPr>
-            <w:hyperlink w:history="1" r:id="rIdtpr-rpnaeadq6wfxz4js5">
+            <w:hyperlink w:history="1" r:id="rIdmh78_tqoyfop9iyqvipoj">
               <w:r>
                 <w:rPr>
                   <w:rFonts w:ascii="Arial" w:cs="Arial" w:eastAsia="Arial" w:hAnsi="Arial"/>
@@ -26092,7 +26649,7 @@
               <w:spacing w:after="10" w:before="0"/>
               <w:ind w:left="120"/>
             </w:pPr>
-            <w:hyperlink w:history="1" r:id="rIdbkxfru-tgss-k3yzu4ryc">
+            <w:hyperlink w:history="1" r:id="rIdwbpobvuvzq5cb7vbme80l">
               <w:r>
                 <w:rPr>
                   <w:rFonts w:ascii="Arial" w:cs="Arial" w:eastAsia="Arial" w:hAnsi="Arial"/>
@@ -26137,7 +26694,7 @@
             <w:pPr>
               <w:spacing w:after="20" w:before="0"/>
             </w:pPr>
-            <w:hyperlink w:history="1" r:id="rIdfil54zehfvrkkl2atu1st">
+            <w:hyperlink w:history="1" r:id="rIdityqbycoypwycbgjjtjop">
               <w:r>
                 <w:rPr>
                   <w:rFonts w:ascii="Arial" w:cs="Arial" w:eastAsia="Arial" w:hAnsi="Arial"/>
@@ -26186,7 +26743,7 @@
               <w:spacing w:after="10" w:before="0"/>
               <w:ind w:left="120"/>
             </w:pPr>
-            <w:hyperlink w:history="1" r:id="rIdyi86swfnw2qmmcdpf39ap">
+            <w:hyperlink w:history="1" r:id="rIdujjv4qio3_wc_5u-acdwi">
               <w:r>
                 <w:rPr>
                   <w:rFonts w:ascii="Arial" w:cs="Arial" w:eastAsia="Arial" w:hAnsi="Arial"/>
@@ -26214,6 +26771,7 @@
           </w:tcPr>
           <w:p>
             <w:pPr>
+              <w:keepNext w:val="false"/>
               <w:spacing w:after="40" w:before="0"/>
               <w:jc w:val="left"/>
             </w:pPr>
@@ -26246,6 +26804,7 @@
           </w:tcPr>
           <w:p>
             <w:pPr>
+              <w:keepNext w:val="false"/>
               <w:spacing w:after="40" w:before="0"/>
               <w:jc w:val="left"/>
             </w:pPr>
@@ -26278,6 +26837,7 @@
           </w:tcPr>
           <w:p>
             <w:pPr>
+              <w:keepNext w:val="false"/>
               <w:spacing w:after="40" w:before="0"/>
               <w:jc w:val="left"/>
             </w:pPr>
@@ -26310,6 +26870,7 @@
           </w:tcPr>
           <w:p>
             <w:pPr>
+              <w:keepNext w:val="false"/>
               <w:spacing w:after="40" w:before="0"/>
               <w:jc w:val="left"/>
             </w:pPr>
@@ -26369,6 +26930,7 @@
           </w:tcPr>
           <w:p>
             <w:pPr>
+              <w:keepNext w:val="false"/>
               <w:spacing w:after="40" w:before="0"/>
               <w:jc w:val="center"/>
             </w:pPr>
@@ -26403,6 +26965,7 @@
           </w:tcPr>
           <w:p>
             <w:pPr>
+              <w:keepNext w:val="false"/>
               <w:spacing w:after="40" w:before="0"/>
               <w:jc w:val="left"/>
             </w:pPr>
@@ -26464,6 +27027,7 @@
           </w:tcPr>
           <w:p>
             <w:pPr>
+              <w:keepNext w:val="false"/>
               <w:spacing w:after="40" w:before="0"/>
               <w:jc w:val="center"/>
             </w:pPr>
@@ -26498,6 +27062,7 @@
           </w:tcPr>
           <w:p>
             <w:pPr>
+              <w:keepNext w:val="false"/>
               <w:spacing w:after="40" w:before="0"/>
               <w:jc w:val="left"/>
             </w:pPr>
@@ -26530,6 +27095,7 @@
           </w:tcPr>
           <w:p>
             <w:pPr>
+              <w:keepNext w:val="false"/>
               <w:spacing w:after="40" w:before="0"/>
               <w:jc w:val="left"/>
             </w:pPr>
@@ -26564,6 +27130,7 @@
           </w:tcPr>
           <w:p>
             <w:pPr>
+              <w:keepNext w:val="false"/>
               <w:spacing w:after="40" w:before="0"/>
               <w:jc w:val="left"/>
             </w:pPr>
@@ -26596,6 +27163,7 @@
           </w:tcPr>
           <w:p>
             <w:pPr>
+              <w:keepNext w:val="false"/>
               <w:spacing w:after="40" w:before="0"/>
               <w:jc w:val="left"/>
             </w:pPr>
@@ -26630,6 +27198,7 @@
           </w:tcPr>
           <w:p>
             <w:pPr>
+              <w:keepNext w:val="false"/>
               <w:spacing w:after="40" w:before="0"/>
               <w:jc w:val="left"/>
             </w:pPr>
@@ -26662,6 +27231,7 @@
           </w:tcPr>
           <w:p>
             <w:pPr>
+              <w:keepNext w:val="false"/>
               <w:spacing w:after="40" w:before="0"/>
               <w:jc w:val="left"/>
             </w:pPr>
@@ -26698,7 +27268,7 @@
         </w:rPr>
         <w:t xml:space="preserve">© 2026 SeaVuria and ARES. Aligned with KICD objectives. Developed by SeaVuria; technical implementation by ARES (with AI assistance from Claude). Licensed under </w:t>
       </w:r>
-      <w:hyperlink w:history="1" r:id="rId67fykepexywspl1zctpua">
+      <w:hyperlink w:history="1" r:id="rIde0zgfxxvooeeqox4qgqay">
         <w:r>
           <w:rPr>
             <w:rFonts w:ascii="Arial" w:cs="Arial" w:eastAsia="Arial" w:hAnsi="Arial"/>
@@ -26719,7 +27289,7 @@
         </w:rPr>
         <w:t xml:space="preserve"> (</w:t>
       </w:r>
-      <w:hyperlink w:history="1" r:id="rId4wq8phgseug24-9litjay">
+      <w:hyperlink w:history="1" r:id="rIdsuyz3o_wljlz16mvnnkib">
         <w:r>
           <w:rPr>
             <w:rFonts w:ascii="Arial" w:cs="Arial" w:eastAsia="Arial" w:hAnsi="Arial"/>
@@ -26780,6 +27350,7 @@
           </w:tcPr>
           <w:p>
             <w:pPr>
+              <w:keepNext w:val="false"/>
               <w:spacing w:after="40" w:before="0"/>
               <w:jc w:val="center"/>
             </w:pPr>
@@ -26814,6 +27385,7 @@
           </w:tcPr>
           <w:p>
             <w:pPr>
+              <w:keepNext w:val="false"/>
               <w:spacing w:after="40" w:before="0"/>
               <w:jc w:val="left"/>
             </w:pPr>
@@ -26846,6 +27418,7 @@
           </w:tcPr>
           <w:p>
             <w:pPr>
+              <w:keepNext w:val="false"/>
               <w:spacing w:after="40" w:before="0"/>
               <w:jc w:val="left"/>
             </w:pPr>
@@ -26878,6 +27451,7 @@
           </w:tcPr>
           <w:p>
             <w:pPr>
+              <w:keepNext w:val="false"/>
               <w:spacing w:after="40" w:before="0"/>
               <w:jc w:val="left"/>
             </w:pPr>
@@ -26912,6 +27486,7 @@
           </w:tcPr>
           <w:p>
             <w:pPr>
+              <w:keepNext w:val="false"/>
               <w:spacing w:after="40" w:before="0"/>
               <w:jc w:val="left"/>
             </w:pPr>
@@ -26944,6 +27519,7 @@
           </w:tcPr>
           <w:p>
             <w:pPr>
+              <w:keepNext w:val="false"/>
               <w:spacing w:after="40" w:before="0"/>
               <w:jc w:val="left"/>
             </w:pPr>
@@ -26976,6 +27552,7 @@
           </w:tcPr>
           <w:p>
             <w:pPr>
+              <w:keepNext w:val="false"/>
               <w:spacing w:after="40" w:before="0"/>
               <w:jc w:val="left"/>
             </w:pPr>
@@ -27010,6 +27587,7 @@
           </w:tcPr>
           <w:p>
             <w:pPr>
+              <w:keepNext w:val="false"/>
               <w:spacing w:after="40" w:before="0"/>
               <w:jc w:val="left"/>
             </w:pPr>
@@ -27042,6 +27620,7 @@
           </w:tcPr>
           <w:p>
             <w:pPr>
+              <w:keepNext w:val="false"/>
               <w:spacing w:after="40" w:before="0"/>
               <w:jc w:val="left"/>
             </w:pPr>
@@ -27074,6 +27653,7 @@
           </w:tcPr>
           <w:p>
             <w:pPr>
+              <w:keepNext w:val="false"/>
               <w:spacing w:after="40" w:before="0"/>
               <w:jc w:val="left"/>
             </w:pPr>
@@ -27108,6 +27688,7 @@
           </w:tcPr>
           <w:p>
             <w:pPr>
+              <w:keepNext w:val="false"/>
               <w:spacing w:after="40" w:before="0"/>
               <w:jc w:val="left"/>
             </w:pPr>
@@ -27140,6 +27721,7 @@
           </w:tcPr>
           <w:p>
             <w:pPr>
+              <w:keepNext w:val="false"/>
               <w:spacing w:after="40" w:before="0"/>
               <w:jc w:val="left"/>
             </w:pPr>
@@ -27172,6 +27754,7 @@
           </w:tcPr>
           <w:p>
             <w:pPr>
+              <w:keepNext w:val="false"/>
               <w:spacing w:after="40" w:before="0"/>
               <w:jc w:val="left"/>
             </w:pPr>

--- a/data/outputs/v2/Core_Mathematics/SS2.8_Vectors/Core_Mathematics_Vectors_CBE_LessonSequence.docx
+++ b/data/outputs/v2/Core_Mathematics/SS2.8_Vectors/Core_Mathematics_Vectors_CBE_LessonSequence.docx
@@ -2438,7 +2438,7 @@
         </w:rPr>
         <w:t xml:space="preserve">© 2026 SeaVuria and ARES. This work is licensed under a </w:t>
       </w:r>
-      <w:hyperlink w:history="1" r:id="rIdwjlsx677nn06gc41dlzhy">
+      <w:hyperlink w:history="1" r:id="rIdb8vvxnp2mmlnt-c0co5ay">
         <w:r>
           <w:rPr>
             <w:rFonts w:ascii="Arial" w:cs="Arial" w:eastAsia="Arial" w:hAnsi="Arial"/>
@@ -2458,7 +2458,7 @@
         </w:rPr>
         <w:t xml:space="preserve"> (</w:t>
       </w:r>
-      <w:hyperlink w:history="1" r:id="rId_9febw69taaqswqm2hxb3">
+      <w:hyperlink w:history="1" r:id="rIdxg4cb8einauvjkhytsht_">
         <w:r>
           <w:rPr>
             <w:rFonts w:ascii="Arial" w:cs="Arial" w:eastAsia="Arial" w:hAnsi="Arial"/>
@@ -2478,7 +2478,7 @@
         </w:rPr>
         <w:t xml:space="preserve">). To view a copy of this license, visit </w:t>
       </w:r>
-      <w:hyperlink w:history="1" r:id="rIdomfpukeoyoqbojma_4oc2">
+      <w:hyperlink w:history="1" r:id="rIdhu7wkkwdlxbje3wdogacd">
         <w:r>
           <w:rPr>
             <w:rFonts w:ascii="Arial" w:cs="Arial" w:eastAsia="Arial" w:hAnsi="Arial"/>
@@ -3517,7 +3517,7 @@
             <w:pPr>
               <w:spacing w:after="20" w:before="0"/>
             </w:pPr>
-            <w:hyperlink w:history="1" r:id="rId9zcsjrl_jo7zhanbjklzb">
+            <w:hyperlink w:history="1" r:id="rIdepfekre9ew3-u9doth-dh">
               <w:r>
                 <w:rPr>
                   <w:rFonts w:ascii="Arial" w:cs="Arial" w:eastAsia="Arial" w:hAnsi="Arial"/>
@@ -3550,7 +3550,7 @@
               <w:spacing w:after="10" w:before="0"/>
               <w:ind w:left="120"/>
             </w:pPr>
-            <w:hyperlink w:history="1" r:id="rIdiic2puoelimzep-2sul5t">
+            <w:hyperlink w:history="1" r:id="rIdfysz3st-_dx9q1_j3mzkh">
               <w:r>
                 <w:rPr>
                   <w:rFonts w:ascii="Arial" w:cs="Arial" w:eastAsia="Arial" w:hAnsi="Arial"/>
@@ -3595,7 +3595,7 @@
             <w:pPr>
               <w:spacing w:after="20" w:before="0"/>
             </w:pPr>
-            <w:hyperlink w:history="1" r:id="rIdfwvnjvtgyxwi47qhn6vsu">
+            <w:hyperlink w:history="1" r:id="rIdeji1bff9zfhmepv_col3o">
               <w:r>
                 <w:rPr>
                   <w:rFonts w:ascii="Arial" w:cs="Arial" w:eastAsia="Arial" w:hAnsi="Arial"/>
@@ -3628,7 +3628,7 @@
               <w:spacing w:after="10" w:before="0"/>
               <w:ind w:left="120"/>
             </w:pPr>
-            <w:hyperlink w:history="1" r:id="rIdsnnjnd4ya5qrieagf4sle">
+            <w:hyperlink w:history="1" r:id="rIdjpdlasajxghr_cwinfppg">
               <w:r>
                 <w:rPr>
                   <w:rFonts w:ascii="Arial" w:cs="Arial" w:eastAsia="Arial" w:hAnsi="Arial"/>
@@ -3828,7 +3828,7 @@
             <w:pPr>
               <w:spacing w:after="20" w:before="0"/>
             </w:pPr>
-            <w:hyperlink w:history="1" r:id="rId-uewfzt-aq3lv33rgcrge">
+            <w:hyperlink w:history="1" r:id="rId32_ipwu2qyqe4_vcyzp-u">
               <w:r>
                 <w:rPr>
                   <w:rFonts w:ascii="Arial" w:cs="Arial" w:eastAsia="Arial" w:hAnsi="Arial"/>
@@ -3861,7 +3861,7 @@
               <w:spacing w:after="10" w:before="0"/>
               <w:ind w:left="120"/>
             </w:pPr>
-            <w:hyperlink w:history="1" r:id="rIdcycfremtdkcgo_uk8ioyp">
+            <w:hyperlink w:history="1" r:id="rIdr1tdlbuxnsul2x2jkei5f">
               <w:r>
                 <w:rPr>
                   <w:rFonts w:ascii="Arial" w:cs="Arial" w:eastAsia="Arial" w:hAnsi="Arial"/>
@@ -3906,7 +3906,7 @@
             <w:pPr>
               <w:spacing w:after="20" w:before="0"/>
             </w:pPr>
-            <w:hyperlink w:history="1" r:id="rIdxqdbted-_uguajzb3b6cy">
+            <w:hyperlink w:history="1" r:id="rIdi5vhtwpete8a-jvmbl_yc">
               <w:r>
                 <w:rPr>
                   <w:rFonts w:ascii="Arial" w:cs="Arial" w:eastAsia="Arial" w:hAnsi="Arial"/>
@@ -3939,7 +3939,7 @@
               <w:spacing w:after="10" w:before="0"/>
               <w:ind w:left="120"/>
             </w:pPr>
-            <w:hyperlink w:history="1" r:id="rId7-zhnlew1yue5wsfaroy_">
+            <w:hyperlink w:history="1" r:id="rIdamvromrsvfhsh2bdvpqvr">
               <w:r>
                 <w:rPr>
                   <w:rFonts w:ascii="Arial" w:cs="Arial" w:eastAsia="Arial" w:hAnsi="Arial"/>
@@ -4139,7 +4139,7 @@
             <w:pPr>
               <w:spacing w:after="20" w:before="0"/>
             </w:pPr>
-            <w:hyperlink w:history="1" r:id="rIdmy9attq18cewl1r4ffcup">
+            <w:hyperlink w:history="1" r:id="rId6q1lto5m6efu7dk0e3ccs">
               <w:r>
                 <w:rPr>
                   <w:rFonts w:ascii="Arial" w:cs="Arial" w:eastAsia="Arial" w:hAnsi="Arial"/>
@@ -4188,7 +4188,7 @@
               <w:spacing w:after="10" w:before="0"/>
               <w:ind w:left="120"/>
             </w:pPr>
-            <w:hyperlink w:history="1" r:id="rIdhyzkfpmv2wvtrdzb8ej--">
+            <w:hyperlink w:history="1" r:id="rIdwdtg6jqqmnj_jo5eq3ot9">
               <w:r>
                 <w:rPr>
                   <w:rFonts w:ascii="Arial" w:cs="Arial" w:eastAsia="Arial" w:hAnsi="Arial"/>
@@ -4233,7 +4233,7 @@
             <w:pPr>
               <w:spacing w:after="20" w:before="0"/>
             </w:pPr>
-            <w:hyperlink w:history="1" r:id="rIdhjoznq10dv8a_n_gbsyad">
+            <w:hyperlink w:history="1" r:id="rIdjegvx0wsssoanjc2sa-3u">
               <w:r>
                 <w:rPr>
                   <w:rFonts w:ascii="Arial" w:cs="Arial" w:eastAsia="Arial" w:hAnsi="Arial"/>
@@ -4266,7 +4266,7 @@
               <w:spacing w:after="10" w:before="0"/>
               <w:ind w:left="120"/>
             </w:pPr>
-            <w:hyperlink w:history="1" r:id="rIdz0domd54hssmf1q0batul">
+            <w:hyperlink w:history="1" r:id="rIdtn61zwdxqeksmhgy5wa00">
               <w:r>
                 <w:rPr>
                   <w:rFonts w:ascii="Arial" w:cs="Arial" w:eastAsia="Arial" w:hAnsi="Arial"/>
@@ -4466,7 +4466,7 @@
             <w:pPr>
               <w:spacing w:after="20" w:before="0"/>
             </w:pPr>
-            <w:hyperlink w:history="1" r:id="rId6fnpn3hpfn6suvncrutam">
+            <w:hyperlink w:history="1" r:id="rIdyosrz7ae6ti5szwoswqok">
               <w:r>
                 <w:rPr>
                   <w:rFonts w:ascii="Arial" w:cs="Arial" w:eastAsia="Arial" w:hAnsi="Arial"/>
@@ -4515,7 +4515,7 @@
               <w:spacing w:after="10" w:before="0"/>
               <w:ind w:left="120"/>
             </w:pPr>
-            <w:hyperlink w:history="1" r:id="rIdinvycsy3_cv6kuuapa1lr">
+            <w:hyperlink w:history="1" r:id="rIdjm-j3ceuuy9nkq3s7xbpx">
               <w:r>
                 <w:rPr>
                   <w:rFonts w:ascii="Arial" w:cs="Arial" w:eastAsia="Arial" w:hAnsi="Arial"/>
@@ -4560,7 +4560,7 @@
             <w:pPr>
               <w:spacing w:after="20" w:before="0"/>
             </w:pPr>
-            <w:hyperlink w:history="1" r:id="rIdntlcxcvfsetoe5yxfhzjp">
+            <w:hyperlink w:history="1" r:id="rIdas8-0knkijizn9jcoshvv">
               <w:r>
                 <w:rPr>
                   <w:rFonts w:ascii="Arial" w:cs="Arial" w:eastAsia="Arial" w:hAnsi="Arial"/>
@@ -4593,7 +4593,7 @@
               <w:spacing w:after="10" w:before="0"/>
               <w:ind w:left="120"/>
             </w:pPr>
-            <w:hyperlink w:history="1" r:id="rIdqhvlckxqikvqyetbkzyl3">
+            <w:hyperlink w:history="1" r:id="rIdk09dnzu4zvj5mgiq-zudr">
               <w:r>
                 <w:rPr>
                   <w:rFonts w:ascii="Arial" w:cs="Arial" w:eastAsia="Arial" w:hAnsi="Arial"/>
@@ -4793,7 +4793,7 @@
             <w:pPr>
               <w:spacing w:after="20" w:before="0"/>
             </w:pPr>
-            <w:hyperlink w:history="1" r:id="rIdtitno1ro2rmalqdfrvu-a">
+            <w:hyperlink w:history="1" r:id="rIdvtmi9zsp8eqybaat2v6cb">
               <w:r>
                 <w:rPr>
                   <w:rFonts w:ascii="Arial" w:cs="Arial" w:eastAsia="Arial" w:hAnsi="Arial"/>
@@ -4842,7 +4842,7 @@
               <w:spacing w:after="10" w:before="0"/>
               <w:ind w:left="120"/>
             </w:pPr>
-            <w:hyperlink w:history="1" r:id="rId6zozhet41aiv1ibfaowi3">
+            <w:hyperlink w:history="1" r:id="rIdl_imncpujru9oh4ztudvp">
               <w:r>
                 <w:rPr>
                   <w:rFonts w:ascii="Arial" w:cs="Arial" w:eastAsia="Arial" w:hAnsi="Arial"/>
@@ -4887,7 +4887,7 @@
             <w:pPr>
               <w:spacing w:after="20" w:before="0"/>
             </w:pPr>
-            <w:hyperlink w:history="1" r:id="rId2aaddkawwvz3sckqmlrna">
+            <w:hyperlink w:history="1" r:id="rIdvb093l6wvjkkcl_fcybuo">
               <w:r>
                 <w:rPr>
                   <w:rFonts w:ascii="Arial" w:cs="Arial" w:eastAsia="Arial" w:hAnsi="Arial"/>
@@ -4936,7 +4936,7 @@
               <w:spacing w:after="10" w:before="0"/>
               <w:ind w:left="120"/>
             </w:pPr>
-            <w:hyperlink w:history="1" r:id="rIdwppfsdwv_2elvhora5wll">
+            <w:hyperlink w:history="1" r:id="rIdrkgpqgwuoql2s2lgosmje">
               <w:r>
                 <w:rPr>
                   <w:rFonts w:ascii="Arial" w:cs="Arial" w:eastAsia="Arial" w:hAnsi="Arial"/>
@@ -5461,7 +5461,7 @@
         </w:rPr>
         <w:t xml:space="preserve">© 2026 SeaVuria and ARES. Aligned with KICD objectives. Developed by SeaVuria; technical implementation by ARES (with AI assistance from Claude). Licensed under </w:t>
       </w:r>
-      <w:hyperlink w:history="1" r:id="rIdjwu3uydo2pp-ftt55rclb">
+      <w:hyperlink w:history="1" r:id="rIdlvs4uzu9mt96adentpij5">
         <w:r>
           <w:rPr>
             <w:rFonts w:ascii="Arial" w:cs="Arial" w:eastAsia="Arial" w:hAnsi="Arial"/>
@@ -5482,7 +5482,7 @@
         </w:rPr>
         <w:t xml:space="preserve"> (</w:t>
       </w:r>
-      <w:hyperlink w:history="1" r:id="rIdjqs8oirnvormlonwmupmy">
+      <w:hyperlink w:history="1" r:id="rIdwmhraaiyeq0bfnuvenvlw">
         <w:r>
           <w:rPr>
             <w:rFonts w:ascii="Arial" w:cs="Arial" w:eastAsia="Arial" w:hAnsi="Arial"/>
@@ -6702,7 +6702,7 @@
             <w:pPr>
               <w:spacing w:after="20" w:before="0"/>
             </w:pPr>
-            <w:hyperlink w:history="1" r:id="rIdmqrz8iyopdwb6i0yr_6v9">
+            <w:hyperlink w:history="1" r:id="rId8g3e5bovnsxkl3nj3zhen">
               <w:r>
                 <w:rPr>
                   <w:rFonts w:ascii="Arial" w:cs="Arial" w:eastAsia="Arial" w:hAnsi="Arial"/>
@@ -6735,7 +6735,7 @@
               <w:spacing w:after="10" w:before="0"/>
               <w:ind w:left="120"/>
             </w:pPr>
-            <w:hyperlink w:history="1" r:id="rIdkldzkdy0cnufmv5uggyf6">
+            <w:hyperlink w:history="1" r:id="rIdvnj2tszmxkbtjw5b0-q9n">
               <w:r>
                 <w:rPr>
                   <w:rFonts w:ascii="Arial" w:cs="Arial" w:eastAsia="Arial" w:hAnsi="Arial"/>
@@ -6780,7 +6780,7 @@
             <w:pPr>
               <w:spacing w:after="20" w:before="0"/>
             </w:pPr>
-            <w:hyperlink w:history="1" r:id="rIdqw5g8yn8tzsv7sos-47mq">
+            <w:hyperlink w:history="1" r:id="rIdk42hlkhxajvz6kcejdrf4">
               <w:r>
                 <w:rPr>
                   <w:rFonts w:ascii="Arial" w:cs="Arial" w:eastAsia="Arial" w:hAnsi="Arial"/>
@@ -6813,7 +6813,7 @@
               <w:spacing w:after="10" w:before="0"/>
               <w:ind w:left="120"/>
             </w:pPr>
-            <w:hyperlink w:history="1" r:id="rIdemecyk78upynp7o9q41dp">
+            <w:hyperlink w:history="1" r:id="rId0ohi3czqogehqvfimaulq">
               <w:r>
                 <w:rPr>
                   <w:rFonts w:ascii="Arial" w:cs="Arial" w:eastAsia="Arial" w:hAnsi="Arial"/>
@@ -7013,7 +7013,7 @@
             <w:pPr>
               <w:spacing w:after="20" w:before="0"/>
             </w:pPr>
-            <w:hyperlink w:history="1" r:id="rIdl1trwrhy4oa9dpeeg6s6b">
+            <w:hyperlink w:history="1" r:id="rIdj46k2sbg_lspahf04kbss">
               <w:r>
                 <w:rPr>
                   <w:rFonts w:ascii="Arial" w:cs="Arial" w:eastAsia="Arial" w:hAnsi="Arial"/>
@@ -7046,7 +7046,7 @@
               <w:spacing w:after="10" w:before="0"/>
               <w:ind w:left="120"/>
             </w:pPr>
-            <w:hyperlink w:history="1" r:id="rIduhxa2ddc73x64nqxq1pjw">
+            <w:hyperlink w:history="1" r:id="rIdyjdxfwcw667cjkgr9vn-q">
               <w:r>
                 <w:rPr>
                   <w:rFonts w:ascii="Arial" w:cs="Arial" w:eastAsia="Arial" w:hAnsi="Arial"/>
@@ -7091,7 +7091,7 @@
             <w:pPr>
               <w:spacing w:after="20" w:before="0"/>
             </w:pPr>
-            <w:hyperlink w:history="1" r:id="rIdwydlfgsy9fdhnrzbnpzyf">
+            <w:hyperlink w:history="1" r:id="rIdmdttec0rgnkas_92isch7">
               <w:r>
                 <w:rPr>
                   <w:rFonts w:ascii="Arial" w:cs="Arial" w:eastAsia="Arial" w:hAnsi="Arial"/>
@@ -7124,7 +7124,7 @@
               <w:spacing w:after="10" w:before="0"/>
               <w:ind w:left="120"/>
             </w:pPr>
-            <w:hyperlink w:history="1" r:id="rIdba6vxbw-bsku441fxgdkk">
+            <w:hyperlink w:history="1" r:id="rIdfionrxbltcyvig4rsi2um">
               <w:r>
                 <w:rPr>
                   <w:rFonts w:ascii="Arial" w:cs="Arial" w:eastAsia="Arial" w:hAnsi="Arial"/>
@@ -7324,7 +7324,7 @@
             <w:pPr>
               <w:spacing w:after="20" w:before="0"/>
             </w:pPr>
-            <w:hyperlink w:history="1" r:id="rIdg2awxvr7af8ydcezyxgf4">
+            <w:hyperlink w:history="1" r:id="rId-lo0ik3-isogf24u0m_jc">
               <w:r>
                 <w:rPr>
                   <w:rFonts w:ascii="Arial" w:cs="Arial" w:eastAsia="Arial" w:hAnsi="Arial"/>
@@ -7357,7 +7357,7 @@
               <w:spacing w:after="10" w:before="0"/>
               <w:ind w:left="120"/>
             </w:pPr>
-            <w:hyperlink w:history="1" r:id="rIdeltxywchve6gtze9wcncv">
+            <w:hyperlink w:history="1" r:id="rId7ei1kvmemvexwb0jacdhg">
               <w:r>
                 <w:rPr>
                   <w:rFonts w:ascii="Arial" w:cs="Arial" w:eastAsia="Arial" w:hAnsi="Arial"/>
@@ -7402,7 +7402,7 @@
             <w:pPr>
               <w:spacing w:after="20" w:before="0"/>
             </w:pPr>
-            <w:hyperlink w:history="1" r:id="rIdjw9p5eiaj8bu7svu7pxvu">
+            <w:hyperlink w:history="1" r:id="rIdon-las6fij4ybqb2qrm6o">
               <w:r>
                 <w:rPr>
                   <w:rFonts w:ascii="Arial" w:cs="Arial" w:eastAsia="Arial" w:hAnsi="Arial"/>
@@ -7451,7 +7451,7 @@
               <w:spacing w:after="10" w:before="0"/>
               <w:ind w:left="120"/>
             </w:pPr>
-            <w:hyperlink w:history="1" r:id="rIdbbgbtbza8ubog-ipw2m3p">
+            <w:hyperlink w:history="1" r:id="rIdtktoi0aex88220yghvega">
               <w:r>
                 <w:rPr>
                   <w:rFonts w:ascii="Arial" w:cs="Arial" w:eastAsia="Arial" w:hAnsi="Arial"/>
@@ -7651,7 +7651,7 @@
             <w:pPr>
               <w:spacing w:after="20" w:before="0"/>
             </w:pPr>
-            <w:hyperlink w:history="1" r:id="rIdqyortc7trljkozvzlgtko">
+            <w:hyperlink w:history="1" r:id="rIdolnmbzn2vrkorik6gpyea">
               <w:r>
                 <w:rPr>
                   <w:rFonts w:ascii="Arial" w:cs="Arial" w:eastAsia="Arial" w:hAnsi="Arial"/>
@@ -7684,7 +7684,7 @@
               <w:spacing w:after="10" w:before="0"/>
               <w:ind w:left="120"/>
             </w:pPr>
-            <w:hyperlink w:history="1" r:id="rIdqq6ujdioatsmd7fg44xhn">
+            <w:hyperlink w:history="1" r:id="rIdxxeeh6ahysm50_ed43mz2">
               <w:r>
                 <w:rPr>
                   <w:rFonts w:ascii="Arial" w:cs="Arial" w:eastAsia="Arial" w:hAnsi="Arial"/>
@@ -7729,7 +7729,7 @@
             <w:pPr>
               <w:spacing w:after="20" w:before="0"/>
             </w:pPr>
-            <w:hyperlink w:history="1" r:id="rIdkuavbh2dagmejyp6e7vyv">
+            <w:hyperlink w:history="1" r:id="rIdgbpgpyj-8o1usr5n6wbkr">
               <w:r>
                 <w:rPr>
                   <w:rFonts w:ascii="Arial" w:cs="Arial" w:eastAsia="Arial" w:hAnsi="Arial"/>
@@ -7778,7 +7778,7 @@
               <w:spacing w:after="10" w:before="0"/>
               <w:ind w:left="120"/>
             </w:pPr>
-            <w:hyperlink w:history="1" r:id="rId3usixkdhr3q-vutrdh3b7">
+            <w:hyperlink w:history="1" r:id="rIdiwsmwg50ak91uz3tgead0">
               <w:r>
                 <w:rPr>
                   <w:rFonts w:ascii="Arial" w:cs="Arial" w:eastAsia="Arial" w:hAnsi="Arial"/>
@@ -7978,7 +7978,7 @@
             <w:pPr>
               <w:spacing w:after="20" w:before="0"/>
             </w:pPr>
-            <w:hyperlink w:history="1" r:id="rIdupoyx5lw03dosn_72ukvj">
+            <w:hyperlink w:history="1" r:id="rId7bpqbr4ugvigyu3_klrd9">
               <w:r>
                 <w:rPr>
                   <w:rFonts w:ascii="Arial" w:cs="Arial" w:eastAsia="Arial" w:hAnsi="Arial"/>
@@ -8011,7 +8011,7 @@
               <w:spacing w:after="10" w:before="0"/>
               <w:ind w:left="120"/>
             </w:pPr>
-            <w:hyperlink w:history="1" r:id="rIdxsmlnc0smlcndaneznx1v">
+            <w:hyperlink w:history="1" r:id="rIdlnu9yg4rqtyjmfukv1nae">
               <w:r>
                 <w:rPr>
                   <w:rFonts w:ascii="Arial" w:cs="Arial" w:eastAsia="Arial" w:hAnsi="Arial"/>
@@ -8056,7 +8056,7 @@
             <w:pPr>
               <w:spacing w:after="20" w:before="0"/>
             </w:pPr>
-            <w:hyperlink w:history="1" r:id="rIdvmjs8lhcgv4rcclj96z11">
+            <w:hyperlink w:history="1" r:id="rIdbpncpwu13lvazrszmgv4d">
               <w:r>
                 <w:rPr>
                   <w:rFonts w:ascii="Arial" w:cs="Arial" w:eastAsia="Arial" w:hAnsi="Arial"/>
@@ -8105,7 +8105,7 @@
               <w:spacing w:after="10" w:before="0"/>
               <w:ind w:left="120"/>
             </w:pPr>
-            <w:hyperlink w:history="1" r:id="rIdh65vunpsbx2bacljnuyrl">
+            <w:hyperlink w:history="1" r:id="rIdie4rvifq_gnjessxxwwbn">
               <w:r>
                 <w:rPr>
                   <w:rFonts w:ascii="Arial" w:cs="Arial" w:eastAsia="Arial" w:hAnsi="Arial"/>
@@ -8710,7 +8710,7 @@
         </w:rPr>
         <w:t xml:space="preserve">© 2026 SeaVuria and ARES. Aligned with KICD objectives. Developed by SeaVuria; technical implementation by ARES (with AI assistance from Claude). Licensed under </w:t>
       </w:r>
-      <w:hyperlink w:history="1" r:id="rIdm0e6qnbcj8p-p8hlkanpf">
+      <w:hyperlink w:history="1" r:id="rId5gjwzcm1l80u05uzeemtv">
         <w:r>
           <w:rPr>
             <w:rFonts w:ascii="Arial" w:cs="Arial" w:eastAsia="Arial" w:hAnsi="Arial"/>
@@ -8731,7 +8731,7 @@
         </w:rPr>
         <w:t xml:space="preserve"> (</w:t>
       </w:r>
-      <w:hyperlink w:history="1" r:id="rIddxbwv2roud8crpe1afoub">
+      <w:hyperlink w:history="1" r:id="rIdihjuf6s_dbvsczbd4vm3f">
         <w:r>
           <w:rPr>
             <w:rFonts w:ascii="Arial" w:cs="Arial" w:eastAsia="Arial" w:hAnsi="Arial"/>
@@ -9771,7 +9771,7 @@
             <w:pPr>
               <w:spacing w:after="20" w:before="0"/>
             </w:pPr>
-            <w:hyperlink w:history="1" r:id="rIdm9oyegijfktpjg_vjigm3">
+            <w:hyperlink w:history="1" r:id="rIdxvqluwiangysrmpqykc3q">
               <w:r>
                 <w:rPr>
                   <w:rFonts w:ascii="Arial" w:cs="Arial" w:eastAsia="Arial" w:hAnsi="Arial"/>
@@ -9804,7 +9804,7 @@
               <w:spacing w:after="10" w:before="0"/>
               <w:ind w:left="120"/>
             </w:pPr>
-            <w:hyperlink w:history="1" r:id="rIdwjk3pjbt9ejhnmbz3y8vv">
+            <w:hyperlink w:history="1" r:id="rId_qrxfrsu7w6sdidwgong4">
               <w:r>
                 <w:rPr>
                   <w:rFonts w:ascii="Arial" w:cs="Arial" w:eastAsia="Arial" w:hAnsi="Arial"/>
@@ -9849,7 +9849,7 @@
             <w:pPr>
               <w:spacing w:after="20" w:before="0"/>
             </w:pPr>
-            <w:hyperlink w:history="1" r:id="rIdtetw_d0ccf87fgkw_ramn">
+            <w:hyperlink w:history="1" r:id="rIdwtacvswvknrrbibgss8ot">
               <w:r>
                 <w:rPr>
                   <w:rFonts w:ascii="Arial" w:cs="Arial" w:eastAsia="Arial" w:hAnsi="Arial"/>
@@ -9882,7 +9882,7 @@
               <w:spacing w:after="10" w:before="0"/>
               <w:ind w:left="120"/>
             </w:pPr>
-            <w:hyperlink w:history="1" r:id="rIdohg2quqsz0s-xegr4ialw">
+            <w:hyperlink w:history="1" r:id="rId9siulhdquo_zn9-chvnad">
               <w:r>
                 <w:rPr>
                   <w:rFonts w:ascii="Arial" w:cs="Arial" w:eastAsia="Arial" w:hAnsi="Arial"/>
@@ -10082,7 +10082,7 @@
             <w:pPr>
               <w:spacing w:after="20" w:before="0"/>
             </w:pPr>
-            <w:hyperlink w:history="1" r:id="rIdnuwmo3ycj9mfh2bxszkqx">
+            <w:hyperlink w:history="1" r:id="rIdpspyszrxjernywhley6nk">
               <w:r>
                 <w:rPr>
                   <w:rFonts w:ascii="Arial" w:cs="Arial" w:eastAsia="Arial" w:hAnsi="Arial"/>
@@ -10115,7 +10115,7 @@
               <w:spacing w:after="10" w:before="0"/>
               <w:ind w:left="120"/>
             </w:pPr>
-            <w:hyperlink w:history="1" r:id="rIdzxrm8dls4bhyyxm5s51np">
+            <w:hyperlink w:history="1" r:id="rIdrqgiin2jpxak6jp0pf7lv">
               <w:r>
                 <w:rPr>
                   <w:rFonts w:ascii="Arial" w:cs="Arial" w:eastAsia="Arial" w:hAnsi="Arial"/>
@@ -10160,7 +10160,7 @@
             <w:pPr>
               <w:spacing w:after="20" w:before="0"/>
             </w:pPr>
-            <w:hyperlink w:history="1" r:id="rId0rzbu4bkfngcyd6wiu9kk">
+            <w:hyperlink w:history="1" r:id="rIdvmo1tehqy4fnwqesvir7g">
               <w:r>
                 <w:rPr>
                   <w:rFonts w:ascii="Arial" w:cs="Arial" w:eastAsia="Arial" w:hAnsi="Arial"/>
@@ -10193,7 +10193,7 @@
               <w:spacing w:after="10" w:before="0"/>
               <w:ind w:left="120"/>
             </w:pPr>
-            <w:hyperlink w:history="1" r:id="rIdhvk9rt3r0nac9qrtzjzwc">
+            <w:hyperlink w:history="1" r:id="rId5p-w8uey2hebr04ob7asx">
               <w:r>
                 <w:rPr>
                   <w:rFonts w:ascii="Arial" w:cs="Arial" w:eastAsia="Arial" w:hAnsi="Arial"/>
@@ -10393,7 +10393,7 @@
             <w:pPr>
               <w:spacing w:after="20" w:before="0"/>
             </w:pPr>
-            <w:hyperlink w:history="1" r:id="rIdmmakufie3fzftskj2rhre">
+            <w:hyperlink w:history="1" r:id="rIdjlcgrcoiefbbebsp6sygt">
               <w:r>
                 <w:rPr>
                   <w:rFonts w:ascii="Arial" w:cs="Arial" w:eastAsia="Arial" w:hAnsi="Arial"/>
@@ -10442,7 +10442,7 @@
               <w:spacing w:after="10" w:before="0"/>
               <w:ind w:left="120"/>
             </w:pPr>
-            <w:hyperlink w:history="1" r:id="rId2knbk6alrbpacbprv7upj">
+            <w:hyperlink w:history="1" r:id="rIdfvo0fjnk8i3fu71ghlfz6">
               <w:r>
                 <w:rPr>
                   <w:rFonts w:ascii="Arial" w:cs="Arial" w:eastAsia="Arial" w:hAnsi="Arial"/>
@@ -10487,7 +10487,7 @@
             <w:pPr>
               <w:spacing w:after="20" w:before="0"/>
             </w:pPr>
-            <w:hyperlink w:history="1" r:id="rIdlu1gqjoc1u3a5s-l_kc9s">
+            <w:hyperlink w:history="1" r:id="rIdbu0imslj5way5gjelwex9">
               <w:r>
                 <w:rPr>
                   <w:rFonts w:ascii="Arial" w:cs="Arial" w:eastAsia="Arial" w:hAnsi="Arial"/>
@@ -10520,7 +10520,7 @@
               <w:spacing w:after="10" w:before="0"/>
               <w:ind w:left="120"/>
             </w:pPr>
-            <w:hyperlink w:history="1" r:id="rIdqngdbxsfhehifocjod_oy">
+            <w:hyperlink w:history="1" r:id="rIds3nxczs0j9dgqo5mdecpx">
               <w:r>
                 <w:rPr>
                   <w:rFonts w:ascii="Arial" w:cs="Arial" w:eastAsia="Arial" w:hAnsi="Arial"/>
@@ -10720,7 +10720,7 @@
             <w:pPr>
               <w:spacing w:after="20" w:before="0"/>
             </w:pPr>
-            <w:hyperlink w:history="1" r:id="rIdupykwkx6bkumiyzsif6bs">
+            <w:hyperlink w:history="1" r:id="rIdtw9yq8k51vjpnp6tjdcsq">
               <w:r>
                 <w:rPr>
                   <w:rFonts w:ascii="Arial" w:cs="Arial" w:eastAsia="Arial" w:hAnsi="Arial"/>
@@ -10769,7 +10769,7 @@
               <w:spacing w:after="10" w:before="0"/>
               <w:ind w:left="120"/>
             </w:pPr>
-            <w:hyperlink w:history="1" r:id="rId_3hvjszmgjzfqguednbd6">
+            <w:hyperlink w:history="1" r:id="rIdk493mx43stshptsz72sfo">
               <w:r>
                 <w:rPr>
                   <w:rFonts w:ascii="Arial" w:cs="Arial" w:eastAsia="Arial" w:hAnsi="Arial"/>
@@ -10814,7 +10814,7 @@
             <w:pPr>
               <w:spacing w:after="20" w:before="0"/>
             </w:pPr>
-            <w:hyperlink w:history="1" r:id="rIdmydpri9c3vgtnf2mpjdnw">
+            <w:hyperlink w:history="1" r:id="rIdqomj_4ym4lhuutq81v2ti">
               <w:r>
                 <w:rPr>
                   <w:rFonts w:ascii="Arial" w:cs="Arial" w:eastAsia="Arial" w:hAnsi="Arial"/>
@@ -10847,7 +10847,7 @@
               <w:spacing w:after="10" w:before="0"/>
               <w:ind w:left="120"/>
             </w:pPr>
-            <w:hyperlink w:history="1" r:id="rIdu1isl6abxx3bvs2izded6">
+            <w:hyperlink w:history="1" r:id="rIdnnqbnnzf8n5cke45glvd2">
               <w:r>
                 <w:rPr>
                   <w:rFonts w:ascii="Arial" w:cs="Arial" w:eastAsia="Arial" w:hAnsi="Arial"/>
@@ -11047,7 +11047,7 @@
             <w:pPr>
               <w:spacing w:after="20" w:before="0"/>
             </w:pPr>
-            <w:hyperlink w:history="1" r:id="rId8hde8zltvfwxz1pcnthnw">
+            <w:hyperlink w:history="1" r:id="rIdrphm-pi2k0yank0gxfj5c">
               <w:r>
                 <w:rPr>
                   <w:rFonts w:ascii="Arial" w:cs="Arial" w:eastAsia="Arial" w:hAnsi="Arial"/>
@@ -11096,7 +11096,7 @@
               <w:spacing w:after="10" w:before="0"/>
               <w:ind w:left="120"/>
             </w:pPr>
-            <w:hyperlink w:history="1" r:id="rIdzc8dmsb266skidw-0ktnw">
+            <w:hyperlink w:history="1" r:id="rId_z1ierj9xyvc3obrkfdqw">
               <w:r>
                 <w:rPr>
                   <w:rFonts w:ascii="Arial" w:cs="Arial" w:eastAsia="Arial" w:hAnsi="Arial"/>
@@ -11141,7 +11141,7 @@
             <w:pPr>
               <w:spacing w:after="20" w:before="0"/>
             </w:pPr>
-            <w:hyperlink w:history="1" r:id="rIdbrixydyfjob8pefotvljk">
+            <w:hyperlink w:history="1" r:id="rIdm0eep-mklzqkcmta3cvqh">
               <w:r>
                 <w:rPr>
                   <w:rFonts w:ascii="Arial" w:cs="Arial" w:eastAsia="Arial" w:hAnsi="Arial"/>
@@ -11174,7 +11174,7 @@
               <w:spacing w:after="10" w:before="0"/>
               <w:ind w:left="120"/>
             </w:pPr>
-            <w:hyperlink w:history="1" r:id="rId592ufmgybinmrnlgypygz">
+            <w:hyperlink w:history="1" r:id="rIdszzmwa5dcgp82neabdq0y">
               <w:r>
                 <w:rPr>
                   <w:rFonts w:ascii="Arial" w:cs="Arial" w:eastAsia="Arial" w:hAnsi="Arial"/>
@@ -11699,7 +11699,7 @@
         </w:rPr>
         <w:t xml:space="preserve">© 2026 SeaVuria and ARES. Aligned with KICD objectives. Developed by SeaVuria; technical implementation by ARES (with AI assistance from Claude). Licensed under </w:t>
       </w:r>
-      <w:hyperlink w:history="1" r:id="rIdkgswyofmmfdlcop18f23x">
+      <w:hyperlink w:history="1" r:id="rIdw9jdhcmufvbpobohpxva0">
         <w:r>
           <w:rPr>
             <w:rFonts w:ascii="Arial" w:cs="Arial" w:eastAsia="Arial" w:hAnsi="Arial"/>
@@ -11720,7 +11720,7 @@
         </w:rPr>
         <w:t xml:space="preserve"> (</w:t>
       </w:r>
-      <w:hyperlink w:history="1" r:id="rIdvvvhfbjza9bskys55r3fd">
+      <w:hyperlink w:history="1" r:id="rIdqrkdd8glqhoy40ykpjj3a">
         <w:r>
           <w:rPr>
             <w:rFonts w:ascii="Arial" w:cs="Arial" w:eastAsia="Arial" w:hAnsi="Arial"/>
@@ -12760,7 +12760,7 @@
             <w:pPr>
               <w:spacing w:after="20" w:before="0"/>
             </w:pPr>
-            <w:hyperlink w:history="1" r:id="rId0gw376ygmxxwbeaycabrr">
+            <w:hyperlink w:history="1" r:id="rIdxdawin5lb9cvuhyiql0ik">
               <w:r>
                 <w:rPr>
                   <w:rFonts w:ascii="Arial" w:cs="Arial" w:eastAsia="Arial" w:hAnsi="Arial"/>
@@ -12793,7 +12793,7 @@
               <w:spacing w:after="10" w:before="0"/>
               <w:ind w:left="120"/>
             </w:pPr>
-            <w:hyperlink w:history="1" r:id="rIdjjvroo8bqxx4j2ohbb3yu">
+            <w:hyperlink w:history="1" r:id="rIdcwl5y9vrdmadxsstadxxa">
               <w:r>
                 <w:rPr>
                   <w:rFonts w:ascii="Arial" w:cs="Arial" w:eastAsia="Arial" w:hAnsi="Arial"/>
@@ -12838,7 +12838,7 @@
             <w:pPr>
               <w:spacing w:after="20" w:before="0"/>
             </w:pPr>
-            <w:hyperlink w:history="1" r:id="rIdacihnfl1yfxiot47eesay">
+            <w:hyperlink w:history="1" r:id="rIddfrk1sigevyvvjagyeqzg">
               <w:r>
                 <w:rPr>
                   <w:rFonts w:ascii="Arial" w:cs="Arial" w:eastAsia="Arial" w:hAnsi="Arial"/>
@@ -12871,7 +12871,7 @@
               <w:spacing w:after="10" w:before="0"/>
               <w:ind w:left="120"/>
             </w:pPr>
-            <w:hyperlink w:history="1" r:id="rIdktkibpr4zdykfcvjahfc8">
+            <w:hyperlink w:history="1" r:id="rIdgekt43l1zbuav1yregi9k">
               <w:r>
                 <w:rPr>
                   <w:rFonts w:ascii="Arial" w:cs="Arial" w:eastAsia="Arial" w:hAnsi="Arial"/>
@@ -13151,7 +13151,7 @@
             <w:pPr>
               <w:spacing w:after="20" w:before="0"/>
             </w:pPr>
-            <w:hyperlink w:history="1" r:id="rIdjtblm3epewtebaaj7zjh5">
+            <w:hyperlink w:history="1" r:id="rId6zevdc5r3dh6i67gpxozc">
               <w:r>
                 <w:rPr>
                   <w:rFonts w:ascii="Arial" w:cs="Arial" w:eastAsia="Arial" w:hAnsi="Arial"/>
@@ -13184,7 +13184,7 @@
               <w:spacing w:after="10" w:before="0"/>
               <w:ind w:left="120"/>
             </w:pPr>
-            <w:hyperlink w:history="1" r:id="rIdwrybg6urqd_r6sypo0-ru">
+            <w:hyperlink w:history="1" r:id="rIdjjcquk1f2ypf7xt6ouncc">
               <w:r>
                 <w:rPr>
                   <w:rFonts w:ascii="Arial" w:cs="Arial" w:eastAsia="Arial" w:hAnsi="Arial"/>
@@ -13229,7 +13229,7 @@
             <w:pPr>
               <w:spacing w:after="20" w:before="0"/>
             </w:pPr>
-            <w:hyperlink w:history="1" r:id="rId02su7ocfpu4l9oex8psr7">
+            <w:hyperlink w:history="1" r:id="rIdxn1ehld8mrmdnlrsuxckf">
               <w:r>
                 <w:rPr>
                   <w:rFonts w:ascii="Arial" w:cs="Arial" w:eastAsia="Arial" w:hAnsi="Arial"/>
@@ -13262,7 +13262,7 @@
               <w:spacing w:after="10" w:before="0"/>
               <w:ind w:left="120"/>
             </w:pPr>
-            <w:hyperlink w:history="1" r:id="rId4yde1-14nqdrdqqhuw149">
+            <w:hyperlink w:history="1" r:id="rIdu0s56zanc34p3t-jvzeo9">
               <w:r>
                 <w:rPr>
                   <w:rFonts w:ascii="Arial" w:cs="Arial" w:eastAsia="Arial" w:hAnsi="Arial"/>
@@ -13542,7 +13542,7 @@
             <w:pPr>
               <w:spacing w:after="20" w:before="0"/>
             </w:pPr>
-            <w:hyperlink w:history="1" r:id="rIdjbdgq8pz1fawtyi6cho-v">
+            <w:hyperlink w:history="1" r:id="rId6g1ai4xbomz_tlmqndc8v">
               <w:r>
                 <w:rPr>
                   <w:rFonts w:ascii="Arial" w:cs="Arial" w:eastAsia="Arial" w:hAnsi="Arial"/>
@@ -13575,7 +13575,7 @@
               <w:spacing w:after="10" w:before="0"/>
               <w:ind w:left="120"/>
             </w:pPr>
-            <w:hyperlink w:history="1" r:id="rId48ofcqxhh0fwdpaslsq2n">
+            <w:hyperlink w:history="1" r:id="rIdk01fjbjipacobotscycp2">
               <w:r>
                 <w:rPr>
                   <w:rFonts w:ascii="Arial" w:cs="Arial" w:eastAsia="Arial" w:hAnsi="Arial"/>
@@ -13620,7 +13620,7 @@
             <w:pPr>
               <w:spacing w:after="20" w:before="0"/>
             </w:pPr>
-            <w:hyperlink w:history="1" r:id="rIdoi7_jaiawjij_xdfdci4n">
+            <w:hyperlink w:history="1" r:id="rIdw70wg1-9rbv5l6upm2eg5">
               <w:r>
                 <w:rPr>
                   <w:rFonts w:ascii="Arial" w:cs="Arial" w:eastAsia="Arial" w:hAnsi="Arial"/>
@@ -13653,7 +13653,7 @@
               <w:spacing w:after="10" w:before="0"/>
               <w:ind w:left="120"/>
             </w:pPr>
-            <w:hyperlink w:history="1" r:id="rIdjbvtptdfdlqwbdafbbdtc">
+            <w:hyperlink w:history="1" r:id="rId63huytmus56fl7sswmpzh">
               <w:r>
                 <w:rPr>
                   <w:rFonts w:ascii="Arial" w:cs="Arial" w:eastAsia="Arial" w:hAnsi="Arial"/>
@@ -13933,7 +13933,7 @@
             <w:pPr>
               <w:spacing w:after="20" w:before="0"/>
             </w:pPr>
-            <w:hyperlink w:history="1" r:id="rIdtxxq-x1w-g0joopt9at7s">
+            <w:hyperlink w:history="1" r:id="rIdjvcfs_g_ewiz48ediwne0">
               <w:r>
                 <w:rPr>
                   <w:rFonts w:ascii="Arial" w:cs="Arial" w:eastAsia="Arial" w:hAnsi="Arial"/>
@@ -13966,7 +13966,7 @@
               <w:spacing w:after="10" w:before="0"/>
               <w:ind w:left="120"/>
             </w:pPr>
-            <w:hyperlink w:history="1" r:id="rIdjvfxplvqyj7qb3g9qbmqn">
+            <w:hyperlink w:history="1" r:id="rIdov3ykuecdfzeqpnmjwsng">
               <w:r>
                 <w:rPr>
                   <w:rFonts w:ascii="Arial" w:cs="Arial" w:eastAsia="Arial" w:hAnsi="Arial"/>
@@ -14011,7 +14011,7 @@
             <w:pPr>
               <w:spacing w:after="20" w:before="0"/>
             </w:pPr>
-            <w:hyperlink w:history="1" r:id="rIdup1vc6-msvxcp3xsxfcch">
+            <w:hyperlink w:history="1" r:id="rIds7upfve91fmuvrujsg0x8">
               <w:r>
                 <w:rPr>
                   <w:rFonts w:ascii="Arial" w:cs="Arial" w:eastAsia="Arial" w:hAnsi="Arial"/>
@@ -14044,7 +14044,7 @@
               <w:spacing w:after="10" w:before="0"/>
               <w:ind w:left="120"/>
             </w:pPr>
-            <w:hyperlink w:history="1" r:id="rIdtboy4ue_7_gugjbyknuin">
+            <w:hyperlink w:history="1" r:id="rIdazisme7ppuduxvc-9bptf">
               <w:r>
                 <w:rPr>
                   <w:rFonts w:ascii="Arial" w:cs="Arial" w:eastAsia="Arial" w:hAnsi="Arial"/>
@@ -14324,7 +14324,7 @@
             <w:pPr>
               <w:spacing w:after="20" w:before="0"/>
             </w:pPr>
-            <w:hyperlink w:history="1" r:id="rIdsleqtym3djhld3q1jxi0w">
+            <w:hyperlink w:history="1" r:id="rIdbmq_dd22zruhljxjdymmz">
               <w:r>
                 <w:rPr>
                   <w:rFonts w:ascii="Arial" w:cs="Arial" w:eastAsia="Arial" w:hAnsi="Arial"/>
@@ -14373,7 +14373,7 @@
               <w:spacing w:after="10" w:before="0"/>
               <w:ind w:left="120"/>
             </w:pPr>
-            <w:hyperlink w:history="1" r:id="rId6u6mz5gifz_ab6z9pp1rs">
+            <w:hyperlink w:history="1" r:id="rIdh05myy2xvgqioh8uyvd2o">
               <w:r>
                 <w:rPr>
                   <w:rFonts w:ascii="Arial" w:cs="Arial" w:eastAsia="Arial" w:hAnsi="Arial"/>
@@ -14418,7 +14418,7 @@
             <w:pPr>
               <w:spacing w:after="20" w:before="0"/>
             </w:pPr>
-            <w:hyperlink w:history="1" r:id="rIdwjo2dsngzkgi7_u1b0ukd">
+            <w:hyperlink w:history="1" r:id="rIdze5rlmbvfjqnhlfvh2bfm">
               <w:r>
                 <w:rPr>
                   <w:rFonts w:ascii="Arial" w:cs="Arial" w:eastAsia="Arial" w:hAnsi="Arial"/>
@@ -14451,7 +14451,7 @@
               <w:spacing w:after="10" w:before="0"/>
               <w:ind w:left="120"/>
             </w:pPr>
-            <w:hyperlink w:history="1" r:id="rIdgevcjzjuxgaqgyg-tjsar">
+            <w:hyperlink w:history="1" r:id="rIdezyejuuygdud6erhkjx2s">
               <w:r>
                 <w:rPr>
                   <w:rFonts w:ascii="Arial" w:cs="Arial" w:eastAsia="Arial" w:hAnsi="Arial"/>
@@ -15056,7 +15056,7 @@
         </w:rPr>
         <w:t xml:space="preserve">© 2026 SeaVuria and ARES. Aligned with KICD objectives. Developed by SeaVuria; technical implementation by ARES (with AI assistance from Claude). Licensed under </w:t>
       </w:r>
-      <w:hyperlink w:history="1" r:id="rId2tk6-3emcdrvd3t4xovod">
+      <w:hyperlink w:history="1" r:id="rIdmpkj8curw1klwgm6ha4co">
         <w:r>
           <w:rPr>
             <w:rFonts w:ascii="Arial" w:cs="Arial" w:eastAsia="Arial" w:hAnsi="Arial"/>
@@ -15077,7 +15077,7 @@
         </w:rPr>
         <w:t xml:space="preserve"> (</w:t>
       </w:r>
-      <w:hyperlink w:history="1" r:id="rIdj9uv1zorhrrwzboodbsn8">
+      <w:hyperlink w:history="1" r:id="rIdnfkmlpi-yhevehng0hl2k">
         <w:r>
           <w:rPr>
             <w:rFonts w:ascii="Arial" w:cs="Arial" w:eastAsia="Arial" w:hAnsi="Arial"/>
@@ -16117,7 +16117,7 @@
             <w:pPr>
               <w:spacing w:after="20" w:before="0"/>
             </w:pPr>
-            <w:hyperlink w:history="1" r:id="rIdv-ivmo_unyjgnim5rppyf">
+            <w:hyperlink w:history="1" r:id="rIdhbs8n6p2nklfom3lpstrv">
               <w:r>
                 <w:rPr>
                   <w:rFonts w:ascii="Arial" w:cs="Arial" w:eastAsia="Arial" w:hAnsi="Arial"/>
@@ -16150,7 +16150,7 @@
               <w:spacing w:after="10" w:before="0"/>
               <w:ind w:left="120"/>
             </w:pPr>
-            <w:hyperlink w:history="1" r:id="rIdqzxzccdu075w20jtq6em6">
+            <w:hyperlink w:history="1" r:id="rIdbaqfmrjpv6864muhynphp">
               <w:r>
                 <w:rPr>
                   <w:rFonts w:ascii="Arial" w:cs="Arial" w:eastAsia="Arial" w:hAnsi="Arial"/>
@@ -16195,7 +16195,7 @@
             <w:pPr>
               <w:spacing w:after="20" w:before="0"/>
             </w:pPr>
-            <w:hyperlink w:history="1" r:id="rIdrdikkuuof9qbfkq0om_yk">
+            <w:hyperlink w:history="1" r:id="rIdgu0fplufmbufxzfz3cs1e">
               <w:r>
                 <w:rPr>
                   <w:rFonts w:ascii="Arial" w:cs="Arial" w:eastAsia="Arial" w:hAnsi="Arial"/>
@@ -16228,7 +16228,7 @@
               <w:spacing w:after="10" w:before="0"/>
               <w:ind w:left="120"/>
             </w:pPr>
-            <w:hyperlink w:history="1" r:id="rIdbzhjyvvtroolggava7ila">
+            <w:hyperlink w:history="1" r:id="rIdoj2nagqffhveau8rouanq">
               <w:r>
                 <w:rPr>
                   <w:rFonts w:ascii="Arial" w:cs="Arial" w:eastAsia="Arial" w:hAnsi="Arial"/>
@@ -16428,7 +16428,7 @@
             <w:pPr>
               <w:spacing w:after="20" w:before="0"/>
             </w:pPr>
-            <w:hyperlink w:history="1" r:id="rIdktvd3qtbgfp6oilo-zdoe">
+            <w:hyperlink w:history="1" r:id="rIdkvhqayzj2kdh8phwequ80">
               <w:r>
                 <w:rPr>
                   <w:rFonts w:ascii="Arial" w:cs="Arial" w:eastAsia="Arial" w:hAnsi="Arial"/>
@@ -16461,7 +16461,7 @@
               <w:spacing w:after="10" w:before="0"/>
               <w:ind w:left="120"/>
             </w:pPr>
-            <w:hyperlink w:history="1" r:id="rIdzqmbvh0tdte3lu70ijxo_">
+            <w:hyperlink w:history="1" r:id="rId16bq0luhwwlcmwjgvrbgl">
               <w:r>
                 <w:rPr>
                   <w:rFonts w:ascii="Arial" w:cs="Arial" w:eastAsia="Arial" w:hAnsi="Arial"/>
@@ -16506,7 +16506,7 @@
             <w:pPr>
               <w:spacing w:after="20" w:before="0"/>
             </w:pPr>
-            <w:hyperlink w:history="1" r:id="rIdafhkrr-al39nb40ftciyr">
+            <w:hyperlink w:history="1" r:id="rIdqypc_kcelm0bq3lh3dx5g">
               <w:r>
                 <w:rPr>
                   <w:rFonts w:ascii="Arial" w:cs="Arial" w:eastAsia="Arial" w:hAnsi="Arial"/>
@@ -16539,7 +16539,7 @@
               <w:spacing w:after="10" w:before="0"/>
               <w:ind w:left="120"/>
             </w:pPr>
-            <w:hyperlink w:history="1" r:id="rIddqly0-_lwkryhgphklqha">
+            <w:hyperlink w:history="1" r:id="rIdpszaleycuq1vdljxkmqjd">
               <w:r>
                 <w:rPr>
                   <w:rFonts w:ascii="Arial" w:cs="Arial" w:eastAsia="Arial" w:hAnsi="Arial"/>
@@ -16739,7 +16739,7 @@
             <w:pPr>
               <w:spacing w:after="20" w:before="0"/>
             </w:pPr>
-            <w:hyperlink w:history="1" r:id="rIdhs0fbz7bxl9nqjxmodk_p">
+            <w:hyperlink w:history="1" r:id="rIdkpmejzqzyesprejvaug3d">
               <w:r>
                 <w:rPr>
                   <w:rFonts w:ascii="Arial" w:cs="Arial" w:eastAsia="Arial" w:hAnsi="Arial"/>
@@ -16788,7 +16788,7 @@
               <w:spacing w:after="10" w:before="0"/>
               <w:ind w:left="120"/>
             </w:pPr>
-            <w:hyperlink w:history="1" r:id="rIdgb4hul5yxmkewc1rurs3q">
+            <w:hyperlink w:history="1" r:id="rId57jmd21yaevsxwlhefiar">
               <w:r>
                 <w:rPr>
                   <w:rFonts w:ascii="Arial" w:cs="Arial" w:eastAsia="Arial" w:hAnsi="Arial"/>
@@ -16833,7 +16833,7 @@
             <w:pPr>
               <w:spacing w:after="20" w:before="0"/>
             </w:pPr>
-            <w:hyperlink w:history="1" r:id="rIdrl459-fadurjdfhmluj9o">
+            <w:hyperlink w:history="1" r:id="rId8etbf0ni_l85-0-ftydxs">
               <w:r>
                 <w:rPr>
                   <w:rFonts w:ascii="Arial" w:cs="Arial" w:eastAsia="Arial" w:hAnsi="Arial"/>
@@ -16866,7 +16866,7 @@
               <w:spacing w:after="10" w:before="0"/>
               <w:ind w:left="120"/>
             </w:pPr>
-            <w:hyperlink w:history="1" r:id="rId6ja_1ewyf57cy63steud4">
+            <w:hyperlink w:history="1" r:id="rIdvg2dzzhaicdhlbu_v4qnf">
               <w:r>
                 <w:rPr>
                   <w:rFonts w:ascii="Arial" w:cs="Arial" w:eastAsia="Arial" w:hAnsi="Arial"/>
@@ -17066,7 +17066,7 @@
             <w:pPr>
               <w:spacing w:after="20" w:before="0"/>
             </w:pPr>
-            <w:hyperlink w:history="1" r:id="rIdtsktwv62ev4gvuch_arub">
+            <w:hyperlink w:history="1" r:id="rId-bgdxbdqutuglozkob7zt">
               <w:r>
                 <w:rPr>
                   <w:rFonts w:ascii="Arial" w:cs="Arial" w:eastAsia="Arial" w:hAnsi="Arial"/>
@@ -17115,7 +17115,7 @@
               <w:spacing w:after="10" w:before="0"/>
               <w:ind w:left="120"/>
             </w:pPr>
-            <w:hyperlink w:history="1" r:id="rIdhznojdlchfofq3dfkxxwz">
+            <w:hyperlink w:history="1" r:id="rId0rpykipdl2-1ywonukrz_">
               <w:r>
                 <w:rPr>
                   <w:rFonts w:ascii="Arial" w:cs="Arial" w:eastAsia="Arial" w:hAnsi="Arial"/>
@@ -17160,7 +17160,7 @@
             <w:pPr>
               <w:spacing w:after="20" w:before="0"/>
             </w:pPr>
-            <w:hyperlink w:history="1" r:id="rIdzhzdltirwe1cet5uc4ij6">
+            <w:hyperlink w:history="1" r:id="rIdbbal1x_shpejw-uvaawwd">
               <w:r>
                 <w:rPr>
                   <w:rFonts w:ascii="Arial" w:cs="Arial" w:eastAsia="Arial" w:hAnsi="Arial"/>
@@ -17193,7 +17193,7 @@
               <w:spacing w:after="10" w:before="0"/>
               <w:ind w:left="120"/>
             </w:pPr>
-            <w:hyperlink w:history="1" r:id="rId1rn_bpwk4hehpr3onci2z">
+            <w:hyperlink w:history="1" r:id="rIdutz5a1rai4meyv8qxq05t">
               <w:r>
                 <w:rPr>
                   <w:rFonts w:ascii="Arial" w:cs="Arial" w:eastAsia="Arial" w:hAnsi="Arial"/>
@@ -17393,7 +17393,7 @@
             <w:pPr>
               <w:spacing w:after="20" w:before="0"/>
             </w:pPr>
-            <w:hyperlink w:history="1" r:id="rIdnavji7zqvpoiejhcxekzc">
+            <w:hyperlink w:history="1" r:id="rId1pcodmlxmaacwvm1hzd9x">
               <w:r>
                 <w:rPr>
                   <w:rFonts w:ascii="Arial" w:cs="Arial" w:eastAsia="Arial" w:hAnsi="Arial"/>
@@ -17442,7 +17442,7 @@
               <w:spacing w:after="10" w:before="0"/>
               <w:ind w:left="120"/>
             </w:pPr>
-            <w:hyperlink w:history="1" r:id="rId-klmuxsd1i8e69gt9xele">
+            <w:hyperlink w:history="1" r:id="rIddyx1gtllgwe9v9tac-i_w">
               <w:r>
                 <w:rPr>
                   <w:rFonts w:ascii="Arial" w:cs="Arial" w:eastAsia="Arial" w:hAnsi="Arial"/>
@@ -17487,7 +17487,7 @@
             <w:pPr>
               <w:spacing w:after="20" w:before="0"/>
             </w:pPr>
-            <w:hyperlink w:history="1" r:id="rIdagcvng3dtn2gdcajbax_n">
+            <w:hyperlink w:history="1" r:id="rIdxz9_mpnmdyeuqjukrgmrk">
               <w:r>
                 <w:rPr>
                   <w:rFonts w:ascii="Arial" w:cs="Arial" w:eastAsia="Arial" w:hAnsi="Arial"/>
@@ -17520,7 +17520,7 @@
               <w:spacing w:after="10" w:before="0"/>
               <w:ind w:left="120"/>
             </w:pPr>
-            <w:hyperlink w:history="1" r:id="rId-a8jiz60ouyckgujetshn">
+            <w:hyperlink w:history="1" r:id="rIdzyjstrqohhnn3vz9gdjgc">
               <w:r>
                 <w:rPr>
                   <w:rFonts w:ascii="Arial" w:cs="Arial" w:eastAsia="Arial" w:hAnsi="Arial"/>
@@ -18045,7 +18045,7 @@
         </w:rPr>
         <w:t xml:space="preserve">© 2026 SeaVuria and ARES. Aligned with KICD objectives. Developed by SeaVuria; technical implementation by ARES (with AI assistance from Claude). Licensed under </w:t>
       </w:r>
-      <w:hyperlink w:history="1" r:id="rIdmc57l66fsu8fjtsjgo3ax">
+      <w:hyperlink w:history="1" r:id="rIdyfkup7tou0vopvs7-bwrk">
         <w:r>
           <w:rPr>
             <w:rFonts w:ascii="Arial" w:cs="Arial" w:eastAsia="Arial" w:hAnsi="Arial"/>
@@ -18066,7 +18066,7 @@
         </w:rPr>
         <w:t xml:space="preserve"> (</w:t>
       </w:r>
-      <w:hyperlink w:history="1" r:id="rIdioq5ixhvjnnkktwowjwp8">
+      <w:hyperlink w:history="1" r:id="rIdpoyhi1xkxmbkucbtxd3ie">
         <w:r>
           <w:rPr>
             <w:rFonts w:ascii="Arial" w:cs="Arial" w:eastAsia="Arial" w:hAnsi="Arial"/>
@@ -19266,7 +19266,7 @@
             <w:pPr>
               <w:spacing w:after="20" w:before="0"/>
             </w:pPr>
-            <w:hyperlink w:history="1" r:id="rIde_ozzjoql0pm5caddn64i">
+            <w:hyperlink w:history="1" r:id="rId5x6otk451t8vge_bv9ach">
               <w:r>
                 <w:rPr>
                   <w:rFonts w:ascii="Arial" w:cs="Arial" w:eastAsia="Arial" w:hAnsi="Arial"/>
@@ -19299,7 +19299,7 @@
               <w:spacing w:after="10" w:before="0"/>
               <w:ind w:left="120"/>
             </w:pPr>
-            <w:hyperlink w:history="1" r:id="rIdy4d3zjpfn4w46n6aezjvc">
+            <w:hyperlink w:history="1" r:id="rIdayfs9ippltsb4jw8ryhli">
               <w:r>
                 <w:rPr>
                   <w:rFonts w:ascii="Arial" w:cs="Arial" w:eastAsia="Arial" w:hAnsi="Arial"/>
@@ -19344,7 +19344,7 @@
             <w:pPr>
               <w:spacing w:after="20" w:before="0"/>
             </w:pPr>
-            <w:hyperlink w:history="1" r:id="rIddwngxlayfugn79ogdupnt">
+            <w:hyperlink w:history="1" r:id="rIdyisgbs05trxi2jpftuc9g">
               <w:r>
                 <w:rPr>
                   <w:rFonts w:ascii="Arial" w:cs="Arial" w:eastAsia="Arial" w:hAnsi="Arial"/>
@@ -19377,7 +19377,7 @@
               <w:spacing w:after="10" w:before="0"/>
               <w:ind w:left="120"/>
             </w:pPr>
-            <w:hyperlink w:history="1" r:id="rIdp7cck-v0jnprmogrhj3pj">
+            <w:hyperlink w:history="1" r:id="rIdelzjjrl47ijci34g8zuy4">
               <w:r>
                 <w:rPr>
                   <w:rFonts w:ascii="Arial" w:cs="Arial" w:eastAsia="Arial" w:hAnsi="Arial"/>
@@ -19577,7 +19577,7 @@
             <w:pPr>
               <w:spacing w:after="20" w:before="0"/>
             </w:pPr>
-            <w:hyperlink w:history="1" r:id="rIdcqsyye6wt0x8kiuwmbr-c">
+            <w:hyperlink w:history="1" r:id="rIdjouhjtqut2oochlf2qyjy">
               <w:r>
                 <w:rPr>
                   <w:rFonts w:ascii="Arial" w:cs="Arial" w:eastAsia="Arial" w:hAnsi="Arial"/>
@@ -19610,7 +19610,7 @@
               <w:spacing w:after="10" w:before="0"/>
               <w:ind w:left="120"/>
             </w:pPr>
-            <w:hyperlink w:history="1" r:id="rId2wbxjuk8gjiz7ckwiieha">
+            <w:hyperlink w:history="1" r:id="rId_gbwy0k9pxd4swedckd0t">
               <w:r>
                 <w:rPr>
                   <w:rFonts w:ascii="Arial" w:cs="Arial" w:eastAsia="Arial" w:hAnsi="Arial"/>
@@ -19655,7 +19655,7 @@
             <w:pPr>
               <w:spacing w:after="20" w:before="0"/>
             </w:pPr>
-            <w:hyperlink w:history="1" r:id="rIdqt0ugqfpncqc_zltzm4mz">
+            <w:hyperlink w:history="1" r:id="rIderg5bb94gqrbotlququeh">
               <w:r>
                 <w:rPr>
                   <w:rFonts w:ascii="Arial" w:cs="Arial" w:eastAsia="Arial" w:hAnsi="Arial"/>
@@ -19688,7 +19688,7 @@
               <w:spacing w:after="10" w:before="0"/>
               <w:ind w:left="120"/>
             </w:pPr>
-            <w:hyperlink w:history="1" r:id="rIdv5nepfcrz4tg6cs2zvo7y">
+            <w:hyperlink w:history="1" r:id="rIdxx4fo56saiiwunfniyw1e">
               <w:r>
                 <w:rPr>
                   <w:rFonts w:ascii="Arial" w:cs="Arial" w:eastAsia="Arial" w:hAnsi="Arial"/>
@@ -19888,7 +19888,7 @@
             <w:pPr>
               <w:spacing w:after="20" w:before="0"/>
             </w:pPr>
-            <w:hyperlink w:history="1" r:id="rIdguklb-ycp3v3rx-prsa4r">
+            <w:hyperlink w:history="1" r:id="rIdqtoox1ndxile5ixvc6dta">
               <w:r>
                 <w:rPr>
                   <w:rFonts w:ascii="Arial" w:cs="Arial" w:eastAsia="Arial" w:hAnsi="Arial"/>
@@ -19921,7 +19921,7 @@
               <w:spacing w:after="10" w:before="0"/>
               <w:ind w:left="120"/>
             </w:pPr>
-            <w:hyperlink w:history="1" r:id="rId3xewghrbgo8lpxoxliy5b">
+            <w:hyperlink w:history="1" r:id="rIdafjfc5cia-6fskdllefn6">
               <w:r>
                 <w:rPr>
                   <w:rFonts w:ascii="Arial" w:cs="Arial" w:eastAsia="Arial" w:hAnsi="Arial"/>
@@ -19966,7 +19966,7 @@
             <w:pPr>
               <w:spacing w:after="20" w:before="0"/>
             </w:pPr>
-            <w:hyperlink w:history="1" r:id="rId53d_hezddc7jnvqi8hltk">
+            <w:hyperlink w:history="1" r:id="rIddcbnbria5t85feryf0fk7">
               <w:r>
                 <w:rPr>
                   <w:rFonts w:ascii="Arial" w:cs="Arial" w:eastAsia="Arial" w:hAnsi="Arial"/>
@@ -20015,7 +20015,7 @@
               <w:spacing w:after="10" w:before="0"/>
               <w:ind w:left="120"/>
             </w:pPr>
-            <w:hyperlink w:history="1" r:id="rIdjhigotx39it7b2mzhhjwr">
+            <w:hyperlink w:history="1" r:id="rIdpp2uurwzdn8ej0bkr5gwt">
               <w:r>
                 <w:rPr>
                   <w:rFonts w:ascii="Arial" w:cs="Arial" w:eastAsia="Arial" w:hAnsi="Arial"/>
@@ -20215,7 +20215,7 @@
             <w:pPr>
               <w:spacing w:after="20" w:before="0"/>
             </w:pPr>
-            <w:hyperlink w:history="1" r:id="rIdgcdemi1zuwhlcbfaui9j-">
+            <w:hyperlink w:history="1" r:id="rIdt7wtlzm52rfveo0ic79zm">
               <w:r>
                 <w:rPr>
                   <w:rFonts w:ascii="Arial" w:cs="Arial" w:eastAsia="Arial" w:hAnsi="Arial"/>
@@ -20248,7 +20248,7 @@
               <w:spacing w:after="10" w:before="0"/>
               <w:ind w:left="120"/>
             </w:pPr>
-            <w:hyperlink w:history="1" r:id="rIdkjkyrgfcgvddbekfcre6y">
+            <w:hyperlink w:history="1" r:id="rIdcck6ufcyewsmuucppjr7v">
               <w:r>
                 <w:rPr>
                   <w:rFonts w:ascii="Arial" w:cs="Arial" w:eastAsia="Arial" w:hAnsi="Arial"/>
@@ -20293,7 +20293,7 @@
             <w:pPr>
               <w:spacing w:after="20" w:before="0"/>
             </w:pPr>
-            <w:hyperlink w:history="1" r:id="rIdadk7sgjcovkedunmt43tf">
+            <w:hyperlink w:history="1" r:id="rId9uajgzcejh2-k6-onuson">
               <w:r>
                 <w:rPr>
                   <w:rFonts w:ascii="Arial" w:cs="Arial" w:eastAsia="Arial" w:hAnsi="Arial"/>
@@ -20342,7 +20342,7 @@
               <w:spacing w:after="10" w:before="0"/>
               <w:ind w:left="120"/>
             </w:pPr>
-            <w:hyperlink w:history="1" r:id="rIdjxoaevrpgeztfh5ug7ssn">
+            <w:hyperlink w:history="1" r:id="rIdbm7f7iqgzrvdlmcyz8_0o">
               <w:r>
                 <w:rPr>
                   <w:rFonts w:ascii="Arial" w:cs="Arial" w:eastAsia="Arial" w:hAnsi="Arial"/>
@@ -20542,7 +20542,7 @@
             <w:pPr>
               <w:spacing w:after="20" w:before="0"/>
             </w:pPr>
-            <w:hyperlink w:history="1" r:id="rIdq910gkc3u4uw-xk7ulhro">
+            <w:hyperlink w:history="1" r:id="rIdhralafct0w-t2ig84qamn">
               <w:r>
                 <w:rPr>
                   <w:rFonts w:ascii="Arial" w:cs="Arial" w:eastAsia="Arial" w:hAnsi="Arial"/>
@@ -20575,7 +20575,7 @@
               <w:spacing w:after="10" w:before="0"/>
               <w:ind w:left="120"/>
             </w:pPr>
-            <w:hyperlink w:history="1" r:id="rId1npw03ql21sfnpj6nobwq">
+            <w:hyperlink w:history="1" r:id="rIdlrej5njgnxsyonpjvsmnr">
               <w:r>
                 <w:rPr>
                   <w:rFonts w:ascii="Arial" w:cs="Arial" w:eastAsia="Arial" w:hAnsi="Arial"/>
@@ -20620,7 +20620,7 @@
             <w:pPr>
               <w:spacing w:after="20" w:before="0"/>
             </w:pPr>
-            <w:hyperlink w:history="1" r:id="rIdlcoy1kkmusrij4v3jpht0">
+            <w:hyperlink w:history="1" r:id="rIdvo5qiqzd7rdnbyl_ftpfl">
               <w:r>
                 <w:rPr>
                   <w:rFonts w:ascii="Arial" w:cs="Arial" w:eastAsia="Arial" w:hAnsi="Arial"/>
@@ -20669,7 +20669,7 @@
               <w:spacing w:after="10" w:before="0"/>
               <w:ind w:left="120"/>
             </w:pPr>
-            <w:hyperlink w:history="1" r:id="rIdx9sb9voi7gzn48ytl7ra7">
+            <w:hyperlink w:history="1" r:id="rIdqstrfdxpldeandrh47ahu">
               <w:r>
                 <w:rPr>
                   <w:rFonts w:ascii="Arial" w:cs="Arial" w:eastAsia="Arial" w:hAnsi="Arial"/>
@@ -21274,7 +21274,7 @@
         </w:rPr>
         <w:t xml:space="preserve">© 2026 SeaVuria and ARES. Aligned with KICD objectives. Developed by SeaVuria; technical implementation by ARES (with AI assistance from Claude). Licensed under </w:t>
       </w:r>
-      <w:hyperlink w:history="1" r:id="rId20p2t12ns2tocx1zohz9e">
+      <w:hyperlink w:history="1" r:id="rIdmnip-pga_s5vrafu80ffz">
         <w:r>
           <w:rPr>
             <w:rFonts w:ascii="Arial" w:cs="Arial" w:eastAsia="Arial" w:hAnsi="Arial"/>
@@ -21295,7 +21295,7 @@
         </w:rPr>
         <w:t xml:space="preserve"> (</w:t>
       </w:r>
-      <w:hyperlink w:history="1" r:id="rIdupnk6zgmdbuy-yh898_hm">
+      <w:hyperlink w:history="1" r:id="rIdgndjdwhg0yy_tqcd5ywd0">
         <w:r>
           <w:rPr>
             <w:rFonts w:ascii="Arial" w:cs="Arial" w:eastAsia="Arial" w:hAnsi="Arial"/>
@@ -22335,7 +22335,7 @@
             <w:pPr>
               <w:spacing w:after="20" w:before="0"/>
             </w:pPr>
-            <w:hyperlink w:history="1" r:id="rIdxuepcrqdylklfbed94aah">
+            <w:hyperlink w:history="1" r:id="rIdszijrun7arvxrakfjla75">
               <w:r>
                 <w:rPr>
                   <w:rFonts w:ascii="Arial" w:cs="Arial" w:eastAsia="Arial" w:hAnsi="Arial"/>
@@ -22384,7 +22384,7 @@
               <w:spacing w:after="10" w:before="0"/>
               <w:ind w:left="120"/>
             </w:pPr>
-            <w:hyperlink w:history="1" r:id="rId2z7eeoaficooo1w4swjyt">
+            <w:hyperlink w:history="1" r:id="rIdzgn0xxydoyrsjulpj0tsu">
               <w:r>
                 <w:rPr>
                   <w:rFonts w:ascii="Arial" w:cs="Arial" w:eastAsia="Arial" w:hAnsi="Arial"/>
@@ -22429,7 +22429,7 @@
             <w:pPr>
               <w:spacing w:after="20" w:before="0"/>
             </w:pPr>
-            <w:hyperlink w:history="1" r:id="rIdj19osvullcgqkq9gp4sdc">
+            <w:hyperlink w:history="1" r:id="rIdv1kjqh0bnric1qhvixyxc">
               <w:r>
                 <w:rPr>
                   <w:rFonts w:ascii="Arial" w:cs="Arial" w:eastAsia="Arial" w:hAnsi="Arial"/>
@@ -22462,7 +22462,7 @@
               <w:spacing w:after="10" w:before="0"/>
               <w:ind w:left="120"/>
             </w:pPr>
-            <w:hyperlink w:history="1" r:id="rIdp2gi5jbvviq43mnriisxo">
+            <w:hyperlink w:history="1" r:id="rIdsdoyof4f5bk9vxdcn7-t6">
               <w:r>
                 <w:rPr>
                   <w:rFonts w:ascii="Arial" w:cs="Arial" w:eastAsia="Arial" w:hAnsi="Arial"/>
@@ -22662,7 +22662,7 @@
             <w:pPr>
               <w:spacing w:after="20" w:before="0"/>
             </w:pPr>
-            <w:hyperlink w:history="1" r:id="rId5f7rkwwbmc13kktz9xhsd">
+            <w:hyperlink w:history="1" r:id="rIddim8tndd4sip-vrj84a5f">
               <w:r>
                 <w:rPr>
                   <w:rFonts w:ascii="Arial" w:cs="Arial" w:eastAsia="Arial" w:hAnsi="Arial"/>
@@ -22711,7 +22711,7 @@
               <w:spacing w:after="10" w:before="0"/>
               <w:ind w:left="120"/>
             </w:pPr>
-            <w:hyperlink w:history="1" r:id="rIdt1e2rbvp6wdfxxuk4voae">
+            <w:hyperlink w:history="1" r:id="rIdh6wlhdbd8lsie1lki-ym4">
               <w:r>
                 <w:rPr>
                   <w:rFonts w:ascii="Arial" w:cs="Arial" w:eastAsia="Arial" w:hAnsi="Arial"/>
@@ -22756,7 +22756,7 @@
             <w:pPr>
               <w:spacing w:after="20" w:before="0"/>
             </w:pPr>
-            <w:hyperlink w:history="1" r:id="rIdroizjlg-amjpkhymxyfpc">
+            <w:hyperlink w:history="1" r:id="rIds2xngnbk7vq9yq0tuaf2o">
               <w:r>
                 <w:rPr>
                   <w:rFonts w:ascii="Arial" w:cs="Arial" w:eastAsia="Arial" w:hAnsi="Arial"/>
@@ -22789,7 +22789,7 @@
               <w:spacing w:after="10" w:before="0"/>
               <w:ind w:left="120"/>
             </w:pPr>
-            <w:hyperlink w:history="1" r:id="rIdfvywcpl7hffepumtuiv_g">
+            <w:hyperlink w:history="1" r:id="rIdlp4vmn58fubedg3fv5ouv">
               <w:r>
                 <w:rPr>
                   <w:rFonts w:ascii="Arial" w:cs="Arial" w:eastAsia="Arial" w:hAnsi="Arial"/>
@@ -22989,7 +22989,7 @@
             <w:pPr>
               <w:spacing w:after="20" w:before="0"/>
             </w:pPr>
-            <w:hyperlink w:history="1" r:id="rId2npk2dtqco6vsqwr2bedt">
+            <w:hyperlink w:history="1" r:id="rIdiu-0wqx1z4-mh8k_8jco3">
               <w:r>
                 <w:rPr>
                   <w:rFonts w:ascii="Arial" w:cs="Arial" w:eastAsia="Arial" w:hAnsi="Arial"/>
@@ -23038,7 +23038,7 @@
               <w:spacing w:after="10" w:before="0"/>
               <w:ind w:left="120"/>
             </w:pPr>
-            <w:hyperlink w:history="1" r:id="rIdunpm08k8hsr9qq0dp__w4">
+            <w:hyperlink w:history="1" r:id="rId8wfpnuva_asnawduafilb">
               <w:r>
                 <w:rPr>
                   <w:rFonts w:ascii="Arial" w:cs="Arial" w:eastAsia="Arial" w:hAnsi="Arial"/>
@@ -23083,7 +23083,7 @@
             <w:pPr>
               <w:spacing w:after="20" w:before="0"/>
             </w:pPr>
-            <w:hyperlink w:history="1" r:id="rId54c0hgjwirw25svfdqy_f">
+            <w:hyperlink w:history="1" r:id="rIdxbyqhtqas6z_wlekv286j">
               <w:r>
                 <w:rPr>
                   <w:rFonts w:ascii="Arial" w:cs="Arial" w:eastAsia="Arial" w:hAnsi="Arial"/>
@@ -23116,7 +23116,7 @@
               <w:spacing w:after="10" w:before="0"/>
               <w:ind w:left="120"/>
             </w:pPr>
-            <w:hyperlink w:history="1" r:id="rIdg4yc4bqe1prmeaaxs_tyd">
+            <w:hyperlink w:history="1" r:id="rIdyuopahnhqg2hy2sxvxouo">
               <w:r>
                 <w:rPr>
                   <w:rFonts w:ascii="Arial" w:cs="Arial" w:eastAsia="Arial" w:hAnsi="Arial"/>
@@ -23316,7 +23316,7 @@
             <w:pPr>
               <w:spacing w:after="20" w:before="0"/>
             </w:pPr>
-            <w:hyperlink w:history="1" r:id="rIdjctes-svdtg00af_dpuev">
+            <w:hyperlink w:history="1" r:id="rIdcrzjbbywxwxgkmparxe1c">
               <w:r>
                 <w:rPr>
                   <w:rFonts w:ascii="Arial" w:cs="Arial" w:eastAsia="Arial" w:hAnsi="Arial"/>
@@ -23365,7 +23365,7 @@
               <w:spacing w:after="10" w:before="0"/>
               <w:ind w:left="120"/>
             </w:pPr>
-            <w:hyperlink w:history="1" r:id="rIdyehwhv7g0zp1ws7erxs2u">
+            <w:hyperlink w:history="1" r:id="rId3qm7nvxfaqrfahagcumh1">
               <w:r>
                 <w:rPr>
                   <w:rFonts w:ascii="Arial" w:cs="Arial" w:eastAsia="Arial" w:hAnsi="Arial"/>
@@ -23410,7 +23410,7 @@
             <w:pPr>
               <w:spacing w:after="20" w:before="0"/>
             </w:pPr>
-            <w:hyperlink w:history="1" r:id="rId__qldvsak0apk_ybnw8bs">
+            <w:hyperlink w:history="1" r:id="rIdl195wwtypxmd3ydlfjogz">
               <w:r>
                 <w:rPr>
                   <w:rFonts w:ascii="Arial" w:cs="Arial" w:eastAsia="Arial" w:hAnsi="Arial"/>
@@ -23443,7 +23443,7 @@
               <w:spacing w:after="10" w:before="0"/>
               <w:ind w:left="120"/>
             </w:pPr>
-            <w:hyperlink w:history="1" r:id="rIdhq594cb-ialz-cf-cligq">
+            <w:hyperlink w:history="1" r:id="rIdafdxsdclqlabcpsiamm0g">
               <w:r>
                 <w:rPr>
                   <w:rFonts w:ascii="Arial" w:cs="Arial" w:eastAsia="Arial" w:hAnsi="Arial"/>
@@ -23643,7 +23643,7 @@
             <w:pPr>
               <w:spacing w:after="20" w:before="0"/>
             </w:pPr>
-            <w:hyperlink w:history="1" r:id="rIdx_wbmvtainkw5ntf5xyhu">
+            <w:hyperlink w:history="1" r:id="rId_arldcrnn44x065brm9iu">
               <w:r>
                 <w:rPr>
                   <w:rFonts w:ascii="Arial" w:cs="Arial" w:eastAsia="Arial" w:hAnsi="Arial"/>
@@ -23692,7 +23692,7 @@
               <w:spacing w:after="10" w:before="0"/>
               <w:ind w:left="120"/>
             </w:pPr>
-            <w:hyperlink w:history="1" r:id="rIddnesdym_rhrwenh3a50yo">
+            <w:hyperlink w:history="1" r:id="rIdt7oosqcblgspvhgpf_6dr">
               <w:r>
                 <w:rPr>
                   <w:rFonts w:ascii="Arial" w:cs="Arial" w:eastAsia="Arial" w:hAnsi="Arial"/>
@@ -23737,7 +23737,7 @@
             <w:pPr>
               <w:spacing w:after="20" w:before="0"/>
             </w:pPr>
-            <w:hyperlink w:history="1" r:id="rIdmorffrih_aq7gbiwxs3v5">
+            <w:hyperlink w:history="1" r:id="rIdlbajcwajjnb82yjxcxgms">
               <w:r>
                 <w:rPr>
                   <w:rFonts w:ascii="Arial" w:cs="Arial" w:eastAsia="Arial" w:hAnsi="Arial"/>
@@ -23770,7 +23770,7 @@
               <w:spacing w:after="10" w:before="0"/>
               <w:ind w:left="120"/>
             </w:pPr>
-            <w:hyperlink w:history="1" r:id="rIdhdd-hk-rvxtzizfwubkdd">
+            <w:hyperlink w:history="1" r:id="rIdtvzyepccleeukzinyg2eo">
               <w:r>
                 <w:rPr>
                   <w:rFonts w:ascii="Arial" w:cs="Arial" w:eastAsia="Arial" w:hAnsi="Arial"/>
@@ -24295,7 +24295,7 @@
         </w:rPr>
         <w:t xml:space="preserve">© 2026 SeaVuria and ARES. Aligned with KICD objectives. Developed by SeaVuria; technical implementation by ARES (with AI assistance from Claude). Licensed under </w:t>
       </w:r>
-      <w:hyperlink w:history="1" r:id="rId6agqfctbuypj2vd1aojqz">
+      <w:hyperlink w:history="1" r:id="rIdsrbd3zpu3ihluhbtqdveh">
         <w:r>
           <w:rPr>
             <w:rFonts w:ascii="Arial" w:cs="Arial" w:eastAsia="Arial" w:hAnsi="Arial"/>
@@ -24316,7 +24316,7 @@
         </w:rPr>
         <w:t xml:space="preserve"> (</w:t>
       </w:r>
-      <w:hyperlink w:history="1" r:id="rId3yrl2v76di-z-ug5rsoab">
+      <w:hyperlink w:history="1" r:id="rIded-rxxpjqjkyzb9fzbuy1">
         <w:r>
           <w:rPr>
             <w:rFonts w:ascii="Arial" w:cs="Arial" w:eastAsia="Arial" w:hAnsi="Arial"/>
@@ -25356,7 +25356,7 @@
             <w:pPr>
               <w:spacing w:after="20" w:before="0"/>
             </w:pPr>
-            <w:hyperlink w:history="1" r:id="rId1viwmwxdjnbn8xs7srisu">
+            <w:hyperlink w:history="1" r:id="rIdnk2s1kx-tjo88eutuxgdp">
               <w:r>
                 <w:rPr>
                   <w:rFonts w:ascii="Arial" w:cs="Arial" w:eastAsia="Arial" w:hAnsi="Arial"/>
@@ -25389,7 +25389,7 @@
               <w:spacing w:after="10" w:before="0"/>
               <w:ind w:left="120"/>
             </w:pPr>
-            <w:hyperlink w:history="1" r:id="rIdcjqxr9jmnohcdaeedzedb">
+            <w:hyperlink w:history="1" r:id="rId3rwg1fw5pb0oac1gkftix">
               <w:r>
                 <w:rPr>
                   <w:rFonts w:ascii="Arial" w:cs="Arial" w:eastAsia="Arial" w:hAnsi="Arial"/>
@@ -25434,7 +25434,7 @@
             <w:pPr>
               <w:spacing w:after="20" w:before="0"/>
             </w:pPr>
-            <w:hyperlink w:history="1" r:id="rIdrpd80jaoovnpgnjt8ijtp">
+            <w:hyperlink w:history="1" r:id="rIdsodb-4ohxz9ozzuagcdde">
               <w:r>
                 <w:rPr>
                   <w:rFonts w:ascii="Arial" w:cs="Arial" w:eastAsia="Arial" w:hAnsi="Arial"/>
@@ -25467,7 +25467,7 @@
               <w:spacing w:after="10" w:before="0"/>
               <w:ind w:left="120"/>
             </w:pPr>
-            <w:hyperlink w:history="1" r:id="rIdspwtnzkyychwutpbkjp_2">
+            <w:hyperlink w:history="1" r:id="rId_yblsrtljtvo5qhpqbt-9">
               <w:r>
                 <w:rPr>
                   <w:rFonts w:ascii="Arial" w:cs="Arial" w:eastAsia="Arial" w:hAnsi="Arial"/>
@@ -25667,7 +25667,7 @@
             <w:pPr>
               <w:spacing w:after="20" w:before="0"/>
             </w:pPr>
-            <w:hyperlink w:history="1" r:id="rIdgw0twklsr13i0x0yt282t">
+            <w:hyperlink w:history="1" r:id="rIdjghhulhdq-81niw5vdgar">
               <w:r>
                 <w:rPr>
                   <w:rFonts w:ascii="Arial" w:cs="Arial" w:eastAsia="Arial" w:hAnsi="Arial"/>
@@ -25700,7 +25700,7 @@
               <w:spacing w:after="10" w:before="0"/>
               <w:ind w:left="120"/>
             </w:pPr>
-            <w:hyperlink w:history="1" r:id="rIdw5dgi0x9b9btpfqcsu15f">
+            <w:hyperlink w:history="1" r:id="rId6-4nu59ibowsbjrk2adog">
               <w:r>
                 <w:rPr>
                   <w:rFonts w:ascii="Arial" w:cs="Arial" w:eastAsia="Arial" w:hAnsi="Arial"/>
@@ -25745,7 +25745,7 @@
             <w:pPr>
               <w:spacing w:after="20" w:before="0"/>
             </w:pPr>
-            <w:hyperlink w:history="1" r:id="rIdimkl3a11dfp0ungirbatm">
+            <w:hyperlink w:history="1" r:id="rIded6havtrgsibiv6dxynss">
               <w:r>
                 <w:rPr>
                   <w:rFonts w:ascii="Arial" w:cs="Arial" w:eastAsia="Arial" w:hAnsi="Arial"/>
@@ -25778,7 +25778,7 @@
               <w:spacing w:after="10" w:before="0"/>
               <w:ind w:left="120"/>
             </w:pPr>
-            <w:hyperlink w:history="1" r:id="rIdslrmps0nwnlscfv7pr7vq">
+            <w:hyperlink w:history="1" r:id="rId5zl-ie9p-mv8pu3ssbf-c">
               <w:r>
                 <w:rPr>
                   <w:rFonts w:ascii="Arial" w:cs="Arial" w:eastAsia="Arial" w:hAnsi="Arial"/>
@@ -25978,7 +25978,7 @@
             <w:pPr>
               <w:spacing w:after="20" w:before="0"/>
             </w:pPr>
-            <w:hyperlink w:history="1" r:id="rIdf3mv6vb2swjt3lqvotlkl">
+            <w:hyperlink w:history="1" r:id="rIdp5iblquyephg5tecjvhjq">
               <w:r>
                 <w:rPr>
                   <w:rFonts w:ascii="Arial" w:cs="Arial" w:eastAsia="Arial" w:hAnsi="Arial"/>
@@ -26011,7 +26011,7 @@
               <w:spacing w:after="10" w:before="0"/>
               <w:ind w:left="120"/>
             </w:pPr>
-            <w:hyperlink w:history="1" r:id="rIde4gsnu2jhnhyjxvvx8iv_">
+            <w:hyperlink w:history="1" r:id="rIdg16zaqmnz3cw5jyxdfjcc">
               <w:r>
                 <w:rPr>
                   <w:rFonts w:ascii="Arial" w:cs="Arial" w:eastAsia="Arial" w:hAnsi="Arial"/>
@@ -26056,7 +26056,7 @@
             <w:pPr>
               <w:spacing w:after="20" w:before="0"/>
             </w:pPr>
-            <w:hyperlink w:history="1" r:id="rIdwcikyhctqutpsnma2qkhj">
+            <w:hyperlink w:history="1" r:id="rIdiug0z1qaytjyjjycvrrf8">
               <w:r>
                 <w:rPr>
                   <w:rFonts w:ascii="Arial" w:cs="Arial" w:eastAsia="Arial" w:hAnsi="Arial"/>
@@ -26089,7 +26089,7 @@
               <w:spacing w:after="10" w:before="0"/>
               <w:ind w:left="120"/>
             </w:pPr>
-            <w:hyperlink w:history="1" r:id="rIdzm7p0ccrbsaidxsqv8w4w">
+            <w:hyperlink w:history="1" r:id="rIdm937s02zr5xzf_irqwfnf">
               <w:r>
                 <w:rPr>
                   <w:rFonts w:ascii="Arial" w:cs="Arial" w:eastAsia="Arial" w:hAnsi="Arial"/>
@@ -26289,7 +26289,7 @@
             <w:pPr>
               <w:spacing w:after="20" w:before="0"/>
             </w:pPr>
-            <w:hyperlink w:history="1" r:id="rIdetzfokxhyor8_2wsryfsn">
+            <w:hyperlink w:history="1" r:id="rIdg-w55ko1owmehw3g9uyzw">
               <w:r>
                 <w:rPr>
                   <w:rFonts w:ascii="Arial" w:cs="Arial" w:eastAsia="Arial" w:hAnsi="Arial"/>
@@ -26322,7 +26322,7 @@
               <w:spacing w:after="10" w:before="0"/>
               <w:ind w:left="120"/>
             </w:pPr>
-            <w:hyperlink w:history="1" r:id="rIdr47v5k8-2ptbrla9bapn6">
+            <w:hyperlink w:history="1" r:id="rIdxhln9on7gv-utzukteti6">
               <w:r>
                 <w:rPr>
                   <w:rFonts w:ascii="Arial" w:cs="Arial" w:eastAsia="Arial" w:hAnsi="Arial"/>
@@ -26367,7 +26367,7 @@
             <w:pPr>
               <w:spacing w:after="20" w:before="0"/>
             </w:pPr>
-            <w:hyperlink w:history="1" r:id="rIdt45op6chtjvjchgmdpeic">
+            <w:hyperlink w:history="1" r:id="rIdl1h0cvnpzvozp_krdytel">
               <w:r>
                 <w:rPr>
                   <w:rFonts w:ascii="Arial" w:cs="Arial" w:eastAsia="Arial" w:hAnsi="Arial"/>
@@ -26400,7 +26400,7 @@
               <w:spacing w:after="10" w:before="0"/>
               <w:ind w:left="120"/>
             </w:pPr>
-            <w:hyperlink w:history="1" r:id="rId-ksqg7yx0ulw-ehe-phfr">
+            <w:hyperlink w:history="1" r:id="rIdt1wwyzfjryuwyehle7dch">
               <w:r>
                 <w:rPr>
                   <w:rFonts w:ascii="Arial" w:cs="Arial" w:eastAsia="Arial" w:hAnsi="Arial"/>
@@ -26600,7 +26600,7 @@
             <w:pPr>
               <w:spacing w:after="20" w:before="0"/>
             </w:pPr>
-            <w:hyperlink w:history="1" r:id="rIdmh78_tqoyfop9iyqvipoj">
+            <w:hyperlink w:history="1" r:id="rId9apyt5aahuq5psg_pn4ug">
               <w:r>
                 <w:rPr>
                   <w:rFonts w:ascii="Arial" w:cs="Arial" w:eastAsia="Arial" w:hAnsi="Arial"/>
@@ -26649,7 +26649,7 @@
               <w:spacing w:after="10" w:before="0"/>
               <w:ind w:left="120"/>
             </w:pPr>
-            <w:hyperlink w:history="1" r:id="rIdwbpobvuvzq5cb7vbme80l">
+            <w:hyperlink w:history="1" r:id="rIdb9rox8xhwjqbg_kvha3h2">
               <w:r>
                 <w:rPr>
                   <w:rFonts w:ascii="Arial" w:cs="Arial" w:eastAsia="Arial" w:hAnsi="Arial"/>
@@ -26694,7 +26694,7 @@
             <w:pPr>
               <w:spacing w:after="20" w:before="0"/>
             </w:pPr>
-            <w:hyperlink w:history="1" r:id="rIdityqbycoypwycbgjjtjop">
+            <w:hyperlink w:history="1" r:id="rIddfvwve_onoescuxl6kgkf">
               <w:r>
                 <w:rPr>
                   <w:rFonts w:ascii="Arial" w:cs="Arial" w:eastAsia="Arial" w:hAnsi="Arial"/>
@@ -26743,7 +26743,7 @@
               <w:spacing w:after="10" w:before="0"/>
               <w:ind w:left="120"/>
             </w:pPr>
-            <w:hyperlink w:history="1" r:id="rIdujjv4qio3_wc_5u-acdwi">
+            <w:hyperlink w:history="1" r:id="rIdkkj795zo0ihekazrxxznm">
               <w:r>
                 <w:rPr>
                   <w:rFonts w:ascii="Arial" w:cs="Arial" w:eastAsia="Arial" w:hAnsi="Arial"/>
@@ -27268,7 +27268,7 @@
         </w:rPr>
         <w:t xml:space="preserve">© 2026 SeaVuria and ARES. Aligned with KICD objectives. Developed by SeaVuria; technical implementation by ARES (with AI assistance from Claude). Licensed under </w:t>
       </w:r>
-      <w:hyperlink w:history="1" r:id="rIde0zgfxxvooeeqox4qgqay">
+      <w:hyperlink w:history="1" r:id="rIdcvna13oxvmihqtydwmz64">
         <w:r>
           <w:rPr>
             <w:rFonts w:ascii="Arial" w:cs="Arial" w:eastAsia="Arial" w:hAnsi="Arial"/>
@@ -27289,7 +27289,7 @@
         </w:rPr>
         <w:t xml:space="preserve"> (</w:t>
       </w:r>
-      <w:hyperlink w:history="1" r:id="rIdsuyz3o_wljlz16mvnnkib">
+      <w:hyperlink w:history="1" r:id="rIdyzmhicpoo-9beyyrfldm3">
         <w:r>
           <w:rPr>
             <w:rFonts w:ascii="Arial" w:cs="Arial" w:eastAsia="Arial" w:hAnsi="Arial"/>
